--- a/Курс 3/Архитектура ЭВМ/Курисовая/Кринкин_РПЗ.docx
+++ b/Курс 3/Архитектура ЭВМ/Курисовая/Кринкин_РПЗ.docx
@@ -36,6 +36,71 @@
       <w:bookmarkEnd w:id="0"/>
     </w:p>
     <w:p>
+      <w:r>
+        <w:rPr>
+          <w:highlight w:val="yellow"/>
+        </w:rPr>
+        <w:t>Данную</w:t>
+      </w:r>
+      <w:r>
+        <w:t xml:space="preserve"> курсовую работу по дисциплине «Организация и архитектура ЭВМ и вычислительных систем» на тему «Проектирование схемотехнического устройства» выполнил студент группы 1ПИб-02-</w:t>
+      </w:r>
+      <w:r>
+        <w:rPr>
+          <w:lang w:val="ru-RU"/>
+        </w:rPr>
+        <w:t>2</w:t>
+      </w:r>
+      <w:r>
+        <w:t>оп-2</w:t>
+      </w:r>
+      <w:r>
+        <w:rPr>
+          <w:lang w:val="ru-RU"/>
+        </w:rPr>
+        <w:t>3</w:t>
+      </w:r>
+      <w:r>
+        <w:t xml:space="preserve"> Института информационных технологий Череповецкого государственного университета </w:t>
+      </w:r>
+      <w:r>
+        <w:rPr>
+          <w:lang w:val="ru-RU"/>
+        </w:rPr>
+        <w:t>Кринкин Олег Алексеевич</w:t>
+      </w:r>
+      <w:r>
+        <w:t>.</w:t>
+      </w:r>
+    </w:p>
+    <w:p>
+      <w:r>
+        <w:t>Целью курсовой работы является разработка схемотехнического устройства «</w:t>
+      </w:r>
+      <w:r>
+        <w:rPr>
+          <w:lang w:val="ru-RU"/>
+        </w:rPr>
+        <w:t>Двухкнопочная клавиатура</w:t>
+      </w:r>
+      <w:r>
+        <w:t xml:space="preserve">» и его программного обеспечения. </w:t>
+      </w:r>
+    </w:p>
+    <w:p>
+      <w:pPr>
+        <w:rPr>
+          <w:lang w:val="ru-RU"/>
+        </w:rPr>
+      </w:pPr>
+      <w:r>
+        <w:t>Р</w:t>
+      </w:r>
+      <w:r>
+        <w:t>асчетно-пояснительная записка содержит описание предметной области, проектирования устройства и его программного обеспечения, результаты тестирования, а также техническое задание (прил. 1), текст программы (прил. 2) и руководство пользователя (прил. 3).</w:t>
+      </w:r>
+    </w:p>
+    <w:p>
       <w:pPr>
         <w:spacing w:after="160" w:line="278" w:lineRule="auto"/>
         <w:ind w:firstLine="0"/>
@@ -54,7 +119,14 @@
     <w:sdt>
       <w:sdtPr>
         <w:rPr>
-          <w:lang w:val="ru-RU"/>
+          <w:rFonts w:ascii="Times New Roman" w:eastAsiaTheme="minorHAnsi" w:hAnsi="Times New Roman" w:cstheme="minorBidi"/>
+          <w:b w:val="0"/>
+          <w:bCs w:val="0"/>
+          <w:color w:val="auto"/>
+          <w:kern w:val="2"/>
+          <w:szCs w:val="24"/>
+          <w:lang w:val="ru-RU" w:eastAsia="en-US"/>
+          <w14:ligatures w14:val="standardContextual"/>
         </w:rPr>
         <w:id w:val="-1320649420"/>
         <w:docPartObj>
@@ -64,13 +136,8 @@
       </w:sdtPr>
       <w:sdtEndPr>
         <w:rPr>
-          <w:rFonts w:ascii="Times New Roman" w:eastAsiaTheme="minorHAnsi" w:hAnsi="Times New Roman" w:cstheme="minorBidi"/>
           <w:noProof/>
-          <w:color w:val="auto"/>
-          <w:kern w:val="2"/>
-          <w:szCs w:val="24"/>
-          <w:lang w:val="ru-US" w:eastAsia="en-US"/>
-          <w14:ligatures w14:val="standardContextual"/>
+          <w:lang w:val="ru-US"/>
         </w:rPr>
       </w:sdtEndPr>
       <w:sdtContent>
@@ -1898,6 +1965,13 @@
     </w:p>
     <w:p>
       <w:pPr>
+        <w:rPr>
+          <w:lang w:val="ru-RU"/>
+        </w:rPr>
+      </w:pPr>
+    </w:p>
+    <w:p>
+      <w:pPr>
         <w:spacing w:after="160" w:line="278" w:lineRule="auto"/>
         <w:ind w:firstLine="0"/>
         <w:jc w:val="left"/>
@@ -1997,9 +2071,309 @@
     <w:p>
       <w:pPr>
         <w:rPr>
+          <w:lang w:val="ru-RU"/>
+        </w:rPr>
+      </w:pPr>
+      <w:r>
+        <w:rPr>
+          <w:lang w:val="ru-RU"/>
+        </w:rPr>
+        <w:t>Схемотехническое устройство представляет собой устройства ввода – клавиатуру, состоящую всего из двух кнопок и дисплея.</w:t>
+      </w:r>
+    </w:p>
+    <w:p>
+      <w:pPr>
+        <w:rPr>
+          <w:lang w:val="ru-RU"/>
+        </w:rPr>
+      </w:pPr>
+      <w:r>
+        <w:rPr>
+          <w:lang w:val="ru-RU"/>
+        </w:rPr>
+        <w:t xml:space="preserve">Устройство поддерживает 3 режима работы: ввод одного символа, пара сочетаний клавиш </w:t>
+      </w:r>
+      <w:r>
+        <w:rPr>
+          <w:i/>
+          <w:iCs/>
           <w:lang w:val="en-US"/>
         </w:rPr>
-      </w:pPr>
+        <w:t>ctrl</w:t>
+      </w:r>
+      <w:r>
+        <w:rPr>
+          <w:i/>
+          <w:iCs/>
+          <w:lang w:val="ru-RU"/>
+        </w:rPr>
+        <w:t>+</w:t>
+      </w:r>
+      <w:r>
+        <w:rPr>
+          <w:i/>
+          <w:iCs/>
+          <w:lang w:val="en-US"/>
+        </w:rPr>
+        <w:t>c</w:t>
+      </w:r>
+      <w:r>
+        <w:rPr>
+          <w:lang w:val="ru-RU"/>
+        </w:rPr>
+        <w:t xml:space="preserve"> </w:t>
+      </w:r>
+      <w:r>
+        <w:rPr>
+          <w:lang w:val="ru-RU"/>
+        </w:rPr>
+        <w:t xml:space="preserve">и </w:t>
+      </w:r>
+      <w:r>
+        <w:rPr>
+          <w:i/>
+          <w:iCs/>
+          <w:lang w:val="en-US"/>
+        </w:rPr>
+        <w:t>ctrl</w:t>
+      </w:r>
+      <w:r>
+        <w:rPr>
+          <w:i/>
+          <w:iCs/>
+          <w:lang w:val="ru-RU"/>
+        </w:rPr>
+        <w:t>+</w:t>
+      </w:r>
+      <w:r>
+        <w:rPr>
+          <w:i/>
+          <w:iCs/>
+          <w:lang w:val="en-US"/>
+        </w:rPr>
+        <w:t>v</w:t>
+      </w:r>
+      <w:r>
+        <w:rPr>
+          <w:lang w:val="ru-RU"/>
+        </w:rPr>
+        <w:t>, имитация работы мыши с быстро нажимаемыми клавишами.</w:t>
+      </w:r>
+    </w:p>
+    <w:p>
+      <w:pPr>
+        <w:rPr>
+          <w:lang w:val="ru-RU"/>
+        </w:rPr>
+      </w:pPr>
+      <w:r>
+        <w:rPr>
+          <w:lang w:val="ru-RU"/>
+        </w:rPr>
+        <w:t xml:space="preserve">В режиме ввода одного символа пользователю предоставляется возможность ввести в компьютер один символ, что будет имитировать нажатие клавиши клавиатуры. Две кнопки клавиатуры интерпретируются как кнопка «нажатие» и кнопка «далее». Кнопка «нажатие» оправляет указанный на дисплее символ в компьютер по шине </w:t>
+      </w:r>
+      <w:r>
+        <w:rPr>
+          <w:lang w:val="en-US"/>
+        </w:rPr>
+        <w:t>USB</w:t>
+      </w:r>
+      <w:r>
+        <w:rPr>
+          <w:lang w:val="ru-RU"/>
+        </w:rPr>
+        <w:t>. Кнопка «далее» переключает отображаемый и оправляемый символ.</w:t>
+      </w:r>
+    </w:p>
+    <w:p>
+      <w:pPr>
+        <w:rPr>
+          <w:lang w:val="ru-RU"/>
+        </w:rPr>
+      </w:pPr>
+      <w:r>
+        <w:rPr>
+          <w:lang w:val="ru-RU"/>
+        </w:rPr>
+        <w:t xml:space="preserve">В режиме пары сочетаний клавиш </w:t>
+      </w:r>
+      <w:r>
+        <w:rPr>
+          <w:i/>
+          <w:iCs/>
+          <w:lang w:val="en-US"/>
+        </w:rPr>
+        <w:t>ctrl</w:t>
+      </w:r>
+      <w:r>
+        <w:rPr>
+          <w:i/>
+          <w:iCs/>
+          <w:lang w:val="ru-RU"/>
+        </w:rPr>
+        <w:t>+</w:t>
+      </w:r>
+      <w:r>
+        <w:rPr>
+          <w:i/>
+          <w:iCs/>
+          <w:lang w:val="en-US"/>
+        </w:rPr>
+        <w:t>c</w:t>
+      </w:r>
+      <w:r>
+        <w:rPr>
+          <w:lang w:val="ru-RU"/>
+        </w:rPr>
+        <w:t xml:space="preserve"> </w:t>
+      </w:r>
+      <w:r>
+        <w:rPr>
+          <w:lang w:val="ru-RU"/>
+        </w:rPr>
+        <w:t xml:space="preserve">и </w:t>
+      </w:r>
+      <w:r>
+        <w:rPr>
+          <w:i/>
+          <w:iCs/>
+          <w:lang w:val="en-US"/>
+        </w:rPr>
+        <w:t>ctrl</w:t>
+      </w:r>
+      <w:r>
+        <w:rPr>
+          <w:i/>
+          <w:iCs/>
+          <w:lang w:val="ru-RU"/>
+        </w:rPr>
+        <w:t>+</w:t>
+      </w:r>
+      <w:r>
+        <w:rPr>
+          <w:i/>
+          <w:iCs/>
+          <w:lang w:val="en-US"/>
+        </w:rPr>
+        <w:t>v</w:t>
+      </w:r>
+      <w:r>
+        <w:rPr>
+          <w:i/>
+          <w:iCs/>
+          <w:lang w:val="ru-RU"/>
+        </w:rPr>
+        <w:t xml:space="preserve"> </w:t>
+      </w:r>
+      <w:r>
+        <w:rPr>
+          <w:lang w:val="ru-RU"/>
+        </w:rPr>
+        <w:t xml:space="preserve">две клавиши интерпретируются как названная пара сочетаний клавиш (по одному из них для каждой клавиши). </w:t>
+      </w:r>
+      <w:r>
+        <w:rPr>
+          <w:lang w:val="ru-RU"/>
+        </w:rPr>
+        <w:t>В этом режиме на дисплее отображается последнее действие пользователя в виде надписей</w:t>
+      </w:r>
+      <w:r>
+        <w:rPr>
+          <w:lang w:val="ru-RU"/>
+        </w:rPr>
+        <w:t xml:space="preserve"> </w:t>
+      </w:r>
+      <w:r>
+        <w:rPr>
+          <w:lang w:val="en-US"/>
+        </w:rPr>
+        <w:t>Copied</w:t>
+      </w:r>
+      <w:r>
+        <w:rPr>
+          <w:lang w:val="ru-RU"/>
+        </w:rPr>
+        <w:t xml:space="preserve"> (</w:t>
+      </w:r>
+      <w:r>
+        <w:rPr>
+          <w:lang w:val="ru-RU"/>
+        </w:rPr>
+        <w:t>«Скопировано»</w:t>
+      </w:r>
+      <w:r>
+        <w:rPr>
+          <w:lang w:val="ru-RU"/>
+        </w:rPr>
+        <w:t>)</w:t>
+      </w:r>
+      <w:r>
+        <w:rPr>
+          <w:lang w:val="ru-RU"/>
+        </w:rPr>
+        <w:t xml:space="preserve">, </w:t>
+      </w:r>
+      <w:r>
+        <w:rPr>
+          <w:lang w:val="en-US"/>
+        </w:rPr>
+        <w:t>Pasted</w:t>
+      </w:r>
+      <w:r>
+        <w:rPr>
+          <w:lang w:val="ru-RU"/>
+        </w:rPr>
+        <w:t xml:space="preserve"> (</w:t>
+      </w:r>
+      <w:r>
+        <w:rPr>
+          <w:lang w:val="ru-RU"/>
+        </w:rPr>
+        <w:t>«Вставлено»</w:t>
+      </w:r>
+      <w:r>
+        <w:rPr>
+          <w:lang w:val="ru-RU"/>
+        </w:rPr>
+        <w:t>)</w:t>
+      </w:r>
+      <w:r>
+        <w:rPr>
+          <w:lang w:val="ru-RU"/>
+        </w:rPr>
+        <w:t>.</w:t>
+      </w:r>
+    </w:p>
+    <w:p>
+      <w:pPr>
+        <w:rPr>
+          <w:lang w:val="ru-RU"/>
+        </w:rPr>
+      </w:pPr>
+      <w:r>
+        <w:rPr>
+          <w:lang w:val="ru-RU"/>
+        </w:rPr>
+        <w:t xml:space="preserve">В режиме имитации мыши с быстро нажимаемыми клавишами две кнопки клавиатуры интерпретируются как левая и правая кнопка мыши. При нажатии на одну из кнопок по шине </w:t>
+      </w:r>
+      <w:r>
+        <w:rPr>
+          <w:lang w:val="en-US"/>
+        </w:rPr>
+        <w:t>USB</w:t>
+      </w:r>
+      <w:r>
+        <w:rPr>
+          <w:lang w:val="ru-RU"/>
+        </w:rPr>
+        <w:t xml:space="preserve"> </w:t>
+      </w:r>
+      <w:r>
+        <w:rPr>
+          <w:lang w:val="ru-RU"/>
+        </w:rPr>
+        <w:t>начинает посылаться многократный сигнал о нажатии, имитирующий будто на кнопку настоящей мыши, нажимают большое количество раз. На дисплее при этом отображается лишь сообщение о нахождении в этом режиме.</w:t>
+      </w:r>
     </w:p>
     <w:p>
       <w:pPr>
@@ -2064,6 +2438,599 @@
     </w:p>
     <w:p>
       <w:pPr>
+        <w:rPr>
+          <w:szCs w:val="28"/>
+        </w:rPr>
+      </w:pPr>
+      <w:r>
+        <w:rPr>
+          <w:szCs w:val="28"/>
+        </w:rPr>
+        <w:t xml:space="preserve">Разработка схемотехнического устройства производилась на базе платформы </w:t>
+      </w:r>
+      <w:r>
+        <w:rPr>
+          <w:szCs w:val="28"/>
+          <w:lang w:val="en-US"/>
+        </w:rPr>
+        <w:t>Arduino</w:t>
+      </w:r>
+      <w:r>
+        <w:rPr>
+          <w:szCs w:val="28"/>
+        </w:rPr>
+        <w:t>.</w:t>
+      </w:r>
+    </w:p>
+    <w:p>
+      <w:pPr>
+        <w:rPr>
+          <w:szCs w:val="28"/>
+        </w:rPr>
+      </w:pPr>
+      <w:r>
+        <w:rPr>
+          <w:szCs w:val="28"/>
+        </w:rPr>
+        <w:t xml:space="preserve">Arduino </w:t>
+      </w:r>
+      <w:r>
+        <w:rPr>
+          <w:szCs w:val="28"/>
+        </w:rPr>
+        <w:t>–</w:t>
+      </w:r>
+      <w:r>
+        <w:rPr>
+          <w:szCs w:val="28"/>
+        </w:rPr>
+        <w:t xml:space="preserve"> это открытая платформа для создания электронных проектов, основанная на микроконтроллерах, которая позволяет разрабатывать различные устройства и системы с помощью программирования. Платформа состоит из аппаратной части (платы) и программного обеспечения для написания и загрузки программ</w:t>
+      </w:r>
+      <w:r>
+        <w:rPr>
+          <w:szCs w:val="28"/>
+        </w:rPr>
+        <w:t xml:space="preserve"> [15]</w:t>
+      </w:r>
+      <w:r>
+        <w:rPr>
+          <w:szCs w:val="28"/>
+        </w:rPr>
+        <w:t xml:space="preserve">. </w:t>
+      </w:r>
+    </w:p>
+    <w:p>
+      <w:pPr>
+        <w:rPr>
+          <w:szCs w:val="28"/>
+        </w:rPr>
+      </w:pPr>
+      <w:r>
+        <w:rPr>
+          <w:szCs w:val="28"/>
+        </w:rPr>
+        <w:t>Компоненты, использовавшиеся для создания схемотехнического устройства, представлены в табл. 1</w:t>
+      </w:r>
+    </w:p>
+    <w:p>
+      <w:pPr>
+        <w:jc w:val="right"/>
+        <w:rPr>
+          <w:lang w:val="ru-RU"/>
+        </w:rPr>
+      </w:pPr>
+      <w:r>
+        <w:rPr>
+          <w:lang w:val="ru-RU"/>
+        </w:rPr>
+        <w:t>Таблица 1</w:t>
+      </w:r>
+    </w:p>
+    <w:p>
+      <w:pPr>
+        <w:jc w:val="center"/>
+        <w:rPr>
+          <w:lang w:val="ru-RU"/>
+        </w:rPr>
+      </w:pPr>
+      <w:r>
+        <w:rPr>
+          <w:lang w:val="ru-RU"/>
+        </w:rPr>
+        <w:t>Компоненты схемотехнического устройства</w:t>
+      </w:r>
+    </w:p>
+    <w:tbl>
+      <w:tblPr>
+        <w:tblStyle w:val="af4"/>
+        <w:tblW w:w="0" w:type="auto"/>
+        <w:tblLook w:val="04A0" w:firstRow="1" w:lastRow="0" w:firstColumn="1" w:lastColumn="0" w:noHBand="0" w:noVBand="1"/>
+      </w:tblPr>
+      <w:tblGrid>
+        <w:gridCol w:w="704"/>
+        <w:gridCol w:w="6521"/>
+        <w:gridCol w:w="2403"/>
+      </w:tblGrid>
+      <w:tr>
+        <w:tc>
+          <w:tcPr>
+            <w:tcW w:w="704" w:type="dxa"/>
+          </w:tcPr>
+          <w:p>
+            <w:pPr>
+              <w:ind w:firstLine="0"/>
+              <w:rPr>
+                <w:lang w:val="ru-RU"/>
+              </w:rPr>
+            </w:pPr>
+            <w:r>
+              <w:rPr>
+                <w:lang w:val="ru-RU"/>
+              </w:rPr>
+              <w:t>№</w:t>
+            </w:r>
+          </w:p>
+        </w:tc>
+        <w:tc>
+          <w:tcPr>
+            <w:tcW w:w="6521" w:type="dxa"/>
+          </w:tcPr>
+          <w:p>
+            <w:pPr>
+              <w:ind w:firstLine="0"/>
+              <w:rPr>
+                <w:lang w:val="ru-RU"/>
+              </w:rPr>
+            </w:pPr>
+            <w:r>
+              <w:rPr>
+                <w:lang w:val="ru-RU"/>
+              </w:rPr>
+              <w:t>Наименование компонента</w:t>
+            </w:r>
+          </w:p>
+        </w:tc>
+        <w:tc>
+          <w:tcPr>
+            <w:tcW w:w="2403" w:type="dxa"/>
+          </w:tcPr>
+          <w:p>
+            <w:pPr>
+              <w:ind w:firstLine="0"/>
+              <w:rPr>
+                <w:lang w:val="ru-RU"/>
+              </w:rPr>
+            </w:pPr>
+            <w:r>
+              <w:rPr>
+                <w:lang w:val="ru-RU"/>
+              </w:rPr>
+              <w:t>Количество, шт.</w:t>
+            </w:r>
+          </w:p>
+        </w:tc>
+      </w:tr>
+      <w:tr>
+        <w:tc>
+          <w:tcPr>
+            <w:tcW w:w="704" w:type="dxa"/>
+          </w:tcPr>
+          <w:p>
+            <w:pPr>
+              <w:ind w:firstLine="0"/>
+              <w:rPr>
+                <w:lang w:val="ru-RU"/>
+              </w:rPr>
+            </w:pPr>
+            <w:r>
+              <w:rPr>
+                <w:lang w:val="ru-RU"/>
+              </w:rPr>
+              <w:t>1</w:t>
+            </w:r>
+          </w:p>
+        </w:tc>
+        <w:tc>
+          <w:tcPr>
+            <w:tcW w:w="6521" w:type="dxa"/>
+          </w:tcPr>
+          <w:p>
+            <w:pPr>
+              <w:ind w:firstLine="0"/>
+              <w:rPr>
+                <w:lang w:val="en-US"/>
+              </w:rPr>
+            </w:pPr>
+            <w:r>
+              <w:rPr>
+                <w:lang w:val="ru-RU"/>
+              </w:rPr>
+              <w:t xml:space="preserve">Микроконтроллер </w:t>
+            </w:r>
+            <w:proofErr w:type="spellStart"/>
+            <w:r>
+              <w:rPr>
+                <w:lang w:val="en-US"/>
+              </w:rPr>
+              <w:t>SparkFun</w:t>
+            </w:r>
+            <w:proofErr w:type="spellEnd"/>
+            <w:r>
+              <w:rPr>
+                <w:lang w:val="en-US"/>
+              </w:rPr>
+              <w:t xml:space="preserve"> Pro Micro</w:t>
+            </w:r>
+          </w:p>
+        </w:tc>
+        <w:tc>
+          <w:tcPr>
+            <w:tcW w:w="2403" w:type="dxa"/>
+          </w:tcPr>
+          <w:p>
+            <w:pPr>
+              <w:ind w:firstLine="0"/>
+              <w:rPr>
+                <w:lang w:val="en-US"/>
+              </w:rPr>
+            </w:pPr>
+            <w:r>
+              <w:rPr>
+                <w:lang w:val="en-US"/>
+              </w:rPr>
+              <w:t>1</w:t>
+            </w:r>
+          </w:p>
+        </w:tc>
+      </w:tr>
+      <w:tr>
+        <w:tc>
+          <w:tcPr>
+            <w:tcW w:w="704" w:type="dxa"/>
+          </w:tcPr>
+          <w:p>
+            <w:pPr>
+              <w:ind w:firstLine="0"/>
+              <w:rPr>
+                <w:lang w:val="en-US"/>
+              </w:rPr>
+            </w:pPr>
+            <w:r>
+              <w:rPr>
+                <w:lang w:val="en-US"/>
+              </w:rPr>
+              <w:t>2</w:t>
+            </w:r>
+          </w:p>
+        </w:tc>
+        <w:tc>
+          <w:tcPr>
+            <w:tcW w:w="6521" w:type="dxa"/>
+          </w:tcPr>
+          <w:p>
+            <w:pPr>
+              <w:ind w:firstLine="0"/>
+              <w:rPr>
+                <w:lang w:val="ru-RU"/>
+              </w:rPr>
+            </w:pPr>
+            <w:r>
+              <w:rPr>
+                <w:lang w:val="ru-RU"/>
+              </w:rPr>
+              <w:t>Макетная плата</w:t>
+            </w:r>
+          </w:p>
+        </w:tc>
+        <w:tc>
+          <w:tcPr>
+            <w:tcW w:w="2403" w:type="dxa"/>
+          </w:tcPr>
+          <w:p>
+            <w:pPr>
+              <w:ind w:firstLine="0"/>
+              <w:rPr>
+                <w:lang w:val="ru-RU"/>
+              </w:rPr>
+            </w:pPr>
+            <w:r>
+              <w:rPr>
+                <w:lang w:val="ru-RU"/>
+              </w:rPr>
+              <w:t>1</w:t>
+            </w:r>
+          </w:p>
+        </w:tc>
+      </w:tr>
+      <w:tr>
+        <w:tc>
+          <w:tcPr>
+            <w:tcW w:w="704" w:type="dxa"/>
+          </w:tcPr>
+          <w:p>
+            <w:pPr>
+              <w:ind w:firstLine="0"/>
+              <w:rPr>
+                <w:lang w:val="ru-RU"/>
+              </w:rPr>
+            </w:pPr>
+            <w:r>
+              <w:rPr>
+                <w:lang w:val="ru-RU"/>
+              </w:rPr>
+              <w:t>3</w:t>
+            </w:r>
+          </w:p>
+        </w:tc>
+        <w:tc>
+          <w:tcPr>
+            <w:tcW w:w="6521" w:type="dxa"/>
+          </w:tcPr>
+          <w:p>
+            <w:pPr>
+              <w:ind w:firstLine="0"/>
+              <w:rPr>
+                <w:lang w:val="ru-RU"/>
+              </w:rPr>
+            </w:pPr>
+            <w:r>
+              <w:rPr>
+                <w:lang w:val="ru-RU"/>
+              </w:rPr>
+              <w:t>Механический клавиатурный переключатель</w:t>
+            </w:r>
+          </w:p>
+        </w:tc>
+        <w:tc>
+          <w:tcPr>
+            <w:tcW w:w="2403" w:type="dxa"/>
+          </w:tcPr>
+          <w:p>
+            <w:pPr>
+              <w:ind w:firstLine="0"/>
+              <w:rPr>
+                <w:lang w:val="en-US"/>
+              </w:rPr>
+            </w:pPr>
+            <w:r>
+              <w:rPr>
+                <w:lang w:val="en-US"/>
+              </w:rPr>
+              <w:t>2</w:t>
+            </w:r>
+          </w:p>
+        </w:tc>
+      </w:tr>
+      <w:tr>
+        <w:tc>
+          <w:tcPr>
+            <w:tcW w:w="704" w:type="dxa"/>
+          </w:tcPr>
+          <w:p>
+            <w:pPr>
+              <w:ind w:firstLine="0"/>
+              <w:rPr>
+                <w:lang w:val="en-US"/>
+              </w:rPr>
+            </w:pPr>
+            <w:r>
+              <w:rPr>
+                <w:lang w:val="en-US"/>
+              </w:rPr>
+              <w:t>4</w:t>
+            </w:r>
+          </w:p>
+        </w:tc>
+        <w:tc>
+          <w:tcPr>
+            <w:tcW w:w="6521" w:type="dxa"/>
+          </w:tcPr>
+          <w:p>
+            <w:pPr>
+              <w:ind w:firstLine="0"/>
+              <w:rPr>
+                <w:lang w:val="en-US"/>
+              </w:rPr>
+            </w:pPr>
+            <w:r>
+              <w:rPr>
+                <w:lang w:val="en-US"/>
+              </w:rPr>
+              <w:t xml:space="preserve">OLED </w:t>
+            </w:r>
+            <w:r>
+              <w:rPr>
+                <w:lang w:val="ru-RU"/>
+              </w:rPr>
+              <w:t>дисплей</w:t>
+            </w:r>
+            <w:r>
+              <w:rPr>
+                <w:lang w:val="en-US"/>
+              </w:rPr>
+              <w:t xml:space="preserve"> </w:t>
+            </w:r>
+            <w:r>
+              <w:rPr>
+                <w:lang w:val="en-US"/>
+              </w:rPr>
+              <w:t>Adafruit SSD1306 128x6</w:t>
+            </w:r>
+            <w:r>
+              <w:rPr>
+                <w:lang w:val="en-US"/>
+              </w:rPr>
+              <w:t>4</w:t>
+            </w:r>
+          </w:p>
+        </w:tc>
+        <w:tc>
+          <w:tcPr>
+            <w:tcW w:w="2403" w:type="dxa"/>
+          </w:tcPr>
+          <w:p>
+            <w:pPr>
+              <w:ind w:firstLine="0"/>
+              <w:rPr>
+                <w:lang w:val="en-US"/>
+              </w:rPr>
+            </w:pPr>
+            <w:r>
+              <w:rPr>
+                <w:lang w:val="en-US"/>
+              </w:rPr>
+              <w:t>1</w:t>
+            </w:r>
+          </w:p>
+        </w:tc>
+      </w:tr>
+      <w:tr>
+        <w:tc>
+          <w:tcPr>
+            <w:tcW w:w="704" w:type="dxa"/>
+          </w:tcPr>
+          <w:p>
+            <w:pPr>
+              <w:ind w:firstLine="0"/>
+              <w:rPr>
+                <w:lang w:val="ru-RU"/>
+              </w:rPr>
+            </w:pPr>
+            <w:r>
+              <w:rPr>
+                <w:lang w:val="en-US"/>
+              </w:rPr>
+              <w:t>5</w:t>
+            </w:r>
+          </w:p>
+        </w:tc>
+        <w:tc>
+          <w:tcPr>
+            <w:tcW w:w="6521" w:type="dxa"/>
+          </w:tcPr>
+          <w:p>
+            <w:pPr>
+              <w:ind w:firstLine="0"/>
+              <w:rPr>
+                <w:lang w:val="ru-RU"/>
+              </w:rPr>
+            </w:pPr>
+            <w:r>
+              <w:rPr>
+                <w:lang w:val="ru-RU"/>
+              </w:rPr>
+              <w:t>Соединительные провода</w:t>
+            </w:r>
+          </w:p>
+        </w:tc>
+        <w:tc>
+          <w:tcPr>
+            <w:tcW w:w="2403" w:type="dxa"/>
+          </w:tcPr>
+          <w:p>
+            <w:pPr>
+              <w:ind w:firstLine="0"/>
+              <w:rPr>
+                <w:lang w:val="ru-RU"/>
+              </w:rPr>
+            </w:pPr>
+            <w:r>
+              <w:rPr>
+                <w:lang w:val="ru-RU"/>
+              </w:rPr>
+              <w:t>8</w:t>
+            </w:r>
+          </w:p>
+        </w:tc>
+      </w:tr>
+      <w:tr>
+        <w:tc>
+          <w:tcPr>
+            <w:tcW w:w="704" w:type="dxa"/>
+          </w:tcPr>
+          <w:p>
+            <w:pPr>
+              <w:ind w:firstLine="0"/>
+              <w:rPr>
+                <w:lang w:val="ru-RU"/>
+              </w:rPr>
+            </w:pPr>
+            <w:r>
+              <w:rPr>
+                <w:lang w:val="ru-RU"/>
+              </w:rPr>
+              <w:t>6</w:t>
+            </w:r>
+          </w:p>
+        </w:tc>
+        <w:tc>
+          <w:tcPr>
+            <w:tcW w:w="6521" w:type="dxa"/>
+          </w:tcPr>
+          <w:p>
+            <w:pPr>
+              <w:ind w:firstLine="0"/>
+              <w:rPr>
+                <w:lang w:val="ru-RU"/>
+              </w:rPr>
+            </w:pPr>
+            <w:r>
+              <w:rPr>
+                <w:lang w:val="en-US"/>
+              </w:rPr>
+              <w:t>USB</w:t>
+            </w:r>
+            <w:r>
+              <w:rPr>
+                <w:lang w:val="ru-RU"/>
+              </w:rPr>
+              <w:t>-</w:t>
+            </w:r>
+            <w:r>
+              <w:rPr>
+                <w:lang w:val="en-US"/>
+              </w:rPr>
+              <w:t xml:space="preserve">C </w:t>
+            </w:r>
+            <w:r>
+              <w:rPr>
+                <w:lang w:val="ru-RU"/>
+              </w:rPr>
+              <w:t>кабель</w:t>
+            </w:r>
+          </w:p>
+        </w:tc>
+        <w:tc>
+          <w:tcPr>
+            <w:tcW w:w="2403" w:type="dxa"/>
+          </w:tcPr>
+          <w:p>
+            <w:pPr>
+              <w:ind w:firstLine="0"/>
+              <w:rPr>
+                <w:lang w:val="ru-RU"/>
+              </w:rPr>
+            </w:pPr>
+            <w:r>
+              <w:rPr>
+                <w:lang w:val="ru-RU"/>
+              </w:rPr>
+              <w:t>1</w:t>
+            </w:r>
+          </w:p>
+        </w:tc>
+      </w:tr>
+    </w:tbl>
+    <w:p>
+      <w:pPr>
+        <w:ind w:firstLine="0"/>
+        <w:rPr>
+          <w:lang w:val="ru-RU"/>
+        </w:rPr>
+      </w:pPr>
+    </w:p>
+    <w:p>
+      <w:pPr>
         <w:pStyle w:val="2"/>
         <w:rPr>
           <w:lang w:val="ru-RU"/>
@@ -2074,33 +3041,1285 @@
         <w:rPr>
           <w:lang w:val="ru-RU"/>
         </w:rPr>
-        <w:t>2.</w:t>
-      </w:r>
-      <w:r>
-        <w:rPr>
-          <w:lang w:val="ru-RU"/>
-        </w:rPr>
+        <w:t xml:space="preserve">2.2. </w:t>
+      </w:r>
+      <w:r>
+        <w:rPr>
+          <w:lang w:val="ru-RU"/>
+        </w:rPr>
+        <w:t>Описание составных частей электронного изделия</w:t>
+      </w:r>
+      <w:bookmarkEnd w:id="7"/>
+    </w:p>
+    <w:p>
+      <w:pPr>
+        <w:rPr>
+          <w:szCs w:val="28"/>
+        </w:rPr>
+      </w:pPr>
+      <w:r>
+        <w:rPr>
+          <w:szCs w:val="28"/>
+        </w:rPr>
+        <w:t>Схемотехническое устройство включает в себя следующие составные части:</w:t>
+      </w:r>
+    </w:p>
+    <w:p>
+      <w:pPr>
+        <w:pStyle w:val="a7"/>
+        <w:numPr>
+          <w:ilvl w:val="0"/>
+          <w:numId w:val="1"/>
+        </w:numPr>
+      </w:pPr>
+      <w:r>
+        <w:t>Микроконтроллер SparkFun Pro Micro</w:t>
+      </w:r>
+      <w:r>
+        <w:t xml:space="preserve"> </w:t>
+      </w:r>
+      <w:r>
+        <w:t>–</w:t>
+      </w:r>
+      <w:r>
+        <w:t xml:space="preserve"> плата на базе микроконтроллера ATmega 3</w:t>
+      </w:r>
+      <w:r>
         <w:t>2</w:t>
       </w:r>
       <w:r>
-        <w:rPr>
-          <w:lang w:val="ru-RU"/>
-        </w:rPr>
+        <w:t>U</w:t>
+      </w:r>
+      <w:r>
+        <w:t>4</w:t>
+      </w:r>
+      <w:r>
         <w:t xml:space="preserve">. </w:t>
       </w:r>
       <w:r>
         <w:rPr>
           <w:lang w:val="ru-RU"/>
         </w:rPr>
-        <w:t>Описание составных частей электронного изделия</w:t>
-      </w:r>
-      <w:bookmarkEnd w:id="7"/>
+        <w:t xml:space="preserve">Является одним из совместимых аналогов с платформой </w:t>
+      </w:r>
+      <w:r>
+        <w:rPr>
+          <w:lang w:val="en-US"/>
+        </w:rPr>
+        <w:t>Arduino</w:t>
+      </w:r>
+      <w:r>
+        <w:rPr>
+          <w:lang w:val="ru-RU"/>
+        </w:rPr>
+        <w:t>.</w:t>
+      </w:r>
+    </w:p>
+    <w:p>
+      <w:pPr>
+        <w:pStyle w:val="a7"/>
+        <w:keepNext/>
+        <w:ind w:left="1145" w:firstLine="0"/>
+        <w:jc w:val="center"/>
+      </w:pPr>
+      <w:r>
+        <w:lastRenderedPageBreak/>
+        <w:fldChar w:fldCharType="begin"/>
+      </w:r>
+      <w:r>
+        <w:instrText xml:space="preserve"> INCLUDEPICTURE "https://kitsguru.com/cdn/shop/files/ProTypeCAtmega32U45V16M_2.jpg?v=1693813111" \* MERGEFORMATINET </w:instrText>
+      </w:r>
+      <w:r>
+        <w:fldChar w:fldCharType="separate"/>
+      </w:r>
+      <w:r>
+        <w:rPr>
+          <w:noProof/>
+        </w:rPr>
+        <w:drawing>
+          <wp:inline distT="0" distB="0" distL="0" distR="0">
+            <wp:extent cx="3532876" cy="3532876"/>
+            <wp:effectExtent l="0" t="0" r="0" b="0"/>
+            <wp:docPr id="1423472367" name="Рисунок 1"/>
+            <wp:cNvGraphicFramePr>
+              <a:graphicFrameLocks xmlns:a="http://schemas.openxmlformats.org/drawingml/2006/main" noChangeAspect="1"/>
+            </wp:cNvGraphicFramePr>
+            <a:graphic xmlns:a="http://schemas.openxmlformats.org/drawingml/2006/main">
+              <a:graphicData uri="http://schemas.openxmlformats.org/drawingml/2006/picture">
+                <pic:pic xmlns:pic="http://schemas.openxmlformats.org/drawingml/2006/picture">
+                  <pic:nvPicPr>
+                    <pic:cNvPr id="1423472367" name="Рисунок 1"/>
+                    <pic:cNvPicPr>
+                      <a:picLocks noChangeAspect="1" noChangeArrowheads="1"/>
+                    </pic:cNvPicPr>
+                  </pic:nvPicPr>
+                  <pic:blipFill>
+                    <a:blip r:embed="rId8">
+                      <a:extLst>
+                        <a:ext uri="{28A0092B-C50C-407E-A947-70E740481C1C}">
+                          <a14:useLocalDpi xmlns:a14="http://schemas.microsoft.com/office/drawing/2010/main" val="0"/>
+                        </a:ext>
+                      </a:extLst>
+                    </a:blip>
+                    <a:stretch>
+                      <a:fillRect/>
+                    </a:stretch>
+                  </pic:blipFill>
+                  <pic:spPr bwMode="auto">
+                    <a:xfrm>
+                      <a:off x="0" y="0"/>
+                      <a:ext cx="3532876" cy="3532876"/>
+                    </a:xfrm>
+                    <a:prstGeom prst="rect">
+                      <a:avLst/>
+                    </a:prstGeom>
+                    <a:noFill/>
+                    <a:ln>
+                      <a:noFill/>
+                    </a:ln>
+                  </pic:spPr>
+                </pic:pic>
+              </a:graphicData>
+            </a:graphic>
+          </wp:inline>
+        </w:drawing>
+      </w:r>
+      <w:r>
+        <w:fldChar w:fldCharType="end"/>
+      </w:r>
+    </w:p>
+    <w:p>
+      <w:pPr>
+        <w:pStyle w:val="af3"/>
+        <w:rPr>
+          <w:lang w:val="en-US"/>
+        </w:rPr>
+      </w:pPr>
+      <w:r>
+        <w:t xml:space="preserve">Рис. </w:t>
+      </w:r>
+      <w:r>
+        <w:fldChar w:fldCharType="begin"/>
+      </w:r>
+      <w:r>
+        <w:instrText xml:space="preserve"> SEQ Рис. \* ARABIC </w:instrText>
+      </w:r>
+      <w:r>
+        <w:fldChar w:fldCharType="separate"/>
+      </w:r>
+      <w:r>
+        <w:rPr>
+          <w:noProof/>
+        </w:rPr>
+        <w:t>1</w:t>
+      </w:r>
+      <w:r>
+        <w:fldChar w:fldCharType="end"/>
+      </w:r>
+      <w:r>
+        <w:t xml:space="preserve">. </w:t>
+      </w:r>
+      <w:proofErr w:type="spellStart"/>
+      <w:r>
+        <w:rPr>
+          <w:lang w:val="en-US"/>
+        </w:rPr>
+        <w:t>FunSpark</w:t>
+      </w:r>
+      <w:proofErr w:type="spellEnd"/>
+      <w:r>
+        <w:rPr>
+          <w:lang w:val="en-US"/>
+        </w:rPr>
+        <w:t xml:space="preserve"> Pro Micro</w:t>
+      </w:r>
+    </w:p>
+    <w:p>
+      <w:pPr>
+        <w:pStyle w:val="a7"/>
+        <w:widowControl w:val="0"/>
+        <w:numPr>
+          <w:ilvl w:val="0"/>
+          <w:numId w:val="1"/>
+        </w:numPr>
+        <w:autoSpaceDE w:val="0"/>
+        <w:autoSpaceDN w:val="0"/>
+        <w:rPr>
+          <w:szCs w:val="28"/>
+        </w:rPr>
+      </w:pPr>
+      <w:r>
+        <w:rPr>
+          <w:szCs w:val="28"/>
+        </w:rPr>
+        <w:t xml:space="preserve">Макетная плата – </w:t>
+      </w:r>
+      <w:r>
+        <w:rPr>
+          <w:szCs w:val="28"/>
+        </w:rPr>
+        <w:t>специальная плата для прототипирования, которая используется для подключения компонентов и схем без необходимости их паять</w:t>
+      </w:r>
+      <w:r>
+        <w:rPr>
+          <w:szCs w:val="28"/>
+        </w:rPr>
+        <w:t xml:space="preserve"> (рис. 6)</w:t>
+      </w:r>
+      <w:r>
+        <w:rPr>
+          <w:szCs w:val="28"/>
+        </w:rPr>
+        <w:t>. В макетных платах компоненты и провода можно просто вставлять в отверстия, что позволяет быстро собирать, изменять и тестировать различные электронные схемы</w:t>
+      </w:r>
+      <w:r>
+        <w:rPr>
+          <w:szCs w:val="28"/>
+        </w:rPr>
+        <w:t xml:space="preserve"> [4]</w:t>
+      </w:r>
+      <w:r>
+        <w:rPr>
+          <w:szCs w:val="28"/>
+        </w:rPr>
+        <w:t>.</w:t>
+      </w:r>
+    </w:p>
+    <w:p>
+      <w:pPr>
+        <w:pStyle w:val="a7"/>
+        <w:keepNext/>
+        <w:widowControl w:val="0"/>
+        <w:autoSpaceDE w:val="0"/>
+        <w:autoSpaceDN w:val="0"/>
+        <w:ind w:left="1145" w:firstLine="0"/>
+        <w:jc w:val="center"/>
+      </w:pPr>
+      <w:r>
+        <w:fldChar w:fldCharType="begin"/>
+      </w:r>
+      <w:r>
+        <w:instrText xml:space="preserve"> INCLUDEPICTURE "https://s-line.ru/upload/iblock/36e/400.jpg" \* MERGEFORMATINET </w:instrText>
+      </w:r>
+      <w:r>
+        <w:fldChar w:fldCharType="separate"/>
+      </w:r>
+      <w:r>
+        <w:rPr>
+          <w:noProof/>
+        </w:rPr>
+        <w:drawing>
+          <wp:inline distT="0" distB="0" distL="0" distR="0">
+            <wp:extent cx="4112220" cy="3083952"/>
+            <wp:effectExtent l="0" t="0" r="3175" b="2540"/>
+            <wp:docPr id="203042834" name="Рисунок 2" descr="Купить Макетная плата без пайки (400 точек) для Ардуино (KZY0005)  официальный магазин"/>
+            <wp:cNvGraphicFramePr>
+              <a:graphicFrameLocks xmlns:a="http://schemas.openxmlformats.org/drawingml/2006/main" noChangeAspect="1"/>
+            </wp:cNvGraphicFramePr>
+            <a:graphic xmlns:a="http://schemas.openxmlformats.org/drawingml/2006/main">
+              <a:graphicData uri="http://schemas.openxmlformats.org/drawingml/2006/picture">
+                <pic:pic xmlns:pic="http://schemas.openxmlformats.org/drawingml/2006/picture">
+                  <pic:nvPicPr>
+                    <pic:cNvPr id="0" name="Picture 3" descr="Купить Макетная плата без пайки (400 точек) для Ардуино (KZY0005)  официальный магазин"/>
+                    <pic:cNvPicPr>
+                      <a:picLocks noChangeAspect="1" noChangeArrowheads="1"/>
+                    </pic:cNvPicPr>
+                  </pic:nvPicPr>
+                  <pic:blipFill>
+                    <a:blip r:embed="rId9" cstate="print">
+                      <a:extLst>
+                        <a:ext uri="{28A0092B-C50C-407E-A947-70E740481C1C}">
+                          <a14:useLocalDpi xmlns:a14="http://schemas.microsoft.com/office/drawing/2010/main" val="0"/>
+                        </a:ext>
+                      </a:extLst>
+                    </a:blip>
+                    <a:srcRect/>
+                    <a:stretch>
+                      <a:fillRect/>
+                    </a:stretch>
+                  </pic:blipFill>
+                  <pic:spPr bwMode="auto">
+                    <a:xfrm>
+                      <a:off x="0" y="0"/>
+                      <a:ext cx="4126096" cy="3094358"/>
+                    </a:xfrm>
+                    <a:prstGeom prst="rect">
+                      <a:avLst/>
+                    </a:prstGeom>
+                    <a:noFill/>
+                    <a:ln>
+                      <a:noFill/>
+                    </a:ln>
+                  </pic:spPr>
+                </pic:pic>
+              </a:graphicData>
+            </a:graphic>
+          </wp:inline>
+        </w:drawing>
+      </w:r>
+      <w:r>
+        <w:fldChar w:fldCharType="end"/>
+      </w:r>
+    </w:p>
+    <w:p>
+      <w:pPr>
+        <w:pStyle w:val="af3"/>
+        <w:rPr>
+          <w:szCs w:val="28"/>
+          <w:lang w:val="ru-RU"/>
+        </w:rPr>
+      </w:pPr>
+      <w:r>
+        <w:t xml:space="preserve">Рис. </w:t>
+      </w:r>
+      <w:r>
+        <w:fldChar w:fldCharType="begin"/>
+      </w:r>
+      <w:r>
+        <w:instrText xml:space="preserve"> SEQ Рис. \* ARABIC </w:instrText>
+      </w:r>
+      <w:r>
+        <w:fldChar w:fldCharType="separate"/>
+      </w:r>
+      <w:r>
+        <w:rPr>
+          <w:noProof/>
+        </w:rPr>
+        <w:t>2</w:t>
+      </w:r>
+      <w:r>
+        <w:fldChar w:fldCharType="end"/>
+      </w:r>
+      <w:r>
+        <w:rPr>
+          <w:lang w:val="ru-RU"/>
+        </w:rPr>
+        <w:t>. Макетная плата</w:t>
+      </w:r>
+    </w:p>
+    <w:p>
+      <w:pPr>
+        <w:pStyle w:val="a7"/>
+        <w:ind w:left="426"/>
+        <w:rPr>
+          <w:szCs w:val="28"/>
+        </w:rPr>
+      </w:pPr>
+      <w:r>
+        <w:rPr>
+          <w:szCs w:val="28"/>
+        </w:rPr>
+        <w:t>Основные характеристики макетной платы:</w:t>
+      </w:r>
+    </w:p>
+    <w:p>
+      <w:pPr>
+        <w:pStyle w:val="a7"/>
+        <w:widowControl w:val="0"/>
+        <w:numPr>
+          <w:ilvl w:val="0"/>
+          <w:numId w:val="4"/>
+        </w:numPr>
+        <w:autoSpaceDE w:val="0"/>
+        <w:autoSpaceDN w:val="0"/>
+        <w:ind w:left="1560"/>
+        <w:rPr>
+          <w:szCs w:val="28"/>
+        </w:rPr>
+      </w:pPr>
+      <w:r>
+        <w:rPr>
+          <w:szCs w:val="28"/>
+        </w:rPr>
+        <w:lastRenderedPageBreak/>
+        <w:t>м</w:t>
+      </w:r>
+      <w:r>
+        <w:rPr>
+          <w:szCs w:val="28"/>
+        </w:rPr>
+        <w:t>акетная плата не требует пайки для подключения компонентов;</w:t>
+      </w:r>
+    </w:p>
+    <w:p>
+      <w:pPr>
+        <w:pStyle w:val="a7"/>
+        <w:widowControl w:val="0"/>
+        <w:numPr>
+          <w:ilvl w:val="0"/>
+          <w:numId w:val="4"/>
+        </w:numPr>
+        <w:autoSpaceDE w:val="0"/>
+        <w:autoSpaceDN w:val="0"/>
+        <w:ind w:left="1560"/>
+        <w:rPr>
+          <w:szCs w:val="28"/>
+        </w:rPr>
+      </w:pPr>
+      <w:r>
+        <w:rPr>
+          <w:szCs w:val="28"/>
+        </w:rPr>
+        <w:t>н</w:t>
+      </w:r>
+      <w:r>
+        <w:rPr>
+          <w:szCs w:val="28"/>
+        </w:rPr>
+        <w:t>а макетной плате можно разместить микросхемы, резисторы, конденсаторы, датчики и другие компоненты, а затем подключить их к плате Arduino с помощью проводов;</w:t>
+      </w:r>
+    </w:p>
+    <w:p>
+      <w:pPr>
+        <w:pStyle w:val="a7"/>
+        <w:widowControl w:val="0"/>
+        <w:numPr>
+          <w:ilvl w:val="0"/>
+          <w:numId w:val="4"/>
+        </w:numPr>
+        <w:autoSpaceDE w:val="0"/>
+        <w:autoSpaceDN w:val="0"/>
+        <w:ind w:left="1560"/>
+        <w:rPr>
+          <w:szCs w:val="28"/>
+        </w:rPr>
+      </w:pPr>
+      <w:r>
+        <w:rPr>
+          <w:szCs w:val="28"/>
+        </w:rPr>
+        <w:t>м</w:t>
+      </w:r>
+      <w:r>
+        <w:rPr>
+          <w:szCs w:val="28"/>
+        </w:rPr>
+        <w:t xml:space="preserve">акетная плата состоит из ряда контактов, которые соединены внутри платы; </w:t>
+      </w:r>
+      <w:r>
+        <w:rPr>
+          <w:szCs w:val="28"/>
+        </w:rPr>
+        <w:t>э</w:t>
+      </w:r>
+      <w:r>
+        <w:rPr>
+          <w:szCs w:val="28"/>
+        </w:rPr>
+        <w:t>ти контакты размещаются в вертикальных рядах;</w:t>
+      </w:r>
+      <w:r>
+        <w:rPr>
+          <w:szCs w:val="28"/>
+        </w:rPr>
+        <w:t xml:space="preserve"> </w:t>
+      </w:r>
+      <w:r>
+        <w:rPr>
+          <w:szCs w:val="28"/>
+        </w:rPr>
+        <w:t>один ряд контактов соединён между собой, что позволяет соединять компоненты внутри одного ряда;</w:t>
+      </w:r>
+    </w:p>
+    <w:p>
+      <w:pPr>
+        <w:pStyle w:val="a7"/>
+        <w:widowControl w:val="0"/>
+        <w:numPr>
+          <w:ilvl w:val="0"/>
+          <w:numId w:val="4"/>
+        </w:numPr>
+        <w:autoSpaceDE w:val="0"/>
+        <w:autoSpaceDN w:val="0"/>
+        <w:ind w:left="1560"/>
+        <w:rPr>
+          <w:szCs w:val="28"/>
+        </w:rPr>
+      </w:pPr>
+      <w:r>
+        <w:rPr>
+          <w:szCs w:val="28"/>
+        </w:rPr>
+        <w:t>м</w:t>
+      </w:r>
+      <w:r>
+        <w:rPr>
+          <w:szCs w:val="28"/>
+        </w:rPr>
+        <w:t>акетная плата имеет горизонтальные полосы для питания и земли (обозначенные</w:t>
+      </w:r>
+      <w:r>
+        <w:rPr>
+          <w:szCs w:val="28"/>
+        </w:rPr>
+        <w:t>,</w:t>
+      </w:r>
+      <w:r>
+        <w:rPr>
+          <w:szCs w:val="28"/>
+        </w:rPr>
+        <w:t xml:space="preserve"> как </w:t>
+      </w:r>
+      <w:r>
+        <w:rPr>
+          <w:szCs w:val="28"/>
+        </w:rPr>
+        <w:t>«</w:t>
+      </w:r>
+      <w:r>
+        <w:rPr>
+          <w:szCs w:val="28"/>
+        </w:rPr>
+        <w:t>+</w:t>
+      </w:r>
+      <w:r>
+        <w:rPr>
+          <w:szCs w:val="28"/>
+        </w:rPr>
+        <w:t>»</w:t>
+      </w:r>
+      <w:r>
+        <w:rPr>
+          <w:szCs w:val="28"/>
+        </w:rPr>
+        <w:t xml:space="preserve"> и </w:t>
+      </w:r>
+      <w:r>
+        <w:rPr>
+          <w:szCs w:val="28"/>
+        </w:rPr>
+        <w:t>«–»</w:t>
+      </w:r>
+      <w:r>
+        <w:rPr>
+          <w:szCs w:val="28"/>
+        </w:rPr>
+        <w:t>), которые позволяют легко подавать напряжение на компоненты;</w:t>
+      </w:r>
+    </w:p>
+    <w:p>
+      <w:pPr>
+        <w:pStyle w:val="a7"/>
+        <w:widowControl w:val="0"/>
+        <w:numPr>
+          <w:ilvl w:val="0"/>
+          <w:numId w:val="4"/>
+        </w:numPr>
+        <w:autoSpaceDE w:val="0"/>
+        <w:autoSpaceDN w:val="0"/>
+        <w:ind w:left="1560"/>
+        <w:rPr>
+          <w:szCs w:val="28"/>
+        </w:rPr>
+      </w:pPr>
+      <w:r>
+        <w:rPr>
+          <w:szCs w:val="28"/>
+        </w:rPr>
+        <w:t xml:space="preserve">макетная плата </w:t>
+      </w:r>
+      <w:r>
+        <w:rPr>
+          <w:szCs w:val="28"/>
+        </w:rPr>
+        <w:t xml:space="preserve">имеет </w:t>
+      </w:r>
+      <w:r>
+        <w:rPr>
+          <w:szCs w:val="28"/>
+          <w:lang w:val="ru-RU"/>
+        </w:rPr>
+        <w:t>400</w:t>
+      </w:r>
+      <w:r>
+        <w:rPr>
+          <w:szCs w:val="28"/>
+        </w:rPr>
+        <w:t xml:space="preserve"> отверстий для компонентов и соединений.</w:t>
+      </w:r>
+    </w:p>
+    <w:p>
+      <w:pPr>
+        <w:pStyle w:val="a7"/>
+        <w:ind w:left="1145" w:firstLine="0"/>
+        <w:rPr>
+          <w:szCs w:val="28"/>
+          <w:lang w:val="ru-RU"/>
+        </w:rPr>
+      </w:pPr>
+      <w:r>
+        <w:rPr>
+          <w:szCs w:val="28"/>
+        </w:rPr>
+        <w:t xml:space="preserve">Сборка </w:t>
+      </w:r>
+      <w:r>
+        <w:rPr>
+          <w:szCs w:val="28"/>
+          <w:lang w:val="ru-RU"/>
+        </w:rPr>
+        <w:t xml:space="preserve">отладочного прототипа </w:t>
+      </w:r>
+      <w:r>
+        <w:rPr>
+          <w:szCs w:val="28"/>
+        </w:rPr>
+        <w:t>разрабатываемого устройства будет производится на макетной плате.</w:t>
+      </w:r>
+    </w:p>
+    <w:p>
+      <w:pPr>
+        <w:pStyle w:val="a7"/>
+        <w:numPr>
+          <w:ilvl w:val="0"/>
+          <w:numId w:val="1"/>
+        </w:numPr>
+      </w:pPr>
+      <w:r>
+        <w:rPr>
+          <w:lang w:val="ru-RU"/>
+        </w:rPr>
+        <w:t>Механический клавиатурный переключатель</w:t>
+      </w:r>
+      <w:r>
+        <w:rPr>
+          <w:lang w:val="en-US"/>
+        </w:rPr>
+        <w:t xml:space="preserve"> – </w:t>
+      </w:r>
+    </w:p>
+    <w:p>
+      <w:pPr>
+        <w:pStyle w:val="a7"/>
+        <w:keepNext/>
+        <w:ind w:left="1145" w:firstLine="0"/>
+        <w:jc w:val="center"/>
+      </w:pPr>
+      <w:r>
+        <w:fldChar w:fldCharType="begin"/>
+      </w:r>
+      <w:r>
+        <w:instrText xml:space="preserve"> INCLUDEPICTURE "https://www.cherry.de/fileadmin/_processed_/5/8/csm_767dbc7118954295f8aa4e22e634fe2c_2228aaf073.jpg" \* MERGEFORMATINET </w:instrText>
+      </w:r>
+      <w:r>
+        <w:fldChar w:fldCharType="separate"/>
+      </w:r>
+      <w:r>
+        <w:rPr>
+          <w:noProof/>
+        </w:rPr>
+        <w:drawing>
+          <wp:inline distT="0" distB="0" distL="0" distR="0">
+            <wp:extent cx="2650457" cy="2650457"/>
+            <wp:effectExtent l="0" t="0" r="4445" b="4445"/>
+            <wp:docPr id="916033073" name="Рисунок 3" descr="CHERRY MX MULTIPOINT BLACK | Powerful and inductive - Cherry"/>
+            <wp:cNvGraphicFramePr>
+              <a:graphicFrameLocks xmlns:a="http://schemas.openxmlformats.org/drawingml/2006/main" noChangeAspect="1"/>
+            </wp:cNvGraphicFramePr>
+            <a:graphic xmlns:a="http://schemas.openxmlformats.org/drawingml/2006/main">
+              <a:graphicData uri="http://schemas.openxmlformats.org/drawingml/2006/picture">
+                <pic:pic xmlns:pic="http://schemas.openxmlformats.org/drawingml/2006/picture">
+                  <pic:nvPicPr>
+                    <pic:cNvPr id="0" name="Picture 5" descr="CHERRY MX MULTIPOINT BLACK | Powerful and inductive - Cherry"/>
+                    <pic:cNvPicPr>
+                      <a:picLocks noChangeAspect="1" noChangeArrowheads="1"/>
+                    </pic:cNvPicPr>
+                  </pic:nvPicPr>
+                  <pic:blipFill>
+                    <a:blip r:embed="rId10">
+                      <a:extLst>
+                        <a:ext uri="{28A0092B-C50C-407E-A947-70E740481C1C}">
+                          <a14:useLocalDpi xmlns:a14="http://schemas.microsoft.com/office/drawing/2010/main" val="0"/>
+                        </a:ext>
+                      </a:extLst>
+                    </a:blip>
+                    <a:srcRect/>
+                    <a:stretch>
+                      <a:fillRect/>
+                    </a:stretch>
+                  </pic:blipFill>
+                  <pic:spPr bwMode="auto">
+                    <a:xfrm>
+                      <a:off x="0" y="0"/>
+                      <a:ext cx="2674887" cy="2674887"/>
+                    </a:xfrm>
+                    <a:prstGeom prst="rect">
+                      <a:avLst/>
+                    </a:prstGeom>
+                    <a:noFill/>
+                    <a:ln>
+                      <a:noFill/>
+                    </a:ln>
+                  </pic:spPr>
+                </pic:pic>
+              </a:graphicData>
+            </a:graphic>
+          </wp:inline>
+        </w:drawing>
+      </w:r>
+      <w:r>
+        <w:fldChar w:fldCharType="end"/>
+      </w:r>
+    </w:p>
+    <w:p>
+      <w:pPr>
+        <w:pStyle w:val="af3"/>
+        <w:rPr>
+          <w:lang w:val="en-US"/>
+        </w:rPr>
+      </w:pPr>
+      <w:r>
+        <w:t xml:space="preserve">Рис. </w:t>
+      </w:r>
+      <w:r>
+        <w:fldChar w:fldCharType="begin"/>
+      </w:r>
+      <w:r>
+        <w:instrText xml:space="preserve"> SEQ Рис. \* ARABIC </w:instrText>
+      </w:r>
+      <w:r>
+        <w:fldChar w:fldCharType="separate"/>
+      </w:r>
+      <w:r>
+        <w:rPr>
+          <w:noProof/>
+        </w:rPr>
+        <w:t>3</w:t>
+      </w:r>
+      <w:r>
+        <w:fldChar w:fldCharType="end"/>
+      </w:r>
+      <w:r>
+        <w:rPr>
+          <w:lang w:val="ru-RU"/>
+        </w:rPr>
+        <w:t>. Механический переключатель</w:t>
+      </w:r>
+    </w:p>
+    <w:p>
+      <w:pPr>
+        <w:pStyle w:val="a7"/>
+        <w:ind w:left="1145" w:firstLine="0"/>
+      </w:pPr>
+    </w:p>
+    <w:p>
+      <w:pPr>
+        <w:pStyle w:val="a7"/>
+        <w:numPr>
+          <w:ilvl w:val="0"/>
+          <w:numId w:val="1"/>
+        </w:numPr>
+      </w:pPr>
+      <w:r>
+        <w:rPr>
+          <w:lang w:val="en-US"/>
+        </w:rPr>
+        <w:t xml:space="preserve">OLED </w:t>
+      </w:r>
+      <w:r>
+        <w:rPr>
+          <w:lang w:val="ru-RU"/>
+        </w:rPr>
+        <w:t>дисплей</w:t>
+      </w:r>
+      <w:r>
+        <w:rPr>
+          <w:lang w:val="en-US"/>
+        </w:rPr>
+        <w:t xml:space="preserve"> </w:t>
+      </w:r>
+      <w:r>
+        <w:rPr>
+          <w:lang w:val="en-US"/>
+        </w:rPr>
+        <w:t>Adafruit SSD1306 128x6</w:t>
+      </w:r>
+      <w:r>
+        <w:rPr>
+          <w:lang w:val="en-US"/>
+        </w:rPr>
+        <w:t>4</w:t>
+      </w:r>
+      <w:r>
+        <w:rPr>
+          <w:lang w:val="en-US"/>
+        </w:rPr>
+        <w:t xml:space="preserve"> </w:t>
+      </w:r>
+      <w:r>
+        <w:rPr>
+          <w:lang w:val="en-US"/>
+        </w:rPr>
+        <w:t>–</w:t>
+      </w:r>
+      <w:r>
+        <w:rPr>
+          <w:lang w:val="en-US"/>
+        </w:rPr>
+        <w:t xml:space="preserve"> </w:t>
+      </w:r>
+    </w:p>
+    <w:p>
+      <w:pPr>
+        <w:pStyle w:val="a7"/>
+        <w:keepNext/>
+        <w:ind w:left="1145" w:firstLine="0"/>
+        <w:jc w:val="center"/>
+      </w:pPr>
+      <w:r>
+        <w:lastRenderedPageBreak/>
+        <w:fldChar w:fldCharType="begin"/>
+      </w:r>
+      <w:r>
+        <w:instrText xml:space="preserve"> INCLUDEPICTURE "https://www.az-delivery.de/cdn/shop/products/096-zoll-oled-ssd1306-display-i2c-128-x-64-pixel-kompatibel-mit-arduino-und-raspberry-pi-562312.jpg?v=1679397959&amp;width=1500" \* MERGEFORMATINET </w:instrText>
+      </w:r>
+      <w:r>
+        <w:fldChar w:fldCharType="separate"/>
+      </w:r>
+      <w:r>
+        <w:rPr>
+          <w:noProof/>
+        </w:rPr>
+        <w:drawing>
+          <wp:inline distT="0" distB="0" distL="0" distR="0" wp14:anchorId="4BBBDB5F" wp14:editId="00DBA56E">
+            <wp:extent cx="2170299" cy="2170299"/>
+            <wp:effectExtent l="0" t="0" r="1905" b="1905"/>
+            <wp:docPr id="1323760935" name="Рисунок 4" descr="0,96 inch OLED-scherm I2C SSD1306 chip 128 x 64 pixels I2C-scherm"/>
+            <wp:cNvGraphicFramePr>
+              <a:graphicFrameLocks xmlns:a="http://schemas.openxmlformats.org/drawingml/2006/main" noChangeAspect="1"/>
+            </wp:cNvGraphicFramePr>
+            <a:graphic xmlns:a="http://schemas.openxmlformats.org/drawingml/2006/main">
+              <a:graphicData uri="http://schemas.openxmlformats.org/drawingml/2006/picture">
+                <pic:pic xmlns:pic="http://schemas.openxmlformats.org/drawingml/2006/picture">
+                  <pic:nvPicPr>
+                    <pic:cNvPr id="0" name="Picture 7" descr="0,96 inch OLED-scherm I2C SSD1306 chip 128 x 64 pixels I2C-scherm"/>
+                    <pic:cNvPicPr>
+                      <a:picLocks noChangeAspect="1" noChangeArrowheads="1"/>
+                    </pic:cNvPicPr>
+                  </pic:nvPicPr>
+                  <pic:blipFill>
+                    <a:blip r:embed="rId11" cstate="print">
+                      <a:extLst>
+                        <a:ext uri="{28A0092B-C50C-407E-A947-70E740481C1C}">
+                          <a14:useLocalDpi xmlns:a14="http://schemas.microsoft.com/office/drawing/2010/main" val="0"/>
+                        </a:ext>
+                      </a:extLst>
+                    </a:blip>
+                    <a:srcRect/>
+                    <a:stretch>
+                      <a:fillRect/>
+                    </a:stretch>
+                  </pic:blipFill>
+                  <pic:spPr bwMode="auto">
+                    <a:xfrm>
+                      <a:off x="0" y="0"/>
+                      <a:ext cx="2200325" cy="2200325"/>
+                    </a:xfrm>
+                    <a:prstGeom prst="rect">
+                      <a:avLst/>
+                    </a:prstGeom>
+                    <a:noFill/>
+                    <a:ln>
+                      <a:noFill/>
+                    </a:ln>
+                  </pic:spPr>
+                </pic:pic>
+              </a:graphicData>
+            </a:graphic>
+          </wp:inline>
+        </w:drawing>
+      </w:r>
+      <w:r>
+        <w:fldChar w:fldCharType="end"/>
+      </w:r>
+    </w:p>
+    <w:p>
+      <w:pPr>
+        <w:pStyle w:val="af3"/>
+        <w:ind w:left="437" w:firstLine="708"/>
+        <w:rPr>
+          <w:lang w:val="ru-RU"/>
+        </w:rPr>
+      </w:pPr>
+      <w:r>
+        <w:t xml:space="preserve">Рис. </w:t>
+      </w:r>
+      <w:r>
+        <w:fldChar w:fldCharType="begin"/>
+      </w:r>
+      <w:r>
+        <w:instrText xml:space="preserve"> SEQ Рис. \* ARABIC </w:instrText>
+      </w:r>
+      <w:r>
+        <w:fldChar w:fldCharType="separate"/>
+      </w:r>
+      <w:r>
+        <w:rPr>
+          <w:noProof/>
+        </w:rPr>
+        <w:t>4</w:t>
+      </w:r>
+      <w:r>
+        <w:fldChar w:fldCharType="end"/>
+      </w:r>
+      <w:r>
+        <w:rPr>
+          <w:lang w:val="ru-RU"/>
+        </w:rPr>
+        <w:t xml:space="preserve">. </w:t>
+      </w:r>
+      <w:proofErr w:type="spellStart"/>
+      <w:r>
+        <w:rPr>
+          <w:lang w:val="ru-RU"/>
+        </w:rPr>
+        <w:t>Adafruit</w:t>
+      </w:r>
+      <w:proofErr w:type="spellEnd"/>
+      <w:r>
+        <w:rPr>
+          <w:lang w:val="ru-RU"/>
+        </w:rPr>
+        <w:t xml:space="preserve"> SSD1306</w:t>
+      </w:r>
+    </w:p>
+    <w:p>
+      <w:pPr>
+        <w:pStyle w:val="a7"/>
+        <w:ind w:left="1145" w:firstLine="0"/>
+      </w:pPr>
+    </w:p>
+    <w:p>
+      <w:pPr>
+        <w:pStyle w:val="a7"/>
+        <w:numPr>
+          <w:ilvl w:val="0"/>
+          <w:numId w:val="1"/>
+        </w:numPr>
+      </w:pPr>
+      <w:r>
+        <w:rPr>
+          <w:lang w:val="ru-RU"/>
+        </w:rPr>
+        <w:t>Соединительные провода</w:t>
+      </w:r>
+      <w:r>
+        <w:rPr>
+          <w:lang w:val="ru-RU"/>
+        </w:rPr>
+        <w:t xml:space="preserve"> – </w:t>
+      </w:r>
+    </w:p>
+    <w:p>
+      <w:pPr>
+        <w:pStyle w:val="a7"/>
+        <w:keepNext/>
+        <w:ind w:left="1145" w:firstLine="0"/>
+        <w:jc w:val="center"/>
+      </w:pPr>
+      <w:r>
+        <w:fldChar w:fldCharType="begin"/>
+      </w:r>
+      <w:r>
+        <w:instrText xml:space="preserve"> INCLUDEPICTURE "https://europe1.discourse-cdn.com/arduino/original/4X/0/9/0/090dacba909f9ccb28bc5cc4d3164e093cec8307.jpeg" \* MERGEFORMATINET </w:instrText>
+      </w:r>
+      <w:r>
+        <w:fldChar w:fldCharType="separate"/>
+      </w:r>
+      <w:r>
+        <w:rPr>
+          <w:noProof/>
+        </w:rPr>
+        <w:drawing>
+          <wp:inline distT="0" distB="0" distL="0" distR="0">
+            <wp:extent cx="4140501" cy="2764057"/>
+            <wp:effectExtent l="0" t="0" r="0" b="5080"/>
+            <wp:docPr id="915491035" name="Рисунок 6" descr="Good source and brand of jumper wires? - General Electronics - Arduino Forum"/>
+            <wp:cNvGraphicFramePr>
+              <a:graphicFrameLocks xmlns:a="http://schemas.openxmlformats.org/drawingml/2006/main" noChangeAspect="1"/>
+            </wp:cNvGraphicFramePr>
+            <a:graphic xmlns:a="http://schemas.openxmlformats.org/drawingml/2006/main">
+              <a:graphicData uri="http://schemas.openxmlformats.org/drawingml/2006/picture">
+                <pic:pic xmlns:pic="http://schemas.openxmlformats.org/drawingml/2006/picture">
+                  <pic:nvPicPr>
+                    <pic:cNvPr id="0" name="Picture 11" descr="Good source and brand of jumper wires? - General Electronics - Arduino Forum"/>
+                    <pic:cNvPicPr>
+                      <a:picLocks noChangeAspect="1" noChangeArrowheads="1"/>
+                    </pic:cNvPicPr>
+                  </pic:nvPicPr>
+                  <pic:blipFill>
+                    <a:blip r:embed="rId12" cstate="print">
+                      <a:extLst>
+                        <a:ext uri="{28A0092B-C50C-407E-A947-70E740481C1C}">
+                          <a14:useLocalDpi xmlns:a14="http://schemas.microsoft.com/office/drawing/2010/main" val="0"/>
+                        </a:ext>
+                      </a:extLst>
+                    </a:blip>
+                    <a:srcRect/>
+                    <a:stretch>
+                      <a:fillRect/>
+                    </a:stretch>
+                  </pic:blipFill>
+                  <pic:spPr bwMode="auto">
+                    <a:xfrm>
+                      <a:off x="0" y="0"/>
+                      <a:ext cx="4170604" cy="2784153"/>
+                    </a:xfrm>
+                    <a:prstGeom prst="rect">
+                      <a:avLst/>
+                    </a:prstGeom>
+                    <a:noFill/>
+                    <a:ln>
+                      <a:noFill/>
+                    </a:ln>
+                  </pic:spPr>
+                </pic:pic>
+              </a:graphicData>
+            </a:graphic>
+          </wp:inline>
+        </w:drawing>
+      </w:r>
+      <w:r>
+        <w:fldChar w:fldCharType="end"/>
+      </w:r>
+    </w:p>
+    <w:p>
+      <w:pPr>
+        <w:pStyle w:val="af3"/>
+        <w:rPr>
+          <w:lang w:val="en-US"/>
+        </w:rPr>
+      </w:pPr>
+      <w:r>
+        <w:t xml:space="preserve">Рис. </w:t>
+      </w:r>
+      <w:r>
+        <w:fldChar w:fldCharType="begin"/>
+      </w:r>
+      <w:r>
+        <w:instrText xml:space="preserve"> SEQ Рис. \* ARABIC </w:instrText>
+      </w:r>
+      <w:r>
+        <w:fldChar w:fldCharType="separate"/>
+      </w:r>
+      <w:r>
+        <w:rPr>
+          <w:noProof/>
+        </w:rPr>
+        <w:t>5</w:t>
+      </w:r>
+      <w:r>
+        <w:fldChar w:fldCharType="end"/>
+      </w:r>
+      <w:r>
+        <w:t xml:space="preserve">. </w:t>
+      </w:r>
+      <w:r>
+        <w:rPr>
+          <w:lang w:val="ru-RU"/>
+        </w:rPr>
+        <w:t>Соединительные провода</w:t>
+      </w:r>
+    </w:p>
+    <w:p>
+      <w:pPr>
+        <w:pStyle w:val="a7"/>
+        <w:ind w:left="1145" w:firstLine="0"/>
+      </w:pPr>
+    </w:p>
+    <w:p>
+      <w:pPr>
+        <w:pStyle w:val="a7"/>
+        <w:numPr>
+          <w:ilvl w:val="0"/>
+          <w:numId w:val="1"/>
+        </w:numPr>
+      </w:pPr>
+      <w:r>
+        <w:rPr>
+          <w:lang w:val="en-US"/>
+        </w:rPr>
+        <w:t>USB</w:t>
+      </w:r>
+      <w:r>
+        <w:rPr>
+          <w:lang w:val="ru-RU"/>
+        </w:rPr>
+        <w:t>-</w:t>
+      </w:r>
+      <w:r>
+        <w:rPr>
+          <w:lang w:val="en-US"/>
+        </w:rPr>
+        <w:t xml:space="preserve">C </w:t>
+      </w:r>
+      <w:r>
+        <w:rPr>
+          <w:lang w:val="ru-RU"/>
+        </w:rPr>
+        <w:t>кабель</w:t>
+      </w:r>
+      <w:r>
+        <w:rPr>
+          <w:lang w:val="ru-RU"/>
+        </w:rPr>
+        <w:t xml:space="preserve"> – </w:t>
+      </w:r>
+    </w:p>
+    <w:p>
+      <w:pPr>
+        <w:pStyle w:val="a7"/>
+        <w:rPr>
+          <w:lang w:val="ru-RU"/>
+        </w:rPr>
+      </w:pPr>
+    </w:p>
+    <w:p>
+      <w:pPr>
+        <w:pStyle w:val="a7"/>
+        <w:keepNext/>
+        <w:jc w:val="center"/>
+      </w:pPr>
+      <w:r>
+        <w:lastRenderedPageBreak/>
+        <w:fldChar w:fldCharType="begin"/>
+      </w:r>
+      <w:r>
+        <w:instrText xml:space="preserve"> INCLUDEPICTURE "https://www.belkin.com/dw/image/v2/BGBH_PRD/on/demandware.static/-/Sites-master-product-catalog-blk/default/dwa12673e2/images/hi-res/4/4d53299707ad2518_CAB001BT0M-BLK_BoostCharge_USB-A_to_USB-C_Gallery_Shot_05_WEB.jpg?sw=700&amp;sh=700&amp;sm=fit&amp;sfrm=png" \* MERGEFORMATINET </w:instrText>
+      </w:r>
+      <w:r>
+        <w:fldChar w:fldCharType="separate"/>
+      </w:r>
+      <w:r>
+        <w:rPr>
+          <w:noProof/>
+        </w:rPr>
+        <w:drawing>
+          <wp:inline distT="0" distB="0" distL="0" distR="0">
+            <wp:extent cx="3461771" cy="3461771"/>
+            <wp:effectExtent l="0" t="0" r="5715" b="5715"/>
+            <wp:docPr id="1478835016" name="Рисунок 5" descr="USB-A to USB-C Cable (3m / 9.8ft, Black) | Belkin CA"/>
+            <wp:cNvGraphicFramePr>
+              <a:graphicFrameLocks xmlns:a="http://schemas.openxmlformats.org/drawingml/2006/main" noChangeAspect="1"/>
+            </wp:cNvGraphicFramePr>
+            <a:graphic xmlns:a="http://schemas.openxmlformats.org/drawingml/2006/main">
+              <a:graphicData uri="http://schemas.openxmlformats.org/drawingml/2006/picture">
+                <pic:pic xmlns:pic="http://schemas.openxmlformats.org/drawingml/2006/picture">
+                  <pic:nvPicPr>
+                    <pic:cNvPr id="0" name="Picture 9" descr="USB-A to USB-C Cable (3m / 9.8ft, Black) | Belkin CA"/>
+                    <pic:cNvPicPr>
+                      <a:picLocks noChangeAspect="1" noChangeArrowheads="1"/>
+                    </pic:cNvPicPr>
+                  </pic:nvPicPr>
+                  <pic:blipFill>
+                    <a:blip r:embed="rId13">
+                      <a:extLst>
+                        <a:ext uri="{28A0092B-C50C-407E-A947-70E740481C1C}">
+                          <a14:useLocalDpi xmlns:a14="http://schemas.microsoft.com/office/drawing/2010/main" val="0"/>
+                        </a:ext>
+                      </a:extLst>
+                    </a:blip>
+                    <a:srcRect/>
+                    <a:stretch>
+                      <a:fillRect/>
+                    </a:stretch>
+                  </pic:blipFill>
+                  <pic:spPr bwMode="auto">
+                    <a:xfrm>
+                      <a:off x="0" y="0"/>
+                      <a:ext cx="3487771" cy="3487771"/>
+                    </a:xfrm>
+                    <a:prstGeom prst="rect">
+                      <a:avLst/>
+                    </a:prstGeom>
+                    <a:noFill/>
+                    <a:ln>
+                      <a:noFill/>
+                    </a:ln>
+                  </pic:spPr>
+                </pic:pic>
+              </a:graphicData>
+            </a:graphic>
+          </wp:inline>
+        </w:drawing>
+      </w:r>
+      <w:r>
+        <w:fldChar w:fldCharType="end"/>
+      </w:r>
+    </w:p>
+    <w:p>
+      <w:pPr>
+        <w:pStyle w:val="af3"/>
+        <w:rPr>
+          <w:lang w:val="ru-RU"/>
+        </w:rPr>
+      </w:pPr>
+      <w:r>
+        <w:t xml:space="preserve">Рис. </w:t>
+      </w:r>
+      <w:r>
+        <w:fldChar w:fldCharType="begin"/>
+      </w:r>
+      <w:r>
+        <w:instrText xml:space="preserve"> SEQ Рис. \* ARABIC </w:instrText>
+      </w:r>
+      <w:r>
+        <w:fldChar w:fldCharType="separate"/>
+      </w:r>
+      <w:r>
+        <w:rPr>
+          <w:noProof/>
+        </w:rPr>
+        <w:t>6</w:t>
+      </w:r>
+      <w:r>
+        <w:fldChar w:fldCharType="end"/>
+      </w:r>
+      <w:r>
+        <w:t xml:space="preserve">. </w:t>
+      </w:r>
+      <w:r>
+        <w:rPr>
+          <w:lang w:val="en-US"/>
+        </w:rPr>
+        <w:t>USB</w:t>
+      </w:r>
+      <w:r>
+        <w:rPr>
+          <w:lang w:val="ru-RU"/>
+        </w:rPr>
+        <w:t>-</w:t>
+      </w:r>
+      <w:r>
+        <w:rPr>
+          <w:lang w:val="en-US"/>
+        </w:rPr>
+        <w:t>C</w:t>
+      </w:r>
+      <w:r>
+        <w:rPr>
+          <w:lang w:val="ru-RU"/>
+        </w:rPr>
+        <w:t xml:space="preserve"> </w:t>
+      </w:r>
+      <w:r>
+        <w:rPr>
+          <w:lang w:val="ru-RU"/>
+        </w:rPr>
+        <w:t>кабель</w:t>
+      </w:r>
+    </w:p>
+    <w:p>
+      <w:pPr>
+        <w:pStyle w:val="a7"/>
+        <w:ind w:left="1145" w:firstLine="0"/>
+      </w:pPr>
     </w:p>
     <w:p>
       <w:pPr>
         <w:pStyle w:val="2"/>
         <w:rPr>
-          <w:lang w:val="ru-RU"/>
+          <w:lang w:val="en-US"/>
         </w:rPr>
       </w:pPr>
       <w:bookmarkStart w:id="8" w:name="_Toc225201326"/>
@@ -2108,27 +4327,2577 @@
         <w:rPr>
           <w:lang w:val="ru-RU"/>
         </w:rPr>
-        <w:t>2.</w:t>
-      </w:r>
-      <w:r>
-        <w:rPr>
-          <w:lang w:val="ru-RU"/>
+        <w:t xml:space="preserve">2.3. </w:t>
+      </w:r>
+      <w:r>
+        <w:rPr>
+          <w:lang w:val="ru-RU"/>
+        </w:rPr>
+        <w:t>Разработка структурной схемы изделия</w:t>
+      </w:r>
+      <w:bookmarkEnd w:id="8"/>
+    </w:p>
+    <w:p>
+      <w:r>
+        <w:t xml:space="preserve">Структурная схема </w:t>
+      </w:r>
+      <w:r>
+        <w:t>–</w:t>
+      </w:r>
+      <w:r>
+        <w:t xml:space="preserve"> это упрощенное </w:t>
+      </w:r>
+      <w:r>
+        <w:t xml:space="preserve">графическое </w:t>
+      </w:r>
+      <w:r>
+        <w:t xml:space="preserve">представление </w:t>
+      </w:r>
+      <w:r>
+        <w:t xml:space="preserve">компонентов </w:t>
+      </w:r>
+      <w:r>
+        <w:t>устройства</w:t>
+      </w:r>
+      <w:r>
+        <w:t xml:space="preserve"> и связей между ними. В этой схеме компоненты отображаются в виде блоков, а стрелки между ними показывают, как они взаимодействуют друг с другом. Структурная схема помогает визуализировать организацию устройства и понять, как работает система в целом</w:t>
+      </w:r>
+      <w:r>
+        <w:t xml:space="preserve"> [7]</w:t>
+      </w:r>
+      <w:r>
+        <w:t>.</w:t>
+      </w:r>
+    </w:p>
+    <w:p>
+      <w:pPr>
+        <w:rPr>
+          <w:szCs w:val="28"/>
+        </w:rPr>
+      </w:pPr>
+      <w:r>
+        <w:rPr>
+          <w:szCs w:val="28"/>
+        </w:rPr>
+        <w:t>Структурная схема разрабатываемого схемотехнического устройства представлена на рис.</w:t>
+      </w:r>
+    </w:p>
+    <w:p>
+      <w:pPr>
+        <w:rPr>
+          <w:lang w:val="ru-RU"/>
+        </w:rPr>
+      </w:pPr>
+    </w:p>
+    <w:p>
+      <w:pPr>
+        <w:keepNext/>
+        <w:jc w:val="center"/>
+      </w:pPr>
+      <w:r>
+        <w:rPr>
+          <w:noProof/>
+          <w:lang w:val="ru-RU"/>
+        </w:rPr>
+        <w:lastRenderedPageBreak/>
+        <w:drawing>
+          <wp:inline distT="0" distB="0" distL="0" distR="0">
+            <wp:extent cx="4637314" cy="3711583"/>
+            <wp:effectExtent l="0" t="0" r="0" b="0"/>
+            <wp:docPr id="1399549532" name="Рисунок 1"/>
+            <wp:cNvGraphicFramePr>
+              <a:graphicFrameLocks xmlns:a="http://schemas.openxmlformats.org/drawingml/2006/main" noChangeAspect="1"/>
+            </wp:cNvGraphicFramePr>
+            <a:graphic xmlns:a="http://schemas.openxmlformats.org/drawingml/2006/main">
+              <a:graphicData uri="http://schemas.openxmlformats.org/drawingml/2006/picture">
+                <pic:pic xmlns:pic="http://schemas.openxmlformats.org/drawingml/2006/picture">
+                  <pic:nvPicPr>
+                    <pic:cNvPr id="1399549532" name="Рисунок 1399549532"/>
+                    <pic:cNvPicPr/>
+                  </pic:nvPicPr>
+                  <pic:blipFill>
+                    <a:blip r:embed="rId14" cstate="print">
+                      <a:extLst>
+                        <a:ext uri="{28A0092B-C50C-407E-A947-70E740481C1C}">
+                          <a14:useLocalDpi xmlns:a14="http://schemas.microsoft.com/office/drawing/2010/main" val="0"/>
+                        </a:ext>
+                      </a:extLst>
+                    </a:blip>
+                    <a:stretch>
+                      <a:fillRect/>
+                    </a:stretch>
+                  </pic:blipFill>
+                  <pic:spPr>
+                    <a:xfrm>
+                      <a:off x="0" y="0"/>
+                      <a:ext cx="4664180" cy="3733086"/>
+                    </a:xfrm>
+                    <a:prstGeom prst="rect">
+                      <a:avLst/>
+                    </a:prstGeom>
+                  </pic:spPr>
+                </pic:pic>
+              </a:graphicData>
+            </a:graphic>
+          </wp:inline>
+        </w:drawing>
+      </w:r>
+    </w:p>
+    <w:p>
+      <w:pPr>
+        <w:pStyle w:val="af3"/>
+        <w:rPr>
+          <w:lang w:val="ru-RU"/>
+        </w:rPr>
+      </w:pPr>
+      <w:r>
+        <w:t xml:space="preserve">Рис. </w:t>
+      </w:r>
+      <w:r>
+        <w:fldChar w:fldCharType="begin"/>
+      </w:r>
+      <w:r>
+        <w:instrText xml:space="preserve"> SEQ Рис. \* ARABIC </w:instrText>
+      </w:r>
+      <w:r>
+        <w:fldChar w:fldCharType="separate"/>
+      </w:r>
+      <w:r>
+        <w:rPr>
+          <w:noProof/>
+        </w:rPr>
+        <w:t>7</w:t>
+      </w:r>
+      <w:r>
+        <w:rPr>
+          <w:noProof/>
+        </w:rPr>
+        <w:fldChar w:fldCharType="end"/>
+      </w:r>
+      <w:r>
+        <w:rPr>
+          <w:lang w:val="ru-RU"/>
+        </w:rPr>
+        <w:t>. Структурная схема устройства</w:t>
+      </w:r>
+    </w:p>
+    <w:p>
+      <w:pPr>
+        <w:rPr>
+          <w:lang w:val="ru-RU"/>
+        </w:rPr>
+      </w:pPr>
+      <w:r>
+        <w:rPr>
+          <w:lang w:val="ru-RU"/>
+        </w:rPr>
+        <w:t xml:space="preserve">Плата микроконтроллера подключатся к компьютеру по шине </w:t>
+      </w:r>
+      <w:r>
+        <w:rPr>
+          <w:lang w:val="en-US"/>
+        </w:rPr>
+        <w:t>USB</w:t>
+      </w:r>
+      <w:r>
+        <w:rPr>
+          <w:lang w:val="ru-RU"/>
+        </w:rPr>
+        <w:t xml:space="preserve"> </w:t>
+      </w:r>
+      <w:r>
+        <w:rPr>
+          <w:lang w:val="ru-RU"/>
+        </w:rPr>
+        <w:t xml:space="preserve">при помощи встроенного в неё порта и передаёт данные при помощи интерфейса </w:t>
+      </w:r>
+      <w:r>
+        <w:rPr>
+          <w:lang w:val="en-US"/>
+        </w:rPr>
+        <w:t>HID</w:t>
+      </w:r>
+      <w:r>
+        <w:rPr>
+          <w:lang w:val="ru-RU"/>
+        </w:rPr>
+        <w:t xml:space="preserve"> (</w:t>
+      </w:r>
+      <w:r>
+        <w:rPr>
+          <w:lang w:val="en-US"/>
+        </w:rPr>
+        <w:t>Human</w:t>
+      </w:r>
+      <w:r>
+        <w:rPr>
+          <w:lang w:val="ru-RU"/>
+        </w:rPr>
+        <w:t xml:space="preserve"> </w:t>
+      </w:r>
+      <w:r>
+        <w:rPr>
+          <w:lang w:val="en-US"/>
+        </w:rPr>
+        <w:t>Interface</w:t>
+      </w:r>
+      <w:r>
+        <w:rPr>
+          <w:lang w:val="ru-RU"/>
+        </w:rPr>
+        <w:t xml:space="preserve"> </w:t>
+      </w:r>
+      <w:r>
+        <w:rPr>
+          <w:lang w:val="en-US"/>
+        </w:rPr>
+        <w:t>Device</w:t>
+      </w:r>
+      <w:r>
+        <w:rPr>
+          <w:lang w:val="ru-RU"/>
+        </w:rPr>
+        <w:t>)</w:t>
+      </w:r>
+      <w:r>
+        <w:rPr>
+          <w:lang w:val="ru-RU"/>
+        </w:rPr>
+        <w:t>. Микроконтроллер считывает замыкание контактов внутри клавиатурных переключателей, а также управляет выводом данных на дисплей.</w:t>
+      </w:r>
+    </w:p>
+    <w:p>
+      <w:pPr>
+        <w:rPr>
+          <w:lang w:val="ru-RU"/>
+        </w:rPr>
+      </w:pPr>
+    </w:p>
+    <w:p>
+      <w:pPr>
+        <w:pStyle w:val="2"/>
+        <w:rPr>
+          <w:lang w:val="en-US"/>
+        </w:rPr>
+      </w:pPr>
+      <w:bookmarkStart w:id="9" w:name="_Toc225201327"/>
+      <w:r>
+        <w:rPr>
+          <w:lang w:val="ru-RU"/>
+        </w:rPr>
+        <w:t xml:space="preserve">2.4. </w:t>
+      </w:r>
+      <w:r>
+        <w:rPr>
+          <w:lang w:val="ru-RU"/>
+        </w:rPr>
+        <w:t>Разработка принципиальной схемы изделия</w:t>
+      </w:r>
+      <w:bookmarkEnd w:id="9"/>
+    </w:p>
+    <w:p>
+      <w:r>
+        <w:t xml:space="preserve">Принципиальная схема </w:t>
+      </w:r>
+      <w:r>
+        <w:t>–</w:t>
+      </w:r>
+      <w:r>
+        <w:t xml:space="preserve"> это схема, которая отображает электрические соединения между компонентами устройства или системы. Она показывает, как элементы схемы соединяются друг с другом и как они взаимодействуют, но не учитывает физическое расположение этих компонентов. На принципиальной схеме указываются все электрические соединения, компоненты (резисторы, конденсаторы, микросхемы и т.</w:t>
+      </w:r>
+      <w:r>
+        <w:t xml:space="preserve"> </w:t>
+      </w:r>
+      <w:r>
+        <w:t>д.), а также их взаимное расположение в электрическом контуре</w:t>
+      </w:r>
+      <w:r>
+        <w:t xml:space="preserve"> [8]</w:t>
+      </w:r>
+      <w:r>
+        <w:t>.</w:t>
+      </w:r>
+    </w:p>
+    <w:p>
+      <w:pPr>
+        <w:ind w:firstLine="426"/>
+        <w:rPr>
+          <w:szCs w:val="28"/>
+          <w:lang w:val="ru-RU"/>
+        </w:rPr>
+      </w:pPr>
+      <w:r>
+        <w:rPr>
+          <w:szCs w:val="28"/>
+        </w:rPr>
+        <w:t xml:space="preserve">Принципиальная схема разрабатываемого схемотехнического устройства представлена на рис. </w:t>
+      </w:r>
+    </w:p>
+    <w:p>
+      <w:pPr>
+        <w:ind w:firstLine="426"/>
+        <w:rPr>
+          <w:szCs w:val="28"/>
+          <w:lang w:val="ru-RU"/>
+        </w:rPr>
+      </w:pPr>
+      <w:r>
+        <w:rPr>
+          <w:szCs w:val="28"/>
+        </w:rPr>
+        <w:lastRenderedPageBreak/>
+        <w:t>Принципиальная схема разрабатываемого схемотехнического устройства</w:t>
+      </w:r>
+      <w:r>
+        <w:rPr>
+          <w:szCs w:val="28"/>
+          <w:lang w:val="ru-RU"/>
+        </w:rPr>
+        <w:t xml:space="preserve"> в виде пиктограмм используемых плат</w:t>
+      </w:r>
+      <w:r>
+        <w:rPr>
+          <w:szCs w:val="28"/>
+        </w:rPr>
+        <w:t xml:space="preserve"> представлена на рис.</w:t>
+      </w:r>
+    </w:p>
+    <w:p>
+      <w:pPr>
+        <w:keepNext/>
+      </w:pPr>
+      <w:r>
+        <w:rPr>
+          <w:noProof/>
+          <w:lang w:val="en-US"/>
+        </w:rPr>
+        <w:drawing>
+          <wp:inline distT="0" distB="0" distL="0" distR="0">
+            <wp:extent cx="5826360" cy="3959225"/>
+            <wp:effectExtent l="0" t="0" r="3175" b="3175"/>
+            <wp:docPr id="7952402" name="Рисунок 2"/>
+            <wp:cNvGraphicFramePr>
+              <a:graphicFrameLocks xmlns:a="http://schemas.openxmlformats.org/drawingml/2006/main" noChangeAspect="1"/>
+            </wp:cNvGraphicFramePr>
+            <a:graphic xmlns:a="http://schemas.openxmlformats.org/drawingml/2006/main">
+              <a:graphicData uri="http://schemas.openxmlformats.org/drawingml/2006/picture">
+                <pic:pic xmlns:pic="http://schemas.openxmlformats.org/drawingml/2006/picture">
+                  <pic:nvPicPr>
+                    <pic:cNvPr id="7952402" name="Рисунок 2"/>
+                    <pic:cNvPicPr/>
+                  </pic:nvPicPr>
+                  <pic:blipFill>
+                    <a:blip r:embed="rId15" cstate="print">
+                      <a:extLst>
+                        <a:ext uri="{28A0092B-C50C-407E-A947-70E740481C1C}">
+                          <a14:useLocalDpi xmlns:a14="http://schemas.microsoft.com/office/drawing/2010/main" val="0"/>
+                        </a:ext>
+                      </a:extLst>
+                    </a:blip>
+                    <a:stretch>
+                      <a:fillRect/>
+                    </a:stretch>
+                  </pic:blipFill>
+                  <pic:spPr>
+                    <a:xfrm>
+                      <a:off x="0" y="0"/>
+                      <a:ext cx="5856252" cy="3979538"/>
+                    </a:xfrm>
+                    <a:prstGeom prst="rect">
+                      <a:avLst/>
+                    </a:prstGeom>
+                  </pic:spPr>
+                </pic:pic>
+              </a:graphicData>
+            </a:graphic>
+          </wp:inline>
+        </w:drawing>
+      </w:r>
+    </w:p>
+    <w:p>
+      <w:pPr>
+        <w:pStyle w:val="af3"/>
+        <w:rPr>
+          <w:lang w:val="en-US"/>
+        </w:rPr>
+      </w:pPr>
+      <w:r>
+        <w:t xml:space="preserve">Рис. </w:t>
+      </w:r>
+      <w:fldSimple w:instr=" SEQ Рис. \* ARABIC ">
+        <w:r>
+          <w:rPr>
+            <w:noProof/>
+          </w:rPr>
+          <w:t>8</w:t>
+        </w:r>
+      </w:fldSimple>
+      <w:r>
+        <w:rPr>
+          <w:lang w:val="ru-RU"/>
+        </w:rPr>
+        <w:t>. Принципиальная схема устройства</w:t>
+      </w:r>
+    </w:p>
+    <w:p>
+      <w:pPr>
+        <w:keepNext/>
+      </w:pPr>
+      <w:r>
+        <w:rPr>
+          <w:noProof/>
+          <w:lang w:val="en-US"/>
+        </w:rPr>
+        <w:lastRenderedPageBreak/>
+        <w:drawing>
+          <wp:inline distT="0" distB="0" distL="0" distR="0">
+            <wp:extent cx="5836795" cy="3959428"/>
+            <wp:effectExtent l="0" t="0" r="5715" b="3175"/>
+            <wp:docPr id="1602218208" name="Рисунок 3"/>
+            <wp:cNvGraphicFramePr>
+              <a:graphicFrameLocks xmlns:a="http://schemas.openxmlformats.org/drawingml/2006/main" noChangeAspect="1"/>
+            </wp:cNvGraphicFramePr>
+            <a:graphic xmlns:a="http://schemas.openxmlformats.org/drawingml/2006/main">
+              <a:graphicData uri="http://schemas.openxmlformats.org/drawingml/2006/picture">
+                <pic:pic xmlns:pic="http://schemas.openxmlformats.org/drawingml/2006/picture">
+                  <pic:nvPicPr>
+                    <pic:cNvPr id="1602218208" name="Рисунок 1602218208"/>
+                    <pic:cNvPicPr/>
+                  </pic:nvPicPr>
+                  <pic:blipFill>
+                    <a:blip r:embed="rId16" cstate="print">
+                      <a:extLst>
+                        <a:ext uri="{28A0092B-C50C-407E-A947-70E740481C1C}">
+                          <a14:useLocalDpi xmlns:a14="http://schemas.microsoft.com/office/drawing/2010/main" val="0"/>
+                        </a:ext>
+                      </a:extLst>
+                    </a:blip>
+                    <a:stretch>
+                      <a:fillRect/>
+                    </a:stretch>
+                  </pic:blipFill>
+                  <pic:spPr>
+                    <a:xfrm>
+                      <a:off x="0" y="0"/>
+                      <a:ext cx="5853419" cy="3970705"/>
+                    </a:xfrm>
+                    <a:prstGeom prst="rect">
+                      <a:avLst/>
+                    </a:prstGeom>
+                  </pic:spPr>
+                </pic:pic>
+              </a:graphicData>
+            </a:graphic>
+          </wp:inline>
+        </w:drawing>
+      </w:r>
+    </w:p>
+    <w:p>
+      <w:pPr>
+        <w:pStyle w:val="af3"/>
+        <w:rPr>
+          <w:lang w:val="ru-RU"/>
+        </w:rPr>
+      </w:pPr>
+      <w:r>
+        <w:t xml:space="preserve">Рис. </w:t>
+      </w:r>
+      <w:fldSimple w:instr=" SEQ Рис. \* ARABIC ">
+        <w:r>
+          <w:rPr>
+            <w:noProof/>
+          </w:rPr>
+          <w:t>9</w:t>
+        </w:r>
+      </w:fldSimple>
+      <w:r>
+        <w:rPr>
+          <w:lang w:val="ru-RU"/>
+        </w:rPr>
+        <w:t>. Принципиальная схема устройства с пиктограммами</w:t>
+      </w:r>
+    </w:p>
+    <w:p>
+      <w:pPr>
+        <w:pStyle w:val="2"/>
+        <w:rPr>
+          <w:lang w:val="ru-RU"/>
+        </w:rPr>
+      </w:pPr>
+      <w:bookmarkStart w:id="10" w:name="_Toc225201328"/>
+      <w:r>
+        <w:rPr>
+          <w:lang w:val="ru-RU"/>
+        </w:rPr>
+        <w:t xml:space="preserve">2.5. </w:t>
+      </w:r>
+      <w:r>
+        <w:rPr>
+          <w:lang w:val="ru-RU"/>
+        </w:rPr>
+        <w:t>Кодирование</w:t>
+      </w:r>
+      <w:bookmarkEnd w:id="10"/>
+    </w:p>
+    <w:p>
+      <w:pPr>
+        <w:rPr>
+          <w:lang w:val="ru-RU"/>
+        </w:rPr>
+      </w:pPr>
+      <w:r>
+        <w:rPr>
+          <w:lang w:val="ru-RU"/>
+        </w:rPr>
+        <w:t xml:space="preserve">Код программы для разрабатываемого устройства был написан на языке программирования </w:t>
+      </w:r>
+      <w:r>
+        <w:rPr>
+          <w:lang w:val="en-US"/>
+        </w:rPr>
+        <w:t>C</w:t>
+      </w:r>
+      <w:r>
+        <w:rPr>
+          <w:lang w:val="ru-RU"/>
+        </w:rPr>
+        <w:t xml:space="preserve">++ </w:t>
+      </w:r>
+      <w:r>
+        <w:rPr>
+          <w:lang w:val="ru-RU"/>
+        </w:rPr>
+        <w:t xml:space="preserve">с использованием стандартных библиотек платформы </w:t>
+      </w:r>
+      <w:r>
+        <w:rPr>
+          <w:lang w:val="en-US"/>
+        </w:rPr>
+        <w:t>Arduino</w:t>
+      </w:r>
+      <w:r>
+        <w:rPr>
+          <w:lang w:val="ru-RU"/>
+        </w:rPr>
+        <w:t xml:space="preserve">. Разработка велась в среде программирования для </w:t>
+      </w:r>
+      <w:proofErr w:type="spellStart"/>
+      <w:r>
+        <w:rPr>
+          <w:lang w:val="en-US"/>
+        </w:rPr>
+        <w:t>PlatformIO</w:t>
+      </w:r>
+      <w:proofErr w:type="spellEnd"/>
+      <w:r>
+        <w:rPr>
+          <w:lang w:val="ru-RU"/>
+        </w:rPr>
+        <w:t>.</w:t>
+      </w:r>
+    </w:p>
+    <w:p>
+      <w:pPr>
+        <w:ind w:firstLine="426"/>
+        <w:rPr>
+          <w:szCs w:val="28"/>
+        </w:rPr>
+      </w:pPr>
+      <w:r>
+        <w:rPr>
+          <w:szCs w:val="28"/>
+        </w:rPr>
+        <w:t>Описание переменных, используемых в программ</w:t>
+      </w:r>
+      <w:r>
+        <w:rPr>
+          <w:szCs w:val="28"/>
+        </w:rPr>
+        <w:t>е</w:t>
+      </w:r>
+      <w:r>
+        <w:rPr>
+          <w:szCs w:val="28"/>
+        </w:rPr>
+        <w:t xml:space="preserve"> представлено в табл</w:t>
+      </w:r>
+      <w:r>
+        <w:rPr>
+          <w:szCs w:val="28"/>
+        </w:rPr>
+        <w:t>.</w:t>
+      </w:r>
+      <w:r>
+        <w:rPr>
+          <w:szCs w:val="28"/>
+        </w:rPr>
+        <w:t xml:space="preserve"> </w:t>
+      </w:r>
+      <w:r>
+        <w:rPr>
+          <w:szCs w:val="28"/>
+        </w:rPr>
+        <w:t>2</w:t>
+      </w:r>
+      <w:r>
+        <w:rPr>
+          <w:szCs w:val="28"/>
+        </w:rPr>
+        <w:t>.</w:t>
+      </w:r>
+    </w:p>
+    <w:p>
+      <w:pPr>
+        <w:jc w:val="right"/>
+        <w:rPr>
+          <w:szCs w:val="28"/>
+        </w:rPr>
+      </w:pPr>
+      <w:r>
+        <w:rPr>
+          <w:szCs w:val="28"/>
+        </w:rPr>
+        <w:t>Таблица 2</w:t>
+      </w:r>
+    </w:p>
+    <w:p>
+      <w:pPr>
+        <w:jc w:val="center"/>
+        <w:rPr>
+          <w:szCs w:val="28"/>
+        </w:rPr>
+      </w:pPr>
+      <w:r>
+        <w:rPr>
+          <w:szCs w:val="28"/>
+        </w:rPr>
+        <w:t>Переменные</w:t>
+      </w:r>
+    </w:p>
+    <w:tbl>
+      <w:tblPr>
+        <w:tblStyle w:val="af4"/>
+        <w:tblW w:w="0" w:type="auto"/>
+        <w:tblLook w:val="04A0" w:firstRow="1" w:lastRow="0" w:firstColumn="1" w:lastColumn="0" w:noHBand="0" w:noVBand="1"/>
+      </w:tblPr>
+      <w:tblGrid>
+        <w:gridCol w:w="2039"/>
+        <w:gridCol w:w="2070"/>
+        <w:gridCol w:w="5519"/>
+      </w:tblGrid>
+      <w:tr>
+        <w:tc>
+          <w:tcPr>
+            <w:tcW w:w="2039" w:type="dxa"/>
+          </w:tcPr>
+          <w:p>
+            <w:pPr>
+              <w:ind w:firstLine="0"/>
+              <w:jc w:val="center"/>
+              <w:rPr>
+                <w:sz w:val="24"/>
+              </w:rPr>
+            </w:pPr>
+            <w:r>
+              <w:rPr>
+                <w:sz w:val="24"/>
+              </w:rPr>
+              <w:t>Обозначение</w:t>
+            </w:r>
+          </w:p>
+        </w:tc>
+        <w:tc>
+          <w:tcPr>
+            <w:tcW w:w="2070" w:type="dxa"/>
+          </w:tcPr>
+          <w:p>
+            <w:pPr>
+              <w:ind w:firstLine="0"/>
+              <w:jc w:val="center"/>
+              <w:rPr>
+                <w:sz w:val="24"/>
+              </w:rPr>
+            </w:pPr>
+            <w:r>
+              <w:rPr>
+                <w:sz w:val="24"/>
+              </w:rPr>
+              <w:t>Тип данных</w:t>
+            </w:r>
+          </w:p>
+        </w:tc>
+        <w:tc>
+          <w:tcPr>
+            <w:tcW w:w="5519" w:type="dxa"/>
+          </w:tcPr>
+          <w:p>
+            <w:pPr>
+              <w:ind w:firstLine="0"/>
+              <w:jc w:val="center"/>
+              <w:rPr>
+                <w:sz w:val="24"/>
+              </w:rPr>
+            </w:pPr>
+            <w:r>
+              <w:rPr>
+                <w:sz w:val="24"/>
+              </w:rPr>
+              <w:t>Назначение</w:t>
+            </w:r>
+          </w:p>
+        </w:tc>
+      </w:tr>
+      <w:tr>
+        <w:tc>
+          <w:tcPr>
+            <w:tcW w:w="2039" w:type="dxa"/>
+            <w:vAlign w:val="center"/>
+          </w:tcPr>
+          <w:p>
+            <w:pPr>
+              <w:ind w:firstLine="0"/>
+              <w:jc w:val="center"/>
+              <w:rPr>
+                <w:sz w:val="24"/>
+                <w:lang w:val="en-US"/>
+              </w:rPr>
+            </w:pPr>
+            <w:r>
+              <w:rPr>
+                <w:sz w:val="24"/>
+                <w:lang w:val="en-US"/>
+              </w:rPr>
+              <w:t>1</w:t>
+            </w:r>
+          </w:p>
+        </w:tc>
+        <w:tc>
+          <w:tcPr>
+            <w:tcW w:w="2070" w:type="dxa"/>
+            <w:vAlign w:val="center"/>
+          </w:tcPr>
+          <w:p>
+            <w:pPr>
+              <w:ind w:firstLine="0"/>
+              <w:jc w:val="center"/>
+              <w:rPr>
+                <w:sz w:val="24"/>
+                <w:lang w:val="en-US"/>
+              </w:rPr>
+            </w:pPr>
+            <w:r>
+              <w:rPr>
+                <w:sz w:val="24"/>
+                <w:lang w:val="en-US"/>
+              </w:rPr>
+              <w:t>2</w:t>
+            </w:r>
+          </w:p>
+        </w:tc>
+        <w:tc>
+          <w:tcPr>
+            <w:tcW w:w="5519" w:type="dxa"/>
+            <w:vAlign w:val="center"/>
+          </w:tcPr>
+          <w:p>
+            <w:pPr>
+              <w:ind w:firstLine="0"/>
+              <w:jc w:val="center"/>
+              <w:rPr>
+                <w:sz w:val="24"/>
+                <w:lang w:val="en-US"/>
+              </w:rPr>
+            </w:pPr>
+            <w:r>
+              <w:rPr>
+                <w:sz w:val="24"/>
+                <w:lang w:val="en-US"/>
+              </w:rPr>
+              <w:t>3</w:t>
+            </w:r>
+          </w:p>
+        </w:tc>
+      </w:tr>
+      <w:tr>
+        <w:tc>
+          <w:tcPr>
+            <w:tcW w:w="2039" w:type="dxa"/>
+            <w:vAlign w:val="center"/>
+          </w:tcPr>
+          <w:p>
+            <w:pPr>
+              <w:ind w:firstLine="0"/>
+              <w:rPr>
+                <w:sz w:val="24"/>
+                <w:lang w:val="en-US"/>
+              </w:rPr>
+            </w:pPr>
+            <w:r>
+              <w:rPr>
+                <w:sz w:val="24"/>
+                <w:lang w:val="en-US"/>
+              </w:rPr>
+              <w:t>display</w:t>
+            </w:r>
+          </w:p>
+        </w:tc>
+        <w:tc>
+          <w:tcPr>
+            <w:tcW w:w="2070" w:type="dxa"/>
+            <w:vAlign w:val="center"/>
+          </w:tcPr>
+          <w:p>
+            <w:pPr>
+              <w:ind w:firstLine="0"/>
+              <w:rPr>
+                <w:sz w:val="24"/>
+                <w:lang w:val="ru-RU"/>
+              </w:rPr>
+            </w:pPr>
+            <w:r>
+              <w:rPr>
+                <w:sz w:val="24"/>
+                <w:lang w:val="ru-RU"/>
+              </w:rPr>
+              <w:t>Adafruit_SSD1306</w:t>
+            </w:r>
+          </w:p>
+        </w:tc>
+        <w:tc>
+          <w:tcPr>
+            <w:tcW w:w="5519" w:type="dxa"/>
+            <w:vAlign w:val="center"/>
+          </w:tcPr>
+          <w:p>
+            <w:pPr>
+              <w:ind w:firstLine="0"/>
+              <w:rPr>
+                <w:sz w:val="24"/>
+                <w:lang w:val="ru-RU"/>
+              </w:rPr>
+            </w:pPr>
+          </w:p>
+        </w:tc>
+      </w:tr>
+      <w:tr>
+        <w:tc>
+          <w:tcPr>
+            <w:tcW w:w="2039" w:type="dxa"/>
+            <w:vAlign w:val="center"/>
+          </w:tcPr>
+          <w:p>
+            <w:pPr>
+              <w:ind w:firstLine="0"/>
+              <w:rPr>
+                <w:sz w:val="24"/>
+                <w:lang w:val="en-US"/>
+              </w:rPr>
+            </w:pPr>
+            <w:proofErr w:type="spellStart"/>
+            <w:r>
+              <w:rPr>
+                <w:sz w:val="24"/>
+                <w:lang w:val="en-US"/>
+              </w:rPr>
+              <w:t>current_mode</w:t>
+            </w:r>
+            <w:proofErr w:type="spellEnd"/>
+          </w:p>
+        </w:tc>
+        <w:tc>
+          <w:tcPr>
+            <w:tcW w:w="2070" w:type="dxa"/>
+            <w:vAlign w:val="center"/>
+          </w:tcPr>
+          <w:p>
+            <w:pPr>
+              <w:ind w:firstLine="0"/>
+              <w:rPr>
+                <w:sz w:val="24"/>
+                <w:lang w:val="ru-RU"/>
+              </w:rPr>
+            </w:pPr>
+            <w:r>
+              <w:rPr>
+                <w:sz w:val="24"/>
+                <w:lang w:val="ru-RU"/>
+              </w:rPr>
+              <w:t>int8_t</w:t>
+            </w:r>
+          </w:p>
+        </w:tc>
+        <w:tc>
+          <w:tcPr>
+            <w:tcW w:w="5519" w:type="dxa"/>
+            <w:vAlign w:val="center"/>
+          </w:tcPr>
+          <w:p>
+            <w:pPr>
+              <w:ind w:firstLine="0"/>
+              <w:rPr>
+                <w:sz w:val="24"/>
+                <w:lang w:val="ru-RU"/>
+              </w:rPr>
+            </w:pPr>
+          </w:p>
+        </w:tc>
+      </w:tr>
+      <w:tr>
+        <w:tc>
+          <w:tcPr>
+            <w:tcW w:w="2039" w:type="dxa"/>
+            <w:vAlign w:val="center"/>
+          </w:tcPr>
+          <w:p>
+            <w:pPr>
+              <w:ind w:firstLine="0"/>
+              <w:rPr>
+                <w:sz w:val="24"/>
+                <w:lang w:val="en-US"/>
+              </w:rPr>
+            </w:pPr>
+            <w:proofErr w:type="spellStart"/>
+            <w:r>
+              <w:rPr>
+                <w:sz w:val="24"/>
+                <w:lang w:val="en-US"/>
+              </w:rPr>
+              <w:t>left_pressed</w:t>
+            </w:r>
+            <w:proofErr w:type="spellEnd"/>
+          </w:p>
+        </w:tc>
+        <w:tc>
+          <w:tcPr>
+            <w:tcW w:w="2070" w:type="dxa"/>
+            <w:vAlign w:val="center"/>
+          </w:tcPr>
+          <w:p>
+            <w:pPr>
+              <w:ind w:firstLine="0"/>
+              <w:rPr>
+                <w:sz w:val="24"/>
+                <w:lang w:val="ru-RU"/>
+              </w:rPr>
+            </w:pPr>
+            <w:proofErr w:type="spellStart"/>
+            <w:r>
+              <w:rPr>
+                <w:sz w:val="24"/>
+                <w:lang w:val="ru-RU"/>
+              </w:rPr>
+              <w:t>bool</w:t>
+            </w:r>
+            <w:proofErr w:type="spellEnd"/>
+          </w:p>
+        </w:tc>
+        <w:tc>
+          <w:tcPr>
+            <w:tcW w:w="5519" w:type="dxa"/>
+            <w:vAlign w:val="center"/>
+          </w:tcPr>
+          <w:p>
+            <w:pPr>
+              <w:ind w:firstLine="0"/>
+              <w:rPr>
+                <w:sz w:val="24"/>
+                <w:lang w:val="ru-RU"/>
+              </w:rPr>
+            </w:pPr>
+          </w:p>
+        </w:tc>
+      </w:tr>
+      <w:tr>
+        <w:tc>
+          <w:tcPr>
+            <w:tcW w:w="2039" w:type="dxa"/>
+            <w:vAlign w:val="center"/>
+          </w:tcPr>
+          <w:p>
+            <w:pPr>
+              <w:ind w:firstLine="0"/>
+              <w:rPr>
+                <w:sz w:val="24"/>
+                <w:lang w:val="en-US"/>
+              </w:rPr>
+            </w:pPr>
+            <w:proofErr w:type="spellStart"/>
+            <w:r>
+              <w:rPr>
+                <w:sz w:val="24"/>
+                <w:lang w:val="en-US"/>
+              </w:rPr>
+              <w:t>right_pressed</w:t>
+            </w:r>
+            <w:proofErr w:type="spellEnd"/>
+          </w:p>
+        </w:tc>
+        <w:tc>
+          <w:tcPr>
+            <w:tcW w:w="2070" w:type="dxa"/>
+            <w:vAlign w:val="center"/>
+          </w:tcPr>
+          <w:p>
+            <w:pPr>
+              <w:ind w:firstLine="0"/>
+              <w:rPr>
+                <w:sz w:val="24"/>
+                <w:lang w:val="ru-RU"/>
+              </w:rPr>
+            </w:pPr>
+            <w:proofErr w:type="spellStart"/>
+            <w:r>
+              <w:rPr>
+                <w:sz w:val="24"/>
+                <w:lang w:val="ru-RU"/>
+              </w:rPr>
+              <w:t>bool</w:t>
+            </w:r>
+            <w:proofErr w:type="spellEnd"/>
+          </w:p>
+        </w:tc>
+        <w:tc>
+          <w:tcPr>
+            <w:tcW w:w="5519" w:type="dxa"/>
+            <w:vAlign w:val="center"/>
+          </w:tcPr>
+          <w:p>
+            <w:pPr>
+              <w:ind w:firstLine="0"/>
+              <w:rPr>
+                <w:sz w:val="24"/>
+                <w:lang w:val="ru-RU"/>
+              </w:rPr>
+            </w:pPr>
+          </w:p>
+        </w:tc>
+      </w:tr>
+      <w:tr>
+        <w:tc>
+          <w:tcPr>
+            <w:tcW w:w="2039" w:type="dxa"/>
+            <w:vAlign w:val="center"/>
+          </w:tcPr>
+          <w:p>
+            <w:pPr>
+              <w:ind w:firstLine="0"/>
+              <w:rPr>
+                <w:sz w:val="24"/>
+                <w:lang w:val="en-US"/>
+              </w:rPr>
+            </w:pPr>
+            <w:r>
+              <w:rPr>
+                <w:sz w:val="24"/>
+                <w:lang w:val="en-US"/>
+              </w:rPr>
+              <w:t>released</w:t>
+            </w:r>
+          </w:p>
+        </w:tc>
+        <w:tc>
+          <w:tcPr>
+            <w:tcW w:w="2070" w:type="dxa"/>
+            <w:vAlign w:val="center"/>
+          </w:tcPr>
+          <w:p>
+            <w:pPr>
+              <w:ind w:firstLine="0"/>
+              <w:rPr>
+                <w:sz w:val="24"/>
+                <w:lang w:val="ru-RU"/>
+              </w:rPr>
+            </w:pPr>
+            <w:proofErr w:type="spellStart"/>
+            <w:r>
+              <w:rPr>
+                <w:sz w:val="24"/>
+                <w:lang w:val="ru-RU"/>
+              </w:rPr>
+              <w:t>bool</w:t>
+            </w:r>
+            <w:proofErr w:type="spellEnd"/>
+          </w:p>
+        </w:tc>
+        <w:tc>
+          <w:tcPr>
+            <w:tcW w:w="5519" w:type="dxa"/>
+            <w:vAlign w:val="center"/>
+          </w:tcPr>
+          <w:p>
+            <w:pPr>
+              <w:ind w:firstLine="0"/>
+              <w:rPr>
+                <w:sz w:val="24"/>
+                <w:lang w:val="ru-RU"/>
+              </w:rPr>
+            </w:pPr>
+          </w:p>
+        </w:tc>
+      </w:tr>
+      <w:tr>
+        <w:tc>
+          <w:tcPr>
+            <w:tcW w:w="2039" w:type="dxa"/>
+            <w:vAlign w:val="center"/>
+          </w:tcPr>
+          <w:p>
+            <w:pPr>
+              <w:ind w:firstLine="0"/>
+              <w:rPr>
+                <w:sz w:val="24"/>
+                <w:lang w:val="en-US"/>
+              </w:rPr>
+            </w:pPr>
+            <w:proofErr w:type="spellStart"/>
+            <w:r>
+              <w:rPr>
+                <w:sz w:val="24"/>
+                <w:lang w:val="en-US"/>
+              </w:rPr>
+              <w:t>key_index</w:t>
+            </w:r>
+            <w:proofErr w:type="spellEnd"/>
+          </w:p>
+        </w:tc>
+        <w:tc>
+          <w:tcPr>
+            <w:tcW w:w="2070" w:type="dxa"/>
+            <w:vAlign w:val="center"/>
+          </w:tcPr>
+          <w:p>
+            <w:pPr>
+              <w:ind w:firstLine="0"/>
+              <w:rPr>
+                <w:sz w:val="24"/>
+                <w:lang w:val="ru-RU"/>
+              </w:rPr>
+            </w:pPr>
+            <w:r>
+              <w:rPr>
+                <w:sz w:val="24"/>
+                <w:lang w:val="ru-RU"/>
+              </w:rPr>
+              <w:t>int8_t</w:t>
+            </w:r>
+          </w:p>
+        </w:tc>
+        <w:tc>
+          <w:tcPr>
+            <w:tcW w:w="5519" w:type="dxa"/>
+            <w:vAlign w:val="center"/>
+          </w:tcPr>
+          <w:p>
+            <w:pPr>
+              <w:ind w:firstLine="0"/>
+              <w:rPr>
+                <w:sz w:val="24"/>
+                <w:lang w:val="ru-RU"/>
+              </w:rPr>
+            </w:pPr>
+          </w:p>
+        </w:tc>
+      </w:tr>
+      <w:tr>
+        <w:tc>
+          <w:tcPr>
+            <w:tcW w:w="2039" w:type="dxa"/>
+            <w:vAlign w:val="center"/>
+          </w:tcPr>
+          <w:p>
+            <w:pPr>
+              <w:ind w:firstLine="0"/>
+              <w:rPr>
+                <w:sz w:val="24"/>
+                <w:lang w:val="en-US"/>
+              </w:rPr>
+            </w:pPr>
+            <w:r>
+              <w:rPr>
+                <w:sz w:val="24"/>
+                <w:lang w:val="en-US"/>
+              </w:rPr>
+              <w:t>state</w:t>
+            </w:r>
+          </w:p>
+        </w:tc>
+        <w:tc>
+          <w:tcPr>
+            <w:tcW w:w="2070" w:type="dxa"/>
+            <w:vAlign w:val="center"/>
+          </w:tcPr>
+          <w:p>
+            <w:pPr>
+              <w:ind w:firstLine="0"/>
+              <w:rPr>
+                <w:sz w:val="24"/>
+                <w:lang w:val="ru-RU"/>
+              </w:rPr>
+            </w:pPr>
+            <w:r>
+              <w:rPr>
+                <w:sz w:val="24"/>
+                <w:lang w:val="ru-RU"/>
+              </w:rPr>
+              <w:t>int8_t</w:t>
+            </w:r>
+          </w:p>
+        </w:tc>
+        <w:tc>
+          <w:tcPr>
+            <w:tcW w:w="5519" w:type="dxa"/>
+            <w:vAlign w:val="center"/>
+          </w:tcPr>
+          <w:p>
+            <w:pPr>
+              <w:ind w:firstLine="0"/>
+              <w:rPr>
+                <w:sz w:val="24"/>
+                <w:lang w:val="ru-RU"/>
+              </w:rPr>
+            </w:pPr>
+          </w:p>
+        </w:tc>
+      </w:tr>
+      <w:tr>
+        <w:tc>
+          <w:tcPr>
+            <w:tcW w:w="2039" w:type="dxa"/>
+            <w:vAlign w:val="center"/>
+          </w:tcPr>
+          <w:p>
+            <w:pPr>
+              <w:ind w:firstLine="0"/>
+              <w:rPr>
+                <w:sz w:val="24"/>
+                <w:lang w:val="en-US"/>
+              </w:rPr>
+            </w:pPr>
+            <w:proofErr w:type="spellStart"/>
+            <w:r>
+              <w:rPr>
+                <w:sz w:val="24"/>
+                <w:lang w:val="en-US"/>
+              </w:rPr>
+              <w:t>mode_changed</w:t>
+            </w:r>
+            <w:proofErr w:type="spellEnd"/>
+          </w:p>
+        </w:tc>
+        <w:tc>
+          <w:tcPr>
+            <w:tcW w:w="2070" w:type="dxa"/>
+            <w:vAlign w:val="center"/>
+          </w:tcPr>
+          <w:p>
+            <w:pPr>
+              <w:ind w:firstLine="0"/>
+              <w:rPr>
+                <w:sz w:val="24"/>
+                <w:lang w:val="ru-RU"/>
+              </w:rPr>
+            </w:pPr>
+            <w:proofErr w:type="spellStart"/>
+            <w:r>
+              <w:rPr>
+                <w:sz w:val="24"/>
+                <w:lang w:val="ru-RU"/>
+              </w:rPr>
+              <w:t>bool</w:t>
+            </w:r>
+            <w:proofErr w:type="spellEnd"/>
+          </w:p>
+        </w:tc>
+        <w:tc>
+          <w:tcPr>
+            <w:tcW w:w="5519" w:type="dxa"/>
+            <w:vAlign w:val="center"/>
+          </w:tcPr>
+          <w:p>
+            <w:pPr>
+              <w:ind w:firstLine="0"/>
+              <w:rPr>
+                <w:sz w:val="24"/>
+                <w:lang w:val="ru-RU"/>
+              </w:rPr>
+            </w:pPr>
+          </w:p>
+        </w:tc>
+      </w:tr>
+      <w:tr>
+        <w:tc>
+          <w:tcPr>
+            <w:tcW w:w="2039" w:type="dxa"/>
+            <w:vAlign w:val="center"/>
+          </w:tcPr>
+          <w:p>
+            <w:pPr>
+              <w:ind w:firstLine="0"/>
+              <w:rPr>
+                <w:sz w:val="24"/>
+                <w:lang w:val="en-US"/>
+              </w:rPr>
+            </w:pPr>
+            <w:r>
+              <w:rPr>
+                <w:sz w:val="24"/>
+                <w:lang w:val="en-US"/>
+              </w:rPr>
+              <w:lastRenderedPageBreak/>
+              <w:t>LEFT_BUTTON</w:t>
+            </w:r>
+          </w:p>
+        </w:tc>
+        <w:tc>
+          <w:tcPr>
+            <w:tcW w:w="2070" w:type="dxa"/>
+            <w:vAlign w:val="center"/>
+          </w:tcPr>
+          <w:p>
+            <w:pPr>
+              <w:ind w:firstLine="0"/>
+              <w:rPr>
+                <w:sz w:val="24"/>
+                <w:lang w:val="en-US"/>
+              </w:rPr>
+            </w:pPr>
+            <w:r>
+              <w:rPr>
+                <w:sz w:val="24"/>
+                <w:lang w:val="en-US"/>
+              </w:rPr>
+              <w:t xml:space="preserve">const </w:t>
+            </w:r>
+            <w:r>
+              <w:rPr>
+                <w:sz w:val="24"/>
+                <w:lang w:val="en-US"/>
+              </w:rPr>
+              <w:t>int</w:t>
+            </w:r>
+          </w:p>
+        </w:tc>
+        <w:tc>
+          <w:tcPr>
+            <w:tcW w:w="5519" w:type="dxa"/>
+            <w:vAlign w:val="center"/>
+          </w:tcPr>
+          <w:p>
+            <w:pPr>
+              <w:ind w:firstLine="0"/>
+              <w:rPr>
+                <w:sz w:val="24"/>
+                <w:lang w:val="ru-RU"/>
+              </w:rPr>
+            </w:pPr>
+          </w:p>
+        </w:tc>
+      </w:tr>
+      <w:tr>
+        <w:tc>
+          <w:tcPr>
+            <w:tcW w:w="2039" w:type="dxa"/>
+            <w:vAlign w:val="center"/>
+          </w:tcPr>
+          <w:p>
+            <w:pPr>
+              <w:ind w:firstLine="0"/>
+              <w:rPr>
+                <w:sz w:val="24"/>
+                <w:lang w:val="en-US"/>
+              </w:rPr>
+            </w:pPr>
+            <w:r>
+              <w:rPr>
+                <w:sz w:val="24"/>
+                <w:lang w:val="en-US"/>
+              </w:rPr>
+              <w:t>RIGHT_BUTTON</w:t>
+            </w:r>
+          </w:p>
+        </w:tc>
+        <w:tc>
+          <w:tcPr>
+            <w:tcW w:w="2070" w:type="dxa"/>
+            <w:vAlign w:val="center"/>
+          </w:tcPr>
+          <w:p>
+            <w:pPr>
+              <w:ind w:firstLine="0"/>
+              <w:rPr>
+                <w:sz w:val="24"/>
+                <w:lang w:val="en-US"/>
+              </w:rPr>
+            </w:pPr>
+            <w:r>
+              <w:rPr>
+                <w:sz w:val="24"/>
+                <w:lang w:val="en-US"/>
+              </w:rPr>
+              <w:t>const int</w:t>
+            </w:r>
+          </w:p>
+        </w:tc>
+        <w:tc>
+          <w:tcPr>
+            <w:tcW w:w="5519" w:type="dxa"/>
+            <w:vAlign w:val="center"/>
+          </w:tcPr>
+          <w:p>
+            <w:pPr>
+              <w:ind w:firstLine="0"/>
+              <w:rPr>
+                <w:sz w:val="24"/>
+                <w:lang w:val="ru-RU"/>
+              </w:rPr>
+            </w:pPr>
+          </w:p>
+        </w:tc>
+      </w:tr>
+      <w:tr>
+        <w:tc>
+          <w:tcPr>
+            <w:tcW w:w="2039" w:type="dxa"/>
+            <w:vAlign w:val="center"/>
+          </w:tcPr>
+          <w:p>
+            <w:pPr>
+              <w:ind w:firstLine="0"/>
+              <w:rPr>
+                <w:sz w:val="24"/>
+                <w:lang w:val="en-US"/>
+              </w:rPr>
+            </w:pPr>
+            <w:r>
+              <w:rPr>
+                <w:sz w:val="24"/>
+                <w:lang w:val="en-US"/>
+              </w:rPr>
+              <w:t>KEY_SPACE</w:t>
+            </w:r>
+          </w:p>
+        </w:tc>
+        <w:tc>
+          <w:tcPr>
+            <w:tcW w:w="2070" w:type="dxa"/>
+            <w:vAlign w:val="center"/>
+          </w:tcPr>
+          <w:p>
+            <w:pPr>
+              <w:ind w:firstLine="0"/>
+              <w:rPr>
+                <w:sz w:val="24"/>
+                <w:lang w:val="en-US"/>
+              </w:rPr>
+            </w:pPr>
+            <w:r>
+              <w:rPr>
+                <w:sz w:val="24"/>
+                <w:lang w:val="en-US"/>
+              </w:rPr>
+              <w:t>const int</w:t>
+            </w:r>
+          </w:p>
+        </w:tc>
+        <w:tc>
+          <w:tcPr>
+            <w:tcW w:w="5519" w:type="dxa"/>
+            <w:vAlign w:val="center"/>
+          </w:tcPr>
+          <w:p>
+            <w:pPr>
+              <w:ind w:firstLine="0"/>
+              <w:rPr>
+                <w:sz w:val="24"/>
+                <w:lang w:val="ru-RU"/>
+              </w:rPr>
+            </w:pPr>
+          </w:p>
+        </w:tc>
+      </w:tr>
+      <w:tr>
+        <w:tc>
+          <w:tcPr>
+            <w:tcW w:w="2039" w:type="dxa"/>
+            <w:vAlign w:val="center"/>
+          </w:tcPr>
+          <w:p>
+            <w:pPr>
+              <w:ind w:firstLine="0"/>
+              <w:rPr>
+                <w:sz w:val="24"/>
+                <w:lang w:val="en-US"/>
+              </w:rPr>
+            </w:pPr>
+            <w:r>
+              <w:rPr>
+                <w:sz w:val="24"/>
+                <w:lang w:val="en-US"/>
+              </w:rPr>
+              <w:t>KEYS</w:t>
+            </w:r>
+          </w:p>
+        </w:tc>
+        <w:tc>
+          <w:tcPr>
+            <w:tcW w:w="2070" w:type="dxa"/>
+            <w:vAlign w:val="center"/>
+          </w:tcPr>
+          <w:p>
+            <w:pPr>
+              <w:ind w:firstLine="0"/>
+              <w:rPr>
+                <w:sz w:val="24"/>
+                <w:lang w:val="en-US"/>
+              </w:rPr>
+            </w:pPr>
+            <w:r>
+              <w:rPr>
+                <w:sz w:val="24"/>
+                <w:lang w:val="en-US"/>
+              </w:rPr>
+              <w:t>const int</w:t>
+            </w:r>
+          </w:p>
+        </w:tc>
+        <w:tc>
+          <w:tcPr>
+            <w:tcW w:w="5519" w:type="dxa"/>
+            <w:vAlign w:val="center"/>
+          </w:tcPr>
+          <w:p>
+            <w:pPr>
+              <w:ind w:firstLine="0"/>
+              <w:rPr>
+                <w:sz w:val="24"/>
+                <w:lang w:val="ru-RU"/>
+              </w:rPr>
+            </w:pPr>
+          </w:p>
+        </w:tc>
+      </w:tr>
+      <w:tr>
+        <w:tc>
+          <w:tcPr>
+            <w:tcW w:w="2039" w:type="dxa"/>
+            <w:vAlign w:val="center"/>
+          </w:tcPr>
+          <w:p>
+            <w:pPr>
+              <w:ind w:firstLine="0"/>
+              <w:rPr>
+                <w:sz w:val="24"/>
+                <w:lang w:val="en-US"/>
+              </w:rPr>
+            </w:pPr>
+            <w:proofErr w:type="spellStart"/>
+            <w:r>
+              <w:rPr>
+                <w:sz w:val="24"/>
+                <w:lang w:val="en-US"/>
+              </w:rPr>
+              <w:t>keys_arr</w:t>
+            </w:r>
+            <w:proofErr w:type="spellEnd"/>
+          </w:p>
+        </w:tc>
+        <w:tc>
+          <w:tcPr>
+            <w:tcW w:w="2070" w:type="dxa"/>
+            <w:vAlign w:val="center"/>
+          </w:tcPr>
+          <w:p>
+            <w:pPr>
+              <w:ind w:firstLine="0"/>
+              <w:rPr>
+                <w:sz w:val="24"/>
+                <w:lang w:val="en-US"/>
+              </w:rPr>
+            </w:pPr>
+            <w:proofErr w:type="spellStart"/>
+            <w:r>
+              <w:rPr>
+                <w:sz w:val="24"/>
+                <w:lang w:val="en-US"/>
+              </w:rPr>
+              <w:t>KeyboardLayout</w:t>
+            </w:r>
+            <w:proofErr w:type="spellEnd"/>
+          </w:p>
+        </w:tc>
+        <w:tc>
+          <w:tcPr>
+            <w:tcW w:w="5519" w:type="dxa"/>
+            <w:vAlign w:val="center"/>
+          </w:tcPr>
+          <w:p>
+            <w:pPr>
+              <w:ind w:firstLine="0"/>
+              <w:rPr>
+                <w:sz w:val="24"/>
+                <w:lang w:val="ru-RU"/>
+              </w:rPr>
+            </w:pPr>
+          </w:p>
+        </w:tc>
+      </w:tr>
+    </w:tbl>
+    <w:p>
+      <w:pPr>
+        <w:rPr>
+          <w:lang w:val="en-US"/>
+        </w:rPr>
+      </w:pPr>
+    </w:p>
+    <w:p>
+      <w:pPr>
+        <w:ind w:firstLine="426"/>
+        <w:rPr>
+          <w:szCs w:val="28"/>
+        </w:rPr>
+      </w:pPr>
+      <w:r>
+        <w:rPr>
+          <w:szCs w:val="28"/>
+        </w:rPr>
+        <w:t>Спецификация</w:t>
+      </w:r>
+      <w:r>
+        <w:rPr>
+          <w:szCs w:val="28"/>
+        </w:rPr>
+        <w:t xml:space="preserve"> функций, используемых в программ</w:t>
+      </w:r>
+      <w:r>
+        <w:rPr>
+          <w:szCs w:val="28"/>
+        </w:rPr>
+        <w:t>е</w:t>
+      </w:r>
+      <w:r>
+        <w:rPr>
+          <w:szCs w:val="28"/>
+        </w:rPr>
+        <w:t>, представлен</w:t>
+      </w:r>
+      <w:r>
+        <w:rPr>
+          <w:szCs w:val="28"/>
+        </w:rPr>
+        <w:t>а</w:t>
+      </w:r>
+      <w:r>
+        <w:rPr>
+          <w:szCs w:val="28"/>
+        </w:rPr>
+        <w:t xml:space="preserve"> в табл</w:t>
+      </w:r>
+      <w:r>
+        <w:rPr>
+          <w:szCs w:val="28"/>
+        </w:rPr>
+        <w:t>.</w:t>
+      </w:r>
+      <w:r>
+        <w:rPr>
+          <w:szCs w:val="28"/>
+        </w:rPr>
+        <w:t xml:space="preserve"> </w:t>
+      </w:r>
+      <w:r>
+        <w:rPr>
+          <w:szCs w:val="28"/>
         </w:rPr>
         <w:t>3</w:t>
       </w:r>
       <w:r>
         <w:rPr>
-          <w:lang w:val="ru-RU"/>
-        </w:rPr>
-        <w:t xml:space="preserve">. </w:t>
-      </w:r>
-      <w:r>
-        <w:rPr>
-          <w:lang w:val="ru-RU"/>
-        </w:rPr>
-        <w:t>Разработка структурной схемы изделия</w:t>
-      </w:r>
-      <w:bookmarkEnd w:id="8"/>
+          <w:szCs w:val="28"/>
+        </w:rPr>
+        <w:t>.</w:t>
+      </w:r>
+    </w:p>
+    <w:p>
+      <w:pPr>
+        <w:jc w:val="right"/>
+        <w:rPr>
+          <w:szCs w:val="28"/>
+        </w:rPr>
+      </w:pPr>
+      <w:r>
+        <w:rPr>
+          <w:szCs w:val="28"/>
+        </w:rPr>
+        <w:t>Таблица 3</w:t>
+      </w:r>
+    </w:p>
+    <w:p>
+      <w:pPr>
+        <w:jc w:val="center"/>
+        <w:rPr>
+          <w:szCs w:val="28"/>
+        </w:rPr>
+      </w:pPr>
+      <w:r>
+        <w:rPr>
+          <w:szCs w:val="28"/>
+        </w:rPr>
+        <w:t>Спецификация функций</w:t>
+      </w:r>
+    </w:p>
+    <w:tbl>
+      <w:tblPr>
+        <w:tblStyle w:val="af4"/>
+        <w:tblW w:w="0" w:type="auto"/>
+        <w:tblLook w:val="04A0" w:firstRow="1" w:lastRow="0" w:firstColumn="1" w:lastColumn="0" w:noHBand="0" w:noVBand="1"/>
+      </w:tblPr>
+      <w:tblGrid>
+        <w:gridCol w:w="1962"/>
+        <w:gridCol w:w="1025"/>
+        <w:gridCol w:w="2561"/>
+        <w:gridCol w:w="4080"/>
+      </w:tblGrid>
+      <w:tr>
+        <w:tc>
+          <w:tcPr>
+            <w:tcW w:w="1550" w:type="dxa"/>
+          </w:tcPr>
+          <w:p>
+            <w:pPr>
+              <w:ind w:firstLine="0"/>
+              <w:jc w:val="center"/>
+              <w:rPr>
+                <w:sz w:val="24"/>
+              </w:rPr>
+            </w:pPr>
+            <w:r>
+              <w:rPr>
+                <w:sz w:val="24"/>
+              </w:rPr>
+              <w:t>Имя</w:t>
+            </w:r>
+          </w:p>
+        </w:tc>
+        <w:tc>
+          <w:tcPr>
+            <w:tcW w:w="1034" w:type="dxa"/>
+          </w:tcPr>
+          <w:p>
+            <w:pPr>
+              <w:ind w:firstLine="0"/>
+              <w:jc w:val="center"/>
+              <w:rPr>
+                <w:sz w:val="24"/>
+              </w:rPr>
+            </w:pPr>
+            <w:r>
+              <w:rPr>
+                <w:sz w:val="24"/>
+              </w:rPr>
+              <w:t>Тип</w:t>
+            </w:r>
+          </w:p>
+        </w:tc>
+        <w:tc>
+          <w:tcPr>
+            <w:tcW w:w="2602" w:type="dxa"/>
+          </w:tcPr>
+          <w:p>
+            <w:pPr>
+              <w:ind w:firstLine="0"/>
+              <w:jc w:val="center"/>
+              <w:rPr>
+                <w:sz w:val="24"/>
+              </w:rPr>
+            </w:pPr>
+            <w:r>
+              <w:rPr>
+                <w:sz w:val="24"/>
+              </w:rPr>
+              <w:t>Формальные параметры</w:t>
+            </w:r>
+          </w:p>
+        </w:tc>
+        <w:tc>
+          <w:tcPr>
+            <w:tcW w:w="4442" w:type="dxa"/>
+          </w:tcPr>
+          <w:p>
+            <w:pPr>
+              <w:ind w:firstLine="0"/>
+              <w:jc w:val="center"/>
+              <w:rPr>
+                <w:sz w:val="24"/>
+              </w:rPr>
+            </w:pPr>
+            <w:r>
+              <w:rPr>
+                <w:sz w:val="24"/>
+              </w:rPr>
+              <w:t>Назначение</w:t>
+            </w:r>
+          </w:p>
+        </w:tc>
+      </w:tr>
+      <w:tr>
+        <w:tc>
+          <w:tcPr>
+            <w:tcW w:w="1550" w:type="dxa"/>
+          </w:tcPr>
+          <w:p>
+            <w:pPr>
+              <w:ind w:firstLine="0"/>
+              <w:jc w:val="center"/>
+              <w:rPr>
+                <w:sz w:val="24"/>
+                <w:lang w:val="en-US"/>
+              </w:rPr>
+            </w:pPr>
+            <w:r>
+              <w:rPr>
+                <w:sz w:val="24"/>
+                <w:lang w:val="en-US"/>
+              </w:rPr>
+              <w:t>1</w:t>
+            </w:r>
+          </w:p>
+        </w:tc>
+        <w:tc>
+          <w:tcPr>
+            <w:tcW w:w="1034" w:type="dxa"/>
+          </w:tcPr>
+          <w:p>
+            <w:pPr>
+              <w:ind w:firstLine="0"/>
+              <w:jc w:val="center"/>
+              <w:rPr>
+                <w:sz w:val="24"/>
+                <w:lang w:val="en-US"/>
+              </w:rPr>
+            </w:pPr>
+            <w:r>
+              <w:rPr>
+                <w:sz w:val="24"/>
+                <w:lang w:val="en-US"/>
+              </w:rPr>
+              <w:t>2</w:t>
+            </w:r>
+          </w:p>
+        </w:tc>
+        <w:tc>
+          <w:tcPr>
+            <w:tcW w:w="2602" w:type="dxa"/>
+          </w:tcPr>
+          <w:p>
+            <w:pPr>
+              <w:ind w:firstLine="0"/>
+              <w:jc w:val="center"/>
+              <w:rPr>
+                <w:sz w:val="24"/>
+                <w:lang w:val="en-US"/>
+              </w:rPr>
+            </w:pPr>
+            <w:r>
+              <w:rPr>
+                <w:sz w:val="24"/>
+                <w:lang w:val="en-US"/>
+              </w:rPr>
+              <w:t>3</w:t>
+            </w:r>
+          </w:p>
+        </w:tc>
+        <w:tc>
+          <w:tcPr>
+            <w:tcW w:w="4442" w:type="dxa"/>
+          </w:tcPr>
+          <w:p>
+            <w:pPr>
+              <w:ind w:firstLine="0"/>
+              <w:jc w:val="center"/>
+              <w:rPr>
+                <w:sz w:val="24"/>
+                <w:lang w:val="en-US"/>
+              </w:rPr>
+            </w:pPr>
+            <w:r>
+              <w:rPr>
+                <w:sz w:val="24"/>
+                <w:lang w:val="en-US"/>
+              </w:rPr>
+              <w:t>4</w:t>
+            </w:r>
+          </w:p>
+        </w:tc>
+      </w:tr>
+      <w:tr>
+        <w:tc>
+          <w:tcPr>
+            <w:tcW w:w="1550" w:type="dxa"/>
+          </w:tcPr>
+          <w:p>
+            <w:pPr>
+              <w:ind w:firstLine="0"/>
+              <w:rPr>
+                <w:sz w:val="24"/>
+                <w:lang w:val="en-US"/>
+              </w:rPr>
+            </w:pPr>
+            <w:r>
+              <w:rPr>
+                <w:sz w:val="24"/>
+                <w:lang w:val="en-US"/>
+              </w:rPr>
+              <w:t>setup</w:t>
+            </w:r>
+          </w:p>
+        </w:tc>
+        <w:tc>
+          <w:tcPr>
+            <w:tcW w:w="1034" w:type="dxa"/>
+          </w:tcPr>
+          <w:p>
+            <w:pPr>
+              <w:ind w:firstLine="0"/>
+              <w:rPr>
+                <w:sz w:val="24"/>
+                <w:lang w:val="en-US"/>
+              </w:rPr>
+            </w:pPr>
+            <w:r>
+              <w:rPr>
+                <w:sz w:val="24"/>
+                <w:lang w:val="en-US"/>
+              </w:rPr>
+              <w:t>void</w:t>
+            </w:r>
+          </w:p>
+        </w:tc>
+        <w:tc>
+          <w:tcPr>
+            <w:tcW w:w="2602" w:type="dxa"/>
+          </w:tcPr>
+          <w:p>
+            <w:pPr>
+              <w:ind w:firstLine="0"/>
+              <w:rPr>
+                <w:sz w:val="24"/>
+                <w:lang w:val="ru-RU"/>
+              </w:rPr>
+            </w:pPr>
+            <w:r>
+              <w:rPr>
+                <w:sz w:val="24"/>
+                <w:lang w:val="ru-RU"/>
+              </w:rPr>
+              <w:t>нет</w:t>
+            </w:r>
+          </w:p>
+        </w:tc>
+        <w:tc>
+          <w:tcPr>
+            <w:tcW w:w="4442" w:type="dxa"/>
+          </w:tcPr>
+          <w:p>
+            <w:pPr>
+              <w:ind w:firstLine="0"/>
+              <w:rPr>
+                <w:sz w:val="24"/>
+                <w:lang w:val="ru-RU"/>
+              </w:rPr>
+            </w:pPr>
+          </w:p>
+        </w:tc>
+      </w:tr>
+      <w:tr>
+        <w:tc>
+          <w:tcPr>
+            <w:tcW w:w="1550" w:type="dxa"/>
+          </w:tcPr>
+          <w:p>
+            <w:pPr>
+              <w:ind w:firstLine="0"/>
+              <w:rPr>
+                <w:sz w:val="24"/>
+                <w:lang w:val="en-US"/>
+              </w:rPr>
+            </w:pPr>
+            <w:r>
+              <w:rPr>
+                <w:sz w:val="24"/>
+                <w:lang w:val="en-US"/>
+              </w:rPr>
+              <w:t>loop</w:t>
+            </w:r>
+          </w:p>
+        </w:tc>
+        <w:tc>
+          <w:tcPr>
+            <w:tcW w:w="1034" w:type="dxa"/>
+          </w:tcPr>
+          <w:p>
+            <w:pPr>
+              <w:ind w:firstLine="0"/>
+              <w:rPr>
+                <w:sz w:val="24"/>
+                <w:lang w:val="en-US"/>
+              </w:rPr>
+            </w:pPr>
+            <w:r>
+              <w:rPr>
+                <w:sz w:val="24"/>
+                <w:lang w:val="en-US"/>
+              </w:rPr>
+              <w:t>void</w:t>
+            </w:r>
+          </w:p>
+        </w:tc>
+        <w:tc>
+          <w:tcPr>
+            <w:tcW w:w="2602" w:type="dxa"/>
+          </w:tcPr>
+          <w:p>
+            <w:pPr>
+              <w:ind w:firstLine="0"/>
+              <w:rPr>
+                <w:sz w:val="24"/>
+                <w:lang w:val="ru-RU"/>
+              </w:rPr>
+            </w:pPr>
+            <w:r>
+              <w:rPr>
+                <w:sz w:val="24"/>
+                <w:lang w:val="ru-RU"/>
+              </w:rPr>
+              <w:t>нет</w:t>
+            </w:r>
+          </w:p>
+        </w:tc>
+        <w:tc>
+          <w:tcPr>
+            <w:tcW w:w="4442" w:type="dxa"/>
+          </w:tcPr>
+          <w:p>
+            <w:pPr>
+              <w:ind w:firstLine="0"/>
+              <w:rPr>
+                <w:sz w:val="24"/>
+                <w:lang w:val="ru-RU"/>
+              </w:rPr>
+            </w:pPr>
+          </w:p>
+        </w:tc>
+      </w:tr>
+      <w:tr>
+        <w:tc>
+          <w:tcPr>
+            <w:tcW w:w="1550" w:type="dxa"/>
+          </w:tcPr>
+          <w:p>
+            <w:pPr>
+              <w:ind w:firstLine="0"/>
+              <w:rPr>
+                <w:sz w:val="24"/>
+                <w:lang w:val="en-US"/>
+              </w:rPr>
+            </w:pPr>
+            <w:proofErr w:type="spellStart"/>
+            <w:r>
+              <w:rPr>
+                <w:sz w:val="24"/>
+                <w:lang w:val="en-US"/>
+              </w:rPr>
+              <w:t>key_press</w:t>
+            </w:r>
+            <w:proofErr w:type="spellEnd"/>
+          </w:p>
+        </w:tc>
+        <w:tc>
+          <w:tcPr>
+            <w:tcW w:w="1034" w:type="dxa"/>
+          </w:tcPr>
+          <w:p>
+            <w:pPr>
+              <w:ind w:firstLine="0"/>
+              <w:rPr>
+                <w:sz w:val="24"/>
+                <w:lang w:val="en-US"/>
+              </w:rPr>
+            </w:pPr>
+            <w:r>
+              <w:rPr>
+                <w:sz w:val="24"/>
+                <w:lang w:val="en-US"/>
+              </w:rPr>
+              <w:t>void</w:t>
+            </w:r>
+          </w:p>
+        </w:tc>
+        <w:tc>
+          <w:tcPr>
+            <w:tcW w:w="2602" w:type="dxa"/>
+          </w:tcPr>
+          <w:p>
+            <w:pPr>
+              <w:ind w:firstLine="0"/>
+              <w:rPr>
+                <w:sz w:val="24"/>
+                <w:lang w:val="ru-RU"/>
+              </w:rPr>
+            </w:pPr>
+            <w:proofErr w:type="spellStart"/>
+            <w:r>
+              <w:rPr>
+                <w:sz w:val="24"/>
+                <w:lang w:val="ru-RU"/>
+              </w:rPr>
+              <w:t>void</w:t>
+            </w:r>
+            <w:proofErr w:type="spellEnd"/>
+            <w:r>
+              <w:rPr>
+                <w:sz w:val="24"/>
+                <w:lang w:val="ru-RU"/>
+              </w:rPr>
+              <w:t xml:space="preserve"> (*)(), </w:t>
+            </w:r>
+            <w:proofErr w:type="spellStart"/>
+            <w:r>
+              <w:rPr>
+                <w:sz w:val="24"/>
+                <w:lang w:val="ru-RU"/>
+              </w:rPr>
+              <w:t>int</w:t>
+            </w:r>
+            <w:proofErr w:type="spellEnd"/>
+          </w:p>
+        </w:tc>
+        <w:tc>
+          <w:tcPr>
+            <w:tcW w:w="4442" w:type="dxa"/>
+          </w:tcPr>
+          <w:p>
+            <w:pPr>
+              <w:ind w:firstLine="0"/>
+              <w:rPr>
+                <w:sz w:val="24"/>
+                <w:lang w:val="en-US"/>
+              </w:rPr>
+            </w:pPr>
+          </w:p>
+        </w:tc>
+      </w:tr>
+      <w:tr>
+        <w:tc>
+          <w:tcPr>
+            <w:tcW w:w="1550" w:type="dxa"/>
+          </w:tcPr>
+          <w:p>
+            <w:pPr>
+              <w:ind w:firstLine="0"/>
+              <w:rPr>
+                <w:sz w:val="24"/>
+                <w:lang w:val="en-US"/>
+              </w:rPr>
+            </w:pPr>
+            <w:proofErr w:type="spellStart"/>
+            <w:r>
+              <w:rPr>
+                <w:sz w:val="24"/>
+                <w:lang w:val="en-US"/>
+              </w:rPr>
+              <w:t>key_mode</w:t>
+            </w:r>
+            <w:proofErr w:type="spellEnd"/>
+          </w:p>
+        </w:tc>
+        <w:tc>
+          <w:tcPr>
+            <w:tcW w:w="1034" w:type="dxa"/>
+          </w:tcPr>
+          <w:p>
+            <w:pPr>
+              <w:ind w:firstLine="0"/>
+              <w:rPr>
+                <w:sz w:val="24"/>
+                <w:lang w:val="en-US"/>
+              </w:rPr>
+            </w:pPr>
+            <w:r>
+              <w:rPr>
+                <w:sz w:val="24"/>
+                <w:lang w:val="en-US"/>
+              </w:rPr>
+              <w:t>void</w:t>
+            </w:r>
+          </w:p>
+        </w:tc>
+        <w:tc>
+          <w:tcPr>
+            <w:tcW w:w="2602" w:type="dxa"/>
+          </w:tcPr>
+          <w:p>
+            <w:pPr>
+              <w:ind w:firstLine="0"/>
+              <w:rPr>
+                <w:sz w:val="24"/>
+                <w:lang w:val="ru-RU"/>
+              </w:rPr>
+            </w:pPr>
+            <w:r>
+              <w:rPr>
+                <w:sz w:val="24"/>
+                <w:lang w:val="ru-RU"/>
+              </w:rPr>
+              <w:t>Adafruit_SSD1306&amp;</w:t>
+            </w:r>
+          </w:p>
+        </w:tc>
+        <w:tc>
+          <w:tcPr>
+            <w:tcW w:w="4442" w:type="dxa"/>
+          </w:tcPr>
+          <w:p>
+            <w:pPr>
+              <w:ind w:firstLine="0"/>
+              <w:rPr>
+                <w:sz w:val="24"/>
+                <w:lang w:val="ru-RU"/>
+              </w:rPr>
+            </w:pPr>
+          </w:p>
+        </w:tc>
+      </w:tr>
+      <w:tr>
+        <w:tc>
+          <w:tcPr>
+            <w:tcW w:w="1550" w:type="dxa"/>
+          </w:tcPr>
+          <w:p>
+            <w:pPr>
+              <w:ind w:firstLine="0"/>
+              <w:rPr>
+                <w:sz w:val="24"/>
+                <w:lang w:val="en-US"/>
+              </w:rPr>
+            </w:pPr>
+            <w:proofErr w:type="spellStart"/>
+            <w:r>
+              <w:rPr>
+                <w:sz w:val="24"/>
+                <w:lang w:val="en-US"/>
+              </w:rPr>
+              <w:t>copy_mode</w:t>
+            </w:r>
+            <w:proofErr w:type="spellEnd"/>
+          </w:p>
+        </w:tc>
+        <w:tc>
+          <w:tcPr>
+            <w:tcW w:w="1034" w:type="dxa"/>
+          </w:tcPr>
+          <w:p>
+            <w:pPr>
+              <w:ind w:firstLine="0"/>
+              <w:rPr>
+                <w:sz w:val="24"/>
+                <w:lang w:val="en-US"/>
+              </w:rPr>
+            </w:pPr>
+            <w:r>
+              <w:rPr>
+                <w:sz w:val="24"/>
+                <w:lang w:val="en-US"/>
+              </w:rPr>
+              <w:t>void</w:t>
+            </w:r>
+          </w:p>
+        </w:tc>
+        <w:tc>
+          <w:tcPr>
+            <w:tcW w:w="2602" w:type="dxa"/>
+          </w:tcPr>
+          <w:p>
+            <w:pPr>
+              <w:ind w:firstLine="0"/>
+              <w:rPr>
+                <w:sz w:val="24"/>
+                <w:lang w:val="ru-RU"/>
+              </w:rPr>
+            </w:pPr>
+            <w:r>
+              <w:rPr>
+                <w:sz w:val="24"/>
+                <w:lang w:val="ru-RU"/>
+              </w:rPr>
+              <w:t>Adafruit_SSD1306&amp;</w:t>
+            </w:r>
+          </w:p>
+        </w:tc>
+        <w:tc>
+          <w:tcPr>
+            <w:tcW w:w="4442" w:type="dxa"/>
+          </w:tcPr>
+          <w:p>
+            <w:pPr>
+              <w:ind w:firstLine="0"/>
+              <w:rPr>
+                <w:sz w:val="24"/>
+                <w:lang w:val="ru-RU"/>
+              </w:rPr>
+            </w:pPr>
+          </w:p>
+        </w:tc>
+      </w:tr>
+      <w:tr>
+        <w:tc>
+          <w:tcPr>
+            <w:tcW w:w="1550" w:type="dxa"/>
+          </w:tcPr>
+          <w:p>
+            <w:pPr>
+              <w:ind w:firstLine="0"/>
+              <w:rPr>
+                <w:sz w:val="24"/>
+                <w:lang w:val="en-US"/>
+              </w:rPr>
+            </w:pPr>
+            <w:proofErr w:type="spellStart"/>
+            <w:r>
+              <w:rPr>
+                <w:sz w:val="24"/>
+                <w:lang w:val="en-US"/>
+              </w:rPr>
+              <w:t>mouse_mode</w:t>
+            </w:r>
+            <w:proofErr w:type="spellEnd"/>
+          </w:p>
+        </w:tc>
+        <w:tc>
+          <w:tcPr>
+            <w:tcW w:w="1034" w:type="dxa"/>
+          </w:tcPr>
+          <w:p>
+            <w:pPr>
+              <w:ind w:firstLine="0"/>
+              <w:rPr>
+                <w:sz w:val="24"/>
+                <w:lang w:val="en-US"/>
+              </w:rPr>
+            </w:pPr>
+            <w:r>
+              <w:rPr>
+                <w:sz w:val="24"/>
+                <w:lang w:val="en-US"/>
+              </w:rPr>
+              <w:t>void</w:t>
+            </w:r>
+          </w:p>
+        </w:tc>
+        <w:tc>
+          <w:tcPr>
+            <w:tcW w:w="2602" w:type="dxa"/>
+          </w:tcPr>
+          <w:p>
+            <w:pPr>
+              <w:ind w:firstLine="0"/>
+              <w:rPr>
+                <w:sz w:val="24"/>
+                <w:lang w:val="ru-RU"/>
+              </w:rPr>
+            </w:pPr>
+            <w:r>
+              <w:rPr>
+                <w:sz w:val="24"/>
+                <w:lang w:val="ru-RU"/>
+              </w:rPr>
+              <w:t>Adafruit_SSD1306&amp;</w:t>
+            </w:r>
+          </w:p>
+        </w:tc>
+        <w:tc>
+          <w:tcPr>
+            <w:tcW w:w="4442" w:type="dxa"/>
+          </w:tcPr>
+          <w:p>
+            <w:pPr>
+              <w:ind w:firstLine="0"/>
+              <w:rPr>
+                <w:sz w:val="24"/>
+                <w:lang w:val="ru-RU"/>
+              </w:rPr>
+            </w:pPr>
+          </w:p>
+        </w:tc>
+      </w:tr>
+      <w:tr>
+        <w:tc>
+          <w:tcPr>
+            <w:tcW w:w="1550" w:type="dxa"/>
+          </w:tcPr>
+          <w:p>
+            <w:pPr>
+              <w:ind w:firstLine="0"/>
+              <w:rPr>
+                <w:sz w:val="24"/>
+                <w:lang w:val="en-US"/>
+              </w:rPr>
+            </w:pPr>
+            <w:proofErr w:type="spellStart"/>
+            <w:r>
+              <w:rPr>
+                <w:sz w:val="24"/>
+                <w:lang w:val="en-US"/>
+              </w:rPr>
+              <w:t>mode_change</w:t>
+            </w:r>
+            <w:proofErr w:type="spellEnd"/>
+          </w:p>
+        </w:tc>
+        <w:tc>
+          <w:tcPr>
+            <w:tcW w:w="1034" w:type="dxa"/>
+          </w:tcPr>
+          <w:p>
+            <w:pPr>
+              <w:ind w:firstLine="0"/>
+              <w:rPr>
+                <w:sz w:val="24"/>
+                <w:lang w:val="en-US"/>
+              </w:rPr>
+            </w:pPr>
+            <w:r>
+              <w:rPr>
+                <w:sz w:val="24"/>
+                <w:lang w:val="en-US"/>
+              </w:rPr>
+              <w:t>void</w:t>
+            </w:r>
+          </w:p>
+        </w:tc>
+        <w:tc>
+          <w:tcPr>
+            <w:tcW w:w="2602" w:type="dxa"/>
+          </w:tcPr>
+          <w:p>
+            <w:pPr>
+              <w:ind w:firstLine="0"/>
+              <w:rPr>
+                <w:sz w:val="24"/>
+                <w:lang w:val="ru-RU"/>
+              </w:rPr>
+            </w:pPr>
+            <w:r>
+              <w:rPr>
+                <w:sz w:val="24"/>
+                <w:lang w:val="ru-RU"/>
+              </w:rPr>
+              <w:t>Adafruit_SSD1306&amp;</w:t>
+            </w:r>
+          </w:p>
+        </w:tc>
+        <w:tc>
+          <w:tcPr>
+            <w:tcW w:w="4442" w:type="dxa"/>
+          </w:tcPr>
+          <w:p>
+            <w:pPr>
+              <w:ind w:firstLine="0"/>
+              <w:rPr>
+                <w:sz w:val="24"/>
+                <w:lang w:val="ru-RU"/>
+              </w:rPr>
+            </w:pPr>
+          </w:p>
+        </w:tc>
+      </w:tr>
+      <w:tr>
+        <w:tc>
+          <w:tcPr>
+            <w:tcW w:w="1550" w:type="dxa"/>
+          </w:tcPr>
+          <w:p>
+            <w:pPr>
+              <w:ind w:firstLine="0"/>
+              <w:rPr>
+                <w:sz w:val="24"/>
+                <w:lang w:val="en-US"/>
+              </w:rPr>
+            </w:pPr>
+            <w:proofErr w:type="spellStart"/>
+            <w:r>
+              <w:rPr>
+                <w:sz w:val="24"/>
+                <w:lang w:val="en-US"/>
+              </w:rPr>
+              <w:t>get_current_mode</w:t>
+            </w:r>
+            <w:proofErr w:type="spellEnd"/>
+          </w:p>
+        </w:tc>
+        <w:tc>
+          <w:tcPr>
+            <w:tcW w:w="1034" w:type="dxa"/>
+          </w:tcPr>
+          <w:p>
+            <w:pPr>
+              <w:ind w:firstLine="0"/>
+              <w:rPr>
+                <w:sz w:val="24"/>
+                <w:lang w:val="en-US"/>
+              </w:rPr>
+            </w:pPr>
+            <w:r>
+              <w:rPr>
+                <w:sz w:val="24"/>
+                <w:lang w:val="en-US"/>
+              </w:rPr>
+              <w:t>int8_t&amp;</w:t>
+            </w:r>
+          </w:p>
+        </w:tc>
+        <w:tc>
+          <w:tcPr>
+            <w:tcW w:w="2602" w:type="dxa"/>
+          </w:tcPr>
+          <w:p>
+            <w:pPr>
+              <w:ind w:firstLine="0"/>
+              <w:rPr>
+                <w:sz w:val="24"/>
+                <w:lang w:val="ru-RU"/>
+              </w:rPr>
+            </w:pPr>
+            <w:r>
+              <w:rPr>
+                <w:sz w:val="24"/>
+                <w:lang w:val="ru-RU"/>
+              </w:rPr>
+              <w:t>нет</w:t>
+            </w:r>
+          </w:p>
+        </w:tc>
+        <w:tc>
+          <w:tcPr>
+            <w:tcW w:w="4442" w:type="dxa"/>
+          </w:tcPr>
+          <w:p>
+            <w:pPr>
+              <w:ind w:firstLine="0"/>
+              <w:rPr>
+                <w:sz w:val="24"/>
+                <w:lang w:val="ru-RU"/>
+              </w:rPr>
+            </w:pPr>
+          </w:p>
+        </w:tc>
+      </w:tr>
+    </w:tbl>
+    <w:p>
+      <w:pPr>
+        <w:rPr>
+          <w:lang w:val="en-US"/>
+        </w:rPr>
+      </w:pPr>
     </w:p>
     <w:p>
       <w:pPr>
@@ -2137,92 +6906,12 @@
           <w:lang w:val="ru-RU"/>
         </w:rPr>
       </w:pPr>
-      <w:bookmarkStart w:id="9" w:name="_Toc225201327"/>
-      <w:r>
-        <w:rPr>
-          <w:lang w:val="ru-RU"/>
-        </w:rPr>
-        <w:t>2.</w:t>
-      </w:r>
-      <w:r>
-        <w:rPr>
-          <w:lang w:val="ru-RU"/>
-        </w:rPr>
-        <w:t>4</w:t>
-      </w:r>
-      <w:r>
-        <w:rPr>
-          <w:lang w:val="ru-RU"/>
-        </w:rPr>
-        <w:t xml:space="preserve">. </w:t>
-      </w:r>
-      <w:r>
-        <w:rPr>
-          <w:lang w:val="ru-RU"/>
-        </w:rPr>
-        <w:t>Разработка принципиальной схемы изделия</w:t>
-      </w:r>
-      <w:bookmarkEnd w:id="9"/>
-    </w:p>
-    <w:p>
-      <w:pPr>
-        <w:pStyle w:val="2"/>
-        <w:rPr>
-          <w:lang w:val="ru-RU"/>
-        </w:rPr>
-      </w:pPr>
-      <w:bookmarkStart w:id="10" w:name="_Toc225201328"/>
-      <w:r>
-        <w:rPr>
-          <w:lang w:val="ru-RU"/>
-        </w:rPr>
-        <w:t>2.</w:t>
-      </w:r>
-      <w:r>
-        <w:rPr>
-          <w:lang w:val="ru-RU"/>
-        </w:rPr>
-        <w:t>5</w:t>
-      </w:r>
-      <w:r>
-        <w:rPr>
-          <w:lang w:val="ru-RU"/>
-        </w:rPr>
-        <w:t xml:space="preserve">. </w:t>
-      </w:r>
-      <w:r>
-        <w:rPr>
-          <w:lang w:val="ru-RU"/>
-        </w:rPr>
-        <w:t>Кодирование</w:t>
-      </w:r>
-      <w:bookmarkEnd w:id="10"/>
-    </w:p>
-    <w:p>
-      <w:pPr>
-        <w:pStyle w:val="2"/>
-        <w:rPr>
-          <w:lang w:val="ru-RU"/>
-        </w:rPr>
-      </w:pPr>
       <w:bookmarkStart w:id="11" w:name="_Toc225201329"/>
       <w:r>
         <w:rPr>
           <w:lang w:val="ru-RU"/>
         </w:rPr>
-        <w:t>2.</w:t>
-      </w:r>
-      <w:r>
-        <w:rPr>
-          <w:lang w:val="ru-RU"/>
-        </w:rPr>
-        <w:t>6</w:t>
-      </w:r>
-      <w:r>
-        <w:rPr>
-          <w:lang w:val="ru-RU"/>
-        </w:rPr>
-        <w:t xml:space="preserve">. </w:t>
+        <w:t xml:space="preserve">2.6. </w:t>
       </w:r>
       <w:r>
         <w:rPr>
@@ -2396,8 +7085,8 @@
       </w:pPr>
     </w:p>
     <w:sectPr>
-      <w:headerReference w:type="even" r:id="rId7"/>
-      <w:headerReference w:type="default" r:id="rId8"/>
+      <w:headerReference w:type="even" r:id="rId17"/>
+      <w:headerReference w:type="default" r:id="rId18"/>
       <w:pgSz w:w="11906" w:h="16838"/>
       <w:pgMar w:top="1134" w:right="567" w:bottom="1134" w:left="1701" w:header="720" w:footer="720" w:gutter="0"/>
       <w:cols w:space="720"/>
@@ -2577,6 +7266,424 @@
     </w:pPr>
   </w:p>
 </w:hdr>
+</file>
+
+<file path=word/numbering.xml><?xml version="1.0" encoding="utf-8"?>
+<w:numbering xmlns:wpc="http://schemas.microsoft.com/office/word/2010/wordprocessingCanvas" xmlns:cx="http://schemas.microsoft.com/office/drawing/2014/chartex" xmlns:cx1="http://schemas.microsoft.com/office/drawing/2015/9/8/chartex" xmlns:cx2="http://schemas.microsoft.com/office/drawing/2015/10/21/chartex" xmlns:cx3="http://schemas.microsoft.com/office/drawing/2016/5/9/chartex" xmlns:cx4="http://schemas.microsoft.com/office/drawing/2016/5/10/chartex" xmlns:cx5="http://schemas.microsoft.com/office/drawing/2016/5/11/chartex" xmlns:cx6="http://schemas.microsoft.com/office/drawing/2016/5/12/chartex" xmlns:cx7="http://schemas.microsoft.com/office/drawing/2016/5/13/chartex" xmlns:cx8="http://schemas.microsoft.com/office/drawing/2016/5/14/chartex" xmlns:mc="http://schemas.openxmlformats.org/markup-compatibility/2006" xmlns:aink="http://schemas.microsoft.com/office/drawing/2016/ink" xmlns:am3d="http://schemas.microsoft.com/office/drawing/2017/model3d" xmlns:o="urn:schemas-microsoft-com:office:office" xmlns:oel="http://schemas.microsoft.com/office/2019/extlst" xmlns:r="http://schemas.openxmlformats.org/officeDocument/2006/relationships" xmlns:m="http://schemas.openxmlformats.org/officeDocument/2006/math" xmlns:v="urn:schemas-microsoft-com:vml" xmlns:wp14="http://schemas.microsoft.com/office/word/2010/wordprocessingDrawing" xmlns:wp="http://schemas.openxmlformats.org/drawingml/2006/wordprocessingDrawing" xmlns:w10="urn:schemas-microsoft-com:office:word" xmlns:w="http://schemas.openxmlformats.org/wordprocessingml/2006/main" xmlns:w14="http://schemas.microsoft.com/office/word/2010/wordml" xmlns:w15="http://schemas.microsoft.com/office/word/2012/wordml" xmlns:w16cex="http://schemas.microsoft.com/office/word/2018/wordml/cex" xmlns:w16cid="http://schemas.microsoft.com/office/word/2016/wordml/cid" xmlns:w16="http://schemas.microsoft.com/office/word/2018/wordml" xmlns:w16du="http://schemas.microsoft.com/office/word/2023/wordml/word16du" xmlns:w16sdtdh="http://schemas.microsoft.com/office/word/2020/wordml/sdtdatahash" xmlns:w16sdtfl="http://schemas.microsoft.com/office/word/2024/wordml/sdtformatlock" xmlns:w16se="http://schemas.microsoft.com/office/word/2015/wordml/symex" xmlns:wpg="http://schemas.microsoft.com/office/word/2010/wordprocessingGroup" xmlns:wpi="http://schemas.microsoft.com/office/word/2010/wordprocessingInk" xmlns:wne="http://schemas.microsoft.com/office/word/2006/wordml" xmlns:wps="http://schemas.microsoft.com/office/word/2010/wordprocessingShape" mc:Ignorable="w14 w15 w16se w16cid w16 w16cex w16sdtdh w16sdtfl w16du wp14">
+  <w:abstractNum w:abstractNumId="0" w15:restartNumberingAfterBreak="0">
+    <w:nsid w:val="18AB1085"/>
+    <w:multiLevelType w:val="hybridMultilevel"/>
+    <w:tmpl w:val="BEDC7BEC"/>
+    <w:lvl w:ilvl="0" w:tplc="04190001">
+      <w:start w:val="1"/>
+      <w:numFmt w:val="bullet"/>
+      <w:lvlText w:val=""/>
+      <w:lvlJc w:val="left"/>
+      <w:pPr>
+        <w:ind w:left="1865" w:hanging="360"/>
+      </w:pPr>
+      <w:rPr>
+        <w:rFonts w:ascii="Symbol" w:hAnsi="Symbol" w:hint="default"/>
+      </w:rPr>
+    </w:lvl>
+    <w:lvl w:ilvl="1" w:tplc="04190003" w:tentative="1">
+      <w:start w:val="1"/>
+      <w:numFmt w:val="bullet"/>
+      <w:lvlText w:val="o"/>
+      <w:lvlJc w:val="left"/>
+      <w:pPr>
+        <w:ind w:left="2585" w:hanging="360"/>
+      </w:pPr>
+      <w:rPr>
+        <w:rFonts w:ascii="Courier New" w:hAnsi="Courier New" w:cs="Courier New" w:hint="default"/>
+      </w:rPr>
+    </w:lvl>
+    <w:lvl w:ilvl="2" w:tplc="04190005" w:tentative="1">
+      <w:start w:val="1"/>
+      <w:numFmt w:val="bullet"/>
+      <w:lvlText w:val=""/>
+      <w:lvlJc w:val="left"/>
+      <w:pPr>
+        <w:ind w:left="3305" w:hanging="360"/>
+      </w:pPr>
+      <w:rPr>
+        <w:rFonts w:ascii="Wingdings" w:hAnsi="Wingdings" w:hint="default"/>
+      </w:rPr>
+    </w:lvl>
+    <w:lvl w:ilvl="3" w:tplc="04190001" w:tentative="1">
+      <w:start w:val="1"/>
+      <w:numFmt w:val="bullet"/>
+      <w:lvlText w:val=""/>
+      <w:lvlJc w:val="left"/>
+      <w:pPr>
+        <w:ind w:left="4025" w:hanging="360"/>
+      </w:pPr>
+      <w:rPr>
+        <w:rFonts w:ascii="Symbol" w:hAnsi="Symbol" w:hint="default"/>
+      </w:rPr>
+    </w:lvl>
+    <w:lvl w:ilvl="4" w:tplc="04190003" w:tentative="1">
+      <w:start w:val="1"/>
+      <w:numFmt w:val="bullet"/>
+      <w:lvlText w:val="o"/>
+      <w:lvlJc w:val="left"/>
+      <w:pPr>
+        <w:ind w:left="4745" w:hanging="360"/>
+      </w:pPr>
+      <w:rPr>
+        <w:rFonts w:ascii="Courier New" w:hAnsi="Courier New" w:cs="Courier New" w:hint="default"/>
+      </w:rPr>
+    </w:lvl>
+    <w:lvl w:ilvl="5" w:tplc="04190005" w:tentative="1">
+      <w:start w:val="1"/>
+      <w:numFmt w:val="bullet"/>
+      <w:lvlText w:val=""/>
+      <w:lvlJc w:val="left"/>
+      <w:pPr>
+        <w:ind w:left="5465" w:hanging="360"/>
+      </w:pPr>
+      <w:rPr>
+        <w:rFonts w:ascii="Wingdings" w:hAnsi="Wingdings" w:hint="default"/>
+      </w:rPr>
+    </w:lvl>
+    <w:lvl w:ilvl="6" w:tplc="04190001" w:tentative="1">
+      <w:start w:val="1"/>
+      <w:numFmt w:val="bullet"/>
+      <w:lvlText w:val=""/>
+      <w:lvlJc w:val="left"/>
+      <w:pPr>
+        <w:ind w:left="6185" w:hanging="360"/>
+      </w:pPr>
+      <w:rPr>
+        <w:rFonts w:ascii="Symbol" w:hAnsi="Symbol" w:hint="default"/>
+      </w:rPr>
+    </w:lvl>
+    <w:lvl w:ilvl="7" w:tplc="04190003" w:tentative="1">
+      <w:start w:val="1"/>
+      <w:numFmt w:val="bullet"/>
+      <w:lvlText w:val="o"/>
+      <w:lvlJc w:val="left"/>
+      <w:pPr>
+        <w:ind w:left="6905" w:hanging="360"/>
+      </w:pPr>
+      <w:rPr>
+        <w:rFonts w:ascii="Courier New" w:hAnsi="Courier New" w:cs="Courier New" w:hint="default"/>
+      </w:rPr>
+    </w:lvl>
+    <w:lvl w:ilvl="8" w:tplc="04190005" w:tentative="1">
+      <w:start w:val="1"/>
+      <w:numFmt w:val="bullet"/>
+      <w:lvlText w:val=""/>
+      <w:lvlJc w:val="left"/>
+      <w:pPr>
+        <w:ind w:left="7625" w:hanging="360"/>
+      </w:pPr>
+      <w:rPr>
+        <w:rFonts w:ascii="Wingdings" w:hAnsi="Wingdings" w:hint="default"/>
+      </w:rPr>
+    </w:lvl>
+  </w:abstractNum>
+  <w:abstractNum w:abstractNumId="1" w15:restartNumberingAfterBreak="0">
+    <w:nsid w:val="4A376BD7"/>
+    <w:multiLevelType w:val="hybridMultilevel"/>
+    <w:tmpl w:val="9A1E0A30"/>
+    <w:lvl w:ilvl="0" w:tplc="0419000F">
+      <w:start w:val="1"/>
+      <w:numFmt w:val="decimal"/>
+      <w:lvlText w:val="%1."/>
+      <w:lvlJc w:val="left"/>
+      <w:pPr>
+        <w:ind w:left="1145" w:hanging="360"/>
+      </w:pPr>
+    </w:lvl>
+    <w:lvl w:ilvl="1" w:tplc="04190019" w:tentative="1">
+      <w:start w:val="1"/>
+      <w:numFmt w:val="lowerLetter"/>
+      <w:lvlText w:val="%2."/>
+      <w:lvlJc w:val="left"/>
+      <w:pPr>
+        <w:ind w:left="1865" w:hanging="360"/>
+      </w:pPr>
+    </w:lvl>
+    <w:lvl w:ilvl="2" w:tplc="0419001B" w:tentative="1">
+      <w:start w:val="1"/>
+      <w:numFmt w:val="lowerRoman"/>
+      <w:lvlText w:val="%3."/>
+      <w:lvlJc w:val="right"/>
+      <w:pPr>
+        <w:ind w:left="2585" w:hanging="180"/>
+      </w:pPr>
+    </w:lvl>
+    <w:lvl w:ilvl="3" w:tplc="0419000F" w:tentative="1">
+      <w:start w:val="1"/>
+      <w:numFmt w:val="decimal"/>
+      <w:lvlText w:val="%4."/>
+      <w:lvlJc w:val="left"/>
+      <w:pPr>
+        <w:ind w:left="3305" w:hanging="360"/>
+      </w:pPr>
+    </w:lvl>
+    <w:lvl w:ilvl="4" w:tplc="04190019" w:tentative="1">
+      <w:start w:val="1"/>
+      <w:numFmt w:val="lowerLetter"/>
+      <w:lvlText w:val="%5."/>
+      <w:lvlJc w:val="left"/>
+      <w:pPr>
+        <w:ind w:left="4025" w:hanging="360"/>
+      </w:pPr>
+    </w:lvl>
+    <w:lvl w:ilvl="5" w:tplc="0419001B" w:tentative="1">
+      <w:start w:val="1"/>
+      <w:numFmt w:val="lowerRoman"/>
+      <w:lvlText w:val="%6."/>
+      <w:lvlJc w:val="right"/>
+      <w:pPr>
+        <w:ind w:left="4745" w:hanging="180"/>
+      </w:pPr>
+    </w:lvl>
+    <w:lvl w:ilvl="6" w:tplc="0419000F" w:tentative="1">
+      <w:start w:val="1"/>
+      <w:numFmt w:val="decimal"/>
+      <w:lvlText w:val="%7."/>
+      <w:lvlJc w:val="left"/>
+      <w:pPr>
+        <w:ind w:left="5465" w:hanging="360"/>
+      </w:pPr>
+    </w:lvl>
+    <w:lvl w:ilvl="7" w:tplc="04190019" w:tentative="1">
+      <w:start w:val="1"/>
+      <w:numFmt w:val="lowerLetter"/>
+      <w:lvlText w:val="%8."/>
+      <w:lvlJc w:val="left"/>
+      <w:pPr>
+        <w:ind w:left="6185" w:hanging="360"/>
+      </w:pPr>
+    </w:lvl>
+    <w:lvl w:ilvl="8" w:tplc="0419001B" w:tentative="1">
+      <w:start w:val="1"/>
+      <w:numFmt w:val="lowerRoman"/>
+      <w:lvlText w:val="%9."/>
+      <w:lvlJc w:val="right"/>
+      <w:pPr>
+        <w:ind w:left="6905" w:hanging="180"/>
+      </w:pPr>
+    </w:lvl>
+  </w:abstractNum>
+  <w:abstractNum w:abstractNumId="2" w15:restartNumberingAfterBreak="0">
+    <w:nsid w:val="6A1C08D5"/>
+    <w:multiLevelType w:val="hybridMultilevel"/>
+    <w:tmpl w:val="ED3A571A"/>
+    <w:lvl w:ilvl="0" w:tplc="0419000F">
+      <w:start w:val="1"/>
+      <w:numFmt w:val="decimal"/>
+      <w:lvlText w:val="%1."/>
+      <w:lvlJc w:val="left"/>
+      <w:pPr>
+        <w:ind w:left="720" w:hanging="360"/>
+      </w:pPr>
+      <w:rPr>
+        <w:rFonts w:hint="default"/>
+      </w:rPr>
+    </w:lvl>
+    <w:lvl w:ilvl="1" w:tplc="04190019" w:tentative="1">
+      <w:start w:val="1"/>
+      <w:numFmt w:val="lowerLetter"/>
+      <w:lvlText w:val="%2."/>
+      <w:lvlJc w:val="left"/>
+      <w:pPr>
+        <w:ind w:left="1440" w:hanging="360"/>
+      </w:pPr>
+    </w:lvl>
+    <w:lvl w:ilvl="2" w:tplc="0419001B" w:tentative="1">
+      <w:start w:val="1"/>
+      <w:numFmt w:val="lowerRoman"/>
+      <w:lvlText w:val="%3."/>
+      <w:lvlJc w:val="right"/>
+      <w:pPr>
+        <w:ind w:left="2160" w:hanging="180"/>
+      </w:pPr>
+    </w:lvl>
+    <w:lvl w:ilvl="3" w:tplc="0419000F" w:tentative="1">
+      <w:start w:val="1"/>
+      <w:numFmt w:val="decimal"/>
+      <w:lvlText w:val="%4."/>
+      <w:lvlJc w:val="left"/>
+      <w:pPr>
+        <w:ind w:left="2880" w:hanging="360"/>
+      </w:pPr>
+    </w:lvl>
+    <w:lvl w:ilvl="4" w:tplc="04190019" w:tentative="1">
+      <w:start w:val="1"/>
+      <w:numFmt w:val="lowerLetter"/>
+      <w:lvlText w:val="%5."/>
+      <w:lvlJc w:val="left"/>
+      <w:pPr>
+        <w:ind w:left="3600" w:hanging="360"/>
+      </w:pPr>
+    </w:lvl>
+    <w:lvl w:ilvl="5" w:tplc="0419001B" w:tentative="1">
+      <w:start w:val="1"/>
+      <w:numFmt w:val="lowerRoman"/>
+      <w:lvlText w:val="%6."/>
+      <w:lvlJc w:val="right"/>
+      <w:pPr>
+        <w:ind w:left="4320" w:hanging="180"/>
+      </w:pPr>
+    </w:lvl>
+    <w:lvl w:ilvl="6" w:tplc="0419000F" w:tentative="1">
+      <w:start w:val="1"/>
+      <w:numFmt w:val="decimal"/>
+      <w:lvlText w:val="%7."/>
+      <w:lvlJc w:val="left"/>
+      <w:pPr>
+        <w:ind w:left="5040" w:hanging="360"/>
+      </w:pPr>
+    </w:lvl>
+    <w:lvl w:ilvl="7" w:tplc="04190019" w:tentative="1">
+      <w:start w:val="1"/>
+      <w:numFmt w:val="lowerLetter"/>
+      <w:lvlText w:val="%8."/>
+      <w:lvlJc w:val="left"/>
+      <w:pPr>
+        <w:ind w:left="5760" w:hanging="360"/>
+      </w:pPr>
+    </w:lvl>
+    <w:lvl w:ilvl="8" w:tplc="0419001B" w:tentative="1">
+      <w:start w:val="1"/>
+      <w:numFmt w:val="lowerRoman"/>
+      <w:lvlText w:val="%9."/>
+      <w:lvlJc w:val="right"/>
+      <w:pPr>
+        <w:ind w:left="6480" w:hanging="180"/>
+      </w:pPr>
+    </w:lvl>
+  </w:abstractNum>
+  <w:abstractNum w:abstractNumId="3" w15:restartNumberingAfterBreak="0">
+    <w:nsid w:val="6B026DA5"/>
+    <w:multiLevelType w:val="hybridMultilevel"/>
+    <w:tmpl w:val="3F8EB4A6"/>
+    <w:lvl w:ilvl="0" w:tplc="04190001">
+      <w:start w:val="1"/>
+      <w:numFmt w:val="bullet"/>
+      <w:lvlText w:val=""/>
+      <w:lvlJc w:val="left"/>
+      <w:pPr>
+        <w:ind w:left="2424" w:hanging="360"/>
+      </w:pPr>
+      <w:rPr>
+        <w:rFonts w:ascii="Symbol" w:hAnsi="Symbol" w:hint="default"/>
+      </w:rPr>
+    </w:lvl>
+    <w:lvl w:ilvl="1" w:tplc="04190003" w:tentative="1">
+      <w:start w:val="1"/>
+      <w:numFmt w:val="bullet"/>
+      <w:lvlText w:val="o"/>
+      <w:lvlJc w:val="left"/>
+      <w:pPr>
+        <w:ind w:left="3144" w:hanging="360"/>
+      </w:pPr>
+      <w:rPr>
+        <w:rFonts w:ascii="Courier New" w:hAnsi="Courier New" w:cs="Courier New" w:hint="default"/>
+      </w:rPr>
+    </w:lvl>
+    <w:lvl w:ilvl="2" w:tplc="04190005" w:tentative="1">
+      <w:start w:val="1"/>
+      <w:numFmt w:val="bullet"/>
+      <w:lvlText w:val=""/>
+      <w:lvlJc w:val="left"/>
+      <w:pPr>
+        <w:ind w:left="3864" w:hanging="360"/>
+      </w:pPr>
+      <w:rPr>
+        <w:rFonts w:ascii="Wingdings" w:hAnsi="Wingdings" w:hint="default"/>
+      </w:rPr>
+    </w:lvl>
+    <w:lvl w:ilvl="3" w:tplc="04190001" w:tentative="1">
+      <w:start w:val="1"/>
+      <w:numFmt w:val="bullet"/>
+      <w:lvlText w:val=""/>
+      <w:lvlJc w:val="left"/>
+      <w:pPr>
+        <w:ind w:left="4584" w:hanging="360"/>
+      </w:pPr>
+      <w:rPr>
+        <w:rFonts w:ascii="Symbol" w:hAnsi="Symbol" w:hint="default"/>
+      </w:rPr>
+    </w:lvl>
+    <w:lvl w:ilvl="4" w:tplc="04190003" w:tentative="1">
+      <w:start w:val="1"/>
+      <w:numFmt w:val="bullet"/>
+      <w:lvlText w:val="o"/>
+      <w:lvlJc w:val="left"/>
+      <w:pPr>
+        <w:ind w:left="5304" w:hanging="360"/>
+      </w:pPr>
+      <w:rPr>
+        <w:rFonts w:ascii="Courier New" w:hAnsi="Courier New" w:cs="Courier New" w:hint="default"/>
+      </w:rPr>
+    </w:lvl>
+    <w:lvl w:ilvl="5" w:tplc="04190005" w:tentative="1">
+      <w:start w:val="1"/>
+      <w:numFmt w:val="bullet"/>
+      <w:lvlText w:val=""/>
+      <w:lvlJc w:val="left"/>
+      <w:pPr>
+        <w:ind w:left="6024" w:hanging="360"/>
+      </w:pPr>
+      <w:rPr>
+        <w:rFonts w:ascii="Wingdings" w:hAnsi="Wingdings" w:hint="default"/>
+      </w:rPr>
+    </w:lvl>
+    <w:lvl w:ilvl="6" w:tplc="04190001" w:tentative="1">
+      <w:start w:val="1"/>
+      <w:numFmt w:val="bullet"/>
+      <w:lvlText w:val=""/>
+      <w:lvlJc w:val="left"/>
+      <w:pPr>
+        <w:ind w:left="6744" w:hanging="360"/>
+      </w:pPr>
+      <w:rPr>
+        <w:rFonts w:ascii="Symbol" w:hAnsi="Symbol" w:hint="default"/>
+      </w:rPr>
+    </w:lvl>
+    <w:lvl w:ilvl="7" w:tplc="04190003" w:tentative="1">
+      <w:start w:val="1"/>
+      <w:numFmt w:val="bullet"/>
+      <w:lvlText w:val="o"/>
+      <w:lvlJc w:val="left"/>
+      <w:pPr>
+        <w:ind w:left="7464" w:hanging="360"/>
+      </w:pPr>
+      <w:rPr>
+        <w:rFonts w:ascii="Courier New" w:hAnsi="Courier New" w:cs="Courier New" w:hint="default"/>
+      </w:rPr>
+    </w:lvl>
+    <w:lvl w:ilvl="8" w:tplc="04190005" w:tentative="1">
+      <w:start w:val="1"/>
+      <w:numFmt w:val="bullet"/>
+      <w:lvlText w:val=""/>
+      <w:lvlJc w:val="left"/>
+      <w:pPr>
+        <w:ind w:left="8184" w:hanging="360"/>
+      </w:pPr>
+      <w:rPr>
+        <w:rFonts w:ascii="Wingdings" w:hAnsi="Wingdings" w:hint="default"/>
+      </w:rPr>
+    </w:lvl>
+  </w:abstractNum>
+  <w:num w:numId="1" w16cid:durableId="1333678236">
+    <w:abstractNumId w:val="1"/>
+  </w:num>
+  <w:num w:numId="2" w16cid:durableId="651447619">
+    <w:abstractNumId w:val="2"/>
+  </w:num>
+  <w:num w:numId="3" w16cid:durableId="1940678541">
+    <w:abstractNumId w:val="3"/>
+  </w:num>
+  <w:num w:numId="4" w16cid:durableId="579143393">
+    <w:abstractNumId w:val="0"/>
+  </w:num>
+</w:numbering>
 </file>
 
 <file path=word/styles.xml><?xml version="1.0" encoding="utf-8"?>
@@ -3371,6 +8478,7 @@
       <w:numPr>
         <w:ilvl w:val="1"/>
       </w:numPr>
+      <w:ind w:firstLine="425"/>
     </w:pPr>
     <w:rPr>
       <w:rFonts w:eastAsiaTheme="majorEastAsia" w:cstheme="majorBidi"/>
@@ -3766,6 +8874,42 @@
       <w:szCs w:val="20"/>
     </w:rPr>
   </w:style>
+  <w:style w:type="paragraph" w:styleId="af3">
+    <w:name w:val="caption"/>
+    <w:basedOn w:val="a"/>
+    <w:next w:val="a"/>
+    <w:uiPriority w:val="35"/>
+    <w:unhideWhenUsed/>
+    <w:qFormat/>
+    <w:rsid w:val="00E426D5"/>
+    <w:pPr>
+      <w:spacing w:after="200" w:line="240" w:lineRule="auto"/>
+      <w:jc w:val="center"/>
+    </w:pPr>
+    <w:rPr>
+      <w:iCs/>
+      <w:szCs w:val="18"/>
+    </w:rPr>
+  </w:style>
+  <w:style w:type="table" w:styleId="af4">
+    <w:name w:val="Table Grid"/>
+    <w:basedOn w:val="a1"/>
+    <w:uiPriority w:val="39"/>
+    <w:rsid w:val="00CB3A8E"/>
+    <w:pPr>
+      <w:spacing w:after="0" w:line="240" w:lineRule="auto"/>
+    </w:pPr>
+    <w:tblPr>
+      <w:tblBorders>
+        <w:top w:val="single" w:sz="4" w:space="0" w:color="auto"/>
+        <w:left w:val="single" w:sz="4" w:space="0" w:color="auto"/>
+        <w:bottom w:val="single" w:sz="4" w:space="0" w:color="auto"/>
+        <w:right w:val="single" w:sz="4" w:space="0" w:color="auto"/>
+        <w:insideH w:val="single" w:sz="4" w:space="0" w:color="auto"/>
+        <w:insideV w:val="single" w:sz="4" w:space="0" w:color="auto"/>
+      </w:tblBorders>
+    </w:tblPr>
+  </w:style>
 </w:styles>
 </file>
 

--- a/Курс 3/Архитектура ЭВМ/Курисовая/Кринкин_РПЗ.docx
+++ b/Курс 3/Архитектура ЭВМ/Курисовая/Кринкин_РПЗ.docx
@@ -25,7 +25,7 @@
           <w:lang w:val="ru-RU"/>
         </w:rPr>
       </w:pPr>
-      <w:bookmarkStart w:id="0" w:name="_Toc225201318"/>
+      <w:bookmarkStart w:id="0" w:name="_Toc225428888"/>
       <w:r>
         <w:rPr>
           <w:lang w:val="ru-RU"/>
@@ -38,12 +38,12 @@
     <w:p>
       <w:r>
         <w:rPr>
-          <w:highlight w:val="yellow"/>
-        </w:rPr>
-        <w:t>Данную</w:t>
-      </w:r>
-      <w:r>
-        <w:t xml:space="preserve"> курсовую работу по дисциплине «Организация и архитектура ЭВМ и вычислительных систем» на тему «Проектирование схемотехнического устройства» выполнил студент группы 1ПИб-02-</w:t>
+          <w:lang w:val="ru-RU"/>
+        </w:rPr>
+        <w:t>Курсовой проект</w:t>
+      </w:r>
+      <w:r>
+        <w:t xml:space="preserve"> по дисциплине «Организация и архитектура ЭВМ и вычислительных систем» на тему «Проектирование схемотехнического устройства» выполнил студент группы 1ПИб-02-</w:t>
       </w:r>
       <w:r>
         <w:rPr>
@@ -75,7 +75,16 @@
     </w:p>
     <w:p>
       <w:r>
-        <w:t>Целью курсовой работы является разработка схемотехнического устройства «</w:t>
+        <w:t>Целью курсово</w:t>
+      </w:r>
+      <w:r>
+        <w:rPr>
+          <w:lang w:val="ru-RU"/>
+        </w:rPr>
+        <w:t xml:space="preserve">го проекта </w:t>
+      </w:r>
+      <w:r>
+        <w:t>является разработка схемотехнического устройства «</w:t>
       </w:r>
       <w:r>
         <w:rPr>
@@ -136,7 +145,9 @@
       </w:sdtPr>
       <w:sdtEndPr>
         <w:rPr>
+          <w:rFonts w:cs="Times New Roman"/>
           <w:noProof/>
+          <w:szCs w:val="28"/>
           <w:lang w:val="ru-US"/>
         </w:rPr>
       </w:sdtEndPr>
@@ -167,81 +178,238 @@
         <w:p>
           <w:pPr>
             <w:pStyle w:val="11"/>
-            <w:tabs>
-              <w:tab w:val="right" w:leader="dot" w:pos="9628"/>
-            </w:tabs>
+            <w:rPr>
+              <w:rFonts w:eastAsiaTheme="minorEastAsia"/>
+              <w:color w:val="auto"/>
+              <w:lang w:val="ru-US" w:eastAsia="ru-RU"/>
+            </w:rPr>
+          </w:pPr>
+          <w:r>
+            <w:rPr>
+              <w:noProof w:val="0"/>
+            </w:rPr>
+            <w:fldChar w:fldCharType="begin"/>
+          </w:r>
+          <w:r>
+            <w:instrText>TOC \o "1-3" \h \z \u</w:instrText>
+          </w:r>
+          <w:r>
+            <w:rPr>
+              <w:noProof w:val="0"/>
+            </w:rPr>
+            <w:fldChar w:fldCharType="separate"/>
+          </w:r>
+          <w:hyperlink w:anchor="_Toc225428888" w:history="1">
+            <w:r>
+              <w:rPr>
+                <w:rStyle w:val="af2"/>
+                <w:color w:val="70AD47" w:themeColor="accent6"/>
+                <w:u w:val="none"/>
+              </w:rPr>
+              <w:t>Аннотация</w:t>
+            </w:r>
+            <w:r>
+              <w:rPr>
+                <w:webHidden/>
+              </w:rPr>
+              <w:tab/>
+            </w:r>
+            <w:r>
+              <w:rPr>
+                <w:webHidden/>
+              </w:rPr>
+              <w:fldChar w:fldCharType="begin"/>
+            </w:r>
+            <w:r>
+              <w:rPr>
+                <w:webHidden/>
+              </w:rPr>
+              <w:instrText xml:space="preserve"> PAGEREF _Toc225428888 \h </w:instrText>
+            </w:r>
+            <w:r>
+              <w:rPr>
+                <w:webHidden/>
+              </w:rPr>
+            </w:r>
+            <w:r>
+              <w:rPr>
+                <w:webHidden/>
+              </w:rPr>
+              <w:fldChar w:fldCharType="separate"/>
+            </w:r>
+            <w:r>
+              <w:rPr>
+                <w:webHidden/>
+              </w:rPr>
+              <w:t>2</w:t>
+            </w:r>
+            <w:r>
+              <w:rPr>
+                <w:webHidden/>
+              </w:rPr>
+              <w:fldChar w:fldCharType="end"/>
+            </w:r>
+          </w:hyperlink>
+        </w:p>
+        <w:p>
+          <w:pPr>
+            <w:pStyle w:val="11"/>
+            <w:rPr>
+              <w:rFonts w:eastAsiaTheme="minorEastAsia"/>
+              <w:color w:val="auto"/>
+              <w:lang w:val="ru-US" w:eastAsia="ru-RU"/>
+            </w:rPr>
+          </w:pPr>
+          <w:hyperlink w:anchor="_Toc225428889" w:history="1">
+            <w:r>
+              <w:rPr>
+                <w:rStyle w:val="af2"/>
+                <w:u w:val="none"/>
+              </w:rPr>
+              <w:t>Введение</w:t>
+            </w:r>
+            <w:r>
+              <w:rPr>
+                <w:webHidden/>
+              </w:rPr>
+              <w:tab/>
+            </w:r>
+            <w:r>
+              <w:rPr>
+                <w:webHidden/>
+              </w:rPr>
+              <w:fldChar w:fldCharType="begin"/>
+            </w:r>
+            <w:r>
+              <w:rPr>
+                <w:webHidden/>
+              </w:rPr>
+              <w:instrText xml:space="preserve"> PAGEREF _Toc225428889 \h </w:instrText>
+            </w:r>
+            <w:r>
+              <w:rPr>
+                <w:webHidden/>
+              </w:rPr>
+            </w:r>
+            <w:r>
+              <w:rPr>
+                <w:webHidden/>
+              </w:rPr>
+              <w:fldChar w:fldCharType="separate"/>
+            </w:r>
+            <w:r>
+              <w:rPr>
+                <w:webHidden/>
+              </w:rPr>
+              <w:t>4</w:t>
+            </w:r>
+            <w:r>
+              <w:rPr>
+                <w:webHidden/>
+              </w:rPr>
+              <w:fldChar w:fldCharType="end"/>
+            </w:r>
+          </w:hyperlink>
+        </w:p>
+        <w:p>
+          <w:pPr>
+            <w:pStyle w:val="11"/>
+            <w:rPr>
+              <w:rFonts w:eastAsiaTheme="minorEastAsia"/>
+              <w:color w:val="ED7D31" w:themeColor="accent2"/>
+              <w:lang w:val="ru-US" w:eastAsia="ru-RU"/>
+            </w:rPr>
+          </w:pPr>
+          <w:hyperlink w:anchor="_Toc225428890" w:history="1">
+            <w:r>
+              <w:rPr>
+                <w:rStyle w:val="af2"/>
+                <w:color w:val="ED7D31" w:themeColor="accent2"/>
+                <w:u w:val="none"/>
+              </w:rPr>
+              <w:t>1. Теоретическая часть</w:t>
+            </w:r>
+            <w:r>
+              <w:rPr>
+                <w:webHidden/>
+                <w:color w:val="ED7D31" w:themeColor="accent2"/>
+              </w:rPr>
+              <w:tab/>
+            </w:r>
+            <w:r>
+              <w:rPr>
+                <w:webHidden/>
+                <w:color w:val="ED7D31" w:themeColor="accent2"/>
+              </w:rPr>
+              <w:fldChar w:fldCharType="begin"/>
+            </w:r>
+            <w:r>
+              <w:rPr>
+                <w:webHidden/>
+                <w:color w:val="ED7D31" w:themeColor="accent2"/>
+              </w:rPr>
+              <w:instrText xml:space="preserve"> PAGEREF _Toc225428890 \h </w:instrText>
+            </w:r>
+            <w:r>
+              <w:rPr>
+                <w:webHidden/>
+                <w:color w:val="ED7D31" w:themeColor="accent2"/>
+              </w:rPr>
+            </w:r>
+            <w:r>
+              <w:rPr>
+                <w:webHidden/>
+                <w:color w:val="ED7D31" w:themeColor="accent2"/>
+              </w:rPr>
+              <w:fldChar w:fldCharType="separate"/>
+            </w:r>
+            <w:r>
+              <w:rPr>
+                <w:webHidden/>
+                <w:color w:val="ED7D31" w:themeColor="accent2"/>
+              </w:rPr>
+              <w:t>5</w:t>
+            </w:r>
+            <w:r>
+              <w:rPr>
+                <w:webHidden/>
+                <w:color w:val="ED7D31" w:themeColor="accent2"/>
+              </w:rPr>
+              <w:fldChar w:fldCharType="end"/>
+            </w:r>
+          </w:hyperlink>
+        </w:p>
+        <w:p>
+          <w:pPr>
+            <w:pStyle w:val="23"/>
             <w:rPr>
               <w:rFonts w:ascii="Times New Roman" w:eastAsiaTheme="minorEastAsia" w:hAnsi="Times New Roman" w:cs="Times New Roman"/>
               <w:b w:val="0"/>
               <w:bCs w:val="0"/>
-              <w:i w:val="0"/>
-              <w:iCs w:val="0"/>
-              <w:noProof/>
               <w:sz w:val="28"/>
               <w:szCs w:val="28"/>
               <w:lang w:eastAsia="ru-RU"/>
             </w:rPr>
           </w:pPr>
-          <w:r>
-            <w:rPr>
-              <w:rFonts w:ascii="Times New Roman" w:hAnsi="Times New Roman" w:cs="Times New Roman"/>
-              <w:b w:val="0"/>
-              <w:bCs w:val="0"/>
-              <w:i w:val="0"/>
-              <w:iCs w:val="0"/>
-              <w:sz w:val="28"/>
-              <w:szCs w:val="28"/>
-            </w:rPr>
-            <w:fldChar w:fldCharType="begin"/>
-          </w:r>
-          <w:r>
-            <w:rPr>
-              <w:rFonts w:ascii="Times New Roman" w:hAnsi="Times New Roman" w:cs="Times New Roman"/>
-              <w:b w:val="0"/>
-              <w:bCs w:val="0"/>
-              <w:i w:val="0"/>
-              <w:iCs w:val="0"/>
-              <w:sz w:val="28"/>
-              <w:szCs w:val="28"/>
-            </w:rPr>
-            <w:instrText>TOC \o "1-3" \h \z \u</w:instrText>
-          </w:r>
-          <w:r>
-            <w:rPr>
-              <w:rFonts w:ascii="Times New Roman" w:hAnsi="Times New Roman" w:cs="Times New Roman"/>
-              <w:b w:val="0"/>
-              <w:bCs w:val="0"/>
-              <w:i w:val="0"/>
-              <w:iCs w:val="0"/>
-              <w:sz w:val="28"/>
-              <w:szCs w:val="28"/>
-            </w:rPr>
-            <w:fldChar w:fldCharType="separate"/>
-          </w:r>
-          <w:hyperlink w:anchor="_Toc225201318" w:history="1">
+          <w:hyperlink w:anchor="_Toc225428891" w:history="1">
             <w:r>
               <w:rPr>
                 <w:rStyle w:val="af2"/>
                 <w:rFonts w:ascii="Times New Roman" w:hAnsi="Times New Roman" w:cs="Times New Roman"/>
                 <w:b w:val="0"/>
                 <w:bCs w:val="0"/>
-                <w:i w:val="0"/>
-                <w:iCs w:val="0"/>
-                <w:noProof/>
+                <w:color w:val="EE0000"/>
                 <w:sz w:val="28"/>
                 <w:szCs w:val="28"/>
-                <w:lang w:val="ru-RU"/>
-              </w:rPr>
-              <w:t>Аннотация</w:t>
+                <w:u w:val="none"/>
+              </w:rPr>
+              <w:t>1.1. Анализ предметной области</w:t>
             </w:r>
             <w:r>
               <w:rPr>
                 <w:rFonts w:ascii="Times New Roman" w:hAnsi="Times New Roman" w:cs="Times New Roman"/>
                 <w:b w:val="0"/>
                 <w:bCs w:val="0"/>
-                <w:i w:val="0"/>
-                <w:iCs w:val="0"/>
-                <w:noProof/>
                 <w:webHidden/>
                 <w:sz w:val="28"/>
                 <w:szCs w:val="28"/>
@@ -253,9 +421,6 @@
                 <w:rFonts w:ascii="Times New Roman" w:hAnsi="Times New Roman" w:cs="Times New Roman"/>
                 <w:b w:val="0"/>
                 <w:bCs w:val="0"/>
-                <w:i w:val="0"/>
-                <w:iCs w:val="0"/>
-                <w:noProof/>
                 <w:webHidden/>
                 <w:sz w:val="28"/>
                 <w:szCs w:val="28"/>
@@ -267,23 +432,17 @@
                 <w:rFonts w:ascii="Times New Roman" w:hAnsi="Times New Roman" w:cs="Times New Roman"/>
                 <w:b w:val="0"/>
                 <w:bCs w:val="0"/>
-                <w:i w:val="0"/>
-                <w:iCs w:val="0"/>
-                <w:noProof/>
                 <w:webHidden/>
                 <w:sz w:val="28"/>
                 <w:szCs w:val="28"/>
               </w:rPr>
-              <w:instrText xml:space="preserve"> PAGEREF _Toc225201318 \h </w:instrText>
+              <w:instrText xml:space="preserve"> PAGEREF _Toc225428891 \h </w:instrText>
             </w:r>
             <w:r>
               <w:rPr>
                 <w:rFonts w:ascii="Times New Roman" w:hAnsi="Times New Roman" w:cs="Times New Roman"/>
                 <w:b w:val="0"/>
                 <w:bCs w:val="0"/>
-                <w:i w:val="0"/>
-                <w:iCs w:val="0"/>
-                <w:noProof/>
                 <w:webHidden/>
                 <w:sz w:val="28"/>
                 <w:szCs w:val="28"/>
@@ -294,9 +453,6 @@
                 <w:rFonts w:ascii="Times New Roman" w:hAnsi="Times New Roman" w:cs="Times New Roman"/>
                 <w:b w:val="0"/>
                 <w:bCs w:val="0"/>
-                <w:i w:val="0"/>
-                <w:iCs w:val="0"/>
-                <w:noProof/>
                 <w:webHidden/>
                 <w:sz w:val="28"/>
                 <w:szCs w:val="28"/>
@@ -308,23 +464,121 @@
                 <w:rFonts w:ascii="Times New Roman" w:hAnsi="Times New Roman" w:cs="Times New Roman"/>
                 <w:b w:val="0"/>
                 <w:bCs w:val="0"/>
-                <w:i w:val="0"/>
-                <w:iCs w:val="0"/>
-                <w:noProof/>
                 <w:webHidden/>
                 <w:sz w:val="28"/>
                 <w:szCs w:val="28"/>
               </w:rPr>
-              <w:t>2</w:t>
+              <w:t>5</w:t>
             </w:r>
             <w:r>
               <w:rPr>
                 <w:rFonts w:ascii="Times New Roman" w:hAnsi="Times New Roman" w:cs="Times New Roman"/>
                 <w:b w:val="0"/>
                 <w:bCs w:val="0"/>
-                <w:i w:val="0"/>
-                <w:iCs w:val="0"/>
-                <w:noProof/>
+                <w:webHidden/>
+                <w:sz w:val="28"/>
+                <w:szCs w:val="28"/>
+              </w:rPr>
+              <w:fldChar w:fldCharType="end"/>
+            </w:r>
+          </w:hyperlink>
+        </w:p>
+        <w:p>
+          <w:pPr>
+            <w:pStyle w:val="23"/>
+            <w:rPr>
+              <w:rFonts w:ascii="Times New Roman" w:eastAsiaTheme="minorEastAsia" w:hAnsi="Times New Roman" w:cs="Times New Roman"/>
+              <w:b w:val="0"/>
+              <w:bCs w:val="0"/>
+              <w:sz w:val="28"/>
+              <w:szCs w:val="28"/>
+              <w:lang w:eastAsia="ru-RU"/>
+            </w:rPr>
+          </w:pPr>
+          <w:hyperlink w:anchor="_Toc225428892" w:history="1">
+            <w:r>
+              <w:rPr>
+                <w:rStyle w:val="af2"/>
+                <w:rFonts w:ascii="Times New Roman" w:hAnsi="Times New Roman" w:cs="Times New Roman"/>
+                <w:b w:val="0"/>
+                <w:bCs w:val="0"/>
+                <w:color w:val="70AD47" w:themeColor="accent6"/>
+                <w:sz w:val="28"/>
+                <w:szCs w:val="28"/>
+                <w:u w:val="none"/>
+              </w:rPr>
+              <w:t>1.2. Принцип работы устройства</w:t>
+            </w:r>
+            <w:r>
+              <w:rPr>
+                <w:rFonts w:ascii="Times New Roman" w:hAnsi="Times New Roman" w:cs="Times New Roman"/>
+                <w:b w:val="0"/>
+                <w:bCs w:val="0"/>
+                <w:webHidden/>
+                <w:sz w:val="28"/>
+                <w:szCs w:val="28"/>
+              </w:rPr>
+              <w:tab/>
+            </w:r>
+            <w:r>
+              <w:rPr>
+                <w:rFonts w:ascii="Times New Roman" w:hAnsi="Times New Roman" w:cs="Times New Roman"/>
+                <w:b w:val="0"/>
+                <w:bCs w:val="0"/>
+                <w:webHidden/>
+                <w:sz w:val="28"/>
+                <w:szCs w:val="28"/>
+              </w:rPr>
+              <w:fldChar w:fldCharType="begin"/>
+            </w:r>
+            <w:r>
+              <w:rPr>
+                <w:rFonts w:ascii="Times New Roman" w:hAnsi="Times New Roman" w:cs="Times New Roman"/>
+                <w:b w:val="0"/>
+                <w:bCs w:val="0"/>
+                <w:webHidden/>
+                <w:sz w:val="28"/>
+                <w:szCs w:val="28"/>
+              </w:rPr>
+              <w:instrText xml:space="preserve"> PAGEREF _Toc225428892 \h </w:instrText>
+            </w:r>
+            <w:r>
+              <w:rPr>
+                <w:rFonts w:ascii="Times New Roman" w:hAnsi="Times New Roman" w:cs="Times New Roman"/>
+                <w:b w:val="0"/>
+                <w:bCs w:val="0"/>
+                <w:webHidden/>
+                <w:sz w:val="28"/>
+                <w:szCs w:val="28"/>
+              </w:rPr>
+            </w:r>
+            <w:r>
+              <w:rPr>
+                <w:rFonts w:ascii="Times New Roman" w:hAnsi="Times New Roman" w:cs="Times New Roman"/>
+                <w:b w:val="0"/>
+                <w:bCs w:val="0"/>
+                <w:webHidden/>
+                <w:sz w:val="28"/>
+                <w:szCs w:val="28"/>
+              </w:rPr>
+              <w:fldChar w:fldCharType="separate"/>
+            </w:r>
+            <w:r>
+              <w:rPr>
+                <w:rFonts w:ascii="Times New Roman" w:hAnsi="Times New Roman" w:cs="Times New Roman"/>
+                <w:b w:val="0"/>
+                <w:bCs w:val="0"/>
+                <w:webHidden/>
+                <w:sz w:val="28"/>
+                <w:szCs w:val="28"/>
+              </w:rPr>
+              <w:t>5</w:t>
+            </w:r>
+            <w:r>
+              <w:rPr>
+                <w:rFonts w:ascii="Times New Roman" w:hAnsi="Times New Roman" w:cs="Times New Roman"/>
+                <w:b w:val="0"/>
+                <w:bCs w:val="0"/>
                 <w:webHidden/>
                 <w:sz w:val="28"/>
                 <w:szCs w:val="28"/>
@@ -336,45 +590,102 @@
         <w:p>
           <w:pPr>
             <w:pStyle w:val="11"/>
-            <w:tabs>
-              <w:tab w:val="right" w:leader="dot" w:pos="9628"/>
-            </w:tabs>
+            <w:rPr>
+              <w:rFonts w:eastAsiaTheme="minorEastAsia"/>
+              <w:color w:val="ED7D31" w:themeColor="accent2"/>
+              <w:lang w:val="ru-US" w:eastAsia="ru-RU"/>
+            </w:rPr>
+          </w:pPr>
+          <w:hyperlink w:anchor="_Toc225428893" w:history="1">
+            <w:r>
+              <w:rPr>
+                <w:rStyle w:val="af2"/>
+                <w:color w:val="ED7D31" w:themeColor="accent2"/>
+                <w:u w:val="none"/>
+              </w:rPr>
+              <w:t>2. Практическая часть</w:t>
+            </w:r>
+            <w:r>
+              <w:rPr>
+                <w:webHidden/>
+                <w:color w:val="ED7D31" w:themeColor="accent2"/>
+              </w:rPr>
+              <w:tab/>
+            </w:r>
+            <w:r>
+              <w:rPr>
+                <w:webHidden/>
+                <w:color w:val="ED7D31" w:themeColor="accent2"/>
+              </w:rPr>
+              <w:fldChar w:fldCharType="begin"/>
+            </w:r>
+            <w:r>
+              <w:rPr>
+                <w:webHidden/>
+                <w:color w:val="ED7D31" w:themeColor="accent2"/>
+              </w:rPr>
+              <w:instrText xml:space="preserve"> PAGEREF _Toc225428893 \h </w:instrText>
+            </w:r>
+            <w:r>
+              <w:rPr>
+                <w:webHidden/>
+                <w:color w:val="ED7D31" w:themeColor="accent2"/>
+              </w:rPr>
+            </w:r>
+            <w:r>
+              <w:rPr>
+                <w:webHidden/>
+                <w:color w:val="ED7D31" w:themeColor="accent2"/>
+              </w:rPr>
+              <w:fldChar w:fldCharType="separate"/>
+            </w:r>
+            <w:r>
+              <w:rPr>
+                <w:webHidden/>
+                <w:color w:val="ED7D31" w:themeColor="accent2"/>
+              </w:rPr>
+              <w:t>6</w:t>
+            </w:r>
+            <w:r>
+              <w:rPr>
+                <w:webHidden/>
+                <w:color w:val="ED7D31" w:themeColor="accent2"/>
+              </w:rPr>
+              <w:fldChar w:fldCharType="end"/>
+            </w:r>
+          </w:hyperlink>
+        </w:p>
+        <w:p>
+          <w:pPr>
+            <w:pStyle w:val="23"/>
             <w:rPr>
               <w:rFonts w:ascii="Times New Roman" w:eastAsiaTheme="minorEastAsia" w:hAnsi="Times New Roman" w:cs="Times New Roman"/>
               <w:b w:val="0"/>
               <w:bCs w:val="0"/>
-              <w:i w:val="0"/>
-              <w:iCs w:val="0"/>
-              <w:noProof/>
               <w:sz w:val="28"/>
               <w:szCs w:val="28"/>
               <w:lang w:eastAsia="ru-RU"/>
             </w:rPr>
           </w:pPr>
-          <w:hyperlink w:anchor="_Toc225201319" w:history="1">
+          <w:hyperlink w:anchor="_Toc225428894" w:history="1">
             <w:r>
               <w:rPr>
                 <w:rStyle w:val="af2"/>
                 <w:rFonts w:ascii="Times New Roman" w:hAnsi="Times New Roman" w:cs="Times New Roman"/>
                 <w:b w:val="0"/>
                 <w:bCs w:val="0"/>
-                <w:i w:val="0"/>
-                <w:iCs w:val="0"/>
-                <w:noProof/>
+                <w:color w:val="70AD47" w:themeColor="accent6"/>
                 <w:sz w:val="28"/>
                 <w:szCs w:val="28"/>
-                <w:lang w:val="ru-RU"/>
-              </w:rPr>
-              <w:t>Введение</w:t>
+                <w:u w:val="none"/>
+              </w:rPr>
+              <w:t>2.1. Выбор микросхемы изделия</w:t>
             </w:r>
             <w:r>
               <w:rPr>
                 <w:rFonts w:ascii="Times New Roman" w:hAnsi="Times New Roman" w:cs="Times New Roman"/>
                 <w:b w:val="0"/>
                 <w:bCs w:val="0"/>
-                <w:i w:val="0"/>
-                <w:iCs w:val="0"/>
-                <w:noProof/>
                 <w:webHidden/>
                 <w:sz w:val="28"/>
                 <w:szCs w:val="28"/>
@@ -386,9 +697,6 @@
                 <w:rFonts w:ascii="Times New Roman" w:hAnsi="Times New Roman" w:cs="Times New Roman"/>
                 <w:b w:val="0"/>
                 <w:bCs w:val="0"/>
-                <w:i w:val="0"/>
-                <w:iCs w:val="0"/>
-                <w:noProof/>
                 <w:webHidden/>
                 <w:sz w:val="28"/>
                 <w:szCs w:val="28"/>
@@ -400,23 +708,17 @@
                 <w:rFonts w:ascii="Times New Roman" w:hAnsi="Times New Roman" w:cs="Times New Roman"/>
                 <w:b w:val="0"/>
                 <w:bCs w:val="0"/>
-                <w:i w:val="0"/>
-                <w:iCs w:val="0"/>
-                <w:noProof/>
                 <w:webHidden/>
                 <w:sz w:val="28"/>
                 <w:szCs w:val="28"/>
               </w:rPr>
-              <w:instrText xml:space="preserve"> PAGEREF _Toc225201319 \h </w:instrText>
+              <w:instrText xml:space="preserve"> PAGEREF _Toc225428894 \h </w:instrText>
             </w:r>
             <w:r>
               <w:rPr>
                 <w:rFonts w:ascii="Times New Roman" w:hAnsi="Times New Roman" w:cs="Times New Roman"/>
                 <w:b w:val="0"/>
                 <w:bCs w:val="0"/>
-                <w:i w:val="0"/>
-                <w:iCs w:val="0"/>
-                <w:noProof/>
                 <w:webHidden/>
                 <w:sz w:val="28"/>
                 <w:szCs w:val="28"/>
@@ -427,9 +729,6 @@
                 <w:rFonts w:ascii="Times New Roman" w:hAnsi="Times New Roman" w:cs="Times New Roman"/>
                 <w:b w:val="0"/>
                 <w:bCs w:val="0"/>
-                <w:i w:val="0"/>
-                <w:iCs w:val="0"/>
-                <w:noProof/>
                 <w:webHidden/>
                 <w:sz w:val="28"/>
                 <w:szCs w:val="28"/>
@@ -441,23 +740,537 @@
                 <w:rFonts w:ascii="Times New Roman" w:hAnsi="Times New Roman" w:cs="Times New Roman"/>
                 <w:b w:val="0"/>
                 <w:bCs w:val="0"/>
-                <w:i w:val="0"/>
-                <w:iCs w:val="0"/>
-                <w:noProof/>
                 <w:webHidden/>
                 <w:sz w:val="28"/>
                 <w:szCs w:val="28"/>
               </w:rPr>
-              <w:t>4</w:t>
+              <w:t>6</w:t>
             </w:r>
             <w:r>
               <w:rPr>
                 <w:rFonts w:ascii="Times New Roman" w:hAnsi="Times New Roman" w:cs="Times New Roman"/>
                 <w:b w:val="0"/>
                 <w:bCs w:val="0"/>
-                <w:i w:val="0"/>
-                <w:iCs w:val="0"/>
-                <w:noProof/>
+                <w:webHidden/>
+                <w:sz w:val="28"/>
+                <w:szCs w:val="28"/>
+              </w:rPr>
+              <w:fldChar w:fldCharType="end"/>
+            </w:r>
+          </w:hyperlink>
+        </w:p>
+        <w:p>
+          <w:pPr>
+            <w:pStyle w:val="23"/>
+            <w:rPr>
+              <w:rFonts w:ascii="Times New Roman" w:eastAsiaTheme="minorEastAsia" w:hAnsi="Times New Roman" w:cs="Times New Roman"/>
+              <w:b w:val="0"/>
+              <w:bCs w:val="0"/>
+              <w:sz w:val="28"/>
+              <w:szCs w:val="28"/>
+              <w:lang w:eastAsia="ru-RU"/>
+            </w:rPr>
+          </w:pPr>
+          <w:hyperlink w:anchor="_Toc225428895" w:history="1">
+            <w:r>
+              <w:rPr>
+                <w:rStyle w:val="af2"/>
+                <w:rFonts w:ascii="Times New Roman" w:hAnsi="Times New Roman" w:cs="Times New Roman"/>
+                <w:b w:val="0"/>
+                <w:bCs w:val="0"/>
+                <w:color w:val="ED7D31" w:themeColor="accent2"/>
+                <w:sz w:val="28"/>
+                <w:szCs w:val="28"/>
+                <w:u w:val="none"/>
+              </w:rPr>
+              <w:t>2.2. Описание составных частей электронного изделия</w:t>
+            </w:r>
+            <w:r>
+              <w:rPr>
+                <w:rFonts w:ascii="Times New Roman" w:hAnsi="Times New Roman" w:cs="Times New Roman"/>
+                <w:b w:val="0"/>
+                <w:bCs w:val="0"/>
+                <w:webHidden/>
+                <w:sz w:val="28"/>
+                <w:szCs w:val="28"/>
+              </w:rPr>
+              <w:tab/>
+            </w:r>
+            <w:r>
+              <w:rPr>
+                <w:rFonts w:ascii="Times New Roman" w:hAnsi="Times New Roman" w:cs="Times New Roman"/>
+                <w:b w:val="0"/>
+                <w:bCs w:val="0"/>
+                <w:webHidden/>
+                <w:sz w:val="28"/>
+                <w:szCs w:val="28"/>
+              </w:rPr>
+              <w:fldChar w:fldCharType="begin"/>
+            </w:r>
+            <w:r>
+              <w:rPr>
+                <w:rFonts w:ascii="Times New Roman" w:hAnsi="Times New Roman" w:cs="Times New Roman"/>
+                <w:b w:val="0"/>
+                <w:bCs w:val="0"/>
+                <w:webHidden/>
+                <w:sz w:val="28"/>
+                <w:szCs w:val="28"/>
+              </w:rPr>
+              <w:instrText xml:space="preserve"> PAGEREF _Toc225428895 \h </w:instrText>
+            </w:r>
+            <w:r>
+              <w:rPr>
+                <w:rFonts w:ascii="Times New Roman" w:hAnsi="Times New Roman" w:cs="Times New Roman"/>
+                <w:b w:val="0"/>
+                <w:bCs w:val="0"/>
+                <w:webHidden/>
+                <w:sz w:val="28"/>
+                <w:szCs w:val="28"/>
+              </w:rPr>
+            </w:r>
+            <w:r>
+              <w:rPr>
+                <w:rFonts w:ascii="Times New Roman" w:hAnsi="Times New Roman" w:cs="Times New Roman"/>
+                <w:b w:val="0"/>
+                <w:bCs w:val="0"/>
+                <w:webHidden/>
+                <w:sz w:val="28"/>
+                <w:szCs w:val="28"/>
+              </w:rPr>
+              <w:fldChar w:fldCharType="separate"/>
+            </w:r>
+            <w:r>
+              <w:rPr>
+                <w:rFonts w:ascii="Times New Roman" w:hAnsi="Times New Roman" w:cs="Times New Roman"/>
+                <w:b w:val="0"/>
+                <w:bCs w:val="0"/>
+                <w:webHidden/>
+                <w:sz w:val="28"/>
+                <w:szCs w:val="28"/>
+              </w:rPr>
+              <w:t>6</w:t>
+            </w:r>
+            <w:r>
+              <w:rPr>
+                <w:rFonts w:ascii="Times New Roman" w:hAnsi="Times New Roman" w:cs="Times New Roman"/>
+                <w:b w:val="0"/>
+                <w:bCs w:val="0"/>
+                <w:webHidden/>
+                <w:sz w:val="28"/>
+                <w:szCs w:val="28"/>
+              </w:rPr>
+              <w:fldChar w:fldCharType="end"/>
+            </w:r>
+          </w:hyperlink>
+        </w:p>
+        <w:p>
+          <w:pPr>
+            <w:pStyle w:val="23"/>
+            <w:rPr>
+              <w:rFonts w:ascii="Times New Roman" w:eastAsiaTheme="minorEastAsia" w:hAnsi="Times New Roman" w:cs="Times New Roman"/>
+              <w:b w:val="0"/>
+              <w:bCs w:val="0"/>
+              <w:sz w:val="28"/>
+              <w:szCs w:val="28"/>
+              <w:lang w:eastAsia="ru-RU"/>
+            </w:rPr>
+          </w:pPr>
+          <w:hyperlink w:anchor="_Toc225428896" w:history="1">
+            <w:r>
+              <w:rPr>
+                <w:rStyle w:val="af2"/>
+                <w:rFonts w:ascii="Times New Roman" w:hAnsi="Times New Roman" w:cs="Times New Roman"/>
+                <w:b w:val="0"/>
+                <w:bCs w:val="0"/>
+                <w:color w:val="70AD47" w:themeColor="accent6"/>
+                <w:sz w:val="28"/>
+                <w:szCs w:val="28"/>
+                <w:u w:val="none"/>
+              </w:rPr>
+              <w:t>2.3. Разработка структурной схемы изделия</w:t>
+            </w:r>
+            <w:r>
+              <w:rPr>
+                <w:rFonts w:ascii="Times New Roman" w:hAnsi="Times New Roman" w:cs="Times New Roman"/>
+                <w:b w:val="0"/>
+                <w:bCs w:val="0"/>
+                <w:webHidden/>
+                <w:sz w:val="28"/>
+                <w:szCs w:val="28"/>
+              </w:rPr>
+              <w:tab/>
+            </w:r>
+            <w:r>
+              <w:rPr>
+                <w:rFonts w:ascii="Times New Roman" w:hAnsi="Times New Roman" w:cs="Times New Roman"/>
+                <w:b w:val="0"/>
+                <w:bCs w:val="0"/>
+                <w:webHidden/>
+                <w:sz w:val="28"/>
+                <w:szCs w:val="28"/>
+              </w:rPr>
+              <w:fldChar w:fldCharType="begin"/>
+            </w:r>
+            <w:r>
+              <w:rPr>
+                <w:rFonts w:ascii="Times New Roman" w:hAnsi="Times New Roman" w:cs="Times New Roman"/>
+                <w:b w:val="0"/>
+                <w:bCs w:val="0"/>
+                <w:webHidden/>
+                <w:sz w:val="28"/>
+                <w:szCs w:val="28"/>
+              </w:rPr>
+              <w:instrText xml:space="preserve"> PAGEREF _Toc225428896 \h </w:instrText>
+            </w:r>
+            <w:r>
+              <w:rPr>
+                <w:rFonts w:ascii="Times New Roman" w:hAnsi="Times New Roman" w:cs="Times New Roman"/>
+                <w:b w:val="0"/>
+                <w:bCs w:val="0"/>
+                <w:webHidden/>
+                <w:sz w:val="28"/>
+                <w:szCs w:val="28"/>
+              </w:rPr>
+            </w:r>
+            <w:r>
+              <w:rPr>
+                <w:rFonts w:ascii="Times New Roman" w:hAnsi="Times New Roman" w:cs="Times New Roman"/>
+                <w:b w:val="0"/>
+                <w:bCs w:val="0"/>
+                <w:webHidden/>
+                <w:sz w:val="28"/>
+                <w:szCs w:val="28"/>
+              </w:rPr>
+              <w:fldChar w:fldCharType="separate"/>
+            </w:r>
+            <w:r>
+              <w:rPr>
+                <w:rFonts w:ascii="Times New Roman" w:hAnsi="Times New Roman" w:cs="Times New Roman"/>
+                <w:b w:val="0"/>
+                <w:bCs w:val="0"/>
+                <w:webHidden/>
+                <w:sz w:val="28"/>
+                <w:szCs w:val="28"/>
+              </w:rPr>
+              <w:t>10</w:t>
+            </w:r>
+            <w:r>
+              <w:rPr>
+                <w:rFonts w:ascii="Times New Roman" w:hAnsi="Times New Roman" w:cs="Times New Roman"/>
+                <w:b w:val="0"/>
+                <w:bCs w:val="0"/>
+                <w:webHidden/>
+                <w:sz w:val="28"/>
+                <w:szCs w:val="28"/>
+              </w:rPr>
+              <w:fldChar w:fldCharType="end"/>
+            </w:r>
+          </w:hyperlink>
+        </w:p>
+        <w:p>
+          <w:pPr>
+            <w:pStyle w:val="23"/>
+            <w:rPr>
+              <w:rFonts w:ascii="Times New Roman" w:eastAsiaTheme="minorEastAsia" w:hAnsi="Times New Roman" w:cs="Times New Roman"/>
+              <w:b w:val="0"/>
+              <w:bCs w:val="0"/>
+              <w:sz w:val="28"/>
+              <w:szCs w:val="28"/>
+              <w:lang w:eastAsia="ru-RU"/>
+            </w:rPr>
+          </w:pPr>
+          <w:hyperlink w:anchor="_Toc225428897" w:history="1">
+            <w:r>
+              <w:rPr>
+                <w:rStyle w:val="af2"/>
+                <w:rFonts w:ascii="Times New Roman" w:hAnsi="Times New Roman" w:cs="Times New Roman"/>
+                <w:b w:val="0"/>
+                <w:bCs w:val="0"/>
+                <w:color w:val="70AD47" w:themeColor="accent6"/>
+                <w:sz w:val="28"/>
+                <w:szCs w:val="28"/>
+                <w:u w:val="none"/>
+              </w:rPr>
+              <w:t>2.4. Разработка принципиальной схемы изделия</w:t>
+            </w:r>
+            <w:r>
+              <w:rPr>
+                <w:rFonts w:ascii="Times New Roman" w:hAnsi="Times New Roman" w:cs="Times New Roman"/>
+                <w:b w:val="0"/>
+                <w:bCs w:val="0"/>
+                <w:webHidden/>
+                <w:sz w:val="28"/>
+                <w:szCs w:val="28"/>
+              </w:rPr>
+              <w:tab/>
+            </w:r>
+            <w:r>
+              <w:rPr>
+                <w:rFonts w:ascii="Times New Roman" w:hAnsi="Times New Roman" w:cs="Times New Roman"/>
+                <w:b w:val="0"/>
+                <w:bCs w:val="0"/>
+                <w:webHidden/>
+                <w:sz w:val="28"/>
+                <w:szCs w:val="28"/>
+              </w:rPr>
+              <w:fldChar w:fldCharType="begin"/>
+            </w:r>
+            <w:r>
+              <w:rPr>
+                <w:rFonts w:ascii="Times New Roman" w:hAnsi="Times New Roman" w:cs="Times New Roman"/>
+                <w:b w:val="0"/>
+                <w:bCs w:val="0"/>
+                <w:webHidden/>
+                <w:sz w:val="28"/>
+                <w:szCs w:val="28"/>
+              </w:rPr>
+              <w:instrText xml:space="preserve"> PAGEREF _Toc225428897 \h </w:instrText>
+            </w:r>
+            <w:r>
+              <w:rPr>
+                <w:rFonts w:ascii="Times New Roman" w:hAnsi="Times New Roman" w:cs="Times New Roman"/>
+                <w:b w:val="0"/>
+                <w:bCs w:val="0"/>
+                <w:webHidden/>
+                <w:sz w:val="28"/>
+                <w:szCs w:val="28"/>
+              </w:rPr>
+            </w:r>
+            <w:r>
+              <w:rPr>
+                <w:rFonts w:ascii="Times New Roman" w:hAnsi="Times New Roman" w:cs="Times New Roman"/>
+                <w:b w:val="0"/>
+                <w:bCs w:val="0"/>
+                <w:webHidden/>
+                <w:sz w:val="28"/>
+                <w:szCs w:val="28"/>
+              </w:rPr>
+              <w:fldChar w:fldCharType="separate"/>
+            </w:r>
+            <w:r>
+              <w:rPr>
+                <w:rFonts w:ascii="Times New Roman" w:hAnsi="Times New Roman" w:cs="Times New Roman"/>
+                <w:b w:val="0"/>
+                <w:bCs w:val="0"/>
+                <w:webHidden/>
+                <w:sz w:val="28"/>
+                <w:szCs w:val="28"/>
+              </w:rPr>
+              <w:t>11</w:t>
+            </w:r>
+            <w:r>
+              <w:rPr>
+                <w:rFonts w:ascii="Times New Roman" w:hAnsi="Times New Roman" w:cs="Times New Roman"/>
+                <w:b w:val="0"/>
+                <w:bCs w:val="0"/>
+                <w:webHidden/>
+                <w:sz w:val="28"/>
+                <w:szCs w:val="28"/>
+              </w:rPr>
+              <w:fldChar w:fldCharType="end"/>
+            </w:r>
+          </w:hyperlink>
+        </w:p>
+        <w:p>
+          <w:pPr>
+            <w:pStyle w:val="23"/>
+            <w:rPr>
+              <w:rFonts w:ascii="Times New Roman" w:eastAsiaTheme="minorEastAsia" w:hAnsi="Times New Roman" w:cs="Times New Roman"/>
+              <w:b w:val="0"/>
+              <w:bCs w:val="0"/>
+              <w:sz w:val="28"/>
+              <w:szCs w:val="28"/>
+              <w:lang w:eastAsia="ru-RU"/>
+            </w:rPr>
+          </w:pPr>
+          <w:hyperlink w:anchor="_Toc225428898" w:history="1">
+            <w:r>
+              <w:rPr>
+                <w:rStyle w:val="af2"/>
+                <w:rFonts w:ascii="Times New Roman" w:hAnsi="Times New Roman" w:cs="Times New Roman"/>
+                <w:b w:val="0"/>
+                <w:bCs w:val="0"/>
+                <w:color w:val="70AD47" w:themeColor="accent6"/>
+                <w:sz w:val="28"/>
+                <w:szCs w:val="28"/>
+                <w:u w:val="none"/>
+              </w:rPr>
+              <w:t>2.5. Кодирование</w:t>
+            </w:r>
+            <w:r>
+              <w:rPr>
+                <w:rFonts w:ascii="Times New Roman" w:hAnsi="Times New Roman" w:cs="Times New Roman"/>
+                <w:b w:val="0"/>
+                <w:bCs w:val="0"/>
+                <w:webHidden/>
+                <w:sz w:val="28"/>
+                <w:szCs w:val="28"/>
+              </w:rPr>
+              <w:tab/>
+            </w:r>
+            <w:r>
+              <w:rPr>
+                <w:rFonts w:ascii="Times New Roman" w:hAnsi="Times New Roman" w:cs="Times New Roman"/>
+                <w:b w:val="0"/>
+                <w:bCs w:val="0"/>
+                <w:webHidden/>
+                <w:sz w:val="28"/>
+                <w:szCs w:val="28"/>
+              </w:rPr>
+              <w:fldChar w:fldCharType="begin"/>
+            </w:r>
+            <w:r>
+              <w:rPr>
+                <w:rFonts w:ascii="Times New Roman" w:hAnsi="Times New Roman" w:cs="Times New Roman"/>
+                <w:b w:val="0"/>
+                <w:bCs w:val="0"/>
+                <w:webHidden/>
+                <w:sz w:val="28"/>
+                <w:szCs w:val="28"/>
+              </w:rPr>
+              <w:instrText xml:space="preserve"> PAGEREF _Toc225428898 \h </w:instrText>
+            </w:r>
+            <w:r>
+              <w:rPr>
+                <w:rFonts w:ascii="Times New Roman" w:hAnsi="Times New Roman" w:cs="Times New Roman"/>
+                <w:b w:val="0"/>
+                <w:bCs w:val="0"/>
+                <w:webHidden/>
+                <w:sz w:val="28"/>
+                <w:szCs w:val="28"/>
+              </w:rPr>
+            </w:r>
+            <w:r>
+              <w:rPr>
+                <w:rFonts w:ascii="Times New Roman" w:hAnsi="Times New Roman" w:cs="Times New Roman"/>
+                <w:b w:val="0"/>
+                <w:bCs w:val="0"/>
+                <w:webHidden/>
+                <w:sz w:val="28"/>
+                <w:szCs w:val="28"/>
+              </w:rPr>
+              <w:fldChar w:fldCharType="separate"/>
+            </w:r>
+            <w:r>
+              <w:rPr>
+                <w:rFonts w:ascii="Times New Roman" w:hAnsi="Times New Roman" w:cs="Times New Roman"/>
+                <w:b w:val="0"/>
+                <w:bCs w:val="0"/>
+                <w:webHidden/>
+                <w:sz w:val="28"/>
+                <w:szCs w:val="28"/>
+              </w:rPr>
+              <w:t>13</w:t>
+            </w:r>
+            <w:r>
+              <w:rPr>
+                <w:rFonts w:ascii="Times New Roman" w:hAnsi="Times New Roman" w:cs="Times New Roman"/>
+                <w:b w:val="0"/>
+                <w:bCs w:val="0"/>
+                <w:webHidden/>
+                <w:sz w:val="28"/>
+                <w:szCs w:val="28"/>
+              </w:rPr>
+              <w:fldChar w:fldCharType="end"/>
+            </w:r>
+          </w:hyperlink>
+        </w:p>
+        <w:p>
+          <w:pPr>
+            <w:pStyle w:val="23"/>
+            <w:rPr>
+              <w:rFonts w:ascii="Times New Roman" w:eastAsiaTheme="minorEastAsia" w:hAnsi="Times New Roman" w:cs="Times New Roman"/>
+              <w:b w:val="0"/>
+              <w:bCs w:val="0"/>
+              <w:sz w:val="28"/>
+              <w:szCs w:val="28"/>
+              <w:lang w:eastAsia="ru-RU"/>
+            </w:rPr>
+          </w:pPr>
+          <w:hyperlink w:anchor="_Toc225428899" w:history="1">
+            <w:r>
+              <w:rPr>
+                <w:rStyle w:val="af2"/>
+                <w:rFonts w:ascii="Times New Roman" w:hAnsi="Times New Roman" w:cs="Times New Roman"/>
+                <w:b w:val="0"/>
+                <w:bCs w:val="0"/>
+                <w:color w:val="EE0000"/>
+                <w:sz w:val="28"/>
+                <w:szCs w:val="28"/>
+                <w:u w:val="none"/>
+              </w:rPr>
+              <w:t>2.6. Тестирование работы изделия</w:t>
+            </w:r>
+            <w:r>
+              <w:rPr>
+                <w:rFonts w:ascii="Times New Roman" w:hAnsi="Times New Roman" w:cs="Times New Roman"/>
+                <w:b w:val="0"/>
+                <w:bCs w:val="0"/>
+                <w:webHidden/>
+                <w:sz w:val="28"/>
+                <w:szCs w:val="28"/>
+              </w:rPr>
+              <w:tab/>
+            </w:r>
+            <w:r>
+              <w:rPr>
+                <w:rFonts w:ascii="Times New Roman" w:hAnsi="Times New Roman" w:cs="Times New Roman"/>
+                <w:b w:val="0"/>
+                <w:bCs w:val="0"/>
+                <w:webHidden/>
+                <w:sz w:val="28"/>
+                <w:szCs w:val="28"/>
+              </w:rPr>
+              <w:fldChar w:fldCharType="begin"/>
+            </w:r>
+            <w:r>
+              <w:rPr>
+                <w:rFonts w:ascii="Times New Roman" w:hAnsi="Times New Roman" w:cs="Times New Roman"/>
+                <w:b w:val="0"/>
+                <w:bCs w:val="0"/>
+                <w:webHidden/>
+                <w:sz w:val="28"/>
+                <w:szCs w:val="28"/>
+              </w:rPr>
+              <w:instrText xml:space="preserve"> PAGEREF _Toc225428899 \h </w:instrText>
+            </w:r>
+            <w:r>
+              <w:rPr>
+                <w:rFonts w:ascii="Times New Roman" w:hAnsi="Times New Roman" w:cs="Times New Roman"/>
+                <w:b w:val="0"/>
+                <w:bCs w:val="0"/>
+                <w:webHidden/>
+                <w:sz w:val="28"/>
+                <w:szCs w:val="28"/>
+              </w:rPr>
+            </w:r>
+            <w:r>
+              <w:rPr>
+                <w:rFonts w:ascii="Times New Roman" w:hAnsi="Times New Roman" w:cs="Times New Roman"/>
+                <w:b w:val="0"/>
+                <w:bCs w:val="0"/>
+                <w:webHidden/>
+                <w:sz w:val="28"/>
+                <w:szCs w:val="28"/>
+              </w:rPr>
+              <w:fldChar w:fldCharType="separate"/>
+            </w:r>
+            <w:r>
+              <w:rPr>
+                <w:rFonts w:ascii="Times New Roman" w:hAnsi="Times New Roman" w:cs="Times New Roman"/>
+                <w:b w:val="0"/>
+                <w:bCs w:val="0"/>
+                <w:webHidden/>
+                <w:sz w:val="28"/>
+                <w:szCs w:val="28"/>
+              </w:rPr>
+              <w:t>16</w:t>
+            </w:r>
+            <w:r>
+              <w:rPr>
+                <w:rFonts w:ascii="Times New Roman" w:hAnsi="Times New Roman" w:cs="Times New Roman"/>
+                <w:b w:val="0"/>
+                <w:bCs w:val="0"/>
                 <w:webHidden/>
                 <w:sz w:val="28"/>
                 <w:szCs w:val="28"/>
@@ -469,361 +1282,82 @@
         <w:p>
           <w:pPr>
             <w:pStyle w:val="11"/>
-            <w:tabs>
-              <w:tab w:val="right" w:leader="dot" w:pos="9628"/>
-            </w:tabs>
             <w:rPr>
-              <w:rFonts w:ascii="Times New Roman" w:eastAsiaTheme="minorEastAsia" w:hAnsi="Times New Roman" w:cs="Times New Roman"/>
-              <w:b w:val="0"/>
-              <w:bCs w:val="0"/>
-              <w:i w:val="0"/>
-              <w:iCs w:val="0"/>
-              <w:noProof/>
-              <w:sz w:val="28"/>
-              <w:szCs w:val="28"/>
-              <w:lang w:eastAsia="ru-RU"/>
+              <w:rFonts w:eastAsiaTheme="minorEastAsia"/>
+              <w:color w:val="70AD47" w:themeColor="accent6"/>
+              <w:lang w:val="ru-US" w:eastAsia="ru-RU"/>
             </w:rPr>
           </w:pPr>
-          <w:hyperlink w:anchor="_Toc225201320" w:history="1">
+          <w:hyperlink w:anchor="_Toc225428900" w:history="1">
             <w:r>
               <w:rPr>
                 <w:rStyle w:val="af2"/>
-                <w:rFonts w:ascii="Times New Roman" w:hAnsi="Times New Roman" w:cs="Times New Roman"/>
-                <w:b w:val="0"/>
-                <w:bCs w:val="0"/>
-                <w:i w:val="0"/>
-                <w:iCs w:val="0"/>
-                <w:noProof/>
-                <w:sz w:val="28"/>
-                <w:szCs w:val="28"/>
-                <w:lang w:val="ru-RU"/>
-              </w:rPr>
-              <w:t>1. Теориетическая часть</w:t>
-            </w:r>
-            <w:r>
-              <w:rPr>
-                <w:rFonts w:ascii="Times New Roman" w:hAnsi="Times New Roman" w:cs="Times New Roman"/>
-                <w:b w:val="0"/>
-                <w:bCs w:val="0"/>
-                <w:i w:val="0"/>
-                <w:iCs w:val="0"/>
-                <w:noProof/>
+                <w:color w:val="70AD47" w:themeColor="accent6"/>
+                <w:u w:val="none"/>
+              </w:rPr>
+              <w:t>Заклю</w:t>
+            </w:r>
+            <w:r>
+              <w:rPr>
+                <w:rStyle w:val="af2"/>
+                <w:color w:val="70AD47" w:themeColor="accent6"/>
+                <w:u w:val="none"/>
+              </w:rPr>
+              <w:t>ч</w:t>
+            </w:r>
+            <w:r>
+              <w:rPr>
+                <w:rStyle w:val="af2"/>
+                <w:color w:val="70AD47" w:themeColor="accent6"/>
+                <w:u w:val="none"/>
+              </w:rPr>
+              <w:t>ение</w:t>
+            </w:r>
+            <w:r>
+              <w:rPr>
                 <w:webHidden/>
-                <w:sz w:val="28"/>
-                <w:szCs w:val="28"/>
+                <w:color w:val="70AD47" w:themeColor="accent6"/>
               </w:rPr>
               <w:tab/>
             </w:r>
             <w:r>
               <w:rPr>
-                <w:rFonts w:ascii="Times New Roman" w:hAnsi="Times New Roman" w:cs="Times New Roman"/>
-                <w:b w:val="0"/>
-                <w:bCs w:val="0"/>
-                <w:i w:val="0"/>
-                <w:iCs w:val="0"/>
-                <w:noProof/>
                 <w:webHidden/>
-                <w:sz w:val="28"/>
-                <w:szCs w:val="28"/>
+                <w:color w:val="70AD47" w:themeColor="accent6"/>
               </w:rPr>
               <w:fldChar w:fldCharType="begin"/>
             </w:r>
             <w:r>
               <w:rPr>
-                <w:rFonts w:ascii="Times New Roman" w:hAnsi="Times New Roman" w:cs="Times New Roman"/>
-                <w:b w:val="0"/>
-                <w:bCs w:val="0"/>
-                <w:i w:val="0"/>
-                <w:iCs w:val="0"/>
-                <w:noProof/>
                 <w:webHidden/>
-                <w:sz w:val="28"/>
-                <w:szCs w:val="28"/>
-              </w:rPr>
-              <w:instrText xml:space="preserve"> PAGEREF _Toc225201320 \h </w:instrText>
-            </w:r>
-            <w:r>
-              <w:rPr>
-                <w:rFonts w:ascii="Times New Roman" w:hAnsi="Times New Roman" w:cs="Times New Roman"/>
-                <w:b w:val="0"/>
-                <w:bCs w:val="0"/>
-                <w:i w:val="0"/>
-                <w:iCs w:val="0"/>
-                <w:noProof/>
+                <w:color w:val="70AD47" w:themeColor="accent6"/>
+              </w:rPr>
+              <w:instrText xml:space="preserve"> PAGEREF _Toc225428900 \h </w:instrText>
+            </w:r>
+            <w:r>
+              <w:rPr>
                 <w:webHidden/>
-                <w:sz w:val="28"/>
-                <w:szCs w:val="28"/>
-              </w:rPr>
-            </w:r>
-            <w:r>
-              <w:rPr>
-                <w:rFonts w:ascii="Times New Roman" w:hAnsi="Times New Roman" w:cs="Times New Roman"/>
-                <w:b w:val="0"/>
-                <w:bCs w:val="0"/>
-                <w:i w:val="0"/>
-                <w:iCs w:val="0"/>
-                <w:noProof/>
+                <w:color w:val="70AD47" w:themeColor="accent6"/>
+              </w:rPr>
+            </w:r>
+            <w:r>
+              <w:rPr>
                 <w:webHidden/>
-                <w:sz w:val="28"/>
-                <w:szCs w:val="28"/>
+                <w:color w:val="70AD47" w:themeColor="accent6"/>
               </w:rPr>
               <w:fldChar w:fldCharType="separate"/>
             </w:r>
             <w:r>
               <w:rPr>
-                <w:rFonts w:ascii="Times New Roman" w:hAnsi="Times New Roman" w:cs="Times New Roman"/>
-                <w:b w:val="0"/>
-                <w:bCs w:val="0"/>
-                <w:i w:val="0"/>
-                <w:iCs w:val="0"/>
-                <w:noProof/>
                 <w:webHidden/>
-                <w:sz w:val="28"/>
-                <w:szCs w:val="28"/>
-              </w:rPr>
-              <w:t>5</w:t>
-            </w:r>
-            <w:r>
-              <w:rPr>
-                <w:rFonts w:ascii="Times New Roman" w:hAnsi="Times New Roman" w:cs="Times New Roman"/>
-                <w:b w:val="0"/>
-                <w:bCs w:val="0"/>
-                <w:i w:val="0"/>
-                <w:iCs w:val="0"/>
-                <w:noProof/>
+                <w:color w:val="70AD47" w:themeColor="accent6"/>
+              </w:rPr>
+              <w:t>17</w:t>
+            </w:r>
+            <w:r>
+              <w:rPr>
                 <w:webHidden/>
-                <w:sz w:val="28"/>
-                <w:szCs w:val="28"/>
-              </w:rPr>
-              <w:fldChar w:fldCharType="end"/>
-            </w:r>
-          </w:hyperlink>
-        </w:p>
-        <w:p>
-          <w:pPr>
-            <w:pStyle w:val="23"/>
-            <w:tabs>
-              <w:tab w:val="right" w:leader="dot" w:pos="9628"/>
-            </w:tabs>
-            <w:rPr>
-              <w:rFonts w:ascii="Times New Roman" w:eastAsiaTheme="minorEastAsia" w:hAnsi="Times New Roman" w:cs="Times New Roman"/>
-              <w:b w:val="0"/>
-              <w:bCs w:val="0"/>
-              <w:noProof/>
-              <w:sz w:val="28"/>
-              <w:szCs w:val="28"/>
-              <w:lang w:eastAsia="ru-RU"/>
-            </w:rPr>
-          </w:pPr>
-          <w:hyperlink w:anchor="_Toc225201321" w:history="1">
-            <w:r>
-              <w:rPr>
-                <w:rStyle w:val="af2"/>
-                <w:rFonts w:ascii="Times New Roman" w:hAnsi="Times New Roman" w:cs="Times New Roman"/>
-                <w:b w:val="0"/>
-                <w:bCs w:val="0"/>
-                <w:noProof/>
-                <w:sz w:val="28"/>
-                <w:szCs w:val="28"/>
-                <w:lang w:val="ru-RU"/>
-              </w:rPr>
-              <w:t>1.1. Анализ предметной области</w:t>
-            </w:r>
-            <w:r>
-              <w:rPr>
-                <w:rFonts w:ascii="Times New Roman" w:hAnsi="Times New Roman" w:cs="Times New Roman"/>
-                <w:b w:val="0"/>
-                <w:bCs w:val="0"/>
-                <w:noProof/>
-                <w:webHidden/>
-                <w:sz w:val="28"/>
-                <w:szCs w:val="28"/>
-              </w:rPr>
-              <w:tab/>
-            </w:r>
-            <w:r>
-              <w:rPr>
-                <w:rFonts w:ascii="Times New Roman" w:hAnsi="Times New Roman" w:cs="Times New Roman"/>
-                <w:b w:val="0"/>
-                <w:bCs w:val="0"/>
-                <w:noProof/>
-                <w:webHidden/>
-                <w:sz w:val="28"/>
-                <w:szCs w:val="28"/>
-              </w:rPr>
-              <w:fldChar w:fldCharType="begin"/>
-            </w:r>
-            <w:r>
-              <w:rPr>
-                <w:rFonts w:ascii="Times New Roman" w:hAnsi="Times New Roman" w:cs="Times New Roman"/>
-                <w:b w:val="0"/>
-                <w:bCs w:val="0"/>
-                <w:noProof/>
-                <w:webHidden/>
-                <w:sz w:val="28"/>
-                <w:szCs w:val="28"/>
-              </w:rPr>
-              <w:instrText xml:space="preserve"> PAGEREF _Toc225201321 \h </w:instrText>
-            </w:r>
-            <w:r>
-              <w:rPr>
-                <w:rFonts w:ascii="Times New Roman" w:hAnsi="Times New Roman" w:cs="Times New Roman"/>
-                <w:b w:val="0"/>
-                <w:bCs w:val="0"/>
-                <w:noProof/>
-                <w:webHidden/>
-                <w:sz w:val="28"/>
-                <w:szCs w:val="28"/>
-              </w:rPr>
-            </w:r>
-            <w:r>
-              <w:rPr>
-                <w:rFonts w:ascii="Times New Roman" w:hAnsi="Times New Roman" w:cs="Times New Roman"/>
-                <w:b w:val="0"/>
-                <w:bCs w:val="0"/>
-                <w:noProof/>
-                <w:webHidden/>
-                <w:sz w:val="28"/>
-                <w:szCs w:val="28"/>
-              </w:rPr>
-              <w:fldChar w:fldCharType="separate"/>
-            </w:r>
-            <w:r>
-              <w:rPr>
-                <w:rFonts w:ascii="Times New Roman" w:hAnsi="Times New Roman" w:cs="Times New Roman"/>
-                <w:b w:val="0"/>
-                <w:bCs w:val="0"/>
-                <w:noProof/>
-                <w:webHidden/>
-                <w:sz w:val="28"/>
-                <w:szCs w:val="28"/>
-              </w:rPr>
-              <w:t>5</w:t>
-            </w:r>
-            <w:r>
-              <w:rPr>
-                <w:rFonts w:ascii="Times New Roman" w:hAnsi="Times New Roman" w:cs="Times New Roman"/>
-                <w:b w:val="0"/>
-                <w:bCs w:val="0"/>
-                <w:noProof/>
-                <w:webHidden/>
-                <w:sz w:val="28"/>
-                <w:szCs w:val="28"/>
-              </w:rPr>
-              <w:fldChar w:fldCharType="end"/>
-            </w:r>
-          </w:hyperlink>
-        </w:p>
-        <w:p>
-          <w:pPr>
-            <w:pStyle w:val="23"/>
-            <w:tabs>
-              <w:tab w:val="right" w:leader="dot" w:pos="9628"/>
-            </w:tabs>
-            <w:rPr>
-              <w:rFonts w:ascii="Times New Roman" w:eastAsiaTheme="minorEastAsia" w:hAnsi="Times New Roman" w:cs="Times New Roman"/>
-              <w:b w:val="0"/>
-              <w:bCs w:val="0"/>
-              <w:noProof/>
-              <w:sz w:val="28"/>
-              <w:szCs w:val="28"/>
-              <w:lang w:eastAsia="ru-RU"/>
-            </w:rPr>
-          </w:pPr>
-          <w:hyperlink w:anchor="_Toc225201322" w:history="1">
-            <w:r>
-              <w:rPr>
-                <w:rStyle w:val="af2"/>
-                <w:rFonts w:ascii="Times New Roman" w:hAnsi="Times New Roman" w:cs="Times New Roman"/>
-                <w:b w:val="0"/>
-                <w:bCs w:val="0"/>
-                <w:noProof/>
-                <w:sz w:val="28"/>
-                <w:szCs w:val="28"/>
-                <w:lang w:val="ru-RU"/>
-              </w:rPr>
-              <w:t>1.2. Принцип работы устройства</w:t>
-            </w:r>
-            <w:r>
-              <w:rPr>
-                <w:rFonts w:ascii="Times New Roman" w:hAnsi="Times New Roman" w:cs="Times New Roman"/>
-                <w:b w:val="0"/>
-                <w:bCs w:val="0"/>
-                <w:noProof/>
-                <w:webHidden/>
-                <w:sz w:val="28"/>
-                <w:szCs w:val="28"/>
-              </w:rPr>
-              <w:tab/>
-            </w:r>
-            <w:r>
-              <w:rPr>
-                <w:rFonts w:ascii="Times New Roman" w:hAnsi="Times New Roman" w:cs="Times New Roman"/>
-                <w:b w:val="0"/>
-                <w:bCs w:val="0"/>
-                <w:noProof/>
-                <w:webHidden/>
-                <w:sz w:val="28"/>
-                <w:szCs w:val="28"/>
-              </w:rPr>
-              <w:fldChar w:fldCharType="begin"/>
-            </w:r>
-            <w:r>
-              <w:rPr>
-                <w:rFonts w:ascii="Times New Roman" w:hAnsi="Times New Roman" w:cs="Times New Roman"/>
-                <w:b w:val="0"/>
-                <w:bCs w:val="0"/>
-                <w:noProof/>
-                <w:webHidden/>
-                <w:sz w:val="28"/>
-                <w:szCs w:val="28"/>
-              </w:rPr>
-              <w:instrText xml:space="preserve"> PAGEREF _Toc225201322 \h </w:instrText>
-            </w:r>
-            <w:r>
-              <w:rPr>
-                <w:rFonts w:ascii="Times New Roman" w:hAnsi="Times New Roman" w:cs="Times New Roman"/>
-                <w:b w:val="0"/>
-                <w:bCs w:val="0"/>
-                <w:noProof/>
-                <w:webHidden/>
-                <w:sz w:val="28"/>
-                <w:szCs w:val="28"/>
-              </w:rPr>
-            </w:r>
-            <w:r>
-              <w:rPr>
-                <w:rFonts w:ascii="Times New Roman" w:hAnsi="Times New Roman" w:cs="Times New Roman"/>
-                <w:b w:val="0"/>
-                <w:bCs w:val="0"/>
-                <w:noProof/>
-                <w:webHidden/>
-                <w:sz w:val="28"/>
-                <w:szCs w:val="28"/>
-              </w:rPr>
-              <w:fldChar w:fldCharType="separate"/>
-            </w:r>
-            <w:r>
-              <w:rPr>
-                <w:rFonts w:ascii="Times New Roman" w:hAnsi="Times New Roman" w:cs="Times New Roman"/>
-                <w:b w:val="0"/>
-                <w:bCs w:val="0"/>
-                <w:noProof/>
-                <w:webHidden/>
-                <w:sz w:val="28"/>
-                <w:szCs w:val="28"/>
-              </w:rPr>
-              <w:t>5</w:t>
-            </w:r>
-            <w:r>
-              <w:rPr>
-                <w:rFonts w:ascii="Times New Roman" w:hAnsi="Times New Roman" w:cs="Times New Roman"/>
-                <w:b w:val="0"/>
-                <w:bCs w:val="0"/>
-                <w:noProof/>
-                <w:webHidden/>
-                <w:sz w:val="28"/>
-                <w:szCs w:val="28"/>
+                <w:color w:val="70AD47" w:themeColor="accent6"/>
               </w:rPr>
               <w:fldChar w:fldCharType="end"/>
             </w:r>
@@ -832,821 +1366,58 @@
         <w:p>
           <w:pPr>
             <w:pStyle w:val="11"/>
-            <w:tabs>
-              <w:tab w:val="right" w:leader="dot" w:pos="9628"/>
-            </w:tabs>
             <w:rPr>
-              <w:rFonts w:ascii="Times New Roman" w:eastAsiaTheme="minorEastAsia" w:hAnsi="Times New Roman" w:cs="Times New Roman"/>
-              <w:b w:val="0"/>
-              <w:bCs w:val="0"/>
-              <w:i w:val="0"/>
-              <w:iCs w:val="0"/>
-              <w:noProof/>
-              <w:sz w:val="28"/>
-              <w:szCs w:val="28"/>
-              <w:lang w:eastAsia="ru-RU"/>
+              <w:rFonts w:eastAsiaTheme="minorEastAsia"/>
+              <w:color w:val="auto"/>
+              <w:lang w:val="ru-US" w:eastAsia="ru-RU"/>
             </w:rPr>
           </w:pPr>
-          <w:hyperlink w:anchor="_Toc225201323" w:history="1">
+          <w:hyperlink w:anchor="_Toc225428901" w:history="1">
             <w:r>
               <w:rPr>
                 <w:rStyle w:val="af2"/>
-                <w:rFonts w:ascii="Times New Roman" w:hAnsi="Times New Roman" w:cs="Times New Roman"/>
-                <w:b w:val="0"/>
-                <w:bCs w:val="0"/>
-                <w:i w:val="0"/>
-                <w:iCs w:val="0"/>
-                <w:noProof/>
-                <w:sz w:val="28"/>
-                <w:szCs w:val="28"/>
-                <w:lang w:val="ru-RU"/>
-              </w:rPr>
-              <w:t>2. Практическая часть</w:t>
-            </w:r>
-            <w:r>
-              <w:rPr>
-                <w:rFonts w:ascii="Times New Roman" w:hAnsi="Times New Roman" w:cs="Times New Roman"/>
-                <w:b w:val="0"/>
-                <w:bCs w:val="0"/>
-                <w:i w:val="0"/>
-                <w:iCs w:val="0"/>
-                <w:noProof/>
+                <w:u w:val="none"/>
+              </w:rPr>
+              <w:t>Список литературы</w:t>
+            </w:r>
+            <w:r>
+              <w:rPr>
                 <w:webHidden/>
-                <w:sz w:val="28"/>
-                <w:szCs w:val="28"/>
               </w:rPr>
               <w:tab/>
             </w:r>
             <w:r>
               <w:rPr>
-                <w:rFonts w:ascii="Times New Roman" w:hAnsi="Times New Roman" w:cs="Times New Roman"/>
-                <w:b w:val="0"/>
-                <w:bCs w:val="0"/>
-                <w:i w:val="0"/>
-                <w:iCs w:val="0"/>
-                <w:noProof/>
                 <w:webHidden/>
-                <w:sz w:val="28"/>
-                <w:szCs w:val="28"/>
               </w:rPr>
               <w:fldChar w:fldCharType="begin"/>
             </w:r>
             <w:r>
               <w:rPr>
-                <w:rFonts w:ascii="Times New Roman" w:hAnsi="Times New Roman" w:cs="Times New Roman"/>
-                <w:b w:val="0"/>
-                <w:bCs w:val="0"/>
-                <w:i w:val="0"/>
-                <w:iCs w:val="0"/>
-                <w:noProof/>
                 <w:webHidden/>
-                <w:sz w:val="28"/>
-                <w:szCs w:val="28"/>
-              </w:rPr>
-              <w:instrText xml:space="preserve"> PAGEREF _Toc225201323 \h </w:instrText>
-            </w:r>
-            <w:r>
-              <w:rPr>
-                <w:rFonts w:ascii="Times New Roman" w:hAnsi="Times New Roman" w:cs="Times New Roman"/>
-                <w:b w:val="0"/>
-                <w:bCs w:val="0"/>
-                <w:i w:val="0"/>
-                <w:iCs w:val="0"/>
-                <w:noProof/>
+              </w:rPr>
+              <w:instrText xml:space="preserve"> PAGEREF _Toc225428901 \h </w:instrText>
+            </w:r>
+            <w:r>
+              <w:rPr>
                 <w:webHidden/>
-                <w:sz w:val="28"/>
-                <w:szCs w:val="28"/>
-              </w:rPr>
-            </w:r>
-            <w:r>
-              <w:rPr>
-                <w:rFonts w:ascii="Times New Roman" w:hAnsi="Times New Roman" w:cs="Times New Roman"/>
-                <w:b w:val="0"/>
-                <w:bCs w:val="0"/>
-                <w:i w:val="0"/>
-                <w:iCs w:val="0"/>
-                <w:noProof/>
+              </w:rPr>
+            </w:r>
+            <w:r>
+              <w:rPr>
                 <w:webHidden/>
-                <w:sz w:val="28"/>
-                <w:szCs w:val="28"/>
               </w:rPr>
               <w:fldChar w:fldCharType="separate"/>
             </w:r>
             <w:r>
               <w:rPr>
-                <w:rFonts w:ascii="Times New Roman" w:hAnsi="Times New Roman" w:cs="Times New Roman"/>
-                <w:b w:val="0"/>
-                <w:bCs w:val="0"/>
-                <w:i w:val="0"/>
-                <w:iCs w:val="0"/>
-                <w:noProof/>
                 <w:webHidden/>
-                <w:sz w:val="28"/>
-                <w:szCs w:val="28"/>
-              </w:rPr>
-              <w:t>6</w:t>
-            </w:r>
-            <w:r>
-              <w:rPr>
-                <w:rFonts w:ascii="Times New Roman" w:hAnsi="Times New Roman" w:cs="Times New Roman"/>
-                <w:b w:val="0"/>
-                <w:bCs w:val="0"/>
-                <w:i w:val="0"/>
-                <w:iCs w:val="0"/>
-                <w:noProof/>
+              </w:rPr>
+              <w:t>18</w:t>
+            </w:r>
+            <w:r>
+              <w:rPr>
                 <w:webHidden/>
-                <w:sz w:val="28"/>
-                <w:szCs w:val="28"/>
-              </w:rPr>
-              <w:fldChar w:fldCharType="end"/>
-            </w:r>
-          </w:hyperlink>
-        </w:p>
-        <w:p>
-          <w:pPr>
-            <w:pStyle w:val="23"/>
-            <w:tabs>
-              <w:tab w:val="right" w:leader="dot" w:pos="9628"/>
-            </w:tabs>
-            <w:rPr>
-              <w:rFonts w:ascii="Times New Roman" w:eastAsiaTheme="minorEastAsia" w:hAnsi="Times New Roman" w:cs="Times New Roman"/>
-              <w:b w:val="0"/>
-              <w:bCs w:val="0"/>
-              <w:noProof/>
-              <w:sz w:val="28"/>
-              <w:szCs w:val="28"/>
-              <w:lang w:eastAsia="ru-RU"/>
-            </w:rPr>
-          </w:pPr>
-          <w:hyperlink w:anchor="_Toc225201324" w:history="1">
-            <w:r>
-              <w:rPr>
-                <w:rStyle w:val="af2"/>
-                <w:rFonts w:ascii="Times New Roman" w:hAnsi="Times New Roman" w:cs="Times New Roman"/>
-                <w:b w:val="0"/>
-                <w:bCs w:val="0"/>
-                <w:noProof/>
-                <w:sz w:val="28"/>
-                <w:szCs w:val="28"/>
-                <w:lang w:val="ru-RU"/>
-              </w:rPr>
-              <w:t>2.1. Выбор микросхемы изделия</w:t>
-            </w:r>
-            <w:r>
-              <w:rPr>
-                <w:rFonts w:ascii="Times New Roman" w:hAnsi="Times New Roman" w:cs="Times New Roman"/>
-                <w:b w:val="0"/>
-                <w:bCs w:val="0"/>
-                <w:noProof/>
-                <w:webHidden/>
-                <w:sz w:val="28"/>
-                <w:szCs w:val="28"/>
-              </w:rPr>
-              <w:tab/>
-            </w:r>
-            <w:r>
-              <w:rPr>
-                <w:rFonts w:ascii="Times New Roman" w:hAnsi="Times New Roman" w:cs="Times New Roman"/>
-                <w:b w:val="0"/>
-                <w:bCs w:val="0"/>
-                <w:noProof/>
-                <w:webHidden/>
-                <w:sz w:val="28"/>
-                <w:szCs w:val="28"/>
-              </w:rPr>
-              <w:fldChar w:fldCharType="begin"/>
-            </w:r>
-            <w:r>
-              <w:rPr>
-                <w:rFonts w:ascii="Times New Roman" w:hAnsi="Times New Roman" w:cs="Times New Roman"/>
-                <w:b w:val="0"/>
-                <w:bCs w:val="0"/>
-                <w:noProof/>
-                <w:webHidden/>
-                <w:sz w:val="28"/>
-                <w:szCs w:val="28"/>
-              </w:rPr>
-              <w:instrText xml:space="preserve"> PAGEREF _Toc225201324 \h </w:instrText>
-            </w:r>
-            <w:r>
-              <w:rPr>
-                <w:rFonts w:ascii="Times New Roman" w:hAnsi="Times New Roman" w:cs="Times New Roman"/>
-                <w:b w:val="0"/>
-                <w:bCs w:val="0"/>
-                <w:noProof/>
-                <w:webHidden/>
-                <w:sz w:val="28"/>
-                <w:szCs w:val="28"/>
-              </w:rPr>
-            </w:r>
-            <w:r>
-              <w:rPr>
-                <w:rFonts w:ascii="Times New Roman" w:hAnsi="Times New Roman" w:cs="Times New Roman"/>
-                <w:b w:val="0"/>
-                <w:bCs w:val="0"/>
-                <w:noProof/>
-                <w:webHidden/>
-                <w:sz w:val="28"/>
-                <w:szCs w:val="28"/>
-              </w:rPr>
-              <w:fldChar w:fldCharType="separate"/>
-            </w:r>
-            <w:r>
-              <w:rPr>
-                <w:rFonts w:ascii="Times New Roman" w:hAnsi="Times New Roman" w:cs="Times New Roman"/>
-                <w:b w:val="0"/>
-                <w:bCs w:val="0"/>
-                <w:noProof/>
-                <w:webHidden/>
-                <w:sz w:val="28"/>
-                <w:szCs w:val="28"/>
-              </w:rPr>
-              <w:t>6</w:t>
-            </w:r>
-            <w:r>
-              <w:rPr>
-                <w:rFonts w:ascii="Times New Roman" w:hAnsi="Times New Roman" w:cs="Times New Roman"/>
-                <w:b w:val="0"/>
-                <w:bCs w:val="0"/>
-                <w:noProof/>
-                <w:webHidden/>
-                <w:sz w:val="28"/>
-                <w:szCs w:val="28"/>
-              </w:rPr>
-              <w:fldChar w:fldCharType="end"/>
-            </w:r>
-          </w:hyperlink>
-        </w:p>
-        <w:p>
-          <w:pPr>
-            <w:pStyle w:val="23"/>
-            <w:tabs>
-              <w:tab w:val="right" w:leader="dot" w:pos="9628"/>
-            </w:tabs>
-            <w:rPr>
-              <w:rFonts w:ascii="Times New Roman" w:eastAsiaTheme="minorEastAsia" w:hAnsi="Times New Roman" w:cs="Times New Roman"/>
-              <w:b w:val="0"/>
-              <w:bCs w:val="0"/>
-              <w:noProof/>
-              <w:sz w:val="28"/>
-              <w:szCs w:val="28"/>
-              <w:lang w:eastAsia="ru-RU"/>
-            </w:rPr>
-          </w:pPr>
-          <w:hyperlink w:anchor="_Toc225201325" w:history="1">
-            <w:r>
-              <w:rPr>
-                <w:rStyle w:val="af2"/>
-                <w:rFonts w:ascii="Times New Roman" w:hAnsi="Times New Roman" w:cs="Times New Roman"/>
-                <w:b w:val="0"/>
-                <w:bCs w:val="0"/>
-                <w:noProof/>
-                <w:sz w:val="28"/>
-                <w:szCs w:val="28"/>
-                <w:lang w:val="ru-RU"/>
-              </w:rPr>
-              <w:t>2.2. Описание составных частей электронного изделия</w:t>
-            </w:r>
-            <w:r>
-              <w:rPr>
-                <w:rFonts w:ascii="Times New Roman" w:hAnsi="Times New Roman" w:cs="Times New Roman"/>
-                <w:b w:val="0"/>
-                <w:bCs w:val="0"/>
-                <w:noProof/>
-                <w:webHidden/>
-                <w:sz w:val="28"/>
-                <w:szCs w:val="28"/>
-              </w:rPr>
-              <w:tab/>
-            </w:r>
-            <w:r>
-              <w:rPr>
-                <w:rFonts w:ascii="Times New Roman" w:hAnsi="Times New Roman" w:cs="Times New Roman"/>
-                <w:b w:val="0"/>
-                <w:bCs w:val="0"/>
-                <w:noProof/>
-                <w:webHidden/>
-                <w:sz w:val="28"/>
-                <w:szCs w:val="28"/>
-              </w:rPr>
-              <w:fldChar w:fldCharType="begin"/>
-            </w:r>
-            <w:r>
-              <w:rPr>
-                <w:rFonts w:ascii="Times New Roman" w:hAnsi="Times New Roman" w:cs="Times New Roman"/>
-                <w:b w:val="0"/>
-                <w:bCs w:val="0"/>
-                <w:noProof/>
-                <w:webHidden/>
-                <w:sz w:val="28"/>
-                <w:szCs w:val="28"/>
-              </w:rPr>
-              <w:instrText xml:space="preserve"> PAGEREF _Toc225201325 \h </w:instrText>
-            </w:r>
-            <w:r>
-              <w:rPr>
-                <w:rFonts w:ascii="Times New Roman" w:hAnsi="Times New Roman" w:cs="Times New Roman"/>
-                <w:b w:val="0"/>
-                <w:bCs w:val="0"/>
-                <w:noProof/>
-                <w:webHidden/>
-                <w:sz w:val="28"/>
-                <w:szCs w:val="28"/>
-              </w:rPr>
-            </w:r>
-            <w:r>
-              <w:rPr>
-                <w:rFonts w:ascii="Times New Roman" w:hAnsi="Times New Roman" w:cs="Times New Roman"/>
-                <w:b w:val="0"/>
-                <w:bCs w:val="0"/>
-                <w:noProof/>
-                <w:webHidden/>
-                <w:sz w:val="28"/>
-                <w:szCs w:val="28"/>
-              </w:rPr>
-              <w:fldChar w:fldCharType="separate"/>
-            </w:r>
-            <w:r>
-              <w:rPr>
-                <w:rFonts w:ascii="Times New Roman" w:hAnsi="Times New Roman" w:cs="Times New Roman"/>
-                <w:b w:val="0"/>
-                <w:bCs w:val="0"/>
-                <w:noProof/>
-                <w:webHidden/>
-                <w:sz w:val="28"/>
-                <w:szCs w:val="28"/>
-              </w:rPr>
-              <w:t>6</w:t>
-            </w:r>
-            <w:r>
-              <w:rPr>
-                <w:rFonts w:ascii="Times New Roman" w:hAnsi="Times New Roman" w:cs="Times New Roman"/>
-                <w:b w:val="0"/>
-                <w:bCs w:val="0"/>
-                <w:noProof/>
-                <w:webHidden/>
-                <w:sz w:val="28"/>
-                <w:szCs w:val="28"/>
-              </w:rPr>
-              <w:fldChar w:fldCharType="end"/>
-            </w:r>
-          </w:hyperlink>
-        </w:p>
-        <w:p>
-          <w:pPr>
-            <w:pStyle w:val="23"/>
-            <w:tabs>
-              <w:tab w:val="right" w:leader="dot" w:pos="9628"/>
-            </w:tabs>
-            <w:rPr>
-              <w:rFonts w:ascii="Times New Roman" w:eastAsiaTheme="minorEastAsia" w:hAnsi="Times New Roman" w:cs="Times New Roman"/>
-              <w:b w:val="0"/>
-              <w:bCs w:val="0"/>
-              <w:noProof/>
-              <w:sz w:val="28"/>
-              <w:szCs w:val="28"/>
-              <w:lang w:eastAsia="ru-RU"/>
-            </w:rPr>
-          </w:pPr>
-          <w:hyperlink w:anchor="_Toc225201326" w:history="1">
-            <w:r>
-              <w:rPr>
-                <w:rStyle w:val="af2"/>
-                <w:rFonts w:ascii="Times New Roman" w:hAnsi="Times New Roman" w:cs="Times New Roman"/>
-                <w:b w:val="0"/>
-                <w:bCs w:val="0"/>
-                <w:noProof/>
-                <w:sz w:val="28"/>
-                <w:szCs w:val="28"/>
-                <w:lang w:val="ru-RU"/>
-              </w:rPr>
-              <w:t>2.3. Разработка структурной схемы изделия</w:t>
-            </w:r>
-            <w:r>
-              <w:rPr>
-                <w:rFonts w:ascii="Times New Roman" w:hAnsi="Times New Roman" w:cs="Times New Roman"/>
-                <w:b w:val="0"/>
-                <w:bCs w:val="0"/>
-                <w:noProof/>
-                <w:webHidden/>
-                <w:sz w:val="28"/>
-                <w:szCs w:val="28"/>
-              </w:rPr>
-              <w:tab/>
-            </w:r>
-            <w:r>
-              <w:rPr>
-                <w:rFonts w:ascii="Times New Roman" w:hAnsi="Times New Roman" w:cs="Times New Roman"/>
-                <w:b w:val="0"/>
-                <w:bCs w:val="0"/>
-                <w:noProof/>
-                <w:webHidden/>
-                <w:sz w:val="28"/>
-                <w:szCs w:val="28"/>
-              </w:rPr>
-              <w:fldChar w:fldCharType="begin"/>
-            </w:r>
-            <w:r>
-              <w:rPr>
-                <w:rFonts w:ascii="Times New Roman" w:hAnsi="Times New Roman" w:cs="Times New Roman"/>
-                <w:b w:val="0"/>
-                <w:bCs w:val="0"/>
-                <w:noProof/>
-                <w:webHidden/>
-                <w:sz w:val="28"/>
-                <w:szCs w:val="28"/>
-              </w:rPr>
-              <w:instrText xml:space="preserve"> PAGEREF _Toc225201326 \h </w:instrText>
-            </w:r>
-            <w:r>
-              <w:rPr>
-                <w:rFonts w:ascii="Times New Roman" w:hAnsi="Times New Roman" w:cs="Times New Roman"/>
-                <w:b w:val="0"/>
-                <w:bCs w:val="0"/>
-                <w:noProof/>
-                <w:webHidden/>
-                <w:sz w:val="28"/>
-                <w:szCs w:val="28"/>
-              </w:rPr>
-            </w:r>
-            <w:r>
-              <w:rPr>
-                <w:rFonts w:ascii="Times New Roman" w:hAnsi="Times New Roman" w:cs="Times New Roman"/>
-                <w:b w:val="0"/>
-                <w:bCs w:val="0"/>
-                <w:noProof/>
-                <w:webHidden/>
-                <w:sz w:val="28"/>
-                <w:szCs w:val="28"/>
-              </w:rPr>
-              <w:fldChar w:fldCharType="separate"/>
-            </w:r>
-            <w:r>
-              <w:rPr>
-                <w:rFonts w:ascii="Times New Roman" w:hAnsi="Times New Roman" w:cs="Times New Roman"/>
-                <w:b w:val="0"/>
-                <w:bCs w:val="0"/>
-                <w:noProof/>
-                <w:webHidden/>
-                <w:sz w:val="28"/>
-                <w:szCs w:val="28"/>
-              </w:rPr>
-              <w:t>6</w:t>
-            </w:r>
-            <w:r>
-              <w:rPr>
-                <w:rFonts w:ascii="Times New Roman" w:hAnsi="Times New Roman" w:cs="Times New Roman"/>
-                <w:b w:val="0"/>
-                <w:bCs w:val="0"/>
-                <w:noProof/>
-                <w:webHidden/>
-                <w:sz w:val="28"/>
-                <w:szCs w:val="28"/>
-              </w:rPr>
-              <w:fldChar w:fldCharType="end"/>
-            </w:r>
-          </w:hyperlink>
-        </w:p>
-        <w:p>
-          <w:pPr>
-            <w:pStyle w:val="23"/>
-            <w:tabs>
-              <w:tab w:val="right" w:leader="dot" w:pos="9628"/>
-            </w:tabs>
-            <w:rPr>
-              <w:rFonts w:ascii="Times New Roman" w:eastAsiaTheme="minorEastAsia" w:hAnsi="Times New Roman" w:cs="Times New Roman"/>
-              <w:b w:val="0"/>
-              <w:bCs w:val="0"/>
-              <w:noProof/>
-              <w:sz w:val="28"/>
-              <w:szCs w:val="28"/>
-              <w:lang w:eastAsia="ru-RU"/>
-            </w:rPr>
-          </w:pPr>
-          <w:hyperlink w:anchor="_Toc225201327" w:history="1">
-            <w:r>
-              <w:rPr>
-                <w:rStyle w:val="af2"/>
-                <w:rFonts w:ascii="Times New Roman" w:hAnsi="Times New Roman" w:cs="Times New Roman"/>
-                <w:b w:val="0"/>
-                <w:bCs w:val="0"/>
-                <w:noProof/>
-                <w:sz w:val="28"/>
-                <w:szCs w:val="28"/>
-                <w:lang w:val="ru-RU"/>
-              </w:rPr>
-              <w:t>2.4. Разработка принципиальной схемы изделия</w:t>
-            </w:r>
-            <w:r>
-              <w:rPr>
-                <w:rFonts w:ascii="Times New Roman" w:hAnsi="Times New Roman" w:cs="Times New Roman"/>
-                <w:b w:val="0"/>
-                <w:bCs w:val="0"/>
-                <w:noProof/>
-                <w:webHidden/>
-                <w:sz w:val="28"/>
-                <w:szCs w:val="28"/>
-              </w:rPr>
-              <w:tab/>
-            </w:r>
-            <w:r>
-              <w:rPr>
-                <w:rFonts w:ascii="Times New Roman" w:hAnsi="Times New Roman" w:cs="Times New Roman"/>
-                <w:b w:val="0"/>
-                <w:bCs w:val="0"/>
-                <w:noProof/>
-                <w:webHidden/>
-                <w:sz w:val="28"/>
-                <w:szCs w:val="28"/>
-              </w:rPr>
-              <w:fldChar w:fldCharType="begin"/>
-            </w:r>
-            <w:r>
-              <w:rPr>
-                <w:rFonts w:ascii="Times New Roman" w:hAnsi="Times New Roman" w:cs="Times New Roman"/>
-                <w:b w:val="0"/>
-                <w:bCs w:val="0"/>
-                <w:noProof/>
-                <w:webHidden/>
-                <w:sz w:val="28"/>
-                <w:szCs w:val="28"/>
-              </w:rPr>
-              <w:instrText xml:space="preserve"> PAGEREF _Toc225201327 \h </w:instrText>
-            </w:r>
-            <w:r>
-              <w:rPr>
-                <w:rFonts w:ascii="Times New Roman" w:hAnsi="Times New Roman" w:cs="Times New Roman"/>
-                <w:b w:val="0"/>
-                <w:bCs w:val="0"/>
-                <w:noProof/>
-                <w:webHidden/>
-                <w:sz w:val="28"/>
-                <w:szCs w:val="28"/>
-              </w:rPr>
-            </w:r>
-            <w:r>
-              <w:rPr>
-                <w:rFonts w:ascii="Times New Roman" w:hAnsi="Times New Roman" w:cs="Times New Roman"/>
-                <w:b w:val="0"/>
-                <w:bCs w:val="0"/>
-                <w:noProof/>
-                <w:webHidden/>
-                <w:sz w:val="28"/>
-                <w:szCs w:val="28"/>
-              </w:rPr>
-              <w:fldChar w:fldCharType="separate"/>
-            </w:r>
-            <w:r>
-              <w:rPr>
-                <w:rFonts w:ascii="Times New Roman" w:hAnsi="Times New Roman" w:cs="Times New Roman"/>
-                <w:b w:val="0"/>
-                <w:bCs w:val="0"/>
-                <w:noProof/>
-                <w:webHidden/>
-                <w:sz w:val="28"/>
-                <w:szCs w:val="28"/>
-              </w:rPr>
-              <w:t>6</w:t>
-            </w:r>
-            <w:r>
-              <w:rPr>
-                <w:rFonts w:ascii="Times New Roman" w:hAnsi="Times New Roman" w:cs="Times New Roman"/>
-                <w:b w:val="0"/>
-                <w:bCs w:val="0"/>
-                <w:noProof/>
-                <w:webHidden/>
-                <w:sz w:val="28"/>
-                <w:szCs w:val="28"/>
-              </w:rPr>
-              <w:fldChar w:fldCharType="end"/>
-            </w:r>
-          </w:hyperlink>
-        </w:p>
-        <w:p>
-          <w:pPr>
-            <w:pStyle w:val="23"/>
-            <w:tabs>
-              <w:tab w:val="right" w:leader="dot" w:pos="9628"/>
-            </w:tabs>
-            <w:rPr>
-              <w:rFonts w:ascii="Times New Roman" w:eastAsiaTheme="minorEastAsia" w:hAnsi="Times New Roman" w:cs="Times New Roman"/>
-              <w:b w:val="0"/>
-              <w:bCs w:val="0"/>
-              <w:noProof/>
-              <w:sz w:val="28"/>
-              <w:szCs w:val="28"/>
-              <w:lang w:eastAsia="ru-RU"/>
-            </w:rPr>
-          </w:pPr>
-          <w:hyperlink w:anchor="_Toc225201328" w:history="1">
-            <w:r>
-              <w:rPr>
-                <w:rStyle w:val="af2"/>
-                <w:rFonts w:ascii="Times New Roman" w:hAnsi="Times New Roman" w:cs="Times New Roman"/>
-                <w:b w:val="0"/>
-                <w:bCs w:val="0"/>
-                <w:noProof/>
-                <w:sz w:val="28"/>
-                <w:szCs w:val="28"/>
-                <w:lang w:val="ru-RU"/>
-              </w:rPr>
-              <w:t>2.5. Кодирование</w:t>
-            </w:r>
-            <w:r>
-              <w:rPr>
-                <w:rFonts w:ascii="Times New Roman" w:hAnsi="Times New Roman" w:cs="Times New Roman"/>
-                <w:b w:val="0"/>
-                <w:bCs w:val="0"/>
-                <w:noProof/>
-                <w:webHidden/>
-                <w:sz w:val="28"/>
-                <w:szCs w:val="28"/>
-              </w:rPr>
-              <w:tab/>
-            </w:r>
-            <w:r>
-              <w:rPr>
-                <w:rFonts w:ascii="Times New Roman" w:hAnsi="Times New Roman" w:cs="Times New Roman"/>
-                <w:b w:val="0"/>
-                <w:bCs w:val="0"/>
-                <w:noProof/>
-                <w:webHidden/>
-                <w:sz w:val="28"/>
-                <w:szCs w:val="28"/>
-              </w:rPr>
-              <w:fldChar w:fldCharType="begin"/>
-            </w:r>
-            <w:r>
-              <w:rPr>
-                <w:rFonts w:ascii="Times New Roman" w:hAnsi="Times New Roman" w:cs="Times New Roman"/>
-                <w:b w:val="0"/>
-                <w:bCs w:val="0"/>
-                <w:noProof/>
-                <w:webHidden/>
-                <w:sz w:val="28"/>
-                <w:szCs w:val="28"/>
-              </w:rPr>
-              <w:instrText xml:space="preserve"> PAGEREF _Toc225201328 \h </w:instrText>
-            </w:r>
-            <w:r>
-              <w:rPr>
-                <w:rFonts w:ascii="Times New Roman" w:hAnsi="Times New Roman" w:cs="Times New Roman"/>
-                <w:b w:val="0"/>
-                <w:bCs w:val="0"/>
-                <w:noProof/>
-                <w:webHidden/>
-                <w:sz w:val="28"/>
-                <w:szCs w:val="28"/>
-              </w:rPr>
-            </w:r>
-            <w:r>
-              <w:rPr>
-                <w:rFonts w:ascii="Times New Roman" w:hAnsi="Times New Roman" w:cs="Times New Roman"/>
-                <w:b w:val="0"/>
-                <w:bCs w:val="0"/>
-                <w:noProof/>
-                <w:webHidden/>
-                <w:sz w:val="28"/>
-                <w:szCs w:val="28"/>
-              </w:rPr>
-              <w:fldChar w:fldCharType="separate"/>
-            </w:r>
-            <w:r>
-              <w:rPr>
-                <w:rFonts w:ascii="Times New Roman" w:hAnsi="Times New Roman" w:cs="Times New Roman"/>
-                <w:b w:val="0"/>
-                <w:bCs w:val="0"/>
-                <w:noProof/>
-                <w:webHidden/>
-                <w:sz w:val="28"/>
-                <w:szCs w:val="28"/>
-              </w:rPr>
-              <w:t>6</w:t>
-            </w:r>
-            <w:r>
-              <w:rPr>
-                <w:rFonts w:ascii="Times New Roman" w:hAnsi="Times New Roman" w:cs="Times New Roman"/>
-                <w:b w:val="0"/>
-                <w:bCs w:val="0"/>
-                <w:noProof/>
-                <w:webHidden/>
-                <w:sz w:val="28"/>
-                <w:szCs w:val="28"/>
-              </w:rPr>
-              <w:fldChar w:fldCharType="end"/>
-            </w:r>
-          </w:hyperlink>
-        </w:p>
-        <w:p>
-          <w:pPr>
-            <w:pStyle w:val="23"/>
-            <w:tabs>
-              <w:tab w:val="right" w:leader="dot" w:pos="9628"/>
-            </w:tabs>
-            <w:rPr>
-              <w:rFonts w:ascii="Times New Roman" w:eastAsiaTheme="minorEastAsia" w:hAnsi="Times New Roman" w:cs="Times New Roman"/>
-              <w:b w:val="0"/>
-              <w:bCs w:val="0"/>
-              <w:noProof/>
-              <w:sz w:val="28"/>
-              <w:szCs w:val="28"/>
-              <w:lang w:eastAsia="ru-RU"/>
-            </w:rPr>
-          </w:pPr>
-          <w:hyperlink w:anchor="_Toc225201329" w:history="1">
-            <w:r>
-              <w:rPr>
-                <w:rStyle w:val="af2"/>
-                <w:rFonts w:ascii="Times New Roman" w:hAnsi="Times New Roman" w:cs="Times New Roman"/>
-                <w:b w:val="0"/>
-                <w:bCs w:val="0"/>
-                <w:noProof/>
-                <w:sz w:val="28"/>
-                <w:szCs w:val="28"/>
-                <w:lang w:val="ru-RU"/>
-              </w:rPr>
-              <w:t>2.6. Тестирование работы изделия</w:t>
-            </w:r>
-            <w:r>
-              <w:rPr>
-                <w:rFonts w:ascii="Times New Roman" w:hAnsi="Times New Roman" w:cs="Times New Roman"/>
-                <w:b w:val="0"/>
-                <w:bCs w:val="0"/>
-                <w:noProof/>
-                <w:webHidden/>
-                <w:sz w:val="28"/>
-                <w:szCs w:val="28"/>
-              </w:rPr>
-              <w:tab/>
-            </w:r>
-            <w:r>
-              <w:rPr>
-                <w:rFonts w:ascii="Times New Roman" w:hAnsi="Times New Roman" w:cs="Times New Roman"/>
-                <w:b w:val="0"/>
-                <w:bCs w:val="0"/>
-                <w:noProof/>
-                <w:webHidden/>
-                <w:sz w:val="28"/>
-                <w:szCs w:val="28"/>
-              </w:rPr>
-              <w:fldChar w:fldCharType="begin"/>
-            </w:r>
-            <w:r>
-              <w:rPr>
-                <w:rFonts w:ascii="Times New Roman" w:hAnsi="Times New Roman" w:cs="Times New Roman"/>
-                <w:b w:val="0"/>
-                <w:bCs w:val="0"/>
-                <w:noProof/>
-                <w:webHidden/>
-                <w:sz w:val="28"/>
-                <w:szCs w:val="28"/>
-              </w:rPr>
-              <w:instrText xml:space="preserve"> PAGEREF _Toc225201329 \h </w:instrText>
-            </w:r>
-            <w:r>
-              <w:rPr>
-                <w:rFonts w:ascii="Times New Roman" w:hAnsi="Times New Roman" w:cs="Times New Roman"/>
-                <w:b w:val="0"/>
-                <w:bCs w:val="0"/>
-                <w:noProof/>
-                <w:webHidden/>
-                <w:sz w:val="28"/>
-                <w:szCs w:val="28"/>
-              </w:rPr>
-            </w:r>
-            <w:r>
-              <w:rPr>
-                <w:rFonts w:ascii="Times New Roman" w:hAnsi="Times New Roman" w:cs="Times New Roman"/>
-                <w:b w:val="0"/>
-                <w:bCs w:val="0"/>
-                <w:noProof/>
-                <w:webHidden/>
-                <w:sz w:val="28"/>
-                <w:szCs w:val="28"/>
-              </w:rPr>
-              <w:fldChar w:fldCharType="separate"/>
-            </w:r>
-            <w:r>
-              <w:rPr>
-                <w:rFonts w:ascii="Times New Roman" w:hAnsi="Times New Roman" w:cs="Times New Roman"/>
-                <w:b w:val="0"/>
-                <w:bCs w:val="0"/>
-                <w:noProof/>
-                <w:webHidden/>
-                <w:sz w:val="28"/>
-                <w:szCs w:val="28"/>
-              </w:rPr>
-              <w:t>6</w:t>
-            </w:r>
-            <w:r>
-              <w:rPr>
-                <w:rFonts w:ascii="Times New Roman" w:hAnsi="Times New Roman" w:cs="Times New Roman"/>
-                <w:b w:val="0"/>
-                <w:bCs w:val="0"/>
-                <w:noProof/>
-                <w:webHidden/>
-                <w:sz w:val="28"/>
-                <w:szCs w:val="28"/>
               </w:rPr>
               <w:fldChar w:fldCharType="end"/>
             </w:r>
@@ -1655,131 +1426,58 @@
         <w:p>
           <w:pPr>
             <w:pStyle w:val="11"/>
-            <w:tabs>
-              <w:tab w:val="right" w:leader="dot" w:pos="9628"/>
-            </w:tabs>
             <w:rPr>
-              <w:rFonts w:ascii="Times New Roman" w:eastAsiaTheme="minorEastAsia" w:hAnsi="Times New Roman" w:cs="Times New Roman"/>
-              <w:b w:val="0"/>
-              <w:bCs w:val="0"/>
-              <w:i w:val="0"/>
-              <w:iCs w:val="0"/>
-              <w:noProof/>
-              <w:sz w:val="28"/>
-              <w:szCs w:val="28"/>
-              <w:lang w:eastAsia="ru-RU"/>
+              <w:rFonts w:eastAsiaTheme="minorEastAsia"/>
+              <w:color w:val="auto"/>
+              <w:lang w:val="ru-US" w:eastAsia="ru-RU"/>
             </w:rPr>
           </w:pPr>
-          <w:hyperlink w:anchor="_Toc225201330" w:history="1">
+          <w:hyperlink w:anchor="_Toc225428902" w:history="1">
             <w:r>
               <w:rPr>
                 <w:rStyle w:val="af2"/>
-                <w:rFonts w:ascii="Times New Roman" w:hAnsi="Times New Roman" w:cs="Times New Roman"/>
-                <w:b w:val="0"/>
-                <w:bCs w:val="0"/>
-                <w:i w:val="0"/>
-                <w:iCs w:val="0"/>
-                <w:noProof/>
-                <w:sz w:val="28"/>
-                <w:szCs w:val="28"/>
-                <w:lang w:val="ru-RU"/>
-              </w:rPr>
-              <w:t>Заключение</w:t>
-            </w:r>
-            <w:r>
-              <w:rPr>
-                <w:rFonts w:ascii="Times New Roman" w:hAnsi="Times New Roman" w:cs="Times New Roman"/>
-                <w:b w:val="0"/>
-                <w:bCs w:val="0"/>
-                <w:i w:val="0"/>
-                <w:iCs w:val="0"/>
-                <w:noProof/>
+                <w:u w:val="none"/>
+              </w:rPr>
+              <w:t>Приложение 1.</w:t>
+            </w:r>
+            <w:r>
+              <w:rPr>
                 <w:webHidden/>
-                <w:sz w:val="28"/>
-                <w:szCs w:val="28"/>
               </w:rPr>
               <w:tab/>
             </w:r>
             <w:r>
               <w:rPr>
-                <w:rFonts w:ascii="Times New Roman" w:hAnsi="Times New Roman" w:cs="Times New Roman"/>
-                <w:b w:val="0"/>
-                <w:bCs w:val="0"/>
-                <w:i w:val="0"/>
-                <w:iCs w:val="0"/>
-                <w:noProof/>
                 <w:webHidden/>
-                <w:sz w:val="28"/>
-                <w:szCs w:val="28"/>
               </w:rPr>
               <w:fldChar w:fldCharType="begin"/>
             </w:r>
             <w:r>
               <w:rPr>
-                <w:rFonts w:ascii="Times New Roman" w:hAnsi="Times New Roman" w:cs="Times New Roman"/>
-                <w:b w:val="0"/>
-                <w:bCs w:val="0"/>
-                <w:i w:val="0"/>
-                <w:iCs w:val="0"/>
-                <w:noProof/>
                 <w:webHidden/>
-                <w:sz w:val="28"/>
-                <w:szCs w:val="28"/>
-              </w:rPr>
-              <w:instrText xml:space="preserve"> PAGEREF _Toc225201330 \h </w:instrText>
-            </w:r>
-            <w:r>
-              <w:rPr>
-                <w:rFonts w:ascii="Times New Roman" w:hAnsi="Times New Roman" w:cs="Times New Roman"/>
-                <w:b w:val="0"/>
-                <w:bCs w:val="0"/>
-                <w:i w:val="0"/>
-                <w:iCs w:val="0"/>
-                <w:noProof/>
+              </w:rPr>
+              <w:instrText xml:space="preserve"> PAGEREF _Toc225428902 \h </w:instrText>
+            </w:r>
+            <w:r>
+              <w:rPr>
                 <w:webHidden/>
-                <w:sz w:val="28"/>
-                <w:szCs w:val="28"/>
-              </w:rPr>
-            </w:r>
-            <w:r>
-              <w:rPr>
-                <w:rFonts w:ascii="Times New Roman" w:hAnsi="Times New Roman" w:cs="Times New Roman"/>
-                <w:b w:val="0"/>
-                <w:bCs w:val="0"/>
-                <w:i w:val="0"/>
-                <w:iCs w:val="0"/>
-                <w:noProof/>
+              </w:rPr>
+            </w:r>
+            <w:r>
+              <w:rPr>
                 <w:webHidden/>
-                <w:sz w:val="28"/>
-                <w:szCs w:val="28"/>
               </w:rPr>
               <w:fldChar w:fldCharType="separate"/>
             </w:r>
             <w:r>
               <w:rPr>
-                <w:rFonts w:ascii="Times New Roman" w:hAnsi="Times New Roman" w:cs="Times New Roman"/>
-                <w:b w:val="0"/>
-                <w:bCs w:val="0"/>
-                <w:i w:val="0"/>
-                <w:iCs w:val="0"/>
-                <w:noProof/>
                 <w:webHidden/>
-                <w:sz w:val="28"/>
-                <w:szCs w:val="28"/>
-              </w:rPr>
-              <w:t>7</w:t>
-            </w:r>
-            <w:r>
-              <w:rPr>
-                <w:rFonts w:ascii="Times New Roman" w:hAnsi="Times New Roman" w:cs="Times New Roman"/>
-                <w:b w:val="0"/>
-                <w:bCs w:val="0"/>
-                <w:i w:val="0"/>
-                <w:iCs w:val="0"/>
-                <w:noProof/>
+              </w:rPr>
+              <w:t>19</w:t>
+            </w:r>
+            <w:r>
+              <w:rPr>
                 <w:webHidden/>
-                <w:sz w:val="28"/>
-                <w:szCs w:val="28"/>
               </w:rPr>
               <w:fldChar w:fldCharType="end"/>
             </w:r>
@@ -1788,137 +1486,70 @@
         <w:p>
           <w:pPr>
             <w:pStyle w:val="11"/>
-            <w:tabs>
-              <w:tab w:val="right" w:leader="dot" w:pos="9628"/>
-            </w:tabs>
             <w:rPr>
-              <w:rFonts w:ascii="Times New Roman" w:eastAsiaTheme="minorEastAsia" w:hAnsi="Times New Roman" w:cs="Times New Roman"/>
-              <w:b w:val="0"/>
-              <w:bCs w:val="0"/>
-              <w:i w:val="0"/>
-              <w:iCs w:val="0"/>
-              <w:noProof/>
-              <w:sz w:val="28"/>
-              <w:szCs w:val="28"/>
-              <w:lang w:eastAsia="ru-RU"/>
+              <w:rFonts w:eastAsiaTheme="minorEastAsia"/>
+              <w:color w:val="auto"/>
+              <w:lang w:val="ru-US" w:eastAsia="ru-RU"/>
             </w:rPr>
           </w:pPr>
-          <w:hyperlink w:anchor="_Toc225201331" w:history="1">
+          <w:hyperlink w:anchor="_Toc225428903" w:history="1">
             <w:r>
               <w:rPr>
                 <w:rStyle w:val="af2"/>
-                <w:rFonts w:ascii="Times New Roman" w:hAnsi="Times New Roman" w:cs="Times New Roman"/>
-                <w:b w:val="0"/>
-                <w:bCs w:val="0"/>
-                <w:i w:val="0"/>
-                <w:iCs w:val="0"/>
-                <w:noProof/>
-                <w:sz w:val="28"/>
-                <w:szCs w:val="28"/>
-                <w:lang w:val="ru-RU"/>
-              </w:rPr>
-              <w:t>Список литературы</w:t>
-            </w:r>
-            <w:r>
-              <w:rPr>
-                <w:rFonts w:ascii="Times New Roman" w:hAnsi="Times New Roman" w:cs="Times New Roman"/>
-                <w:b w:val="0"/>
-                <w:bCs w:val="0"/>
-                <w:i w:val="0"/>
-                <w:iCs w:val="0"/>
-                <w:noProof/>
+                <w:u w:val="none"/>
+              </w:rPr>
+              <w:t>Приложение 2.</w:t>
+            </w:r>
+            <w:r>
+              <w:rPr>
                 <w:webHidden/>
-                <w:sz w:val="28"/>
-                <w:szCs w:val="28"/>
               </w:rPr>
               <w:tab/>
             </w:r>
             <w:r>
               <w:rPr>
-                <w:rFonts w:ascii="Times New Roman" w:hAnsi="Times New Roman" w:cs="Times New Roman"/>
-                <w:b w:val="0"/>
-                <w:bCs w:val="0"/>
-                <w:i w:val="0"/>
-                <w:iCs w:val="0"/>
-                <w:noProof/>
                 <w:webHidden/>
-                <w:sz w:val="28"/>
-                <w:szCs w:val="28"/>
               </w:rPr>
               <w:fldChar w:fldCharType="begin"/>
             </w:r>
             <w:r>
               <w:rPr>
-                <w:rFonts w:ascii="Times New Roman" w:hAnsi="Times New Roman" w:cs="Times New Roman"/>
-                <w:b w:val="0"/>
-                <w:bCs w:val="0"/>
-                <w:i w:val="0"/>
-                <w:iCs w:val="0"/>
-                <w:noProof/>
                 <w:webHidden/>
-                <w:sz w:val="28"/>
-                <w:szCs w:val="28"/>
-              </w:rPr>
-              <w:instrText xml:space="preserve"> PAGEREF _Toc225201331 \h </w:instrText>
-            </w:r>
-            <w:r>
-              <w:rPr>
-                <w:rFonts w:ascii="Times New Roman" w:hAnsi="Times New Roman" w:cs="Times New Roman"/>
-                <w:b w:val="0"/>
-                <w:bCs w:val="0"/>
-                <w:i w:val="0"/>
-                <w:iCs w:val="0"/>
-                <w:noProof/>
+              </w:rPr>
+              <w:instrText xml:space="preserve"> PAGEREF _Toc225428903 \h </w:instrText>
+            </w:r>
+            <w:r>
+              <w:rPr>
                 <w:webHidden/>
-                <w:sz w:val="28"/>
-                <w:szCs w:val="28"/>
-              </w:rPr>
-            </w:r>
-            <w:r>
-              <w:rPr>
-                <w:rFonts w:ascii="Times New Roman" w:hAnsi="Times New Roman" w:cs="Times New Roman"/>
-                <w:b w:val="0"/>
-                <w:bCs w:val="0"/>
-                <w:i w:val="0"/>
-                <w:iCs w:val="0"/>
-                <w:noProof/>
+              </w:rPr>
+            </w:r>
+            <w:r>
+              <w:rPr>
                 <w:webHidden/>
-                <w:sz w:val="28"/>
-                <w:szCs w:val="28"/>
               </w:rPr>
               <w:fldChar w:fldCharType="separate"/>
             </w:r>
             <w:r>
               <w:rPr>
-                <w:rFonts w:ascii="Times New Roman" w:hAnsi="Times New Roman" w:cs="Times New Roman"/>
-                <w:b w:val="0"/>
-                <w:bCs w:val="0"/>
-                <w:i w:val="0"/>
-                <w:iCs w:val="0"/>
-                <w:noProof/>
                 <w:webHidden/>
-                <w:sz w:val="28"/>
-                <w:szCs w:val="28"/>
-              </w:rPr>
-              <w:t>8</w:t>
-            </w:r>
-            <w:r>
-              <w:rPr>
-                <w:rFonts w:ascii="Times New Roman" w:hAnsi="Times New Roman" w:cs="Times New Roman"/>
-                <w:b w:val="0"/>
-                <w:bCs w:val="0"/>
-                <w:i w:val="0"/>
-                <w:iCs w:val="0"/>
-                <w:noProof/>
+              </w:rPr>
+              <w:t>20</w:t>
+            </w:r>
+            <w:r>
+              <w:rPr>
                 <w:webHidden/>
-                <w:sz w:val="28"/>
-                <w:szCs w:val="28"/>
               </w:rPr>
               <w:fldChar w:fldCharType="end"/>
             </w:r>
           </w:hyperlink>
         </w:p>
         <w:p>
+          <w:pPr>
+            <w:rPr>
+              <w:rFonts w:cs="Times New Roman"/>
+              <w:szCs w:val="28"/>
+            </w:rPr>
+          </w:pPr>
           <w:r>
             <w:rPr>
               <w:rFonts w:cs="Times New Roman"/>
@@ -1953,7 +1584,7 @@
           <w:lang w:val="ru-RU"/>
         </w:rPr>
       </w:pPr>
-      <w:bookmarkStart w:id="1" w:name="_Toc225201319"/>
+      <w:bookmarkStart w:id="1" w:name="_Toc225428889"/>
       <w:r>
         <w:rPr>
           <w:lang w:val="ru-RU"/>
@@ -1993,7 +1624,7 @@
           <w:lang w:val="ru-RU"/>
         </w:rPr>
       </w:pPr>
-      <w:bookmarkStart w:id="2" w:name="_Toc225201320"/>
+      <w:bookmarkStart w:id="2" w:name="_Toc225428890"/>
       <w:r>
         <w:rPr>
           <w:lang w:val="ru-RU"/>
@@ -2001,14 +1632,12 @@
         <w:lastRenderedPageBreak/>
         <w:t xml:space="preserve">1. </w:t>
       </w:r>
-      <w:proofErr w:type="spellStart"/>
-      <w:r>
-        <w:rPr>
-          <w:lang w:val="ru-RU"/>
-        </w:rPr>
-        <w:t>Теориетическая</w:t>
-      </w:r>
-      <w:proofErr w:type="spellEnd"/>
+      <w:r>
+        <w:rPr>
+          <w:lang w:val="ru-RU"/>
+        </w:rPr>
+        <w:t>Теоретическая</w:t>
+      </w:r>
       <w:r>
         <w:rPr>
           <w:lang w:val="ru-RU"/>
@@ -2024,7 +1653,7 @@
           <w:lang w:val="ru-RU"/>
         </w:rPr>
       </w:pPr>
-      <w:bookmarkStart w:id="3" w:name="_Toc225201321"/>
+      <w:bookmarkStart w:id="3" w:name="_Toc225428891"/>
       <w:r>
         <w:rPr>
           <w:lang w:val="ru-RU"/>
@@ -2053,7 +1682,7 @@
           <w:lang w:val="ru-RU"/>
         </w:rPr>
       </w:pPr>
-      <w:bookmarkStart w:id="4" w:name="_Toc225201322"/>
+      <w:bookmarkStart w:id="4" w:name="_Toc225428892"/>
       <w:r>
         <w:rPr>
           <w:lang w:val="ru-RU"/>
@@ -2398,7 +2027,7 @@
           <w:lang w:val="ru-RU"/>
         </w:rPr>
       </w:pPr>
-      <w:bookmarkStart w:id="5" w:name="_Toc225201323"/>
+      <w:bookmarkStart w:id="5" w:name="_Toc225428893"/>
       <w:r>
         <w:rPr>
           <w:lang w:val="ru-RU"/>
@@ -2421,7 +2050,7 @@
           <w:lang w:val="ru-RU"/>
         </w:rPr>
       </w:pPr>
-      <w:bookmarkStart w:id="6" w:name="_Toc225201324"/>
+      <w:bookmarkStart w:id="6" w:name="_Toc225428894"/>
       <w:r>
         <w:rPr>
           <w:lang w:val="ru-RU"/>
@@ -3036,7 +2665,7 @@
           <w:lang w:val="ru-RU"/>
         </w:rPr>
       </w:pPr>
-      <w:bookmarkStart w:id="7" w:name="_Toc225201325"/>
+      <w:bookmarkStart w:id="7" w:name="_Toc225428895"/>
       <w:r>
         <w:rPr>
           <w:lang w:val="ru-RU"/>
@@ -3073,10 +2702,7 @@
         </w:numPr>
       </w:pPr>
       <w:r>
-        <w:t>Микроконтроллер SparkFun Pro Micro</w:t>
-      </w:r>
-      <w:r>
-        <w:t xml:space="preserve"> </w:t>
+        <w:t xml:space="preserve">Микроконтроллер SparkFun Pro Micro </w:t>
       </w:r>
       <w:r>
         <w:t>–</w:t>
@@ -3192,7 +2818,7 @@
       <w:pPr>
         <w:pStyle w:val="af3"/>
         <w:rPr>
-          <w:lang w:val="en-US"/>
+          <w:lang w:val="ru-RU"/>
         </w:rPr>
       </w:pPr>
       <w:r>
@@ -3838,13 +3464,7 @@
         <w:rPr>
           <w:lang w:val="en-US"/>
         </w:rPr>
-        <w:t>4</w:t>
-      </w:r>
-      <w:r>
-        <w:rPr>
-          <w:lang w:val="en-US"/>
-        </w:rPr>
-        <w:t xml:space="preserve"> </w:t>
+        <w:t xml:space="preserve">4 </w:t>
       </w:r>
       <w:r>
         <w:rPr>
@@ -4001,13 +3621,7 @@
         <w:rPr>
           <w:lang w:val="ru-RU"/>
         </w:rPr>
-        <w:t>Соединительные провода</w:t>
-      </w:r>
-      <w:r>
-        <w:rPr>
-          <w:lang w:val="ru-RU"/>
-        </w:rPr>
-        <w:t xml:space="preserve"> – </w:t>
+        <w:t xml:space="preserve">Соединительные провода – </w:t>
       </w:r>
     </w:p>
     <w:p>
@@ -4157,13 +3771,7 @@
         <w:rPr>
           <w:lang w:val="ru-RU"/>
         </w:rPr>
-        <w:t>кабель</w:t>
-      </w:r>
-      <w:r>
-        <w:rPr>
-          <w:lang w:val="ru-RU"/>
-        </w:rPr>
-        <w:t xml:space="preserve"> – </w:t>
+        <w:t xml:space="preserve">кабель – </w:t>
       </w:r>
     </w:p>
     <w:p>
@@ -4319,10 +3927,10 @@
       <w:pPr>
         <w:pStyle w:val="2"/>
         <w:rPr>
-          <w:lang w:val="en-US"/>
-        </w:rPr>
-      </w:pPr>
-      <w:bookmarkStart w:id="8" w:name="_Toc225201326"/>
+          <w:lang w:val="ru-RU"/>
+        </w:rPr>
+      </w:pPr>
+      <w:bookmarkStart w:id="8" w:name="_Toc225428896"/>
       <w:r>
         <w:rPr>
           <w:lang w:val="ru-RU"/>
@@ -4577,10 +4185,10 @@
       <w:pPr>
         <w:pStyle w:val="2"/>
         <w:rPr>
-          <w:lang w:val="en-US"/>
-        </w:rPr>
-      </w:pPr>
-      <w:bookmarkStart w:id="9" w:name="_Toc225201327"/>
+          <w:lang w:val="ru-RU"/>
+        </w:rPr>
+      </w:pPr>
+      <w:bookmarkStart w:id="9" w:name="_Toc225428897"/>
       <w:r>
         <w:rPr>
           <w:lang w:val="ru-RU"/>
@@ -4724,14 +4332,27 @@
       <w:r>
         <w:t xml:space="preserve">Рис. </w:t>
       </w:r>
-      <w:fldSimple w:instr=" SEQ Рис. \* ARABIC ">
-        <w:r>
-          <w:rPr>
-            <w:noProof/>
-          </w:rPr>
-          <w:t>8</w:t>
-        </w:r>
-      </w:fldSimple>
+      <w:r>
+        <w:fldChar w:fldCharType="begin"/>
+      </w:r>
+      <w:r>
+        <w:instrText xml:space="preserve"> SEQ Рис. \* ARABIC </w:instrText>
+      </w:r>
+      <w:r>
+        <w:fldChar w:fldCharType="separate"/>
+      </w:r>
+      <w:r>
+        <w:rPr>
+          <w:noProof/>
+        </w:rPr>
+        <w:t>8</w:t>
+      </w:r>
+      <w:r>
+        <w:rPr>
+          <w:noProof/>
+        </w:rPr>
+        <w:fldChar w:fldCharType="end"/>
+      </w:r>
       <w:r>
         <w:rPr>
           <w:lang w:val="ru-RU"/>
@@ -4802,14 +4423,27 @@
       <w:r>
         <w:t xml:space="preserve">Рис. </w:t>
       </w:r>
-      <w:fldSimple w:instr=" SEQ Рис. \* ARABIC ">
-        <w:r>
-          <w:rPr>
-            <w:noProof/>
-          </w:rPr>
-          <w:t>9</w:t>
-        </w:r>
-      </w:fldSimple>
+      <w:r>
+        <w:fldChar w:fldCharType="begin"/>
+      </w:r>
+      <w:r>
+        <w:instrText xml:space="preserve"> SEQ Рис. \* ARABIC </w:instrText>
+      </w:r>
+      <w:r>
+        <w:fldChar w:fldCharType="separate"/>
+      </w:r>
+      <w:r>
+        <w:rPr>
+          <w:noProof/>
+        </w:rPr>
+        <w:t>9</w:t>
+      </w:r>
+      <w:r>
+        <w:rPr>
+          <w:noProof/>
+        </w:rPr>
+        <w:fldChar w:fldCharType="end"/>
+      </w:r>
       <w:r>
         <w:rPr>
           <w:lang w:val="ru-RU"/>
@@ -4824,7 +4458,7 @@
           <w:lang w:val="ru-RU"/>
         </w:rPr>
       </w:pPr>
-      <w:bookmarkStart w:id="10" w:name="_Toc225201328"/>
+      <w:bookmarkStart w:id="10" w:name="_Toc225428898"/>
       <w:r>
         <w:rPr>
           <w:lang w:val="ru-RU"/>
@@ -4842,7 +4476,7 @@
     <w:p>
       <w:pPr>
         <w:rPr>
-          <w:lang w:val="ru-RU"/>
+          <w:lang w:val="en-US"/>
         </w:rPr>
       </w:pPr>
       <w:r>
@@ -4879,7 +4513,13 @@
         <w:rPr>
           <w:lang w:val="ru-RU"/>
         </w:rPr>
-        <w:t xml:space="preserve">. Разработка велась в среде программирования для </w:t>
+        <w:t xml:space="preserve">. Разработка велась в среде программирования </w:t>
+      </w:r>
+      <w:r>
+        <w:rPr>
+          <w:lang w:val="ru-RU"/>
+        </w:rPr>
+        <w:t xml:space="preserve">для встраиваемых систем </w:t>
       </w:r>
       <w:proofErr w:type="spellStart"/>
       <w:r>
@@ -5517,6 +5157,7 @@
                 <w:sz w:val="24"/>
                 <w:lang w:val="en-US"/>
               </w:rPr>
+              <w:lastRenderedPageBreak/>
               <w:t>state</w:t>
             </w:r>
           </w:p>
@@ -5643,7 +5284,6 @@
                 <w:sz w:val="24"/>
                 <w:lang w:val="en-US"/>
               </w:rPr>
-              <w:lastRenderedPageBreak/>
               <w:t>LEFT_BUTTON</w:t>
             </w:r>
           </w:p>
@@ -6901,12 +6541,3990 @@
     </w:p>
     <w:p>
       <w:pPr>
+        <w:rPr>
+          <w:lang w:val="ru-RU"/>
+        </w:rPr>
+      </w:pPr>
+      <w:r>
+        <w:rPr>
+          <w:lang w:val="ru-RU"/>
+        </w:rPr>
+        <w:t xml:space="preserve">В функции </w:t>
+      </w:r>
+      <w:r>
+        <w:rPr>
+          <w:lang w:val="en-US"/>
+        </w:rPr>
+        <w:t>setup</w:t>
+      </w:r>
+      <w:r>
+        <w:rPr>
+          <w:lang w:val="ru-RU"/>
+        </w:rPr>
+        <w:t xml:space="preserve"> происходит инициализация </w:t>
+      </w:r>
+      <w:r>
+        <w:rPr>
+          <w:lang w:val="en-US"/>
+        </w:rPr>
+        <w:t>HID</w:t>
+      </w:r>
+      <w:r>
+        <w:rPr>
+          <w:lang w:val="ru-RU"/>
+        </w:rPr>
+        <w:t xml:space="preserve"> </w:t>
+      </w:r>
+      <w:r>
+        <w:rPr>
+          <w:lang w:val="ru-RU"/>
+        </w:rPr>
+        <w:t>подключения и вывода на дисплей, а также установка режима работы выводов микроконтроллера:</w:t>
+      </w:r>
+    </w:p>
+    <w:tbl>
+      <w:tblPr>
+        <w:tblStyle w:val="af4"/>
+        <w:tblW w:w="0" w:type="auto"/>
+        <w:tblLook w:val="04A0" w:firstRow="1" w:lastRow="0" w:firstColumn="1" w:lastColumn="0" w:noHBand="0" w:noVBand="1"/>
+      </w:tblPr>
+      <w:tblGrid>
+        <w:gridCol w:w="9628"/>
+      </w:tblGrid>
+      <w:tr>
+        <w:tc>
+          <w:tcPr>
+            <w:tcW w:w="9628" w:type="dxa"/>
+          </w:tcPr>
+          <w:p>
+            <w:pPr>
+              <w:shd w:val="clear" w:color="auto" w:fill="FFFFFF"/>
+              <w:spacing w:line="270" w:lineRule="atLeast"/>
+              <w:ind w:firstLine="0"/>
+              <w:jc w:val="left"/>
+              <w:rPr>
+                <w:rFonts w:ascii="Menlo" w:hAnsi="Menlo" w:cs="Menlo"/>
+                <w:color w:val="3B3B3B"/>
+                <w:sz w:val="18"/>
+                <w:szCs w:val="18"/>
+              </w:rPr>
+            </w:pPr>
+            <w:r>
+              <w:rPr>
+                <w:rFonts w:ascii="Menlo" w:hAnsi="Menlo" w:cs="Menlo"/>
+                <w:color w:val="0000FF"/>
+                <w:sz w:val="18"/>
+                <w:szCs w:val="18"/>
+              </w:rPr>
+              <w:t>void</w:t>
+            </w:r>
+            <w:r>
+              <w:rPr>
+                <w:rFonts w:ascii="Menlo" w:hAnsi="Menlo" w:cs="Menlo"/>
+                <w:color w:val="3B3B3B"/>
+                <w:sz w:val="18"/>
+                <w:szCs w:val="18"/>
+              </w:rPr>
+              <w:t xml:space="preserve"> </w:t>
+            </w:r>
+            <w:r>
+              <w:rPr>
+                <w:rFonts w:ascii="Menlo" w:hAnsi="Menlo" w:cs="Menlo"/>
+                <w:color w:val="795E26"/>
+                <w:sz w:val="18"/>
+                <w:szCs w:val="18"/>
+              </w:rPr>
+              <w:t>setup</w:t>
+            </w:r>
+            <w:r>
+              <w:rPr>
+                <w:rFonts w:ascii="Menlo" w:hAnsi="Menlo" w:cs="Menlo"/>
+                <w:color w:val="3B3B3B"/>
+                <w:sz w:val="18"/>
+                <w:szCs w:val="18"/>
+              </w:rPr>
+              <w:t xml:space="preserve">() </w:t>
+            </w:r>
+          </w:p>
+          <w:p>
+            <w:pPr>
+              <w:shd w:val="clear" w:color="auto" w:fill="FFFFFF"/>
+              <w:spacing w:line="270" w:lineRule="atLeast"/>
+              <w:ind w:firstLine="0"/>
+              <w:rPr>
+                <w:rFonts w:ascii="Menlo" w:hAnsi="Menlo" w:cs="Menlo"/>
+                <w:color w:val="3B3B3B"/>
+                <w:sz w:val="18"/>
+                <w:szCs w:val="18"/>
+              </w:rPr>
+            </w:pPr>
+            <w:r>
+              <w:rPr>
+                <w:rFonts w:ascii="Menlo" w:hAnsi="Menlo" w:cs="Menlo"/>
+                <w:color w:val="3B3B3B"/>
+                <w:sz w:val="18"/>
+                <w:szCs w:val="18"/>
+              </w:rPr>
+              <w:t>{</w:t>
+            </w:r>
+          </w:p>
+          <w:p>
+            <w:pPr>
+              <w:shd w:val="clear" w:color="auto" w:fill="FFFFFF"/>
+              <w:spacing w:line="270" w:lineRule="atLeast"/>
+              <w:ind w:firstLine="0"/>
+              <w:rPr>
+                <w:rFonts w:ascii="Menlo" w:hAnsi="Menlo" w:cs="Menlo"/>
+                <w:color w:val="3B3B3B"/>
+                <w:sz w:val="18"/>
+                <w:szCs w:val="18"/>
+              </w:rPr>
+            </w:pPr>
+            <w:r>
+              <w:rPr>
+                <w:rFonts w:ascii="Menlo" w:hAnsi="Menlo" w:cs="Menlo"/>
+                <w:color w:val="3B3B3B"/>
+                <w:sz w:val="18"/>
+                <w:szCs w:val="18"/>
+              </w:rPr>
+              <w:t xml:space="preserve">    </w:t>
+            </w:r>
+            <w:r>
+              <w:rPr>
+                <w:rFonts w:ascii="Menlo" w:hAnsi="Menlo" w:cs="Menlo"/>
+                <w:color w:val="795E26"/>
+                <w:sz w:val="18"/>
+                <w:szCs w:val="18"/>
+              </w:rPr>
+              <w:t>delay</w:t>
+            </w:r>
+            <w:r>
+              <w:rPr>
+                <w:rFonts w:ascii="Menlo" w:hAnsi="Menlo" w:cs="Menlo"/>
+                <w:color w:val="3B3B3B"/>
+                <w:sz w:val="18"/>
+                <w:szCs w:val="18"/>
+              </w:rPr>
+              <w:t>(</w:t>
+            </w:r>
+            <w:r>
+              <w:rPr>
+                <w:rFonts w:ascii="Menlo" w:hAnsi="Menlo" w:cs="Menlo"/>
+                <w:color w:val="098658"/>
+                <w:sz w:val="18"/>
+                <w:szCs w:val="18"/>
+              </w:rPr>
+              <w:t>500</w:t>
+            </w:r>
+            <w:r>
+              <w:rPr>
+                <w:rFonts w:ascii="Menlo" w:hAnsi="Menlo" w:cs="Menlo"/>
+                <w:color w:val="3B3B3B"/>
+                <w:sz w:val="18"/>
+                <w:szCs w:val="18"/>
+              </w:rPr>
+              <w:t xml:space="preserve">); </w:t>
+            </w:r>
+          </w:p>
+          <w:p>
+            <w:pPr>
+              <w:shd w:val="clear" w:color="auto" w:fill="FFFFFF"/>
+              <w:spacing w:line="270" w:lineRule="atLeast"/>
+              <w:ind w:firstLine="0"/>
+              <w:rPr>
+                <w:rFonts w:ascii="Menlo" w:hAnsi="Menlo" w:cs="Menlo"/>
+                <w:color w:val="3B3B3B"/>
+                <w:sz w:val="18"/>
+                <w:szCs w:val="18"/>
+                <w:lang w:val="ru-RU"/>
+              </w:rPr>
+            </w:pPr>
+          </w:p>
+          <w:p>
+            <w:pPr>
+              <w:shd w:val="clear" w:color="auto" w:fill="FFFFFF"/>
+              <w:spacing w:line="270" w:lineRule="atLeast"/>
+              <w:ind w:firstLine="0"/>
+              <w:rPr>
+                <w:rFonts w:ascii="Menlo" w:hAnsi="Menlo" w:cs="Menlo"/>
+                <w:color w:val="3B3B3B"/>
+                <w:sz w:val="18"/>
+                <w:szCs w:val="18"/>
+              </w:rPr>
+            </w:pPr>
+            <w:r>
+              <w:rPr>
+                <w:rFonts w:ascii="Menlo" w:hAnsi="Menlo" w:cs="Menlo"/>
+                <w:color w:val="3B3B3B"/>
+                <w:sz w:val="18"/>
+                <w:szCs w:val="18"/>
+              </w:rPr>
+              <w:t xml:space="preserve">    </w:t>
+            </w:r>
+            <w:r>
+              <w:rPr>
+                <w:rFonts w:ascii="Menlo" w:hAnsi="Menlo" w:cs="Menlo"/>
+                <w:color w:val="AF00DB"/>
+                <w:sz w:val="18"/>
+                <w:szCs w:val="18"/>
+              </w:rPr>
+              <w:t>if</w:t>
+            </w:r>
+            <w:r>
+              <w:rPr>
+                <w:rFonts w:ascii="Menlo" w:hAnsi="Menlo" w:cs="Menlo"/>
+                <w:color w:val="3B3B3B"/>
+                <w:sz w:val="18"/>
+                <w:szCs w:val="18"/>
+              </w:rPr>
+              <w:t>(</w:t>
+            </w:r>
+            <w:r>
+              <w:rPr>
+                <w:rFonts w:ascii="Menlo" w:hAnsi="Menlo" w:cs="Menlo"/>
+                <w:color w:val="000000"/>
+                <w:sz w:val="18"/>
+                <w:szCs w:val="18"/>
+              </w:rPr>
+              <w:t>!</w:t>
+            </w:r>
+            <w:r>
+              <w:rPr>
+                <w:rFonts w:ascii="Menlo" w:hAnsi="Menlo" w:cs="Menlo"/>
+                <w:color w:val="001080"/>
+                <w:sz w:val="18"/>
+                <w:szCs w:val="18"/>
+              </w:rPr>
+              <w:t>display</w:t>
+            </w:r>
+            <w:r>
+              <w:rPr>
+                <w:rFonts w:ascii="Menlo" w:hAnsi="Menlo" w:cs="Menlo"/>
+                <w:color w:val="3B3B3B"/>
+                <w:sz w:val="18"/>
+                <w:szCs w:val="18"/>
+              </w:rPr>
+              <w:t>.</w:t>
+            </w:r>
+            <w:r>
+              <w:rPr>
+                <w:rFonts w:ascii="Menlo" w:hAnsi="Menlo" w:cs="Menlo"/>
+                <w:color w:val="795E26"/>
+                <w:sz w:val="18"/>
+                <w:szCs w:val="18"/>
+              </w:rPr>
+              <w:t>begin</w:t>
+            </w:r>
+            <w:r>
+              <w:rPr>
+                <w:rFonts w:ascii="Menlo" w:hAnsi="Menlo" w:cs="Menlo"/>
+                <w:color w:val="3B3B3B"/>
+                <w:sz w:val="18"/>
+                <w:szCs w:val="18"/>
+              </w:rPr>
+              <w:t xml:space="preserve">(SSD1306_SWITCHCAPVCC, </w:t>
+            </w:r>
+            <w:r>
+              <w:rPr>
+                <w:rFonts w:ascii="Menlo" w:hAnsi="Menlo" w:cs="Menlo"/>
+                <w:color w:val="098658"/>
+                <w:sz w:val="18"/>
+                <w:szCs w:val="18"/>
+              </w:rPr>
+              <w:t>0x3C</w:t>
+            </w:r>
+            <w:r>
+              <w:rPr>
+                <w:rFonts w:ascii="Menlo" w:hAnsi="Menlo" w:cs="Menlo"/>
+                <w:color w:val="3B3B3B"/>
+                <w:sz w:val="18"/>
+                <w:szCs w:val="18"/>
+              </w:rPr>
+              <w:t>)) {</w:t>
+            </w:r>
+          </w:p>
+          <w:p>
+            <w:pPr>
+              <w:shd w:val="clear" w:color="auto" w:fill="FFFFFF"/>
+              <w:spacing w:line="270" w:lineRule="atLeast"/>
+              <w:ind w:firstLine="0"/>
+              <w:rPr>
+                <w:rFonts w:ascii="Menlo" w:hAnsi="Menlo" w:cs="Menlo"/>
+                <w:color w:val="3B3B3B"/>
+                <w:sz w:val="18"/>
+                <w:szCs w:val="18"/>
+              </w:rPr>
+            </w:pPr>
+            <w:r>
+              <w:rPr>
+                <w:rFonts w:ascii="Menlo" w:hAnsi="Menlo" w:cs="Menlo"/>
+                <w:color w:val="3B3B3B"/>
+                <w:sz w:val="18"/>
+                <w:szCs w:val="18"/>
+              </w:rPr>
+              <w:t xml:space="preserve">        </w:t>
+            </w:r>
+            <w:r>
+              <w:rPr>
+                <w:rFonts w:ascii="Menlo" w:hAnsi="Menlo" w:cs="Menlo"/>
+                <w:color w:val="AF00DB"/>
+                <w:sz w:val="18"/>
+                <w:szCs w:val="18"/>
+              </w:rPr>
+              <w:t>while</w:t>
+            </w:r>
+            <w:r>
+              <w:rPr>
+                <w:rFonts w:ascii="Menlo" w:hAnsi="Menlo" w:cs="Menlo"/>
+                <w:color w:val="3B3B3B"/>
+                <w:sz w:val="18"/>
+                <w:szCs w:val="18"/>
+              </w:rPr>
+              <w:t>(</w:t>
+            </w:r>
+            <w:r>
+              <w:rPr>
+                <w:rFonts w:ascii="Menlo" w:hAnsi="Menlo" w:cs="Menlo"/>
+                <w:color w:val="098658"/>
+                <w:sz w:val="18"/>
+                <w:szCs w:val="18"/>
+              </w:rPr>
+              <w:t>1</w:t>
+            </w:r>
+            <w:r>
+              <w:rPr>
+                <w:rFonts w:ascii="Menlo" w:hAnsi="Menlo" w:cs="Menlo"/>
+                <w:color w:val="3B3B3B"/>
+                <w:sz w:val="18"/>
+                <w:szCs w:val="18"/>
+              </w:rPr>
+              <w:t>) {</w:t>
+            </w:r>
+          </w:p>
+          <w:p>
+            <w:pPr>
+              <w:shd w:val="clear" w:color="auto" w:fill="FFFFFF"/>
+              <w:spacing w:line="270" w:lineRule="atLeast"/>
+              <w:ind w:firstLine="0"/>
+              <w:rPr>
+                <w:rFonts w:ascii="Menlo" w:hAnsi="Menlo" w:cs="Menlo"/>
+                <w:color w:val="3B3B3B"/>
+                <w:sz w:val="18"/>
+                <w:szCs w:val="18"/>
+              </w:rPr>
+            </w:pPr>
+            <w:r>
+              <w:rPr>
+                <w:rFonts w:ascii="Menlo" w:hAnsi="Menlo" w:cs="Menlo"/>
+                <w:color w:val="3B3B3B"/>
+                <w:sz w:val="18"/>
+                <w:szCs w:val="18"/>
+              </w:rPr>
+              <w:t xml:space="preserve">            </w:t>
+            </w:r>
+            <w:r>
+              <w:rPr>
+                <w:rFonts w:ascii="Menlo" w:hAnsi="Menlo" w:cs="Menlo"/>
+                <w:color w:val="795E26"/>
+                <w:sz w:val="18"/>
+                <w:szCs w:val="18"/>
+              </w:rPr>
+              <w:t>digitalWrite</w:t>
+            </w:r>
+            <w:r>
+              <w:rPr>
+                <w:rFonts w:ascii="Menlo" w:hAnsi="Menlo" w:cs="Menlo"/>
+                <w:color w:val="3B3B3B"/>
+                <w:sz w:val="18"/>
+                <w:szCs w:val="18"/>
+              </w:rPr>
+              <w:t xml:space="preserve">(LED_BUILTIN, HIGH); </w:t>
+            </w:r>
+            <w:r>
+              <w:rPr>
+                <w:rFonts w:ascii="Menlo" w:hAnsi="Menlo" w:cs="Menlo"/>
+                <w:color w:val="795E26"/>
+                <w:sz w:val="18"/>
+                <w:szCs w:val="18"/>
+              </w:rPr>
+              <w:t>delay</w:t>
+            </w:r>
+            <w:r>
+              <w:rPr>
+                <w:rFonts w:ascii="Menlo" w:hAnsi="Menlo" w:cs="Menlo"/>
+                <w:color w:val="3B3B3B"/>
+                <w:sz w:val="18"/>
+                <w:szCs w:val="18"/>
+              </w:rPr>
+              <w:t>(</w:t>
+            </w:r>
+            <w:r>
+              <w:rPr>
+                <w:rFonts w:ascii="Menlo" w:hAnsi="Menlo" w:cs="Menlo"/>
+                <w:color w:val="098658"/>
+                <w:sz w:val="18"/>
+                <w:szCs w:val="18"/>
+              </w:rPr>
+              <w:t>100</w:t>
+            </w:r>
+            <w:r>
+              <w:rPr>
+                <w:rFonts w:ascii="Menlo" w:hAnsi="Menlo" w:cs="Menlo"/>
+                <w:color w:val="3B3B3B"/>
+                <w:sz w:val="18"/>
+                <w:szCs w:val="18"/>
+              </w:rPr>
+              <w:t>);</w:t>
+            </w:r>
+          </w:p>
+          <w:p>
+            <w:pPr>
+              <w:shd w:val="clear" w:color="auto" w:fill="FFFFFF"/>
+              <w:spacing w:line="270" w:lineRule="atLeast"/>
+              <w:ind w:firstLine="0"/>
+              <w:rPr>
+                <w:rFonts w:ascii="Menlo" w:hAnsi="Menlo" w:cs="Menlo"/>
+                <w:color w:val="3B3B3B"/>
+                <w:sz w:val="18"/>
+                <w:szCs w:val="18"/>
+              </w:rPr>
+            </w:pPr>
+            <w:r>
+              <w:rPr>
+                <w:rFonts w:ascii="Menlo" w:hAnsi="Menlo" w:cs="Menlo"/>
+                <w:color w:val="3B3B3B"/>
+                <w:sz w:val="18"/>
+                <w:szCs w:val="18"/>
+              </w:rPr>
+              <w:t xml:space="preserve">            </w:t>
+            </w:r>
+            <w:r>
+              <w:rPr>
+                <w:rFonts w:ascii="Menlo" w:hAnsi="Menlo" w:cs="Menlo"/>
+                <w:color w:val="795E26"/>
+                <w:sz w:val="18"/>
+                <w:szCs w:val="18"/>
+              </w:rPr>
+              <w:t>digitalWrite</w:t>
+            </w:r>
+            <w:r>
+              <w:rPr>
+                <w:rFonts w:ascii="Menlo" w:hAnsi="Menlo" w:cs="Menlo"/>
+                <w:color w:val="3B3B3B"/>
+                <w:sz w:val="18"/>
+                <w:szCs w:val="18"/>
+              </w:rPr>
+              <w:t xml:space="preserve">(LED_BUILTIN, LOW); </w:t>
+            </w:r>
+            <w:r>
+              <w:rPr>
+                <w:rFonts w:ascii="Menlo" w:hAnsi="Menlo" w:cs="Menlo"/>
+                <w:color w:val="795E26"/>
+                <w:sz w:val="18"/>
+                <w:szCs w:val="18"/>
+              </w:rPr>
+              <w:t>delay</w:t>
+            </w:r>
+            <w:r>
+              <w:rPr>
+                <w:rFonts w:ascii="Menlo" w:hAnsi="Menlo" w:cs="Menlo"/>
+                <w:color w:val="3B3B3B"/>
+                <w:sz w:val="18"/>
+                <w:szCs w:val="18"/>
+              </w:rPr>
+              <w:t>(</w:t>
+            </w:r>
+            <w:r>
+              <w:rPr>
+                <w:rFonts w:ascii="Menlo" w:hAnsi="Menlo" w:cs="Menlo"/>
+                <w:color w:val="098658"/>
+                <w:sz w:val="18"/>
+                <w:szCs w:val="18"/>
+              </w:rPr>
+              <w:t>100</w:t>
+            </w:r>
+            <w:r>
+              <w:rPr>
+                <w:rFonts w:ascii="Menlo" w:hAnsi="Menlo" w:cs="Menlo"/>
+                <w:color w:val="3B3B3B"/>
+                <w:sz w:val="18"/>
+                <w:szCs w:val="18"/>
+              </w:rPr>
+              <w:t>);</w:t>
+            </w:r>
+          </w:p>
+          <w:p>
+            <w:pPr>
+              <w:shd w:val="clear" w:color="auto" w:fill="FFFFFF"/>
+              <w:spacing w:line="270" w:lineRule="atLeast"/>
+              <w:ind w:firstLine="0"/>
+              <w:rPr>
+                <w:rFonts w:ascii="Menlo" w:hAnsi="Menlo" w:cs="Menlo"/>
+                <w:color w:val="3B3B3B"/>
+                <w:sz w:val="18"/>
+                <w:szCs w:val="18"/>
+              </w:rPr>
+            </w:pPr>
+            <w:r>
+              <w:rPr>
+                <w:rFonts w:ascii="Menlo" w:hAnsi="Menlo" w:cs="Menlo"/>
+                <w:color w:val="3B3B3B"/>
+                <w:sz w:val="18"/>
+                <w:szCs w:val="18"/>
+              </w:rPr>
+              <w:t xml:space="preserve">        }</w:t>
+            </w:r>
+          </w:p>
+          <w:p>
+            <w:pPr>
+              <w:shd w:val="clear" w:color="auto" w:fill="FFFFFF"/>
+              <w:spacing w:line="270" w:lineRule="atLeast"/>
+              <w:ind w:firstLine="0"/>
+              <w:rPr>
+                <w:rFonts w:ascii="Menlo" w:hAnsi="Menlo" w:cs="Menlo"/>
+                <w:color w:val="3B3B3B"/>
+                <w:sz w:val="18"/>
+                <w:szCs w:val="18"/>
+              </w:rPr>
+            </w:pPr>
+            <w:r>
+              <w:rPr>
+                <w:rFonts w:ascii="Menlo" w:hAnsi="Menlo" w:cs="Menlo"/>
+                <w:color w:val="3B3B3B"/>
+                <w:sz w:val="18"/>
+                <w:szCs w:val="18"/>
+              </w:rPr>
+              <w:t xml:space="preserve">    }</w:t>
+            </w:r>
+          </w:p>
+          <w:p>
+            <w:pPr>
+              <w:shd w:val="clear" w:color="auto" w:fill="FFFFFF"/>
+              <w:spacing w:line="270" w:lineRule="atLeast"/>
+              <w:ind w:firstLine="0"/>
+              <w:rPr>
+                <w:rFonts w:ascii="Menlo" w:hAnsi="Menlo" w:cs="Menlo"/>
+                <w:color w:val="3B3B3B"/>
+                <w:sz w:val="18"/>
+                <w:szCs w:val="18"/>
+                <w:lang w:val="ru-RU"/>
+              </w:rPr>
+            </w:pPr>
+          </w:p>
+          <w:p>
+            <w:pPr>
+              <w:shd w:val="clear" w:color="auto" w:fill="FFFFFF"/>
+              <w:spacing w:line="270" w:lineRule="atLeast"/>
+              <w:ind w:firstLine="0"/>
+              <w:rPr>
+                <w:rFonts w:ascii="Menlo" w:hAnsi="Menlo" w:cs="Menlo"/>
+                <w:color w:val="3B3B3B"/>
+                <w:sz w:val="18"/>
+                <w:szCs w:val="18"/>
+              </w:rPr>
+            </w:pPr>
+            <w:r>
+              <w:rPr>
+                <w:rFonts w:ascii="Menlo" w:hAnsi="Menlo" w:cs="Menlo"/>
+                <w:color w:val="3B3B3B"/>
+                <w:sz w:val="18"/>
+                <w:szCs w:val="18"/>
+              </w:rPr>
+              <w:t xml:space="preserve">    </w:t>
+            </w:r>
+            <w:r>
+              <w:rPr>
+                <w:rFonts w:ascii="Menlo" w:hAnsi="Menlo" w:cs="Menlo"/>
+                <w:color w:val="001080"/>
+                <w:sz w:val="18"/>
+                <w:szCs w:val="18"/>
+              </w:rPr>
+              <w:t>display</w:t>
+            </w:r>
+            <w:r>
+              <w:rPr>
+                <w:rFonts w:ascii="Menlo" w:hAnsi="Menlo" w:cs="Menlo"/>
+                <w:color w:val="3B3B3B"/>
+                <w:sz w:val="18"/>
+                <w:szCs w:val="18"/>
+              </w:rPr>
+              <w:t>.</w:t>
+            </w:r>
+            <w:r>
+              <w:rPr>
+                <w:rFonts w:ascii="Menlo" w:hAnsi="Menlo" w:cs="Menlo"/>
+                <w:color w:val="795E26"/>
+                <w:sz w:val="18"/>
+                <w:szCs w:val="18"/>
+              </w:rPr>
+              <w:t>clearDisplay</w:t>
+            </w:r>
+            <w:r>
+              <w:rPr>
+                <w:rFonts w:ascii="Menlo" w:hAnsi="Menlo" w:cs="Menlo"/>
+                <w:color w:val="3B3B3B"/>
+                <w:sz w:val="18"/>
+                <w:szCs w:val="18"/>
+              </w:rPr>
+              <w:t>();</w:t>
+            </w:r>
+          </w:p>
+          <w:p>
+            <w:pPr>
+              <w:shd w:val="clear" w:color="auto" w:fill="FFFFFF"/>
+              <w:spacing w:line="270" w:lineRule="atLeast"/>
+              <w:ind w:firstLine="0"/>
+              <w:rPr>
+                <w:rFonts w:ascii="Menlo" w:hAnsi="Menlo" w:cs="Menlo"/>
+                <w:color w:val="3B3B3B"/>
+                <w:sz w:val="18"/>
+                <w:szCs w:val="18"/>
+              </w:rPr>
+            </w:pPr>
+            <w:r>
+              <w:rPr>
+                <w:rFonts w:ascii="Menlo" w:hAnsi="Menlo" w:cs="Menlo"/>
+                <w:color w:val="3B3B3B"/>
+                <w:sz w:val="18"/>
+                <w:szCs w:val="18"/>
+              </w:rPr>
+              <w:t xml:space="preserve">    </w:t>
+            </w:r>
+            <w:r>
+              <w:rPr>
+                <w:rFonts w:ascii="Menlo" w:hAnsi="Menlo" w:cs="Menlo"/>
+                <w:color w:val="001080"/>
+                <w:sz w:val="18"/>
+                <w:szCs w:val="18"/>
+              </w:rPr>
+              <w:t>display</w:t>
+            </w:r>
+            <w:r>
+              <w:rPr>
+                <w:rFonts w:ascii="Menlo" w:hAnsi="Menlo" w:cs="Menlo"/>
+                <w:color w:val="3B3B3B"/>
+                <w:sz w:val="18"/>
+                <w:szCs w:val="18"/>
+              </w:rPr>
+              <w:t>.</w:t>
+            </w:r>
+            <w:r>
+              <w:rPr>
+                <w:rFonts w:ascii="Menlo" w:hAnsi="Menlo" w:cs="Menlo"/>
+                <w:color w:val="795E26"/>
+                <w:sz w:val="18"/>
+                <w:szCs w:val="18"/>
+              </w:rPr>
+              <w:t>setTextColor</w:t>
+            </w:r>
+            <w:r>
+              <w:rPr>
+                <w:rFonts w:ascii="Menlo" w:hAnsi="Menlo" w:cs="Menlo"/>
+                <w:color w:val="3B3B3B"/>
+                <w:sz w:val="18"/>
+                <w:szCs w:val="18"/>
+              </w:rPr>
+              <w:t>(SSD1306_WHITE);</w:t>
+            </w:r>
+          </w:p>
+          <w:p>
+            <w:pPr>
+              <w:shd w:val="clear" w:color="auto" w:fill="FFFFFF"/>
+              <w:spacing w:line="270" w:lineRule="atLeast"/>
+              <w:ind w:firstLine="0"/>
+              <w:rPr>
+                <w:rFonts w:ascii="Menlo" w:hAnsi="Menlo" w:cs="Menlo"/>
+                <w:color w:val="3B3B3B"/>
+                <w:sz w:val="18"/>
+                <w:szCs w:val="18"/>
+              </w:rPr>
+            </w:pPr>
+            <w:r>
+              <w:rPr>
+                <w:rFonts w:ascii="Menlo" w:hAnsi="Menlo" w:cs="Menlo"/>
+                <w:color w:val="3B3B3B"/>
+                <w:sz w:val="18"/>
+                <w:szCs w:val="18"/>
+              </w:rPr>
+              <w:lastRenderedPageBreak/>
+              <w:t xml:space="preserve">    </w:t>
+            </w:r>
+            <w:r>
+              <w:rPr>
+                <w:rFonts w:ascii="Menlo" w:hAnsi="Menlo" w:cs="Menlo"/>
+                <w:color w:val="001080"/>
+                <w:sz w:val="18"/>
+                <w:szCs w:val="18"/>
+              </w:rPr>
+              <w:t>display</w:t>
+            </w:r>
+            <w:r>
+              <w:rPr>
+                <w:rFonts w:ascii="Menlo" w:hAnsi="Menlo" w:cs="Menlo"/>
+                <w:color w:val="3B3B3B"/>
+                <w:sz w:val="18"/>
+                <w:szCs w:val="18"/>
+              </w:rPr>
+              <w:t>.</w:t>
+            </w:r>
+            <w:r>
+              <w:rPr>
+                <w:rFonts w:ascii="Menlo" w:hAnsi="Menlo" w:cs="Menlo"/>
+                <w:color w:val="795E26"/>
+                <w:sz w:val="18"/>
+                <w:szCs w:val="18"/>
+              </w:rPr>
+              <w:t>setTextSize</w:t>
+            </w:r>
+            <w:r>
+              <w:rPr>
+                <w:rFonts w:ascii="Menlo" w:hAnsi="Menlo" w:cs="Menlo"/>
+                <w:color w:val="3B3B3B"/>
+                <w:sz w:val="18"/>
+                <w:szCs w:val="18"/>
+              </w:rPr>
+              <w:t>(</w:t>
+            </w:r>
+            <w:r>
+              <w:rPr>
+                <w:rFonts w:ascii="Menlo" w:hAnsi="Menlo" w:cs="Menlo"/>
+                <w:color w:val="098658"/>
+                <w:sz w:val="18"/>
+                <w:szCs w:val="18"/>
+              </w:rPr>
+              <w:t>1</w:t>
+            </w:r>
+            <w:r>
+              <w:rPr>
+                <w:rFonts w:ascii="Menlo" w:hAnsi="Menlo" w:cs="Menlo"/>
+                <w:color w:val="3B3B3B"/>
+                <w:sz w:val="18"/>
+                <w:szCs w:val="18"/>
+              </w:rPr>
+              <w:t>);</w:t>
+            </w:r>
+          </w:p>
+          <w:p>
+            <w:pPr>
+              <w:shd w:val="clear" w:color="auto" w:fill="FFFFFF"/>
+              <w:spacing w:line="270" w:lineRule="atLeast"/>
+              <w:ind w:firstLine="0"/>
+              <w:rPr>
+                <w:rFonts w:ascii="Menlo" w:hAnsi="Menlo" w:cs="Menlo"/>
+                <w:color w:val="3B3B3B"/>
+                <w:sz w:val="18"/>
+                <w:szCs w:val="18"/>
+              </w:rPr>
+            </w:pPr>
+            <w:r>
+              <w:rPr>
+                <w:rFonts w:ascii="Menlo" w:hAnsi="Menlo" w:cs="Menlo"/>
+                <w:color w:val="3B3B3B"/>
+                <w:sz w:val="18"/>
+                <w:szCs w:val="18"/>
+              </w:rPr>
+              <w:t xml:space="preserve">    </w:t>
+            </w:r>
+            <w:r>
+              <w:rPr>
+                <w:rFonts w:ascii="Menlo" w:hAnsi="Menlo" w:cs="Menlo"/>
+                <w:color w:val="001080"/>
+                <w:sz w:val="18"/>
+                <w:szCs w:val="18"/>
+              </w:rPr>
+              <w:t>display</w:t>
+            </w:r>
+            <w:r>
+              <w:rPr>
+                <w:rFonts w:ascii="Menlo" w:hAnsi="Menlo" w:cs="Menlo"/>
+                <w:color w:val="3B3B3B"/>
+                <w:sz w:val="18"/>
+                <w:szCs w:val="18"/>
+              </w:rPr>
+              <w:t>.</w:t>
+            </w:r>
+            <w:r>
+              <w:rPr>
+                <w:rFonts w:ascii="Menlo" w:hAnsi="Menlo" w:cs="Menlo"/>
+                <w:color w:val="795E26"/>
+                <w:sz w:val="18"/>
+                <w:szCs w:val="18"/>
+              </w:rPr>
+              <w:t>setCursor</w:t>
+            </w:r>
+            <w:r>
+              <w:rPr>
+                <w:rFonts w:ascii="Menlo" w:hAnsi="Menlo" w:cs="Menlo"/>
+                <w:color w:val="3B3B3B"/>
+                <w:sz w:val="18"/>
+                <w:szCs w:val="18"/>
+              </w:rPr>
+              <w:t>(</w:t>
+            </w:r>
+            <w:r>
+              <w:rPr>
+                <w:rFonts w:ascii="Menlo" w:hAnsi="Menlo" w:cs="Menlo"/>
+                <w:color w:val="098658"/>
+                <w:sz w:val="18"/>
+                <w:szCs w:val="18"/>
+              </w:rPr>
+              <w:t>0</w:t>
+            </w:r>
+            <w:r>
+              <w:rPr>
+                <w:rFonts w:ascii="Menlo" w:hAnsi="Menlo" w:cs="Menlo"/>
+                <w:color w:val="3B3B3B"/>
+                <w:sz w:val="18"/>
+                <w:szCs w:val="18"/>
+              </w:rPr>
+              <w:t>,</w:t>
+            </w:r>
+            <w:r>
+              <w:rPr>
+                <w:rFonts w:ascii="Menlo" w:hAnsi="Menlo" w:cs="Menlo"/>
+                <w:color w:val="098658"/>
+                <w:sz w:val="18"/>
+                <w:szCs w:val="18"/>
+              </w:rPr>
+              <w:t>0</w:t>
+            </w:r>
+            <w:r>
+              <w:rPr>
+                <w:rFonts w:ascii="Menlo" w:hAnsi="Menlo" w:cs="Menlo"/>
+                <w:color w:val="3B3B3B"/>
+                <w:sz w:val="18"/>
+                <w:szCs w:val="18"/>
+              </w:rPr>
+              <w:t>);</w:t>
+            </w:r>
+          </w:p>
+          <w:p>
+            <w:pPr>
+              <w:shd w:val="clear" w:color="auto" w:fill="FFFFFF"/>
+              <w:spacing w:line="270" w:lineRule="atLeast"/>
+              <w:ind w:firstLine="0"/>
+              <w:rPr>
+                <w:rFonts w:ascii="Menlo" w:hAnsi="Menlo" w:cs="Menlo"/>
+                <w:color w:val="3B3B3B"/>
+                <w:sz w:val="18"/>
+                <w:szCs w:val="18"/>
+              </w:rPr>
+            </w:pPr>
+            <w:r>
+              <w:rPr>
+                <w:rFonts w:ascii="Menlo" w:hAnsi="Menlo" w:cs="Menlo"/>
+                <w:color w:val="3B3B3B"/>
+                <w:sz w:val="18"/>
+                <w:szCs w:val="18"/>
+              </w:rPr>
+              <w:t xml:space="preserve">    </w:t>
+            </w:r>
+            <w:r>
+              <w:rPr>
+                <w:rFonts w:ascii="Menlo" w:hAnsi="Menlo" w:cs="Menlo"/>
+                <w:color w:val="001080"/>
+                <w:sz w:val="18"/>
+                <w:szCs w:val="18"/>
+              </w:rPr>
+              <w:t>display</w:t>
+            </w:r>
+            <w:r>
+              <w:rPr>
+                <w:rFonts w:ascii="Menlo" w:hAnsi="Menlo" w:cs="Menlo"/>
+                <w:color w:val="3B3B3B"/>
+                <w:sz w:val="18"/>
+                <w:szCs w:val="18"/>
+              </w:rPr>
+              <w:t>.</w:t>
+            </w:r>
+            <w:r>
+              <w:rPr>
+                <w:rFonts w:ascii="Menlo" w:hAnsi="Menlo" w:cs="Menlo"/>
+                <w:color w:val="795E26"/>
+                <w:sz w:val="18"/>
+                <w:szCs w:val="18"/>
+              </w:rPr>
+              <w:t>print</w:t>
+            </w:r>
+            <w:r>
+              <w:rPr>
+                <w:rFonts w:ascii="Menlo" w:hAnsi="Menlo" w:cs="Menlo"/>
+                <w:color w:val="3B3B3B"/>
+                <w:sz w:val="18"/>
+                <w:szCs w:val="18"/>
+              </w:rPr>
+              <w:t>(</w:t>
+            </w:r>
+            <w:r>
+              <w:rPr>
+                <w:rFonts w:ascii="Menlo" w:hAnsi="Menlo" w:cs="Menlo"/>
+                <w:color w:val="795E26"/>
+                <w:sz w:val="18"/>
+                <w:szCs w:val="18"/>
+              </w:rPr>
+              <w:t>F</w:t>
+            </w:r>
+            <w:r>
+              <w:rPr>
+                <w:rFonts w:ascii="Menlo" w:hAnsi="Menlo" w:cs="Menlo"/>
+                <w:color w:val="3B3B3B"/>
+                <w:sz w:val="18"/>
+                <w:szCs w:val="18"/>
+              </w:rPr>
+              <w:t>(</w:t>
+            </w:r>
+            <w:r>
+              <w:rPr>
+                <w:rFonts w:ascii="Menlo" w:hAnsi="Menlo" w:cs="Menlo"/>
+                <w:color w:val="A31515"/>
+                <w:sz w:val="18"/>
+                <w:szCs w:val="18"/>
+              </w:rPr>
+              <w:t>"Booting..."</w:t>
+            </w:r>
+            <w:r>
+              <w:rPr>
+                <w:rFonts w:ascii="Menlo" w:hAnsi="Menlo" w:cs="Menlo"/>
+                <w:color w:val="3B3B3B"/>
+                <w:sz w:val="18"/>
+                <w:szCs w:val="18"/>
+              </w:rPr>
+              <w:t>));</w:t>
+            </w:r>
+          </w:p>
+          <w:p>
+            <w:pPr>
+              <w:shd w:val="clear" w:color="auto" w:fill="FFFFFF"/>
+              <w:spacing w:line="270" w:lineRule="atLeast"/>
+              <w:ind w:firstLine="0"/>
+              <w:rPr>
+                <w:rFonts w:ascii="Menlo" w:hAnsi="Menlo" w:cs="Menlo"/>
+                <w:color w:val="3B3B3B"/>
+                <w:sz w:val="18"/>
+                <w:szCs w:val="18"/>
+              </w:rPr>
+            </w:pPr>
+            <w:r>
+              <w:rPr>
+                <w:rFonts w:ascii="Menlo" w:hAnsi="Menlo" w:cs="Menlo"/>
+                <w:color w:val="3B3B3B"/>
+                <w:sz w:val="18"/>
+                <w:szCs w:val="18"/>
+              </w:rPr>
+              <w:t xml:space="preserve">    </w:t>
+            </w:r>
+            <w:r>
+              <w:rPr>
+                <w:rFonts w:ascii="Menlo" w:hAnsi="Menlo" w:cs="Menlo"/>
+                <w:color w:val="001080"/>
+                <w:sz w:val="18"/>
+                <w:szCs w:val="18"/>
+              </w:rPr>
+              <w:t>display</w:t>
+            </w:r>
+            <w:r>
+              <w:rPr>
+                <w:rFonts w:ascii="Menlo" w:hAnsi="Menlo" w:cs="Menlo"/>
+                <w:color w:val="3B3B3B"/>
+                <w:sz w:val="18"/>
+                <w:szCs w:val="18"/>
+              </w:rPr>
+              <w:t>.</w:t>
+            </w:r>
+            <w:r>
+              <w:rPr>
+                <w:rFonts w:ascii="Menlo" w:hAnsi="Menlo" w:cs="Menlo"/>
+                <w:color w:val="795E26"/>
+                <w:sz w:val="18"/>
+                <w:szCs w:val="18"/>
+              </w:rPr>
+              <w:t>display</w:t>
+            </w:r>
+            <w:r>
+              <w:rPr>
+                <w:rFonts w:ascii="Menlo" w:hAnsi="Menlo" w:cs="Menlo"/>
+                <w:color w:val="3B3B3B"/>
+                <w:sz w:val="18"/>
+                <w:szCs w:val="18"/>
+              </w:rPr>
+              <w:t>();</w:t>
+            </w:r>
+          </w:p>
+          <w:p>
+            <w:pPr>
+              <w:shd w:val="clear" w:color="auto" w:fill="FFFFFF"/>
+              <w:spacing w:line="270" w:lineRule="atLeast"/>
+              <w:ind w:firstLine="0"/>
+              <w:rPr>
+                <w:rFonts w:ascii="Menlo" w:hAnsi="Menlo" w:cs="Menlo"/>
+                <w:color w:val="3B3B3B"/>
+                <w:sz w:val="18"/>
+                <w:szCs w:val="18"/>
+                <w:lang w:val="ru-RU"/>
+              </w:rPr>
+            </w:pPr>
+          </w:p>
+          <w:p>
+            <w:pPr>
+              <w:shd w:val="clear" w:color="auto" w:fill="FFFFFF"/>
+              <w:spacing w:line="270" w:lineRule="atLeast"/>
+              <w:ind w:firstLine="0"/>
+              <w:rPr>
+                <w:rFonts w:ascii="Menlo" w:hAnsi="Menlo" w:cs="Menlo"/>
+                <w:color w:val="3B3B3B"/>
+                <w:sz w:val="18"/>
+                <w:szCs w:val="18"/>
+              </w:rPr>
+            </w:pPr>
+            <w:r>
+              <w:rPr>
+                <w:rFonts w:ascii="Menlo" w:hAnsi="Menlo" w:cs="Menlo"/>
+                <w:color w:val="AF00DB"/>
+                <w:sz w:val="18"/>
+                <w:szCs w:val="18"/>
+              </w:rPr>
+              <w:t>#if</w:t>
+            </w:r>
+            <w:r>
+              <w:rPr>
+                <w:rFonts w:ascii="Menlo" w:hAnsi="Menlo" w:cs="Menlo"/>
+                <w:color w:val="0000FF"/>
+                <w:sz w:val="18"/>
+                <w:szCs w:val="18"/>
+              </w:rPr>
+              <w:t xml:space="preserve"> </w:t>
+            </w:r>
+            <w:r>
+              <w:rPr>
+                <w:rFonts w:ascii="Menlo" w:hAnsi="Menlo" w:cs="Menlo"/>
+                <w:color w:val="AF00DB"/>
+                <w:sz w:val="18"/>
+                <w:szCs w:val="18"/>
+              </w:rPr>
+              <w:t>defined</w:t>
+            </w:r>
+            <w:r>
+              <w:rPr>
+                <w:rFonts w:ascii="Menlo" w:hAnsi="Menlo" w:cs="Menlo"/>
+                <w:color w:val="0000FF"/>
+                <w:sz w:val="18"/>
+                <w:szCs w:val="18"/>
+              </w:rPr>
+              <w:t>(_USING_HID)</w:t>
+            </w:r>
+          </w:p>
+          <w:p>
+            <w:pPr>
+              <w:shd w:val="clear" w:color="auto" w:fill="FFFFFF"/>
+              <w:spacing w:line="270" w:lineRule="atLeast"/>
+              <w:ind w:firstLine="0"/>
+              <w:rPr>
+                <w:rFonts w:ascii="Menlo" w:hAnsi="Menlo" w:cs="Menlo"/>
+                <w:color w:val="3B3B3B"/>
+                <w:sz w:val="18"/>
+                <w:szCs w:val="18"/>
+              </w:rPr>
+            </w:pPr>
+            <w:r>
+              <w:rPr>
+                <w:rFonts w:ascii="Menlo" w:hAnsi="Menlo" w:cs="Menlo"/>
+                <w:color w:val="3B3B3B"/>
+                <w:sz w:val="18"/>
+                <w:szCs w:val="18"/>
+              </w:rPr>
+              <w:t xml:space="preserve">    </w:t>
+            </w:r>
+            <w:r>
+              <w:rPr>
+                <w:rFonts w:ascii="Menlo" w:hAnsi="Menlo" w:cs="Menlo"/>
+                <w:color w:val="001080"/>
+                <w:sz w:val="18"/>
+                <w:szCs w:val="18"/>
+              </w:rPr>
+              <w:t>Keyboard</w:t>
+            </w:r>
+            <w:r>
+              <w:rPr>
+                <w:rFonts w:ascii="Menlo" w:hAnsi="Menlo" w:cs="Menlo"/>
+                <w:color w:val="3B3B3B"/>
+                <w:sz w:val="18"/>
+                <w:szCs w:val="18"/>
+              </w:rPr>
+              <w:t>.</w:t>
+            </w:r>
+            <w:r>
+              <w:rPr>
+                <w:rFonts w:ascii="Menlo" w:hAnsi="Menlo" w:cs="Menlo"/>
+                <w:color w:val="795E26"/>
+                <w:sz w:val="18"/>
+                <w:szCs w:val="18"/>
+              </w:rPr>
+              <w:t>begin</w:t>
+            </w:r>
+            <w:r>
+              <w:rPr>
+                <w:rFonts w:ascii="Menlo" w:hAnsi="Menlo" w:cs="Menlo"/>
+                <w:color w:val="3B3B3B"/>
+                <w:sz w:val="18"/>
+                <w:szCs w:val="18"/>
+              </w:rPr>
+              <w:t>();</w:t>
+            </w:r>
+          </w:p>
+          <w:p>
+            <w:pPr>
+              <w:shd w:val="clear" w:color="auto" w:fill="FFFFFF"/>
+              <w:spacing w:line="270" w:lineRule="atLeast"/>
+              <w:ind w:firstLine="0"/>
+              <w:rPr>
+                <w:rFonts w:ascii="Menlo" w:hAnsi="Menlo" w:cs="Menlo"/>
+                <w:color w:val="3B3B3B"/>
+                <w:sz w:val="18"/>
+                <w:szCs w:val="18"/>
+              </w:rPr>
+            </w:pPr>
+            <w:r>
+              <w:rPr>
+                <w:rFonts w:ascii="Menlo" w:hAnsi="Menlo" w:cs="Menlo"/>
+                <w:color w:val="3B3B3B"/>
+                <w:sz w:val="18"/>
+                <w:szCs w:val="18"/>
+              </w:rPr>
+              <w:t xml:space="preserve">    </w:t>
+            </w:r>
+            <w:r>
+              <w:rPr>
+                <w:rFonts w:ascii="Menlo" w:hAnsi="Menlo" w:cs="Menlo"/>
+                <w:color w:val="001080"/>
+                <w:sz w:val="18"/>
+                <w:szCs w:val="18"/>
+              </w:rPr>
+              <w:t>Mouse</w:t>
+            </w:r>
+            <w:r>
+              <w:rPr>
+                <w:rFonts w:ascii="Menlo" w:hAnsi="Menlo" w:cs="Menlo"/>
+                <w:color w:val="3B3B3B"/>
+                <w:sz w:val="18"/>
+                <w:szCs w:val="18"/>
+              </w:rPr>
+              <w:t>.</w:t>
+            </w:r>
+            <w:r>
+              <w:rPr>
+                <w:rFonts w:ascii="Menlo" w:hAnsi="Menlo" w:cs="Menlo"/>
+                <w:color w:val="795E26"/>
+                <w:sz w:val="18"/>
+                <w:szCs w:val="18"/>
+              </w:rPr>
+              <w:t>begin</w:t>
+            </w:r>
+            <w:r>
+              <w:rPr>
+                <w:rFonts w:ascii="Menlo" w:hAnsi="Menlo" w:cs="Menlo"/>
+                <w:color w:val="3B3B3B"/>
+                <w:sz w:val="18"/>
+                <w:szCs w:val="18"/>
+              </w:rPr>
+              <w:t>();</w:t>
+            </w:r>
+          </w:p>
+          <w:p>
+            <w:pPr>
+              <w:shd w:val="clear" w:color="auto" w:fill="FFFFFF"/>
+              <w:spacing w:line="270" w:lineRule="atLeast"/>
+              <w:ind w:firstLine="0"/>
+              <w:rPr>
+                <w:rFonts w:ascii="Menlo" w:hAnsi="Menlo" w:cs="Menlo"/>
+                <w:color w:val="3B3B3B"/>
+                <w:sz w:val="18"/>
+                <w:szCs w:val="18"/>
+              </w:rPr>
+            </w:pPr>
+            <w:r>
+              <w:rPr>
+                <w:rFonts w:ascii="Menlo" w:hAnsi="Menlo" w:cs="Menlo"/>
+                <w:color w:val="AF00DB"/>
+                <w:sz w:val="18"/>
+                <w:szCs w:val="18"/>
+              </w:rPr>
+              <w:t>#endif</w:t>
+            </w:r>
+          </w:p>
+          <w:p>
+            <w:pPr>
+              <w:shd w:val="clear" w:color="auto" w:fill="FFFFFF"/>
+              <w:spacing w:line="270" w:lineRule="atLeast"/>
+              <w:ind w:firstLine="0"/>
+              <w:rPr>
+                <w:rFonts w:ascii="Menlo" w:hAnsi="Menlo" w:cs="Menlo"/>
+                <w:color w:val="3B3B3B"/>
+                <w:sz w:val="18"/>
+                <w:szCs w:val="18"/>
+                <w:lang w:val="ru-RU"/>
+              </w:rPr>
+            </w:pPr>
+          </w:p>
+          <w:p>
+            <w:pPr>
+              <w:shd w:val="clear" w:color="auto" w:fill="FFFFFF"/>
+              <w:spacing w:line="270" w:lineRule="atLeast"/>
+              <w:ind w:firstLine="0"/>
+              <w:rPr>
+                <w:rFonts w:ascii="Menlo" w:hAnsi="Menlo" w:cs="Menlo"/>
+                <w:color w:val="3B3B3B"/>
+                <w:sz w:val="18"/>
+                <w:szCs w:val="18"/>
+              </w:rPr>
+            </w:pPr>
+            <w:r>
+              <w:rPr>
+                <w:rFonts w:ascii="Menlo" w:hAnsi="Menlo" w:cs="Menlo"/>
+                <w:color w:val="3B3B3B"/>
+                <w:sz w:val="18"/>
+                <w:szCs w:val="18"/>
+              </w:rPr>
+              <w:t xml:space="preserve">    </w:t>
+            </w:r>
+            <w:r>
+              <w:rPr>
+                <w:rFonts w:ascii="Menlo" w:hAnsi="Menlo" w:cs="Menlo"/>
+                <w:color w:val="795E26"/>
+                <w:sz w:val="18"/>
+                <w:szCs w:val="18"/>
+              </w:rPr>
+              <w:t>pinMode</w:t>
+            </w:r>
+            <w:r>
+              <w:rPr>
+                <w:rFonts w:ascii="Menlo" w:hAnsi="Menlo" w:cs="Menlo"/>
+                <w:color w:val="3B3B3B"/>
+                <w:sz w:val="18"/>
+                <w:szCs w:val="18"/>
+              </w:rPr>
+              <w:t>(LEFT_BUTTON, INPUT_PULLUP);</w:t>
+            </w:r>
+          </w:p>
+          <w:p>
+            <w:pPr>
+              <w:shd w:val="clear" w:color="auto" w:fill="FFFFFF"/>
+              <w:spacing w:line="270" w:lineRule="atLeast"/>
+              <w:ind w:firstLine="0"/>
+              <w:rPr>
+                <w:rFonts w:ascii="Menlo" w:hAnsi="Menlo" w:cs="Menlo"/>
+                <w:color w:val="3B3B3B"/>
+                <w:sz w:val="18"/>
+                <w:szCs w:val="18"/>
+              </w:rPr>
+            </w:pPr>
+            <w:r>
+              <w:rPr>
+                <w:rFonts w:ascii="Menlo" w:hAnsi="Menlo" w:cs="Menlo"/>
+                <w:color w:val="3B3B3B"/>
+                <w:sz w:val="18"/>
+                <w:szCs w:val="18"/>
+              </w:rPr>
+              <w:t xml:space="preserve">    </w:t>
+            </w:r>
+            <w:r>
+              <w:rPr>
+                <w:rFonts w:ascii="Menlo" w:hAnsi="Menlo" w:cs="Menlo"/>
+                <w:color w:val="795E26"/>
+                <w:sz w:val="18"/>
+                <w:szCs w:val="18"/>
+              </w:rPr>
+              <w:t>pinMode</w:t>
+            </w:r>
+            <w:r>
+              <w:rPr>
+                <w:rFonts w:ascii="Menlo" w:hAnsi="Menlo" w:cs="Menlo"/>
+                <w:color w:val="3B3B3B"/>
+                <w:sz w:val="18"/>
+                <w:szCs w:val="18"/>
+              </w:rPr>
+              <w:t>(RIGHT_BUTTON, INPUT_PULLUP);</w:t>
+            </w:r>
+          </w:p>
+          <w:p>
+            <w:pPr>
+              <w:shd w:val="clear" w:color="auto" w:fill="FFFFFF"/>
+              <w:spacing w:line="270" w:lineRule="atLeast"/>
+              <w:ind w:firstLine="0"/>
+              <w:rPr>
+                <w:rFonts w:ascii="Menlo" w:hAnsi="Menlo" w:cs="Menlo"/>
+                <w:color w:val="3B3B3B"/>
+                <w:sz w:val="18"/>
+                <w:szCs w:val="18"/>
+              </w:rPr>
+            </w:pPr>
+            <w:r>
+              <w:rPr>
+                <w:rFonts w:ascii="Menlo" w:hAnsi="Menlo" w:cs="Menlo"/>
+                <w:color w:val="3B3B3B"/>
+                <w:sz w:val="18"/>
+                <w:szCs w:val="18"/>
+              </w:rPr>
+              <w:t xml:space="preserve">    </w:t>
+            </w:r>
+          </w:p>
+          <w:p>
+            <w:pPr>
+              <w:shd w:val="clear" w:color="auto" w:fill="FFFFFF"/>
+              <w:spacing w:line="270" w:lineRule="atLeast"/>
+              <w:ind w:firstLine="0"/>
+              <w:rPr>
+                <w:rFonts w:ascii="Menlo" w:hAnsi="Menlo" w:cs="Menlo"/>
+                <w:color w:val="3B3B3B"/>
+                <w:sz w:val="18"/>
+                <w:szCs w:val="18"/>
+              </w:rPr>
+            </w:pPr>
+            <w:r>
+              <w:rPr>
+                <w:rFonts w:ascii="Menlo" w:hAnsi="Menlo" w:cs="Menlo"/>
+                <w:color w:val="3B3B3B"/>
+                <w:sz w:val="18"/>
+                <w:szCs w:val="18"/>
+              </w:rPr>
+              <w:t xml:space="preserve">    </w:t>
+            </w:r>
+            <w:r>
+              <w:rPr>
+                <w:rFonts w:ascii="Menlo" w:hAnsi="Menlo" w:cs="Menlo"/>
+                <w:color w:val="795E26"/>
+                <w:sz w:val="18"/>
+                <w:szCs w:val="18"/>
+              </w:rPr>
+              <w:t>delay</w:t>
+            </w:r>
+            <w:r>
+              <w:rPr>
+                <w:rFonts w:ascii="Menlo" w:hAnsi="Menlo" w:cs="Menlo"/>
+                <w:color w:val="3B3B3B"/>
+                <w:sz w:val="18"/>
+                <w:szCs w:val="18"/>
+              </w:rPr>
+              <w:t>(</w:t>
+            </w:r>
+            <w:r>
+              <w:rPr>
+                <w:rFonts w:ascii="Menlo" w:hAnsi="Menlo" w:cs="Menlo"/>
+                <w:color w:val="098658"/>
+                <w:sz w:val="18"/>
+                <w:szCs w:val="18"/>
+              </w:rPr>
+              <w:t>500</w:t>
+            </w:r>
+            <w:r>
+              <w:rPr>
+                <w:rFonts w:ascii="Menlo" w:hAnsi="Menlo" w:cs="Menlo"/>
+                <w:color w:val="3B3B3B"/>
+                <w:sz w:val="18"/>
+                <w:szCs w:val="18"/>
+              </w:rPr>
+              <w:t>);</w:t>
+            </w:r>
+          </w:p>
+          <w:p>
+            <w:pPr>
+              <w:shd w:val="clear" w:color="auto" w:fill="FFFFFF"/>
+              <w:spacing w:line="270" w:lineRule="atLeast"/>
+              <w:ind w:firstLine="0"/>
+              <w:rPr>
+                <w:rFonts w:ascii="Menlo" w:hAnsi="Menlo" w:cs="Menlo"/>
+                <w:color w:val="3B3B3B"/>
+                <w:sz w:val="18"/>
+                <w:szCs w:val="18"/>
+                <w:lang w:val="ru-RU"/>
+              </w:rPr>
+            </w:pPr>
+            <w:r>
+              <w:rPr>
+                <w:rFonts w:ascii="Menlo" w:hAnsi="Menlo" w:cs="Menlo"/>
+                <w:color w:val="3B3B3B"/>
+                <w:sz w:val="18"/>
+                <w:szCs w:val="18"/>
+              </w:rPr>
+              <w:t>}</w:t>
+            </w:r>
+          </w:p>
+        </w:tc>
+      </w:tr>
+    </w:tbl>
+    <w:p>
+      <w:pPr>
+        <w:rPr>
+          <w:lang w:val="ru-RU"/>
+        </w:rPr>
+      </w:pPr>
+    </w:p>
+    <w:p>
+      <w:pPr>
+        <w:rPr>
+          <w:lang w:val="ru-RU"/>
+        </w:rPr>
+      </w:pPr>
+      <w:r>
+        <w:rPr>
+          <w:lang w:val="ru-RU"/>
+        </w:rPr>
+        <w:t>Задержка в 500 мс при запуске и после окончания инициализации помогает избежать случайных зависаний микроконтроллера.</w:t>
+      </w:r>
+      <w:r>
+        <w:rPr>
+          <w:lang w:val="ru-RU"/>
+        </w:rPr>
+        <w:t xml:space="preserve"> Директива </w:t>
+      </w:r>
+      <w:r>
+        <w:rPr>
+          <w:rFonts w:ascii="Menlo" w:hAnsi="Menlo" w:cs="Menlo"/>
+          <w:color w:val="AF00DB"/>
+          <w:sz w:val="18"/>
+          <w:szCs w:val="18"/>
+        </w:rPr>
+        <w:t>if</w:t>
+      </w:r>
+      <w:r>
+        <w:rPr>
+          <w:rFonts w:ascii="Menlo" w:hAnsi="Menlo" w:cs="Menlo"/>
+          <w:color w:val="0000FF"/>
+          <w:sz w:val="18"/>
+          <w:szCs w:val="18"/>
+        </w:rPr>
+        <w:t xml:space="preserve"> </w:t>
+      </w:r>
+      <w:r>
+        <w:rPr>
+          <w:rFonts w:ascii="Menlo" w:hAnsi="Menlo" w:cs="Menlo"/>
+          <w:color w:val="AF00DB"/>
+          <w:sz w:val="18"/>
+          <w:szCs w:val="18"/>
+        </w:rPr>
+        <w:t>defined</w:t>
+      </w:r>
+      <w:r>
+        <w:rPr>
+          <w:rFonts w:ascii="Menlo" w:hAnsi="Menlo" w:cs="Menlo"/>
+          <w:color w:val="0000FF"/>
+          <w:sz w:val="18"/>
+          <w:szCs w:val="18"/>
+        </w:rPr>
+        <w:t>(_USING_HID)</w:t>
+      </w:r>
+      <w:r>
+        <w:rPr>
+          <w:rFonts w:ascii="Menlo" w:hAnsi="Menlo" w:cs="Menlo"/>
+          <w:color w:val="0000FF"/>
+          <w:sz w:val="18"/>
+          <w:szCs w:val="18"/>
+          <w:lang w:val="ru-RU"/>
+        </w:rPr>
+        <w:t xml:space="preserve"> </w:t>
+      </w:r>
+      <w:r>
+        <w:rPr>
+          <w:lang w:val="ru-RU"/>
+        </w:rPr>
+        <w:t xml:space="preserve">добавлена для отладки программы на эмуляторе, который не поддерживает функциональность </w:t>
+      </w:r>
+      <w:r>
+        <w:rPr>
+          <w:lang w:val="en-US"/>
+        </w:rPr>
+        <w:t>HID</w:t>
+      </w:r>
+      <w:r>
+        <w:rPr>
+          <w:lang w:val="ru-RU"/>
+        </w:rPr>
+        <w:t>.</w:t>
+      </w:r>
+    </w:p>
+    <w:p>
+      <w:pPr>
+        <w:rPr>
+          <w:lang w:val="ru-RU"/>
+        </w:rPr>
+      </w:pPr>
+      <w:r>
+        <w:rPr>
+          <w:lang w:val="ru-RU"/>
+        </w:rPr>
+        <w:t xml:space="preserve">Функция </w:t>
+      </w:r>
+      <w:r>
+        <w:rPr>
+          <w:lang w:val="en-US"/>
+        </w:rPr>
+        <w:t>loop</w:t>
+      </w:r>
+      <w:r>
+        <w:rPr>
+          <w:lang w:val="ru-RU"/>
+        </w:rPr>
+        <w:t xml:space="preserve"> </w:t>
+      </w:r>
+      <w:r>
+        <w:rPr>
+          <w:lang w:val="ru-RU"/>
+        </w:rPr>
+        <w:t>вызывается циклично во время работы микроконтроллера. В ней содержится вызов логики определённого режима работы, который был выбран пользователем.</w:t>
+      </w:r>
+    </w:p>
+    <w:tbl>
+      <w:tblPr>
+        <w:tblStyle w:val="af4"/>
+        <w:tblW w:w="0" w:type="auto"/>
+        <w:tblLook w:val="04A0" w:firstRow="1" w:lastRow="0" w:firstColumn="1" w:lastColumn="0" w:noHBand="0" w:noVBand="1"/>
+      </w:tblPr>
+      <w:tblGrid>
+        <w:gridCol w:w="9628"/>
+      </w:tblGrid>
+      <w:tr>
+        <w:tc>
+          <w:tcPr>
+            <w:tcW w:w="9628" w:type="dxa"/>
+          </w:tcPr>
+          <w:p>
+            <w:pPr>
+              <w:shd w:val="clear" w:color="auto" w:fill="FFFFFF"/>
+              <w:spacing w:line="270" w:lineRule="atLeast"/>
+              <w:ind w:firstLine="0"/>
+              <w:jc w:val="left"/>
+              <w:rPr>
+                <w:rFonts w:ascii="Menlo" w:hAnsi="Menlo" w:cs="Menlo"/>
+                <w:color w:val="3B3B3B"/>
+                <w:sz w:val="18"/>
+                <w:szCs w:val="18"/>
+              </w:rPr>
+            </w:pPr>
+            <w:r>
+              <w:rPr>
+                <w:rFonts w:ascii="Menlo" w:hAnsi="Menlo" w:cs="Menlo"/>
+                <w:color w:val="0000FF"/>
+                <w:sz w:val="18"/>
+                <w:szCs w:val="18"/>
+              </w:rPr>
+              <w:t>void</w:t>
+            </w:r>
+            <w:r>
+              <w:rPr>
+                <w:rFonts w:ascii="Menlo" w:hAnsi="Menlo" w:cs="Menlo"/>
+                <w:color w:val="3B3B3B"/>
+                <w:sz w:val="18"/>
+                <w:szCs w:val="18"/>
+              </w:rPr>
+              <w:t xml:space="preserve"> </w:t>
+            </w:r>
+            <w:r>
+              <w:rPr>
+                <w:rFonts w:ascii="Menlo" w:hAnsi="Menlo" w:cs="Menlo"/>
+                <w:color w:val="795E26"/>
+                <w:sz w:val="18"/>
+                <w:szCs w:val="18"/>
+              </w:rPr>
+              <w:t>loop</w:t>
+            </w:r>
+            <w:r>
+              <w:rPr>
+                <w:rFonts w:ascii="Menlo" w:hAnsi="Menlo" w:cs="Menlo"/>
+                <w:color w:val="3B3B3B"/>
+                <w:sz w:val="18"/>
+                <w:szCs w:val="18"/>
+              </w:rPr>
+              <w:t xml:space="preserve">() </w:t>
+            </w:r>
+          </w:p>
+          <w:p>
+            <w:pPr>
+              <w:shd w:val="clear" w:color="auto" w:fill="FFFFFF"/>
+              <w:spacing w:line="270" w:lineRule="atLeast"/>
+              <w:ind w:firstLine="0"/>
+              <w:rPr>
+                <w:rFonts w:ascii="Menlo" w:hAnsi="Menlo" w:cs="Menlo"/>
+                <w:color w:val="3B3B3B"/>
+                <w:sz w:val="18"/>
+                <w:szCs w:val="18"/>
+              </w:rPr>
+            </w:pPr>
+            <w:r>
+              <w:rPr>
+                <w:rFonts w:ascii="Menlo" w:hAnsi="Menlo" w:cs="Menlo"/>
+                <w:color w:val="3B3B3B"/>
+                <w:sz w:val="18"/>
+                <w:szCs w:val="18"/>
+              </w:rPr>
+              <w:t>{</w:t>
+            </w:r>
+          </w:p>
+          <w:p>
+            <w:pPr>
+              <w:shd w:val="clear" w:color="auto" w:fill="FFFFFF"/>
+              <w:spacing w:line="270" w:lineRule="atLeast"/>
+              <w:ind w:firstLine="0"/>
+              <w:rPr>
+                <w:rFonts w:ascii="Menlo" w:hAnsi="Menlo" w:cs="Menlo"/>
+                <w:color w:val="3B3B3B"/>
+                <w:sz w:val="18"/>
+                <w:szCs w:val="18"/>
+              </w:rPr>
+            </w:pPr>
+            <w:r>
+              <w:rPr>
+                <w:rFonts w:ascii="Menlo" w:hAnsi="Menlo" w:cs="Menlo"/>
+                <w:color w:val="3B3B3B"/>
+                <w:sz w:val="18"/>
+                <w:szCs w:val="18"/>
+              </w:rPr>
+              <w:t xml:space="preserve">    </w:t>
+            </w:r>
+            <w:r>
+              <w:rPr>
+                <w:rFonts w:ascii="Menlo" w:hAnsi="Menlo" w:cs="Menlo"/>
+                <w:color w:val="795E26"/>
+                <w:sz w:val="18"/>
+                <w:szCs w:val="18"/>
+              </w:rPr>
+              <w:t>mode_change</w:t>
+            </w:r>
+            <w:r>
+              <w:rPr>
+                <w:rFonts w:ascii="Menlo" w:hAnsi="Menlo" w:cs="Menlo"/>
+                <w:color w:val="3B3B3B"/>
+                <w:sz w:val="18"/>
+                <w:szCs w:val="18"/>
+              </w:rPr>
+              <w:t>(</w:t>
+            </w:r>
+            <w:r>
+              <w:rPr>
+                <w:rFonts w:ascii="Menlo" w:hAnsi="Menlo" w:cs="Menlo"/>
+                <w:color w:val="001080"/>
+                <w:sz w:val="18"/>
+                <w:szCs w:val="18"/>
+              </w:rPr>
+              <w:t>display</w:t>
+            </w:r>
+            <w:r>
+              <w:rPr>
+                <w:rFonts w:ascii="Menlo" w:hAnsi="Menlo" w:cs="Menlo"/>
+                <w:color w:val="3B3B3B"/>
+                <w:sz w:val="18"/>
+                <w:szCs w:val="18"/>
+              </w:rPr>
+              <w:t>);</w:t>
+            </w:r>
+          </w:p>
+          <w:p>
+            <w:pPr>
+              <w:shd w:val="clear" w:color="auto" w:fill="FFFFFF"/>
+              <w:spacing w:line="270" w:lineRule="atLeast"/>
+              <w:ind w:firstLine="0"/>
+              <w:rPr>
+                <w:rFonts w:ascii="Menlo" w:hAnsi="Menlo" w:cs="Menlo"/>
+                <w:color w:val="3B3B3B"/>
+                <w:sz w:val="18"/>
+                <w:szCs w:val="18"/>
+                <w:lang w:val="ru-RU"/>
+              </w:rPr>
+            </w:pPr>
+          </w:p>
+          <w:p>
+            <w:pPr>
+              <w:shd w:val="clear" w:color="auto" w:fill="FFFFFF"/>
+              <w:spacing w:line="270" w:lineRule="atLeast"/>
+              <w:ind w:firstLine="0"/>
+              <w:rPr>
+                <w:rFonts w:ascii="Menlo" w:hAnsi="Menlo" w:cs="Menlo"/>
+                <w:color w:val="3B3B3B"/>
+                <w:sz w:val="18"/>
+                <w:szCs w:val="18"/>
+              </w:rPr>
+            </w:pPr>
+            <w:r>
+              <w:rPr>
+                <w:rFonts w:ascii="Menlo" w:hAnsi="Menlo" w:cs="Menlo"/>
+                <w:color w:val="3B3B3B"/>
+                <w:sz w:val="18"/>
+                <w:szCs w:val="18"/>
+              </w:rPr>
+              <w:t xml:space="preserve">    </w:t>
+            </w:r>
+            <w:r>
+              <w:rPr>
+                <w:rFonts w:ascii="Menlo" w:hAnsi="Menlo" w:cs="Menlo"/>
+                <w:color w:val="001080"/>
+                <w:sz w:val="18"/>
+                <w:szCs w:val="18"/>
+              </w:rPr>
+              <w:t>display</w:t>
+            </w:r>
+            <w:r>
+              <w:rPr>
+                <w:rFonts w:ascii="Menlo" w:hAnsi="Menlo" w:cs="Menlo"/>
+                <w:color w:val="3B3B3B"/>
+                <w:sz w:val="18"/>
+                <w:szCs w:val="18"/>
+              </w:rPr>
+              <w:t>.</w:t>
+            </w:r>
+            <w:r>
+              <w:rPr>
+                <w:rFonts w:ascii="Menlo" w:hAnsi="Menlo" w:cs="Menlo"/>
+                <w:color w:val="795E26"/>
+                <w:sz w:val="18"/>
+                <w:szCs w:val="18"/>
+              </w:rPr>
+              <w:t>clearDisplay</w:t>
+            </w:r>
+            <w:r>
+              <w:rPr>
+                <w:rFonts w:ascii="Menlo" w:hAnsi="Menlo" w:cs="Menlo"/>
+                <w:color w:val="3B3B3B"/>
+                <w:sz w:val="18"/>
+                <w:szCs w:val="18"/>
+              </w:rPr>
+              <w:t>();</w:t>
+            </w:r>
+          </w:p>
+          <w:p>
+            <w:pPr>
+              <w:shd w:val="clear" w:color="auto" w:fill="FFFFFF"/>
+              <w:spacing w:line="270" w:lineRule="atLeast"/>
+              <w:ind w:firstLine="0"/>
+              <w:rPr>
+                <w:rFonts w:ascii="Menlo" w:hAnsi="Menlo" w:cs="Menlo"/>
+                <w:color w:val="3B3B3B"/>
+                <w:sz w:val="18"/>
+                <w:szCs w:val="18"/>
+              </w:rPr>
+            </w:pPr>
+            <w:r>
+              <w:rPr>
+                <w:rFonts w:ascii="Menlo" w:hAnsi="Menlo" w:cs="Menlo"/>
+                <w:color w:val="3B3B3B"/>
+                <w:sz w:val="18"/>
+                <w:szCs w:val="18"/>
+              </w:rPr>
+              <w:t xml:space="preserve">    </w:t>
+            </w:r>
+            <w:r>
+              <w:rPr>
+                <w:rFonts w:ascii="Menlo" w:hAnsi="Menlo" w:cs="Menlo"/>
+                <w:color w:val="AF00DB"/>
+                <w:sz w:val="18"/>
+                <w:szCs w:val="18"/>
+              </w:rPr>
+              <w:t>switch</w:t>
+            </w:r>
+            <w:r>
+              <w:rPr>
+                <w:rFonts w:ascii="Menlo" w:hAnsi="Menlo" w:cs="Menlo"/>
+                <w:color w:val="3B3B3B"/>
+                <w:sz w:val="18"/>
+                <w:szCs w:val="18"/>
+              </w:rPr>
+              <w:t xml:space="preserve"> (</w:t>
+            </w:r>
+            <w:r>
+              <w:rPr>
+                <w:rFonts w:ascii="Menlo" w:hAnsi="Menlo" w:cs="Menlo"/>
+                <w:color w:val="795E26"/>
+                <w:sz w:val="18"/>
+                <w:szCs w:val="18"/>
+              </w:rPr>
+              <w:t>get_current_mode</w:t>
+            </w:r>
+            <w:r>
+              <w:rPr>
+                <w:rFonts w:ascii="Menlo" w:hAnsi="Menlo" w:cs="Menlo"/>
+                <w:color w:val="3B3B3B"/>
+                <w:sz w:val="18"/>
+                <w:szCs w:val="18"/>
+              </w:rPr>
+              <w:t>()) {</w:t>
+            </w:r>
+          </w:p>
+          <w:p>
+            <w:pPr>
+              <w:shd w:val="clear" w:color="auto" w:fill="FFFFFF"/>
+              <w:spacing w:line="270" w:lineRule="atLeast"/>
+              <w:ind w:firstLine="0"/>
+              <w:rPr>
+                <w:rFonts w:ascii="Menlo" w:hAnsi="Menlo" w:cs="Menlo"/>
+                <w:color w:val="3B3B3B"/>
+                <w:sz w:val="18"/>
+                <w:szCs w:val="18"/>
+              </w:rPr>
+            </w:pPr>
+            <w:r>
+              <w:rPr>
+                <w:rFonts w:ascii="Menlo" w:hAnsi="Menlo" w:cs="Menlo"/>
+                <w:color w:val="3B3B3B"/>
+                <w:sz w:val="18"/>
+                <w:szCs w:val="18"/>
+              </w:rPr>
+              <w:t xml:space="preserve">        </w:t>
+            </w:r>
+            <w:r>
+              <w:rPr>
+                <w:rFonts w:ascii="Menlo" w:hAnsi="Menlo" w:cs="Menlo"/>
+                <w:color w:val="AF00DB"/>
+                <w:sz w:val="18"/>
+                <w:szCs w:val="18"/>
+              </w:rPr>
+              <w:t>case</w:t>
+            </w:r>
+            <w:r>
+              <w:rPr>
+                <w:rFonts w:ascii="Menlo" w:hAnsi="Menlo" w:cs="Menlo"/>
+                <w:color w:val="3B3B3B"/>
+                <w:sz w:val="18"/>
+                <w:szCs w:val="18"/>
+              </w:rPr>
+              <w:t xml:space="preserve"> </w:t>
+            </w:r>
+            <w:r>
+              <w:rPr>
+                <w:rFonts w:ascii="Menlo" w:hAnsi="Menlo" w:cs="Menlo"/>
+                <w:color w:val="098658"/>
+                <w:sz w:val="18"/>
+                <w:szCs w:val="18"/>
+              </w:rPr>
+              <w:t>0</w:t>
+            </w:r>
+            <w:r>
+              <w:rPr>
+                <w:rFonts w:ascii="Menlo" w:hAnsi="Menlo" w:cs="Menlo"/>
+                <w:color w:val="3B3B3B"/>
+                <w:sz w:val="18"/>
+                <w:szCs w:val="18"/>
+              </w:rPr>
+              <w:t xml:space="preserve">: </w:t>
+            </w:r>
+            <w:r>
+              <w:rPr>
+                <w:rFonts w:ascii="Menlo" w:hAnsi="Menlo" w:cs="Menlo"/>
+                <w:color w:val="795E26"/>
+                <w:sz w:val="18"/>
+                <w:szCs w:val="18"/>
+              </w:rPr>
+              <w:t>key_mode</w:t>
+            </w:r>
+            <w:r>
+              <w:rPr>
+                <w:rFonts w:ascii="Menlo" w:hAnsi="Menlo" w:cs="Menlo"/>
+                <w:color w:val="3B3B3B"/>
+                <w:sz w:val="18"/>
+                <w:szCs w:val="18"/>
+              </w:rPr>
+              <w:t>(</w:t>
+            </w:r>
+            <w:r>
+              <w:rPr>
+                <w:rFonts w:ascii="Menlo" w:hAnsi="Menlo" w:cs="Menlo"/>
+                <w:color w:val="001080"/>
+                <w:sz w:val="18"/>
+                <w:szCs w:val="18"/>
+              </w:rPr>
+              <w:t>display</w:t>
+            </w:r>
+            <w:r>
+              <w:rPr>
+                <w:rFonts w:ascii="Menlo" w:hAnsi="Menlo" w:cs="Menlo"/>
+                <w:color w:val="3B3B3B"/>
+                <w:sz w:val="18"/>
+                <w:szCs w:val="18"/>
+              </w:rPr>
+              <w:t xml:space="preserve">); </w:t>
+            </w:r>
+            <w:r>
+              <w:rPr>
+                <w:rFonts w:ascii="Menlo" w:hAnsi="Menlo" w:cs="Menlo"/>
+                <w:color w:val="AF00DB"/>
+                <w:sz w:val="18"/>
+                <w:szCs w:val="18"/>
+              </w:rPr>
+              <w:t>break</w:t>
+            </w:r>
+            <w:r>
+              <w:rPr>
+                <w:rFonts w:ascii="Menlo" w:hAnsi="Menlo" w:cs="Menlo"/>
+                <w:color w:val="3B3B3B"/>
+                <w:sz w:val="18"/>
+                <w:szCs w:val="18"/>
+              </w:rPr>
+              <w:t>;</w:t>
+            </w:r>
+          </w:p>
+          <w:p>
+            <w:pPr>
+              <w:shd w:val="clear" w:color="auto" w:fill="FFFFFF"/>
+              <w:spacing w:line="270" w:lineRule="atLeast"/>
+              <w:ind w:firstLine="0"/>
+              <w:rPr>
+                <w:rFonts w:ascii="Menlo" w:hAnsi="Menlo" w:cs="Menlo"/>
+                <w:color w:val="3B3B3B"/>
+                <w:sz w:val="18"/>
+                <w:szCs w:val="18"/>
+              </w:rPr>
+            </w:pPr>
+            <w:r>
+              <w:rPr>
+                <w:rFonts w:ascii="Menlo" w:hAnsi="Menlo" w:cs="Menlo"/>
+                <w:color w:val="3B3B3B"/>
+                <w:sz w:val="18"/>
+                <w:szCs w:val="18"/>
+              </w:rPr>
+              <w:t xml:space="preserve">        </w:t>
+            </w:r>
+            <w:r>
+              <w:rPr>
+                <w:rFonts w:ascii="Menlo" w:hAnsi="Menlo" w:cs="Menlo"/>
+                <w:color w:val="AF00DB"/>
+                <w:sz w:val="18"/>
+                <w:szCs w:val="18"/>
+              </w:rPr>
+              <w:t>case</w:t>
+            </w:r>
+            <w:r>
+              <w:rPr>
+                <w:rFonts w:ascii="Menlo" w:hAnsi="Menlo" w:cs="Menlo"/>
+                <w:color w:val="3B3B3B"/>
+                <w:sz w:val="18"/>
+                <w:szCs w:val="18"/>
+              </w:rPr>
+              <w:t xml:space="preserve"> </w:t>
+            </w:r>
+            <w:r>
+              <w:rPr>
+                <w:rFonts w:ascii="Menlo" w:hAnsi="Menlo" w:cs="Menlo"/>
+                <w:color w:val="098658"/>
+                <w:sz w:val="18"/>
+                <w:szCs w:val="18"/>
+              </w:rPr>
+              <w:t>1</w:t>
+            </w:r>
+            <w:r>
+              <w:rPr>
+                <w:rFonts w:ascii="Menlo" w:hAnsi="Menlo" w:cs="Menlo"/>
+                <w:color w:val="3B3B3B"/>
+                <w:sz w:val="18"/>
+                <w:szCs w:val="18"/>
+              </w:rPr>
+              <w:t xml:space="preserve">: </w:t>
+            </w:r>
+            <w:r>
+              <w:rPr>
+                <w:rFonts w:ascii="Menlo" w:hAnsi="Menlo" w:cs="Menlo"/>
+                <w:color w:val="795E26"/>
+                <w:sz w:val="18"/>
+                <w:szCs w:val="18"/>
+              </w:rPr>
+              <w:t>copy_mode</w:t>
+            </w:r>
+            <w:r>
+              <w:rPr>
+                <w:rFonts w:ascii="Menlo" w:hAnsi="Menlo" w:cs="Menlo"/>
+                <w:color w:val="3B3B3B"/>
+                <w:sz w:val="18"/>
+                <w:szCs w:val="18"/>
+              </w:rPr>
+              <w:t>(</w:t>
+            </w:r>
+            <w:r>
+              <w:rPr>
+                <w:rFonts w:ascii="Menlo" w:hAnsi="Menlo" w:cs="Menlo"/>
+                <w:color w:val="001080"/>
+                <w:sz w:val="18"/>
+                <w:szCs w:val="18"/>
+              </w:rPr>
+              <w:t>display</w:t>
+            </w:r>
+            <w:r>
+              <w:rPr>
+                <w:rFonts w:ascii="Menlo" w:hAnsi="Menlo" w:cs="Menlo"/>
+                <w:color w:val="3B3B3B"/>
+                <w:sz w:val="18"/>
+                <w:szCs w:val="18"/>
+              </w:rPr>
+              <w:t xml:space="preserve">); </w:t>
+            </w:r>
+            <w:r>
+              <w:rPr>
+                <w:rFonts w:ascii="Menlo" w:hAnsi="Menlo" w:cs="Menlo"/>
+                <w:color w:val="AF00DB"/>
+                <w:sz w:val="18"/>
+                <w:szCs w:val="18"/>
+              </w:rPr>
+              <w:t>break</w:t>
+            </w:r>
+            <w:r>
+              <w:rPr>
+                <w:rFonts w:ascii="Menlo" w:hAnsi="Menlo" w:cs="Menlo"/>
+                <w:color w:val="3B3B3B"/>
+                <w:sz w:val="18"/>
+                <w:szCs w:val="18"/>
+              </w:rPr>
+              <w:t>;</w:t>
+            </w:r>
+          </w:p>
+          <w:p>
+            <w:pPr>
+              <w:shd w:val="clear" w:color="auto" w:fill="FFFFFF"/>
+              <w:spacing w:line="270" w:lineRule="atLeast"/>
+              <w:ind w:firstLine="0"/>
+              <w:rPr>
+                <w:rFonts w:ascii="Menlo" w:hAnsi="Menlo" w:cs="Menlo"/>
+                <w:color w:val="3B3B3B"/>
+                <w:sz w:val="18"/>
+                <w:szCs w:val="18"/>
+              </w:rPr>
+            </w:pPr>
+            <w:r>
+              <w:rPr>
+                <w:rFonts w:ascii="Menlo" w:hAnsi="Menlo" w:cs="Menlo"/>
+                <w:color w:val="3B3B3B"/>
+                <w:sz w:val="18"/>
+                <w:szCs w:val="18"/>
+              </w:rPr>
+              <w:t xml:space="preserve">        </w:t>
+            </w:r>
+            <w:r>
+              <w:rPr>
+                <w:rFonts w:ascii="Menlo" w:hAnsi="Menlo" w:cs="Menlo"/>
+                <w:color w:val="AF00DB"/>
+                <w:sz w:val="18"/>
+                <w:szCs w:val="18"/>
+              </w:rPr>
+              <w:t>case</w:t>
+            </w:r>
+            <w:r>
+              <w:rPr>
+                <w:rFonts w:ascii="Menlo" w:hAnsi="Menlo" w:cs="Menlo"/>
+                <w:color w:val="3B3B3B"/>
+                <w:sz w:val="18"/>
+                <w:szCs w:val="18"/>
+              </w:rPr>
+              <w:t xml:space="preserve"> </w:t>
+            </w:r>
+            <w:r>
+              <w:rPr>
+                <w:rFonts w:ascii="Menlo" w:hAnsi="Menlo" w:cs="Menlo"/>
+                <w:color w:val="098658"/>
+                <w:sz w:val="18"/>
+                <w:szCs w:val="18"/>
+              </w:rPr>
+              <w:t>2</w:t>
+            </w:r>
+            <w:r>
+              <w:rPr>
+                <w:rFonts w:ascii="Menlo" w:hAnsi="Menlo" w:cs="Menlo"/>
+                <w:color w:val="3B3B3B"/>
+                <w:sz w:val="18"/>
+                <w:szCs w:val="18"/>
+              </w:rPr>
+              <w:t xml:space="preserve">: </w:t>
+            </w:r>
+            <w:r>
+              <w:rPr>
+                <w:rFonts w:ascii="Menlo" w:hAnsi="Menlo" w:cs="Menlo"/>
+                <w:color w:val="795E26"/>
+                <w:sz w:val="18"/>
+                <w:szCs w:val="18"/>
+              </w:rPr>
+              <w:t>mouse_mode</w:t>
+            </w:r>
+            <w:r>
+              <w:rPr>
+                <w:rFonts w:ascii="Menlo" w:hAnsi="Menlo" w:cs="Menlo"/>
+                <w:color w:val="3B3B3B"/>
+                <w:sz w:val="18"/>
+                <w:szCs w:val="18"/>
+              </w:rPr>
+              <w:t>(</w:t>
+            </w:r>
+            <w:r>
+              <w:rPr>
+                <w:rFonts w:ascii="Menlo" w:hAnsi="Menlo" w:cs="Menlo"/>
+                <w:color w:val="001080"/>
+                <w:sz w:val="18"/>
+                <w:szCs w:val="18"/>
+              </w:rPr>
+              <w:t>display</w:t>
+            </w:r>
+            <w:r>
+              <w:rPr>
+                <w:rFonts w:ascii="Menlo" w:hAnsi="Menlo" w:cs="Menlo"/>
+                <w:color w:val="3B3B3B"/>
+                <w:sz w:val="18"/>
+                <w:szCs w:val="18"/>
+              </w:rPr>
+              <w:t xml:space="preserve">); </w:t>
+            </w:r>
+            <w:r>
+              <w:rPr>
+                <w:rFonts w:ascii="Menlo" w:hAnsi="Menlo" w:cs="Menlo"/>
+                <w:color w:val="AF00DB"/>
+                <w:sz w:val="18"/>
+                <w:szCs w:val="18"/>
+              </w:rPr>
+              <w:t>break</w:t>
+            </w:r>
+            <w:r>
+              <w:rPr>
+                <w:rFonts w:ascii="Menlo" w:hAnsi="Menlo" w:cs="Menlo"/>
+                <w:color w:val="3B3B3B"/>
+                <w:sz w:val="18"/>
+                <w:szCs w:val="18"/>
+              </w:rPr>
+              <w:t>;</w:t>
+            </w:r>
+          </w:p>
+          <w:p>
+            <w:pPr>
+              <w:shd w:val="clear" w:color="auto" w:fill="FFFFFF"/>
+              <w:spacing w:line="270" w:lineRule="atLeast"/>
+              <w:ind w:firstLine="0"/>
+              <w:rPr>
+                <w:rFonts w:ascii="Menlo" w:hAnsi="Menlo" w:cs="Menlo"/>
+                <w:color w:val="3B3B3B"/>
+                <w:sz w:val="18"/>
+                <w:szCs w:val="18"/>
+              </w:rPr>
+            </w:pPr>
+            <w:r>
+              <w:rPr>
+                <w:rFonts w:ascii="Menlo" w:hAnsi="Menlo" w:cs="Menlo"/>
+                <w:color w:val="3B3B3B"/>
+                <w:sz w:val="18"/>
+                <w:szCs w:val="18"/>
+              </w:rPr>
+              <w:t xml:space="preserve">    }</w:t>
+            </w:r>
+          </w:p>
+          <w:p>
+            <w:pPr>
+              <w:shd w:val="clear" w:color="auto" w:fill="FFFFFF"/>
+              <w:spacing w:line="270" w:lineRule="atLeast"/>
+              <w:ind w:firstLine="0"/>
+              <w:rPr>
+                <w:rFonts w:ascii="Menlo" w:hAnsi="Menlo" w:cs="Menlo"/>
+                <w:color w:val="3B3B3B"/>
+                <w:sz w:val="18"/>
+                <w:szCs w:val="18"/>
+              </w:rPr>
+            </w:pPr>
+            <w:r>
+              <w:rPr>
+                <w:rFonts w:ascii="Menlo" w:hAnsi="Menlo" w:cs="Menlo"/>
+                <w:color w:val="3B3B3B"/>
+                <w:sz w:val="18"/>
+                <w:szCs w:val="18"/>
+              </w:rPr>
+              <w:t xml:space="preserve">    </w:t>
+            </w:r>
+            <w:r>
+              <w:rPr>
+                <w:rFonts w:ascii="Menlo" w:hAnsi="Menlo" w:cs="Menlo"/>
+                <w:color w:val="001080"/>
+                <w:sz w:val="18"/>
+                <w:szCs w:val="18"/>
+              </w:rPr>
+              <w:t>display</w:t>
+            </w:r>
+            <w:r>
+              <w:rPr>
+                <w:rFonts w:ascii="Menlo" w:hAnsi="Menlo" w:cs="Menlo"/>
+                <w:color w:val="3B3B3B"/>
+                <w:sz w:val="18"/>
+                <w:szCs w:val="18"/>
+              </w:rPr>
+              <w:t>.</w:t>
+            </w:r>
+            <w:r>
+              <w:rPr>
+                <w:rFonts w:ascii="Menlo" w:hAnsi="Menlo" w:cs="Menlo"/>
+                <w:color w:val="795E26"/>
+                <w:sz w:val="18"/>
+                <w:szCs w:val="18"/>
+              </w:rPr>
+              <w:t>display</w:t>
+            </w:r>
+            <w:r>
+              <w:rPr>
+                <w:rFonts w:ascii="Menlo" w:hAnsi="Menlo" w:cs="Menlo"/>
+                <w:color w:val="3B3B3B"/>
+                <w:sz w:val="18"/>
+                <w:szCs w:val="18"/>
+              </w:rPr>
+              <w:t>();</w:t>
+            </w:r>
+          </w:p>
+          <w:p>
+            <w:pPr>
+              <w:shd w:val="clear" w:color="auto" w:fill="FFFFFF"/>
+              <w:spacing w:line="270" w:lineRule="atLeast"/>
+              <w:ind w:firstLine="0"/>
+              <w:rPr>
+                <w:rFonts w:ascii="Menlo" w:hAnsi="Menlo" w:cs="Menlo"/>
+                <w:color w:val="3B3B3B"/>
+                <w:sz w:val="18"/>
+                <w:szCs w:val="18"/>
+                <w:lang w:val="ru-RU"/>
+              </w:rPr>
+            </w:pPr>
+            <w:r>
+              <w:rPr>
+                <w:rFonts w:ascii="Menlo" w:hAnsi="Menlo" w:cs="Menlo"/>
+                <w:color w:val="3B3B3B"/>
+                <w:sz w:val="18"/>
+                <w:szCs w:val="18"/>
+              </w:rPr>
+              <w:t>}</w:t>
+            </w:r>
+          </w:p>
+        </w:tc>
+      </w:tr>
+    </w:tbl>
+    <w:p>
+      <w:pPr>
+        <w:rPr>
+          <w:lang w:val="ru-RU"/>
+        </w:rPr>
+      </w:pPr>
+    </w:p>
+    <w:p>
+      <w:pPr>
+        <w:rPr>
+          <w:lang w:val="ru-RU"/>
+        </w:rPr>
+      </w:pPr>
+      <w:r>
+        <w:rPr>
+          <w:lang w:val="ru-RU"/>
+        </w:rPr>
+        <w:t xml:space="preserve">Логика отправки данных на компьютер реализована в виде отдельной функции </w:t>
+      </w:r>
+      <w:r>
+        <w:rPr>
+          <w:rFonts w:ascii="Menlo" w:hAnsi="Menlo" w:cs="Menlo"/>
+          <w:color w:val="795E26"/>
+          <w:sz w:val="18"/>
+          <w:szCs w:val="18"/>
+        </w:rPr>
+        <w:t>key_press</w:t>
+      </w:r>
+      <w:r>
+        <w:rPr>
+          <w:rFonts w:ascii="Menlo" w:hAnsi="Menlo" w:cs="Menlo"/>
+          <w:color w:val="3B3B3B"/>
+          <w:sz w:val="18"/>
+          <w:szCs w:val="18"/>
+        </w:rPr>
+        <w:t>(</w:t>
+      </w:r>
+      <w:r>
+        <w:rPr>
+          <w:rFonts w:ascii="Menlo" w:hAnsi="Menlo" w:cs="Menlo"/>
+          <w:color w:val="3B3B3B"/>
+          <w:sz w:val="18"/>
+          <w:szCs w:val="18"/>
+          <w:lang w:val="ru-RU"/>
+        </w:rPr>
+        <w:t>)</w:t>
+      </w:r>
+      <w:r>
+        <w:rPr>
+          <w:lang w:val="ru-RU"/>
+        </w:rPr>
+        <w:t>:</w:t>
+      </w:r>
+    </w:p>
+    <w:tbl>
+      <w:tblPr>
+        <w:tblStyle w:val="af4"/>
+        <w:tblW w:w="0" w:type="auto"/>
+        <w:tblLook w:val="04A0" w:firstRow="1" w:lastRow="0" w:firstColumn="1" w:lastColumn="0" w:noHBand="0" w:noVBand="1"/>
+      </w:tblPr>
+      <w:tblGrid>
+        <w:gridCol w:w="9628"/>
+      </w:tblGrid>
+      <w:tr>
+        <w:tc>
+          <w:tcPr>
+            <w:tcW w:w="9628" w:type="dxa"/>
+          </w:tcPr>
+          <w:p>
+            <w:pPr>
+              <w:shd w:val="clear" w:color="auto" w:fill="FFFFFF"/>
+              <w:spacing w:line="270" w:lineRule="atLeast"/>
+              <w:ind w:firstLine="0"/>
+              <w:jc w:val="left"/>
+              <w:rPr>
+                <w:rFonts w:ascii="Menlo" w:hAnsi="Menlo" w:cs="Menlo"/>
+                <w:color w:val="3B3B3B"/>
+                <w:sz w:val="18"/>
+                <w:szCs w:val="18"/>
+              </w:rPr>
+            </w:pPr>
+            <w:r>
+              <w:rPr>
+                <w:rFonts w:ascii="Menlo" w:hAnsi="Menlo" w:cs="Menlo"/>
+                <w:color w:val="0000FF"/>
+                <w:sz w:val="18"/>
+                <w:szCs w:val="18"/>
+              </w:rPr>
+              <w:t>void</w:t>
+            </w:r>
+            <w:r>
+              <w:rPr>
+                <w:rFonts w:ascii="Menlo" w:hAnsi="Menlo" w:cs="Menlo"/>
+                <w:color w:val="3B3B3B"/>
+                <w:sz w:val="18"/>
+                <w:szCs w:val="18"/>
+              </w:rPr>
+              <w:t xml:space="preserve"> </w:t>
+            </w:r>
+            <w:r>
+              <w:rPr>
+                <w:rFonts w:ascii="Menlo" w:hAnsi="Menlo" w:cs="Menlo"/>
+                <w:color w:val="795E26"/>
+                <w:sz w:val="18"/>
+                <w:szCs w:val="18"/>
+              </w:rPr>
+              <w:t>key_press</w:t>
+            </w:r>
+            <w:r>
+              <w:rPr>
+                <w:rFonts w:ascii="Menlo" w:hAnsi="Menlo" w:cs="Menlo"/>
+                <w:color w:val="3B3B3B"/>
+                <w:sz w:val="18"/>
+                <w:szCs w:val="18"/>
+              </w:rPr>
+              <w:t>(</w:t>
+            </w:r>
+            <w:r>
+              <w:rPr>
+                <w:rFonts w:ascii="Menlo" w:hAnsi="Menlo" w:cs="Menlo"/>
+                <w:color w:val="0000FF"/>
+                <w:sz w:val="18"/>
+                <w:szCs w:val="18"/>
+              </w:rPr>
+              <w:t>void</w:t>
+            </w:r>
+            <w:r>
+              <w:rPr>
+                <w:rFonts w:ascii="Menlo" w:hAnsi="Menlo" w:cs="Menlo"/>
+                <w:color w:val="3B3B3B"/>
+                <w:sz w:val="18"/>
+                <w:szCs w:val="18"/>
+              </w:rPr>
+              <w:t xml:space="preserve"> (*</w:t>
+            </w:r>
+            <w:r>
+              <w:rPr>
+                <w:rFonts w:ascii="Menlo" w:hAnsi="Menlo" w:cs="Menlo"/>
+                <w:color w:val="001080"/>
+                <w:sz w:val="18"/>
+                <w:szCs w:val="18"/>
+              </w:rPr>
+              <w:t>pressfunc</w:t>
+            </w:r>
+            <w:r>
+              <w:rPr>
+                <w:rFonts w:ascii="Menlo" w:hAnsi="Menlo" w:cs="Menlo"/>
+                <w:color w:val="3B3B3B"/>
+                <w:sz w:val="18"/>
+                <w:szCs w:val="18"/>
+              </w:rPr>
+              <w:t xml:space="preserve">)(), </w:t>
+            </w:r>
+            <w:r>
+              <w:rPr>
+                <w:rFonts w:ascii="Menlo" w:hAnsi="Menlo" w:cs="Menlo"/>
+                <w:color w:val="0000FF"/>
+                <w:sz w:val="18"/>
+                <w:szCs w:val="18"/>
+              </w:rPr>
+              <w:t>int</w:t>
+            </w:r>
+            <w:r>
+              <w:rPr>
+                <w:rFonts w:ascii="Menlo" w:hAnsi="Menlo" w:cs="Menlo"/>
+                <w:color w:val="3B3B3B"/>
+                <w:sz w:val="18"/>
+                <w:szCs w:val="18"/>
+              </w:rPr>
+              <w:t xml:space="preserve"> </w:t>
+            </w:r>
+            <w:r>
+              <w:rPr>
+                <w:rFonts w:ascii="Menlo" w:hAnsi="Menlo" w:cs="Menlo"/>
+                <w:color w:val="001080"/>
+                <w:sz w:val="18"/>
+                <w:szCs w:val="18"/>
+              </w:rPr>
+              <w:t>button</w:t>
+            </w:r>
+            <w:r>
+              <w:rPr>
+                <w:rFonts w:ascii="Menlo" w:hAnsi="Menlo" w:cs="Menlo"/>
+                <w:color w:val="3B3B3B"/>
+                <w:sz w:val="18"/>
+                <w:szCs w:val="18"/>
+              </w:rPr>
+              <w:t>) {</w:t>
+            </w:r>
+          </w:p>
+          <w:p>
+            <w:pPr>
+              <w:shd w:val="clear" w:color="auto" w:fill="FFFFFF"/>
+              <w:spacing w:line="270" w:lineRule="atLeast"/>
+              <w:ind w:firstLine="0"/>
+              <w:rPr>
+                <w:rFonts w:ascii="Menlo" w:hAnsi="Menlo" w:cs="Menlo"/>
+                <w:color w:val="3B3B3B"/>
+                <w:sz w:val="18"/>
+                <w:szCs w:val="18"/>
+              </w:rPr>
+            </w:pPr>
+            <w:r>
+              <w:rPr>
+                <w:rFonts w:ascii="Menlo" w:hAnsi="Menlo" w:cs="Menlo"/>
+                <w:color w:val="3B3B3B"/>
+                <w:sz w:val="18"/>
+                <w:szCs w:val="18"/>
+              </w:rPr>
+              <w:t xml:space="preserve">    </w:t>
+            </w:r>
+            <w:r>
+              <w:rPr>
+                <w:rFonts w:ascii="Menlo" w:hAnsi="Menlo" w:cs="Menlo"/>
+                <w:color w:val="0000FF"/>
+                <w:sz w:val="18"/>
+                <w:szCs w:val="18"/>
+              </w:rPr>
+              <w:t>bool</w:t>
+            </w:r>
+            <w:r>
+              <w:rPr>
+                <w:rFonts w:ascii="Menlo" w:hAnsi="Menlo" w:cs="Menlo"/>
+                <w:color w:val="3B3B3B"/>
+                <w:sz w:val="18"/>
+                <w:szCs w:val="18"/>
+              </w:rPr>
+              <w:t xml:space="preserve"> </w:t>
+            </w:r>
+            <w:r>
+              <w:rPr>
+                <w:rFonts w:ascii="Menlo" w:hAnsi="Menlo" w:cs="Menlo"/>
+                <w:color w:val="001080"/>
+                <w:sz w:val="18"/>
+                <w:szCs w:val="18"/>
+              </w:rPr>
+              <w:t>left</w:t>
+            </w:r>
+            <w:r>
+              <w:rPr>
+                <w:rFonts w:ascii="Menlo" w:hAnsi="Menlo" w:cs="Menlo"/>
+                <w:color w:val="3B3B3B"/>
+                <w:sz w:val="18"/>
+                <w:szCs w:val="18"/>
+              </w:rPr>
+              <w:t xml:space="preserve"> </w:t>
+            </w:r>
+            <w:r>
+              <w:rPr>
+                <w:rFonts w:ascii="Menlo" w:hAnsi="Menlo" w:cs="Menlo"/>
+                <w:color w:val="000000"/>
+                <w:sz w:val="18"/>
+                <w:szCs w:val="18"/>
+              </w:rPr>
+              <w:t>=</w:t>
+            </w:r>
+            <w:r>
+              <w:rPr>
+                <w:rFonts w:ascii="Menlo" w:hAnsi="Menlo" w:cs="Menlo"/>
+                <w:color w:val="3B3B3B"/>
+                <w:sz w:val="18"/>
+                <w:szCs w:val="18"/>
+              </w:rPr>
+              <w:t xml:space="preserve"> </w:t>
+            </w:r>
+            <w:r>
+              <w:rPr>
+                <w:rFonts w:ascii="Menlo" w:hAnsi="Menlo" w:cs="Menlo"/>
+                <w:color w:val="001080"/>
+                <w:sz w:val="18"/>
+                <w:szCs w:val="18"/>
+              </w:rPr>
+              <w:t>button</w:t>
+            </w:r>
+            <w:r>
+              <w:rPr>
+                <w:rFonts w:ascii="Menlo" w:hAnsi="Menlo" w:cs="Menlo"/>
+                <w:color w:val="3B3B3B"/>
+                <w:sz w:val="18"/>
+                <w:szCs w:val="18"/>
+              </w:rPr>
+              <w:t xml:space="preserve"> </w:t>
+            </w:r>
+            <w:r>
+              <w:rPr>
+                <w:rFonts w:ascii="Menlo" w:hAnsi="Menlo" w:cs="Menlo"/>
+                <w:color w:val="000000"/>
+                <w:sz w:val="18"/>
+                <w:szCs w:val="18"/>
+              </w:rPr>
+              <w:t>==</w:t>
+            </w:r>
+            <w:r>
+              <w:rPr>
+                <w:rFonts w:ascii="Menlo" w:hAnsi="Menlo" w:cs="Menlo"/>
+                <w:color w:val="3B3B3B"/>
+                <w:sz w:val="18"/>
+                <w:szCs w:val="18"/>
+              </w:rPr>
+              <w:t xml:space="preserve"> LEFT_BUTTON;</w:t>
+            </w:r>
+          </w:p>
+          <w:p>
+            <w:pPr>
+              <w:shd w:val="clear" w:color="auto" w:fill="FFFFFF"/>
+              <w:spacing w:line="270" w:lineRule="atLeast"/>
+              <w:ind w:firstLine="0"/>
+              <w:rPr>
+                <w:rFonts w:ascii="Menlo" w:hAnsi="Menlo" w:cs="Menlo"/>
+                <w:color w:val="3B3B3B"/>
+                <w:sz w:val="18"/>
+                <w:szCs w:val="18"/>
+              </w:rPr>
+            </w:pPr>
+            <w:r>
+              <w:rPr>
+                <w:rFonts w:ascii="Menlo" w:hAnsi="Menlo" w:cs="Menlo"/>
+                <w:color w:val="3B3B3B"/>
+                <w:sz w:val="18"/>
+                <w:szCs w:val="18"/>
+              </w:rPr>
+              <w:t xml:space="preserve">    </w:t>
+            </w:r>
+            <w:r>
+              <w:rPr>
+                <w:rFonts w:ascii="Menlo" w:hAnsi="Menlo" w:cs="Menlo"/>
+                <w:color w:val="0000FF"/>
+                <w:sz w:val="18"/>
+                <w:szCs w:val="18"/>
+              </w:rPr>
+              <w:t>bool</w:t>
+            </w:r>
+            <w:r>
+              <w:rPr>
+                <w:rFonts w:ascii="Menlo" w:hAnsi="Menlo" w:cs="Menlo"/>
+                <w:color w:val="3B3B3B"/>
+                <w:sz w:val="18"/>
+                <w:szCs w:val="18"/>
+              </w:rPr>
+              <w:t xml:space="preserve"> </w:t>
+            </w:r>
+            <w:r>
+              <w:rPr>
+                <w:rFonts w:ascii="Menlo" w:hAnsi="Menlo" w:cs="Menlo"/>
+                <w:color w:val="001080"/>
+                <w:sz w:val="18"/>
+                <w:szCs w:val="18"/>
+              </w:rPr>
+              <w:t>right</w:t>
+            </w:r>
+            <w:r>
+              <w:rPr>
+                <w:rFonts w:ascii="Menlo" w:hAnsi="Menlo" w:cs="Menlo"/>
+                <w:color w:val="3B3B3B"/>
+                <w:sz w:val="18"/>
+                <w:szCs w:val="18"/>
+              </w:rPr>
+              <w:t xml:space="preserve"> </w:t>
+            </w:r>
+            <w:r>
+              <w:rPr>
+                <w:rFonts w:ascii="Menlo" w:hAnsi="Menlo" w:cs="Menlo"/>
+                <w:color w:val="000000"/>
+                <w:sz w:val="18"/>
+                <w:szCs w:val="18"/>
+              </w:rPr>
+              <w:t>=</w:t>
+            </w:r>
+            <w:r>
+              <w:rPr>
+                <w:rFonts w:ascii="Menlo" w:hAnsi="Menlo" w:cs="Menlo"/>
+                <w:color w:val="3B3B3B"/>
+                <w:sz w:val="18"/>
+                <w:szCs w:val="18"/>
+              </w:rPr>
+              <w:t xml:space="preserve"> </w:t>
+            </w:r>
+            <w:r>
+              <w:rPr>
+                <w:rFonts w:ascii="Menlo" w:hAnsi="Menlo" w:cs="Menlo"/>
+                <w:color w:val="001080"/>
+                <w:sz w:val="18"/>
+                <w:szCs w:val="18"/>
+              </w:rPr>
+              <w:t>button</w:t>
+            </w:r>
+            <w:r>
+              <w:rPr>
+                <w:rFonts w:ascii="Menlo" w:hAnsi="Menlo" w:cs="Menlo"/>
+                <w:color w:val="3B3B3B"/>
+                <w:sz w:val="18"/>
+                <w:szCs w:val="18"/>
+              </w:rPr>
+              <w:t xml:space="preserve"> </w:t>
+            </w:r>
+            <w:r>
+              <w:rPr>
+                <w:rFonts w:ascii="Menlo" w:hAnsi="Menlo" w:cs="Menlo"/>
+                <w:color w:val="000000"/>
+                <w:sz w:val="18"/>
+                <w:szCs w:val="18"/>
+              </w:rPr>
+              <w:t>==</w:t>
+            </w:r>
+            <w:r>
+              <w:rPr>
+                <w:rFonts w:ascii="Menlo" w:hAnsi="Menlo" w:cs="Menlo"/>
+                <w:color w:val="3B3B3B"/>
+                <w:sz w:val="18"/>
+                <w:szCs w:val="18"/>
+              </w:rPr>
+              <w:t xml:space="preserve"> RIGHT_BUTTON;</w:t>
+            </w:r>
+          </w:p>
+          <w:p>
+            <w:pPr>
+              <w:shd w:val="clear" w:color="auto" w:fill="FFFFFF"/>
+              <w:spacing w:line="270" w:lineRule="atLeast"/>
+              <w:ind w:firstLine="0"/>
+              <w:rPr>
+                <w:rFonts w:ascii="Menlo" w:hAnsi="Menlo" w:cs="Menlo"/>
+                <w:color w:val="3B3B3B"/>
+                <w:sz w:val="18"/>
+                <w:szCs w:val="18"/>
+                <w:lang w:val="ru-RU"/>
+              </w:rPr>
+            </w:pPr>
+          </w:p>
+          <w:p>
+            <w:pPr>
+              <w:shd w:val="clear" w:color="auto" w:fill="FFFFFF"/>
+              <w:spacing w:line="270" w:lineRule="atLeast"/>
+              <w:ind w:firstLine="0"/>
+              <w:rPr>
+                <w:rFonts w:ascii="Menlo" w:hAnsi="Menlo" w:cs="Menlo"/>
+                <w:color w:val="3B3B3B"/>
+                <w:sz w:val="18"/>
+                <w:szCs w:val="18"/>
+              </w:rPr>
+            </w:pPr>
+            <w:r>
+              <w:rPr>
+                <w:rFonts w:ascii="Menlo" w:hAnsi="Menlo" w:cs="Menlo"/>
+                <w:color w:val="3B3B3B"/>
+                <w:sz w:val="18"/>
+                <w:szCs w:val="18"/>
+              </w:rPr>
+              <w:t xml:space="preserve">    </w:t>
+            </w:r>
+            <w:r>
+              <w:rPr>
+                <w:rFonts w:ascii="Menlo" w:hAnsi="Menlo" w:cs="Menlo"/>
+                <w:color w:val="AF00DB"/>
+                <w:sz w:val="18"/>
+                <w:szCs w:val="18"/>
+              </w:rPr>
+              <w:t>if</w:t>
+            </w:r>
+            <w:r>
+              <w:rPr>
+                <w:rFonts w:ascii="Menlo" w:hAnsi="Menlo" w:cs="Menlo"/>
+                <w:color w:val="3B3B3B"/>
+                <w:sz w:val="18"/>
+                <w:szCs w:val="18"/>
+              </w:rPr>
+              <w:t xml:space="preserve"> (</w:t>
+            </w:r>
+            <w:r>
+              <w:rPr>
+                <w:rFonts w:ascii="Menlo" w:hAnsi="Menlo" w:cs="Menlo"/>
+                <w:color w:val="795E26"/>
+                <w:sz w:val="18"/>
+                <w:szCs w:val="18"/>
+              </w:rPr>
+              <w:t>digitalRead</w:t>
+            </w:r>
+            <w:r>
+              <w:rPr>
+                <w:rFonts w:ascii="Menlo" w:hAnsi="Menlo" w:cs="Menlo"/>
+                <w:color w:val="3B3B3B"/>
+                <w:sz w:val="18"/>
+                <w:szCs w:val="18"/>
+              </w:rPr>
+              <w:t>(</w:t>
+            </w:r>
+            <w:r>
+              <w:rPr>
+                <w:rFonts w:ascii="Menlo" w:hAnsi="Menlo" w:cs="Menlo"/>
+                <w:color w:val="001080"/>
+                <w:sz w:val="18"/>
+                <w:szCs w:val="18"/>
+              </w:rPr>
+              <w:t>button</w:t>
+            </w:r>
+            <w:r>
+              <w:rPr>
+                <w:rFonts w:ascii="Menlo" w:hAnsi="Menlo" w:cs="Menlo"/>
+                <w:color w:val="3B3B3B"/>
+                <w:sz w:val="18"/>
+                <w:szCs w:val="18"/>
+              </w:rPr>
+              <w:t xml:space="preserve">) </w:t>
+            </w:r>
+            <w:r>
+              <w:rPr>
+                <w:rFonts w:ascii="Menlo" w:hAnsi="Menlo" w:cs="Menlo"/>
+                <w:color w:val="000000"/>
+                <w:sz w:val="18"/>
+                <w:szCs w:val="18"/>
+              </w:rPr>
+              <w:t>==</w:t>
+            </w:r>
+            <w:r>
+              <w:rPr>
+                <w:rFonts w:ascii="Menlo" w:hAnsi="Menlo" w:cs="Menlo"/>
+                <w:color w:val="3B3B3B"/>
+                <w:sz w:val="18"/>
+                <w:szCs w:val="18"/>
+              </w:rPr>
+              <w:t xml:space="preserve"> LOW) {</w:t>
+            </w:r>
+          </w:p>
+          <w:p>
+            <w:pPr>
+              <w:shd w:val="clear" w:color="auto" w:fill="FFFFFF"/>
+              <w:spacing w:line="270" w:lineRule="atLeast"/>
+              <w:ind w:firstLine="0"/>
+              <w:rPr>
+                <w:rFonts w:ascii="Menlo" w:hAnsi="Menlo" w:cs="Menlo"/>
+                <w:color w:val="3B3B3B"/>
+                <w:sz w:val="18"/>
+                <w:szCs w:val="18"/>
+              </w:rPr>
+            </w:pPr>
+            <w:r>
+              <w:rPr>
+                <w:rFonts w:ascii="Menlo" w:hAnsi="Menlo" w:cs="Menlo"/>
+                <w:color w:val="3B3B3B"/>
+                <w:sz w:val="18"/>
+                <w:szCs w:val="18"/>
+              </w:rPr>
+              <w:t xml:space="preserve">        </w:t>
+            </w:r>
+            <w:r>
+              <w:rPr>
+                <w:rFonts w:ascii="Menlo" w:hAnsi="Menlo" w:cs="Menlo"/>
+                <w:color w:val="AF00DB"/>
+                <w:sz w:val="18"/>
+                <w:szCs w:val="18"/>
+              </w:rPr>
+              <w:t>if</w:t>
+            </w:r>
+            <w:r>
+              <w:rPr>
+                <w:rFonts w:ascii="Menlo" w:hAnsi="Menlo" w:cs="Menlo"/>
+                <w:color w:val="3B3B3B"/>
+                <w:sz w:val="18"/>
+                <w:szCs w:val="18"/>
+              </w:rPr>
+              <w:t xml:space="preserve"> (</w:t>
+            </w:r>
+            <w:r>
+              <w:rPr>
+                <w:rFonts w:ascii="Menlo" w:hAnsi="Menlo" w:cs="Menlo"/>
+                <w:color w:val="001080"/>
+                <w:sz w:val="18"/>
+                <w:szCs w:val="18"/>
+              </w:rPr>
+              <w:t>left</w:t>
+            </w:r>
+            <w:r>
+              <w:rPr>
+                <w:rFonts w:ascii="Menlo" w:hAnsi="Menlo" w:cs="Menlo"/>
+                <w:color w:val="3B3B3B"/>
+                <w:sz w:val="18"/>
+                <w:szCs w:val="18"/>
+              </w:rPr>
+              <w:t xml:space="preserve"> </w:t>
+            </w:r>
+            <w:r>
+              <w:rPr>
+                <w:rFonts w:ascii="Menlo" w:hAnsi="Menlo" w:cs="Menlo"/>
+                <w:color w:val="000000"/>
+                <w:sz w:val="18"/>
+                <w:szCs w:val="18"/>
+              </w:rPr>
+              <w:t>&amp;&amp;</w:t>
+            </w:r>
+            <w:r>
+              <w:rPr>
+                <w:rFonts w:ascii="Menlo" w:hAnsi="Menlo" w:cs="Menlo"/>
+                <w:color w:val="3B3B3B"/>
+                <w:sz w:val="18"/>
+                <w:szCs w:val="18"/>
+              </w:rPr>
+              <w:t xml:space="preserve"> </w:t>
+            </w:r>
+            <w:r>
+              <w:rPr>
+                <w:rFonts w:ascii="Menlo" w:hAnsi="Menlo" w:cs="Menlo"/>
+                <w:color w:val="000000"/>
+                <w:sz w:val="18"/>
+                <w:szCs w:val="18"/>
+              </w:rPr>
+              <w:t>!</w:t>
+            </w:r>
+            <w:r>
+              <w:rPr>
+                <w:rFonts w:ascii="Menlo" w:hAnsi="Menlo" w:cs="Menlo"/>
+                <w:color w:val="001080"/>
+                <w:sz w:val="18"/>
+                <w:szCs w:val="18"/>
+              </w:rPr>
+              <w:t>left_pressed</w:t>
+            </w:r>
+            <w:r>
+              <w:rPr>
+                <w:rFonts w:ascii="Menlo" w:hAnsi="Menlo" w:cs="Menlo"/>
+                <w:color w:val="3B3B3B"/>
+                <w:sz w:val="18"/>
+                <w:szCs w:val="18"/>
+              </w:rPr>
+              <w:t>) {</w:t>
+            </w:r>
+          </w:p>
+          <w:p>
+            <w:pPr>
+              <w:shd w:val="clear" w:color="auto" w:fill="FFFFFF"/>
+              <w:spacing w:line="270" w:lineRule="atLeast"/>
+              <w:ind w:firstLine="0"/>
+              <w:rPr>
+                <w:rFonts w:ascii="Menlo" w:hAnsi="Menlo" w:cs="Menlo"/>
+                <w:color w:val="3B3B3B"/>
+                <w:sz w:val="18"/>
+                <w:szCs w:val="18"/>
+              </w:rPr>
+            </w:pPr>
+            <w:r>
+              <w:rPr>
+                <w:rFonts w:ascii="Menlo" w:hAnsi="Menlo" w:cs="Menlo"/>
+                <w:color w:val="3B3B3B"/>
+                <w:sz w:val="18"/>
+                <w:szCs w:val="18"/>
+              </w:rPr>
+              <w:t xml:space="preserve">            </w:t>
+            </w:r>
+            <w:r>
+              <w:rPr>
+                <w:rFonts w:ascii="Menlo" w:hAnsi="Menlo" w:cs="Menlo"/>
+                <w:color w:val="001080"/>
+                <w:sz w:val="18"/>
+                <w:szCs w:val="18"/>
+              </w:rPr>
+              <w:t>pressfunc</w:t>
+            </w:r>
+            <w:r>
+              <w:rPr>
+                <w:rFonts w:ascii="Menlo" w:hAnsi="Menlo" w:cs="Menlo"/>
+                <w:color w:val="3B3B3B"/>
+                <w:sz w:val="18"/>
+                <w:szCs w:val="18"/>
+              </w:rPr>
+              <w:t>();</w:t>
+            </w:r>
+          </w:p>
+          <w:p>
+            <w:pPr>
+              <w:shd w:val="clear" w:color="auto" w:fill="FFFFFF"/>
+              <w:spacing w:line="270" w:lineRule="atLeast"/>
+              <w:ind w:firstLine="0"/>
+              <w:rPr>
+                <w:rFonts w:ascii="Menlo" w:hAnsi="Menlo" w:cs="Menlo"/>
+                <w:color w:val="3B3B3B"/>
+                <w:sz w:val="18"/>
+                <w:szCs w:val="18"/>
+              </w:rPr>
+            </w:pPr>
+            <w:r>
+              <w:rPr>
+                <w:rFonts w:ascii="Menlo" w:hAnsi="Menlo" w:cs="Menlo"/>
+                <w:color w:val="3B3B3B"/>
+                <w:sz w:val="18"/>
+                <w:szCs w:val="18"/>
+              </w:rPr>
+              <w:lastRenderedPageBreak/>
+              <w:t xml:space="preserve">            </w:t>
+            </w:r>
+            <w:r>
+              <w:rPr>
+                <w:rFonts w:ascii="Menlo" w:hAnsi="Menlo" w:cs="Menlo"/>
+                <w:color w:val="001080"/>
+                <w:sz w:val="18"/>
+                <w:szCs w:val="18"/>
+              </w:rPr>
+              <w:t>left_pressed</w:t>
+            </w:r>
+            <w:r>
+              <w:rPr>
+                <w:rFonts w:ascii="Menlo" w:hAnsi="Menlo" w:cs="Menlo"/>
+                <w:color w:val="3B3B3B"/>
+                <w:sz w:val="18"/>
+                <w:szCs w:val="18"/>
+              </w:rPr>
+              <w:t xml:space="preserve"> </w:t>
+            </w:r>
+            <w:r>
+              <w:rPr>
+                <w:rFonts w:ascii="Menlo" w:hAnsi="Menlo" w:cs="Menlo"/>
+                <w:color w:val="000000"/>
+                <w:sz w:val="18"/>
+                <w:szCs w:val="18"/>
+              </w:rPr>
+              <w:t>=</w:t>
+            </w:r>
+            <w:r>
+              <w:rPr>
+                <w:rFonts w:ascii="Menlo" w:hAnsi="Menlo" w:cs="Menlo"/>
+                <w:color w:val="3B3B3B"/>
+                <w:sz w:val="18"/>
+                <w:szCs w:val="18"/>
+              </w:rPr>
+              <w:t xml:space="preserve"> </w:t>
+            </w:r>
+            <w:r>
+              <w:rPr>
+                <w:rFonts w:ascii="Menlo" w:hAnsi="Menlo" w:cs="Menlo"/>
+                <w:color w:val="0000FF"/>
+                <w:sz w:val="18"/>
+                <w:szCs w:val="18"/>
+              </w:rPr>
+              <w:t>true</w:t>
+            </w:r>
+            <w:r>
+              <w:rPr>
+                <w:rFonts w:ascii="Menlo" w:hAnsi="Menlo" w:cs="Menlo"/>
+                <w:color w:val="3B3B3B"/>
+                <w:sz w:val="18"/>
+                <w:szCs w:val="18"/>
+              </w:rPr>
+              <w:t>;</w:t>
+            </w:r>
+          </w:p>
+          <w:p>
+            <w:pPr>
+              <w:shd w:val="clear" w:color="auto" w:fill="FFFFFF"/>
+              <w:spacing w:line="270" w:lineRule="atLeast"/>
+              <w:ind w:firstLine="0"/>
+              <w:rPr>
+                <w:rFonts w:ascii="Menlo" w:hAnsi="Menlo" w:cs="Menlo"/>
+                <w:color w:val="3B3B3B"/>
+                <w:sz w:val="18"/>
+                <w:szCs w:val="18"/>
+              </w:rPr>
+            </w:pPr>
+            <w:r>
+              <w:rPr>
+                <w:rFonts w:ascii="Menlo" w:hAnsi="Menlo" w:cs="Menlo"/>
+                <w:color w:val="3B3B3B"/>
+                <w:sz w:val="18"/>
+                <w:szCs w:val="18"/>
+              </w:rPr>
+              <w:t xml:space="preserve">        }</w:t>
+            </w:r>
+          </w:p>
+          <w:p>
+            <w:pPr>
+              <w:shd w:val="clear" w:color="auto" w:fill="FFFFFF"/>
+              <w:spacing w:line="270" w:lineRule="atLeast"/>
+              <w:ind w:firstLine="0"/>
+              <w:rPr>
+                <w:rFonts w:ascii="Menlo" w:hAnsi="Menlo" w:cs="Menlo"/>
+                <w:color w:val="3B3B3B"/>
+                <w:sz w:val="18"/>
+                <w:szCs w:val="18"/>
+              </w:rPr>
+            </w:pPr>
+            <w:r>
+              <w:rPr>
+                <w:rFonts w:ascii="Menlo" w:hAnsi="Menlo" w:cs="Menlo"/>
+                <w:color w:val="3B3B3B"/>
+                <w:sz w:val="18"/>
+                <w:szCs w:val="18"/>
+              </w:rPr>
+              <w:t xml:space="preserve">        </w:t>
+            </w:r>
+            <w:r>
+              <w:rPr>
+                <w:rFonts w:ascii="Menlo" w:hAnsi="Menlo" w:cs="Menlo"/>
+                <w:color w:val="AF00DB"/>
+                <w:sz w:val="18"/>
+                <w:szCs w:val="18"/>
+              </w:rPr>
+              <w:t>if</w:t>
+            </w:r>
+            <w:r>
+              <w:rPr>
+                <w:rFonts w:ascii="Menlo" w:hAnsi="Menlo" w:cs="Menlo"/>
+                <w:color w:val="3B3B3B"/>
+                <w:sz w:val="18"/>
+                <w:szCs w:val="18"/>
+              </w:rPr>
+              <w:t xml:space="preserve"> (</w:t>
+            </w:r>
+            <w:r>
+              <w:rPr>
+                <w:rFonts w:ascii="Menlo" w:hAnsi="Menlo" w:cs="Menlo"/>
+                <w:color w:val="001080"/>
+                <w:sz w:val="18"/>
+                <w:szCs w:val="18"/>
+              </w:rPr>
+              <w:t>right</w:t>
+            </w:r>
+            <w:r>
+              <w:rPr>
+                <w:rFonts w:ascii="Menlo" w:hAnsi="Menlo" w:cs="Menlo"/>
+                <w:color w:val="3B3B3B"/>
+                <w:sz w:val="18"/>
+                <w:szCs w:val="18"/>
+              </w:rPr>
+              <w:t xml:space="preserve"> </w:t>
+            </w:r>
+            <w:r>
+              <w:rPr>
+                <w:rFonts w:ascii="Menlo" w:hAnsi="Menlo" w:cs="Menlo"/>
+                <w:color w:val="000000"/>
+                <w:sz w:val="18"/>
+                <w:szCs w:val="18"/>
+              </w:rPr>
+              <w:t>&amp;&amp;</w:t>
+            </w:r>
+            <w:r>
+              <w:rPr>
+                <w:rFonts w:ascii="Menlo" w:hAnsi="Menlo" w:cs="Menlo"/>
+                <w:color w:val="3B3B3B"/>
+                <w:sz w:val="18"/>
+                <w:szCs w:val="18"/>
+              </w:rPr>
+              <w:t xml:space="preserve"> </w:t>
+            </w:r>
+            <w:r>
+              <w:rPr>
+                <w:rFonts w:ascii="Menlo" w:hAnsi="Menlo" w:cs="Menlo"/>
+                <w:color w:val="000000"/>
+                <w:sz w:val="18"/>
+                <w:szCs w:val="18"/>
+              </w:rPr>
+              <w:t>!</w:t>
+            </w:r>
+            <w:r>
+              <w:rPr>
+                <w:rFonts w:ascii="Menlo" w:hAnsi="Menlo" w:cs="Menlo"/>
+                <w:color w:val="001080"/>
+                <w:sz w:val="18"/>
+                <w:szCs w:val="18"/>
+              </w:rPr>
+              <w:t>right_pressed</w:t>
+            </w:r>
+            <w:r>
+              <w:rPr>
+                <w:rFonts w:ascii="Menlo" w:hAnsi="Menlo" w:cs="Menlo"/>
+                <w:color w:val="3B3B3B"/>
+                <w:sz w:val="18"/>
+                <w:szCs w:val="18"/>
+              </w:rPr>
+              <w:t>) {</w:t>
+            </w:r>
+          </w:p>
+          <w:p>
+            <w:pPr>
+              <w:shd w:val="clear" w:color="auto" w:fill="FFFFFF"/>
+              <w:spacing w:line="270" w:lineRule="atLeast"/>
+              <w:ind w:firstLine="0"/>
+              <w:rPr>
+                <w:rFonts w:ascii="Menlo" w:hAnsi="Menlo" w:cs="Menlo"/>
+                <w:color w:val="3B3B3B"/>
+                <w:sz w:val="18"/>
+                <w:szCs w:val="18"/>
+              </w:rPr>
+            </w:pPr>
+            <w:r>
+              <w:rPr>
+                <w:rFonts w:ascii="Menlo" w:hAnsi="Menlo" w:cs="Menlo"/>
+                <w:color w:val="3B3B3B"/>
+                <w:sz w:val="18"/>
+                <w:szCs w:val="18"/>
+              </w:rPr>
+              <w:t xml:space="preserve">            </w:t>
+            </w:r>
+            <w:r>
+              <w:rPr>
+                <w:rFonts w:ascii="Menlo" w:hAnsi="Menlo" w:cs="Menlo"/>
+                <w:color w:val="001080"/>
+                <w:sz w:val="18"/>
+                <w:szCs w:val="18"/>
+              </w:rPr>
+              <w:t>pressfunc</w:t>
+            </w:r>
+            <w:r>
+              <w:rPr>
+                <w:rFonts w:ascii="Menlo" w:hAnsi="Menlo" w:cs="Menlo"/>
+                <w:color w:val="3B3B3B"/>
+                <w:sz w:val="18"/>
+                <w:szCs w:val="18"/>
+              </w:rPr>
+              <w:t>();</w:t>
+            </w:r>
+          </w:p>
+          <w:p>
+            <w:pPr>
+              <w:shd w:val="clear" w:color="auto" w:fill="FFFFFF"/>
+              <w:spacing w:line="270" w:lineRule="atLeast"/>
+              <w:ind w:firstLine="0"/>
+              <w:rPr>
+                <w:rFonts w:ascii="Menlo" w:hAnsi="Menlo" w:cs="Menlo"/>
+                <w:color w:val="3B3B3B"/>
+                <w:sz w:val="18"/>
+                <w:szCs w:val="18"/>
+              </w:rPr>
+            </w:pPr>
+            <w:r>
+              <w:rPr>
+                <w:rFonts w:ascii="Menlo" w:hAnsi="Menlo" w:cs="Menlo"/>
+                <w:color w:val="3B3B3B"/>
+                <w:sz w:val="18"/>
+                <w:szCs w:val="18"/>
+              </w:rPr>
+              <w:t xml:space="preserve">            </w:t>
+            </w:r>
+            <w:r>
+              <w:rPr>
+                <w:rFonts w:ascii="Menlo" w:hAnsi="Menlo" w:cs="Menlo"/>
+                <w:color w:val="001080"/>
+                <w:sz w:val="18"/>
+                <w:szCs w:val="18"/>
+              </w:rPr>
+              <w:t>right_pressed</w:t>
+            </w:r>
+            <w:r>
+              <w:rPr>
+                <w:rFonts w:ascii="Menlo" w:hAnsi="Menlo" w:cs="Menlo"/>
+                <w:color w:val="3B3B3B"/>
+                <w:sz w:val="18"/>
+                <w:szCs w:val="18"/>
+              </w:rPr>
+              <w:t xml:space="preserve"> </w:t>
+            </w:r>
+            <w:r>
+              <w:rPr>
+                <w:rFonts w:ascii="Menlo" w:hAnsi="Menlo" w:cs="Menlo"/>
+                <w:color w:val="000000"/>
+                <w:sz w:val="18"/>
+                <w:szCs w:val="18"/>
+              </w:rPr>
+              <w:t>=</w:t>
+            </w:r>
+            <w:r>
+              <w:rPr>
+                <w:rFonts w:ascii="Menlo" w:hAnsi="Menlo" w:cs="Menlo"/>
+                <w:color w:val="3B3B3B"/>
+                <w:sz w:val="18"/>
+                <w:szCs w:val="18"/>
+              </w:rPr>
+              <w:t xml:space="preserve"> </w:t>
+            </w:r>
+            <w:r>
+              <w:rPr>
+                <w:rFonts w:ascii="Menlo" w:hAnsi="Menlo" w:cs="Menlo"/>
+                <w:color w:val="0000FF"/>
+                <w:sz w:val="18"/>
+                <w:szCs w:val="18"/>
+              </w:rPr>
+              <w:t>true</w:t>
+            </w:r>
+            <w:r>
+              <w:rPr>
+                <w:rFonts w:ascii="Menlo" w:hAnsi="Menlo" w:cs="Menlo"/>
+                <w:color w:val="3B3B3B"/>
+                <w:sz w:val="18"/>
+                <w:szCs w:val="18"/>
+              </w:rPr>
+              <w:t>;</w:t>
+            </w:r>
+          </w:p>
+          <w:p>
+            <w:pPr>
+              <w:shd w:val="clear" w:color="auto" w:fill="FFFFFF"/>
+              <w:spacing w:line="270" w:lineRule="atLeast"/>
+              <w:ind w:firstLine="0"/>
+              <w:rPr>
+                <w:rFonts w:ascii="Menlo" w:hAnsi="Menlo" w:cs="Menlo"/>
+                <w:color w:val="3B3B3B"/>
+                <w:sz w:val="18"/>
+                <w:szCs w:val="18"/>
+              </w:rPr>
+            </w:pPr>
+            <w:r>
+              <w:rPr>
+                <w:rFonts w:ascii="Menlo" w:hAnsi="Menlo" w:cs="Menlo"/>
+                <w:color w:val="3B3B3B"/>
+                <w:sz w:val="18"/>
+                <w:szCs w:val="18"/>
+              </w:rPr>
+              <w:t xml:space="preserve">        }</w:t>
+            </w:r>
+          </w:p>
+          <w:p>
+            <w:pPr>
+              <w:shd w:val="clear" w:color="auto" w:fill="FFFFFF"/>
+              <w:spacing w:line="270" w:lineRule="atLeast"/>
+              <w:ind w:firstLine="0"/>
+              <w:rPr>
+                <w:rFonts w:ascii="Menlo" w:hAnsi="Menlo" w:cs="Menlo"/>
+                <w:color w:val="3B3B3B"/>
+                <w:sz w:val="18"/>
+                <w:szCs w:val="18"/>
+              </w:rPr>
+            </w:pPr>
+            <w:r>
+              <w:rPr>
+                <w:rFonts w:ascii="Menlo" w:hAnsi="Menlo" w:cs="Menlo"/>
+                <w:color w:val="3B3B3B"/>
+                <w:sz w:val="18"/>
+                <w:szCs w:val="18"/>
+              </w:rPr>
+              <w:t xml:space="preserve">        </w:t>
+            </w:r>
+            <w:r>
+              <w:rPr>
+                <w:rFonts w:ascii="Menlo" w:hAnsi="Menlo" w:cs="Menlo"/>
+                <w:color w:val="001080"/>
+                <w:sz w:val="18"/>
+                <w:szCs w:val="18"/>
+              </w:rPr>
+              <w:t>released</w:t>
+            </w:r>
+            <w:r>
+              <w:rPr>
+                <w:rFonts w:ascii="Menlo" w:hAnsi="Menlo" w:cs="Menlo"/>
+                <w:color w:val="3B3B3B"/>
+                <w:sz w:val="18"/>
+                <w:szCs w:val="18"/>
+              </w:rPr>
+              <w:t xml:space="preserve"> </w:t>
+            </w:r>
+            <w:r>
+              <w:rPr>
+                <w:rFonts w:ascii="Menlo" w:hAnsi="Menlo" w:cs="Menlo"/>
+                <w:color w:val="000000"/>
+                <w:sz w:val="18"/>
+                <w:szCs w:val="18"/>
+              </w:rPr>
+              <w:t>=</w:t>
+            </w:r>
+            <w:r>
+              <w:rPr>
+                <w:rFonts w:ascii="Menlo" w:hAnsi="Menlo" w:cs="Menlo"/>
+                <w:color w:val="3B3B3B"/>
+                <w:sz w:val="18"/>
+                <w:szCs w:val="18"/>
+              </w:rPr>
+              <w:t xml:space="preserve"> </w:t>
+            </w:r>
+            <w:r>
+              <w:rPr>
+                <w:rFonts w:ascii="Menlo" w:hAnsi="Menlo" w:cs="Menlo"/>
+                <w:color w:val="0000FF"/>
+                <w:sz w:val="18"/>
+                <w:szCs w:val="18"/>
+              </w:rPr>
+              <w:t>false</w:t>
+            </w:r>
+            <w:r>
+              <w:rPr>
+                <w:rFonts w:ascii="Menlo" w:hAnsi="Menlo" w:cs="Menlo"/>
+                <w:color w:val="3B3B3B"/>
+                <w:sz w:val="18"/>
+                <w:szCs w:val="18"/>
+              </w:rPr>
+              <w:t>;</w:t>
+            </w:r>
+          </w:p>
+          <w:p>
+            <w:pPr>
+              <w:shd w:val="clear" w:color="auto" w:fill="FFFFFF"/>
+              <w:spacing w:line="270" w:lineRule="atLeast"/>
+              <w:ind w:firstLine="0"/>
+              <w:rPr>
+                <w:rFonts w:ascii="Menlo" w:hAnsi="Menlo" w:cs="Menlo"/>
+                <w:color w:val="3B3B3B"/>
+                <w:sz w:val="18"/>
+                <w:szCs w:val="18"/>
+              </w:rPr>
+            </w:pPr>
+            <w:r>
+              <w:rPr>
+                <w:rFonts w:ascii="Menlo" w:hAnsi="Menlo" w:cs="Menlo"/>
+                <w:color w:val="3B3B3B"/>
+                <w:sz w:val="18"/>
+                <w:szCs w:val="18"/>
+              </w:rPr>
+              <w:t xml:space="preserve">    } </w:t>
+            </w:r>
+            <w:r>
+              <w:rPr>
+                <w:rFonts w:ascii="Menlo" w:hAnsi="Menlo" w:cs="Menlo"/>
+                <w:color w:val="AF00DB"/>
+                <w:sz w:val="18"/>
+                <w:szCs w:val="18"/>
+              </w:rPr>
+              <w:t>else</w:t>
+            </w:r>
+            <w:r>
+              <w:rPr>
+                <w:rFonts w:ascii="Menlo" w:hAnsi="Menlo" w:cs="Menlo"/>
+                <w:color w:val="3B3B3B"/>
+                <w:sz w:val="18"/>
+                <w:szCs w:val="18"/>
+              </w:rPr>
+              <w:t xml:space="preserve"> {</w:t>
+            </w:r>
+          </w:p>
+          <w:p>
+            <w:pPr>
+              <w:shd w:val="clear" w:color="auto" w:fill="FFFFFF"/>
+              <w:spacing w:line="270" w:lineRule="atLeast"/>
+              <w:ind w:firstLine="0"/>
+              <w:rPr>
+                <w:rFonts w:ascii="Menlo" w:hAnsi="Menlo" w:cs="Menlo"/>
+                <w:color w:val="3B3B3B"/>
+                <w:sz w:val="18"/>
+                <w:szCs w:val="18"/>
+              </w:rPr>
+            </w:pPr>
+            <w:r>
+              <w:rPr>
+                <w:rFonts w:ascii="Menlo" w:hAnsi="Menlo" w:cs="Menlo"/>
+                <w:color w:val="3B3B3B"/>
+                <w:sz w:val="18"/>
+                <w:szCs w:val="18"/>
+              </w:rPr>
+              <w:t xml:space="preserve">        </w:t>
+            </w:r>
+            <w:r>
+              <w:rPr>
+                <w:rFonts w:ascii="Menlo" w:hAnsi="Menlo" w:cs="Menlo"/>
+                <w:color w:val="AF00DB"/>
+                <w:sz w:val="18"/>
+                <w:szCs w:val="18"/>
+              </w:rPr>
+              <w:t>if</w:t>
+            </w:r>
+            <w:r>
+              <w:rPr>
+                <w:rFonts w:ascii="Menlo" w:hAnsi="Menlo" w:cs="Menlo"/>
+                <w:color w:val="3B3B3B"/>
+                <w:sz w:val="18"/>
+                <w:szCs w:val="18"/>
+              </w:rPr>
+              <w:t xml:space="preserve"> (</w:t>
+            </w:r>
+            <w:r>
+              <w:rPr>
+                <w:rFonts w:ascii="Menlo" w:hAnsi="Menlo" w:cs="Menlo"/>
+                <w:color w:val="000000"/>
+                <w:sz w:val="18"/>
+                <w:szCs w:val="18"/>
+              </w:rPr>
+              <w:t>!</w:t>
+            </w:r>
+            <w:r>
+              <w:rPr>
+                <w:rFonts w:ascii="Menlo" w:hAnsi="Menlo" w:cs="Menlo"/>
+                <w:color w:val="001080"/>
+                <w:sz w:val="18"/>
+                <w:szCs w:val="18"/>
+              </w:rPr>
+              <w:t>released</w:t>
+            </w:r>
+            <w:r>
+              <w:rPr>
+                <w:rFonts w:ascii="Menlo" w:hAnsi="Menlo" w:cs="Menlo"/>
+                <w:color w:val="3B3B3B"/>
+                <w:sz w:val="18"/>
+                <w:szCs w:val="18"/>
+              </w:rPr>
+              <w:t>) {</w:t>
+            </w:r>
+          </w:p>
+          <w:p>
+            <w:pPr>
+              <w:shd w:val="clear" w:color="auto" w:fill="FFFFFF"/>
+              <w:spacing w:line="270" w:lineRule="atLeast"/>
+              <w:ind w:firstLine="0"/>
+              <w:rPr>
+                <w:rFonts w:ascii="Menlo" w:hAnsi="Menlo" w:cs="Menlo"/>
+                <w:color w:val="3B3B3B"/>
+                <w:sz w:val="18"/>
+                <w:szCs w:val="18"/>
+              </w:rPr>
+            </w:pPr>
+            <w:r>
+              <w:rPr>
+                <w:rFonts w:ascii="Menlo" w:hAnsi="Menlo" w:cs="Menlo"/>
+                <w:color w:val="3B3B3B"/>
+                <w:sz w:val="18"/>
+                <w:szCs w:val="18"/>
+              </w:rPr>
+              <w:t xml:space="preserve">            </w:t>
+            </w:r>
+            <w:r>
+              <w:rPr>
+                <w:rFonts w:ascii="Menlo" w:hAnsi="Menlo" w:cs="Menlo"/>
+                <w:color w:val="001080"/>
+                <w:sz w:val="18"/>
+                <w:szCs w:val="18"/>
+              </w:rPr>
+              <w:t>Keyboard</w:t>
+            </w:r>
+            <w:r>
+              <w:rPr>
+                <w:rFonts w:ascii="Menlo" w:hAnsi="Menlo" w:cs="Menlo"/>
+                <w:color w:val="3B3B3B"/>
+                <w:sz w:val="18"/>
+                <w:szCs w:val="18"/>
+              </w:rPr>
+              <w:t>.</w:t>
+            </w:r>
+            <w:r>
+              <w:rPr>
+                <w:rFonts w:ascii="Menlo" w:hAnsi="Menlo" w:cs="Menlo"/>
+                <w:color w:val="795E26"/>
+                <w:sz w:val="18"/>
+                <w:szCs w:val="18"/>
+              </w:rPr>
+              <w:t>releaseAll</w:t>
+            </w:r>
+            <w:r>
+              <w:rPr>
+                <w:rFonts w:ascii="Menlo" w:hAnsi="Menlo" w:cs="Menlo"/>
+                <w:color w:val="3B3B3B"/>
+                <w:sz w:val="18"/>
+                <w:szCs w:val="18"/>
+              </w:rPr>
+              <w:t>();</w:t>
+            </w:r>
+          </w:p>
+          <w:p>
+            <w:pPr>
+              <w:shd w:val="clear" w:color="auto" w:fill="FFFFFF"/>
+              <w:spacing w:line="270" w:lineRule="atLeast"/>
+              <w:ind w:firstLine="0"/>
+              <w:rPr>
+                <w:rFonts w:ascii="Menlo" w:hAnsi="Menlo" w:cs="Menlo"/>
+                <w:color w:val="3B3B3B"/>
+                <w:sz w:val="18"/>
+                <w:szCs w:val="18"/>
+              </w:rPr>
+            </w:pPr>
+            <w:r>
+              <w:rPr>
+                <w:rFonts w:ascii="Menlo" w:hAnsi="Menlo" w:cs="Menlo"/>
+                <w:color w:val="3B3B3B"/>
+                <w:sz w:val="18"/>
+                <w:szCs w:val="18"/>
+              </w:rPr>
+              <w:t xml:space="preserve">            </w:t>
+            </w:r>
+            <w:r>
+              <w:rPr>
+                <w:rFonts w:ascii="Menlo" w:hAnsi="Menlo" w:cs="Menlo"/>
+                <w:color w:val="001080"/>
+                <w:sz w:val="18"/>
+                <w:szCs w:val="18"/>
+              </w:rPr>
+              <w:t>released</w:t>
+            </w:r>
+            <w:r>
+              <w:rPr>
+                <w:rFonts w:ascii="Menlo" w:hAnsi="Menlo" w:cs="Menlo"/>
+                <w:color w:val="3B3B3B"/>
+                <w:sz w:val="18"/>
+                <w:szCs w:val="18"/>
+              </w:rPr>
+              <w:t xml:space="preserve"> </w:t>
+            </w:r>
+            <w:r>
+              <w:rPr>
+                <w:rFonts w:ascii="Menlo" w:hAnsi="Menlo" w:cs="Menlo"/>
+                <w:color w:val="000000"/>
+                <w:sz w:val="18"/>
+                <w:szCs w:val="18"/>
+              </w:rPr>
+              <w:t>=</w:t>
+            </w:r>
+            <w:r>
+              <w:rPr>
+                <w:rFonts w:ascii="Menlo" w:hAnsi="Menlo" w:cs="Menlo"/>
+                <w:color w:val="3B3B3B"/>
+                <w:sz w:val="18"/>
+                <w:szCs w:val="18"/>
+              </w:rPr>
+              <w:t xml:space="preserve"> </w:t>
+            </w:r>
+            <w:r>
+              <w:rPr>
+                <w:rFonts w:ascii="Menlo" w:hAnsi="Menlo" w:cs="Menlo"/>
+                <w:color w:val="0000FF"/>
+                <w:sz w:val="18"/>
+                <w:szCs w:val="18"/>
+              </w:rPr>
+              <w:t>true</w:t>
+            </w:r>
+            <w:r>
+              <w:rPr>
+                <w:rFonts w:ascii="Menlo" w:hAnsi="Menlo" w:cs="Menlo"/>
+                <w:color w:val="3B3B3B"/>
+                <w:sz w:val="18"/>
+                <w:szCs w:val="18"/>
+              </w:rPr>
+              <w:t>;</w:t>
+            </w:r>
+          </w:p>
+          <w:p>
+            <w:pPr>
+              <w:shd w:val="clear" w:color="auto" w:fill="FFFFFF"/>
+              <w:spacing w:line="270" w:lineRule="atLeast"/>
+              <w:ind w:firstLine="0"/>
+              <w:rPr>
+                <w:rFonts w:ascii="Menlo" w:hAnsi="Menlo" w:cs="Menlo"/>
+                <w:color w:val="3B3B3B"/>
+                <w:sz w:val="18"/>
+                <w:szCs w:val="18"/>
+              </w:rPr>
+            </w:pPr>
+            <w:r>
+              <w:rPr>
+                <w:rFonts w:ascii="Menlo" w:hAnsi="Menlo" w:cs="Menlo"/>
+                <w:color w:val="3B3B3B"/>
+                <w:sz w:val="18"/>
+                <w:szCs w:val="18"/>
+              </w:rPr>
+              <w:t xml:space="preserve">        }</w:t>
+            </w:r>
+          </w:p>
+          <w:p>
+            <w:pPr>
+              <w:shd w:val="clear" w:color="auto" w:fill="FFFFFF"/>
+              <w:spacing w:line="270" w:lineRule="atLeast"/>
+              <w:ind w:firstLine="0"/>
+              <w:rPr>
+                <w:rFonts w:ascii="Menlo" w:hAnsi="Menlo" w:cs="Menlo"/>
+                <w:color w:val="3B3B3B"/>
+                <w:sz w:val="18"/>
+                <w:szCs w:val="18"/>
+              </w:rPr>
+            </w:pPr>
+            <w:r>
+              <w:rPr>
+                <w:rFonts w:ascii="Menlo" w:hAnsi="Menlo" w:cs="Menlo"/>
+                <w:color w:val="3B3B3B"/>
+                <w:sz w:val="18"/>
+                <w:szCs w:val="18"/>
+              </w:rPr>
+              <w:t xml:space="preserve">        </w:t>
+            </w:r>
+            <w:r>
+              <w:rPr>
+                <w:rFonts w:ascii="Menlo" w:hAnsi="Menlo" w:cs="Menlo"/>
+                <w:color w:val="AF00DB"/>
+                <w:sz w:val="18"/>
+                <w:szCs w:val="18"/>
+              </w:rPr>
+              <w:t>if</w:t>
+            </w:r>
+            <w:r>
+              <w:rPr>
+                <w:rFonts w:ascii="Menlo" w:hAnsi="Menlo" w:cs="Menlo"/>
+                <w:color w:val="3B3B3B"/>
+                <w:sz w:val="18"/>
+                <w:szCs w:val="18"/>
+              </w:rPr>
+              <w:t xml:space="preserve"> (</w:t>
+            </w:r>
+            <w:r>
+              <w:rPr>
+                <w:rFonts w:ascii="Menlo" w:hAnsi="Menlo" w:cs="Menlo"/>
+                <w:color w:val="001080"/>
+                <w:sz w:val="18"/>
+                <w:szCs w:val="18"/>
+              </w:rPr>
+              <w:t>left</w:t>
+            </w:r>
+            <w:r>
+              <w:rPr>
+                <w:rFonts w:ascii="Menlo" w:hAnsi="Menlo" w:cs="Menlo"/>
+                <w:color w:val="3B3B3B"/>
+                <w:sz w:val="18"/>
+                <w:szCs w:val="18"/>
+              </w:rPr>
+              <w:t xml:space="preserve">) </w:t>
+            </w:r>
+            <w:r>
+              <w:rPr>
+                <w:rFonts w:ascii="Menlo" w:hAnsi="Menlo" w:cs="Menlo"/>
+                <w:color w:val="001080"/>
+                <w:sz w:val="18"/>
+                <w:szCs w:val="18"/>
+              </w:rPr>
+              <w:t>left_pressed</w:t>
+            </w:r>
+            <w:r>
+              <w:rPr>
+                <w:rFonts w:ascii="Menlo" w:hAnsi="Menlo" w:cs="Menlo"/>
+                <w:color w:val="3B3B3B"/>
+                <w:sz w:val="18"/>
+                <w:szCs w:val="18"/>
+              </w:rPr>
+              <w:t xml:space="preserve"> </w:t>
+            </w:r>
+            <w:r>
+              <w:rPr>
+                <w:rFonts w:ascii="Menlo" w:hAnsi="Menlo" w:cs="Menlo"/>
+                <w:color w:val="000000"/>
+                <w:sz w:val="18"/>
+                <w:szCs w:val="18"/>
+              </w:rPr>
+              <w:t>=</w:t>
+            </w:r>
+            <w:r>
+              <w:rPr>
+                <w:rFonts w:ascii="Menlo" w:hAnsi="Menlo" w:cs="Menlo"/>
+                <w:color w:val="3B3B3B"/>
+                <w:sz w:val="18"/>
+                <w:szCs w:val="18"/>
+              </w:rPr>
+              <w:t xml:space="preserve"> </w:t>
+            </w:r>
+            <w:r>
+              <w:rPr>
+                <w:rFonts w:ascii="Menlo" w:hAnsi="Menlo" w:cs="Menlo"/>
+                <w:color w:val="0000FF"/>
+                <w:sz w:val="18"/>
+                <w:szCs w:val="18"/>
+              </w:rPr>
+              <w:t>false</w:t>
+            </w:r>
+            <w:r>
+              <w:rPr>
+                <w:rFonts w:ascii="Menlo" w:hAnsi="Menlo" w:cs="Menlo"/>
+                <w:color w:val="3B3B3B"/>
+                <w:sz w:val="18"/>
+                <w:szCs w:val="18"/>
+              </w:rPr>
+              <w:t>;</w:t>
+            </w:r>
+          </w:p>
+          <w:p>
+            <w:pPr>
+              <w:shd w:val="clear" w:color="auto" w:fill="FFFFFF"/>
+              <w:spacing w:line="270" w:lineRule="atLeast"/>
+              <w:ind w:firstLine="0"/>
+              <w:rPr>
+                <w:rFonts w:ascii="Menlo" w:hAnsi="Menlo" w:cs="Menlo"/>
+                <w:color w:val="3B3B3B"/>
+                <w:sz w:val="18"/>
+                <w:szCs w:val="18"/>
+              </w:rPr>
+            </w:pPr>
+            <w:r>
+              <w:rPr>
+                <w:rFonts w:ascii="Menlo" w:hAnsi="Menlo" w:cs="Menlo"/>
+                <w:color w:val="3B3B3B"/>
+                <w:sz w:val="18"/>
+                <w:szCs w:val="18"/>
+              </w:rPr>
+              <w:t xml:space="preserve">        </w:t>
+            </w:r>
+            <w:r>
+              <w:rPr>
+                <w:rFonts w:ascii="Menlo" w:hAnsi="Menlo" w:cs="Menlo"/>
+                <w:color w:val="AF00DB"/>
+                <w:sz w:val="18"/>
+                <w:szCs w:val="18"/>
+              </w:rPr>
+              <w:t>if</w:t>
+            </w:r>
+            <w:r>
+              <w:rPr>
+                <w:rFonts w:ascii="Menlo" w:hAnsi="Menlo" w:cs="Menlo"/>
+                <w:color w:val="3B3B3B"/>
+                <w:sz w:val="18"/>
+                <w:szCs w:val="18"/>
+              </w:rPr>
+              <w:t xml:space="preserve"> (</w:t>
+            </w:r>
+            <w:r>
+              <w:rPr>
+                <w:rFonts w:ascii="Menlo" w:hAnsi="Menlo" w:cs="Menlo"/>
+                <w:color w:val="001080"/>
+                <w:sz w:val="18"/>
+                <w:szCs w:val="18"/>
+              </w:rPr>
+              <w:t>right</w:t>
+            </w:r>
+            <w:r>
+              <w:rPr>
+                <w:rFonts w:ascii="Menlo" w:hAnsi="Menlo" w:cs="Menlo"/>
+                <w:color w:val="3B3B3B"/>
+                <w:sz w:val="18"/>
+                <w:szCs w:val="18"/>
+              </w:rPr>
+              <w:t xml:space="preserve">) </w:t>
+            </w:r>
+            <w:r>
+              <w:rPr>
+                <w:rFonts w:ascii="Menlo" w:hAnsi="Menlo" w:cs="Menlo"/>
+                <w:color w:val="001080"/>
+                <w:sz w:val="18"/>
+                <w:szCs w:val="18"/>
+              </w:rPr>
+              <w:t>right_pressed</w:t>
+            </w:r>
+            <w:r>
+              <w:rPr>
+                <w:rFonts w:ascii="Menlo" w:hAnsi="Menlo" w:cs="Menlo"/>
+                <w:color w:val="3B3B3B"/>
+                <w:sz w:val="18"/>
+                <w:szCs w:val="18"/>
+              </w:rPr>
+              <w:t xml:space="preserve"> </w:t>
+            </w:r>
+            <w:r>
+              <w:rPr>
+                <w:rFonts w:ascii="Menlo" w:hAnsi="Menlo" w:cs="Menlo"/>
+                <w:color w:val="000000"/>
+                <w:sz w:val="18"/>
+                <w:szCs w:val="18"/>
+              </w:rPr>
+              <w:t>=</w:t>
+            </w:r>
+            <w:r>
+              <w:rPr>
+                <w:rFonts w:ascii="Menlo" w:hAnsi="Menlo" w:cs="Menlo"/>
+                <w:color w:val="3B3B3B"/>
+                <w:sz w:val="18"/>
+                <w:szCs w:val="18"/>
+              </w:rPr>
+              <w:t xml:space="preserve"> </w:t>
+            </w:r>
+            <w:r>
+              <w:rPr>
+                <w:rFonts w:ascii="Menlo" w:hAnsi="Menlo" w:cs="Menlo"/>
+                <w:color w:val="0000FF"/>
+                <w:sz w:val="18"/>
+                <w:szCs w:val="18"/>
+              </w:rPr>
+              <w:t>false</w:t>
+            </w:r>
+            <w:r>
+              <w:rPr>
+                <w:rFonts w:ascii="Menlo" w:hAnsi="Menlo" w:cs="Menlo"/>
+                <w:color w:val="3B3B3B"/>
+                <w:sz w:val="18"/>
+                <w:szCs w:val="18"/>
+              </w:rPr>
+              <w:t>;</w:t>
+            </w:r>
+          </w:p>
+          <w:p>
+            <w:pPr>
+              <w:shd w:val="clear" w:color="auto" w:fill="FFFFFF"/>
+              <w:spacing w:line="270" w:lineRule="atLeast"/>
+              <w:ind w:firstLine="0"/>
+              <w:rPr>
+                <w:rFonts w:ascii="Menlo" w:hAnsi="Menlo" w:cs="Menlo"/>
+                <w:color w:val="3B3B3B"/>
+                <w:sz w:val="18"/>
+                <w:szCs w:val="18"/>
+              </w:rPr>
+            </w:pPr>
+            <w:r>
+              <w:rPr>
+                <w:rFonts w:ascii="Menlo" w:hAnsi="Menlo" w:cs="Menlo"/>
+                <w:color w:val="3B3B3B"/>
+                <w:sz w:val="18"/>
+                <w:szCs w:val="18"/>
+              </w:rPr>
+              <w:t xml:space="preserve">    }</w:t>
+            </w:r>
+          </w:p>
+          <w:p>
+            <w:pPr>
+              <w:shd w:val="clear" w:color="auto" w:fill="FFFFFF"/>
+              <w:spacing w:line="270" w:lineRule="atLeast"/>
+              <w:ind w:firstLine="0"/>
+              <w:rPr>
+                <w:rFonts w:ascii="Menlo" w:hAnsi="Menlo" w:cs="Menlo"/>
+                <w:color w:val="3B3B3B"/>
+                <w:sz w:val="18"/>
+                <w:szCs w:val="18"/>
+                <w:lang w:val="ru-RU"/>
+              </w:rPr>
+            </w:pPr>
+            <w:r>
+              <w:rPr>
+                <w:rFonts w:ascii="Menlo" w:hAnsi="Menlo" w:cs="Menlo"/>
+                <w:color w:val="3B3B3B"/>
+                <w:sz w:val="18"/>
+                <w:szCs w:val="18"/>
+              </w:rPr>
+              <w:t>}</w:t>
+            </w:r>
+          </w:p>
+        </w:tc>
+      </w:tr>
+    </w:tbl>
+    <w:p>
+      <w:pPr>
+        <w:rPr>
+          <w:lang w:val="ru-RU"/>
+        </w:rPr>
+      </w:pPr>
+    </w:p>
+    <w:p>
+      <w:pPr>
+        <w:rPr>
+          <w:lang w:val="ru-RU"/>
+        </w:rPr>
+      </w:pPr>
+      <w:r>
+        <w:rPr>
+          <w:lang w:val="ru-RU"/>
+        </w:rPr>
+        <w:t xml:space="preserve">Здесь реализуется логика для </w:t>
+      </w:r>
+      <w:r>
+        <w:rPr>
+          <w:lang w:val="ru-RU"/>
+        </w:rPr>
+        <w:t>того,</w:t>
+      </w:r>
+      <w:r>
+        <w:rPr>
+          <w:lang w:val="ru-RU"/>
+        </w:rPr>
+        <w:t xml:space="preserve"> чтобы отправить лишь одно изменение состояния для каждой из кнопок: нажата она или отпущена, а не отправлять сотни </w:t>
+      </w:r>
+      <w:r>
+        <w:rPr>
+          <w:lang w:val="en-US"/>
+        </w:rPr>
+        <w:t>HID</w:t>
+      </w:r>
+      <w:r>
+        <w:rPr>
+          <w:lang w:val="ru-RU"/>
+        </w:rPr>
+        <w:t xml:space="preserve"> </w:t>
+      </w:r>
+      <w:r>
+        <w:rPr>
+          <w:lang w:val="ru-RU"/>
+        </w:rPr>
+        <w:t>запросов если клавиша не нажата или удерживается.</w:t>
+      </w:r>
+    </w:p>
+    <w:p>
+      <w:pPr>
+        <w:rPr>
+          <w:lang w:val="ru-RU"/>
+        </w:rPr>
+      </w:pPr>
+      <w:r>
+        <w:rPr>
+          <w:lang w:val="ru-RU"/>
+        </w:rPr>
+        <w:t xml:space="preserve">Функции режимов выводят нужную для конкретного её режима информацию на экран и вызывает функцию </w:t>
+      </w:r>
+      <w:r>
+        <w:rPr>
+          <w:lang w:val="en-US"/>
+        </w:rPr>
+        <w:t>key</w:t>
+      </w:r>
+      <w:r>
+        <w:rPr>
+          <w:lang w:val="ru-RU"/>
+        </w:rPr>
+        <w:t>_</w:t>
+      </w:r>
+      <w:r>
+        <w:rPr>
+          <w:lang w:val="en-US"/>
+        </w:rPr>
+        <w:t>press</w:t>
+      </w:r>
+      <w:r>
+        <w:rPr>
+          <w:lang w:val="ru-RU"/>
+        </w:rPr>
+        <w:t>()</w:t>
+      </w:r>
+      <w:r>
+        <w:rPr>
+          <w:lang w:val="ru-RU"/>
+        </w:rPr>
+        <w:t>, передавая ей анонимную функцию с логикой обработки ситуации, когда кнопка нажата.</w:t>
+      </w:r>
+    </w:p>
+    <w:p>
+      <w:pPr>
+        <w:rPr>
+          <w:lang w:val="ru-RU"/>
+        </w:rPr>
+      </w:pPr>
+      <w:r>
+        <w:rPr>
+          <w:lang w:val="ru-RU"/>
+        </w:rPr>
+        <w:t>Полный текст программы содержится в приложении 2.</w:t>
+      </w:r>
+    </w:p>
+    <w:p>
+      <w:pPr>
+        <w:rPr>
+          <w:lang w:val="ru-RU"/>
+        </w:rPr>
+      </w:pPr>
+    </w:p>
+    <w:p>
+      <w:pPr>
         <w:pStyle w:val="2"/>
         <w:rPr>
           <w:lang w:val="ru-RU"/>
         </w:rPr>
       </w:pPr>
-      <w:bookmarkStart w:id="11" w:name="_Toc225201329"/>
+      <w:bookmarkStart w:id="11" w:name="_Toc225428899"/>
       <w:r>
         <w:rPr>
           <w:lang w:val="ru-RU"/>
@@ -6944,7 +10562,7 @@
           <w:lang w:val="ru-RU"/>
         </w:rPr>
       </w:pPr>
-      <w:bookmarkStart w:id="12" w:name="_Toc225201330"/>
+      <w:bookmarkStart w:id="12" w:name="_Toc225428900"/>
       <w:r>
         <w:rPr>
           <w:lang w:val="ru-RU"/>
@@ -6956,6 +10574,96 @@
     </w:p>
     <w:p>
       <w:pPr>
+        <w:ind w:firstLine="426"/>
+        <w:rPr>
+          <w:szCs w:val="28"/>
+          <w:lang w:val="ru-RU"/>
+        </w:rPr>
+      </w:pPr>
+      <w:r>
+        <w:rPr>
+          <w:szCs w:val="28"/>
+        </w:rPr>
+        <w:t>В ходе вып</w:t>
+      </w:r>
+      <w:r>
+        <w:rPr>
+          <w:szCs w:val="28"/>
+        </w:rPr>
+        <w:t>олнения курсовой работы было разработано схемотехническое устройство «</w:t>
+      </w:r>
+      <w:r>
+        <w:rPr>
+          <w:szCs w:val="28"/>
+          <w:lang w:val="ru-RU"/>
+        </w:rPr>
+        <w:t>Двухкнопочная клавиатура</w:t>
+      </w:r>
+      <w:r>
+        <w:rPr>
+          <w:szCs w:val="28"/>
+        </w:rPr>
+        <w:t xml:space="preserve">», работающее в </w:t>
+      </w:r>
+      <w:r>
+        <w:rPr>
+          <w:szCs w:val="28"/>
+          <w:lang w:val="ru-RU"/>
+        </w:rPr>
+        <w:t>3-х</w:t>
+      </w:r>
+      <w:r>
+        <w:rPr>
+          <w:szCs w:val="28"/>
+        </w:rPr>
+        <w:t xml:space="preserve"> различных режимах</w:t>
+      </w:r>
+      <w:r>
+        <w:rPr>
+          <w:szCs w:val="28"/>
+          <w:lang w:val="ru-RU"/>
+        </w:rPr>
+        <w:t>, имитируя ввод с клавиатуры и мыши.</w:t>
+      </w:r>
+    </w:p>
+    <w:p>
+      <w:pPr>
+        <w:ind w:firstLine="426"/>
+        <w:rPr>
+          <w:szCs w:val="28"/>
+          <w:lang w:val="ru-RU"/>
+        </w:rPr>
+      </w:pPr>
+      <w:r>
+        <w:rPr>
+          <w:szCs w:val="28"/>
+        </w:rPr>
+        <w:t>В ходе разработки программы была изучена работа различных компонентов схемотехнических устройств, а также приобретены навыки проектирования, моделирования и сборки схемотехнических устройств на платформе «</w:t>
+      </w:r>
+      <w:r>
+        <w:rPr>
+          <w:szCs w:val="28"/>
+          <w:lang w:val="en-US"/>
+        </w:rPr>
+        <w:t>Arduino</w:t>
+      </w:r>
+      <w:r>
+        <w:rPr>
+          <w:szCs w:val="28"/>
+        </w:rPr>
+        <w:t xml:space="preserve">», и навыки программирования микроконтроллеров в среде разработки </w:t>
+      </w:r>
+      <w:r>
+        <w:rPr>
+          <w:szCs w:val="28"/>
+          <w:lang w:val="ru-RU"/>
+        </w:rPr>
+        <w:t>для встраиваемых систем.</w:t>
+      </w:r>
+    </w:p>
+    <w:p/>
+    <w:p>
+      <w:pPr>
         <w:spacing w:after="160" w:line="278" w:lineRule="auto"/>
         <w:ind w:firstLine="0"/>
         <w:jc w:val="left"/>
@@ -6977,7 +10685,7 @@
           <w:lang w:val="ru-RU"/>
         </w:rPr>
       </w:pPr>
-      <w:bookmarkStart w:id="13" w:name="_Toc225201331"/>
+      <w:bookmarkStart w:id="13" w:name="_Toc225428901"/>
       <w:r>
         <w:rPr>
           <w:lang w:val="ru-RU"/>
@@ -7005,17 +10713,55 @@
     </w:p>
     <w:p>
       <w:pPr>
-        <w:rPr>
-          <w:lang w:val="ru-RU"/>
-        </w:rPr>
-      </w:pPr>
+        <w:pStyle w:val="1"/>
+        <w:spacing w:line="360" w:lineRule="auto"/>
+        <w:jc w:val="right"/>
+        <w:rPr>
+          <w:lang w:val="ru-RU"/>
+        </w:rPr>
+      </w:pPr>
+      <w:bookmarkStart w:id="14" w:name="_Toc225428902"/>
       <w:r>
         <w:rPr>
           <w:lang w:val="ru-RU"/>
         </w:rPr>
         <w:lastRenderedPageBreak/>
-        <w:t>ТЗ</w:t>
-      </w:r>
+        <w:t xml:space="preserve">Приложение </w:t>
+      </w:r>
+      <w:r>
+        <w:rPr>
+          <w:lang w:val="ru-RU"/>
+        </w:rPr>
+        <w:t>1</w:t>
+      </w:r>
+      <w:r>
+        <w:rPr>
+          <w:lang w:val="ru-RU"/>
+        </w:rPr>
+        <w:t>.</w:t>
+      </w:r>
+      <w:bookmarkEnd w:id="14"/>
+    </w:p>
+    <w:p>
+      <w:pPr>
+        <w:jc w:val="right"/>
+        <w:rPr>
+          <w:lang w:val="ru-RU"/>
+        </w:rPr>
+      </w:pPr>
+      <w:r>
+        <w:rPr>
+          <w:lang w:val="ru-RU"/>
+        </w:rPr>
+        <w:t>Техническое задание</w:t>
+      </w:r>
+    </w:p>
+    <w:p>
+      <w:pPr>
+        <w:rPr>
+          <w:lang w:val="ru-RU"/>
+        </w:rPr>
+      </w:pPr>
     </w:p>
     <w:p>
       <w:pPr>
@@ -7035,15 +10781,34 @@
     </w:p>
     <w:p>
       <w:pPr>
-        <w:rPr>
-          <w:lang w:val="ru-RU"/>
-        </w:rPr>
-      </w:pPr>
+        <w:pStyle w:val="1"/>
+        <w:spacing w:line="360" w:lineRule="auto"/>
+        <w:jc w:val="right"/>
+        <w:rPr>
+          <w:lang w:val="ru-RU"/>
+        </w:rPr>
+      </w:pPr>
+      <w:bookmarkStart w:id="15" w:name="_Toc225428903"/>
       <w:r>
         <w:rPr>
           <w:lang w:val="ru-RU"/>
         </w:rPr>
         <w:lastRenderedPageBreak/>
+        <w:t>Приложение 2.</w:t>
+      </w:r>
+      <w:bookmarkEnd w:id="15"/>
+    </w:p>
+    <w:p>
+      <w:pPr>
+        <w:jc w:val="right"/>
+        <w:rPr>
+          <w:lang w:val="ru-RU"/>
+        </w:rPr>
+      </w:pPr>
+      <w:r>
+        <w:rPr>
+          <w:lang w:val="ru-RU"/>
+        </w:rPr>
         <w:t>Текст программы</w:t>
       </w:r>
     </w:p>
@@ -8292,7 +12057,6 @@
   <w:style w:type="character" w:default="1" w:styleId="a0">
     <w:name w:val="Default Paragraph Font"/>
     <w:uiPriority w:val="1"/>
-    <w:semiHidden/>
     <w:unhideWhenUsed/>
   </w:style>
   <w:style w:type="table" w:default="1" w:styleId="a1">
@@ -8695,18 +12459,20 @@
     <w:autoRedefine/>
     <w:uiPriority w:val="39"/>
     <w:unhideWhenUsed/>
-    <w:rsid w:val="006B3F7B"/>
+    <w:rsid w:val="006B16F0"/>
     <w:pPr>
+      <w:tabs>
+        <w:tab w:val="right" w:leader="dot" w:pos="9628"/>
+      </w:tabs>
       <w:spacing w:before="120"/>
       <w:jc w:val="left"/>
     </w:pPr>
     <w:rPr>
-      <w:rFonts w:asciiTheme="minorHAnsi" w:hAnsiTheme="minorHAnsi" w:cstheme="minorHAnsi"/>
-      <w:b/>
-      <w:bCs/>
-      <w:i/>
-      <w:iCs/>
-      <w:sz w:val="24"/>
+      <w:rFonts w:cs="Times New Roman"/>
+      <w:noProof/>
+      <w:color w:val="EE0000"/>
+      <w:szCs w:val="28"/>
+      <w:lang w:val="ru-RU"/>
     </w:rPr>
   </w:style>
   <w:style w:type="character" w:styleId="af2">
@@ -8727,8 +12493,11 @@
     <w:autoRedefine/>
     <w:uiPriority w:val="39"/>
     <w:unhideWhenUsed/>
-    <w:rsid w:val="006B3F7B"/>
+    <w:rsid w:val="00930F6C"/>
     <w:pPr>
+      <w:tabs>
+        <w:tab w:val="right" w:leader="dot" w:pos="9628"/>
+      </w:tabs>
       <w:spacing w:before="120"/>
       <w:ind w:left="280"/>
       <w:jc w:val="left"/>
@@ -8737,8 +12506,11 @@
       <w:rFonts w:asciiTheme="minorHAnsi" w:hAnsiTheme="minorHAnsi" w:cstheme="minorHAnsi"/>
       <w:b/>
       <w:bCs/>
+      <w:noProof/>
+      <w:color w:val="EE0000"/>
       <w:sz w:val="22"/>
       <w:szCs w:val="22"/>
+      <w:lang w:val="ru-RU"/>
     </w:rPr>
   </w:style>
   <w:style w:type="paragraph" w:styleId="31">

--- a/Курс 3/Архитектура ЭВМ/Курисовая/Кринкин_РПЗ.docx
+++ b/Курс 3/Архитектура ЭВМ/Курисовая/Кринкин_РПЗ.docx
@@ -2107,7 +2107,7 @@
             <w:pStyle w:val="11"/>
             <w:rPr>
               <w:rFonts w:asciiTheme="minorHAnsi" w:eastAsiaTheme="minorEastAsia" w:hAnsiTheme="minorHAnsi" w:cstheme="minorBidi"/>
-              <w:color w:val="ED7D31" w:themeColor="accent2"/>
+              <w:color w:val="70AD47" w:themeColor="accent6"/>
               <w:sz w:val="24"/>
               <w:szCs w:val="24"/>
               <w:lang w:val="en-US"/>
@@ -2117,55 +2117,55 @@
             <w:r>
               <w:rPr>
                 <w:rStyle w:val="af2"/>
-                <w:color w:val="ED7D31" w:themeColor="accent2"/>
+                <w:color w:val="70AD47" w:themeColor="accent6"/>
               </w:rPr>
               <w:t>2. Практическая часть</w:t>
             </w:r>
             <w:r>
               <w:rPr>
                 <w:webHidden/>
-                <w:color w:val="ED7D31" w:themeColor="accent2"/>
+                <w:color w:val="70AD47" w:themeColor="accent6"/>
               </w:rPr>
               <w:tab/>
             </w:r>
             <w:r>
               <w:rPr>
                 <w:webHidden/>
-                <w:color w:val="ED7D31" w:themeColor="accent2"/>
+                <w:color w:val="70AD47" w:themeColor="accent6"/>
               </w:rPr>
               <w:fldChar w:fldCharType="begin"/>
             </w:r>
             <w:r>
               <w:rPr>
                 <w:webHidden/>
-                <w:color w:val="ED7D31" w:themeColor="accent2"/>
+                <w:color w:val="70AD47" w:themeColor="accent6"/>
               </w:rPr>
               <w:instrText xml:space="preserve"> PAGEREF _Toc225692795 \h </w:instrText>
             </w:r>
             <w:r>
               <w:rPr>
                 <w:webHidden/>
-                <w:color w:val="ED7D31" w:themeColor="accent2"/>
+                <w:color w:val="70AD47" w:themeColor="accent6"/>
               </w:rPr>
             </w:r>
             <w:r>
               <w:rPr>
                 <w:webHidden/>
-                <w:color w:val="ED7D31" w:themeColor="accent2"/>
+                <w:color w:val="70AD47" w:themeColor="accent6"/>
               </w:rPr>
               <w:fldChar w:fldCharType="separate"/>
             </w:r>
             <w:r>
               <w:rPr>
                 <w:webHidden/>
-                <w:color w:val="ED7D31" w:themeColor="accent2"/>
+                <w:color w:val="70AD47" w:themeColor="accent6"/>
               </w:rPr>
               <w:t>6</w:t>
             </w:r>
             <w:r>
               <w:rPr>
                 <w:webHidden/>
-                <w:color w:val="ED7D31" w:themeColor="accent2"/>
+                <w:color w:val="70AD47" w:themeColor="accent6"/>
               </w:rPr>
               <w:fldChar w:fldCharType="end"/>
             </w:r>
@@ -2420,7 +2420,6 @@
             <w:pStyle w:val="23"/>
             <w:rPr>
               <w:rFonts w:asciiTheme="minorHAnsi" w:eastAsiaTheme="minorEastAsia" w:hAnsiTheme="minorHAnsi" w:cstheme="minorBidi"/>
-              <w:color w:val="ED7D31" w:themeColor="accent2"/>
               <w:sz w:val="24"/>
               <w:szCs w:val="24"/>
               <w:lang w:val="en-US"/>
@@ -2430,55 +2429,48 @@
             <w:r>
               <w:rPr>
                 <w:rStyle w:val="af2"/>
-                <w:color w:val="ED7D31" w:themeColor="accent2"/>
+                <w:color w:val="70AD47" w:themeColor="accent6"/>
               </w:rPr>
               <w:t>2.5. Кодирование</w:t>
             </w:r>
             <w:r>
               <w:rPr>
                 <w:webHidden/>
-                <w:color w:val="ED7D31" w:themeColor="accent2"/>
               </w:rPr>
               <w:tab/>
             </w:r>
             <w:r>
               <w:rPr>
                 <w:webHidden/>
-                <w:color w:val="ED7D31" w:themeColor="accent2"/>
               </w:rPr>
               <w:fldChar w:fldCharType="begin"/>
             </w:r>
             <w:r>
               <w:rPr>
                 <w:webHidden/>
-                <w:color w:val="ED7D31" w:themeColor="accent2"/>
               </w:rPr>
               <w:instrText xml:space="preserve"> PAGEREF _Toc225692800 \h </w:instrText>
             </w:r>
             <w:r>
               <w:rPr>
                 <w:webHidden/>
-                <w:color w:val="ED7D31" w:themeColor="accent2"/>
               </w:rPr>
             </w:r>
             <w:r>
               <w:rPr>
                 <w:webHidden/>
-                <w:color w:val="ED7D31" w:themeColor="accent2"/>
               </w:rPr>
               <w:fldChar w:fldCharType="separate"/>
             </w:r>
             <w:r>
               <w:rPr>
                 <w:webHidden/>
-                <w:color w:val="ED7D31" w:themeColor="accent2"/>
               </w:rPr>
               <w:t>13</w:t>
             </w:r>
             <w:r>
               <w:rPr>
                 <w:webHidden/>
-                <w:color w:val="ED7D31" w:themeColor="accent2"/>
               </w:rPr>
               <w:fldChar w:fldCharType="end"/>
             </w:r>
@@ -2865,7 +2857,19 @@
               <w:rPr>
                 <w:rStyle w:val="af2"/>
               </w:rPr>
-              <w:t>. Руководство пользователя</w:t>
+              <w:t>. Руководство по</w:t>
+            </w:r>
+            <w:r>
+              <w:rPr>
+                <w:rStyle w:val="af2"/>
+              </w:rPr>
+              <w:t>л</w:t>
+            </w:r>
+            <w:r>
+              <w:rPr>
+                <w:rStyle w:val="af2"/>
+              </w:rPr>
+              <w:t>ьзователя</w:t>
             </w:r>
             <w:r>
               <w:rPr>
@@ -4475,7 +4479,7 @@
           <w:noProof/>
         </w:rPr>
         <w:drawing>
-          <wp:inline distT="0" distB="0" distL="0" distR="0" wp14:anchorId="34D2DCCC" wp14:editId="423D6DE2">
+          <wp:inline distT="0" distB="0" distL="0" distR="0" wp14:anchorId="34D2DCCC" wp14:editId="57E029DE">
             <wp:extent cx="3587750" cy="2690627"/>
             <wp:effectExtent l="0" t="0" r="0" b="0"/>
             <wp:docPr id="203042834" name="Рисунок 2" descr="Купить Макетная плата без пайки (400 точек) для Ардуино (KZY0005)  официальный магазин"/>
@@ -6588,7 +6592,6 @@
           <w:p>
             <w:pPr>
               <w:ind w:firstLine="0"/>
-              <w:jc w:val="center"/>
               <w:rPr>
                 <w:sz w:val="24"/>
                 <w:lang w:val="en-US"/>
@@ -6599,7 +6602,7 @@
                 <w:sz w:val="24"/>
                 <w:lang w:val="en-US"/>
               </w:rPr>
-              <w:t>1</w:t>
+              <w:t>display</w:t>
             </w:r>
           </w:p>
         </w:tc>
@@ -6611,18 +6614,17 @@
           <w:p>
             <w:pPr>
               <w:ind w:firstLine="0"/>
-              <w:jc w:val="center"/>
-              <w:rPr>
-                <w:sz w:val="24"/>
-                <w:lang w:val="en-US"/>
-              </w:rPr>
-            </w:pPr>
-            <w:r>
-              <w:rPr>
-                <w:sz w:val="24"/>
-                <w:lang w:val="en-US"/>
-              </w:rPr>
-              <w:t>2</w:t>
+              <w:rPr>
+                <w:sz w:val="24"/>
+                <w:lang w:val="ru-RU"/>
+              </w:rPr>
+            </w:pPr>
+            <w:r>
+              <w:rPr>
+                <w:sz w:val="24"/>
+                <w:lang w:val="ru-RU"/>
+              </w:rPr>
+              <w:t>Adafruit_SSD1306</w:t>
             </w:r>
           </w:p>
         </w:tc>
@@ -6634,18 +6636,17 @@
           <w:p>
             <w:pPr>
               <w:ind w:firstLine="0"/>
-              <w:jc w:val="center"/>
-              <w:rPr>
-                <w:sz w:val="24"/>
-                <w:lang w:val="en-US"/>
-              </w:rPr>
-            </w:pPr>
-            <w:r>
-              <w:rPr>
-                <w:sz w:val="24"/>
-                <w:lang w:val="en-US"/>
-              </w:rPr>
-              <w:t>3</w:t>
+              <w:rPr>
+                <w:sz w:val="24"/>
+                <w:lang w:val="ru-RU"/>
+              </w:rPr>
+            </w:pPr>
+            <w:r>
+              <w:rPr>
+                <w:sz w:val="24"/>
+                <w:lang w:val="ru-RU"/>
+              </w:rPr>
+              <w:t>Объект, представляющий интерфейс для работы с дисплеем</w:t>
             </w:r>
           </w:p>
         </w:tc>
@@ -6664,13 +6665,15 @@
                 <w:lang w:val="en-US"/>
               </w:rPr>
             </w:pPr>
+            <w:proofErr w:type="spellStart"/>
             <w:r>
               <w:rPr>
                 <w:sz w:val="24"/>
                 <w:lang w:val="en-US"/>
               </w:rPr>
-              <w:t>display</w:t>
-            </w:r>
+              <w:t>current_mode</w:t>
+            </w:r>
+            <w:proofErr w:type="spellEnd"/>
           </w:p>
         </w:tc>
         <w:tc>
@@ -6691,7 +6694,7 @@
                 <w:sz w:val="24"/>
                 <w:lang w:val="ru-RU"/>
               </w:rPr>
-              <w:t>Adafruit_SSD1306</w:t>
+              <w:t>int8_t</w:t>
             </w:r>
           </w:p>
         </w:tc>
@@ -6708,6 +6711,13 @@
                 <w:lang w:val="ru-RU"/>
               </w:rPr>
             </w:pPr>
+            <w:r>
+              <w:rPr>
+                <w:sz w:val="24"/>
+                <w:lang w:val="ru-RU"/>
+              </w:rPr>
+              <w:t>Текущий выбранный режим работы</w:t>
+            </w:r>
           </w:p>
         </w:tc>
       </w:tr>
@@ -6731,7 +6741,7 @@
                 <w:sz w:val="24"/>
                 <w:lang w:val="en-US"/>
               </w:rPr>
-              <w:t>current_mode</w:t>
+              <w:t>left_pressed</w:t>
             </w:r>
             <w:proofErr w:type="spellEnd"/>
           </w:p>
@@ -6749,13 +6759,15 @@
                 <w:lang w:val="ru-RU"/>
               </w:rPr>
             </w:pPr>
-            <w:r>
-              <w:rPr>
-                <w:sz w:val="24"/>
-                <w:lang w:val="ru-RU"/>
-              </w:rPr>
-              <w:t>int8_t</w:t>
-            </w:r>
+            <w:proofErr w:type="spellStart"/>
+            <w:r>
+              <w:rPr>
+                <w:sz w:val="24"/>
+                <w:lang w:val="ru-RU"/>
+              </w:rPr>
+              <w:t>bool</w:t>
+            </w:r>
+            <w:proofErr w:type="spellEnd"/>
           </w:p>
         </w:tc>
         <w:tc>
@@ -6771,6 +6783,13 @@
                 <w:lang w:val="ru-RU"/>
               </w:rPr>
             </w:pPr>
+            <w:r>
+              <w:rPr>
+                <w:sz w:val="24"/>
+                <w:lang w:val="ru-RU"/>
+              </w:rPr>
+              <w:t>Была ли уже нажата левая клавиша</w:t>
+            </w:r>
           </w:p>
         </w:tc>
       </w:tr>
@@ -6794,7 +6813,7 @@
                 <w:sz w:val="24"/>
                 <w:lang w:val="en-US"/>
               </w:rPr>
-              <w:t>left_pressed</w:t>
+              <w:t>right_pressed</w:t>
             </w:r>
             <w:proofErr w:type="spellEnd"/>
           </w:p>
@@ -6836,6 +6855,41 @@
                 <w:lang w:val="ru-RU"/>
               </w:rPr>
             </w:pPr>
+            <w:r>
+              <w:rPr>
+                <w:sz w:val="24"/>
+                <w:lang w:val="ru-RU"/>
+              </w:rPr>
+              <w:t xml:space="preserve">Была ли </w:t>
+            </w:r>
+            <w:r>
+              <w:rPr>
+                <w:sz w:val="24"/>
+                <w:lang w:val="ru-RU"/>
+              </w:rPr>
+              <w:t xml:space="preserve">уже </w:t>
+            </w:r>
+            <w:r>
+              <w:rPr>
+                <w:sz w:val="24"/>
+                <w:lang w:val="ru-RU"/>
+              </w:rPr>
+              <w:t xml:space="preserve">нажата </w:t>
+            </w:r>
+            <w:r>
+              <w:rPr>
+                <w:sz w:val="24"/>
+                <w:lang w:val="ru-RU"/>
+              </w:rPr>
+              <w:t>правая</w:t>
+            </w:r>
+            <w:r>
+              <w:rPr>
+                <w:sz w:val="24"/>
+                <w:lang w:val="ru-RU"/>
+              </w:rPr>
+              <w:t xml:space="preserve"> клавиша</w:t>
+            </w:r>
           </w:p>
         </w:tc>
       </w:tr>
@@ -6853,15 +6907,13 @@
                 <w:lang w:val="en-US"/>
               </w:rPr>
             </w:pPr>
-            <w:proofErr w:type="spellStart"/>
             <w:r>
               <w:rPr>
                 <w:sz w:val="24"/>
                 <w:lang w:val="en-US"/>
               </w:rPr>
-              <w:t>right_pressed</w:t>
-            </w:r>
-            <w:proofErr w:type="spellEnd"/>
+              <w:t>released</w:t>
+            </w:r>
           </w:p>
         </w:tc>
         <w:tc>
@@ -6901,6 +6953,13 @@
                 <w:lang w:val="ru-RU"/>
               </w:rPr>
             </w:pPr>
+            <w:r>
+              <w:rPr>
+                <w:sz w:val="24"/>
+                <w:lang w:val="ru-RU"/>
+              </w:rPr>
+              <w:t>Была ли ранее нажатая клавиша уже опущена</w:t>
+            </w:r>
           </w:p>
         </w:tc>
       </w:tr>
@@ -6918,13 +6977,15 @@
                 <w:lang w:val="en-US"/>
               </w:rPr>
             </w:pPr>
+            <w:proofErr w:type="spellStart"/>
             <w:r>
               <w:rPr>
                 <w:sz w:val="24"/>
                 <w:lang w:val="en-US"/>
               </w:rPr>
-              <w:t>released</w:t>
-            </w:r>
+              <w:t>key_index</w:t>
+            </w:r>
+            <w:proofErr w:type="spellEnd"/>
           </w:p>
         </w:tc>
         <w:tc>
@@ -6940,15 +7001,13 @@
                 <w:lang w:val="ru-RU"/>
               </w:rPr>
             </w:pPr>
-            <w:proofErr w:type="spellStart"/>
-            <w:r>
-              <w:rPr>
-                <w:sz w:val="24"/>
-                <w:lang w:val="ru-RU"/>
-              </w:rPr>
-              <w:t>bool</w:t>
-            </w:r>
-            <w:proofErr w:type="spellEnd"/>
+            <w:r>
+              <w:rPr>
+                <w:sz w:val="24"/>
+                <w:lang w:val="ru-RU"/>
+              </w:rPr>
+              <w:t>int8_t</w:t>
+            </w:r>
           </w:p>
         </w:tc>
         <w:tc>
@@ -6964,6 +7023,13 @@
                 <w:lang w:val="ru-RU"/>
               </w:rPr>
             </w:pPr>
+            <w:r>
+              <w:rPr>
+                <w:sz w:val="24"/>
+                <w:lang w:val="ru-RU"/>
+              </w:rPr>
+              <w:t>Индекс текущего вводимого символа</w:t>
+            </w:r>
           </w:p>
         </w:tc>
       </w:tr>
@@ -6981,15 +7047,13 @@
                 <w:lang w:val="en-US"/>
               </w:rPr>
             </w:pPr>
-            <w:proofErr w:type="spellStart"/>
             <w:r>
               <w:rPr>
                 <w:sz w:val="24"/>
                 <w:lang w:val="en-US"/>
               </w:rPr>
-              <w:t>key_index</w:t>
-            </w:r>
-            <w:proofErr w:type="spellEnd"/>
+              <w:t>state</w:t>
+            </w:r>
           </w:p>
         </w:tc>
         <w:tc>
@@ -7027,6 +7091,13 @@
                 <w:lang w:val="ru-RU"/>
               </w:rPr>
             </w:pPr>
+            <w:r>
+              <w:rPr>
+                <w:sz w:val="24"/>
+                <w:lang w:val="ru-RU"/>
+              </w:rPr>
+              <w:t>Состояние буфера обмена</w:t>
+            </w:r>
           </w:p>
         </w:tc>
       </w:tr>
@@ -7044,13 +7115,15 @@
                 <w:lang w:val="en-US"/>
               </w:rPr>
             </w:pPr>
+            <w:proofErr w:type="spellStart"/>
             <w:r>
               <w:rPr>
                 <w:sz w:val="24"/>
                 <w:lang w:val="en-US"/>
               </w:rPr>
-              <w:t>state</w:t>
-            </w:r>
+              <w:t>mode_changed</w:t>
+            </w:r>
+            <w:proofErr w:type="spellEnd"/>
           </w:p>
         </w:tc>
         <w:tc>
@@ -7066,13 +7139,15 @@
                 <w:lang w:val="ru-RU"/>
               </w:rPr>
             </w:pPr>
-            <w:r>
-              <w:rPr>
-                <w:sz w:val="24"/>
-                <w:lang w:val="ru-RU"/>
-              </w:rPr>
-              <w:t>int8_t</w:t>
-            </w:r>
+            <w:proofErr w:type="spellStart"/>
+            <w:r>
+              <w:rPr>
+                <w:sz w:val="24"/>
+                <w:lang w:val="ru-RU"/>
+              </w:rPr>
+              <w:t>bool</w:t>
+            </w:r>
+            <w:proofErr w:type="spellEnd"/>
           </w:p>
         </w:tc>
         <w:tc>
@@ -7088,6 +7163,13 @@
                 <w:lang w:val="ru-RU"/>
               </w:rPr>
             </w:pPr>
+            <w:r>
+              <w:rPr>
+                <w:sz w:val="24"/>
+                <w:lang w:val="ru-RU"/>
+              </w:rPr>
+              <w:t>Был ли уже поменян режим в момент нажатия двух клавиш</w:t>
+            </w:r>
           </w:p>
         </w:tc>
       </w:tr>
@@ -7105,15 +7187,13 @@
                 <w:lang w:val="en-US"/>
               </w:rPr>
             </w:pPr>
-            <w:proofErr w:type="spellStart"/>
             <w:r>
               <w:rPr>
                 <w:sz w:val="24"/>
                 <w:lang w:val="en-US"/>
               </w:rPr>
-              <w:t>mode_changed</w:t>
-            </w:r>
-            <w:proofErr w:type="spellEnd"/>
+              <w:t>LEFT_BUTTON</w:t>
+            </w:r>
           </w:p>
         </w:tc>
         <w:tc>
@@ -7126,18 +7206,23 @@
               <w:ind w:firstLine="0"/>
               <w:rPr>
                 <w:sz w:val="24"/>
-                <w:lang w:val="ru-RU"/>
-              </w:rPr>
-            </w:pPr>
-            <w:proofErr w:type="spellStart"/>
-            <w:r>
-              <w:rPr>
-                <w:sz w:val="24"/>
-                <w:lang w:val="ru-RU"/>
-              </w:rPr>
-              <w:t>bool</w:t>
-            </w:r>
-            <w:proofErr w:type="spellEnd"/>
+                <w:lang w:val="en-US"/>
+              </w:rPr>
+            </w:pPr>
+            <w:r>
+              <w:rPr>
+                <w:sz w:val="24"/>
+                <w:lang w:val="en-US"/>
+              </w:rPr>
+              <w:t xml:space="preserve">const </w:t>
+            </w:r>
+            <w:r>
+              <w:rPr>
+                <w:sz w:val="24"/>
+                <w:lang w:val="en-US"/>
+              </w:rPr>
+              <w:t>int</w:t>
+            </w:r>
           </w:p>
         </w:tc>
         <w:tc>
@@ -7153,6 +7238,13 @@
                 <w:lang w:val="ru-RU"/>
               </w:rPr>
             </w:pPr>
+            <w:r>
+              <w:rPr>
+                <w:sz w:val="24"/>
+                <w:lang w:val="ru-RU"/>
+              </w:rPr>
+              <w:t>Константа, хранящая номер пина, к которому подключена левая кнопка</w:t>
+            </w:r>
           </w:p>
         </w:tc>
       </w:tr>
@@ -7175,7 +7267,7 @@
                 <w:sz w:val="24"/>
                 <w:lang w:val="en-US"/>
               </w:rPr>
-              <w:t>LEFT_BUTTON</w:t>
+              <w:t>RIGHT_BUTTON</w:t>
             </w:r>
           </w:p>
         </w:tc>
@@ -7197,14 +7289,7 @@
                 <w:sz w:val="24"/>
                 <w:lang w:val="en-US"/>
               </w:rPr>
-              <w:t xml:space="preserve">const </w:t>
-            </w:r>
-            <w:r>
-              <w:rPr>
-                <w:sz w:val="24"/>
-                <w:lang w:val="en-US"/>
-              </w:rPr>
-              <w:t>int</w:t>
+              <w:t>const int</w:t>
             </w:r>
           </w:p>
         </w:tc>
@@ -7221,6 +7306,27 @@
                 <w:lang w:val="ru-RU"/>
               </w:rPr>
             </w:pPr>
+            <w:r>
+              <w:rPr>
+                <w:sz w:val="24"/>
+                <w:lang w:val="ru-RU"/>
+              </w:rPr>
+              <w:t xml:space="preserve">Константа, хранящая номер пина, к которому подключена </w:t>
+            </w:r>
+            <w:r>
+              <w:rPr>
+                <w:sz w:val="24"/>
+                <w:lang w:val="ru-RU"/>
+              </w:rPr>
+              <w:t>правая</w:t>
+            </w:r>
+            <w:r>
+              <w:rPr>
+                <w:sz w:val="24"/>
+                <w:lang w:val="ru-RU"/>
+              </w:rPr>
+              <w:t xml:space="preserve"> кнопка</w:t>
+            </w:r>
           </w:p>
         </w:tc>
       </w:tr>
@@ -7243,7 +7349,7 @@
                 <w:sz w:val="24"/>
                 <w:lang w:val="en-US"/>
               </w:rPr>
-              <w:t>RIGHT_BUTTON</w:t>
+              <w:t>KEY_SPACE</w:t>
             </w:r>
           </w:p>
         </w:tc>
@@ -7282,6 +7388,20 @@
                 <w:lang w:val="ru-RU"/>
               </w:rPr>
             </w:pPr>
+            <w:r>
+              <w:rPr>
+                <w:sz w:val="24"/>
+                <w:lang w:val="ru-RU"/>
+              </w:rPr>
+              <w:t>Константа, хранящая</w:t>
+            </w:r>
+            <w:r>
+              <w:rPr>
+                <w:sz w:val="24"/>
+                <w:lang w:val="ru-RU"/>
+              </w:rPr>
+              <w:t xml:space="preserve"> код клавиши «Пробел» на клавиатуре</w:t>
+            </w:r>
           </w:p>
         </w:tc>
       </w:tr>
@@ -7304,7 +7424,7 @@
                 <w:sz w:val="24"/>
                 <w:lang w:val="en-US"/>
               </w:rPr>
-              <w:t>KEY_SPACE</w:t>
+              <w:t>KEYS</w:t>
             </w:r>
           </w:p>
         </w:tc>
@@ -7343,6 +7463,20 @@
                 <w:lang w:val="ru-RU"/>
               </w:rPr>
             </w:pPr>
+            <w:r>
+              <w:rPr>
+                <w:sz w:val="24"/>
+                <w:lang w:val="ru-RU"/>
+              </w:rPr>
+              <w:t>Константа, хранящая</w:t>
+            </w:r>
+            <w:r>
+              <w:rPr>
+                <w:sz w:val="24"/>
+                <w:lang w:val="ru-RU"/>
+              </w:rPr>
+              <w:t xml:space="preserve"> количество описанных в раскладке клавиш</w:t>
+            </w:r>
           </w:p>
         </w:tc>
       </w:tr>
@@ -7360,13 +7494,15 @@
                 <w:lang w:val="en-US"/>
               </w:rPr>
             </w:pPr>
+            <w:proofErr w:type="spellStart"/>
             <w:r>
               <w:rPr>
                 <w:sz w:val="24"/>
                 <w:lang w:val="en-US"/>
               </w:rPr>
-              <w:t>KEYS</w:t>
-            </w:r>
+              <w:t>keys_arr</w:t>
+            </w:r>
+            <w:proofErr w:type="spellEnd"/>
           </w:p>
         </w:tc>
         <w:tc>
@@ -7382,13 +7518,15 @@
                 <w:lang w:val="en-US"/>
               </w:rPr>
             </w:pPr>
+            <w:proofErr w:type="spellStart"/>
             <w:r>
               <w:rPr>
                 <w:sz w:val="24"/>
                 <w:lang w:val="en-US"/>
               </w:rPr>
-              <w:t>const int</w:t>
-            </w:r>
+              <w:t>KeyboardLayout</w:t>
+            </w:r>
+            <w:proofErr w:type="spellEnd"/>
           </w:p>
         </w:tc>
         <w:tc>
@@ -7401,74 +7539,37 @@
               <w:ind w:firstLine="0"/>
               <w:rPr>
                 <w:sz w:val="24"/>
-                <w:lang w:val="ru-RU"/>
-              </w:rPr>
-            </w:pPr>
-          </w:p>
-        </w:tc>
-      </w:tr>
-      <w:tr>
-        <w:tc>
-          <w:tcPr>
-            <w:tcW w:w="2039" w:type="dxa"/>
-            <w:vAlign w:val="center"/>
-          </w:tcPr>
-          <w:p>
-            <w:pPr>
-              <w:ind w:firstLine="0"/>
-              <w:rPr>
-                <w:sz w:val="24"/>
                 <w:lang w:val="en-US"/>
               </w:rPr>
             </w:pPr>
-            <w:proofErr w:type="spellStart"/>
+            <w:r>
+              <w:rPr>
+                <w:sz w:val="24"/>
+                <w:lang w:val="ru-RU"/>
+              </w:rPr>
+              <w:t xml:space="preserve">Массив структур </w:t>
+            </w:r>
+            <w:r>
+              <w:rPr>
+                <w:sz w:val="24"/>
+                <w:lang w:val="ru-RU"/>
+              </w:rPr>
+              <w:t xml:space="preserve">размером </w:t>
+            </w:r>
             <w:r>
               <w:rPr>
                 <w:sz w:val="24"/>
                 <w:lang w:val="en-US"/>
               </w:rPr>
-              <w:t>keys_arr</w:t>
-            </w:r>
-            <w:proofErr w:type="spellEnd"/>
-          </w:p>
-        </w:tc>
-        <w:tc>
-          <w:tcPr>
-            <w:tcW w:w="2070" w:type="dxa"/>
-            <w:vAlign w:val="center"/>
-          </w:tcPr>
-          <w:p>
-            <w:pPr>
-              <w:ind w:firstLine="0"/>
-              <w:rPr>
-                <w:sz w:val="24"/>
-                <w:lang w:val="en-US"/>
-              </w:rPr>
-            </w:pPr>
-            <w:proofErr w:type="spellStart"/>
-            <w:r>
-              <w:rPr>
-                <w:sz w:val="24"/>
-                <w:lang w:val="en-US"/>
-              </w:rPr>
-              <w:t>KeyboardLayout</w:t>
-            </w:r>
-            <w:proofErr w:type="spellEnd"/>
-          </w:p>
-        </w:tc>
-        <w:tc>
-          <w:tcPr>
-            <w:tcW w:w="5519" w:type="dxa"/>
-            <w:vAlign w:val="center"/>
-          </w:tcPr>
-          <w:p>
-            <w:pPr>
-              <w:ind w:firstLine="0"/>
-              <w:rPr>
-                <w:sz w:val="24"/>
-                <w:lang w:val="ru-RU"/>
-              </w:rPr>
-            </w:pPr>
+              <w:t>KEYS</w:t>
+            </w:r>
+            <w:r>
+              <w:rPr>
+                <w:sz w:val="24"/>
+                <w:lang w:val="ru-RU"/>
+              </w:rPr>
+              <w:t>, представляющий собой раскладку клавиатуры</w:t>
+            </w:r>
           </w:p>
         </w:tc>
       </w:tr>
@@ -7476,7 +7577,7 @@
     <w:p>
       <w:pPr>
         <w:rPr>
-          <w:lang w:val="en-US"/>
+          <w:lang w:val="ru-RU"/>
         </w:rPr>
       </w:pPr>
     </w:p>
@@ -7550,6 +7651,22 @@
     </w:p>
     <w:p>
       <w:pPr>
+        <w:ind w:firstLine="426"/>
+        <w:rPr>
+          <w:szCs w:val="28"/>
+        </w:rPr>
+      </w:pPr>
+    </w:p>
+    <w:p>
+      <w:pPr>
+        <w:ind w:firstLine="426"/>
+        <w:rPr>
+          <w:szCs w:val="28"/>
+        </w:rPr>
+      </w:pPr>
+    </w:p>
+    <w:p>
+      <w:pPr>
         <w:jc w:val="right"/>
         <w:rPr>
           <w:szCs w:val="28"/>
@@ -7559,6 +7676,7 @@
         <w:rPr>
           <w:szCs w:val="28"/>
         </w:rPr>
+        <w:lastRenderedPageBreak/>
         <w:t>Таблица 3</w:t>
       </w:r>
     </w:p>
@@ -7584,9 +7702,9 @@
       </w:tblPr>
       <w:tblGrid>
         <w:gridCol w:w="1962"/>
-        <w:gridCol w:w="1025"/>
-        <w:gridCol w:w="2561"/>
-        <w:gridCol w:w="4080"/>
+        <w:gridCol w:w="1023"/>
+        <w:gridCol w:w="2547"/>
+        <w:gridCol w:w="4096"/>
       </w:tblGrid>
       <w:tr>
         <w:tc>
@@ -7836,6 +7954,13 @@
                 <w:lang w:val="ru-RU"/>
               </w:rPr>
             </w:pPr>
+            <w:r>
+              <w:rPr>
+                <w:sz w:val="24"/>
+                <w:lang w:val="ru-RU"/>
+              </w:rPr>
+              <w:t>Функция, инициализирующая микроконтроллер и дисплей</w:t>
+            </w:r>
           </w:p>
         </w:tc>
       </w:tr>
@@ -7915,6 +8040,20 @@
                 <w:lang w:val="ru-RU"/>
               </w:rPr>
             </w:pPr>
+            <w:r>
+              <w:rPr>
+                <w:sz w:val="24"/>
+                <w:lang w:val="ru-RU"/>
+              </w:rPr>
+              <w:t xml:space="preserve">Функция, исполняющаяся циклично всё время работы микроконтроллера. </w:t>
+            </w:r>
+            <w:r>
+              <w:rPr>
+                <w:sz w:val="24"/>
+                <w:lang w:val="ru-RU"/>
+              </w:rPr>
+              <w:t>Вызывает текущий режим работы</w:t>
+            </w:r>
           </w:p>
         </w:tc>
       </w:tr>
@@ -7937,7 +8076,6 @@
                 <w:sz w:val="24"/>
                 <w:lang w:val="en-US"/>
               </w:rPr>
-              <w:lastRenderedPageBreak/>
               <w:t>key_press</w:t>
             </w:r>
             <w:proofErr w:type="spellEnd"/>
@@ -8012,9 +8150,16 @@
               <w:ind w:firstLine="0"/>
               <w:rPr>
                 <w:sz w:val="24"/>
-                <w:lang w:val="en-US"/>
-              </w:rPr>
-            </w:pPr>
+                <w:lang w:val="ru-RU"/>
+              </w:rPr>
+            </w:pPr>
+            <w:r>
+              <w:rPr>
+                <w:sz w:val="24"/>
+                <w:lang w:val="ru-RU"/>
+              </w:rPr>
+              <w:t>Функция, реализующая логику обработки нажатий на одну из клавиш</w:t>
+            </w:r>
           </w:p>
         </w:tc>
       </w:tr>
@@ -8096,6 +8241,13 @@
                 <w:lang w:val="ru-RU"/>
               </w:rPr>
             </w:pPr>
+            <w:r>
+              <w:rPr>
+                <w:sz w:val="24"/>
+                <w:lang w:val="ru-RU"/>
+              </w:rPr>
+              <w:t>Функция работы микроконтроллера в первом режиме</w:t>
+            </w:r>
           </w:p>
         </w:tc>
       </w:tr>
@@ -8177,6 +8329,41 @@
                 <w:lang w:val="ru-RU"/>
               </w:rPr>
             </w:pPr>
+            <w:r>
+              <w:rPr>
+                <w:sz w:val="24"/>
+                <w:lang w:val="ru-RU"/>
+              </w:rPr>
+              <w:t>Функция работы микроконтроллера в</w:t>
+            </w:r>
+            <w:r>
+              <w:rPr>
+                <w:sz w:val="24"/>
+                <w:lang w:val="ru-RU"/>
+              </w:rPr>
+              <w:t>о</w:t>
+            </w:r>
+            <w:r>
+              <w:rPr>
+                <w:sz w:val="24"/>
+                <w:lang w:val="ru-RU"/>
+              </w:rPr>
+              <w:t xml:space="preserve"> </w:t>
+            </w:r>
+            <w:r>
+              <w:rPr>
+                <w:sz w:val="24"/>
+                <w:lang w:val="ru-RU"/>
+              </w:rPr>
+              <w:t>втором</w:t>
+            </w:r>
+            <w:r>
+              <w:rPr>
+                <w:sz w:val="24"/>
+                <w:lang w:val="ru-RU"/>
+              </w:rPr>
+              <w:t xml:space="preserve"> режиме</w:t>
+            </w:r>
           </w:p>
         </w:tc>
       </w:tr>
@@ -8258,6 +8445,27 @@
                 <w:lang w:val="ru-RU"/>
               </w:rPr>
             </w:pPr>
+            <w:r>
+              <w:rPr>
+                <w:sz w:val="24"/>
+                <w:lang w:val="ru-RU"/>
+              </w:rPr>
+              <w:t xml:space="preserve">Функция работы микроконтроллера в </w:t>
+            </w:r>
+            <w:r>
+              <w:rPr>
+                <w:sz w:val="24"/>
+                <w:lang w:val="ru-RU"/>
+              </w:rPr>
+              <w:t>третьем</w:t>
+            </w:r>
+            <w:r>
+              <w:rPr>
+                <w:sz w:val="24"/>
+                <w:lang w:val="ru-RU"/>
+              </w:rPr>
+              <w:t xml:space="preserve"> режиме</w:t>
+            </w:r>
           </w:p>
         </w:tc>
       </w:tr>
@@ -8339,6 +8547,13 @@
                 <w:lang w:val="ru-RU"/>
               </w:rPr>
             </w:pPr>
+            <w:r>
+              <w:rPr>
+                <w:sz w:val="24"/>
+                <w:lang w:val="ru-RU"/>
+              </w:rPr>
+              <w:t>Функция смены режима на следующий</w:t>
+            </w:r>
           </w:p>
         </w:tc>
       </w:tr>
@@ -8420,6 +8635,29 @@
                 <w:lang w:val="ru-RU"/>
               </w:rPr>
             </w:pPr>
+            <w:r>
+              <w:rPr>
+                <w:sz w:val="24"/>
+                <w:lang w:val="ru-RU"/>
+              </w:rPr>
+              <w:t xml:space="preserve">Получение номера </w:t>
+            </w:r>
+            <w:proofErr w:type="gramStart"/>
+            <w:r>
+              <w:rPr>
+                <w:sz w:val="24"/>
+                <w:lang w:val="ru-RU"/>
+              </w:rPr>
+              <w:t>режима</w:t>
+            </w:r>
+            <w:proofErr w:type="gramEnd"/>
+            <w:r>
+              <w:rPr>
+                <w:sz w:val="24"/>
+                <w:lang w:val="ru-RU"/>
+              </w:rPr>
+              <w:t xml:space="preserve"> в котором на данный момент находится микроконтроллер</w:t>
+            </w:r>
           </w:p>
         </w:tc>
       </w:tr>
@@ -8427,7 +8665,7 @@
     <w:p>
       <w:pPr>
         <w:rPr>
-          <w:lang w:val="en-US"/>
+          <w:lang w:val="ru-RU"/>
         </w:rPr>
       </w:pPr>
     </w:p>
@@ -9080,6 +9318,7 @@
                 <w:sz w:val="18"/>
                 <w:szCs w:val="18"/>
               </w:rPr>
+              <w:lastRenderedPageBreak/>
               <w:t xml:space="preserve">    </w:t>
             </w:r>
             <w:r>
@@ -9942,7 +10181,6 @@
         <w:rPr>
           <w:lang w:val="ru-RU"/>
         </w:rPr>
-        <w:lastRenderedPageBreak/>
         <w:t xml:space="preserve">Функция </w:t>
       </w:r>
       <w:r>
@@ -11324,6 +11562,7 @@
                 <w:sz w:val="18"/>
                 <w:szCs w:val="18"/>
               </w:rPr>
+              <w:lastRenderedPageBreak/>
               <w:t xml:space="preserve">            </w:t>
             </w:r>
             <w:r>
@@ -12355,7 +12594,6 @@
         <w:rPr>
           <w:lang w:val="ru-RU"/>
         </w:rPr>
-        <w:lastRenderedPageBreak/>
         <w:t xml:space="preserve">Функции режимов выводят нужную для конкретного её режима информацию на экран и вызывает функцию </w:t>
       </w:r>
       <w:r>
@@ -12596,6 +12834,112 @@
               <w:bottom w:val="single" w:sz="4" w:space="0" w:color="auto"/>
               <w:right w:val="single" w:sz="4" w:space="0" w:color="auto"/>
             </w:tcBorders>
+          </w:tcPr>
+          <w:p>
+            <w:pPr>
+              <w:ind w:firstLine="0"/>
+              <w:jc w:val="center"/>
+              <w:rPr>
+                <w:sz w:val="24"/>
+              </w:rPr>
+            </w:pPr>
+            <w:r>
+              <w:rPr>
+                <w:sz w:val="24"/>
+              </w:rPr>
+              <w:t>1</w:t>
+            </w:r>
+          </w:p>
+        </w:tc>
+        <w:tc>
+          <w:tcPr>
+            <w:tcW w:w="2219" w:type="dxa"/>
+            <w:tcBorders>
+              <w:top w:val="single" w:sz="4" w:space="0" w:color="auto"/>
+              <w:left w:val="single" w:sz="4" w:space="0" w:color="auto"/>
+              <w:bottom w:val="single" w:sz="4" w:space="0" w:color="auto"/>
+              <w:right w:val="single" w:sz="4" w:space="0" w:color="auto"/>
+            </w:tcBorders>
+          </w:tcPr>
+          <w:p>
+            <w:pPr>
+              <w:ind w:firstLine="0"/>
+              <w:jc w:val="center"/>
+              <w:rPr>
+                <w:sz w:val="24"/>
+              </w:rPr>
+            </w:pPr>
+            <w:r>
+              <w:rPr>
+                <w:sz w:val="24"/>
+              </w:rPr>
+              <w:t>2</w:t>
+            </w:r>
+          </w:p>
+        </w:tc>
+        <w:tc>
+          <w:tcPr>
+            <w:tcW w:w="2078" w:type="dxa"/>
+            <w:tcBorders>
+              <w:top w:val="single" w:sz="4" w:space="0" w:color="auto"/>
+              <w:left w:val="single" w:sz="4" w:space="0" w:color="auto"/>
+              <w:bottom w:val="single" w:sz="4" w:space="0" w:color="auto"/>
+              <w:right w:val="single" w:sz="4" w:space="0" w:color="auto"/>
+            </w:tcBorders>
+          </w:tcPr>
+          <w:p>
+            <w:pPr>
+              <w:ind w:firstLine="0"/>
+              <w:jc w:val="center"/>
+              <w:rPr>
+                <w:sz w:val="24"/>
+              </w:rPr>
+            </w:pPr>
+            <w:r>
+              <w:rPr>
+                <w:sz w:val="24"/>
+              </w:rPr>
+              <w:t>3</w:t>
+            </w:r>
+          </w:p>
+        </w:tc>
+        <w:tc>
+          <w:tcPr>
+            <w:tcW w:w="4886" w:type="dxa"/>
+            <w:tcBorders>
+              <w:top w:val="single" w:sz="4" w:space="0" w:color="auto"/>
+              <w:left w:val="single" w:sz="4" w:space="0" w:color="auto"/>
+              <w:bottom w:val="single" w:sz="4" w:space="0" w:color="auto"/>
+              <w:right w:val="single" w:sz="4" w:space="0" w:color="auto"/>
+            </w:tcBorders>
+          </w:tcPr>
+          <w:p>
+            <w:pPr>
+              <w:ind w:firstLine="0"/>
+              <w:jc w:val="center"/>
+              <w:rPr>
+                <w:sz w:val="24"/>
+              </w:rPr>
+            </w:pPr>
+            <w:r>
+              <w:rPr>
+                <w:sz w:val="24"/>
+              </w:rPr>
+              <w:t>4</w:t>
+            </w:r>
+          </w:p>
+        </w:tc>
+      </w:tr>
+      <w:tr>
+        <w:tc>
+          <w:tcPr>
+            <w:tcW w:w="445" w:type="dxa"/>
+            <w:tcBorders>
+              <w:top w:val="single" w:sz="4" w:space="0" w:color="auto"/>
+              <w:left w:val="single" w:sz="4" w:space="0" w:color="auto"/>
+              <w:bottom w:val="single" w:sz="4" w:space="0" w:color="auto"/>
+              <w:right w:val="single" w:sz="4" w:space="0" w:color="auto"/>
+            </w:tcBorders>
             <w:hideMark/>
           </w:tcPr>
           <w:p>
@@ -12734,6 +13078,7 @@
                 <w:sz w:val="24"/>
                 <w:lang w:val="en-US"/>
               </w:rPr>
+              <w:lastRenderedPageBreak/>
               <w:t>2</w:t>
             </w:r>
           </w:p>
@@ -13629,7 +13974,6 @@
               <w:rPr>
                 <w:sz w:val="24"/>
               </w:rPr>
-              <w:lastRenderedPageBreak/>
               <w:t>22.01.2026</w:t>
             </w:r>
           </w:p>
@@ -14147,6 +14491,7 @@
                 <w:sz w:val="24"/>
                 <w:lang w:val="ru-RU"/>
               </w:rPr>
+              <w:lastRenderedPageBreak/>
               <w:t>3</w:t>
             </w:r>
           </w:p>
@@ -14857,7 +15202,6 @@
         <w:rPr>
           <w:lang w:val="ru-RU"/>
         </w:rPr>
-        <w:lastRenderedPageBreak/>
         <w:t>Таблица 7</w:t>
       </w:r>
     </w:p>
@@ -15763,6 +16107,7 @@
                 <w:sz w:val="24"/>
                 <w:lang w:val="en-US"/>
               </w:rPr>
+              <w:lastRenderedPageBreak/>
               <w:t>2</w:t>
             </w:r>
             <w:r>
@@ -16781,7 +17126,6 @@
                 <w:sz w:val="24"/>
                 <w:lang w:val="en-US"/>
               </w:rPr>
-              <w:lastRenderedPageBreak/>
               <w:t>14</w:t>
             </w:r>
             <w:r>
@@ -17512,6 +17856,7 @@
                 <w:sz w:val="24"/>
                 <w:lang w:val="en-US"/>
               </w:rPr>
+              <w:lastRenderedPageBreak/>
               <w:t>14</w:t>
             </w:r>
             <w:r>
@@ -19416,7 +19761,7 @@
         <w:rPr>
           <w:color w:val="000000"/>
           <w:szCs w:val="28"/>
-          <w:lang w:val="en-US"/>
+          <w:lang w:val="ru-RU"/>
         </w:rPr>
         <w:t>5</w:t>
       </w:r>
@@ -20869,28 +21214,7 @@
           <w:szCs w:val="28"/>
           <w:lang w:val="ru-RU"/>
         </w:rPr>
-        <w:t>У</w:t>
-      </w:r>
-      <w:r>
-        <w:rPr>
-          <w:szCs w:val="28"/>
-          <w:lang w:val="ru-RU"/>
-        </w:rPr>
-        <w:t>стройств</w:t>
-      </w:r>
-      <w:r>
-        <w:rPr>
-          <w:szCs w:val="28"/>
-          <w:lang w:val="ru-RU"/>
-        </w:rPr>
-        <w:t>о</w:t>
-      </w:r>
-      <w:r>
-        <w:rPr>
-          <w:szCs w:val="28"/>
-          <w:lang w:val="ru-RU"/>
-        </w:rPr>
-        <w:t xml:space="preserve"> ввода </w:t>
+        <w:t xml:space="preserve">Устройство ввода </w:t>
       </w:r>
       <w:r>
         <w:rPr>

--- a/Курс 3/Архитектура ЭВМ/Курисовая/Кринкин_РПЗ.docx
+++ b/Курс 3/Архитектура ЭВМ/Курисовая/Кринкин_РПЗ.docx
@@ -978,6 +978,7 @@
                 <w:rFonts w:eastAsia="Times New Roman"/>
                 <w:bCs/>
                 <w:szCs w:val="36"/>
+                <w:lang w:val="ru-RU"/>
               </w:rPr>
             </w:pPr>
             <w:r>
@@ -985,8 +986,43 @@
                 <w:rFonts w:eastAsia="Times New Roman"/>
                 <w:bCs/>
                 <w:szCs w:val="36"/>
-              </w:rPr>
-              <w:t>Ганичева Оксана Георгиевна</w:t>
+                <w:lang w:val="ru-RU"/>
+              </w:rPr>
+              <w:t>Куценко</w:t>
+            </w:r>
+            <w:r>
+              <w:rPr>
+                <w:rFonts w:eastAsia="Times New Roman"/>
+                <w:bCs/>
+                <w:szCs w:val="36"/>
+              </w:rPr>
+              <w:t xml:space="preserve"> </w:t>
+            </w:r>
+            <w:r>
+              <w:rPr>
+                <w:rFonts w:eastAsia="Times New Roman"/>
+                <w:bCs/>
+                <w:szCs w:val="36"/>
+                <w:lang w:val="ru-RU"/>
+              </w:rPr>
+              <w:t>Елена</w:t>
+            </w:r>
+            <w:r>
+              <w:rPr>
+                <w:rFonts w:eastAsia="Times New Roman"/>
+                <w:bCs/>
+                <w:szCs w:val="36"/>
+              </w:rPr>
+              <w:t xml:space="preserve"> </w:t>
+            </w:r>
+            <w:r>
+              <w:rPr>
+                <w:rFonts w:eastAsia="Times New Roman"/>
+                <w:bCs/>
+                <w:szCs w:val="36"/>
+                <w:lang w:val="ru-RU"/>
+              </w:rPr>
+              <w:t>Борисовна</w:t>
             </w:r>
           </w:p>
         </w:tc>
@@ -1763,7 +1799,7 @@
             <w:pStyle w:val="11"/>
             <w:rPr>
               <w:rFonts w:asciiTheme="minorHAnsi" w:eastAsiaTheme="minorEastAsia" w:hAnsiTheme="minorHAnsi" w:cstheme="minorBidi"/>
-              <w:color w:val="70AD47" w:themeColor="accent6"/>
+              <w:color w:val="auto"/>
               <w:sz w:val="24"/>
               <w:szCs w:val="24"/>
               <w:lang w:val="en-US"/>
@@ -1772,15 +1808,20 @@
           <w:r>
             <w:rPr>
               <w:noProof w:val="0"/>
+              <w:color w:val="auto"/>
             </w:rPr>
             <w:fldChar w:fldCharType="begin"/>
           </w:r>
           <w:r>
+            <w:rPr>
+              <w:color w:val="auto"/>
+            </w:rPr>
             <w:instrText>TOC \o "1-3" \h \z \u</w:instrText>
           </w:r>
           <w:r>
             <w:rPr>
               <w:noProof w:val="0"/>
+              <w:color w:val="auto"/>
             </w:rPr>
             <w:fldChar w:fldCharType="separate"/>
           </w:r>
@@ -1788,55 +1829,55 @@
             <w:r>
               <w:rPr>
                 <w:rStyle w:val="af2"/>
-                <w:color w:val="70AD47" w:themeColor="accent6"/>
+                <w:color w:val="auto"/>
               </w:rPr>
               <w:t>Аннотация</w:t>
             </w:r>
             <w:r>
               <w:rPr>
                 <w:webHidden/>
-                <w:color w:val="70AD47" w:themeColor="accent6"/>
+                <w:color w:val="auto"/>
               </w:rPr>
               <w:tab/>
             </w:r>
             <w:r>
               <w:rPr>
                 <w:webHidden/>
-                <w:color w:val="70AD47" w:themeColor="accent6"/>
+                <w:color w:val="auto"/>
               </w:rPr>
               <w:fldChar w:fldCharType="begin"/>
             </w:r>
             <w:r>
               <w:rPr>
                 <w:webHidden/>
-                <w:color w:val="70AD47" w:themeColor="accent6"/>
+                <w:color w:val="auto"/>
               </w:rPr>
               <w:instrText xml:space="preserve"> PAGEREF _Toc225692790 \h </w:instrText>
             </w:r>
             <w:r>
               <w:rPr>
                 <w:webHidden/>
-                <w:color w:val="70AD47" w:themeColor="accent6"/>
+                <w:color w:val="auto"/>
               </w:rPr>
             </w:r>
             <w:r>
               <w:rPr>
                 <w:webHidden/>
-                <w:color w:val="70AD47" w:themeColor="accent6"/>
+                <w:color w:val="auto"/>
               </w:rPr>
               <w:fldChar w:fldCharType="separate"/>
             </w:r>
             <w:r>
               <w:rPr>
                 <w:webHidden/>
-                <w:color w:val="70AD47" w:themeColor="accent6"/>
+                <w:color w:val="auto"/>
               </w:rPr>
               <w:t>2</w:t>
             </w:r>
             <w:r>
               <w:rPr>
                 <w:webHidden/>
-                <w:color w:val="70AD47" w:themeColor="accent6"/>
+                <w:color w:val="auto"/>
               </w:rPr>
               <w:fldChar w:fldCharType="end"/>
             </w:r>
@@ -1857,47 +1898,69 @@
             <w:r>
               <w:rPr>
                 <w:rStyle w:val="af2"/>
-              </w:rPr>
-              <w:t>Введение</w:t>
+                <w:color w:val="auto"/>
+              </w:rPr>
+              <w:t>Введ</w:t>
+            </w:r>
+            <w:r>
+              <w:rPr>
+                <w:rStyle w:val="af2"/>
+                <w:color w:val="auto"/>
+              </w:rPr>
+              <w:t>е</w:t>
+            </w:r>
+            <w:r>
+              <w:rPr>
+                <w:rStyle w:val="af2"/>
+                <w:color w:val="auto"/>
+              </w:rPr>
+              <w:t>ние</w:t>
             </w:r>
             <w:r>
               <w:rPr>
                 <w:webHidden/>
+                <w:color w:val="auto"/>
               </w:rPr>
               <w:tab/>
             </w:r>
             <w:r>
               <w:rPr>
                 <w:webHidden/>
+                <w:color w:val="auto"/>
               </w:rPr>
               <w:fldChar w:fldCharType="begin"/>
             </w:r>
             <w:r>
               <w:rPr>
                 <w:webHidden/>
+                <w:color w:val="auto"/>
               </w:rPr>
               <w:instrText xml:space="preserve"> PAGEREF _Toc225692791 \h </w:instrText>
             </w:r>
             <w:r>
               <w:rPr>
                 <w:webHidden/>
+                <w:color w:val="auto"/>
               </w:rPr>
             </w:r>
             <w:r>
               <w:rPr>
                 <w:webHidden/>
+                <w:color w:val="auto"/>
               </w:rPr>
               <w:fldChar w:fldCharType="separate"/>
             </w:r>
             <w:r>
               <w:rPr>
                 <w:webHidden/>
+                <w:color w:val="auto"/>
               </w:rPr>
               <w:t>4</w:t>
             </w:r>
             <w:r>
               <w:rPr>
                 <w:webHidden/>
+                <w:color w:val="auto"/>
               </w:rPr>
               <w:fldChar w:fldCharType="end"/>
             </w:r>
@@ -1908,7 +1971,7 @@
             <w:pStyle w:val="11"/>
             <w:rPr>
               <w:rFonts w:asciiTheme="minorHAnsi" w:eastAsiaTheme="minorEastAsia" w:hAnsiTheme="minorHAnsi" w:cstheme="minorBidi"/>
-              <w:color w:val="ED7D31" w:themeColor="accent2"/>
+              <w:color w:val="auto"/>
               <w:sz w:val="24"/>
               <w:szCs w:val="24"/>
               <w:lang w:val="en-US"/>
@@ -1918,55 +1981,55 @@
             <w:r>
               <w:rPr>
                 <w:rStyle w:val="af2"/>
-                <w:color w:val="ED7D31" w:themeColor="accent2"/>
+                <w:color w:val="auto"/>
               </w:rPr>
               <w:t>1. Теоретическая часть</w:t>
             </w:r>
             <w:r>
               <w:rPr>
                 <w:webHidden/>
-                <w:color w:val="ED7D31" w:themeColor="accent2"/>
+                <w:color w:val="auto"/>
               </w:rPr>
               <w:tab/>
             </w:r>
             <w:r>
               <w:rPr>
                 <w:webHidden/>
-                <w:color w:val="ED7D31" w:themeColor="accent2"/>
+                <w:color w:val="auto"/>
               </w:rPr>
               <w:fldChar w:fldCharType="begin"/>
             </w:r>
             <w:r>
               <w:rPr>
                 <w:webHidden/>
-                <w:color w:val="ED7D31" w:themeColor="accent2"/>
+                <w:color w:val="auto"/>
               </w:rPr>
               <w:instrText xml:space="preserve"> PAGEREF _Toc225692792 \h </w:instrText>
             </w:r>
             <w:r>
               <w:rPr>
                 <w:webHidden/>
-                <w:color w:val="ED7D31" w:themeColor="accent2"/>
+                <w:color w:val="auto"/>
               </w:rPr>
             </w:r>
             <w:r>
               <w:rPr>
                 <w:webHidden/>
-                <w:color w:val="ED7D31" w:themeColor="accent2"/>
+                <w:color w:val="auto"/>
               </w:rPr>
               <w:fldChar w:fldCharType="separate"/>
             </w:r>
             <w:r>
               <w:rPr>
                 <w:webHidden/>
-                <w:color w:val="ED7D31" w:themeColor="accent2"/>
+                <w:color w:val="auto"/>
               </w:rPr>
               <w:t>5</w:t>
             </w:r>
             <w:r>
               <w:rPr>
                 <w:webHidden/>
-                <w:color w:val="ED7D31" w:themeColor="accent2"/>
+                <w:color w:val="auto"/>
               </w:rPr>
               <w:fldChar w:fldCharType="end"/>
             </w:r>
@@ -1977,7 +2040,7 @@
             <w:pStyle w:val="23"/>
             <w:rPr>
               <w:rFonts w:asciiTheme="minorHAnsi" w:eastAsiaTheme="minorEastAsia" w:hAnsiTheme="minorHAnsi" w:cstheme="minorBidi"/>
-              <w:color w:val="EE0000"/>
+              <w:color w:val="auto"/>
               <w:sz w:val="24"/>
               <w:szCs w:val="24"/>
               <w:lang w:val="en-US"/>
@@ -1987,55 +2050,55 @@
             <w:r>
               <w:rPr>
                 <w:rStyle w:val="af2"/>
-                <w:color w:val="EE0000"/>
+                <w:color w:val="auto"/>
               </w:rPr>
               <w:t>1.1. Анализ предметной области</w:t>
             </w:r>
             <w:r>
               <w:rPr>
                 <w:webHidden/>
-                <w:color w:val="EE0000"/>
+                <w:color w:val="auto"/>
               </w:rPr>
               <w:tab/>
             </w:r>
             <w:r>
               <w:rPr>
                 <w:webHidden/>
-                <w:color w:val="EE0000"/>
+                <w:color w:val="auto"/>
               </w:rPr>
               <w:fldChar w:fldCharType="begin"/>
             </w:r>
             <w:r>
               <w:rPr>
                 <w:webHidden/>
-                <w:color w:val="EE0000"/>
+                <w:color w:val="auto"/>
               </w:rPr>
               <w:instrText xml:space="preserve"> PAGEREF _Toc225692793 \h </w:instrText>
             </w:r>
             <w:r>
               <w:rPr>
                 <w:webHidden/>
-                <w:color w:val="EE0000"/>
+                <w:color w:val="auto"/>
               </w:rPr>
             </w:r>
             <w:r>
               <w:rPr>
                 <w:webHidden/>
-                <w:color w:val="EE0000"/>
+                <w:color w:val="auto"/>
               </w:rPr>
               <w:fldChar w:fldCharType="separate"/>
             </w:r>
             <w:r>
               <w:rPr>
                 <w:webHidden/>
-                <w:color w:val="EE0000"/>
+                <w:color w:val="auto"/>
               </w:rPr>
               <w:t>5</w:t>
             </w:r>
             <w:r>
               <w:rPr>
                 <w:webHidden/>
-                <w:color w:val="EE0000"/>
+                <w:color w:val="auto"/>
               </w:rPr>
               <w:fldChar w:fldCharType="end"/>
             </w:r>
@@ -2056,47 +2119,55 @@
             <w:r>
               <w:rPr>
                 <w:rStyle w:val="af2"/>
+                <w:color w:val="auto"/>
               </w:rPr>
               <w:t>1.2. Принцип работы устройства</w:t>
             </w:r>
             <w:r>
               <w:rPr>
                 <w:webHidden/>
+                <w:color w:val="auto"/>
               </w:rPr>
               <w:tab/>
             </w:r>
             <w:r>
               <w:rPr>
                 <w:webHidden/>
+                <w:color w:val="auto"/>
               </w:rPr>
               <w:fldChar w:fldCharType="begin"/>
             </w:r>
             <w:r>
               <w:rPr>
                 <w:webHidden/>
+                <w:color w:val="auto"/>
               </w:rPr>
               <w:instrText xml:space="preserve"> PAGEREF _Toc225692794 \h </w:instrText>
             </w:r>
             <w:r>
               <w:rPr>
                 <w:webHidden/>
+                <w:color w:val="auto"/>
               </w:rPr>
             </w:r>
             <w:r>
               <w:rPr>
                 <w:webHidden/>
+                <w:color w:val="auto"/>
               </w:rPr>
               <w:fldChar w:fldCharType="separate"/>
             </w:r>
             <w:r>
               <w:rPr>
                 <w:webHidden/>
-              </w:rPr>
-              <w:t>5</w:t>
+                <w:color w:val="auto"/>
+              </w:rPr>
+              <w:t>7</w:t>
             </w:r>
             <w:r>
               <w:rPr>
                 <w:webHidden/>
+                <w:color w:val="auto"/>
               </w:rPr>
               <w:fldChar w:fldCharType="end"/>
             </w:r>
@@ -2107,7 +2178,7 @@
             <w:pStyle w:val="11"/>
             <w:rPr>
               <w:rFonts w:asciiTheme="minorHAnsi" w:eastAsiaTheme="minorEastAsia" w:hAnsiTheme="minorHAnsi" w:cstheme="minorBidi"/>
-              <w:color w:val="70AD47" w:themeColor="accent6"/>
+              <w:color w:val="auto"/>
               <w:sz w:val="24"/>
               <w:szCs w:val="24"/>
               <w:lang w:val="en-US"/>
@@ -2117,55 +2188,55 @@
             <w:r>
               <w:rPr>
                 <w:rStyle w:val="af2"/>
-                <w:color w:val="70AD47" w:themeColor="accent6"/>
+                <w:color w:val="auto"/>
               </w:rPr>
               <w:t>2. Практическая часть</w:t>
             </w:r>
             <w:r>
               <w:rPr>
                 <w:webHidden/>
-                <w:color w:val="70AD47" w:themeColor="accent6"/>
+                <w:color w:val="auto"/>
               </w:rPr>
               <w:tab/>
             </w:r>
             <w:r>
               <w:rPr>
                 <w:webHidden/>
-                <w:color w:val="70AD47" w:themeColor="accent6"/>
+                <w:color w:val="auto"/>
               </w:rPr>
               <w:fldChar w:fldCharType="begin"/>
             </w:r>
             <w:r>
               <w:rPr>
                 <w:webHidden/>
-                <w:color w:val="70AD47" w:themeColor="accent6"/>
+                <w:color w:val="auto"/>
               </w:rPr>
               <w:instrText xml:space="preserve"> PAGEREF _Toc225692795 \h </w:instrText>
             </w:r>
             <w:r>
               <w:rPr>
                 <w:webHidden/>
-                <w:color w:val="70AD47" w:themeColor="accent6"/>
+                <w:color w:val="auto"/>
               </w:rPr>
             </w:r>
             <w:r>
               <w:rPr>
                 <w:webHidden/>
-                <w:color w:val="70AD47" w:themeColor="accent6"/>
+                <w:color w:val="auto"/>
               </w:rPr>
               <w:fldChar w:fldCharType="separate"/>
             </w:r>
             <w:r>
               <w:rPr>
                 <w:webHidden/>
-                <w:color w:val="70AD47" w:themeColor="accent6"/>
-              </w:rPr>
-              <w:t>6</w:t>
+                <w:color w:val="auto"/>
+              </w:rPr>
+              <w:t>9</w:t>
             </w:r>
             <w:r>
               <w:rPr>
                 <w:webHidden/>
-                <w:color w:val="70AD47" w:themeColor="accent6"/>
+                <w:color w:val="auto"/>
               </w:rPr>
               <w:fldChar w:fldCharType="end"/>
             </w:r>
@@ -2186,47 +2257,55 @@
             <w:r>
               <w:rPr>
                 <w:rStyle w:val="af2"/>
+                <w:color w:val="auto"/>
               </w:rPr>
               <w:t>2.1. Выбор микросхемы изделия</w:t>
             </w:r>
             <w:r>
               <w:rPr>
                 <w:webHidden/>
+                <w:color w:val="auto"/>
               </w:rPr>
               <w:tab/>
             </w:r>
             <w:r>
               <w:rPr>
                 <w:webHidden/>
+                <w:color w:val="auto"/>
               </w:rPr>
               <w:fldChar w:fldCharType="begin"/>
             </w:r>
             <w:r>
               <w:rPr>
                 <w:webHidden/>
+                <w:color w:val="auto"/>
               </w:rPr>
               <w:instrText xml:space="preserve"> PAGEREF _Toc225692796 \h </w:instrText>
             </w:r>
             <w:r>
               <w:rPr>
                 <w:webHidden/>
+                <w:color w:val="auto"/>
               </w:rPr>
             </w:r>
             <w:r>
               <w:rPr>
                 <w:webHidden/>
+                <w:color w:val="auto"/>
               </w:rPr>
               <w:fldChar w:fldCharType="separate"/>
             </w:r>
             <w:r>
               <w:rPr>
                 <w:webHidden/>
-              </w:rPr>
-              <w:t>6</w:t>
+                <w:color w:val="auto"/>
+              </w:rPr>
+              <w:t>9</w:t>
             </w:r>
             <w:r>
               <w:rPr>
                 <w:webHidden/>
+                <w:color w:val="auto"/>
               </w:rPr>
               <w:fldChar w:fldCharType="end"/>
             </w:r>
@@ -2247,47 +2326,55 @@
             <w:r>
               <w:rPr>
                 <w:rStyle w:val="af2"/>
+                <w:color w:val="auto"/>
               </w:rPr>
               <w:t>2.2. Описание составных частей электронного изделия</w:t>
             </w:r>
             <w:r>
               <w:rPr>
                 <w:webHidden/>
+                <w:color w:val="auto"/>
               </w:rPr>
               <w:tab/>
             </w:r>
             <w:r>
               <w:rPr>
                 <w:webHidden/>
+                <w:color w:val="auto"/>
               </w:rPr>
               <w:fldChar w:fldCharType="begin"/>
             </w:r>
             <w:r>
               <w:rPr>
                 <w:webHidden/>
+                <w:color w:val="auto"/>
               </w:rPr>
               <w:instrText xml:space="preserve"> PAGEREF _Toc225692797 \h </w:instrText>
             </w:r>
             <w:r>
               <w:rPr>
                 <w:webHidden/>
+                <w:color w:val="auto"/>
               </w:rPr>
             </w:r>
             <w:r>
               <w:rPr>
                 <w:webHidden/>
+                <w:color w:val="auto"/>
               </w:rPr>
               <w:fldChar w:fldCharType="separate"/>
             </w:r>
             <w:r>
               <w:rPr>
                 <w:webHidden/>
-              </w:rPr>
-              <w:t>6</w:t>
+                <w:color w:val="auto"/>
+              </w:rPr>
+              <w:t>9</w:t>
             </w:r>
             <w:r>
               <w:rPr>
                 <w:webHidden/>
+                <w:color w:val="auto"/>
               </w:rPr>
               <w:fldChar w:fldCharType="end"/>
             </w:r>
@@ -2308,47 +2395,55 @@
             <w:r>
               <w:rPr>
                 <w:rStyle w:val="af2"/>
+                <w:color w:val="auto"/>
               </w:rPr>
               <w:t>2.3. Разработка структурной схемы изделия</w:t>
             </w:r>
             <w:r>
               <w:rPr>
                 <w:webHidden/>
+                <w:color w:val="auto"/>
               </w:rPr>
               <w:tab/>
             </w:r>
             <w:r>
               <w:rPr>
                 <w:webHidden/>
+                <w:color w:val="auto"/>
               </w:rPr>
               <w:fldChar w:fldCharType="begin"/>
             </w:r>
             <w:r>
               <w:rPr>
                 <w:webHidden/>
+                <w:color w:val="auto"/>
               </w:rPr>
               <w:instrText xml:space="preserve"> PAGEREF _Toc225692798 \h </w:instrText>
             </w:r>
             <w:r>
               <w:rPr>
                 <w:webHidden/>
+                <w:color w:val="auto"/>
               </w:rPr>
             </w:r>
             <w:r>
               <w:rPr>
                 <w:webHidden/>
+                <w:color w:val="auto"/>
               </w:rPr>
               <w:fldChar w:fldCharType="separate"/>
             </w:r>
             <w:r>
               <w:rPr>
                 <w:webHidden/>
-              </w:rPr>
-              <w:t>10</w:t>
+                <w:color w:val="auto"/>
+              </w:rPr>
+              <w:t>13</w:t>
             </w:r>
             <w:r>
               <w:rPr>
                 <w:webHidden/>
+                <w:color w:val="auto"/>
               </w:rPr>
               <w:fldChar w:fldCharType="end"/>
             </w:r>
@@ -2369,47 +2464,55 @@
             <w:r>
               <w:rPr>
                 <w:rStyle w:val="af2"/>
+                <w:color w:val="auto"/>
               </w:rPr>
               <w:t>2.4. Разработка принципиальной схемы изделия</w:t>
             </w:r>
             <w:r>
               <w:rPr>
                 <w:webHidden/>
+                <w:color w:val="auto"/>
               </w:rPr>
               <w:tab/>
             </w:r>
             <w:r>
               <w:rPr>
                 <w:webHidden/>
+                <w:color w:val="auto"/>
               </w:rPr>
               <w:fldChar w:fldCharType="begin"/>
             </w:r>
             <w:r>
               <w:rPr>
                 <w:webHidden/>
+                <w:color w:val="auto"/>
               </w:rPr>
               <w:instrText xml:space="preserve"> PAGEREF _Toc225692799 \h </w:instrText>
             </w:r>
             <w:r>
               <w:rPr>
                 <w:webHidden/>
+                <w:color w:val="auto"/>
               </w:rPr>
             </w:r>
             <w:r>
               <w:rPr>
                 <w:webHidden/>
+                <w:color w:val="auto"/>
               </w:rPr>
               <w:fldChar w:fldCharType="separate"/>
             </w:r>
             <w:r>
               <w:rPr>
                 <w:webHidden/>
-              </w:rPr>
-              <w:t>11</w:t>
+                <w:color w:val="auto"/>
+              </w:rPr>
+              <w:t>14</w:t>
             </w:r>
             <w:r>
               <w:rPr>
                 <w:webHidden/>
+                <w:color w:val="auto"/>
               </w:rPr>
               <w:fldChar w:fldCharType="end"/>
             </w:r>
@@ -2420,6 +2523,7 @@
             <w:pStyle w:val="23"/>
             <w:rPr>
               <w:rFonts w:asciiTheme="minorHAnsi" w:eastAsiaTheme="minorEastAsia" w:hAnsiTheme="minorHAnsi" w:cstheme="minorBidi"/>
+              <w:color w:val="auto"/>
               <w:sz w:val="24"/>
               <w:szCs w:val="24"/>
               <w:lang w:val="en-US"/>
@@ -2429,48 +2533,55 @@
             <w:r>
               <w:rPr>
                 <w:rStyle w:val="af2"/>
-                <w:color w:val="70AD47" w:themeColor="accent6"/>
+                <w:color w:val="auto"/>
               </w:rPr>
               <w:t>2.5. Кодирование</w:t>
             </w:r>
             <w:r>
               <w:rPr>
                 <w:webHidden/>
+                <w:color w:val="auto"/>
               </w:rPr>
               <w:tab/>
             </w:r>
             <w:r>
               <w:rPr>
                 <w:webHidden/>
+                <w:color w:val="auto"/>
               </w:rPr>
               <w:fldChar w:fldCharType="begin"/>
             </w:r>
             <w:r>
               <w:rPr>
                 <w:webHidden/>
+                <w:color w:val="auto"/>
               </w:rPr>
               <w:instrText xml:space="preserve"> PAGEREF _Toc225692800 \h </w:instrText>
             </w:r>
             <w:r>
               <w:rPr>
                 <w:webHidden/>
+                <w:color w:val="auto"/>
               </w:rPr>
             </w:r>
             <w:r>
               <w:rPr>
                 <w:webHidden/>
+                <w:color w:val="auto"/>
               </w:rPr>
               <w:fldChar w:fldCharType="separate"/>
             </w:r>
             <w:r>
               <w:rPr>
                 <w:webHidden/>
-              </w:rPr>
-              <w:t>13</w:t>
+                <w:color w:val="auto"/>
+              </w:rPr>
+              <w:t>16</w:t>
             </w:r>
             <w:r>
               <w:rPr>
                 <w:webHidden/>
+                <w:color w:val="auto"/>
               </w:rPr>
               <w:fldChar w:fldCharType="end"/>
             </w:r>
@@ -2491,47 +2602,55 @@
             <w:r>
               <w:rPr>
                 <w:rStyle w:val="af2"/>
+                <w:color w:val="auto"/>
               </w:rPr>
               <w:t>2.6. Тестирование работы изделия</w:t>
             </w:r>
             <w:r>
               <w:rPr>
                 <w:webHidden/>
+                <w:color w:val="auto"/>
               </w:rPr>
               <w:tab/>
             </w:r>
             <w:r>
               <w:rPr>
                 <w:webHidden/>
+                <w:color w:val="auto"/>
               </w:rPr>
               <w:fldChar w:fldCharType="begin"/>
             </w:r>
             <w:r>
               <w:rPr>
                 <w:webHidden/>
+                <w:color w:val="auto"/>
               </w:rPr>
               <w:instrText xml:space="preserve"> PAGEREF _Toc225692801 \h </w:instrText>
             </w:r>
             <w:r>
               <w:rPr>
                 <w:webHidden/>
+                <w:color w:val="auto"/>
               </w:rPr>
             </w:r>
             <w:r>
               <w:rPr>
                 <w:webHidden/>
+                <w:color w:val="auto"/>
               </w:rPr>
               <w:fldChar w:fldCharType="separate"/>
             </w:r>
             <w:r>
               <w:rPr>
                 <w:webHidden/>
-              </w:rPr>
-              <w:t>16</w:t>
+                <w:color w:val="auto"/>
+              </w:rPr>
+              <w:t>19</w:t>
             </w:r>
             <w:r>
               <w:rPr>
                 <w:webHidden/>
+                <w:color w:val="auto"/>
               </w:rPr>
               <w:fldChar w:fldCharType="end"/>
             </w:r>
@@ -2542,7 +2661,7 @@
             <w:pStyle w:val="11"/>
             <w:rPr>
               <w:rFonts w:asciiTheme="minorHAnsi" w:eastAsiaTheme="minorEastAsia" w:hAnsiTheme="minorHAnsi" w:cstheme="minorBidi"/>
-              <w:color w:val="70AD47" w:themeColor="accent6"/>
+              <w:color w:val="auto"/>
               <w:sz w:val="24"/>
               <w:szCs w:val="24"/>
               <w:lang w:val="en-US"/>
@@ -2552,55 +2671,55 @@
             <w:r>
               <w:rPr>
                 <w:rStyle w:val="af2"/>
-                <w:color w:val="70AD47" w:themeColor="accent6"/>
+                <w:color w:val="auto"/>
               </w:rPr>
               <w:t>Заключение</w:t>
             </w:r>
             <w:r>
               <w:rPr>
                 <w:webHidden/>
-                <w:color w:val="70AD47" w:themeColor="accent6"/>
+                <w:color w:val="auto"/>
               </w:rPr>
               <w:tab/>
             </w:r>
             <w:r>
               <w:rPr>
                 <w:webHidden/>
-                <w:color w:val="70AD47" w:themeColor="accent6"/>
+                <w:color w:val="auto"/>
               </w:rPr>
               <w:fldChar w:fldCharType="begin"/>
             </w:r>
             <w:r>
               <w:rPr>
                 <w:webHidden/>
-                <w:color w:val="70AD47" w:themeColor="accent6"/>
+                <w:color w:val="auto"/>
               </w:rPr>
               <w:instrText xml:space="preserve"> PAGEREF _Toc225692802 \h </w:instrText>
             </w:r>
             <w:r>
               <w:rPr>
                 <w:webHidden/>
-                <w:color w:val="70AD47" w:themeColor="accent6"/>
+                <w:color w:val="auto"/>
               </w:rPr>
             </w:r>
             <w:r>
               <w:rPr>
                 <w:webHidden/>
-                <w:color w:val="70AD47" w:themeColor="accent6"/>
+                <w:color w:val="auto"/>
               </w:rPr>
               <w:fldChar w:fldCharType="separate"/>
             </w:r>
             <w:r>
               <w:rPr>
                 <w:webHidden/>
-                <w:color w:val="70AD47" w:themeColor="accent6"/>
-              </w:rPr>
-              <w:t>20</w:t>
+                <w:color w:val="auto"/>
+              </w:rPr>
+              <w:t>24</w:t>
             </w:r>
             <w:r>
               <w:rPr>
                 <w:webHidden/>
-                <w:color w:val="70AD47" w:themeColor="accent6"/>
+                <w:color w:val="auto"/>
               </w:rPr>
               <w:fldChar w:fldCharType="end"/>
             </w:r>
@@ -2611,7 +2730,7 @@
             <w:pStyle w:val="11"/>
             <w:rPr>
               <w:rFonts w:asciiTheme="minorHAnsi" w:eastAsiaTheme="minorEastAsia" w:hAnsiTheme="minorHAnsi" w:cstheme="minorBidi"/>
-              <w:color w:val="ED7D31" w:themeColor="accent2"/>
+              <w:color w:val="auto"/>
               <w:sz w:val="24"/>
               <w:szCs w:val="24"/>
               <w:lang w:val="en-US"/>
@@ -2621,55 +2740,69 @@
             <w:r>
               <w:rPr>
                 <w:rStyle w:val="af2"/>
-                <w:color w:val="ED7D31" w:themeColor="accent2"/>
-              </w:rPr>
-              <w:t>Список литературы</w:t>
+                <w:color w:val="auto"/>
+              </w:rPr>
+              <w:t xml:space="preserve">Список </w:t>
+            </w:r>
+            <w:r>
+              <w:rPr>
+                <w:rStyle w:val="af2"/>
+                <w:color w:val="auto"/>
+              </w:rPr>
+              <w:t>л</w:t>
+            </w:r>
+            <w:r>
+              <w:rPr>
+                <w:rStyle w:val="af2"/>
+                <w:color w:val="auto"/>
+              </w:rPr>
+              <w:t>итературы</w:t>
             </w:r>
             <w:r>
               <w:rPr>
                 <w:webHidden/>
-                <w:color w:val="ED7D31" w:themeColor="accent2"/>
+                <w:color w:val="auto"/>
               </w:rPr>
               <w:tab/>
             </w:r>
             <w:r>
               <w:rPr>
                 <w:webHidden/>
-                <w:color w:val="ED7D31" w:themeColor="accent2"/>
+                <w:color w:val="auto"/>
               </w:rPr>
               <w:fldChar w:fldCharType="begin"/>
             </w:r>
             <w:r>
               <w:rPr>
                 <w:webHidden/>
-                <w:color w:val="ED7D31" w:themeColor="accent2"/>
+                <w:color w:val="auto"/>
               </w:rPr>
               <w:instrText xml:space="preserve"> PAGEREF _Toc225692803 \h </w:instrText>
             </w:r>
             <w:r>
               <w:rPr>
                 <w:webHidden/>
-                <w:color w:val="ED7D31" w:themeColor="accent2"/>
+                <w:color w:val="auto"/>
               </w:rPr>
             </w:r>
             <w:r>
               <w:rPr>
                 <w:webHidden/>
-                <w:color w:val="ED7D31" w:themeColor="accent2"/>
+                <w:color w:val="auto"/>
               </w:rPr>
               <w:fldChar w:fldCharType="separate"/>
             </w:r>
             <w:r>
               <w:rPr>
                 <w:webHidden/>
-                <w:color w:val="ED7D31" w:themeColor="accent2"/>
-              </w:rPr>
-              <w:t>21</w:t>
+                <w:color w:val="auto"/>
+              </w:rPr>
+              <w:t>25</w:t>
             </w:r>
             <w:r>
               <w:rPr>
                 <w:webHidden/>
-                <w:color w:val="ED7D31" w:themeColor="accent2"/>
+                <w:color w:val="auto"/>
               </w:rPr>
               <w:fldChar w:fldCharType="end"/>
             </w:r>
@@ -2680,7 +2813,7 @@
             <w:pStyle w:val="11"/>
             <w:rPr>
               <w:rFonts w:asciiTheme="minorHAnsi" w:eastAsiaTheme="minorEastAsia" w:hAnsiTheme="minorHAnsi" w:cstheme="minorBidi"/>
-              <w:color w:val="70AD47" w:themeColor="accent6"/>
+              <w:color w:val="auto"/>
               <w:sz w:val="24"/>
               <w:szCs w:val="24"/>
               <w:lang w:val="en-US"/>
@@ -2690,62 +2823,62 @@
             <w:r>
               <w:rPr>
                 <w:rStyle w:val="af2"/>
-                <w:color w:val="70AD47" w:themeColor="accent6"/>
+                <w:color w:val="auto"/>
               </w:rPr>
               <w:t>Приложение 1.</w:t>
             </w:r>
             <w:r>
               <w:rPr>
                 <w:rStyle w:val="af2"/>
-                <w:color w:val="70AD47" w:themeColor="accent6"/>
+                <w:color w:val="auto"/>
               </w:rPr>
               <w:t xml:space="preserve"> Техническое задание</w:t>
             </w:r>
             <w:r>
               <w:rPr>
                 <w:webHidden/>
-                <w:color w:val="70AD47" w:themeColor="accent6"/>
+                <w:color w:val="auto"/>
               </w:rPr>
               <w:tab/>
             </w:r>
             <w:r>
               <w:rPr>
                 <w:webHidden/>
-                <w:color w:val="70AD47" w:themeColor="accent6"/>
+                <w:color w:val="auto"/>
               </w:rPr>
               <w:fldChar w:fldCharType="begin"/>
             </w:r>
             <w:r>
               <w:rPr>
                 <w:webHidden/>
-                <w:color w:val="70AD47" w:themeColor="accent6"/>
+                <w:color w:val="auto"/>
               </w:rPr>
               <w:instrText xml:space="preserve"> PAGEREF _Toc225692804 \h </w:instrText>
             </w:r>
             <w:r>
               <w:rPr>
                 <w:webHidden/>
-                <w:color w:val="70AD47" w:themeColor="accent6"/>
+                <w:color w:val="auto"/>
               </w:rPr>
             </w:r>
             <w:r>
               <w:rPr>
                 <w:webHidden/>
-                <w:color w:val="70AD47" w:themeColor="accent6"/>
+                <w:color w:val="auto"/>
               </w:rPr>
               <w:fldChar w:fldCharType="separate"/>
             </w:r>
             <w:r>
               <w:rPr>
                 <w:webHidden/>
-                <w:color w:val="70AD47" w:themeColor="accent6"/>
-              </w:rPr>
-              <w:t>22</w:t>
+                <w:color w:val="auto"/>
+              </w:rPr>
+              <w:t>27</w:t>
             </w:r>
             <w:r>
               <w:rPr>
                 <w:webHidden/>
-                <w:color w:val="70AD47" w:themeColor="accent6"/>
+                <w:color w:val="auto"/>
               </w:rPr>
               <w:fldChar w:fldCharType="end"/>
             </w:r>
@@ -2756,7 +2889,7 @@
             <w:pStyle w:val="11"/>
             <w:rPr>
               <w:rFonts w:asciiTheme="minorHAnsi" w:eastAsiaTheme="minorEastAsia" w:hAnsiTheme="minorHAnsi" w:cstheme="minorBidi"/>
-              <w:color w:val="70AD47" w:themeColor="accent6"/>
+              <w:color w:val="auto"/>
               <w:sz w:val="24"/>
               <w:szCs w:val="24"/>
               <w:lang w:val="en-US"/>
@@ -2766,14 +2899,14 @@
             <w:r>
               <w:rPr>
                 <w:rStyle w:val="af2"/>
-                <w:color w:val="70AD47" w:themeColor="accent6"/>
+                <w:color w:val="auto"/>
               </w:rPr>
               <w:t>Приложение 2.</w:t>
             </w:r>
             <w:r>
               <w:rPr>
                 <w:rStyle w:val="af2"/>
-                <w:color w:val="70AD47" w:themeColor="accent6"/>
+                <w:color w:val="auto"/>
                 <w:lang w:val="en-US"/>
               </w:rPr>
               <w:t xml:space="preserve"> </w:t>
@@ -2781,55 +2914,55 @@
             <w:r>
               <w:rPr>
                 <w:rStyle w:val="af2"/>
-                <w:color w:val="70AD47" w:themeColor="accent6"/>
+                <w:color w:val="auto"/>
               </w:rPr>
               <w:t>Текст программы</w:t>
             </w:r>
             <w:r>
               <w:rPr>
                 <w:webHidden/>
-                <w:color w:val="70AD47" w:themeColor="accent6"/>
+                <w:color w:val="auto"/>
               </w:rPr>
               <w:tab/>
             </w:r>
             <w:r>
               <w:rPr>
                 <w:webHidden/>
-                <w:color w:val="70AD47" w:themeColor="accent6"/>
+                <w:color w:val="auto"/>
               </w:rPr>
               <w:fldChar w:fldCharType="begin"/>
             </w:r>
             <w:r>
               <w:rPr>
                 <w:webHidden/>
-                <w:color w:val="70AD47" w:themeColor="accent6"/>
+                <w:color w:val="auto"/>
               </w:rPr>
               <w:instrText xml:space="preserve"> PAGEREF _Toc225692805 \h </w:instrText>
             </w:r>
             <w:r>
               <w:rPr>
                 <w:webHidden/>
-                <w:color w:val="70AD47" w:themeColor="accent6"/>
+                <w:color w:val="auto"/>
               </w:rPr>
             </w:r>
             <w:r>
               <w:rPr>
                 <w:webHidden/>
-                <w:color w:val="70AD47" w:themeColor="accent6"/>
+                <w:color w:val="auto"/>
               </w:rPr>
               <w:fldChar w:fldCharType="separate"/>
             </w:r>
             <w:r>
               <w:rPr>
                 <w:webHidden/>
-                <w:color w:val="70AD47" w:themeColor="accent6"/>
-              </w:rPr>
-              <w:t>23</w:t>
+                <w:color w:val="auto"/>
+              </w:rPr>
+              <w:t>35</w:t>
             </w:r>
             <w:r>
               <w:rPr>
                 <w:webHidden/>
-                <w:color w:val="70AD47" w:themeColor="accent6"/>
+                <w:color w:val="auto"/>
               </w:rPr>
               <w:fldChar w:fldCharType="end"/>
             </w:r>
@@ -2850,71 +2983,69 @@
             <w:r>
               <w:rPr>
                 <w:rStyle w:val="af2"/>
+                <w:color w:val="auto"/>
               </w:rPr>
               <w:t>Приложение 3</w:t>
             </w:r>
             <w:r>
               <w:rPr>
                 <w:rStyle w:val="af2"/>
-              </w:rPr>
-              <w:t>. Руководство по</w:t>
+                <w:color w:val="auto"/>
+              </w:rPr>
+              <w:t>. Руководство пользователя</w:t>
             </w:r>
             <w:r>
               <w:rPr>
                 <w:rStyle w:val="af2"/>
-              </w:rPr>
-              <w:t>л</w:t>
-            </w:r>
-            <w:r>
-              <w:rPr>
-                <w:rStyle w:val="af2"/>
-              </w:rPr>
-              <w:t>ьзователя</w:t>
-            </w:r>
-            <w:r>
-              <w:rPr>
-                <w:rStyle w:val="af2"/>
+                <w:color w:val="auto"/>
               </w:rPr>
               <w:t>.</w:t>
             </w:r>
             <w:r>
               <w:rPr>
                 <w:webHidden/>
+                <w:color w:val="auto"/>
               </w:rPr>
               <w:tab/>
             </w:r>
             <w:r>
               <w:rPr>
                 <w:webHidden/>
+                <w:color w:val="auto"/>
               </w:rPr>
               <w:fldChar w:fldCharType="begin"/>
             </w:r>
             <w:r>
               <w:rPr>
                 <w:webHidden/>
+                <w:color w:val="auto"/>
               </w:rPr>
               <w:instrText xml:space="preserve"> PAGEREF _Toc225692806 \h </w:instrText>
             </w:r>
             <w:r>
               <w:rPr>
                 <w:webHidden/>
+                <w:color w:val="auto"/>
               </w:rPr>
             </w:r>
             <w:r>
               <w:rPr>
                 <w:webHidden/>
+                <w:color w:val="auto"/>
               </w:rPr>
               <w:fldChar w:fldCharType="separate"/>
             </w:r>
             <w:r>
               <w:rPr>
                 <w:webHidden/>
-              </w:rPr>
-              <w:t>24</w:t>
+                <w:color w:val="auto"/>
+              </w:rPr>
+              <w:t>39</w:t>
             </w:r>
             <w:r>
               <w:rPr>
                 <w:webHidden/>
+                <w:color w:val="auto"/>
               </w:rPr>
               <w:fldChar w:fldCharType="end"/>
             </w:r>
@@ -2972,12 +3103,255 @@
       <w:bookmarkEnd w:id="1"/>
     </w:p>
     <w:p>
-      <w:pPr>
-        <w:rPr>
-          <w:lang w:val="ru-RU"/>
-        </w:rPr>
-      </w:pPr>
-    </w:p>
+      <w:r>
+        <w:t xml:space="preserve">Микроэлектроника </w:t>
+      </w:r>
+      <w:r>
+        <w:t>–</w:t>
+      </w:r>
+      <w:r>
+        <w:t xml:space="preserve"> это раздел электроники, который занимается разработкой, производством и исследованием электронных компонентов, устройств и систем на основе микромасштабных структур, обычно размещаемых на полупроводниковых подложках</w:t>
+      </w:r>
+      <w:r>
+        <w:t xml:space="preserve"> [</w:t>
+      </w:r>
+      <w:r>
+        <w:rPr>
+          <w:lang w:val="ru-RU"/>
+        </w:rPr>
+        <w:t>2</w:t>
+      </w:r>
+      <w:r>
+        <w:t>]</w:t>
+      </w:r>
+      <w:r>
+        <w:t>.</w:t>
+      </w:r>
+    </w:p>
+    <w:p>
+      <w:r>
+        <w:t xml:space="preserve">Схемотехника </w:t>
+      </w:r>
+      <w:r>
+        <w:t>–</w:t>
+      </w:r>
+      <w:r>
+        <w:t xml:space="preserve"> это область электротехники и электроники, которая занимается разработкой, анализом и проектированием электрических схем и устройств</w:t>
+      </w:r>
+      <w:r>
+        <w:t xml:space="preserve"> [</w:t>
+      </w:r>
+      <w:r>
+        <w:rPr>
+          <w:lang w:val="ru-RU"/>
+        </w:rPr>
+        <w:t>2</w:t>
+      </w:r>
+      <w:r>
+        <w:t>]</w:t>
+      </w:r>
+      <w:r>
+        <w:t xml:space="preserve">. </w:t>
+      </w:r>
+    </w:p>
+    <w:p>
+      <w:r>
+        <w:t>Электрическая схема</w:t>
+      </w:r>
+      <w:r>
+        <w:t xml:space="preserve"> – э</w:t>
+      </w:r>
+      <w:r>
+        <w:t>то графическое представление устройства, показывающее, как соединены элементы (резисторы, конденсаторы, транзисторы и т.</w:t>
+      </w:r>
+      <w:r>
+        <w:t xml:space="preserve"> </w:t>
+      </w:r>
+      <w:r>
+        <w:t>д.) для выполнения определенной функции.</w:t>
+      </w:r>
+    </w:p>
+    <w:p>
+      <w:pPr>
+        <w:rPr>
+          <w:szCs w:val="28"/>
+        </w:rPr>
+      </w:pPr>
+      <w:r>
+        <w:rPr>
+          <w:szCs w:val="28"/>
+        </w:rPr>
+        <w:t>Основные этапы разработки схемотехнического устройства:</w:t>
+      </w:r>
+    </w:p>
+    <w:p>
+      <w:pPr>
+        <w:pStyle w:val="a7"/>
+        <w:widowControl w:val="0"/>
+        <w:numPr>
+          <w:ilvl w:val="0"/>
+          <w:numId w:val="18"/>
+        </w:numPr>
+        <w:autoSpaceDE w:val="0"/>
+        <w:autoSpaceDN w:val="0"/>
+        <w:ind w:left="0" w:firstLine="426"/>
+        <w:rPr>
+          <w:szCs w:val="28"/>
+        </w:rPr>
+      </w:pPr>
+      <w:r>
+        <w:rPr>
+          <w:szCs w:val="28"/>
+        </w:rPr>
+        <w:t>проектирование – создание схем для выполнения определенных функций, выбор компонентов и расчет их параметров</w:t>
+      </w:r>
+      <w:r>
+        <w:rPr>
+          <w:szCs w:val="28"/>
+        </w:rPr>
+        <w:t>;</w:t>
+      </w:r>
+    </w:p>
+    <w:p>
+      <w:pPr>
+        <w:pStyle w:val="a7"/>
+        <w:widowControl w:val="0"/>
+        <w:numPr>
+          <w:ilvl w:val="0"/>
+          <w:numId w:val="18"/>
+        </w:numPr>
+        <w:autoSpaceDE w:val="0"/>
+        <w:autoSpaceDN w:val="0"/>
+        <w:ind w:left="0" w:firstLine="426"/>
+        <w:rPr>
+          <w:szCs w:val="28"/>
+        </w:rPr>
+      </w:pPr>
+      <w:r>
+        <w:rPr>
+          <w:szCs w:val="28"/>
+        </w:rPr>
+        <w:t>моделирование – использование программного обеспечения для проверки работоспособности схемы</w:t>
+      </w:r>
+    </w:p>
+    <w:p>
+      <w:pPr>
+        <w:pStyle w:val="a7"/>
+        <w:widowControl w:val="0"/>
+        <w:numPr>
+          <w:ilvl w:val="0"/>
+          <w:numId w:val="18"/>
+        </w:numPr>
+        <w:autoSpaceDE w:val="0"/>
+        <w:autoSpaceDN w:val="0"/>
+        <w:ind w:left="0" w:firstLine="426"/>
+        <w:rPr>
+          <w:szCs w:val="28"/>
+        </w:rPr>
+      </w:pPr>
+      <w:r>
+        <w:rPr>
+          <w:szCs w:val="28"/>
+        </w:rPr>
+        <w:t>оптимизация – снижение энергопотребления, увеличение надежности и уменьшение размеров схемы</w:t>
+      </w:r>
+      <w:r>
+        <w:rPr>
+          <w:szCs w:val="28"/>
+        </w:rPr>
+        <w:t>;</w:t>
+      </w:r>
+    </w:p>
+    <w:p>
+      <w:pPr>
+        <w:pStyle w:val="a7"/>
+        <w:widowControl w:val="0"/>
+        <w:numPr>
+          <w:ilvl w:val="0"/>
+          <w:numId w:val="18"/>
+        </w:numPr>
+        <w:autoSpaceDE w:val="0"/>
+        <w:autoSpaceDN w:val="0"/>
+        <w:ind w:left="0" w:firstLine="426"/>
+        <w:rPr>
+          <w:szCs w:val="28"/>
+        </w:rPr>
+      </w:pPr>
+      <w:r>
+        <w:rPr>
+          <w:szCs w:val="28"/>
+        </w:rPr>
+        <w:t>изготовление – переход от схемы к физическому устройству.</w:t>
+      </w:r>
+    </w:p>
+    <w:p>
+      <w:pPr>
+        <w:pStyle w:val="a7"/>
+        <w:ind w:left="0" w:firstLine="426"/>
+        <w:rPr>
+          <w:szCs w:val="28"/>
+        </w:rPr>
+      </w:pPr>
+      <w:r>
+        <w:rPr>
+          <w:szCs w:val="28"/>
+        </w:rPr>
+        <w:t>Микроэлектроника и схемотехника имеют широкое применение в электронике, автоматизации, энергетике, связи, медицине, транспортных системах, обороне, космонавтике, науке и т. д.</w:t>
+      </w:r>
+    </w:p>
+    <w:p>
+      <w:pPr>
+        <w:rPr>
+          <w:szCs w:val="28"/>
+        </w:rPr>
+      </w:pPr>
+      <w:r>
+        <w:rPr>
+          <w:szCs w:val="28"/>
+        </w:rPr>
+        <w:t>Целью курсово</w:t>
+      </w:r>
+      <w:r>
+        <w:rPr>
+          <w:szCs w:val="28"/>
+          <w:lang w:val="ru-RU"/>
+        </w:rPr>
+        <w:t>го</w:t>
+      </w:r>
+      <w:r>
+        <w:rPr>
+          <w:szCs w:val="28"/>
+        </w:rPr>
+        <w:t xml:space="preserve"> </w:t>
+      </w:r>
+      <w:r>
+        <w:rPr>
+          <w:szCs w:val="28"/>
+          <w:lang w:val="ru-RU"/>
+        </w:rPr>
+        <w:t>проекта</w:t>
+      </w:r>
+      <w:r>
+        <w:rPr>
+          <w:szCs w:val="28"/>
+        </w:rPr>
+        <w:t xml:space="preserve"> является разработка схемотехнического устройства «</w:t>
+      </w:r>
+      <w:r>
+        <w:rPr>
+          <w:szCs w:val="28"/>
+          <w:lang w:val="ru-RU"/>
+        </w:rPr>
+        <w:t>Двухкнопочная клавиатура</w:t>
+      </w:r>
+      <w:r>
+        <w:rPr>
+          <w:szCs w:val="28"/>
+        </w:rPr>
+        <w:t>» и его программного обеспечения с целью освоения методов их построения и использования.</w:t>
+      </w:r>
+    </w:p>
+    <w:p/>
     <w:p>
       <w:pPr>
         <w:spacing w:after="160" w:line="278" w:lineRule="auto"/>
@@ -3051,6 +3425,1060 @@
           <w:lang w:val="ru-RU"/>
         </w:rPr>
       </w:pPr>
+      <w:r>
+        <w:t>Клавиатура является одним из самых важных периферийных устройств для компьютера, без которого невозможно представить его полноценное использование. Она используется не только для ввода текста, но и для управления различными программами и играми</w:t>
+      </w:r>
+      <w:r>
+        <w:rPr>
+          <w:lang w:val="ru-RU"/>
+        </w:rPr>
+        <w:t xml:space="preserve"> </w:t>
+      </w:r>
+      <w:r>
+        <w:rPr>
+          <w:lang w:val="ru-RU"/>
+        </w:rPr>
+        <w:t>[1</w:t>
+      </w:r>
+      <w:r>
+        <w:rPr>
+          <w:lang w:val="ru-RU"/>
+        </w:rPr>
+        <w:t>1</w:t>
+      </w:r>
+      <w:r>
+        <w:rPr>
+          <w:lang w:val="ru-RU"/>
+        </w:rPr>
+        <w:t>]</w:t>
+      </w:r>
+      <w:r>
+        <w:t>.</w:t>
+      </w:r>
+    </w:p>
+    <w:p>
+      <w:pPr>
+        <w:rPr>
+          <w:lang w:val="ru-RU"/>
+        </w:rPr>
+      </w:pPr>
+      <w:r>
+        <w:rPr>
+          <w:lang w:val="ru-RU"/>
+        </w:rPr>
+        <w:t>Формат клавиатуры — это ее размер, количество и расположение клавиш (раскладка).</w:t>
+      </w:r>
+      <w:r>
+        <w:rPr>
+          <w:lang w:val="ru-RU"/>
+        </w:rPr>
+        <w:t xml:space="preserve"> </w:t>
+      </w:r>
+      <w:r>
+        <w:rPr>
+          <w:lang w:val="ru-RU"/>
+        </w:rPr>
+        <w:t xml:space="preserve">Популярными форматами являются </w:t>
+      </w:r>
+      <w:r>
+        <w:rPr>
+          <w:lang w:val="en-US"/>
+        </w:rPr>
+        <w:t>ISO</w:t>
+      </w:r>
+      <w:r>
+        <w:rPr>
+          <w:lang w:val="ru-RU"/>
+        </w:rPr>
+        <w:t xml:space="preserve"> </w:t>
+      </w:r>
+      <w:r>
+        <w:rPr>
+          <w:lang w:val="ru-RU"/>
+        </w:rPr>
+        <w:t xml:space="preserve">(Европа) и </w:t>
+      </w:r>
+      <w:r>
+        <w:rPr>
+          <w:lang w:val="en-US"/>
+        </w:rPr>
+        <w:t>ANSI</w:t>
+      </w:r>
+      <w:r>
+        <w:rPr>
+          <w:lang w:val="ru-RU"/>
+        </w:rPr>
+        <w:t xml:space="preserve"> (</w:t>
+      </w:r>
+      <w:r>
+        <w:rPr>
+          <w:lang w:val="ru-RU"/>
+        </w:rPr>
+        <w:t>США</w:t>
+      </w:r>
+      <w:r>
+        <w:rPr>
+          <w:lang w:val="ru-RU"/>
+        </w:rPr>
+        <w:t>)</w:t>
+      </w:r>
+      <w:r>
+        <w:rPr>
+          <w:lang w:val="ru-RU"/>
+        </w:rPr>
+        <w:t>. Эти форматы различаются в основном лишь расположением некоторых кнопок и могут содержать различные размерности клавиатур. Ниже перечислены некоторые из них.</w:t>
+      </w:r>
+    </w:p>
+    <w:p>
+      <w:pPr>
+        <w:rPr>
+          <w:lang w:val="ru-RU"/>
+        </w:rPr>
+      </w:pPr>
+      <w:r>
+        <w:rPr>
+          <w:lang w:val="ru-RU"/>
+        </w:rPr>
+        <w:t>Клавиатуры классического формата</w:t>
+      </w:r>
+      <w:r>
+        <w:rPr>
+          <w:lang w:val="ru-RU"/>
+        </w:rPr>
+        <w:t xml:space="preserve"> (рис. 1)</w:t>
+      </w:r>
+      <w:r>
+        <w:rPr>
+          <w:lang w:val="ru-RU"/>
+        </w:rPr>
+        <w:t xml:space="preserve"> содержат 104 клавиши (ANSI) или 105 (ISO), но множество моделей отходят от этого стандарта</w:t>
+      </w:r>
+      <w:r>
+        <w:rPr>
+          <w:lang w:val="ru-RU"/>
+        </w:rPr>
+        <w:t xml:space="preserve"> </w:t>
+      </w:r>
+      <w:r>
+        <w:rPr>
+          <w:lang w:val="ru-RU"/>
+        </w:rPr>
+        <w:t>[12].</w:t>
+      </w:r>
+      <w:r>
+        <w:rPr>
+          <w:lang w:val="ru-RU"/>
+        </w:rPr>
+        <w:t xml:space="preserve"> Это самый распространённый размер клавиатуры, который удобен для работы с числами и очень часто используется в офисах.</w:t>
+      </w:r>
+    </w:p>
+    <w:p>
+      <w:pPr>
+        <w:rPr>
+          <w:lang w:val="ru-RU"/>
+        </w:rPr>
+      </w:pPr>
+    </w:p>
+    <w:p>
+      <w:pPr>
+        <w:keepNext/>
+        <w:jc w:val="center"/>
+      </w:pPr>
+      <w:r>
+        <w:fldChar w:fldCharType="begin"/>
+      </w:r>
+      <w:r>
+        <w:instrText xml:space="preserve"> INCLUDEPICTURE "https://defender.ru/public/o/products/7829/9e7378bc.jpg" \* MERGEFORMATINET </w:instrText>
+      </w:r>
+      <w:r>
+        <w:fldChar w:fldCharType="separate"/>
+      </w:r>
+      <w:r>
+        <w:rPr>
+          <w:noProof/>
+        </w:rPr>
+        <w:drawing>
+          <wp:inline distT="0" distB="0" distL="0" distR="0" wp14:anchorId="52B75748" wp14:editId="2089E97A">
+            <wp:extent cx="4519930" cy="1549476"/>
+            <wp:effectExtent l="0" t="0" r="1270" b="0"/>
+            <wp:docPr id="1403047609" name="Рисунок 6" descr="Defender"/>
+            <wp:cNvGraphicFramePr>
+              <a:graphicFrameLocks xmlns:a="http://schemas.openxmlformats.org/drawingml/2006/main" noChangeAspect="1"/>
+            </wp:cNvGraphicFramePr>
+            <a:graphic xmlns:a="http://schemas.openxmlformats.org/drawingml/2006/main">
+              <a:graphicData uri="http://schemas.openxmlformats.org/drawingml/2006/picture">
+                <pic:pic xmlns:pic="http://schemas.openxmlformats.org/drawingml/2006/picture">
+                  <pic:nvPicPr>
+                    <pic:cNvPr id="0" name="Picture 11" descr="Defender"/>
+                    <pic:cNvPicPr>
+                      <a:picLocks noChangeAspect="1" noChangeArrowheads="1"/>
+                    </pic:cNvPicPr>
+                  </pic:nvPicPr>
+                  <pic:blipFill rotWithShape="1">
+                    <a:blip r:embed="rId8" cstate="print">
+                      <a:extLst>
+                        <a:ext uri="{28A0092B-C50C-407E-A947-70E740481C1C}">
+                          <a14:useLocalDpi xmlns:a14="http://schemas.microsoft.com/office/drawing/2010/main" val="0"/>
+                        </a:ext>
+                      </a:extLst>
+                    </a:blip>
+                    <a:srcRect t="24892"/>
+                    <a:stretch>
+                      <a:fillRect/>
+                    </a:stretch>
+                  </pic:blipFill>
+                  <pic:spPr bwMode="auto">
+                    <a:xfrm>
+                      <a:off x="0" y="0"/>
+                      <a:ext cx="4544429" cy="1557874"/>
+                    </a:xfrm>
+                    <a:prstGeom prst="rect">
+                      <a:avLst/>
+                    </a:prstGeom>
+                    <a:noFill/>
+                    <a:ln>
+                      <a:noFill/>
+                    </a:ln>
+                    <a:extLst>
+                      <a:ext uri="{53640926-AAD7-44D8-BBD7-CCE9431645EC}">
+                        <a14:shadowObscured xmlns:a14="http://schemas.microsoft.com/office/drawing/2010/main"/>
+                      </a:ext>
+                    </a:extLst>
+                  </pic:spPr>
+                </pic:pic>
+              </a:graphicData>
+            </a:graphic>
+          </wp:inline>
+        </w:drawing>
+      </w:r>
+      <w:r>
+        <w:fldChar w:fldCharType="end"/>
+      </w:r>
+    </w:p>
+    <w:p>
+      <w:pPr>
+        <w:pStyle w:val="af3"/>
+        <w:rPr>
+          <w:lang w:val="ru-RU"/>
+        </w:rPr>
+      </w:pPr>
+      <w:r>
+        <w:t xml:space="preserve">Рис. </w:t>
+      </w:r>
+      <w:r>
+        <w:fldChar w:fldCharType="begin"/>
+      </w:r>
+      <w:r>
+        <w:instrText xml:space="preserve"> SEQ Рис. \* ARABIC </w:instrText>
+      </w:r>
+      <w:r>
+        <w:fldChar w:fldCharType="separate"/>
+      </w:r>
+      <w:r>
+        <w:rPr>
+          <w:noProof/>
+        </w:rPr>
+        <w:t>1</w:t>
+      </w:r>
+      <w:r>
+        <w:fldChar w:fldCharType="end"/>
+      </w:r>
+      <w:r>
+        <w:rPr>
+          <w:lang w:val="ru-RU"/>
+        </w:rPr>
+        <w:t>. Клавиатура классического формата</w:t>
+      </w:r>
+    </w:p>
+    <w:p>
+      <w:pPr>
+        <w:rPr>
+          <w:lang w:val="ru-RU"/>
+        </w:rPr>
+      </w:pPr>
+    </w:p>
+    <w:p>
+      <w:pPr>
+        <w:rPr>
+          <w:lang w:val="ru-RU"/>
+        </w:rPr>
+      </w:pPr>
+      <w:r>
+        <w:rPr>
+          <w:lang w:val="ru-RU"/>
+        </w:rPr>
+        <w:t>Укороченные клавиатуры "</w:t>
+      </w:r>
+      <w:r>
+        <w:rPr>
+          <w:lang w:val="en-US"/>
+        </w:rPr>
+        <w:t>tenkeyless</w:t>
+      </w:r>
+      <w:r>
+        <w:rPr>
+          <w:lang w:val="ru-RU"/>
+        </w:rPr>
+        <w:t>"</w:t>
+      </w:r>
+      <w:r>
+        <w:rPr>
+          <w:lang w:val="ru-RU"/>
+        </w:rPr>
+        <w:t xml:space="preserve"> (рис. 2)</w:t>
+      </w:r>
+      <w:r>
+        <w:rPr>
+          <w:lang w:val="ru-RU"/>
+        </w:rPr>
+        <w:t xml:space="preserve"> содержат 87 клавиш (80%) и не имеют цифрового блока, в остальном аналогичны классическим</w:t>
+      </w:r>
+      <w:r>
+        <w:rPr>
+          <w:lang w:val="ru-RU"/>
+        </w:rPr>
+        <w:t xml:space="preserve"> </w:t>
+      </w:r>
+      <w:r>
+        <w:rPr>
+          <w:lang w:val="ru-RU"/>
+        </w:rPr>
+        <w:t>[12].</w:t>
+      </w:r>
+      <w:r>
+        <w:rPr>
+          <w:lang w:val="ru-RU"/>
+        </w:rPr>
+        <w:t xml:space="preserve"> Они популярны среди любителей компьютерных игр по причине того, что клавиатура занимает меньше места на столе</w:t>
+      </w:r>
+      <w:r>
+        <w:rPr>
+          <w:lang w:val="ru-RU"/>
+        </w:rPr>
+        <w:t>.</w:t>
+      </w:r>
+    </w:p>
+    <w:p>
+      <w:pPr>
+        <w:keepNext/>
+        <w:jc w:val="center"/>
+      </w:pPr>
+      <w:r>
+        <w:lastRenderedPageBreak/>
+        <w:fldChar w:fldCharType="begin"/>
+      </w:r>
+      <w:r>
+        <w:instrText xml:space="preserve"> INCLUDEPICTURE "https://static.insales-cdn.com/files/1/424/3039656/original/leo750.jpg" \* MERGEFORMATINET </w:instrText>
+      </w:r>
+      <w:r>
+        <w:fldChar w:fldCharType="separate"/>
+      </w:r>
+      <w:r>
+        <w:rPr>
+          <w:noProof/>
+        </w:rPr>
+        <w:drawing>
+          <wp:inline distT="0" distB="0" distL="0" distR="0" wp14:anchorId="10AEB3E8" wp14:editId="2C307BBE">
+            <wp:extent cx="4066596" cy="1877379"/>
+            <wp:effectExtent l="0" t="0" r="0" b="2540"/>
+            <wp:docPr id="1888014512" name="Рисунок 2"/>
+            <wp:cNvGraphicFramePr>
+              <a:graphicFrameLocks xmlns:a="http://schemas.openxmlformats.org/drawingml/2006/main" noChangeAspect="1"/>
+            </wp:cNvGraphicFramePr>
+            <a:graphic xmlns:a="http://schemas.openxmlformats.org/drawingml/2006/main">
+              <a:graphicData uri="http://schemas.openxmlformats.org/drawingml/2006/picture">
+                <pic:pic xmlns:pic="http://schemas.openxmlformats.org/drawingml/2006/picture">
+                  <pic:nvPicPr>
+                    <pic:cNvPr id="0" name="Picture 3"/>
+                    <pic:cNvPicPr>
+                      <a:picLocks noChangeAspect="1" noChangeArrowheads="1"/>
+                    </pic:cNvPicPr>
+                  </pic:nvPicPr>
+                  <pic:blipFill>
+                    <a:blip r:embed="rId9" cstate="print">
+                      <a:extLst>
+                        <a:ext uri="{28A0092B-C50C-407E-A947-70E740481C1C}">
+                          <a14:useLocalDpi xmlns:a14="http://schemas.microsoft.com/office/drawing/2010/main" val="0"/>
+                        </a:ext>
+                      </a:extLst>
+                    </a:blip>
+                    <a:srcRect/>
+                    <a:stretch>
+                      <a:fillRect/>
+                    </a:stretch>
+                  </pic:blipFill>
+                  <pic:spPr bwMode="auto">
+                    <a:xfrm>
+                      <a:off x="0" y="0"/>
+                      <a:ext cx="4096127" cy="1891012"/>
+                    </a:xfrm>
+                    <a:prstGeom prst="rect">
+                      <a:avLst/>
+                    </a:prstGeom>
+                    <a:noFill/>
+                    <a:ln>
+                      <a:noFill/>
+                    </a:ln>
+                  </pic:spPr>
+                </pic:pic>
+              </a:graphicData>
+            </a:graphic>
+          </wp:inline>
+        </w:drawing>
+      </w:r>
+      <w:r>
+        <w:fldChar w:fldCharType="end"/>
+      </w:r>
+    </w:p>
+    <w:p>
+      <w:pPr>
+        <w:pStyle w:val="af3"/>
+        <w:rPr>
+          <w:lang w:val="ru-RU"/>
+        </w:rPr>
+      </w:pPr>
+      <w:r>
+        <w:t xml:space="preserve">Рис. </w:t>
+      </w:r>
+      <w:r>
+        <w:fldChar w:fldCharType="begin"/>
+      </w:r>
+      <w:r>
+        <w:instrText xml:space="preserve"> SEQ Рис. \* ARABIC </w:instrText>
+      </w:r>
+      <w:r>
+        <w:fldChar w:fldCharType="separate"/>
+      </w:r>
+      <w:r>
+        <w:rPr>
+          <w:noProof/>
+        </w:rPr>
+        <w:t>2</w:t>
+      </w:r>
+      <w:r>
+        <w:fldChar w:fldCharType="end"/>
+      </w:r>
+      <w:r>
+        <w:rPr>
+          <w:lang w:val="ru-RU"/>
+        </w:rPr>
+        <w:t>. Укороченная клавиатура</w:t>
+      </w:r>
+    </w:p>
+    <w:p>
+      <w:pPr>
+        <w:rPr>
+          <w:lang w:val="ru-RU"/>
+        </w:rPr>
+      </w:pPr>
+      <w:r>
+        <w:rPr>
+          <w:lang w:val="ru-RU"/>
+        </w:rPr>
+        <w:t>75% – чуть более компактный формат</w:t>
+      </w:r>
+      <w:r>
+        <w:rPr>
+          <w:lang w:val="ru-RU"/>
+        </w:rPr>
+        <w:t xml:space="preserve"> (рис. 3)</w:t>
+      </w:r>
+      <w:r>
+        <w:rPr>
+          <w:lang w:val="ru-RU"/>
+        </w:rPr>
+        <w:t>. Мало того, что в них нет цифрового блока, остальные клавиши расположены плотно, без свободного пространства – стрелки и системные команды (</w:t>
+      </w:r>
+      <w:proofErr w:type="spellStart"/>
+      <w:r>
+        <w:rPr>
+          <w:lang w:val="ru-RU"/>
+        </w:rPr>
+        <w:t>ScrLock</w:t>
+      </w:r>
+      <w:proofErr w:type="spellEnd"/>
+      <w:r>
+        <w:rPr>
+          <w:lang w:val="ru-RU"/>
+        </w:rPr>
+        <w:t xml:space="preserve">, </w:t>
+      </w:r>
+      <w:proofErr w:type="spellStart"/>
+      <w:r>
+        <w:rPr>
+          <w:lang w:val="ru-RU"/>
+        </w:rPr>
+        <w:t>NumLock</w:t>
+      </w:r>
+      <w:proofErr w:type="spellEnd"/>
+      <w:r>
+        <w:rPr>
+          <w:lang w:val="ru-RU"/>
+        </w:rPr>
+        <w:t xml:space="preserve">, </w:t>
+      </w:r>
+      <w:proofErr w:type="spellStart"/>
+      <w:r>
+        <w:rPr>
+          <w:lang w:val="ru-RU"/>
+        </w:rPr>
+        <w:t>Pause</w:t>
+      </w:r>
+      <w:proofErr w:type="spellEnd"/>
+      <w:r>
+        <w:rPr>
+          <w:lang w:val="ru-RU"/>
+        </w:rPr>
+        <w:t>/</w:t>
+      </w:r>
+      <w:proofErr w:type="spellStart"/>
+      <w:r>
+        <w:rPr>
+          <w:lang w:val="ru-RU"/>
+        </w:rPr>
+        <w:t>Break</w:t>
+      </w:r>
+      <w:proofErr w:type="spellEnd"/>
+      <w:r>
+        <w:rPr>
+          <w:lang w:val="ru-RU"/>
+        </w:rPr>
+        <w:t>) втрамбованы в основной блок</w:t>
+      </w:r>
+      <w:r>
+        <w:rPr>
+          <w:lang w:val="ru-RU"/>
+        </w:rPr>
+        <w:t xml:space="preserve"> </w:t>
+      </w:r>
+      <w:r>
+        <w:rPr>
+          <w:lang w:val="ru-RU"/>
+        </w:rPr>
+        <w:t>[12].</w:t>
+      </w:r>
+    </w:p>
+    <w:p>
+      <w:pPr>
+        <w:keepNext/>
+        <w:jc w:val="center"/>
+      </w:pPr>
+      <w:r>
+        <w:fldChar w:fldCharType="begin"/>
+      </w:r>
+      <w:r>
+        <w:instrText xml:space="preserve"> INCLUDEPICTURE "https://static.insales-cdn.com/files/1/499/3039731/original/vortex_race_2.jpg" \* MERGEFORMATINET </w:instrText>
+      </w:r>
+      <w:r>
+        <w:fldChar w:fldCharType="separate"/>
+      </w:r>
+      <w:r>
+        <w:rPr>
+          <w:noProof/>
+        </w:rPr>
+        <w:drawing>
+          <wp:inline distT="0" distB="0" distL="0" distR="0" wp14:anchorId="210E8E5F" wp14:editId="60158013">
+            <wp:extent cx="4333875" cy="2005226"/>
+            <wp:effectExtent l="0" t="0" r="0" b="1905"/>
+            <wp:docPr id="633405564" name="Рисунок 3" descr="Механическая клавиатура Vortex Race II "/>
+            <wp:cNvGraphicFramePr>
+              <a:graphicFrameLocks xmlns:a="http://schemas.openxmlformats.org/drawingml/2006/main" noChangeAspect="1"/>
+            </wp:cNvGraphicFramePr>
+            <a:graphic xmlns:a="http://schemas.openxmlformats.org/drawingml/2006/main">
+              <a:graphicData uri="http://schemas.openxmlformats.org/drawingml/2006/picture">
+                <pic:pic xmlns:pic="http://schemas.openxmlformats.org/drawingml/2006/picture">
+                  <pic:nvPicPr>
+                    <pic:cNvPr id="0" name="Picture 5" descr="Механическая клавиатура Vortex Race II "/>
+                    <pic:cNvPicPr>
+                      <a:picLocks noChangeAspect="1" noChangeArrowheads="1"/>
+                    </pic:cNvPicPr>
+                  </pic:nvPicPr>
+                  <pic:blipFill>
+                    <a:blip r:embed="rId10">
+                      <a:extLst>
+                        <a:ext uri="{28A0092B-C50C-407E-A947-70E740481C1C}">
+                          <a14:useLocalDpi xmlns:a14="http://schemas.microsoft.com/office/drawing/2010/main" val="0"/>
+                        </a:ext>
+                      </a:extLst>
+                    </a:blip>
+                    <a:srcRect/>
+                    <a:stretch>
+                      <a:fillRect/>
+                    </a:stretch>
+                  </pic:blipFill>
+                  <pic:spPr bwMode="auto">
+                    <a:xfrm>
+                      <a:off x="0" y="0"/>
+                      <a:ext cx="4365622" cy="2019915"/>
+                    </a:xfrm>
+                    <a:prstGeom prst="rect">
+                      <a:avLst/>
+                    </a:prstGeom>
+                    <a:noFill/>
+                    <a:ln>
+                      <a:noFill/>
+                    </a:ln>
+                  </pic:spPr>
+                </pic:pic>
+              </a:graphicData>
+            </a:graphic>
+          </wp:inline>
+        </w:drawing>
+      </w:r>
+      <w:r>
+        <w:fldChar w:fldCharType="end"/>
+      </w:r>
+    </w:p>
+    <w:p>
+      <w:pPr>
+        <w:pStyle w:val="af3"/>
+      </w:pPr>
+      <w:r>
+        <w:t xml:space="preserve">Рис. </w:t>
+      </w:r>
+      <w:r>
+        <w:fldChar w:fldCharType="begin"/>
+      </w:r>
+      <w:r>
+        <w:instrText xml:space="preserve"> SEQ Рис. \* ARABIC </w:instrText>
+      </w:r>
+      <w:r>
+        <w:fldChar w:fldCharType="separate"/>
+      </w:r>
+      <w:r>
+        <w:rPr>
+          <w:noProof/>
+        </w:rPr>
+        <w:t>3</w:t>
+      </w:r>
+      <w:r>
+        <w:fldChar w:fldCharType="end"/>
+      </w:r>
+      <w:r>
+        <w:rPr>
+          <w:lang w:val="ru-RU"/>
+        </w:rPr>
+        <w:t>. Клавиатура 75%</w:t>
+      </w:r>
+    </w:p>
+    <w:p>
+      <w:pPr>
+        <w:rPr>
+          <w:lang w:val="ru-RU"/>
+        </w:rPr>
+      </w:pPr>
+      <w:r>
+        <w:rPr>
+          <w:lang w:val="ru-RU"/>
+        </w:rPr>
+        <w:t>60% – компактные клавиатуры</w:t>
+      </w:r>
+      <w:r>
+        <w:rPr>
+          <w:lang w:val="ru-RU"/>
+        </w:rPr>
+        <w:t xml:space="preserve"> (рис. 4)</w:t>
+      </w:r>
+      <w:r>
+        <w:rPr>
+          <w:lang w:val="ru-RU"/>
+        </w:rPr>
+        <w:t xml:space="preserve">. У них нет функциональных клавиш </w:t>
+      </w:r>
+      <w:r>
+        <w:rPr>
+          <w:lang w:val="en-US"/>
+        </w:rPr>
+        <w:t>F</w:t>
+      </w:r>
+      <w:r>
+        <w:rPr>
+          <w:lang w:val="ru-RU"/>
+        </w:rPr>
+        <w:t>1-</w:t>
+      </w:r>
+      <w:r>
+        <w:rPr>
+          <w:lang w:val="en-US"/>
+        </w:rPr>
+        <w:t>F</w:t>
+      </w:r>
+      <w:r>
+        <w:rPr>
+          <w:lang w:val="ru-RU"/>
+        </w:rPr>
+        <w:t>12, отрезан цифровой блок, убраны стрелки и блок системных команд. Все это заменено комбинациями нажатий</w:t>
+      </w:r>
+      <w:r>
+        <w:rPr>
+          <w:lang w:val="en-US"/>
+        </w:rPr>
+        <w:t xml:space="preserve"> </w:t>
+      </w:r>
+      <w:r>
+        <w:rPr>
+          <w:lang w:val="en-US"/>
+        </w:rPr>
+        <w:t>[12]</w:t>
+      </w:r>
+      <w:r>
+        <w:rPr>
+          <w:lang w:val="ru-RU"/>
+        </w:rPr>
+        <w:t>.</w:t>
+      </w:r>
+    </w:p>
+    <w:p>
+      <w:pPr>
+        <w:keepNext/>
+        <w:jc w:val="center"/>
+      </w:pPr>
+      <w:r>
+        <w:fldChar w:fldCharType="begin"/>
+      </w:r>
+      <w:r>
+        <w:instrText xml:space="preserve"> INCLUDEPICTURE "https://static.insales-cdn.com/files/1/522/3039754/original/leo660c.jpg" \* MERGEFORMATINET </w:instrText>
+      </w:r>
+      <w:r>
+        <w:fldChar w:fldCharType="separate"/>
+      </w:r>
+      <w:r>
+        <w:rPr>
+          <w:noProof/>
+        </w:rPr>
+        <w:drawing>
+          <wp:inline distT="0" distB="0" distL="0" distR="0" wp14:anchorId="44960C30" wp14:editId="25BF0506">
+            <wp:extent cx="3523043" cy="1204929"/>
+            <wp:effectExtent l="0" t="0" r="0" b="1905"/>
+            <wp:docPr id="995729567" name="Рисунок 4" descr="Механическая клавиатура Leopold FC660C Topre"/>
+            <wp:cNvGraphicFramePr>
+              <a:graphicFrameLocks xmlns:a="http://schemas.openxmlformats.org/drawingml/2006/main" noChangeAspect="1"/>
+            </wp:cNvGraphicFramePr>
+            <a:graphic xmlns:a="http://schemas.openxmlformats.org/drawingml/2006/main">
+              <a:graphicData uri="http://schemas.openxmlformats.org/drawingml/2006/picture">
+                <pic:pic xmlns:pic="http://schemas.openxmlformats.org/drawingml/2006/picture">
+                  <pic:nvPicPr>
+                    <pic:cNvPr id="0" name="Picture 7" descr="Механическая клавиатура Leopold FC660C Topre"/>
+                    <pic:cNvPicPr>
+                      <a:picLocks noChangeAspect="1" noChangeArrowheads="1"/>
+                    </pic:cNvPicPr>
+                  </pic:nvPicPr>
+                  <pic:blipFill>
+                    <a:blip r:embed="rId11" cstate="print">
+                      <a:extLst>
+                        <a:ext uri="{28A0092B-C50C-407E-A947-70E740481C1C}">
+                          <a14:useLocalDpi xmlns:a14="http://schemas.microsoft.com/office/drawing/2010/main" val="0"/>
+                        </a:ext>
+                      </a:extLst>
+                    </a:blip>
+                    <a:srcRect/>
+                    <a:stretch>
+                      <a:fillRect/>
+                    </a:stretch>
+                  </pic:blipFill>
+                  <pic:spPr bwMode="auto">
+                    <a:xfrm>
+                      <a:off x="0" y="0"/>
+                      <a:ext cx="3580250" cy="1224494"/>
+                    </a:xfrm>
+                    <a:prstGeom prst="rect">
+                      <a:avLst/>
+                    </a:prstGeom>
+                    <a:noFill/>
+                    <a:ln>
+                      <a:noFill/>
+                    </a:ln>
+                  </pic:spPr>
+                </pic:pic>
+              </a:graphicData>
+            </a:graphic>
+          </wp:inline>
+        </w:drawing>
+      </w:r>
+      <w:r>
+        <w:fldChar w:fldCharType="end"/>
+      </w:r>
+    </w:p>
+    <w:p>
+      <w:pPr>
+        <w:pStyle w:val="af3"/>
+      </w:pPr>
+      <w:r>
+        <w:t xml:space="preserve">Рис. </w:t>
+      </w:r>
+      <w:r>
+        <w:fldChar w:fldCharType="begin"/>
+      </w:r>
+      <w:r>
+        <w:instrText xml:space="preserve"> SEQ Рис. \* ARABIC </w:instrText>
+      </w:r>
+      <w:r>
+        <w:fldChar w:fldCharType="separate"/>
+      </w:r>
+      <w:r>
+        <w:rPr>
+          <w:noProof/>
+        </w:rPr>
+        <w:t>4</w:t>
+      </w:r>
+      <w:r>
+        <w:fldChar w:fldCharType="end"/>
+      </w:r>
+      <w:r>
+        <w:t xml:space="preserve">. </w:t>
+      </w:r>
+      <w:r>
+        <w:rPr>
+          <w:lang w:val="ru-RU"/>
+        </w:rPr>
+        <w:t>Клавиатура 60%</w:t>
+      </w:r>
+    </w:p>
+    <w:p>
+      <w:pPr>
+        <w:rPr>
+          <w:lang w:val="ru-RU"/>
+        </w:rPr>
+      </w:pPr>
+      <w:r>
+        <w:rPr>
+          <w:lang w:val="ru-RU"/>
+        </w:rPr>
+        <w:t xml:space="preserve">40% – суперкомпактный формат </w:t>
+      </w:r>
+      <w:r>
+        <w:rPr>
+          <w:lang w:val="ru-RU"/>
+        </w:rPr>
+        <w:t>клавиатуры</w:t>
+      </w:r>
+      <w:r>
+        <w:rPr>
+          <w:lang w:val="ru-RU"/>
+        </w:rPr>
+        <w:t xml:space="preserve"> (рис. 5)</w:t>
+      </w:r>
+      <w:r>
+        <w:rPr>
+          <w:lang w:val="ru-RU"/>
+        </w:rPr>
+        <w:t xml:space="preserve">. В нем нет еще и верхнего ряда цифровых клавиш. Чтобы ввести цифры, нужно зажать </w:t>
+      </w:r>
+      <w:proofErr w:type="spellStart"/>
+      <w:r>
+        <w:rPr>
+          <w:lang w:val="en-US"/>
+        </w:rPr>
+        <w:t>Fn</w:t>
+      </w:r>
+      <w:proofErr w:type="spellEnd"/>
+      <w:r>
+        <w:rPr>
+          <w:lang w:val="ru-RU"/>
+        </w:rPr>
+        <w:t xml:space="preserve"> или </w:t>
+      </w:r>
+      <w:r>
+        <w:rPr>
+          <w:lang w:val="ru-RU"/>
+        </w:rPr>
+        <w:lastRenderedPageBreak/>
+        <w:t>переключиться на специальную раскладку, где вместо букв – цифры и разные спецсимволы. Этот формат применяется исключительно для ультрапортативных клавиатур</w:t>
+      </w:r>
+      <w:r>
+        <w:rPr>
+          <w:lang w:val="ru-RU"/>
+        </w:rPr>
+        <w:t xml:space="preserve"> </w:t>
+      </w:r>
+      <w:r>
+        <w:rPr>
+          <w:lang w:val="en-US"/>
+        </w:rPr>
+        <w:t>[12]</w:t>
+      </w:r>
+      <w:r>
+        <w:rPr>
+          <w:lang w:val="ru-RU"/>
+        </w:rPr>
+        <w:t>.</w:t>
+      </w:r>
+    </w:p>
+    <w:p>
+      <w:pPr>
+        <w:keepNext/>
+        <w:jc w:val="center"/>
+      </w:pPr>
+      <w:r>
+        <w:fldChar w:fldCharType="begin"/>
+      </w:r>
+      <w:r>
+        <w:instrText xml:space="preserve"> INCLUDEPICTURE "https://static.insales-cdn.com/files/1/567/3039799/original/vortex_core.jpg" \* MERGEFORMATINET </w:instrText>
+      </w:r>
+      <w:r>
+        <w:fldChar w:fldCharType="separate"/>
+      </w:r>
+      <w:r>
+        <w:rPr>
+          <w:noProof/>
+        </w:rPr>
+        <w:drawing>
+          <wp:inline distT="0" distB="0" distL="0" distR="0" wp14:anchorId="03C0CEA3" wp14:editId="336E339E">
+            <wp:extent cx="3542169" cy="1296687"/>
+            <wp:effectExtent l="0" t="0" r="1270" b="0"/>
+            <wp:docPr id="129535283" name="Рисунок 5" descr="Механическая клавиатура Vortex Core"/>
+            <wp:cNvGraphicFramePr>
+              <a:graphicFrameLocks xmlns:a="http://schemas.openxmlformats.org/drawingml/2006/main" noChangeAspect="1"/>
+            </wp:cNvGraphicFramePr>
+            <a:graphic xmlns:a="http://schemas.openxmlformats.org/drawingml/2006/main">
+              <a:graphicData uri="http://schemas.openxmlformats.org/drawingml/2006/picture">
+                <pic:pic xmlns:pic="http://schemas.openxmlformats.org/drawingml/2006/picture">
+                  <pic:nvPicPr>
+                    <pic:cNvPr id="0" name="Picture 9" descr="Механическая клавиатура Vortex Core"/>
+                    <pic:cNvPicPr>
+                      <a:picLocks noChangeAspect="1" noChangeArrowheads="1"/>
+                    </pic:cNvPicPr>
+                  </pic:nvPicPr>
+                  <pic:blipFill>
+                    <a:blip r:embed="rId12" cstate="print">
+                      <a:extLst>
+                        <a:ext uri="{28A0092B-C50C-407E-A947-70E740481C1C}">
+                          <a14:useLocalDpi xmlns:a14="http://schemas.microsoft.com/office/drawing/2010/main" val="0"/>
+                        </a:ext>
+                      </a:extLst>
+                    </a:blip>
+                    <a:srcRect/>
+                    <a:stretch>
+                      <a:fillRect/>
+                    </a:stretch>
+                  </pic:blipFill>
+                  <pic:spPr bwMode="auto">
+                    <a:xfrm>
+                      <a:off x="0" y="0"/>
+                      <a:ext cx="3592528" cy="1315122"/>
+                    </a:xfrm>
+                    <a:prstGeom prst="rect">
+                      <a:avLst/>
+                    </a:prstGeom>
+                    <a:noFill/>
+                    <a:ln>
+                      <a:noFill/>
+                    </a:ln>
+                  </pic:spPr>
+                </pic:pic>
+              </a:graphicData>
+            </a:graphic>
+          </wp:inline>
+        </w:drawing>
+      </w:r>
+      <w:r>
+        <w:fldChar w:fldCharType="end"/>
+      </w:r>
+    </w:p>
+    <w:p>
+      <w:pPr>
+        <w:pStyle w:val="af3"/>
+        <w:rPr>
+          <w:lang w:val="ru-RU"/>
+        </w:rPr>
+      </w:pPr>
+      <w:r>
+        <w:t xml:space="preserve">Рис. </w:t>
+      </w:r>
+      <w:r>
+        <w:fldChar w:fldCharType="begin"/>
+      </w:r>
+      <w:r>
+        <w:instrText xml:space="preserve"> SEQ Рис. \* ARABIC </w:instrText>
+      </w:r>
+      <w:r>
+        <w:fldChar w:fldCharType="separate"/>
+      </w:r>
+      <w:r>
+        <w:rPr>
+          <w:noProof/>
+        </w:rPr>
+        <w:t>5</w:t>
+      </w:r>
+      <w:r>
+        <w:fldChar w:fldCharType="end"/>
+      </w:r>
+      <w:r>
+        <w:rPr>
+          <w:lang w:val="ru-RU"/>
+        </w:rPr>
+        <w:t>. Клавиатура 40%</w:t>
+      </w:r>
+    </w:p>
+    <w:p>
+      <w:pPr>
+        <w:rPr>
+          <w:lang w:val="ru-RU"/>
+        </w:rPr>
+      </w:pPr>
+      <w:r>
+        <w:rPr>
+          <w:lang w:val="ru-RU"/>
+        </w:rPr>
+        <w:t xml:space="preserve">Анализируя существующие размерности клавиатуры не сложно задаться вопросом «Насколько маленькой может быть клавиатура чтобы её всё ещё можно было использовать?». </w:t>
+      </w:r>
+    </w:p>
+    <w:p>
+      <w:pPr>
+        <w:rPr>
+          <w:lang w:val="ru-RU"/>
+        </w:rPr>
+      </w:pPr>
+      <w:r>
+        <w:rPr>
+          <w:lang w:val="ru-RU"/>
+        </w:rPr>
+        <w:t>Оказалось, что</w:t>
+      </w:r>
+      <w:r>
+        <w:rPr>
+          <w:lang w:val="ru-RU"/>
+        </w:rPr>
+        <w:t xml:space="preserve"> </w:t>
+      </w:r>
+      <w:r>
+        <w:rPr>
+          <w:lang w:val="ru-RU"/>
+        </w:rPr>
+        <w:t>возможно</w:t>
+      </w:r>
+      <w:r>
+        <w:rPr>
+          <w:lang w:val="ru-RU"/>
+        </w:rPr>
+        <w:t xml:space="preserve"> оставить лишь одну клавишу, которая бы могла вводить символ, а остальные – переключать то, что будет вводится. Так можно сократить клавиатуру до 3-х клавиш: ввод, переключение влево, переключение вправо. Можно оставить переключение лишь в одну сторону и по достижении конца списка возвращаться в начало, тогда клавиатура станет размером всего в 2 клавиши. Реализовать клавиатуру лишь с одной клавишей </w:t>
+      </w:r>
+      <w:r>
+        <w:rPr>
+          <w:lang w:val="ru-RU"/>
+        </w:rPr>
+        <w:t>без потери части функциональности ввода, такой как зажатие клавиши не представляется возможным.</w:t>
+      </w:r>
+    </w:p>
+    <w:p>
+      <w:pPr>
+        <w:rPr>
+          <w:lang w:val="ru-RU"/>
+        </w:rPr>
+      </w:pPr>
+      <w:r>
+        <w:rPr>
+          <w:lang w:val="ru-RU"/>
+        </w:rPr>
+        <w:t>Таким образом возникла идея для курсового проекта – сборка функциональной клавиатуры с минимальным количеством клавиш.</w:t>
+      </w:r>
+    </w:p>
+    <w:p>
+      <w:pPr>
+        <w:rPr>
+          <w:lang w:val="ru-RU"/>
+        </w:rPr>
+      </w:pPr>
     </w:p>
     <w:p>
       <w:pPr>
@@ -3176,6 +4604,7 @@
         <w:rPr>
           <w:lang w:val="ru-RU"/>
         </w:rPr>
+        <w:lastRenderedPageBreak/>
         <w:t xml:space="preserve">В режиме ввода одного символа пользователю предоставляется возможность ввести в компьютер один символ, что будет имитировать нажатие клавиши клавиатуры. Две кнопки клавиатуры интерпретируются как кнопка «нажатие» и кнопка «далее». Кнопка «нажатие» оправляет указанный на дисплее символ в компьютер по шине </w:t>
       </w:r>
       <w:r>
@@ -3503,7 +4932,7 @@
           <w:szCs w:val="28"/>
           <w:lang w:val="ru-RU"/>
         </w:rPr>
-        <w:t>2</w:t>
+        <w:t>3</w:t>
       </w:r>
       <w:r>
         <w:rPr>
@@ -4110,6 +5539,9 @@
         <w:t>4</w:t>
       </w:r>
       <w:r>
+        <w:t xml:space="preserve"> (рис. 6)</w:t>
+      </w:r>
+      <w:r>
         <w:t xml:space="preserve">. </w:t>
       </w:r>
       <w:r>
@@ -4146,20 +5578,20 @@
         <w:rPr>
           <w:lang w:val="ru-RU"/>
         </w:rPr>
-        <w:t xml:space="preserve"> – это специальная микросхема, которая предназначена для управления различными приборами и электронными устройствами; позволяет не только </w:t>
+        <w:t xml:space="preserve"> – это специальная микросхема, которая предназначена для управления различными приборами и электронными устройствами; позволяет не </w:t>
       </w:r>
       <w:r>
         <w:rPr>
           <w:lang w:val="ru-RU"/>
         </w:rPr>
         <w:lastRenderedPageBreak/>
-        <w:t>контролировать их работу, но и обеспечивать взаимодействия между ними согласно заложенной программе [</w:t>
-      </w:r>
-      <w:r>
-        <w:rPr>
-          <w:lang w:val="ru-RU"/>
-        </w:rPr>
-        <w:t>6</w:t>
+        <w:t>только контролировать их работу, но и обеспечивать взаимодействия между ними согласно заложенной программе [</w:t>
+      </w:r>
+      <w:r>
+        <w:rPr>
+          <w:lang w:val="ru-RU"/>
+        </w:rPr>
+        <w:t>7</w:t>
       </w:r>
       <w:r>
         <w:rPr>
@@ -4305,7 +5737,7 @@
                     </pic:cNvPicPr>
                   </pic:nvPicPr>
                   <pic:blipFill rotWithShape="1">
-                    <a:blip r:embed="rId8">
+                    <a:blip r:embed="rId13">
                       <a:extLst>
                         <a:ext uri="{28A0092B-C50C-407E-A947-70E740481C1C}">
                           <a14:useLocalDpi xmlns:a14="http://schemas.microsoft.com/office/drawing/2010/main" val="0"/>
@@ -4368,7 +5800,7 @@
         <w:rPr>
           <w:noProof/>
         </w:rPr>
-        <w:t>1</w:t>
+        <w:t>6</w:t>
       </w:r>
       <w:r>
         <w:fldChar w:fldCharType="end"/>
@@ -4421,7 +5853,20 @@
         <w:rPr>
           <w:szCs w:val="28"/>
         </w:rPr>
-        <w:t xml:space="preserve"> (рис. 6)</w:t>
+        <w:t xml:space="preserve"> (рис. </w:t>
+      </w:r>
+      <w:r>
+        <w:rPr>
+          <w:szCs w:val="28"/>
+          <w:lang w:val="ru-RU"/>
+        </w:rPr>
+        <w:t>7</w:t>
+      </w:r>
+      <w:r>
+        <w:rPr>
+          <w:szCs w:val="28"/>
+        </w:rPr>
+        <w:t>)</w:t>
       </w:r>
       <w:r>
         <w:rPr>
@@ -4440,7 +5885,7 @@
           <w:szCs w:val="28"/>
           <w:lang w:val="ru-RU"/>
         </w:rPr>
-        <w:t>3</w:t>
+        <w:t>4</w:t>
       </w:r>
       <w:r>
         <w:rPr>
@@ -4479,7 +5924,7 @@
           <w:noProof/>
         </w:rPr>
         <w:drawing>
-          <wp:inline distT="0" distB="0" distL="0" distR="0" wp14:anchorId="34D2DCCC" wp14:editId="57E029DE">
+          <wp:inline distT="0" distB="0" distL="0" distR="0" wp14:anchorId="34D2DCCC" wp14:editId="5E4A719F">
             <wp:extent cx="3587750" cy="2690627"/>
             <wp:effectExtent l="0" t="0" r="0" b="0"/>
             <wp:docPr id="203042834" name="Рисунок 2" descr="Купить Макетная плата без пайки (400 точек) для Ардуино (KZY0005)  официальный магазин"/>
@@ -4496,7 +5941,7 @@
                     </pic:cNvPicPr>
                   </pic:nvPicPr>
                   <pic:blipFill>
-                    <a:blip r:embed="rId9" cstate="print">
+                    <a:blip r:embed="rId14" cstate="print">
                       <a:extLst>
                         <a:ext uri="{28A0092B-C50C-407E-A947-70E740481C1C}">
                           <a14:useLocalDpi xmlns:a14="http://schemas.microsoft.com/office/drawing/2010/main" val="0"/>
@@ -4555,7 +6000,7 @@
         <w:rPr>
           <w:noProof/>
         </w:rPr>
-        <w:t>2</w:t>
+        <w:t>7</w:t>
       </w:r>
       <w:r>
         <w:fldChar w:fldCharType="end"/>
@@ -4909,13 +6354,19 @@
         <w:rPr>
           <w:lang w:val="ru-RU"/>
         </w:rPr>
-        <w:t>7</w:t>
+        <w:t>8</w:t>
       </w:r>
       <w:r>
         <w:rPr>
           <w:lang w:val="ru-RU"/>
         </w:rPr>
         <w:t>]</w:t>
+      </w:r>
+      <w:r>
+        <w:rPr>
+          <w:lang w:val="ru-RU"/>
+        </w:rPr>
+        <w:t xml:space="preserve"> (рис. 8)</w:t>
       </w:r>
       <w:r>
         <w:rPr>
@@ -4992,7 +6443,7 @@
                     </pic:cNvPicPr>
                   </pic:nvPicPr>
                   <pic:blipFill rotWithShape="1">
-                    <a:blip r:embed="rId10">
+                    <a:blip r:embed="rId15">
                       <a:extLst>
                         <a:ext uri="{28A0092B-C50C-407E-A947-70E740481C1C}">
                           <a14:useLocalDpi xmlns:a14="http://schemas.microsoft.com/office/drawing/2010/main" val="0"/>
@@ -5055,7 +6506,7 @@
         <w:rPr>
           <w:noProof/>
         </w:rPr>
-        <w:t>3</w:t>
+        <w:t>8</w:t>
       </w:r>
       <w:r>
         <w:fldChar w:fldCharType="end"/>
@@ -5103,7 +6554,19 @@
         <w:rPr>
           <w:lang w:val="ru-RU"/>
         </w:rPr>
-        <w:t>с высоким контрастом изображения. Содержит 128</w:t>
+        <w:t>с высоким контрастом изображения</w:t>
+      </w:r>
+      <w:r>
+        <w:rPr>
+          <w:lang w:val="ru-RU"/>
+        </w:rPr>
+        <w:t xml:space="preserve"> (рис. 9)</w:t>
+      </w:r>
+      <w:r>
+        <w:rPr>
+          <w:lang w:val="ru-RU"/>
+        </w:rPr>
+        <w:t>. Содержит 128</w:t>
       </w:r>
       <w:r>
         <w:rPr>
@@ -5157,7 +6620,7 @@
         <w:rPr>
           <w:lang w:val="en-US"/>
         </w:rPr>
-        <w:t>8</w:t>
+        <w:t>9</w:t>
       </w:r>
       <w:r>
         <w:rPr>
@@ -5210,7 +6673,7 @@
                     </pic:cNvPicPr>
                   </pic:nvPicPr>
                   <pic:blipFill>
-                    <a:blip r:embed="rId11" cstate="print">
+                    <a:blip r:embed="rId16" cstate="print">
                       <a:extLst>
                         <a:ext uri="{28A0092B-C50C-407E-A947-70E740481C1C}">
                           <a14:useLocalDpi xmlns:a14="http://schemas.microsoft.com/office/drawing/2010/main" val="0"/>
@@ -5269,7 +6732,7 @@
         <w:rPr>
           <w:noProof/>
         </w:rPr>
-        <w:t>4</w:t>
+        <w:t>9</w:t>
       </w:r>
       <w:r>
         <w:fldChar w:fldCharType="end"/>
@@ -5319,7 +6782,19 @@
         <w:rPr>
           <w:lang w:val="ru-RU"/>
         </w:rPr>
-        <w:t>используются для соединения выводов электронных компонентов. Наконечники позволяют собирать быстрые прототипы устройств на макетной плате. Наконечники можно снять и использовать провод для сборки конечного устройства.</w:t>
+        <w:t>используются для соединения выводов электронных компонентов</w:t>
+      </w:r>
+      <w:r>
+        <w:rPr>
+          <w:lang w:val="ru-RU"/>
+        </w:rPr>
+        <w:t xml:space="preserve"> (рис. 10)</w:t>
+      </w:r>
+      <w:r>
+        <w:rPr>
+          <w:lang w:val="ru-RU"/>
+        </w:rPr>
+        <w:t>. Наконечники позволяют собирать быстрые прототипы устройств на макетной плате. Наконечники можно снять и использовать провод для сборки конечного устройства.</w:t>
       </w:r>
     </w:p>
     <w:p>
@@ -5360,7 +6835,7 @@
                     </pic:cNvPicPr>
                   </pic:nvPicPr>
                   <pic:blipFill rotWithShape="1">
-                    <a:blip r:embed="rId12" cstate="print">
+                    <a:blip r:embed="rId17" cstate="print">
                       <a:extLst>
                         <a:ext uri="{28A0092B-C50C-407E-A947-70E740481C1C}">
                           <a14:useLocalDpi xmlns:a14="http://schemas.microsoft.com/office/drawing/2010/main" val="0"/>
@@ -5423,7 +6898,7 @@
         <w:rPr>
           <w:noProof/>
         </w:rPr>
-        <w:t>5</w:t>
+        <w:t>10</w:t>
       </w:r>
       <w:r>
         <w:fldChar w:fldCharType="end"/>
@@ -5486,7 +6961,7 @@
         <w:rPr>
           <w:lang w:val="ru-RU"/>
         </w:rPr>
-        <w:t xml:space="preserve"> — это современный тип разъемов для смартфонов, зарядных кейсов, ноутбуков и ПК. Универсальный кабель с </w:t>
+        <w:t xml:space="preserve"> — это современный тип разъемов для смартфонов, зарядных кейсов, ноутбуков и ПК. Универсальный кабель </w:t>
       </w:r>
       <w:r>
         <w:rPr>
@@ -5505,6 +6980,12 @@
           <w:lang w:val="en-US"/>
         </w:rPr>
         <w:t>C</w:t>
+      </w:r>
+      <w:r>
+        <w:rPr>
+          <w:lang w:val="ru-RU"/>
+        </w:rPr>
+        <w:t xml:space="preserve"> (рис. 11)</w:t>
       </w:r>
       <w:r>
         <w:rPr>
@@ -5595,7 +7076,7 @@
         <w:rPr>
           <w:lang w:val="ru-RU"/>
         </w:rPr>
-        <w:t>9</w:t>
+        <w:t>10</w:t>
       </w:r>
       <w:r>
         <w:rPr>
@@ -5699,7 +7180,7 @@
                     </pic:cNvPicPr>
                   </pic:nvPicPr>
                   <pic:blipFill rotWithShape="1">
-                    <a:blip r:embed="rId13">
+                    <a:blip r:embed="rId18">
                       <a:extLst>
                         <a:ext uri="{28A0092B-C50C-407E-A947-70E740481C1C}">
                           <a14:useLocalDpi xmlns:a14="http://schemas.microsoft.com/office/drawing/2010/main" val="0"/>
@@ -5762,7 +7243,7 @@
         <w:rPr>
           <w:noProof/>
         </w:rPr>
-        <w:t>6</w:t>
+        <w:t>11</w:t>
       </w:r>
       <w:r>
         <w:fldChar w:fldCharType="end"/>
@@ -5855,7 +7336,7 @@
         <w:rPr>
           <w:lang w:val="ru-RU"/>
         </w:rPr>
-        <w:t>4</w:t>
+        <w:t>5</w:t>
       </w:r>
       <w:r>
         <w:t>]</w:t>
@@ -5874,7 +7355,20 @@
         <w:rPr>
           <w:szCs w:val="28"/>
         </w:rPr>
-        <w:t>Структурная схема разрабатываемого схемотехнического устройства представлена на рис.</w:t>
+        <w:t>Структурная схема разрабатываемого схемотехнического устройства представлена на рис</w:t>
+      </w:r>
+      <w:r>
+        <w:rPr>
+          <w:szCs w:val="28"/>
+          <w:lang w:val="ru-RU"/>
+        </w:rPr>
+        <w:t>. 12</w:t>
+      </w:r>
+      <w:r>
+        <w:rPr>
+          <w:szCs w:val="28"/>
+        </w:rPr>
+        <w:t>.</w:t>
       </w:r>
     </w:p>
     <w:p>
@@ -5911,7 +7405,7 @@
                     <pic:cNvPicPr/>
                   </pic:nvPicPr>
                   <pic:blipFill>
-                    <a:blip r:embed="rId14" cstate="print">
+                    <a:blip r:embed="rId19" cstate="print">
                       <a:extLst>
                         <a:ext uri="{28A0092B-C50C-407E-A947-70E740481C1C}">
                           <a14:useLocalDpi xmlns:a14="http://schemas.microsoft.com/office/drawing/2010/main" val="0"/>
@@ -5961,7 +7455,7 @@
         <w:rPr>
           <w:noProof/>
         </w:rPr>
-        <w:t>7</w:t>
+        <w:t>12</w:t>
       </w:r>
       <w:r>
         <w:rPr>
@@ -6113,7 +7607,7 @@
         <w:rPr>
           <w:lang w:val="ru-RU"/>
         </w:rPr>
-        <w:t>5</w:t>
+        <w:t>6</w:t>
       </w:r>
       <w:r>
         <w:t>]</w:t>
@@ -6136,6 +7630,13 @@
         </w:rPr>
         <w:t xml:space="preserve">Принципиальная схема разрабатываемого схемотехнического устройства представлена на рис. </w:t>
       </w:r>
+      <w:r>
+        <w:rPr>
+          <w:szCs w:val="28"/>
+          <w:lang w:val="ru-RU"/>
+        </w:rPr>
+        <w:t>13.</w:t>
+      </w:r>
     </w:p>
     <w:p>
       <w:pPr>
@@ -6163,6 +7664,13 @@
           <w:szCs w:val="28"/>
         </w:rPr>
         <w:t xml:space="preserve"> представлена на рис.</w:t>
+      </w:r>
+      <w:r>
+        <w:rPr>
+          <w:szCs w:val="28"/>
+          <w:lang w:val="ru-RU"/>
+        </w:rPr>
+        <w:t xml:space="preserve"> 14.</w:t>
       </w:r>
     </w:p>
     <w:p>
@@ -6191,7 +7699,7 @@
                     <pic:cNvPicPr/>
                   </pic:nvPicPr>
                   <pic:blipFill>
-                    <a:blip r:embed="rId15" cstate="print">
+                    <a:blip r:embed="rId20" cstate="print">
                       <a:extLst>
                         <a:ext uri="{28A0092B-C50C-407E-A947-70E740481C1C}">
                           <a14:useLocalDpi xmlns:a14="http://schemas.microsoft.com/office/drawing/2010/main" val="0"/>
@@ -6241,7 +7749,7 @@
         <w:rPr>
           <w:noProof/>
         </w:rPr>
-        <w:t>8</w:t>
+        <w:t>13</w:t>
       </w:r>
       <w:r>
         <w:rPr>
@@ -6281,7 +7789,7 @@
                     <pic:cNvPicPr/>
                   </pic:nvPicPr>
                   <pic:blipFill>
-                    <a:blip r:embed="rId16" cstate="print">
+                    <a:blip r:embed="rId21" cstate="print">
                       <a:extLst>
                         <a:ext uri="{28A0092B-C50C-407E-A947-70E740481C1C}">
                           <a14:useLocalDpi xmlns:a14="http://schemas.microsoft.com/office/drawing/2010/main" val="0"/>
@@ -6331,7 +7839,7 @@
         <w:rPr>
           <w:noProof/>
         </w:rPr>
-        <w:t>9</w:t>
+        <w:t>14</w:t>
       </w:r>
       <w:r>
         <w:rPr>
@@ -6860,35 +8368,7 @@
                 <w:sz w:val="24"/>
                 <w:lang w:val="ru-RU"/>
               </w:rPr>
-              <w:t xml:space="preserve">Была ли </w:t>
-            </w:r>
-            <w:r>
-              <w:rPr>
-                <w:sz w:val="24"/>
-                <w:lang w:val="ru-RU"/>
-              </w:rPr>
-              <w:t xml:space="preserve">уже </w:t>
-            </w:r>
-            <w:r>
-              <w:rPr>
-                <w:sz w:val="24"/>
-                <w:lang w:val="ru-RU"/>
-              </w:rPr>
-              <w:t xml:space="preserve">нажата </w:t>
-            </w:r>
-            <w:r>
-              <w:rPr>
-                <w:sz w:val="24"/>
-                <w:lang w:val="ru-RU"/>
-              </w:rPr>
-              <w:t>правая</w:t>
-            </w:r>
-            <w:r>
-              <w:rPr>
-                <w:sz w:val="24"/>
-                <w:lang w:val="ru-RU"/>
-              </w:rPr>
-              <w:t xml:space="preserve"> клавиша</w:t>
+              <w:t>Была ли уже нажата правая клавиша</w:t>
             </w:r>
           </w:p>
         </w:tc>
@@ -7311,21 +8791,7 @@
                 <w:sz w:val="24"/>
                 <w:lang w:val="ru-RU"/>
               </w:rPr>
-              <w:t xml:space="preserve">Константа, хранящая номер пина, к которому подключена </w:t>
-            </w:r>
-            <w:r>
-              <w:rPr>
-                <w:sz w:val="24"/>
-                <w:lang w:val="ru-RU"/>
-              </w:rPr>
-              <w:t>правая</w:t>
-            </w:r>
-            <w:r>
-              <w:rPr>
-                <w:sz w:val="24"/>
-                <w:lang w:val="ru-RU"/>
-              </w:rPr>
-              <w:t xml:space="preserve"> кнопка</w:t>
+              <w:t>Константа, хранящая номер пина, к которому подключена правая кнопка</w:t>
             </w:r>
           </w:p>
         </w:tc>
@@ -7393,14 +8859,7 @@
                 <w:sz w:val="24"/>
                 <w:lang w:val="ru-RU"/>
               </w:rPr>
-              <w:t>Константа, хранящая</w:t>
-            </w:r>
-            <w:r>
-              <w:rPr>
-                <w:sz w:val="24"/>
-                <w:lang w:val="ru-RU"/>
-              </w:rPr>
-              <w:t xml:space="preserve"> код клавиши «Пробел» на клавиатуре</w:t>
+              <w:t>Константа, хранящая код клавиши «Пробел» на клавиатуре</w:t>
             </w:r>
           </w:p>
         </w:tc>
@@ -7468,14 +8927,7 @@
                 <w:sz w:val="24"/>
                 <w:lang w:val="ru-RU"/>
               </w:rPr>
-              <w:t>Константа, хранящая</w:t>
-            </w:r>
-            <w:r>
-              <w:rPr>
-                <w:sz w:val="24"/>
-                <w:lang w:val="ru-RU"/>
-              </w:rPr>
-              <w:t xml:space="preserve"> количество описанных в раскладке клавиш</w:t>
+              <w:t>Константа, хранящая количество описанных в раскладке клавиш</w:t>
             </w:r>
           </w:p>
         </w:tc>
@@ -7539,22 +8991,15 @@
               <w:ind w:firstLine="0"/>
               <w:rPr>
                 <w:sz w:val="24"/>
-                <w:lang w:val="en-US"/>
-              </w:rPr>
-            </w:pPr>
-            <w:r>
-              <w:rPr>
-                <w:sz w:val="24"/>
-                <w:lang w:val="ru-RU"/>
-              </w:rPr>
-              <w:t xml:space="preserve">Массив структур </w:t>
-            </w:r>
-            <w:r>
-              <w:rPr>
-                <w:sz w:val="24"/>
-                <w:lang w:val="ru-RU"/>
-              </w:rPr>
-              <w:t xml:space="preserve">размером </w:t>
+                <w:lang w:val="ru-RU"/>
+              </w:rPr>
+            </w:pPr>
+            <w:r>
+              <w:rPr>
+                <w:sz w:val="24"/>
+                <w:lang w:val="ru-RU"/>
+              </w:rPr>
+              <w:t xml:space="preserve">Массив структур размером </w:t>
             </w:r>
             <w:r>
               <w:rPr>
@@ -8334,35 +9779,7 @@
                 <w:sz w:val="24"/>
                 <w:lang w:val="ru-RU"/>
               </w:rPr>
-              <w:t>Функция работы микроконтроллера в</w:t>
-            </w:r>
-            <w:r>
-              <w:rPr>
-                <w:sz w:val="24"/>
-                <w:lang w:val="ru-RU"/>
-              </w:rPr>
-              <w:t>о</w:t>
-            </w:r>
-            <w:r>
-              <w:rPr>
-                <w:sz w:val="24"/>
-                <w:lang w:val="ru-RU"/>
-              </w:rPr>
-              <w:t xml:space="preserve"> </w:t>
-            </w:r>
-            <w:r>
-              <w:rPr>
-                <w:sz w:val="24"/>
-                <w:lang w:val="ru-RU"/>
-              </w:rPr>
-              <w:t>втором</w:t>
-            </w:r>
-            <w:r>
-              <w:rPr>
-                <w:sz w:val="24"/>
-                <w:lang w:val="ru-RU"/>
-              </w:rPr>
-              <w:t xml:space="preserve"> режиме</w:t>
+              <w:t>Функция работы микроконтроллера во втором режиме</w:t>
             </w:r>
           </w:p>
         </w:tc>
@@ -8450,21 +9867,7 @@
                 <w:sz w:val="24"/>
                 <w:lang w:val="ru-RU"/>
               </w:rPr>
-              <w:t xml:space="preserve">Функция работы микроконтроллера в </w:t>
-            </w:r>
-            <w:r>
-              <w:rPr>
-                <w:sz w:val="24"/>
-                <w:lang w:val="ru-RU"/>
-              </w:rPr>
-              <w:t>третьем</w:t>
-            </w:r>
-            <w:r>
-              <w:rPr>
-                <w:sz w:val="24"/>
-                <w:lang w:val="ru-RU"/>
-              </w:rPr>
-              <w:t xml:space="preserve"> режиме</w:t>
+              <w:t>Функция работы микроконтроллера в третьем режиме</w:t>
             </w:r>
           </w:p>
         </w:tc>
@@ -8642,15 +10045,13 @@
               </w:rPr>
               <w:t xml:space="preserve">Получение номера </w:t>
             </w:r>
-            <w:proofErr w:type="gramStart"/>
-            <w:r>
-              <w:rPr>
-                <w:sz w:val="24"/>
-                <w:lang w:val="ru-RU"/>
-              </w:rPr>
-              <w:t>режима</w:t>
-            </w:r>
-            <w:proofErr w:type="gramEnd"/>
+            <w:r>
+              <w:rPr>
+                <w:sz w:val="24"/>
+                <w:lang w:val="ru-RU"/>
+              </w:rPr>
+              <w:t>режима,</w:t>
+            </w:r>
             <w:r>
               <w:rPr>
                 <w:sz w:val="24"/>
@@ -13054,20 +14455,38 @@
           </w:p>
         </w:tc>
       </w:tr>
+    </w:tbl>
+    <w:p>
+      <w:pPr>
+        <w:ind w:left="426"/>
+        <w:rPr>
+          <w:szCs w:val="28"/>
+          <w:lang w:val="ru-RU"/>
+        </w:rPr>
+      </w:pPr>
+    </w:p>
+    <w:tbl>
+      <w:tblPr>
+        <w:tblStyle w:val="af4"/>
+        <w:tblW w:w="0" w:type="auto"/>
+        <w:tblInd w:w="-5" w:type="dxa"/>
+        <w:tblLook w:val="04A0" w:firstRow="1" w:lastRow="0" w:firstColumn="1" w:lastColumn="0" w:noHBand="0" w:noVBand="1"/>
+      </w:tblPr>
+      <w:tblGrid>
+        <w:gridCol w:w="426"/>
+        <w:gridCol w:w="2268"/>
+        <w:gridCol w:w="2126"/>
+        <w:gridCol w:w="4813"/>
+      </w:tblGrid>
       <w:tr>
         <w:tc>
           <w:tcPr>
-            <w:tcW w:w="445" w:type="dxa"/>
-            <w:tcBorders>
-              <w:top w:val="single" w:sz="4" w:space="0" w:color="auto"/>
-              <w:left w:val="single" w:sz="4" w:space="0" w:color="auto"/>
-              <w:bottom w:val="single" w:sz="4" w:space="0" w:color="auto"/>
-              <w:right w:val="single" w:sz="4" w:space="0" w:color="auto"/>
-            </w:tcBorders>
-          </w:tcPr>
-          <w:p>
-            <w:pPr>
-              <w:ind w:firstLine="0"/>
+            <w:tcW w:w="426" w:type="dxa"/>
+          </w:tcPr>
+          <w:p>
+            <w:pPr>
+              <w:ind w:firstLine="0"/>
+              <w:jc w:val="center"/>
               <w:rPr>
                 <w:sz w:val="24"/>
                 <w:lang w:val="en-US"/>
@@ -13076,91 +14495,72 @@
             <w:r>
               <w:rPr>
                 <w:sz w:val="24"/>
-                <w:lang w:val="en-US"/>
               </w:rPr>
               <w:lastRenderedPageBreak/>
+              <w:t>1</w:t>
+            </w:r>
+          </w:p>
+        </w:tc>
+        <w:tc>
+          <w:tcPr>
+            <w:tcW w:w="2268" w:type="dxa"/>
+          </w:tcPr>
+          <w:p>
+            <w:pPr>
+              <w:ind w:firstLine="0"/>
+              <w:jc w:val="center"/>
+              <w:rPr>
+                <w:sz w:val="24"/>
+                <w:lang w:val="ru-RU"/>
+              </w:rPr>
+            </w:pPr>
+            <w:r>
+              <w:rPr>
+                <w:sz w:val="24"/>
+              </w:rPr>
               <w:t>2</w:t>
             </w:r>
           </w:p>
         </w:tc>
         <w:tc>
           <w:tcPr>
-            <w:tcW w:w="2219" w:type="dxa"/>
-            <w:tcBorders>
-              <w:top w:val="single" w:sz="4" w:space="0" w:color="auto"/>
-              <w:left w:val="single" w:sz="4" w:space="0" w:color="auto"/>
-              <w:bottom w:val="single" w:sz="4" w:space="0" w:color="auto"/>
-              <w:right w:val="single" w:sz="4" w:space="0" w:color="auto"/>
-            </w:tcBorders>
-          </w:tcPr>
-          <w:p>
-            <w:pPr>
-              <w:ind w:firstLine="0"/>
-              <w:rPr>
-                <w:sz w:val="24"/>
-                <w:lang w:val="ru-RU"/>
-              </w:rPr>
-            </w:pPr>
-            <w:r>
-              <w:rPr>
-                <w:sz w:val="24"/>
-                <w:lang w:val="ru-RU"/>
-              </w:rPr>
-              <w:t>Нажатие кнопок</w:t>
-            </w:r>
-          </w:p>
-        </w:tc>
-        <w:tc>
-          <w:tcPr>
-            <w:tcW w:w="2078" w:type="dxa"/>
-            <w:tcBorders>
-              <w:top w:val="single" w:sz="4" w:space="0" w:color="auto"/>
-              <w:left w:val="single" w:sz="4" w:space="0" w:color="auto"/>
-              <w:bottom w:val="single" w:sz="4" w:space="0" w:color="auto"/>
-              <w:right w:val="single" w:sz="4" w:space="0" w:color="auto"/>
-            </w:tcBorders>
-          </w:tcPr>
-          <w:p>
-            <w:pPr>
-              <w:ind w:firstLine="0"/>
-              <w:rPr>
-                <w:sz w:val="24"/>
-                <w:lang w:val="ru-RU"/>
-              </w:rPr>
-            </w:pPr>
-            <w:r>
-              <w:rPr>
-                <w:sz w:val="24"/>
-                <w:lang w:val="ru-RU"/>
-              </w:rPr>
-              <w:t>Механические переключатели</w:t>
-            </w:r>
-          </w:p>
-        </w:tc>
-        <w:tc>
-          <w:tcPr>
-            <w:tcW w:w="4886" w:type="dxa"/>
-            <w:tcBorders>
-              <w:top w:val="single" w:sz="4" w:space="0" w:color="auto"/>
-              <w:left w:val="single" w:sz="4" w:space="0" w:color="auto"/>
-              <w:bottom w:val="single" w:sz="4" w:space="0" w:color="auto"/>
-              <w:right w:val="single" w:sz="4" w:space="0" w:color="auto"/>
-            </w:tcBorders>
-          </w:tcPr>
-          <w:p>
-            <w:pPr>
-              <w:ind w:firstLine="0"/>
-              <w:rPr>
-                <w:sz w:val="24"/>
-                <w:lang w:val="ru-RU"/>
-              </w:rPr>
-            </w:pPr>
-            <w:r>
-              <w:rPr>
-                <w:sz w:val="24"/>
-                <w:lang w:val="ru-RU"/>
-              </w:rPr>
-              <w:t>Нажатия на кнопки регистрируются</w:t>
+            <w:tcW w:w="2126" w:type="dxa"/>
+          </w:tcPr>
+          <w:p>
+            <w:pPr>
+              <w:ind w:firstLine="0"/>
+              <w:jc w:val="center"/>
+              <w:rPr>
+                <w:sz w:val="24"/>
+                <w:lang w:val="ru-RU"/>
+              </w:rPr>
+            </w:pPr>
+            <w:r>
+              <w:rPr>
+                <w:sz w:val="24"/>
+              </w:rPr>
+              <w:t>3</w:t>
+            </w:r>
+          </w:p>
+        </w:tc>
+        <w:tc>
+          <w:tcPr>
+            <w:tcW w:w="4813" w:type="dxa"/>
+          </w:tcPr>
+          <w:p>
+            <w:pPr>
+              <w:ind w:firstLine="0"/>
+              <w:jc w:val="center"/>
+              <w:rPr>
+                <w:sz w:val="24"/>
+                <w:lang w:val="ru-RU"/>
+              </w:rPr>
+            </w:pPr>
+            <w:r>
+              <w:rPr>
+                <w:sz w:val="24"/>
+              </w:rPr>
+              <w:t>4</w:t>
             </w:r>
           </w:p>
         </w:tc>
@@ -13168,20 +14568,100 @@
       <w:tr>
         <w:tc>
           <w:tcPr>
-            <w:tcW w:w="445" w:type="dxa"/>
-            <w:tcBorders>
-              <w:top w:val="single" w:sz="4" w:space="0" w:color="auto"/>
-              <w:left w:val="single" w:sz="4" w:space="0" w:color="auto"/>
-              <w:bottom w:val="single" w:sz="4" w:space="0" w:color="auto"/>
-              <w:right w:val="single" w:sz="4" w:space="0" w:color="auto"/>
-            </w:tcBorders>
-          </w:tcPr>
-          <w:p>
-            <w:pPr>
-              <w:ind w:firstLine="0"/>
-              <w:rPr>
-                <w:sz w:val="24"/>
-                <w:lang w:val="ru-RU"/>
+            <w:tcW w:w="426" w:type="dxa"/>
+          </w:tcPr>
+          <w:p>
+            <w:pPr>
+              <w:ind w:firstLine="0"/>
+              <w:rPr>
+                <w:szCs w:val="28"/>
+                <w:lang w:val="ru-RU"/>
+              </w:rPr>
+            </w:pPr>
+            <w:r>
+              <w:rPr>
+                <w:sz w:val="24"/>
+                <w:lang w:val="en-US"/>
+              </w:rPr>
+              <w:t>2</w:t>
+            </w:r>
+          </w:p>
+        </w:tc>
+        <w:tc>
+          <w:tcPr>
+            <w:tcW w:w="2268" w:type="dxa"/>
+          </w:tcPr>
+          <w:p>
+            <w:pPr>
+              <w:ind w:firstLine="0"/>
+              <w:rPr>
+                <w:szCs w:val="28"/>
+                <w:lang w:val="ru-RU"/>
+              </w:rPr>
+            </w:pPr>
+            <w:r>
+              <w:rPr>
+                <w:sz w:val="24"/>
+                <w:lang w:val="ru-RU"/>
+              </w:rPr>
+              <w:t>Нажатие кнопок</w:t>
+            </w:r>
+          </w:p>
+        </w:tc>
+        <w:tc>
+          <w:tcPr>
+            <w:tcW w:w="2126" w:type="dxa"/>
+          </w:tcPr>
+          <w:p>
+            <w:pPr>
+              <w:ind w:firstLine="0"/>
+              <w:rPr>
+                <w:szCs w:val="28"/>
+                <w:lang w:val="ru-RU"/>
+              </w:rPr>
+            </w:pPr>
+            <w:r>
+              <w:rPr>
+                <w:sz w:val="24"/>
+                <w:lang w:val="ru-RU"/>
+              </w:rPr>
+              <w:t>Механические переключатели</w:t>
+            </w:r>
+          </w:p>
+        </w:tc>
+        <w:tc>
+          <w:tcPr>
+            <w:tcW w:w="4813" w:type="dxa"/>
+          </w:tcPr>
+          <w:p>
+            <w:pPr>
+              <w:ind w:firstLine="0"/>
+              <w:rPr>
+                <w:szCs w:val="28"/>
+                <w:lang w:val="ru-RU"/>
+              </w:rPr>
+            </w:pPr>
+            <w:r>
+              <w:rPr>
+                <w:sz w:val="24"/>
+                <w:lang w:val="ru-RU"/>
+              </w:rPr>
+              <w:t>Нажатия на кнопки регистрируются</w:t>
+            </w:r>
+          </w:p>
+        </w:tc>
+      </w:tr>
+      <w:tr>
+        <w:tc>
+          <w:tcPr>
+            <w:tcW w:w="426" w:type="dxa"/>
+          </w:tcPr>
+          <w:p>
+            <w:pPr>
+              <w:ind w:firstLine="0"/>
+              <w:rPr>
+                <w:sz w:val="24"/>
+                <w:lang w:val="en-US"/>
               </w:rPr>
             </w:pPr>
             <w:r>
@@ -13195,13 +14675,7 @@
         </w:tc>
         <w:tc>
           <w:tcPr>
-            <w:tcW w:w="2219" w:type="dxa"/>
-            <w:tcBorders>
-              <w:top w:val="single" w:sz="4" w:space="0" w:color="auto"/>
-              <w:left w:val="single" w:sz="4" w:space="0" w:color="auto"/>
-              <w:bottom w:val="single" w:sz="4" w:space="0" w:color="auto"/>
-              <w:right w:val="single" w:sz="4" w:space="0" w:color="auto"/>
-            </w:tcBorders>
+            <w:tcW w:w="2268" w:type="dxa"/>
           </w:tcPr>
           <w:p>
             <w:pPr>
@@ -13229,13 +14703,7 @@
         </w:tc>
         <w:tc>
           <w:tcPr>
-            <w:tcW w:w="2078" w:type="dxa"/>
-            <w:tcBorders>
-              <w:top w:val="single" w:sz="4" w:space="0" w:color="auto"/>
-              <w:left w:val="single" w:sz="4" w:space="0" w:color="auto"/>
-              <w:bottom w:val="single" w:sz="4" w:space="0" w:color="auto"/>
-              <w:right w:val="single" w:sz="4" w:space="0" w:color="auto"/>
-            </w:tcBorders>
+            <w:tcW w:w="2126" w:type="dxa"/>
           </w:tcPr>
           <w:p>
             <w:pPr>
@@ -13263,13 +14731,7 @@
         </w:tc>
         <w:tc>
           <w:tcPr>
-            <w:tcW w:w="4886" w:type="dxa"/>
-            <w:tcBorders>
-              <w:top w:val="single" w:sz="4" w:space="0" w:color="auto"/>
-              <w:left w:val="single" w:sz="4" w:space="0" w:color="auto"/>
-              <w:bottom w:val="single" w:sz="4" w:space="0" w:color="auto"/>
-              <w:right w:val="single" w:sz="4" w:space="0" w:color="auto"/>
-            </w:tcBorders>
+            <w:tcW w:w="4813" w:type="dxa"/>
           </w:tcPr>
           <w:p>
             <w:pPr>
@@ -13507,143 +14969,6 @@
           <w:p>
             <w:pPr>
               <w:ind w:firstLine="0"/>
-              <w:jc w:val="center"/>
-              <w:rPr>
-                <w:sz w:val="24"/>
-              </w:rPr>
-            </w:pPr>
-            <w:r>
-              <w:rPr>
-                <w:sz w:val="24"/>
-              </w:rPr>
-              <w:t>1</w:t>
-            </w:r>
-          </w:p>
-        </w:tc>
-        <w:tc>
-          <w:tcPr>
-            <w:tcW w:w="1800" w:type="dxa"/>
-            <w:tcBorders>
-              <w:top w:val="single" w:sz="4" w:space="0" w:color="auto"/>
-              <w:left w:val="single" w:sz="4" w:space="0" w:color="auto"/>
-              <w:bottom w:val="single" w:sz="4" w:space="0" w:color="auto"/>
-              <w:right w:val="single" w:sz="4" w:space="0" w:color="auto"/>
-            </w:tcBorders>
-            <w:hideMark/>
-          </w:tcPr>
-          <w:p>
-            <w:pPr>
-              <w:ind w:firstLine="0"/>
-              <w:jc w:val="center"/>
-              <w:rPr>
-                <w:sz w:val="24"/>
-              </w:rPr>
-            </w:pPr>
-            <w:r>
-              <w:rPr>
-                <w:sz w:val="24"/>
-              </w:rPr>
-              <w:t>2</w:t>
-            </w:r>
-          </w:p>
-        </w:tc>
-        <w:tc>
-          <w:tcPr>
-            <w:tcW w:w="1735" w:type="dxa"/>
-            <w:tcBorders>
-              <w:top w:val="single" w:sz="4" w:space="0" w:color="auto"/>
-              <w:left w:val="single" w:sz="4" w:space="0" w:color="auto"/>
-              <w:bottom w:val="single" w:sz="4" w:space="0" w:color="auto"/>
-              <w:right w:val="single" w:sz="4" w:space="0" w:color="auto"/>
-            </w:tcBorders>
-            <w:hideMark/>
-          </w:tcPr>
-          <w:p>
-            <w:pPr>
-              <w:ind w:firstLine="0"/>
-              <w:jc w:val="center"/>
-              <w:rPr>
-                <w:sz w:val="24"/>
-              </w:rPr>
-            </w:pPr>
-            <w:r>
-              <w:rPr>
-                <w:sz w:val="24"/>
-              </w:rPr>
-              <w:t>3</w:t>
-            </w:r>
-          </w:p>
-        </w:tc>
-        <w:tc>
-          <w:tcPr>
-            <w:tcW w:w="1985" w:type="dxa"/>
-            <w:tcBorders>
-              <w:top w:val="single" w:sz="4" w:space="0" w:color="auto"/>
-              <w:left w:val="single" w:sz="4" w:space="0" w:color="auto"/>
-              <w:bottom w:val="single" w:sz="4" w:space="0" w:color="auto"/>
-              <w:right w:val="single" w:sz="4" w:space="0" w:color="auto"/>
-            </w:tcBorders>
-            <w:hideMark/>
-          </w:tcPr>
-          <w:p>
-            <w:pPr>
-              <w:ind w:firstLine="0"/>
-              <w:jc w:val="center"/>
-              <w:rPr>
-                <w:sz w:val="24"/>
-              </w:rPr>
-            </w:pPr>
-            <w:r>
-              <w:rPr>
-                <w:sz w:val="24"/>
-              </w:rPr>
-              <w:t>4</w:t>
-            </w:r>
-          </w:p>
-        </w:tc>
-        <w:tc>
-          <w:tcPr>
-            <w:tcW w:w="2403" w:type="dxa"/>
-            <w:tcBorders>
-              <w:top w:val="single" w:sz="4" w:space="0" w:color="auto"/>
-              <w:left w:val="single" w:sz="4" w:space="0" w:color="auto"/>
-              <w:bottom w:val="single" w:sz="4" w:space="0" w:color="auto"/>
-              <w:right w:val="single" w:sz="4" w:space="0" w:color="auto"/>
-            </w:tcBorders>
-            <w:hideMark/>
-          </w:tcPr>
-          <w:p>
-            <w:pPr>
-              <w:ind w:firstLine="0"/>
-              <w:jc w:val="center"/>
-              <w:rPr>
-                <w:sz w:val="24"/>
-              </w:rPr>
-            </w:pPr>
-            <w:r>
-              <w:rPr>
-                <w:sz w:val="24"/>
-              </w:rPr>
-              <w:t>5</w:t>
-            </w:r>
-          </w:p>
-        </w:tc>
-      </w:tr>
-      <w:tr>
-        <w:tc>
-          <w:tcPr>
-            <w:tcW w:w="1705" w:type="dxa"/>
-            <w:tcBorders>
-              <w:top w:val="single" w:sz="4" w:space="0" w:color="auto"/>
-              <w:left w:val="single" w:sz="4" w:space="0" w:color="auto"/>
-              <w:bottom w:val="single" w:sz="4" w:space="0" w:color="auto"/>
-              <w:right w:val="single" w:sz="4" w:space="0" w:color="auto"/>
-            </w:tcBorders>
-            <w:hideMark/>
-          </w:tcPr>
-          <w:p>
-            <w:pPr>
-              <w:ind w:firstLine="0"/>
               <w:rPr>
                 <w:sz w:val="24"/>
                 <w:lang w:val="ru-RU"/>
@@ -14255,6 +15580,112 @@
               <w:bottom w:val="single" w:sz="4" w:space="0" w:color="auto"/>
               <w:right w:val="single" w:sz="4" w:space="0" w:color="auto"/>
             </w:tcBorders>
+          </w:tcPr>
+          <w:p>
+            <w:pPr>
+              <w:ind w:firstLine="0"/>
+              <w:jc w:val="center"/>
+              <w:rPr>
+                <w:sz w:val="24"/>
+              </w:rPr>
+            </w:pPr>
+            <w:r>
+              <w:rPr>
+                <w:sz w:val="24"/>
+              </w:rPr>
+              <w:t>1</w:t>
+            </w:r>
+          </w:p>
+        </w:tc>
+        <w:tc>
+          <w:tcPr>
+            <w:tcW w:w="2244" w:type="dxa"/>
+            <w:tcBorders>
+              <w:top w:val="single" w:sz="4" w:space="0" w:color="auto"/>
+              <w:left w:val="single" w:sz="4" w:space="0" w:color="auto"/>
+              <w:bottom w:val="single" w:sz="4" w:space="0" w:color="auto"/>
+              <w:right w:val="single" w:sz="4" w:space="0" w:color="auto"/>
+            </w:tcBorders>
+          </w:tcPr>
+          <w:p>
+            <w:pPr>
+              <w:ind w:firstLine="0"/>
+              <w:jc w:val="center"/>
+              <w:rPr>
+                <w:sz w:val="24"/>
+              </w:rPr>
+            </w:pPr>
+            <w:r>
+              <w:rPr>
+                <w:sz w:val="24"/>
+              </w:rPr>
+              <w:t>2</w:t>
+            </w:r>
+          </w:p>
+        </w:tc>
+        <w:tc>
+          <w:tcPr>
+            <w:tcW w:w="1701" w:type="dxa"/>
+            <w:tcBorders>
+              <w:top w:val="single" w:sz="4" w:space="0" w:color="auto"/>
+              <w:left w:val="single" w:sz="4" w:space="0" w:color="auto"/>
+              <w:bottom w:val="single" w:sz="4" w:space="0" w:color="auto"/>
+              <w:right w:val="single" w:sz="4" w:space="0" w:color="auto"/>
+            </w:tcBorders>
+          </w:tcPr>
+          <w:p>
+            <w:pPr>
+              <w:ind w:firstLine="0"/>
+              <w:jc w:val="center"/>
+              <w:rPr>
+                <w:sz w:val="24"/>
+              </w:rPr>
+            </w:pPr>
+            <w:r>
+              <w:rPr>
+                <w:sz w:val="24"/>
+              </w:rPr>
+              <w:t>3</w:t>
+            </w:r>
+          </w:p>
+        </w:tc>
+        <w:tc>
+          <w:tcPr>
+            <w:tcW w:w="5238" w:type="dxa"/>
+            <w:tcBorders>
+              <w:top w:val="single" w:sz="4" w:space="0" w:color="auto"/>
+              <w:left w:val="single" w:sz="4" w:space="0" w:color="auto"/>
+              <w:bottom w:val="single" w:sz="4" w:space="0" w:color="auto"/>
+              <w:right w:val="single" w:sz="4" w:space="0" w:color="auto"/>
+            </w:tcBorders>
+          </w:tcPr>
+          <w:p>
+            <w:pPr>
+              <w:ind w:firstLine="0"/>
+              <w:jc w:val="center"/>
+              <w:rPr>
+                <w:sz w:val="24"/>
+              </w:rPr>
+            </w:pPr>
+            <w:r>
+              <w:rPr>
+                <w:sz w:val="24"/>
+              </w:rPr>
+              <w:t>4</w:t>
+            </w:r>
+          </w:p>
+        </w:tc>
+      </w:tr>
+      <w:tr>
+        <w:tc>
+          <w:tcPr>
+            <w:tcW w:w="445" w:type="dxa"/>
+            <w:tcBorders>
+              <w:top w:val="single" w:sz="4" w:space="0" w:color="auto"/>
+              <w:left w:val="single" w:sz="4" w:space="0" w:color="auto"/>
+              <w:bottom w:val="single" w:sz="4" w:space="0" w:color="auto"/>
+              <w:right w:val="single" w:sz="4" w:space="0" w:color="auto"/>
+            </w:tcBorders>
             <w:hideMark/>
           </w:tcPr>
           <w:p>
@@ -14467,6 +15898,26 @@
           </w:p>
         </w:tc>
       </w:tr>
+    </w:tbl>
+    <w:p>
+      <w:pPr>
+        <w:rPr>
+          <w:lang w:val="ru-RU"/>
+        </w:rPr>
+      </w:pPr>
+    </w:p>
+    <w:tbl>
+      <w:tblPr>
+        <w:tblStyle w:val="af4"/>
+        <w:tblW w:w="0" w:type="auto"/>
+        <w:tblLook w:val="04A0" w:firstRow="1" w:lastRow="0" w:firstColumn="1" w:lastColumn="0" w:noHBand="0" w:noVBand="1"/>
+      </w:tblPr>
+      <w:tblGrid>
+        <w:gridCol w:w="445"/>
+        <w:gridCol w:w="2244"/>
+        <w:gridCol w:w="1701"/>
+        <w:gridCol w:w="5238"/>
+      </w:tblGrid>
       <w:tr>
         <w:tc>
           <w:tcPr>
@@ -14481,17 +15932,127 @@
           <w:p>
             <w:pPr>
               <w:ind w:firstLine="0"/>
-              <w:rPr>
-                <w:sz w:val="24"/>
-                <w:lang w:val="ru-RU"/>
-              </w:rPr>
-            </w:pPr>
-            <w:r>
-              <w:rPr>
-                <w:sz w:val="24"/>
-                <w:lang w:val="ru-RU"/>
+              <w:jc w:val="center"/>
+              <w:rPr>
+                <w:sz w:val="24"/>
+                <w:lang w:val="ru-RU"/>
+              </w:rPr>
+            </w:pPr>
+            <w:r>
+              <w:rPr>
+                <w:sz w:val="24"/>
               </w:rPr>
               <w:lastRenderedPageBreak/>
+              <w:t>1</w:t>
+            </w:r>
+          </w:p>
+        </w:tc>
+        <w:tc>
+          <w:tcPr>
+            <w:tcW w:w="2244" w:type="dxa"/>
+            <w:tcBorders>
+              <w:top w:val="single" w:sz="4" w:space="0" w:color="auto"/>
+              <w:left w:val="single" w:sz="4" w:space="0" w:color="auto"/>
+              <w:bottom w:val="single" w:sz="4" w:space="0" w:color="auto"/>
+              <w:right w:val="single" w:sz="4" w:space="0" w:color="auto"/>
+            </w:tcBorders>
+          </w:tcPr>
+          <w:p>
+            <w:pPr>
+              <w:ind w:firstLine="0"/>
+              <w:jc w:val="center"/>
+              <w:rPr>
+                <w:sz w:val="24"/>
+                <w:lang w:val="ru-RU"/>
+              </w:rPr>
+            </w:pPr>
+            <w:r>
+              <w:rPr>
+                <w:sz w:val="24"/>
+              </w:rPr>
+              <w:t>2</w:t>
+            </w:r>
+          </w:p>
+        </w:tc>
+        <w:tc>
+          <w:tcPr>
+            <w:tcW w:w="1701" w:type="dxa"/>
+            <w:tcBorders>
+              <w:top w:val="single" w:sz="4" w:space="0" w:color="auto"/>
+              <w:left w:val="single" w:sz="4" w:space="0" w:color="auto"/>
+              <w:bottom w:val="single" w:sz="4" w:space="0" w:color="auto"/>
+              <w:right w:val="single" w:sz="4" w:space="0" w:color="auto"/>
+            </w:tcBorders>
+          </w:tcPr>
+          <w:p>
+            <w:pPr>
+              <w:ind w:firstLine="0"/>
+              <w:jc w:val="center"/>
+              <w:rPr>
+                <w:sz w:val="24"/>
+                <w:lang w:val="en-US"/>
+              </w:rPr>
+            </w:pPr>
+            <w:r>
+              <w:rPr>
+                <w:sz w:val="24"/>
+              </w:rPr>
+              <w:t>3</w:t>
+            </w:r>
+          </w:p>
+        </w:tc>
+        <w:tc>
+          <w:tcPr>
+            <w:tcW w:w="5238" w:type="dxa"/>
+            <w:tcBorders>
+              <w:top w:val="single" w:sz="4" w:space="0" w:color="auto"/>
+              <w:left w:val="single" w:sz="4" w:space="0" w:color="auto"/>
+              <w:bottom w:val="single" w:sz="4" w:space="0" w:color="auto"/>
+              <w:right w:val="single" w:sz="4" w:space="0" w:color="auto"/>
+            </w:tcBorders>
+          </w:tcPr>
+          <w:p>
+            <w:pPr>
+              <w:ind w:firstLine="0"/>
+              <w:jc w:val="center"/>
+              <w:rPr>
+                <w:sz w:val="24"/>
+                <w:lang w:val="ru-RU"/>
+              </w:rPr>
+            </w:pPr>
+            <w:r>
+              <w:rPr>
+                <w:sz w:val="24"/>
+              </w:rPr>
+              <w:t>4</w:t>
+            </w:r>
+          </w:p>
+        </w:tc>
+      </w:tr>
+      <w:tr>
+        <w:tc>
+          <w:tcPr>
+            <w:tcW w:w="445" w:type="dxa"/>
+            <w:tcBorders>
+              <w:top w:val="single" w:sz="4" w:space="0" w:color="auto"/>
+              <w:left w:val="single" w:sz="4" w:space="0" w:color="auto"/>
+              <w:bottom w:val="single" w:sz="4" w:space="0" w:color="auto"/>
+              <w:right w:val="single" w:sz="4" w:space="0" w:color="auto"/>
+            </w:tcBorders>
+          </w:tcPr>
+          <w:p>
+            <w:pPr>
+              <w:ind w:firstLine="0"/>
+              <w:rPr>
+                <w:sz w:val="24"/>
+                <w:lang w:val="ru-RU"/>
+              </w:rPr>
+            </w:pPr>
+            <w:r>
+              <w:rPr>
+                <w:sz w:val="24"/>
+                <w:lang w:val="ru-RU"/>
+              </w:rPr>
               <w:t>3</w:t>
             </w:r>
           </w:p>
@@ -16083,6 +17644,28 @@
           </w:p>
         </w:tc>
       </w:tr>
+    </w:tbl>
+    <w:p>
+      <w:pPr>
+        <w:rPr>
+          <w:lang w:val="ru-RU"/>
+        </w:rPr>
+      </w:pPr>
+    </w:p>
+    <w:tbl>
+      <w:tblPr>
+        <w:tblStyle w:val="af4"/>
+        <w:tblW w:w="0" w:type="auto"/>
+        <w:tblLayout w:type="fixed"/>
+        <w:tblLook w:val="04A0" w:firstRow="1" w:lastRow="0" w:firstColumn="1" w:lastColumn="0" w:noHBand="0" w:noVBand="1"/>
+      </w:tblPr>
+      <w:tblGrid>
+        <w:gridCol w:w="1705"/>
+        <w:gridCol w:w="1692"/>
+        <w:gridCol w:w="1843"/>
+        <w:gridCol w:w="1985"/>
+        <w:gridCol w:w="2403"/>
+      </w:tblGrid>
       <w:tr>
         <w:tc>
           <w:tcPr>
@@ -16097,6 +17680,7 @@
           <w:p>
             <w:pPr>
               <w:ind w:firstLine="0"/>
+              <w:jc w:val="center"/>
               <w:rPr>
                 <w:sz w:val="24"/>
                 <w:lang w:val="en-US"/>
@@ -16105,38 +17689,10 @@
             <w:r>
               <w:rPr>
                 <w:sz w:val="24"/>
-                <w:lang w:val="en-US"/>
+                <w:lang w:val="ru-RU"/>
               </w:rPr>
               <w:lastRenderedPageBreak/>
-              <w:t>2</w:t>
-            </w:r>
-            <w:r>
-              <w:rPr>
-                <w:sz w:val="24"/>
-                <w:lang w:val="ru-RU"/>
-              </w:rPr>
-              <w:t>6</w:t>
-            </w:r>
-            <w:r>
-              <w:rPr>
-                <w:sz w:val="24"/>
-                <w:lang w:val="ru-RU"/>
-              </w:rPr>
-              <w:t>.</w:t>
-            </w:r>
-            <w:r>
-              <w:rPr>
-                <w:sz w:val="24"/>
-                <w:lang w:val="en-US"/>
-              </w:rPr>
-              <w:t>01</w:t>
-            </w:r>
-            <w:r>
-              <w:rPr>
-                <w:sz w:val="24"/>
-                <w:lang w:val="ru-RU"/>
-              </w:rPr>
-              <w:t>.2026</w:t>
+              <w:t>1</w:t>
             </w:r>
           </w:p>
         </w:tc>
@@ -16153,6 +17709,7 @@
           <w:p>
             <w:pPr>
               <w:ind w:firstLine="0"/>
+              <w:jc w:val="center"/>
               <w:rPr>
                 <w:sz w:val="24"/>
                 <w:lang w:val="en-US"/>
@@ -16161,9 +17718,9 @@
             <w:r>
               <w:rPr>
                 <w:sz w:val="24"/>
-                <w:lang w:val="en-US"/>
-              </w:rPr>
-              <w:t>main.cpp</w:t>
+                <w:lang w:val="ru-RU"/>
+              </w:rPr>
+              <w:t>2</w:t>
             </w:r>
           </w:p>
         </w:tc>
@@ -16180,38 +17737,18 @@
           <w:p>
             <w:pPr>
               <w:ind w:firstLine="0"/>
-              <w:rPr>
-                <w:sz w:val="24"/>
-                <w:lang w:val="ru-RU"/>
-              </w:rPr>
-            </w:pPr>
-            <w:r>
-              <w:rPr>
-                <w:sz w:val="24"/>
-                <w:lang w:val="ru-RU"/>
-              </w:rPr>
-              <w:t>Кринкин</w:t>
-            </w:r>
-            <w:r>
-              <w:rPr>
-                <w:sz w:val="24"/>
-                <w:lang w:val="ru-RU"/>
-              </w:rPr>
-              <w:t xml:space="preserve"> </w:t>
-            </w:r>
-            <w:r>
-              <w:rPr>
-                <w:sz w:val="24"/>
-                <w:lang w:val="ru-RU"/>
-              </w:rPr>
-              <w:t>О</w:t>
-            </w:r>
-            <w:r>
-              <w:rPr>
-                <w:sz w:val="24"/>
-                <w:lang w:val="ru-RU"/>
-              </w:rPr>
-              <w:t>. А.</w:t>
+              <w:jc w:val="center"/>
+              <w:rPr>
+                <w:sz w:val="24"/>
+                <w:lang w:val="ru-RU"/>
+              </w:rPr>
+            </w:pPr>
+            <w:r>
+              <w:rPr>
+                <w:sz w:val="24"/>
+                <w:lang w:val="ru-RU"/>
+              </w:rPr>
+              <w:t>3</w:t>
             </w:r>
           </w:p>
         </w:tc>
@@ -16228,18 +17765,12 @@
           <w:p>
             <w:pPr>
               <w:ind w:firstLine="0"/>
-              <w:rPr>
-                <w:sz w:val="24"/>
-                <w:lang w:val="ru-RU"/>
-              </w:rPr>
-            </w:pPr>
-            <w:r>
-              <w:rPr>
-                <w:sz w:val="24"/>
-                <w:lang w:val="ru-RU"/>
-              </w:rPr>
-              <w:t>Тестирование с набором данных №</w:t>
-            </w:r>
+              <w:jc w:val="center"/>
+              <w:rPr>
+                <w:sz w:val="24"/>
+                <w:lang w:val="ru-RU"/>
+              </w:rPr>
+            </w:pPr>
             <w:r>
               <w:rPr>
                 <w:sz w:val="24"/>
@@ -16262,17 +17793,18 @@
           <w:p>
             <w:pPr>
               <w:ind w:firstLine="0"/>
-              <w:rPr>
-                <w:sz w:val="24"/>
-                <w:lang w:val="ru-RU"/>
-              </w:rPr>
-            </w:pPr>
-            <w:r>
-              <w:rPr>
-                <w:sz w:val="24"/>
-                <w:lang w:val="ru-RU"/>
-              </w:rPr>
-              <w:t>Ошибка. Зависание микроконтроллера</w:t>
+              <w:jc w:val="center"/>
+              <w:rPr>
+                <w:sz w:val="24"/>
+                <w:lang w:val="ru-RU"/>
+              </w:rPr>
+            </w:pPr>
+            <w:r>
+              <w:rPr>
+                <w:sz w:val="24"/>
+                <w:lang w:val="ru-RU"/>
+              </w:rPr>
+              <w:t>5</w:t>
             </w:r>
           </w:p>
         </w:tc>
@@ -16293,15 +17825,43 @@
               <w:ind w:firstLine="0"/>
               <w:rPr>
                 <w:sz w:val="24"/>
-                <w:lang w:val="ru-RU"/>
-              </w:rPr>
-            </w:pPr>
-            <w:r>
-              <w:rPr>
-                <w:sz w:val="24"/>
-                <w:lang w:val="ru-RU"/>
-              </w:rPr>
-              <w:t>05.03.2026</w:t>
+                <w:lang w:val="en-US"/>
+              </w:rPr>
+            </w:pPr>
+            <w:r>
+              <w:rPr>
+                <w:sz w:val="24"/>
+                <w:lang w:val="en-US"/>
+              </w:rPr>
+              <w:t>2</w:t>
+            </w:r>
+            <w:r>
+              <w:rPr>
+                <w:sz w:val="24"/>
+                <w:lang w:val="ru-RU"/>
+              </w:rPr>
+              <w:t>6</w:t>
+            </w:r>
+            <w:r>
+              <w:rPr>
+                <w:sz w:val="24"/>
+                <w:lang w:val="ru-RU"/>
+              </w:rPr>
+              <w:t>.</w:t>
+            </w:r>
+            <w:r>
+              <w:rPr>
+                <w:sz w:val="24"/>
+                <w:lang w:val="en-US"/>
+              </w:rPr>
+              <w:t>01</w:t>
+            </w:r>
+            <w:r>
+              <w:rPr>
+                <w:sz w:val="24"/>
+                <w:lang w:val="ru-RU"/>
+              </w:rPr>
+              <w:t>.2026</w:t>
             </w:r>
           </w:p>
         </w:tc>
@@ -16437,7 +17997,7 @@
                 <w:sz w:val="24"/>
                 <w:lang w:val="ru-RU"/>
               </w:rPr>
-              <w:t>Успех</w:t>
+              <w:t>Ошибка. Зависание микроконтроллера</w:t>
             </w:r>
           </w:p>
         </w:tc>
@@ -16575,7 +18135,7 @@
                 <w:sz w:val="24"/>
                 <w:lang w:val="ru-RU"/>
               </w:rPr>
-              <w:t>5</w:t>
+              <w:t>4</w:t>
             </w:r>
           </w:p>
         </w:tc>
@@ -16740,7 +18300,7 @@
                 <w:sz w:val="24"/>
                 <w:lang w:val="ru-RU"/>
               </w:rPr>
-              <w:t>6</w:t>
+              <w:t>5</w:t>
             </w:r>
           </w:p>
         </w:tc>
@@ -16823,7 +18383,7 @@
                 <w:sz w:val="24"/>
                 <w:lang w:val="en-US"/>
               </w:rPr>
-              <w:t>modes.cpp</w:t>
+              <w:t>main.cpp</w:t>
             </w:r>
           </w:p>
         </w:tc>
@@ -16905,7 +18465,7 @@
                 <w:sz w:val="24"/>
                 <w:lang w:val="ru-RU"/>
               </w:rPr>
-              <w:t>7</w:t>
+              <w:t>6</w:t>
             </w:r>
           </w:p>
         </w:tc>
@@ -17070,7 +18630,7 @@
                 <w:sz w:val="24"/>
                 <w:lang w:val="ru-RU"/>
               </w:rPr>
-              <w:t>8</w:t>
+              <w:t>7</w:t>
             </w:r>
           </w:p>
         </w:tc>
@@ -17124,16 +18684,9 @@
             <w:r>
               <w:rPr>
                 <w:sz w:val="24"/>
-                <w:lang w:val="en-US"/>
-              </w:rPr>
-              <w:t>14</w:t>
-            </w:r>
-            <w:r>
-              <w:rPr>
-                <w:sz w:val="24"/>
-                <w:lang w:val="ru-RU"/>
-              </w:rPr>
-              <w:t>.03.2026</w:t>
+                <w:lang w:val="ru-RU"/>
+              </w:rPr>
+              <w:t>05.03.2026</w:t>
             </w:r>
           </w:p>
         </w:tc>
@@ -17227,7 +18780,7 @@
               <w:ind w:firstLine="0"/>
               <w:rPr>
                 <w:sz w:val="24"/>
-                <w:lang w:val="en-US"/>
+                <w:lang w:val="ru-RU"/>
               </w:rPr>
             </w:pPr>
             <w:r>
@@ -17240,9 +18793,9 @@
             <w:r>
               <w:rPr>
                 <w:sz w:val="24"/>
-                <w:lang w:val="en-US"/>
-              </w:rPr>
-              <w:t>1</w:t>
+                <w:lang w:val="ru-RU"/>
+              </w:rPr>
+              <w:t>8</w:t>
             </w:r>
           </w:p>
         </w:tc>
@@ -17269,28 +18822,7 @@
                 <w:sz w:val="24"/>
                 <w:lang w:val="ru-RU"/>
               </w:rPr>
-              <w:t xml:space="preserve">Слишком большое количество </w:t>
-            </w:r>
-            <w:r>
-              <w:rPr>
-                <w:sz w:val="24"/>
-                <w:lang w:val="en-US"/>
-              </w:rPr>
-              <w:t>HID</w:t>
-            </w:r>
-            <w:r>
-              <w:rPr>
-                <w:sz w:val="24"/>
-                <w:lang w:val="ru-RU"/>
-              </w:rPr>
-              <w:t xml:space="preserve"> </w:t>
-            </w:r>
-            <w:r>
-              <w:rPr>
-                <w:sz w:val="24"/>
-                <w:lang w:val="ru-RU"/>
-              </w:rPr>
-              <w:t>сигналов, нестабильная работа</w:t>
+              <w:t>Успех</w:t>
             </w:r>
           </w:p>
         </w:tc>
@@ -17311,7 +18843,7 @@
               <w:ind w:firstLine="0"/>
               <w:rPr>
                 <w:sz w:val="24"/>
-                <w:lang w:val="en-US"/>
+                <w:lang w:val="ru-RU"/>
               </w:rPr>
             </w:pPr>
             <w:r>
@@ -17420,7 +18952,7 @@
               <w:ind w:firstLine="0"/>
               <w:rPr>
                 <w:sz w:val="24"/>
-                <w:lang w:val="ru-RU"/>
+                <w:lang w:val="en-US"/>
               </w:rPr>
             </w:pPr>
             <w:r>
@@ -17462,7 +18994,28 @@
                 <w:sz w:val="24"/>
                 <w:lang w:val="ru-RU"/>
               </w:rPr>
-              <w:t>Успех</w:t>
+              <w:t xml:space="preserve">Слишком большое количество </w:t>
+            </w:r>
+            <w:r>
+              <w:rPr>
+                <w:sz w:val="24"/>
+                <w:lang w:val="en-US"/>
+              </w:rPr>
+              <w:t>HID</w:t>
+            </w:r>
+            <w:r>
+              <w:rPr>
+                <w:sz w:val="24"/>
+                <w:lang w:val="ru-RU"/>
+              </w:rPr>
+              <w:t xml:space="preserve"> </w:t>
+            </w:r>
+            <w:r>
+              <w:rPr>
+                <w:sz w:val="24"/>
+                <w:lang w:val="ru-RU"/>
+              </w:rPr>
+              <w:t>сигналов, нестабильная работа</w:t>
             </w:r>
           </w:p>
         </w:tc>
@@ -17605,9 +19158,9 @@
             <w:r>
               <w:rPr>
                 <w:sz w:val="24"/>
-                <w:lang w:val="ru-RU"/>
-              </w:rPr>
-              <w:t>5</w:t>
+                <w:lang w:val="en-US"/>
+              </w:rPr>
+              <w:t>1</w:t>
             </w:r>
           </w:p>
         </w:tc>
@@ -17634,28 +19187,7 @@
                 <w:sz w:val="24"/>
                 <w:lang w:val="ru-RU"/>
               </w:rPr>
-              <w:t xml:space="preserve">Слишком большое количество </w:t>
-            </w:r>
-            <w:r>
-              <w:rPr>
-                <w:sz w:val="24"/>
-                <w:lang w:val="en-US"/>
-              </w:rPr>
-              <w:t>HID</w:t>
-            </w:r>
-            <w:r>
-              <w:rPr>
-                <w:sz w:val="24"/>
-                <w:lang w:val="ru-RU"/>
-              </w:rPr>
-              <w:t xml:space="preserve"> </w:t>
-            </w:r>
-            <w:r>
-              <w:rPr>
-                <w:sz w:val="24"/>
-                <w:lang w:val="ru-RU"/>
-              </w:rPr>
-              <w:t>сигналов, нестабильная работа</w:t>
+              <w:t>Успех</w:t>
             </w:r>
           </w:p>
         </w:tc>
@@ -17827,7 +19359,28 @@
                 <w:sz w:val="24"/>
                 <w:lang w:val="ru-RU"/>
               </w:rPr>
-              <w:t>Успех</w:t>
+              <w:t xml:space="preserve">Слишком большое количество </w:t>
+            </w:r>
+            <w:r>
+              <w:rPr>
+                <w:sz w:val="24"/>
+                <w:lang w:val="en-US"/>
+              </w:rPr>
+              <w:t>HID</w:t>
+            </w:r>
+            <w:r>
+              <w:rPr>
+                <w:sz w:val="24"/>
+                <w:lang w:val="ru-RU"/>
+              </w:rPr>
+              <w:t xml:space="preserve"> </w:t>
+            </w:r>
+            <w:r>
+              <w:rPr>
+                <w:sz w:val="24"/>
+                <w:lang w:val="ru-RU"/>
+              </w:rPr>
+              <w:t>сигналов, нестабильная работа</w:t>
             </w:r>
           </w:p>
         </w:tc>
@@ -17856,7 +19409,344 @@
                 <w:sz w:val="24"/>
                 <w:lang w:val="en-US"/>
               </w:rPr>
+              <w:t>14</w:t>
+            </w:r>
+            <w:r>
+              <w:rPr>
+                <w:sz w:val="24"/>
+                <w:lang w:val="ru-RU"/>
+              </w:rPr>
+              <w:t>.03.2026</w:t>
+            </w:r>
+          </w:p>
+        </w:tc>
+        <w:tc>
+          <w:tcPr>
+            <w:tcW w:w="1692" w:type="dxa"/>
+            <w:tcBorders>
+              <w:top w:val="single" w:sz="4" w:space="0" w:color="auto"/>
+              <w:left w:val="single" w:sz="4" w:space="0" w:color="auto"/>
+              <w:bottom w:val="single" w:sz="4" w:space="0" w:color="auto"/>
+              <w:right w:val="single" w:sz="4" w:space="0" w:color="auto"/>
+            </w:tcBorders>
+          </w:tcPr>
+          <w:p>
+            <w:pPr>
+              <w:ind w:firstLine="0"/>
+              <w:rPr>
+                <w:sz w:val="24"/>
+                <w:lang w:val="en-US"/>
+              </w:rPr>
+            </w:pPr>
+            <w:r>
+              <w:rPr>
+                <w:sz w:val="24"/>
+                <w:lang w:val="en-US"/>
+              </w:rPr>
+              <w:t>modes.cpp</w:t>
+            </w:r>
+          </w:p>
+        </w:tc>
+        <w:tc>
+          <w:tcPr>
+            <w:tcW w:w="1843" w:type="dxa"/>
+            <w:tcBorders>
+              <w:top w:val="single" w:sz="4" w:space="0" w:color="auto"/>
+              <w:left w:val="single" w:sz="4" w:space="0" w:color="auto"/>
+              <w:bottom w:val="single" w:sz="4" w:space="0" w:color="auto"/>
+              <w:right w:val="single" w:sz="4" w:space="0" w:color="auto"/>
+            </w:tcBorders>
+          </w:tcPr>
+          <w:p>
+            <w:pPr>
+              <w:ind w:firstLine="0"/>
+              <w:rPr>
+                <w:sz w:val="24"/>
+                <w:lang w:val="ru-RU"/>
+              </w:rPr>
+            </w:pPr>
+            <w:r>
+              <w:rPr>
+                <w:sz w:val="24"/>
+                <w:lang w:val="ru-RU"/>
+              </w:rPr>
+              <w:t>Кринкин</w:t>
+            </w:r>
+            <w:r>
+              <w:rPr>
+                <w:sz w:val="24"/>
+                <w:lang w:val="ru-RU"/>
+              </w:rPr>
+              <w:t xml:space="preserve"> </w:t>
+            </w:r>
+            <w:r>
+              <w:rPr>
+                <w:sz w:val="24"/>
+                <w:lang w:val="ru-RU"/>
+              </w:rPr>
+              <w:t>О</w:t>
+            </w:r>
+            <w:r>
+              <w:rPr>
+                <w:sz w:val="24"/>
+                <w:lang w:val="ru-RU"/>
+              </w:rPr>
+              <w:t>. А.</w:t>
+            </w:r>
+          </w:p>
+        </w:tc>
+        <w:tc>
+          <w:tcPr>
+            <w:tcW w:w="1985" w:type="dxa"/>
+            <w:tcBorders>
+              <w:top w:val="single" w:sz="4" w:space="0" w:color="auto"/>
+              <w:left w:val="single" w:sz="4" w:space="0" w:color="auto"/>
+              <w:bottom w:val="single" w:sz="4" w:space="0" w:color="auto"/>
+              <w:right w:val="single" w:sz="4" w:space="0" w:color="auto"/>
+            </w:tcBorders>
+          </w:tcPr>
+          <w:p>
+            <w:pPr>
+              <w:ind w:firstLine="0"/>
+              <w:rPr>
+                <w:sz w:val="24"/>
+                <w:lang w:val="ru-RU"/>
+              </w:rPr>
+            </w:pPr>
+            <w:r>
+              <w:rPr>
+                <w:sz w:val="24"/>
+                <w:lang w:val="ru-RU"/>
+              </w:rPr>
+              <w:t>Тестирование с набором данных №</w:t>
+            </w:r>
+            <w:r>
+              <w:rPr>
+                <w:sz w:val="24"/>
+                <w:lang w:val="ru-RU"/>
+              </w:rPr>
+              <w:t>5</w:t>
+            </w:r>
+          </w:p>
+        </w:tc>
+        <w:tc>
+          <w:tcPr>
+            <w:tcW w:w="2403" w:type="dxa"/>
+            <w:tcBorders>
+              <w:top w:val="single" w:sz="4" w:space="0" w:color="auto"/>
+              <w:left w:val="single" w:sz="4" w:space="0" w:color="auto"/>
+              <w:bottom w:val="single" w:sz="4" w:space="0" w:color="auto"/>
+              <w:right w:val="single" w:sz="4" w:space="0" w:color="auto"/>
+            </w:tcBorders>
+          </w:tcPr>
+          <w:p>
+            <w:pPr>
+              <w:ind w:firstLine="0"/>
+              <w:rPr>
+                <w:sz w:val="24"/>
+                <w:lang w:val="ru-RU"/>
+              </w:rPr>
+            </w:pPr>
+            <w:r>
+              <w:rPr>
+                <w:sz w:val="24"/>
+                <w:lang w:val="ru-RU"/>
+              </w:rPr>
+              <w:t>Успех</w:t>
+            </w:r>
+          </w:p>
+        </w:tc>
+      </w:tr>
+    </w:tbl>
+    <w:p>
+      <w:pPr>
+        <w:ind w:firstLine="0"/>
+        <w:rPr>
+          <w:lang w:val="ru-RU"/>
+        </w:rPr>
+      </w:pPr>
+    </w:p>
+    <w:tbl>
+      <w:tblPr>
+        <w:tblStyle w:val="af4"/>
+        <w:tblW w:w="0" w:type="auto"/>
+        <w:tblLayout w:type="fixed"/>
+        <w:tblLook w:val="04A0" w:firstRow="1" w:lastRow="0" w:firstColumn="1" w:lastColumn="0" w:noHBand="0" w:noVBand="1"/>
+      </w:tblPr>
+      <w:tblGrid>
+        <w:gridCol w:w="1705"/>
+        <w:gridCol w:w="1692"/>
+        <w:gridCol w:w="1843"/>
+        <w:gridCol w:w="1985"/>
+        <w:gridCol w:w="2403"/>
+      </w:tblGrid>
+      <w:tr>
+        <w:tc>
+          <w:tcPr>
+            <w:tcW w:w="1705" w:type="dxa"/>
+            <w:tcBorders>
+              <w:top w:val="single" w:sz="4" w:space="0" w:color="auto"/>
+              <w:left w:val="single" w:sz="4" w:space="0" w:color="auto"/>
+              <w:bottom w:val="single" w:sz="4" w:space="0" w:color="auto"/>
+              <w:right w:val="single" w:sz="4" w:space="0" w:color="auto"/>
+            </w:tcBorders>
+          </w:tcPr>
+          <w:p>
+            <w:pPr>
+              <w:ind w:firstLine="0"/>
+              <w:jc w:val="center"/>
+              <w:rPr>
+                <w:sz w:val="24"/>
+                <w:lang w:val="ru-RU"/>
+              </w:rPr>
+            </w:pPr>
+            <w:r>
+              <w:rPr>
+                <w:sz w:val="24"/>
+                <w:lang w:val="ru-RU"/>
+              </w:rPr>
               <w:lastRenderedPageBreak/>
+              <w:t>1</w:t>
+            </w:r>
+          </w:p>
+        </w:tc>
+        <w:tc>
+          <w:tcPr>
+            <w:tcW w:w="1692" w:type="dxa"/>
+            <w:tcBorders>
+              <w:top w:val="single" w:sz="4" w:space="0" w:color="auto"/>
+              <w:left w:val="single" w:sz="4" w:space="0" w:color="auto"/>
+              <w:bottom w:val="single" w:sz="4" w:space="0" w:color="auto"/>
+              <w:right w:val="single" w:sz="4" w:space="0" w:color="auto"/>
+            </w:tcBorders>
+          </w:tcPr>
+          <w:p>
+            <w:pPr>
+              <w:ind w:firstLine="0"/>
+              <w:jc w:val="center"/>
+              <w:rPr>
+                <w:sz w:val="24"/>
+                <w:lang w:val="ru-RU"/>
+              </w:rPr>
+            </w:pPr>
+            <w:r>
+              <w:rPr>
+                <w:sz w:val="24"/>
+                <w:lang w:val="ru-RU"/>
+              </w:rPr>
+              <w:t>2</w:t>
+            </w:r>
+          </w:p>
+        </w:tc>
+        <w:tc>
+          <w:tcPr>
+            <w:tcW w:w="1843" w:type="dxa"/>
+            <w:tcBorders>
+              <w:top w:val="single" w:sz="4" w:space="0" w:color="auto"/>
+              <w:left w:val="single" w:sz="4" w:space="0" w:color="auto"/>
+              <w:bottom w:val="single" w:sz="4" w:space="0" w:color="auto"/>
+              <w:right w:val="single" w:sz="4" w:space="0" w:color="auto"/>
+            </w:tcBorders>
+          </w:tcPr>
+          <w:p>
+            <w:pPr>
+              <w:ind w:firstLine="0"/>
+              <w:jc w:val="center"/>
+              <w:rPr>
+                <w:sz w:val="24"/>
+                <w:lang w:val="ru-RU"/>
+              </w:rPr>
+            </w:pPr>
+            <w:r>
+              <w:rPr>
+                <w:sz w:val="24"/>
+                <w:lang w:val="ru-RU"/>
+              </w:rPr>
+              <w:t>3</w:t>
+            </w:r>
+          </w:p>
+        </w:tc>
+        <w:tc>
+          <w:tcPr>
+            <w:tcW w:w="1985" w:type="dxa"/>
+            <w:tcBorders>
+              <w:top w:val="single" w:sz="4" w:space="0" w:color="auto"/>
+              <w:left w:val="single" w:sz="4" w:space="0" w:color="auto"/>
+              <w:bottom w:val="single" w:sz="4" w:space="0" w:color="auto"/>
+              <w:right w:val="single" w:sz="4" w:space="0" w:color="auto"/>
+            </w:tcBorders>
+          </w:tcPr>
+          <w:p>
+            <w:pPr>
+              <w:ind w:firstLine="0"/>
+              <w:jc w:val="center"/>
+              <w:rPr>
+                <w:sz w:val="24"/>
+                <w:lang w:val="ru-RU"/>
+              </w:rPr>
+            </w:pPr>
+            <w:r>
+              <w:rPr>
+                <w:sz w:val="24"/>
+                <w:lang w:val="ru-RU"/>
+              </w:rPr>
+              <w:t>4</w:t>
+            </w:r>
+          </w:p>
+        </w:tc>
+        <w:tc>
+          <w:tcPr>
+            <w:tcW w:w="2403" w:type="dxa"/>
+            <w:tcBorders>
+              <w:top w:val="single" w:sz="4" w:space="0" w:color="auto"/>
+              <w:left w:val="single" w:sz="4" w:space="0" w:color="auto"/>
+              <w:bottom w:val="single" w:sz="4" w:space="0" w:color="auto"/>
+              <w:right w:val="single" w:sz="4" w:space="0" w:color="auto"/>
+            </w:tcBorders>
+          </w:tcPr>
+          <w:p>
+            <w:pPr>
+              <w:ind w:firstLine="0"/>
+              <w:jc w:val="center"/>
+              <w:rPr>
+                <w:sz w:val="24"/>
+                <w:lang w:val="ru-RU"/>
+              </w:rPr>
+            </w:pPr>
+            <w:r>
+              <w:rPr>
+                <w:sz w:val="24"/>
+                <w:lang w:val="ru-RU"/>
+              </w:rPr>
+              <w:t>5</w:t>
+            </w:r>
+          </w:p>
+        </w:tc>
+      </w:tr>
+      <w:tr>
+        <w:tc>
+          <w:tcPr>
+            <w:tcW w:w="1705" w:type="dxa"/>
+            <w:tcBorders>
+              <w:top w:val="single" w:sz="4" w:space="0" w:color="auto"/>
+              <w:left w:val="single" w:sz="4" w:space="0" w:color="auto"/>
+              <w:bottom w:val="single" w:sz="4" w:space="0" w:color="auto"/>
+              <w:right w:val="single" w:sz="4" w:space="0" w:color="auto"/>
+            </w:tcBorders>
+          </w:tcPr>
+          <w:p>
+            <w:pPr>
+              <w:ind w:firstLine="0"/>
+              <w:rPr>
+                <w:sz w:val="24"/>
+                <w:lang w:val="en-US"/>
+              </w:rPr>
+            </w:pPr>
+            <w:r>
+              <w:rPr>
+                <w:sz w:val="24"/>
+                <w:lang w:val="en-US"/>
+              </w:rPr>
               <w:t>14</w:t>
             </w:r>
             <w:r>
@@ -18400,47 +20290,15 @@
       <w:r>
         <w:rPr>
           <w:szCs w:val="28"/>
-          <w:lang w:val="en-US"/>
-        </w:rPr>
-        <w:t xml:space="preserve">What is Arduino? </w:t>
-      </w:r>
-      <w:r>
-        <w:rPr>
-          <w:lang w:val="en-US"/>
-        </w:rPr>
-        <w:t>— Arduino [</w:t>
-      </w:r>
-      <w:r>
-        <w:t>электр</w:t>
-      </w:r>
-      <w:r>
-        <w:rPr>
-          <w:lang w:val="en-US"/>
-        </w:rPr>
-        <w:t>.</w:t>
-      </w:r>
-      <w:r>
-        <w:t>ресурс</w:t>
-      </w:r>
-      <w:r>
-        <w:rPr>
-          <w:lang w:val="en-US"/>
-        </w:rPr>
-        <w:t>]</w:t>
-      </w:r>
-      <w:r>
-        <w:rPr>
-          <w:szCs w:val="28"/>
-          <w:lang w:val="en-US"/>
-        </w:rPr>
-        <w:t xml:space="preserve"> https://www.arduino.cc/en/Guide/Introduction. </w:t>
-      </w:r>
-      <w:r>
-        <w:rPr>
-          <w:color w:val="000000" w:themeColor="text1"/>
-          <w:szCs w:val="28"/>
-        </w:rPr>
-        <w:t>Дата обращения: 15.12.2024.</w:t>
+        </w:rPr>
+        <w:t>Шарапов, А. В. Микроэлектроника. Цифровая схемотехника: Учеб. пособие. – Томск: Томский межвузовский центр дистанционного образования, 2007. – 158 с.</w:t>
+      </w:r>
+      <w:r>
+        <w:rPr>
+          <w:szCs w:val="28"/>
+          <w:lang w:val="ru-RU"/>
+        </w:rPr>
+        <w:t xml:space="preserve"> (2)</w:t>
       </w:r>
     </w:p>
     <w:p>
@@ -18461,41 +20319,77 @@
         <w:rPr>
           <w:szCs w:val="28"/>
         </w:rPr>
-        <w:t xml:space="preserve">Макетная плата для монтажа без пайки для Ардуино </w:t>
-      </w:r>
-      <w:r>
-        <w:t xml:space="preserve">— </w:t>
-      </w:r>
-      <w:proofErr w:type="spellStart"/>
-      <w:r>
-        <w:rPr>
-          <w:lang w:val="en-US"/>
-        </w:rPr>
-        <w:t>ArduinoMaster</w:t>
-      </w:r>
-      <w:proofErr w:type="spellEnd"/>
-      <w:r>
-        <w:t xml:space="preserve"> </w:t>
+        <w:t xml:space="preserve">What is Arduino? </w:t>
+      </w:r>
+      <w:r>
+        <w:t>— Arduino [</w:t>
+      </w:r>
+      <w:r>
+        <w:t>электр</w:t>
+      </w:r>
+      <w:r>
+        <w:t>.</w:t>
+      </w:r>
+      <w:r>
+        <w:t>ресурс</w:t>
+      </w:r>
+      <w:r>
+        <w:t>]</w:t>
+      </w:r>
+      <w:r>
+        <w:rPr>
+          <w:szCs w:val="28"/>
+        </w:rPr>
+        <w:t xml:space="preserve"> https://www.arduino.cc/en/Guide/Introduction. </w:t>
       </w:r>
       <w:r>
         <w:rPr>
           <w:color w:val="000000" w:themeColor="text1"/>
           <w:szCs w:val="28"/>
         </w:rPr>
-        <w:t>[электр.ресурс]</w:t>
-      </w:r>
-      <w:r>
-        <w:rPr>
-          <w:szCs w:val="28"/>
-        </w:rPr>
-        <w:t xml:space="preserve"> https://arduinomaster.ru/platy-arduino/maketnaya-plata-arduino/</w:t>
+        <w:t xml:space="preserve">Дата обращения: </w:t>
       </w:r>
       <w:r>
         <w:rPr>
           <w:color w:val="000000" w:themeColor="text1"/>
           <w:szCs w:val="28"/>
         </w:rPr>
-        <w:t>. Дата обращения: 15.12.2024.</w:t>
+        <w:t>21</w:t>
+      </w:r>
+      <w:r>
+        <w:rPr>
+          <w:color w:val="000000" w:themeColor="text1"/>
+          <w:szCs w:val="28"/>
+        </w:rPr>
+        <w:t>.</w:t>
+      </w:r>
+      <w:r>
+        <w:rPr>
+          <w:color w:val="000000" w:themeColor="text1"/>
+          <w:szCs w:val="28"/>
+        </w:rPr>
+        <w:t>03</w:t>
+      </w:r>
+      <w:r>
+        <w:rPr>
+          <w:color w:val="000000" w:themeColor="text1"/>
+          <w:szCs w:val="28"/>
+        </w:rPr>
+        <w:t>.202</w:t>
+      </w:r>
+      <w:r>
+        <w:rPr>
+          <w:color w:val="000000" w:themeColor="text1"/>
+          <w:szCs w:val="28"/>
+        </w:rPr>
+        <w:t>6</w:t>
+      </w:r>
+      <w:r>
+        <w:rPr>
+          <w:color w:val="000000" w:themeColor="text1"/>
+          <w:szCs w:val="28"/>
+        </w:rPr>
+        <w:t>.</w:t>
       </w:r>
     </w:p>
     <w:p>
@@ -18514,37 +20408,83 @@
       </w:pPr>
       <w:r>
         <w:rPr>
+          <w:szCs w:val="28"/>
+        </w:rPr>
+        <w:t xml:space="preserve">Макетная плата для монтажа без пайки для Ардуино </w:t>
+      </w:r>
+      <w:r>
+        <w:t xml:space="preserve">— </w:t>
+      </w:r>
+      <w:proofErr w:type="spellStart"/>
+      <w:r>
+        <w:rPr>
+          <w:lang w:val="en-US"/>
+        </w:rPr>
+        <w:t>ArduinoMaster</w:t>
+      </w:r>
+      <w:proofErr w:type="spellEnd"/>
+      <w:r>
+        <w:t xml:space="preserve"> </w:t>
+      </w:r>
+      <w:r>
+        <w:rPr>
           <w:color w:val="000000" w:themeColor="text1"/>
           <w:szCs w:val="28"/>
         </w:rPr>
-        <w:t xml:space="preserve">Структурная схема – что такое </w:t>
-      </w:r>
-      <w:r>
-        <w:t xml:space="preserve">— </w:t>
-      </w:r>
-      <w:proofErr w:type="spellStart"/>
-      <w:r>
-        <w:rPr>
-          <w:lang w:val="en-US"/>
-        </w:rPr>
-        <w:t>Skyeng</w:t>
-      </w:r>
-      <w:proofErr w:type="spellEnd"/>
-      <w:r>
-        <w:t xml:space="preserve"> </w:t>
+        <w:t>[электр.ресурс]</w:t>
+      </w:r>
+      <w:r>
+        <w:rPr>
+          <w:szCs w:val="28"/>
+        </w:rPr>
+        <w:t xml:space="preserve"> https://arduinomaster.ru/platy-arduino/maketnaya-plata-arduino/</w:t>
       </w:r>
       <w:r>
         <w:rPr>
           <w:color w:val="000000" w:themeColor="text1"/>
           <w:szCs w:val="28"/>
         </w:rPr>
-        <w:t>[электр.ресурс] https://skyeng.ru/magazine/wiki/it-industriya/chto-takoe-strukturnaia-skhema/. Дата обращения: 15.12.2024</w:t>
+        <w:t xml:space="preserve">. Дата обращения: </w:t>
       </w:r>
       <w:r>
         <w:rPr>
           <w:color w:val="000000" w:themeColor="text1"/>
           <w:szCs w:val="28"/>
-          <w:lang w:val="en-US"/>
+        </w:rPr>
+        <w:t>21</w:t>
+      </w:r>
+      <w:r>
+        <w:rPr>
+          <w:color w:val="000000" w:themeColor="text1"/>
+          <w:szCs w:val="28"/>
+        </w:rPr>
+        <w:t>.</w:t>
+      </w:r>
+      <w:r>
+        <w:rPr>
+          <w:color w:val="000000" w:themeColor="text1"/>
+          <w:szCs w:val="28"/>
+        </w:rPr>
+        <w:t>03</w:t>
+      </w:r>
+      <w:r>
+        <w:rPr>
+          <w:color w:val="000000" w:themeColor="text1"/>
+          <w:szCs w:val="28"/>
+        </w:rPr>
+        <w:t>.202</w:t>
+      </w:r>
+      <w:r>
+        <w:rPr>
+          <w:color w:val="000000" w:themeColor="text1"/>
+          <w:szCs w:val="28"/>
+        </w:rPr>
+        <w:t>6</w:t>
+      </w:r>
+      <w:r>
+        <w:rPr>
+          <w:color w:val="000000" w:themeColor="text1"/>
+          <w:szCs w:val="28"/>
         </w:rPr>
         <w:t>.</w:t>
       </w:r>
@@ -18568,6 +20508,92 @@
           <w:color w:val="000000" w:themeColor="text1"/>
           <w:szCs w:val="28"/>
         </w:rPr>
+        <w:t xml:space="preserve">Структурная схема – что такое </w:t>
+      </w:r>
+      <w:r>
+        <w:t xml:space="preserve">— </w:t>
+      </w:r>
+      <w:proofErr w:type="spellStart"/>
+      <w:r>
+        <w:rPr>
+          <w:lang w:val="en-US"/>
+        </w:rPr>
+        <w:t>Skyeng</w:t>
+      </w:r>
+      <w:proofErr w:type="spellEnd"/>
+      <w:r>
+        <w:t xml:space="preserve"> </w:t>
+      </w:r>
+      <w:r>
+        <w:rPr>
+          <w:color w:val="000000" w:themeColor="text1"/>
+          <w:szCs w:val="28"/>
+        </w:rPr>
+        <w:t xml:space="preserve">[электр.ресурс] https://skyeng.ru/magazine/wiki/it-industriya/chto-takoe-strukturnaia-skhema/. Дата обращения: </w:t>
+      </w:r>
+      <w:r>
+        <w:rPr>
+          <w:color w:val="000000" w:themeColor="text1"/>
+          <w:szCs w:val="28"/>
+        </w:rPr>
+        <w:t>21</w:t>
+      </w:r>
+      <w:r>
+        <w:rPr>
+          <w:color w:val="000000" w:themeColor="text1"/>
+          <w:szCs w:val="28"/>
+        </w:rPr>
+        <w:t>.</w:t>
+      </w:r>
+      <w:r>
+        <w:rPr>
+          <w:color w:val="000000" w:themeColor="text1"/>
+          <w:szCs w:val="28"/>
+        </w:rPr>
+        <w:t>03</w:t>
+      </w:r>
+      <w:r>
+        <w:rPr>
+          <w:color w:val="000000" w:themeColor="text1"/>
+          <w:szCs w:val="28"/>
+        </w:rPr>
+        <w:t>.202</w:t>
+      </w:r>
+      <w:r>
+        <w:rPr>
+          <w:color w:val="000000" w:themeColor="text1"/>
+          <w:szCs w:val="28"/>
+        </w:rPr>
+        <w:t>6</w:t>
+      </w:r>
+      <w:r>
+        <w:rPr>
+          <w:color w:val="000000" w:themeColor="text1"/>
+          <w:szCs w:val="28"/>
+          <w:lang w:val="en-US"/>
+        </w:rPr>
+        <w:t>.</w:t>
+      </w:r>
+    </w:p>
+    <w:p>
+      <w:pPr>
+        <w:pStyle w:val="a7"/>
+        <w:widowControl w:val="0"/>
+        <w:numPr>
+          <w:ilvl w:val="0"/>
+          <w:numId w:val="8"/>
+        </w:numPr>
+        <w:autoSpaceDE w:val="0"/>
+        <w:autoSpaceDN w:val="0"/>
+        <w:rPr>
+          <w:szCs w:val="28"/>
+        </w:rPr>
+      </w:pPr>
+      <w:r>
+        <w:rPr>
+          <w:color w:val="000000" w:themeColor="text1"/>
+          <w:szCs w:val="28"/>
+        </w:rPr>
         <w:t xml:space="preserve">Схемы электрические. Типы схем </w:t>
       </w:r>
       <w:r>
@@ -18578,7 +20604,49 @@
           <w:color w:val="000000" w:themeColor="text1"/>
           <w:szCs w:val="28"/>
         </w:rPr>
-        <w:t>[электр.ресурс] https://habr.com/ru/articles/451158/. Дата обращения: 15.12.2024.</w:t>
+        <w:t xml:space="preserve">[электр.ресурс] https://habr.com/ru/articles/451158/. Дата обращения: </w:t>
+      </w:r>
+      <w:r>
+        <w:rPr>
+          <w:color w:val="000000" w:themeColor="text1"/>
+          <w:szCs w:val="28"/>
+        </w:rPr>
+        <w:t>21</w:t>
+      </w:r>
+      <w:r>
+        <w:rPr>
+          <w:color w:val="000000" w:themeColor="text1"/>
+          <w:szCs w:val="28"/>
+        </w:rPr>
+        <w:t>.</w:t>
+      </w:r>
+      <w:r>
+        <w:rPr>
+          <w:color w:val="000000" w:themeColor="text1"/>
+          <w:szCs w:val="28"/>
+        </w:rPr>
+        <w:t>03</w:t>
+      </w:r>
+      <w:r>
+        <w:rPr>
+          <w:color w:val="000000" w:themeColor="text1"/>
+          <w:szCs w:val="28"/>
+        </w:rPr>
+        <w:t>.202</w:t>
+      </w:r>
+      <w:r>
+        <w:rPr>
+          <w:color w:val="000000" w:themeColor="text1"/>
+          <w:szCs w:val="28"/>
+        </w:rPr>
+        <w:t>6</w:t>
+      </w:r>
+      <w:r>
+        <w:rPr>
+          <w:color w:val="000000" w:themeColor="text1"/>
+          <w:szCs w:val="28"/>
+        </w:rPr>
+        <w:t>.</w:t>
       </w:r>
     </w:p>
     <w:p>
@@ -18590,7 +20658,38 @@
         </w:numPr>
       </w:pPr>
       <w:r>
-        <w:t>https://x-logic.ru/articles/mikrokontroller/</w:t>
+        <w:t>Микроконтроллер</w:t>
+      </w:r>
+      <w:r>
+        <w:t xml:space="preserve"> </w:t>
+      </w:r>
+      <w:r>
+        <w:t xml:space="preserve">— </w:t>
+      </w:r>
+      <w:r>
+        <w:t xml:space="preserve">RievTech XLogic </w:t>
+      </w:r>
+      <w:r>
+        <w:rPr>
+          <w:color w:val="000000" w:themeColor="text1"/>
+          <w:szCs w:val="28"/>
+        </w:rPr>
+        <w:t xml:space="preserve">[электр.ресурс] </w:t>
+      </w:r>
+      <w:r>
+        <w:t xml:space="preserve">https://x-logic.ru/articles/mikrokontroller/. </w:t>
+      </w:r>
+      <w:r>
+        <w:rPr>
+          <w:lang w:val="ru-RU"/>
+        </w:rPr>
+        <w:t xml:space="preserve">Дата обращения: </w:t>
+      </w:r>
+      <w:r>
+        <w:rPr>
+          <w:lang w:val="en-US"/>
+        </w:rPr>
+        <w:t>24.03.2026.</w:t>
       </w:r>
     </w:p>
     <w:p>
@@ -18602,7 +20701,65 @@
         </w:numPr>
       </w:pPr>
       <w:r>
+        <w:t>Переключатели клавиатуры: Введение</w:t>
+      </w:r>
+      <w:r>
+        <w:t xml:space="preserve"> </w:t>
+      </w:r>
+      <w:r>
+        <w:t>—</w:t>
+      </w:r>
+      <w:r>
+        <w:rPr>
+          <w:lang w:val="ru-RU"/>
+        </w:rPr>
+        <w:t xml:space="preserve"> </w:t>
+      </w:r>
+      <w:r>
+        <w:rPr>
+          <w:lang w:val="en-US"/>
+        </w:rPr>
+        <w:t>Corsair</w:t>
+      </w:r>
+      <w:r>
+        <w:rPr>
+          <w:lang w:val="ru-RU"/>
+        </w:rPr>
+        <w:t xml:space="preserve"> </w:t>
+      </w:r>
+      <w:r>
+        <w:rPr>
+          <w:color w:val="000000" w:themeColor="text1"/>
+          <w:szCs w:val="28"/>
+        </w:rPr>
+        <w:t xml:space="preserve">[электр.ресурс] </w:t>
+      </w:r>
+      <w:r>
         <w:t>https://help.corsair.com/hc/ru/articles/12833125006477-Переключатели-клавиатуры-Введение</w:t>
+      </w:r>
+      <w:r>
+        <w:rPr>
+          <w:lang w:val="ru-RU"/>
+        </w:rPr>
+        <w:t xml:space="preserve">. </w:t>
+      </w:r>
+      <w:r>
+        <w:rPr>
+          <w:lang w:val="ru-RU"/>
+        </w:rPr>
+        <w:t xml:space="preserve">Дата обращения: </w:t>
+      </w:r>
+      <w:r>
+        <w:rPr>
+          <w:lang w:val="ru-RU"/>
+        </w:rPr>
+        <w:t>24.03.2026</w:t>
+      </w:r>
+      <w:r>
+        <w:rPr>
+          <w:lang w:val="ru-RU"/>
+        </w:rPr>
+        <w:t>.</w:t>
       </w:r>
     </w:p>
     <w:p>
@@ -18614,7 +20771,83 @@
         </w:numPr>
       </w:pPr>
       <w:r>
+        <w:t>Monochrome 1.3" 128x64 OLED graphic display</w:t>
+      </w:r>
+      <w:r>
+        <w:t xml:space="preserve"> </w:t>
+      </w:r>
+      <w:r>
+        <w:t>—</w:t>
+      </w:r>
+      <w:r>
+        <w:rPr>
+          <w:lang w:val="en-US"/>
+        </w:rPr>
+        <w:t xml:space="preserve"> </w:t>
+      </w:r>
+      <w:r>
+        <w:rPr>
+          <w:lang w:val="en-US"/>
+        </w:rPr>
+        <w:t xml:space="preserve">Adafruit </w:t>
+      </w:r>
+      <w:r>
+        <w:rPr>
+          <w:color w:val="000000" w:themeColor="text1"/>
+          <w:szCs w:val="28"/>
+        </w:rPr>
+        <w:t xml:space="preserve">[электр.ресурс] </w:t>
+      </w:r>
+      <w:r>
         <w:t>https://www.adafruit.com/product/938</w:t>
+      </w:r>
+      <w:r>
+        <w:rPr>
+          <w:lang w:val="en-US"/>
+        </w:rPr>
+        <w:t>/</w:t>
+      </w:r>
+      <w:r>
+        <w:rPr>
+          <w:lang w:val="en-US"/>
+        </w:rPr>
+        <w:t xml:space="preserve">. </w:t>
+      </w:r>
+      <w:r>
+        <w:rPr>
+          <w:lang w:val="ru-RU"/>
+        </w:rPr>
+        <w:t>Дата</w:t>
+      </w:r>
+      <w:r>
+        <w:rPr>
+          <w:lang w:val="en-US"/>
+        </w:rPr>
+        <w:t xml:space="preserve"> </w:t>
+      </w:r>
+      <w:r>
+        <w:rPr>
+          <w:lang w:val="ru-RU"/>
+        </w:rPr>
+        <w:t>обращения</w:t>
+      </w:r>
+      <w:r>
+        <w:rPr>
+          <w:lang w:val="en-US"/>
+        </w:rPr>
+        <w:t xml:space="preserve">: </w:t>
+      </w:r>
+      <w:r>
+        <w:rPr>
+          <w:lang w:val="en-US"/>
+        </w:rPr>
+        <w:t>24.03.2026</w:t>
+      </w:r>
+      <w:r>
+        <w:rPr>
+          <w:lang w:val="en-US"/>
+        </w:rPr>
+        <w:t>.</w:t>
       </w:r>
     </w:p>
     <w:p>
@@ -18626,7 +20859,75 @@
         </w:numPr>
       </w:pPr>
       <w:r>
-        <w:t>https://www.mvideo.ru/blog/pomogaem-razobratsya/razem-usb-type-c-chto-eto-takoe-kak-vyglyadit-i-kak-vybrat-kabel</w:t>
+        <w:t>Разъем USB Type-C: что это такое, как выглядит и как выбрать кабель</w:t>
+      </w:r>
+      <w:r>
+        <w:rPr>
+          <w:lang w:val="ru-RU"/>
+        </w:rPr>
+        <w:t xml:space="preserve"> </w:t>
+      </w:r>
+      <w:r>
+        <w:t>—</w:t>
+      </w:r>
+      <w:r>
+        <w:rPr>
+          <w:lang w:val="ru-RU"/>
+        </w:rPr>
+        <w:t xml:space="preserve"> </w:t>
+      </w:r>
+      <w:r>
+        <w:rPr>
+          <w:lang w:val="ru-RU"/>
+        </w:rPr>
+        <w:t xml:space="preserve">М.Видео </w:t>
+      </w:r>
+      <w:r>
+        <w:rPr>
+          <w:color w:val="000000" w:themeColor="text1"/>
+          <w:szCs w:val="28"/>
+        </w:rPr>
+        <w:t xml:space="preserve">[электр.ресурс] </w:t>
+      </w:r>
+      <w:r>
+        <w:t>https://www.mvideo.ru/blog/pomogaem-</w:t>
+      </w:r>
+      <w:r>
+        <w:lastRenderedPageBreak/>
+        <w:t>razobratsya/razem-usb-type-c-chto-eto-takoe-ka</w:t>
+      </w:r>
+      <w:r>
+        <w:t>k</w:t>
+      </w:r>
+      <w:r>
+        <w:t>-vyglyadit-i-kak-vybrat-kabel</w:t>
+      </w:r>
+      <w:r>
+        <w:t>/</w:t>
+      </w:r>
+      <w:r>
+        <w:rPr>
+          <w:lang w:val="ru-RU"/>
+        </w:rPr>
+        <w:t xml:space="preserve">. </w:t>
+      </w:r>
+      <w:r>
+        <w:rPr>
+          <w:lang w:val="ru-RU"/>
+        </w:rPr>
+        <w:t xml:space="preserve">Дата обращения: </w:t>
+      </w:r>
+      <w:r>
+        <w:rPr>
+          <w:lang w:val="ru-RU"/>
+        </w:rPr>
+        <w:t>24.03.2026</w:t>
+      </w:r>
+      <w:r>
+        <w:rPr>
+          <w:lang w:val="ru-RU"/>
+        </w:rPr>
+        <w:t>.</w:t>
       </w:r>
     </w:p>
     <w:p>
@@ -18637,6 +20938,134 @@
           <w:numId w:val="8"/>
         </w:numPr>
       </w:pPr>
+      <w:r>
+        <w:t>Подробно про клавиатуры: от корпуса до клавиш</w:t>
+      </w:r>
+      <w:r>
+        <w:t xml:space="preserve"> </w:t>
+      </w:r>
+      <w:r>
+        <w:rPr>
+          <w:szCs w:val="28"/>
+        </w:rPr>
+        <w:t xml:space="preserve">– </w:t>
+      </w:r>
+      <w:r>
+        <w:rPr>
+          <w:szCs w:val="28"/>
+          <w:lang w:val="en-US"/>
+        </w:rPr>
+        <w:t>Fumiko</w:t>
+      </w:r>
+      <w:r>
+        <w:rPr>
+          <w:szCs w:val="28"/>
+          <w:lang w:val="ru-RU"/>
+        </w:rPr>
+        <w:t xml:space="preserve"> </w:t>
+      </w:r>
+      <w:r>
+        <w:rPr>
+          <w:color w:val="000000" w:themeColor="text1"/>
+          <w:szCs w:val="28"/>
+        </w:rPr>
+        <w:t xml:space="preserve">[электр.ресурс] </w:t>
+      </w:r>
+      <w:r>
+        <w:t>https://fumiko.ru/blog/gaydy/podrobno-pro-klaviatury-ot-korpusa-do-klavish/</w:t>
+      </w:r>
+      <w:r>
+        <w:rPr>
+          <w:lang w:val="ru-RU"/>
+        </w:rPr>
+        <w:t xml:space="preserve">. Дата обращения: </w:t>
+      </w:r>
+      <w:r>
+        <w:rPr>
+          <w:lang w:val="ru-RU"/>
+        </w:rPr>
+        <w:t>31</w:t>
+      </w:r>
+      <w:r>
+        <w:rPr>
+          <w:lang w:val="ru-RU"/>
+        </w:rPr>
+        <w:t>.03.2026.</w:t>
+      </w:r>
+    </w:p>
+    <w:p>
+      <w:pPr>
+        <w:pStyle w:val="a7"/>
+        <w:numPr>
+          <w:ilvl w:val="0"/>
+          <w:numId w:val="8"/>
+        </w:numPr>
+      </w:pPr>
+      <w:r>
+        <w:t>Размеры и форматы клавиатур (ANSI, ISO)</w:t>
+      </w:r>
+      <w:r>
+        <w:rPr>
+          <w:lang w:val="ru-RU"/>
+        </w:rPr>
+        <w:t xml:space="preserve"> </w:t>
+      </w:r>
+      <w:r>
+        <w:rPr>
+          <w:szCs w:val="28"/>
+        </w:rPr>
+        <w:t xml:space="preserve">– </w:t>
+      </w:r>
+      <w:proofErr w:type="spellStart"/>
+      <w:r>
+        <w:rPr>
+          <w:szCs w:val="28"/>
+          <w:lang w:val="en-US"/>
+        </w:rPr>
+        <w:t>GeekBoards</w:t>
+      </w:r>
+      <w:proofErr w:type="spellEnd"/>
+      <w:r>
+        <w:rPr>
+          <w:szCs w:val="28"/>
+          <w:lang w:val="ru-RU"/>
+        </w:rPr>
+        <w:t xml:space="preserve"> </w:t>
+      </w:r>
+      <w:r>
+        <w:rPr>
+          <w:color w:val="000000" w:themeColor="text1"/>
+          <w:szCs w:val="28"/>
+        </w:rPr>
+        <w:t xml:space="preserve">[электр.ресурс] </w:t>
+      </w:r>
+      <w:r>
+        <w:t>https://geekboards.ru/page/keyboard_formats</w:t>
+      </w:r>
+      <w:r>
+        <w:rPr>
+          <w:lang w:val="ru-RU"/>
+        </w:rPr>
+        <w:t xml:space="preserve">. Дата обращения: </w:t>
+      </w:r>
+      <w:r>
+        <w:rPr>
+          <w:lang w:val="ru-RU"/>
+        </w:rPr>
+        <w:t>31</w:t>
+      </w:r>
+      <w:r>
+        <w:rPr>
+          <w:lang w:val="ru-RU"/>
+        </w:rPr>
+        <w:t>.03.2026</w:t>
+      </w:r>
+      <w:r>
+        <w:rPr>
+          <w:lang w:val="ru-RU"/>
+        </w:rPr>
+        <w:t>.</w:t>
+      </w:r>
     </w:p>
     <w:p>
       <w:pPr>
@@ -19219,21 +21648,47 @@
                 <w:lang w:eastAsia="ar-SA"/>
               </w:rPr>
             </w:pPr>
-            <w:proofErr w:type="spellStart"/>
             <w:r>
               <w:rPr>
                 <w:szCs w:val="28"/>
                 <w:lang w:eastAsia="ar-SA"/>
               </w:rPr>
-              <w:t>Пышницкий</w:t>
-            </w:r>
-            <w:proofErr w:type="spellEnd"/>
+              <w:t>Куценко</w:t>
+            </w:r>
             <w:r>
               <w:rPr>
                 <w:szCs w:val="28"/>
                 <w:lang w:eastAsia="ar-SA"/>
               </w:rPr>
-              <w:t xml:space="preserve"> К. М.</w:t>
+              <w:t xml:space="preserve"> </w:t>
+            </w:r>
+            <w:r>
+              <w:rPr>
+                <w:szCs w:val="28"/>
+                <w:lang w:eastAsia="ar-SA"/>
+              </w:rPr>
+              <w:t>Е</w:t>
+            </w:r>
+            <w:r>
+              <w:rPr>
+                <w:szCs w:val="28"/>
+                <w:lang w:eastAsia="ar-SA"/>
+              </w:rPr>
+              <w:t xml:space="preserve">. </w:t>
+            </w:r>
+            <w:r>
+              <w:rPr>
+                <w:szCs w:val="28"/>
+                <w:lang w:eastAsia="ar-SA"/>
+              </w:rPr>
+              <w:t>Б</w:t>
+            </w:r>
+            <w:r>
+              <w:rPr>
+                <w:szCs w:val="28"/>
+                <w:lang w:eastAsia="ar-SA"/>
+              </w:rPr>
+              <w:t>.</w:t>
             </w:r>
           </w:p>
         </w:tc>
@@ -23389,7 +25844,14 @@
                 <w:sz w:val="24"/>
                 <w:lang w:val="ru-RU"/>
               </w:rPr>
-              <w:t>30</w:t>
+              <w:t>3</w:t>
+            </w:r>
+            <w:r>
+              <w:rPr>
+                <w:sz w:val="24"/>
+                <w:lang w:val="ru-RU"/>
+              </w:rPr>
+              <w:t>1</w:t>
             </w:r>
             <w:r>
               <w:rPr>
@@ -23898,9 +26360,9 @@
             <w:r>
               <w:rPr>
                 <w:sz w:val="24"/>
-                <w:lang w:val="en-US"/>
-              </w:rPr>
-              <w:t>xx</w:t>
+                <w:lang w:val="ru-RU"/>
+              </w:rPr>
+              <w:t>02</w:t>
             </w:r>
             <w:r>
               <w:rPr>
@@ -23913,7 +26375,14 @@
                 <w:sz w:val="24"/>
                 <w:lang w:val="ru-RU"/>
               </w:rPr>
-              <w:t>03</w:t>
+              <w:t>0</w:t>
+            </w:r>
+            <w:r>
+              <w:rPr>
+                <w:sz w:val="24"/>
+                <w:lang w:val="ru-RU"/>
+              </w:rPr>
+              <w:t>4</w:t>
             </w:r>
             <w:r>
               <w:rPr>
@@ -24029,8 +26498,9 @@
             <w:r>
               <w:rPr>
                 <w:sz w:val="24"/>
-              </w:rPr>
-              <w:t>xx</w:t>
+                <w:lang w:val="ru-RU"/>
+              </w:rPr>
+              <w:t>02</w:t>
             </w:r>
             <w:r>
               <w:rPr>
@@ -24042,7 +26512,14 @@
               <w:rPr>
                 <w:sz w:val="24"/>
               </w:rPr>
-              <w:t>03</w:t>
+              <w:t>0</w:t>
+            </w:r>
+            <w:r>
+              <w:rPr>
+                <w:sz w:val="24"/>
+                <w:lang w:val="ru-RU"/>
+              </w:rPr>
+              <w:t>4</w:t>
             </w:r>
             <w:r>
               <w:rPr>
@@ -24214,8 +26691,8 @@
           <w:lang w:val="ru-RU"/>
         </w:rPr>
         <w:sectPr>
-          <w:headerReference w:type="even" r:id="rId17"/>
-          <w:headerReference w:type="default" r:id="rId18"/>
+          <w:headerReference w:type="even" r:id="rId22"/>
+          <w:headerReference w:type="default" r:id="rId23"/>
           <w:pgSz w:w="11906" w:h="16838"/>
           <w:pgMar w:top="1134" w:right="567" w:bottom="1134" w:left="1701" w:header="720" w:footer="720" w:gutter="0"/>
           <w:cols w:space="720"/>
@@ -27900,32 +30377,63 @@
     <w:p>
       <w:pPr>
         <w:pStyle w:val="af6"/>
-      </w:pPr>
-      <w:r>
-        <w:t xml:space="preserve">    }</w:t>
+        <w:rPr>
+          <w:lang w:val="ru-RU"/>
+        </w:rPr>
+      </w:pPr>
+      <w:r>
+        <w:t xml:space="preserve">    </w:t>
+      </w:r>
+      <w:r>
+        <w:rPr>
+          <w:lang w:val="ru-RU"/>
+        </w:rPr>
+        <w:t>}</w:t>
       </w:r>
     </w:p>
     <w:p>
       <w:pPr>
         <w:pStyle w:val="af6"/>
-      </w:pPr>
-      <w:r>
+        <w:rPr>
+          <w:lang w:val="ru-RU"/>
+        </w:rPr>
+      </w:pPr>
+      <w:r>
+        <w:rPr>
+          <w:lang w:val="ru-RU"/>
+        </w:rPr>
         <w:t xml:space="preserve">    </w:t>
       </w:r>
-      <w:proofErr w:type="spellStart"/>
-      <w:r>
-        <w:t>display.display</w:t>
-      </w:r>
-      <w:proofErr w:type="spellEnd"/>
-      <w:r>
+      <w:r>
+        <w:t>display</w:t>
+      </w:r>
+      <w:r>
+        <w:rPr>
+          <w:lang w:val="ru-RU"/>
+        </w:rPr>
+        <w:t>.</w:t>
+      </w:r>
+      <w:r>
+        <w:t>display</w:t>
+      </w:r>
+      <w:r>
+        <w:rPr>
+          <w:lang w:val="ru-RU"/>
+        </w:rPr>
         <w:t>();</w:t>
       </w:r>
     </w:p>
     <w:p>
       <w:pPr>
         <w:pStyle w:val="af6"/>
-      </w:pPr>
-      <w:r>
+        <w:rPr>
+          <w:lang w:val="ru-RU"/>
+        </w:rPr>
+      </w:pPr>
+      <w:r>
+        <w:rPr>
+          <w:lang w:val="ru-RU"/>
+        </w:rPr>
         <w:t>}</w:t>
       </w:r>
     </w:p>
@@ -27935,7 +30443,7 @@
         <w:ind w:firstLine="0"/>
         <w:jc w:val="left"/>
         <w:rPr>
-          <w:lang w:val="en-US"/>
+          <w:lang w:val="ru-RU"/>
         </w:rPr>
         <w:sectPr>
           <w:type w:val="continuous"/>
@@ -27953,12 +30461,12 @@
         <w:ind w:firstLine="0"/>
         <w:jc w:val="left"/>
         <w:rPr>
-          <w:lang w:val="en-US"/>
-        </w:rPr>
-      </w:pPr>
-      <w:r>
-        <w:rPr>
-          <w:lang w:val="en-US"/>
+          <w:lang w:val="ru-RU"/>
+        </w:rPr>
+      </w:pPr>
+      <w:r>
+        <w:rPr>
+          <w:lang w:val="ru-RU"/>
         </w:rPr>
         <w:br w:type="page"/>
       </w:r>
@@ -27984,7 +30492,7 @@
     </w:p>
     <w:p>
       <w:pPr>
-        <w:jc w:val="right"/>
+        <w:jc w:val="center"/>
         <w:rPr>
           <w:lang w:val="ru-RU"/>
         </w:rPr>
@@ -27998,10 +30506,1891 @@
     </w:p>
     <w:p>
       <w:pPr>
-        <w:rPr>
-          <w:lang w:val="ru-RU"/>
-        </w:rPr>
-      </w:pPr>
+        <w:ind w:firstLine="0"/>
+        <w:rPr>
+          <w:lang w:val="ru-RU"/>
+        </w:rPr>
+      </w:pPr>
+      <w:r>
+        <w:rPr>
+          <w:lang w:val="ru-RU"/>
+        </w:rPr>
+        <w:t>1.</w:t>
+      </w:r>
+      <w:r>
+        <w:rPr>
+          <w:lang w:val="ru-RU"/>
+        </w:rPr>
+        <w:t xml:space="preserve"> Общие сведения об устройстве</w:t>
+      </w:r>
+    </w:p>
+    <w:p>
+      <w:pPr>
+        <w:rPr>
+          <w:lang w:val="ru-RU"/>
+        </w:rPr>
+      </w:pPr>
+      <w:r>
+        <w:t xml:space="preserve">Схемотехническое устройство представляет собой </w:t>
+      </w:r>
+      <w:r>
+        <w:rPr>
+          <w:lang w:val="ru-RU"/>
+        </w:rPr>
+        <w:t>клавиатуру, состоящую из двух клавиш и дисплея</w:t>
+      </w:r>
+      <w:r>
+        <w:t xml:space="preserve">. Устройство </w:t>
+      </w:r>
+      <w:r>
+        <w:rPr>
+          <w:lang w:val="ru-RU"/>
+        </w:rPr>
+        <w:t>может работать</w:t>
+      </w:r>
+      <w:r>
+        <w:t xml:space="preserve"> в </w:t>
+      </w:r>
+      <w:r>
+        <w:rPr>
+          <w:lang w:val="ru-RU"/>
+        </w:rPr>
+        <w:t>3-х</w:t>
+      </w:r>
+      <w:r>
+        <w:t xml:space="preserve"> режима</w:t>
+      </w:r>
+      <w:r>
+        <w:rPr>
+          <w:lang w:val="ru-RU"/>
+        </w:rPr>
+        <w:t>х</w:t>
+      </w:r>
+      <w:r>
+        <w:t xml:space="preserve">. Питание устройства и запись программы на микроконтроллер происходит от компьютера с подключением через </w:t>
+      </w:r>
+      <w:r>
+        <w:rPr>
+          <w:lang w:val="en-US"/>
+        </w:rPr>
+        <w:t>USB</w:t>
+      </w:r>
+      <w:r>
+        <w:rPr>
+          <w:lang w:val="ru-RU"/>
+        </w:rPr>
+        <w:t>-</w:t>
+      </w:r>
+      <w:r>
+        <w:rPr>
+          <w:lang w:val="en-US"/>
+        </w:rPr>
+        <w:t>C</w:t>
+      </w:r>
+      <w:r>
+        <w:t xml:space="preserve"> </w:t>
+      </w:r>
+      <w:r>
+        <w:t>кабель.</w:t>
+      </w:r>
+    </w:p>
+    <w:p>
+      <w:pPr>
+        <w:rPr>
+          <w:lang w:val="ru-RU"/>
+        </w:rPr>
+      </w:pPr>
+    </w:p>
+    <w:p>
+      <w:pPr>
+        <w:ind w:firstLine="0"/>
+        <w:rPr>
+          <w:lang w:val="ru-RU"/>
+        </w:rPr>
+      </w:pPr>
+      <w:r>
+        <w:t xml:space="preserve">2. </w:t>
+      </w:r>
+      <w:r>
+        <w:rPr>
+          <w:lang w:val="ru-RU"/>
+        </w:rPr>
+        <w:t>Описание установки</w:t>
+      </w:r>
+    </w:p>
+    <w:p>
+      <w:pPr>
+        <w:pStyle w:val="a7"/>
+        <w:ind w:left="0"/>
+        <w:contextualSpacing w:val="0"/>
+        <w:rPr>
+          <w:szCs w:val="28"/>
+        </w:rPr>
+      </w:pPr>
+      <w:r>
+        <w:rPr>
+          <w:szCs w:val="28"/>
+        </w:rPr>
+        <w:t xml:space="preserve">Для записи программы на микроконтроллер потребуется установить среду программирования </w:t>
+      </w:r>
+      <w:r>
+        <w:rPr>
+          <w:szCs w:val="28"/>
+          <w:lang w:val="en-US"/>
+        </w:rPr>
+        <w:t>Visual</w:t>
+      </w:r>
+      <w:r>
+        <w:rPr>
+          <w:szCs w:val="28"/>
+          <w:lang w:val="ru-RU"/>
+        </w:rPr>
+        <w:t xml:space="preserve"> </w:t>
+      </w:r>
+      <w:r>
+        <w:rPr>
+          <w:szCs w:val="28"/>
+          <w:lang w:val="en-US"/>
+        </w:rPr>
+        <w:t>Studio</w:t>
+      </w:r>
+      <w:r>
+        <w:rPr>
+          <w:szCs w:val="28"/>
+          <w:lang w:val="ru-RU"/>
+        </w:rPr>
+        <w:t xml:space="preserve"> </w:t>
+      </w:r>
+      <w:r>
+        <w:rPr>
+          <w:szCs w:val="28"/>
+          <w:lang w:val="en-US"/>
+        </w:rPr>
+        <w:t>Code</w:t>
+      </w:r>
+      <w:r>
+        <w:rPr>
+          <w:szCs w:val="28"/>
+        </w:rPr>
+        <w:t>.</w:t>
+      </w:r>
+    </w:p>
+    <w:p>
+      <w:pPr>
+        <w:rPr>
+          <w:lang w:val="ru-RU"/>
+        </w:rPr>
+      </w:pPr>
+      <w:r>
+        <w:rPr>
+          <w:lang w:val="ru-RU"/>
+        </w:rPr>
+        <w:t xml:space="preserve">После её установки потребуется установка расширения </w:t>
+      </w:r>
+      <w:proofErr w:type="spellStart"/>
+      <w:r>
+        <w:rPr>
+          <w:lang w:val="en-US"/>
+        </w:rPr>
+        <w:t>PlatformIO</w:t>
+      </w:r>
+      <w:proofErr w:type="spellEnd"/>
+      <w:r>
+        <w:rPr>
+          <w:lang w:val="ru-RU"/>
+        </w:rPr>
+        <w:t xml:space="preserve"> </w:t>
+      </w:r>
+      <w:r>
+        <w:rPr>
+          <w:lang w:val="en-US"/>
+        </w:rPr>
+        <w:t>IDE</w:t>
+      </w:r>
+      <w:r>
+        <w:rPr>
+          <w:lang w:val="ru-RU"/>
+        </w:rPr>
+        <w:t xml:space="preserve">     (рис. </w:t>
+      </w:r>
+      <w:r>
+        <w:rPr>
+          <w:lang w:val="ru-RU"/>
+        </w:rPr>
+        <w:t>П3.1</w:t>
+      </w:r>
+      <w:r>
+        <w:rPr>
+          <w:lang w:val="ru-RU"/>
+        </w:rPr>
+        <w:t>).</w:t>
+      </w:r>
+    </w:p>
+    <w:p>
+      <w:pPr>
+        <w:keepNext/>
+        <w:jc w:val="center"/>
+      </w:pPr>
+      <w:r>
+        <w:rPr>
+          <w:noProof/>
+          <w:lang w:val="ru-RU"/>
+        </w:rPr>
+        <w:drawing>
+          <wp:inline distT="0" distB="0" distL="0" distR="0" wp14:anchorId="2332DBDE" wp14:editId="36C32B09">
+            <wp:extent cx="4304147" cy="3953581"/>
+            <wp:effectExtent l="0" t="0" r="0" b="0"/>
+            <wp:docPr id="1137526416" name="Рисунок 8"/>
+            <wp:cNvGraphicFramePr>
+              <a:graphicFrameLocks xmlns:a="http://schemas.openxmlformats.org/drawingml/2006/main" noChangeAspect="1"/>
+            </wp:cNvGraphicFramePr>
+            <a:graphic xmlns:a="http://schemas.openxmlformats.org/drawingml/2006/main">
+              <a:graphicData uri="http://schemas.openxmlformats.org/drawingml/2006/picture">
+                <pic:pic xmlns:pic="http://schemas.openxmlformats.org/drawingml/2006/picture">
+                  <pic:nvPicPr>
+                    <pic:cNvPr id="1137526416" name="Рисунок 1137526416"/>
+                    <pic:cNvPicPr/>
+                  </pic:nvPicPr>
+                  <pic:blipFill>
+                    <a:blip r:embed="rId24" cstate="print">
+                      <a:extLst>
+                        <a:ext uri="{28A0092B-C50C-407E-A947-70E740481C1C}">
+                          <a14:useLocalDpi xmlns:a14="http://schemas.microsoft.com/office/drawing/2010/main" val="0"/>
+                        </a:ext>
+                      </a:extLst>
+                    </a:blip>
+                    <a:stretch>
+                      <a:fillRect/>
+                    </a:stretch>
+                  </pic:blipFill>
+                  <pic:spPr>
+                    <a:xfrm>
+                      <a:off x="0" y="0"/>
+                      <a:ext cx="4323881" cy="3971707"/>
+                    </a:xfrm>
+                    <a:prstGeom prst="rect">
+                      <a:avLst/>
+                    </a:prstGeom>
+                  </pic:spPr>
+                </pic:pic>
+              </a:graphicData>
+            </a:graphic>
+          </wp:inline>
+        </w:drawing>
+      </w:r>
+    </w:p>
+    <w:p>
+      <w:pPr>
+        <w:pStyle w:val="af3"/>
+        <w:rPr>
+          <w:lang w:val="ru-RU"/>
+        </w:rPr>
+      </w:pPr>
+      <w:r>
+        <w:t>Рис.</w:t>
+      </w:r>
+      <w:r>
+        <w:rPr>
+          <w:lang w:val="ru-RU"/>
+        </w:rPr>
+        <w:t xml:space="preserve"> П3.1</w:t>
+      </w:r>
+      <w:r>
+        <w:rPr>
+          <w:lang w:val="ru-RU"/>
+        </w:rPr>
+        <w:t xml:space="preserve">. </w:t>
+      </w:r>
+      <w:proofErr w:type="spellStart"/>
+      <w:r>
+        <w:rPr>
+          <w:lang w:val="en-US"/>
+        </w:rPr>
+        <w:t>PlatformIO</w:t>
+      </w:r>
+      <w:proofErr w:type="spellEnd"/>
+      <w:r>
+        <w:rPr>
+          <w:lang w:val="ru-RU"/>
+        </w:rPr>
+        <w:t xml:space="preserve"> </w:t>
+      </w:r>
+      <w:r>
+        <w:rPr>
+          <w:lang w:val="ru-RU"/>
+        </w:rPr>
+        <w:t>в магазине расширений</w:t>
+      </w:r>
+    </w:p>
+    <w:p>
+      <w:pPr>
+        <w:rPr>
+          <w:lang w:val="ru-RU"/>
+        </w:rPr>
+      </w:pPr>
+    </w:p>
+    <w:p>
+      <w:pPr>
+        <w:rPr>
+          <w:lang w:val="ru-RU"/>
+        </w:rPr>
+      </w:pPr>
+      <w:r>
+        <w:rPr>
+          <w:lang w:val="ru-RU"/>
+        </w:rPr>
+        <w:t xml:space="preserve">После того как расширение будет установлено перезапустите </w:t>
+      </w:r>
+      <w:r>
+        <w:rPr>
+          <w:lang w:val="en-US"/>
+        </w:rPr>
+        <w:t>IDE</w:t>
+      </w:r>
+      <w:r>
+        <w:rPr>
+          <w:lang w:val="ru-RU"/>
+        </w:rPr>
+        <w:t xml:space="preserve"> </w:t>
+      </w:r>
+      <w:r>
+        <w:rPr>
+          <w:lang w:val="ru-RU"/>
+        </w:rPr>
+        <w:t>и откройте папку проекта.</w:t>
+      </w:r>
+    </w:p>
+    <w:p>
+      <w:pPr>
+        <w:rPr>
+          <w:lang w:val="ru-RU"/>
+        </w:rPr>
+      </w:pPr>
+      <w:r>
+        <w:rPr>
+          <w:lang w:val="ru-RU"/>
+        </w:rPr>
+        <w:lastRenderedPageBreak/>
+        <w:t xml:space="preserve">В левой части окна должна появиться иконка </w:t>
+      </w:r>
+      <w:proofErr w:type="spellStart"/>
+      <w:r>
+        <w:rPr>
+          <w:lang w:val="en-US"/>
+        </w:rPr>
+        <w:t>PlatformIO</w:t>
+      </w:r>
+      <w:proofErr w:type="spellEnd"/>
+      <w:r>
+        <w:rPr>
+          <w:lang w:val="ru-RU"/>
+        </w:rPr>
+        <w:t xml:space="preserve"> (</w:t>
+      </w:r>
+      <w:r>
+        <w:rPr>
+          <w:lang w:val="ru-RU"/>
+        </w:rPr>
+        <w:t xml:space="preserve">рис. </w:t>
+      </w:r>
+      <w:r>
+        <w:rPr>
+          <w:lang w:val="ru-RU"/>
+        </w:rPr>
+        <w:t>П3.2</w:t>
+      </w:r>
+      <w:r>
+        <w:rPr>
+          <w:lang w:val="ru-RU"/>
+        </w:rPr>
+        <w:t>)</w:t>
+      </w:r>
+      <w:r>
+        <w:rPr>
+          <w:lang w:val="ru-RU"/>
+        </w:rPr>
+        <w:t>.</w:t>
+      </w:r>
+    </w:p>
+    <w:p>
+      <w:pPr>
+        <w:rPr>
+          <w:lang w:val="ru-RU"/>
+        </w:rPr>
+      </w:pPr>
+    </w:p>
+    <w:p>
+      <w:pPr>
+        <w:keepNext/>
+        <w:jc w:val="center"/>
+      </w:pPr>
+      <w:r>
+        <w:rPr>
+          <w:noProof/>
+          <w:lang w:val="ru-RU"/>
+        </w:rPr>
+        <w:drawing>
+          <wp:inline distT="0" distB="0" distL="0" distR="0" wp14:anchorId="1F2D6528" wp14:editId="760262A1">
+            <wp:extent cx="697583" cy="1518268"/>
+            <wp:effectExtent l="0" t="0" r="1270" b="0"/>
+            <wp:docPr id="471728553" name="Рисунок 9"/>
+            <wp:cNvGraphicFramePr>
+              <a:graphicFrameLocks xmlns:a="http://schemas.openxmlformats.org/drawingml/2006/main" noChangeAspect="1"/>
+            </wp:cNvGraphicFramePr>
+            <a:graphic xmlns:a="http://schemas.openxmlformats.org/drawingml/2006/main">
+              <a:graphicData uri="http://schemas.openxmlformats.org/drawingml/2006/picture">
+                <pic:pic xmlns:pic="http://schemas.openxmlformats.org/drawingml/2006/picture">
+                  <pic:nvPicPr>
+                    <pic:cNvPr id="471728553" name="Рисунок 471728553"/>
+                    <pic:cNvPicPr/>
+                  </pic:nvPicPr>
+                  <pic:blipFill>
+                    <a:blip r:embed="rId25">
+                      <a:extLst>
+                        <a:ext uri="{28A0092B-C50C-407E-A947-70E740481C1C}">
+                          <a14:useLocalDpi xmlns:a14="http://schemas.microsoft.com/office/drawing/2010/main" val="0"/>
+                        </a:ext>
+                      </a:extLst>
+                    </a:blip>
+                    <a:stretch>
+                      <a:fillRect/>
+                    </a:stretch>
+                  </pic:blipFill>
+                  <pic:spPr>
+                    <a:xfrm>
+                      <a:off x="0" y="0"/>
+                      <a:ext cx="725255" cy="1578495"/>
+                    </a:xfrm>
+                    <a:prstGeom prst="rect">
+                      <a:avLst/>
+                    </a:prstGeom>
+                  </pic:spPr>
+                </pic:pic>
+              </a:graphicData>
+            </a:graphic>
+          </wp:inline>
+        </w:drawing>
+      </w:r>
+    </w:p>
+    <w:p>
+      <w:pPr>
+        <w:pStyle w:val="af3"/>
+        <w:rPr>
+          <w:lang w:val="ru-RU"/>
+        </w:rPr>
+      </w:pPr>
+      <w:r>
+        <w:t>Рис.</w:t>
+      </w:r>
+      <w:r>
+        <w:rPr>
+          <w:lang w:val="ru-RU"/>
+        </w:rPr>
+        <w:t xml:space="preserve"> П3.2</w:t>
+      </w:r>
+      <w:r>
+        <w:rPr>
+          <w:lang w:val="ru-RU"/>
+        </w:rPr>
+        <w:t xml:space="preserve">. Иконка </w:t>
+      </w:r>
+      <w:proofErr w:type="spellStart"/>
+      <w:r>
+        <w:rPr>
+          <w:lang w:val="en-US"/>
+        </w:rPr>
+        <w:t>PlatformIO</w:t>
+      </w:r>
+      <w:proofErr w:type="spellEnd"/>
+    </w:p>
+    <w:p>
+      <w:pPr>
+        <w:rPr>
+          <w:lang w:val="ru-RU"/>
+        </w:rPr>
+      </w:pPr>
+    </w:p>
+    <w:p>
+      <w:pPr>
+        <w:ind w:firstLine="0"/>
+        <w:rPr>
+          <w:lang w:val="ru-RU"/>
+        </w:rPr>
+      </w:pPr>
+      <w:r>
+        <w:rPr>
+          <w:lang w:val="ru-RU"/>
+        </w:rPr>
+        <w:t>3. Описание запуска</w:t>
+      </w:r>
+    </w:p>
+    <w:p>
+      <w:pPr>
+        <w:rPr>
+          <w:lang w:val="ru-RU"/>
+        </w:rPr>
+      </w:pPr>
+      <w:r>
+        <w:rPr>
+          <w:lang w:val="ru-RU"/>
+        </w:rPr>
+        <w:t xml:space="preserve">Перейдите в </w:t>
+      </w:r>
+      <w:r>
+        <w:rPr>
+          <w:lang w:val="ru-RU"/>
+        </w:rPr>
+        <w:t xml:space="preserve">появившуюся в левой части окна </w:t>
+      </w:r>
+      <w:r>
+        <w:rPr>
+          <w:lang w:val="en-US"/>
+        </w:rPr>
+        <w:t>IDE</w:t>
+      </w:r>
+      <w:r>
+        <w:rPr>
+          <w:lang w:val="ru-RU"/>
+        </w:rPr>
+        <w:t xml:space="preserve"> вкладку</w:t>
+      </w:r>
+      <w:r>
+        <w:rPr>
+          <w:lang w:val="ru-RU"/>
+        </w:rPr>
+        <w:t xml:space="preserve"> </w:t>
+      </w:r>
+      <w:proofErr w:type="spellStart"/>
+      <w:r>
+        <w:rPr>
+          <w:lang w:val="en-US"/>
+        </w:rPr>
+        <w:t>PlatformIO</w:t>
+      </w:r>
+      <w:proofErr w:type="spellEnd"/>
+      <w:r>
+        <w:rPr>
+          <w:lang w:val="ru-RU"/>
+        </w:rPr>
+        <w:t xml:space="preserve"> и раскройте список </w:t>
+      </w:r>
+      <w:proofErr w:type="spellStart"/>
+      <w:r>
+        <w:rPr>
+          <w:lang w:val="en-US"/>
+        </w:rPr>
+        <w:t>promicro</w:t>
+      </w:r>
+      <w:proofErr w:type="spellEnd"/>
+      <w:r>
+        <w:rPr>
+          <w:lang w:val="ru-RU"/>
+        </w:rPr>
+        <w:t xml:space="preserve"> </w:t>
+      </w:r>
+      <w:r>
+        <w:rPr>
+          <w:lang w:val="ru-RU"/>
+        </w:rPr>
+        <w:t>=</w:t>
+      </w:r>
+      <w:r>
+        <w:rPr>
+          <w:lang w:val="ru-RU"/>
+        </w:rPr>
+        <w:t xml:space="preserve">&gt; </w:t>
+      </w:r>
+      <w:r>
+        <w:rPr>
+          <w:lang w:val="en-US"/>
+        </w:rPr>
+        <w:t>General</w:t>
+      </w:r>
+      <w:r>
+        <w:rPr>
+          <w:lang w:val="ru-RU"/>
+        </w:rPr>
+        <w:t xml:space="preserve">, в котором будут перечислены запускаемые задачи для текущего проекта (рис. </w:t>
+      </w:r>
+      <w:r>
+        <w:rPr>
+          <w:lang w:val="ru-RU"/>
+        </w:rPr>
+        <w:t>П3.3</w:t>
+      </w:r>
+      <w:r>
+        <w:rPr>
+          <w:lang w:val="ru-RU"/>
+        </w:rPr>
+        <w:t>).</w:t>
+      </w:r>
+    </w:p>
+    <w:p>
+      <w:pPr>
+        <w:rPr>
+          <w:lang w:val="ru-RU"/>
+        </w:rPr>
+      </w:pPr>
+    </w:p>
+    <w:p>
+      <w:pPr>
+        <w:keepNext/>
+        <w:jc w:val="center"/>
+      </w:pPr>
+      <w:r>
+        <w:rPr>
+          <w:noProof/>
+          <w:lang w:val="en-US"/>
+        </w:rPr>
+        <w:drawing>
+          <wp:inline distT="0" distB="0" distL="0" distR="0" wp14:anchorId="7317A04D" wp14:editId="76843D23">
+            <wp:extent cx="2496028" cy="3527720"/>
+            <wp:effectExtent l="0" t="0" r="6350" b="3175"/>
+            <wp:docPr id="1975466254" name="Рисунок 10"/>
+            <wp:cNvGraphicFramePr>
+              <a:graphicFrameLocks xmlns:a="http://schemas.openxmlformats.org/drawingml/2006/main" noChangeAspect="1"/>
+            </wp:cNvGraphicFramePr>
+            <a:graphic xmlns:a="http://schemas.openxmlformats.org/drawingml/2006/main">
+              <a:graphicData uri="http://schemas.openxmlformats.org/drawingml/2006/picture">
+                <pic:pic xmlns:pic="http://schemas.openxmlformats.org/drawingml/2006/picture">
+                  <pic:nvPicPr>
+                    <pic:cNvPr id="1975466254" name="Рисунок 1975466254"/>
+                    <pic:cNvPicPr/>
+                  </pic:nvPicPr>
+                  <pic:blipFill>
+                    <a:blip r:embed="rId26">
+                      <a:extLst>
+                        <a:ext uri="{28A0092B-C50C-407E-A947-70E740481C1C}">
+                          <a14:useLocalDpi xmlns:a14="http://schemas.microsoft.com/office/drawing/2010/main" val="0"/>
+                        </a:ext>
+                      </a:extLst>
+                    </a:blip>
+                    <a:stretch>
+                      <a:fillRect/>
+                    </a:stretch>
+                  </pic:blipFill>
+                  <pic:spPr>
+                    <a:xfrm>
+                      <a:off x="0" y="0"/>
+                      <a:ext cx="2499594" cy="3532759"/>
+                    </a:xfrm>
+                    <a:prstGeom prst="rect">
+                      <a:avLst/>
+                    </a:prstGeom>
+                  </pic:spPr>
+                </pic:pic>
+              </a:graphicData>
+            </a:graphic>
+          </wp:inline>
+        </w:drawing>
+      </w:r>
+    </w:p>
+    <w:p>
+      <w:pPr>
+        <w:pStyle w:val="af3"/>
+        <w:rPr>
+          <w:lang w:val="ru-RU"/>
+        </w:rPr>
+      </w:pPr>
+      <w:r>
+        <w:t>Рис.</w:t>
+      </w:r>
+      <w:r>
+        <w:rPr>
+          <w:lang w:val="ru-RU"/>
+        </w:rPr>
+        <w:t xml:space="preserve"> П3.3</w:t>
+      </w:r>
+      <w:r>
+        <w:rPr>
+          <w:lang w:val="ru-RU"/>
+        </w:rPr>
+        <w:t>. Список задач для проекта</w:t>
+      </w:r>
+    </w:p>
+    <w:p>
+      <w:pPr>
+        <w:rPr>
+          <w:lang w:val="ru-RU"/>
+        </w:rPr>
+      </w:pPr>
+      <w:r>
+        <w:rPr>
+          <w:lang w:val="ru-RU"/>
+        </w:rPr>
+        <w:t xml:space="preserve">Здесь выберите пункт </w:t>
+      </w:r>
+      <w:r>
+        <w:rPr>
+          <w:lang w:val="en-US"/>
+        </w:rPr>
+        <w:t>Build</w:t>
+      </w:r>
+      <w:r>
+        <w:rPr>
+          <w:lang w:val="ru-RU"/>
+        </w:rPr>
+        <w:t xml:space="preserve">, после чего, когда сборка завершится подключите плату микроконтроллера к компьютеру (или готовое устройство) и выберите </w:t>
+      </w:r>
+      <w:r>
+        <w:rPr>
+          <w:lang w:val="ru-RU"/>
+        </w:rPr>
+        <w:lastRenderedPageBreak/>
+        <w:t xml:space="preserve">пункт </w:t>
+      </w:r>
+      <w:r>
+        <w:rPr>
+          <w:lang w:val="en-US"/>
+        </w:rPr>
+        <w:t>Upload</w:t>
+      </w:r>
+      <w:r>
+        <w:rPr>
+          <w:lang w:val="ru-RU"/>
+        </w:rPr>
+        <w:t xml:space="preserve">. </w:t>
+      </w:r>
+      <w:r>
+        <w:rPr>
+          <w:lang w:val="ru-RU"/>
+        </w:rPr>
+        <w:t>Это загрузит программное обеспечение в память микроконтроллера и устройство будет готово к работе.</w:t>
+      </w:r>
+    </w:p>
+    <w:p>
+      <w:pPr>
+        <w:rPr>
+          <w:lang w:val="ru-RU"/>
+        </w:rPr>
+      </w:pPr>
+      <w:r>
+        <w:rPr>
+          <w:lang w:val="ru-RU"/>
+        </w:rPr>
+        <w:t xml:space="preserve">В случае если устройство ещё не собрано имеется возможность изменить номера выводов на плате, которые отвечают за опрос клавиш. Для этого перейдите в файл </w:t>
+      </w:r>
+      <w:r>
+        <w:rPr>
+          <w:lang w:val="en-US"/>
+        </w:rPr>
+        <w:t>include</w:t>
+      </w:r>
+      <w:r>
+        <w:rPr>
+          <w:lang w:val="ru-RU"/>
+        </w:rPr>
+        <w:t>/</w:t>
+      </w:r>
+      <w:r>
+        <w:rPr>
+          <w:lang w:val="en-US"/>
+        </w:rPr>
+        <w:t>modes</w:t>
+      </w:r>
+      <w:r>
+        <w:rPr>
+          <w:lang w:val="ru-RU"/>
+        </w:rPr>
+        <w:t>.</w:t>
+      </w:r>
+      <w:r>
+        <w:rPr>
+          <w:lang w:val="en-US"/>
+        </w:rPr>
+        <w:t>h</w:t>
+      </w:r>
+      <w:r>
+        <w:rPr>
+          <w:lang w:val="ru-RU"/>
+        </w:rPr>
+        <w:t xml:space="preserve"> </w:t>
+      </w:r>
+      <w:r>
+        <w:rPr>
+          <w:lang w:val="ru-RU"/>
+        </w:rPr>
+        <w:t xml:space="preserve">и измените значения констант на свои </w:t>
+      </w:r>
+      <w:r>
+        <w:rPr>
+          <w:lang w:val="ru-RU"/>
+        </w:rPr>
+        <w:t xml:space="preserve">           </w:t>
+      </w:r>
+      <w:r>
+        <w:rPr>
+          <w:lang w:val="ru-RU"/>
+        </w:rPr>
+        <w:t xml:space="preserve">(рис. </w:t>
+      </w:r>
+      <w:r>
+        <w:rPr>
+          <w:lang w:val="ru-RU"/>
+        </w:rPr>
+        <w:t>П3.4</w:t>
+      </w:r>
+      <w:r>
+        <w:rPr>
+          <w:lang w:val="ru-RU"/>
+        </w:rPr>
+        <w:t>).</w:t>
+      </w:r>
+    </w:p>
+    <w:p>
+      <w:pPr>
+        <w:keepNext/>
+        <w:jc w:val="center"/>
+      </w:pPr>
+      <w:r>
+        <w:rPr>
+          <w:noProof/>
+        </w:rPr>
+        <w:drawing>
+          <wp:inline distT="0" distB="0" distL="0" distR="0" wp14:anchorId="0577E444" wp14:editId="10D7288C">
+            <wp:extent cx="3028885" cy="972966"/>
+            <wp:effectExtent l="0" t="0" r="0" b="5080"/>
+            <wp:docPr id="96573360" name="Рисунок 11"/>
+            <wp:cNvGraphicFramePr>
+              <a:graphicFrameLocks xmlns:a="http://schemas.openxmlformats.org/drawingml/2006/main" noChangeAspect="1"/>
+            </wp:cNvGraphicFramePr>
+            <a:graphic xmlns:a="http://schemas.openxmlformats.org/drawingml/2006/main">
+              <a:graphicData uri="http://schemas.openxmlformats.org/drawingml/2006/picture">
+                <pic:pic xmlns:pic="http://schemas.openxmlformats.org/drawingml/2006/picture">
+                  <pic:nvPicPr>
+                    <pic:cNvPr id="96573360" name="Рисунок 96573360"/>
+                    <pic:cNvPicPr/>
+                  </pic:nvPicPr>
+                  <pic:blipFill>
+                    <a:blip r:embed="rId27">
+                      <a:extLst>
+                        <a:ext uri="{28A0092B-C50C-407E-A947-70E740481C1C}">
+                          <a14:useLocalDpi xmlns:a14="http://schemas.microsoft.com/office/drawing/2010/main" val="0"/>
+                        </a:ext>
+                      </a:extLst>
+                    </a:blip>
+                    <a:stretch>
+                      <a:fillRect/>
+                    </a:stretch>
+                  </pic:blipFill>
+                  <pic:spPr>
+                    <a:xfrm>
+                      <a:off x="0" y="0"/>
+                      <a:ext cx="3054183" cy="981092"/>
+                    </a:xfrm>
+                    <a:prstGeom prst="rect">
+                      <a:avLst/>
+                    </a:prstGeom>
+                  </pic:spPr>
+                </pic:pic>
+              </a:graphicData>
+            </a:graphic>
+          </wp:inline>
+        </w:drawing>
+      </w:r>
+    </w:p>
+    <w:p>
+      <w:pPr>
+        <w:pStyle w:val="af3"/>
+        <w:rPr>
+          <w:lang w:val="ru-RU"/>
+        </w:rPr>
+      </w:pPr>
+      <w:r>
+        <w:t>Рис.</w:t>
+      </w:r>
+      <w:r>
+        <w:rPr>
+          <w:lang w:val="ru-RU"/>
+        </w:rPr>
+        <w:t xml:space="preserve"> П3.4</w:t>
+      </w:r>
+      <w:r>
+        <w:rPr>
+          <w:lang w:val="ru-RU"/>
+        </w:rPr>
+        <w:t>. Константы клавиш</w:t>
+      </w:r>
+    </w:p>
+    <w:p>
+      <w:pPr>
+        <w:ind w:firstLine="0"/>
+        <w:rPr>
+          <w:lang w:val="ru-RU"/>
+        </w:rPr>
+      </w:pPr>
+      <w:r>
+        <w:rPr>
+          <w:lang w:val="ru-RU"/>
+        </w:rPr>
+        <w:t>4</w:t>
+      </w:r>
+      <w:r>
+        <w:rPr>
+          <w:lang w:val="ru-RU"/>
+        </w:rPr>
+        <w:t>. Инструкции по работе</w:t>
+      </w:r>
+    </w:p>
+    <w:p>
+      <w:pPr>
+        <w:rPr>
+          <w:lang w:val="ru-RU"/>
+        </w:rPr>
+      </w:pPr>
+      <w:r>
+        <w:rPr>
+          <w:lang w:val="ru-RU"/>
+        </w:rPr>
+        <w:t xml:space="preserve">После </w:t>
+      </w:r>
+      <w:r>
+        <w:rPr>
+          <w:lang w:val="ru-RU"/>
+        </w:rPr>
+        <w:t>записи программы в микроконтроллер и сборки устройства не требуется дополнительного ПО, установленного на компьютере.</w:t>
+      </w:r>
+    </w:p>
+    <w:p>
+      <w:pPr>
+        <w:rPr>
+          <w:lang w:val="ru-RU"/>
+        </w:rPr>
+      </w:pPr>
+      <w:r>
+        <w:rPr>
+          <w:lang w:val="ru-RU"/>
+        </w:rPr>
+        <w:t xml:space="preserve">Для начала использования клавиатуры достаточно подключить её в любой свободный </w:t>
+      </w:r>
+      <w:r>
+        <w:rPr>
+          <w:lang w:val="en-US"/>
+        </w:rPr>
+        <w:t>USB</w:t>
+      </w:r>
+      <w:r>
+        <w:rPr>
+          <w:lang w:val="ru-RU"/>
+        </w:rPr>
+        <w:t xml:space="preserve"> </w:t>
+      </w:r>
+      <w:r>
+        <w:rPr>
+          <w:lang w:val="ru-RU"/>
+        </w:rPr>
+        <w:t xml:space="preserve">порт компьютера при помощи </w:t>
+      </w:r>
+      <w:r>
+        <w:rPr>
+          <w:lang w:val="en-US"/>
+        </w:rPr>
+        <w:t>USB</w:t>
+      </w:r>
+      <w:r>
+        <w:rPr>
+          <w:lang w:val="ru-RU"/>
+        </w:rPr>
+        <w:t>-</w:t>
+      </w:r>
+      <w:r>
+        <w:rPr>
+          <w:lang w:val="en-US"/>
+        </w:rPr>
+        <w:t>C</w:t>
+      </w:r>
+      <w:r>
+        <w:rPr>
+          <w:lang w:val="ru-RU"/>
+        </w:rPr>
+        <w:t xml:space="preserve"> </w:t>
+      </w:r>
+      <w:r>
+        <w:rPr>
+          <w:lang w:val="ru-RU"/>
+        </w:rPr>
+        <w:t>кабеля, после чего клавиатура сразу будет готова к работе и включена</w:t>
+      </w:r>
+      <w:r>
+        <w:rPr>
+          <w:lang w:val="ru-RU"/>
+        </w:rPr>
+        <w:t xml:space="preserve"> (рис. </w:t>
+      </w:r>
+      <w:r>
+        <w:rPr>
+          <w:lang w:val="ru-RU"/>
+        </w:rPr>
+        <w:t>П3.5</w:t>
+      </w:r>
+      <w:r>
+        <w:rPr>
+          <w:lang w:val="ru-RU"/>
+        </w:rPr>
+        <w:t>)</w:t>
+      </w:r>
+      <w:r>
+        <w:rPr>
+          <w:lang w:val="ru-RU"/>
+        </w:rPr>
+        <w:t>.</w:t>
+      </w:r>
+    </w:p>
+    <w:p>
+      <w:pPr>
+        <w:rPr>
+          <w:lang w:val="ru-RU"/>
+        </w:rPr>
+      </w:pPr>
+    </w:p>
+    <w:p>
+      <w:pPr>
+        <w:keepNext/>
+        <w:jc w:val="center"/>
+      </w:pPr>
+      <w:r>
+        <w:rPr>
+          <w:noProof/>
+          <w:lang w:val="ru-RU"/>
+        </w:rPr>
+        <w:drawing>
+          <wp:inline distT="0" distB="0" distL="0" distR="0" wp14:anchorId="05C9CE5E" wp14:editId="21E2F9BA">
+            <wp:extent cx="3819990" cy="2876288"/>
+            <wp:effectExtent l="0" t="0" r="3175" b="0"/>
+            <wp:docPr id="1388529493" name="Рисунок 12"/>
+            <wp:cNvGraphicFramePr>
+              <a:graphicFrameLocks xmlns:a="http://schemas.openxmlformats.org/drawingml/2006/main" noChangeAspect="1"/>
+            </wp:cNvGraphicFramePr>
+            <a:graphic xmlns:a="http://schemas.openxmlformats.org/drawingml/2006/main">
+              <a:graphicData uri="http://schemas.openxmlformats.org/drawingml/2006/picture">
+                <pic:pic xmlns:pic="http://schemas.openxmlformats.org/drawingml/2006/picture">
+                  <pic:nvPicPr>
+                    <pic:cNvPr id="1388529493" name="Рисунок 1388529493"/>
+                    <pic:cNvPicPr/>
+                  </pic:nvPicPr>
+                  <pic:blipFill>
+                    <a:blip r:embed="rId28" cstate="print">
+                      <a:extLst>
+                        <a:ext uri="{28A0092B-C50C-407E-A947-70E740481C1C}">
+                          <a14:useLocalDpi xmlns:a14="http://schemas.microsoft.com/office/drawing/2010/main" val="0"/>
+                        </a:ext>
+                      </a:extLst>
+                    </a:blip>
+                    <a:stretch>
+                      <a:fillRect/>
+                    </a:stretch>
+                  </pic:blipFill>
+                  <pic:spPr>
+                    <a:xfrm>
+                      <a:off x="0" y="0"/>
+                      <a:ext cx="3841674" cy="2892615"/>
+                    </a:xfrm>
+                    <a:prstGeom prst="rect">
+                      <a:avLst/>
+                    </a:prstGeom>
+                  </pic:spPr>
+                </pic:pic>
+              </a:graphicData>
+            </a:graphic>
+          </wp:inline>
+        </w:drawing>
+      </w:r>
+    </w:p>
+    <w:p>
+      <w:pPr>
+        <w:pStyle w:val="af3"/>
+        <w:rPr>
+          <w:lang w:val="ru-RU"/>
+        </w:rPr>
+      </w:pPr>
+      <w:r>
+        <w:t xml:space="preserve">Рис. </w:t>
+      </w:r>
+      <w:r>
+        <w:rPr>
+          <w:lang w:val="ru-RU"/>
+        </w:rPr>
+        <w:t>П3.5</w:t>
+      </w:r>
+      <w:r>
+        <w:rPr>
+          <w:lang w:val="ru-RU"/>
+        </w:rPr>
+        <w:t>. Подключенная клавиатура</w:t>
+      </w:r>
+    </w:p>
+    <w:p>
+      <w:pPr>
+        <w:rPr>
+          <w:lang w:val="ru-RU"/>
+        </w:rPr>
+      </w:pPr>
+      <w:r>
+        <w:rPr>
+          <w:lang w:val="ru-RU"/>
+        </w:rPr>
+        <w:t>Сразу после включения клавиатура будет работать в первом режиме (рис. 19). В верхней части дисплея отображается текущий режим работы</w:t>
+      </w:r>
+      <w:r>
+        <w:rPr>
+          <w:lang w:val="ru-RU"/>
+        </w:rPr>
+        <w:t xml:space="preserve"> (</w:t>
+      </w:r>
+      <w:r>
+        <w:rPr>
+          <w:lang w:val="en-US"/>
+        </w:rPr>
+        <w:t>Keys</w:t>
+      </w:r>
+      <w:r>
+        <w:rPr>
+          <w:lang w:val="ru-RU"/>
+        </w:rPr>
+        <w:t>)</w:t>
+      </w:r>
+      <w:r>
+        <w:rPr>
+          <w:lang w:val="ru-RU"/>
+        </w:rPr>
+        <w:t xml:space="preserve">, а ниже </w:t>
+      </w:r>
+      <w:r>
+        <w:rPr>
+          <w:lang w:val="ru-RU"/>
+        </w:rPr>
+        <w:lastRenderedPageBreak/>
+        <w:t>текущий вводимый символ. Для смены вводимого символа необходимо нажать левую клавишу. Для ввода символа в компьютер необходимо нажать правую клавишу. Как и на обычных клавиатурах есть возможность зажать клавишу и вводить символы непрерывно.</w:t>
+      </w:r>
+    </w:p>
+    <w:p>
+      <w:pPr>
+        <w:rPr>
+          <w:lang w:val="ru-RU"/>
+        </w:rPr>
+      </w:pPr>
+      <w:r>
+        <w:rPr>
+          <w:lang w:val="ru-RU"/>
+        </w:rPr>
+        <w:t xml:space="preserve">Для переключения режима нажмите две клавиши одновременно. На дисплее высветится сообщение </w:t>
+      </w:r>
+      <w:r>
+        <w:rPr>
+          <w:lang w:val="en-US"/>
+        </w:rPr>
+        <w:t>Switching</w:t>
+      </w:r>
+      <w:r>
+        <w:rPr>
+          <w:lang w:val="ru-RU"/>
+        </w:rPr>
+        <w:t xml:space="preserve"> </w:t>
+      </w:r>
+      <w:r>
+        <w:rPr>
+          <w:lang w:val="en-US"/>
+        </w:rPr>
+        <w:t>mode</w:t>
+      </w:r>
+      <w:r>
+        <w:rPr>
+          <w:lang w:val="ru-RU"/>
+        </w:rPr>
+        <w:t>…</w:t>
+      </w:r>
+      <w:r>
+        <w:rPr>
+          <w:lang w:val="ru-RU"/>
+        </w:rPr>
+        <w:t>, означающее что режим начал переключаться (задержка установлена для предотвращения случайного повторного переключения).</w:t>
+      </w:r>
+    </w:p>
+    <w:p>
+      <w:pPr>
+        <w:rPr>
+          <w:lang w:val="ru-RU"/>
+        </w:rPr>
+      </w:pPr>
+      <w:r>
+        <w:rPr>
+          <w:lang w:val="ru-RU"/>
+        </w:rPr>
+        <w:t>После переключения во второй режим на дисплее изменится наименование текущего режима</w:t>
+      </w:r>
+      <w:r>
+        <w:rPr>
+          <w:lang w:val="ru-RU"/>
+        </w:rPr>
+        <w:t xml:space="preserve"> </w:t>
+      </w:r>
+      <w:r>
+        <w:rPr>
+          <w:lang w:val="ru-RU"/>
+        </w:rPr>
+        <w:t xml:space="preserve">на </w:t>
+      </w:r>
+      <w:r>
+        <w:rPr>
+          <w:lang w:val="en-US"/>
+        </w:rPr>
+        <w:t>Copy</w:t>
+      </w:r>
+      <w:r>
+        <w:rPr>
+          <w:lang w:val="ru-RU"/>
+        </w:rPr>
+        <w:t xml:space="preserve">, а вместо вводимых символов будет указываться последнее действие над буфером обмена (в самом начале это </w:t>
+      </w:r>
+      <w:r>
+        <w:rPr>
+          <w:lang w:val="en-US"/>
+        </w:rPr>
+        <w:t>Nothing</w:t>
+      </w:r>
+      <w:r>
+        <w:rPr>
+          <w:lang w:val="ru-RU"/>
+        </w:rPr>
+        <w:t xml:space="preserve"> (</w:t>
+      </w:r>
+      <w:r>
+        <w:rPr>
+          <w:lang w:val="ru-RU"/>
+        </w:rPr>
+        <w:t>«ничего»</w:t>
+      </w:r>
+      <w:r>
+        <w:rPr>
+          <w:lang w:val="ru-RU"/>
+        </w:rPr>
+        <w:t>)</w:t>
+      </w:r>
+      <w:r>
+        <w:rPr>
+          <w:lang w:val="ru-RU"/>
+        </w:rPr>
+        <w:t xml:space="preserve">) (рис. </w:t>
+      </w:r>
+      <w:r>
+        <w:rPr>
+          <w:lang w:val="ru-RU"/>
+        </w:rPr>
+        <w:t>П3.6</w:t>
+      </w:r>
+      <w:r>
+        <w:rPr>
+          <w:lang w:val="ru-RU"/>
+        </w:rPr>
+        <w:t>).</w:t>
+      </w:r>
+    </w:p>
+    <w:p>
+      <w:pPr>
+        <w:rPr>
+          <w:lang w:val="ru-RU"/>
+        </w:rPr>
+      </w:pPr>
+    </w:p>
+    <w:p>
+      <w:pPr>
+        <w:keepNext/>
+        <w:jc w:val="center"/>
+      </w:pPr>
+      <w:r>
+        <w:rPr>
+          <w:noProof/>
+          <w:lang w:val="ru-RU"/>
+        </w:rPr>
+        <w:drawing>
+          <wp:inline distT="0" distB="0" distL="0" distR="0" wp14:anchorId="036980C5" wp14:editId="1256AACB">
+            <wp:extent cx="3773297" cy="2841130"/>
+            <wp:effectExtent l="0" t="0" r="0" b="3810"/>
+            <wp:docPr id="950665166" name="Рисунок 13"/>
+            <wp:cNvGraphicFramePr>
+              <a:graphicFrameLocks xmlns:a="http://schemas.openxmlformats.org/drawingml/2006/main" noChangeAspect="1"/>
+            </wp:cNvGraphicFramePr>
+            <a:graphic xmlns:a="http://schemas.openxmlformats.org/drawingml/2006/main">
+              <a:graphicData uri="http://schemas.openxmlformats.org/drawingml/2006/picture">
+                <pic:pic xmlns:pic="http://schemas.openxmlformats.org/drawingml/2006/picture">
+                  <pic:nvPicPr>
+                    <pic:cNvPr id="950665166" name="Рисунок 950665166"/>
+                    <pic:cNvPicPr/>
+                  </pic:nvPicPr>
+                  <pic:blipFill>
+                    <a:blip r:embed="rId29" cstate="print">
+                      <a:extLst>
+                        <a:ext uri="{28A0092B-C50C-407E-A947-70E740481C1C}">
+                          <a14:useLocalDpi xmlns:a14="http://schemas.microsoft.com/office/drawing/2010/main" val="0"/>
+                        </a:ext>
+                      </a:extLst>
+                    </a:blip>
+                    <a:stretch>
+                      <a:fillRect/>
+                    </a:stretch>
+                  </pic:blipFill>
+                  <pic:spPr>
+                    <a:xfrm>
+                      <a:off x="0" y="0"/>
+                      <a:ext cx="3808760" cy="2867832"/>
+                    </a:xfrm>
+                    <a:prstGeom prst="rect">
+                      <a:avLst/>
+                    </a:prstGeom>
+                  </pic:spPr>
+                </pic:pic>
+              </a:graphicData>
+            </a:graphic>
+          </wp:inline>
+        </w:drawing>
+      </w:r>
+    </w:p>
+    <w:p>
+      <w:pPr>
+        <w:pStyle w:val="af3"/>
+        <w:rPr>
+          <w:lang w:val="ru-RU"/>
+        </w:rPr>
+      </w:pPr>
+      <w:r>
+        <w:t xml:space="preserve">Рис. </w:t>
+      </w:r>
+      <w:r>
+        <w:rPr>
+          <w:lang w:val="ru-RU"/>
+        </w:rPr>
+        <w:t>П3.6</w:t>
+      </w:r>
+      <w:r>
+        <w:rPr>
+          <w:lang w:val="ru-RU"/>
+        </w:rPr>
+        <w:t>. Клавиатура во втором режиме</w:t>
+      </w:r>
+    </w:p>
+    <w:p>
+      <w:pPr>
+        <w:rPr>
+          <w:lang w:val="ru-RU"/>
+        </w:rPr>
+      </w:pPr>
+      <w:r>
+        <w:rPr>
+          <w:lang w:val="ru-RU"/>
+        </w:rPr>
+        <w:t xml:space="preserve">При нажатии на левую клавишу в компьютер будет оправлено сочетание клавиш </w:t>
+      </w:r>
+      <w:r>
+        <w:rPr>
+          <w:lang w:val="en-US"/>
+        </w:rPr>
+        <w:t>ctrl</w:t>
+      </w:r>
+      <w:r>
+        <w:rPr>
+          <w:lang w:val="ru-RU"/>
+        </w:rPr>
+        <w:t>+</w:t>
+      </w:r>
+      <w:r>
+        <w:rPr>
+          <w:lang w:val="en-US"/>
+        </w:rPr>
+        <w:t>c</w:t>
+      </w:r>
+      <w:r>
+        <w:rPr>
+          <w:lang w:val="ru-RU"/>
+        </w:rPr>
+        <w:t xml:space="preserve">, а на экране высветится статус </w:t>
+      </w:r>
+      <w:r>
+        <w:rPr>
+          <w:lang w:val="en-US"/>
+        </w:rPr>
+        <w:t>Copied</w:t>
+      </w:r>
+      <w:r>
+        <w:rPr>
+          <w:lang w:val="ru-RU"/>
+        </w:rPr>
+        <w:t xml:space="preserve"> </w:t>
+      </w:r>
+      <w:r>
+        <w:rPr>
+          <w:lang w:val="ru-RU"/>
+        </w:rPr>
+        <w:t xml:space="preserve">(«скопировано») (рис. </w:t>
+      </w:r>
+      <w:r>
+        <w:rPr>
+          <w:lang w:val="ru-RU"/>
+        </w:rPr>
+        <w:t>П3.7</w:t>
+      </w:r>
+      <w:r>
+        <w:rPr>
+          <w:lang w:val="ru-RU"/>
+        </w:rPr>
+        <w:t>).</w:t>
+      </w:r>
+    </w:p>
+    <w:p>
+      <w:pPr>
+        <w:keepNext/>
+        <w:jc w:val="center"/>
+      </w:pPr>
+      <w:r>
+        <w:rPr>
+          <w:noProof/>
+          <w:lang w:val="ru-RU"/>
+        </w:rPr>
+        <w:lastRenderedPageBreak/>
+        <w:drawing>
+          <wp:inline distT="0" distB="0" distL="0" distR="0" wp14:anchorId="619734E7" wp14:editId="35081692">
+            <wp:extent cx="3734782" cy="2812130"/>
+            <wp:effectExtent l="0" t="0" r="0" b="0"/>
+            <wp:docPr id="372514765" name="Рисунок 14"/>
+            <wp:cNvGraphicFramePr>
+              <a:graphicFrameLocks xmlns:a="http://schemas.openxmlformats.org/drawingml/2006/main" noChangeAspect="1"/>
+            </wp:cNvGraphicFramePr>
+            <a:graphic xmlns:a="http://schemas.openxmlformats.org/drawingml/2006/main">
+              <a:graphicData uri="http://schemas.openxmlformats.org/drawingml/2006/picture">
+                <pic:pic xmlns:pic="http://schemas.openxmlformats.org/drawingml/2006/picture">
+                  <pic:nvPicPr>
+                    <pic:cNvPr id="372514765" name="Рисунок 372514765"/>
+                    <pic:cNvPicPr/>
+                  </pic:nvPicPr>
+                  <pic:blipFill>
+                    <a:blip r:embed="rId30" cstate="print">
+                      <a:extLst>
+                        <a:ext uri="{28A0092B-C50C-407E-A947-70E740481C1C}">
+                          <a14:useLocalDpi xmlns:a14="http://schemas.microsoft.com/office/drawing/2010/main" val="0"/>
+                        </a:ext>
+                      </a:extLst>
+                    </a:blip>
+                    <a:stretch>
+                      <a:fillRect/>
+                    </a:stretch>
+                  </pic:blipFill>
+                  <pic:spPr>
+                    <a:xfrm>
+                      <a:off x="0" y="0"/>
+                      <a:ext cx="3788917" cy="2852891"/>
+                    </a:xfrm>
+                    <a:prstGeom prst="rect">
+                      <a:avLst/>
+                    </a:prstGeom>
+                  </pic:spPr>
+                </pic:pic>
+              </a:graphicData>
+            </a:graphic>
+          </wp:inline>
+        </w:drawing>
+      </w:r>
+    </w:p>
+    <w:p>
+      <w:pPr>
+        <w:pStyle w:val="af3"/>
+        <w:rPr>
+          <w:lang w:val="ru-RU"/>
+        </w:rPr>
+      </w:pPr>
+      <w:r>
+        <w:t>Рис.</w:t>
+      </w:r>
+      <w:r>
+        <w:rPr>
+          <w:lang w:val="ru-RU"/>
+        </w:rPr>
+        <w:t xml:space="preserve"> П3.7</w:t>
+      </w:r>
+      <w:r>
+        <w:rPr>
+          <w:lang w:val="ru-RU"/>
+        </w:rPr>
+        <w:t>. Состояние п</w:t>
+      </w:r>
+      <w:r>
+        <w:rPr>
+          <w:lang w:val="ru-RU"/>
+        </w:rPr>
+        <w:t>осле</w:t>
+      </w:r>
+      <w:r>
+        <w:rPr>
+          <w:lang w:val="ru-RU"/>
+        </w:rPr>
+        <w:t xml:space="preserve"> копировани</w:t>
+      </w:r>
+      <w:r>
+        <w:rPr>
+          <w:lang w:val="ru-RU"/>
+        </w:rPr>
+        <w:t>я</w:t>
+      </w:r>
+    </w:p>
+    <w:p>
+      <w:pPr>
+        <w:rPr>
+          <w:lang w:val="ru-RU"/>
+        </w:rPr>
+      </w:pPr>
+      <w:r>
+        <w:rPr>
+          <w:lang w:val="ru-RU"/>
+        </w:rPr>
+        <w:t xml:space="preserve">При нажатии на </w:t>
+      </w:r>
+      <w:r>
+        <w:rPr>
+          <w:lang w:val="ru-RU"/>
+        </w:rPr>
+        <w:t>правую</w:t>
+      </w:r>
+      <w:r>
+        <w:rPr>
+          <w:lang w:val="ru-RU"/>
+        </w:rPr>
+        <w:t xml:space="preserve"> клавишу в компьютер будет оправлено сочетание клавиш </w:t>
+      </w:r>
+      <w:r>
+        <w:rPr>
+          <w:lang w:val="en-US"/>
+        </w:rPr>
+        <w:t>ctrl</w:t>
+      </w:r>
+      <w:r>
+        <w:rPr>
+          <w:lang w:val="ru-RU"/>
+        </w:rPr>
+        <w:t>+</w:t>
+      </w:r>
+      <w:r>
+        <w:rPr>
+          <w:lang w:val="en-US"/>
+        </w:rPr>
+        <w:t>v</w:t>
+      </w:r>
+      <w:r>
+        <w:rPr>
+          <w:lang w:val="ru-RU"/>
+        </w:rPr>
+        <w:t xml:space="preserve">, а на экране высветится статус </w:t>
+      </w:r>
+      <w:r>
+        <w:rPr>
+          <w:lang w:val="en-US"/>
+        </w:rPr>
+        <w:t>Pasted</w:t>
+      </w:r>
+      <w:r>
+        <w:rPr>
+          <w:lang w:val="ru-RU"/>
+        </w:rPr>
+        <w:t xml:space="preserve"> </w:t>
+      </w:r>
+      <w:r>
+        <w:rPr>
+          <w:lang w:val="ru-RU"/>
+        </w:rPr>
+        <w:t>(«</w:t>
+      </w:r>
+      <w:r>
+        <w:rPr>
+          <w:lang w:val="ru-RU"/>
+        </w:rPr>
+        <w:t>вставлено</w:t>
+      </w:r>
+      <w:r>
+        <w:rPr>
+          <w:lang w:val="ru-RU"/>
+        </w:rPr>
+        <w:t xml:space="preserve">») (рис. </w:t>
+      </w:r>
+      <w:r>
+        <w:rPr>
+          <w:lang w:val="ru-RU"/>
+        </w:rPr>
+        <w:t>П3.8</w:t>
+      </w:r>
+      <w:r>
+        <w:rPr>
+          <w:lang w:val="ru-RU"/>
+        </w:rPr>
+        <w:t>).</w:t>
+      </w:r>
+    </w:p>
+    <w:p>
+      <w:pPr>
+        <w:rPr>
+          <w:lang w:val="ru-RU"/>
+        </w:rPr>
+      </w:pPr>
+    </w:p>
+    <w:p>
+      <w:pPr>
+        <w:keepNext/>
+        <w:jc w:val="center"/>
+      </w:pPr>
+      <w:r>
+        <w:rPr>
+          <w:noProof/>
+          <w:lang w:val="ru-RU"/>
+        </w:rPr>
+        <w:drawing>
+          <wp:inline distT="0" distB="0" distL="0" distR="0" wp14:anchorId="5DA3D846" wp14:editId="1EF86663">
+            <wp:extent cx="3847701" cy="2897153"/>
+            <wp:effectExtent l="0" t="0" r="635" b="0"/>
+            <wp:docPr id="316819525" name="Рисунок 15"/>
+            <wp:cNvGraphicFramePr>
+              <a:graphicFrameLocks xmlns:a="http://schemas.openxmlformats.org/drawingml/2006/main" noChangeAspect="1"/>
+            </wp:cNvGraphicFramePr>
+            <a:graphic xmlns:a="http://schemas.openxmlformats.org/drawingml/2006/main">
+              <a:graphicData uri="http://schemas.openxmlformats.org/drawingml/2006/picture">
+                <pic:pic xmlns:pic="http://schemas.openxmlformats.org/drawingml/2006/picture">
+                  <pic:nvPicPr>
+                    <pic:cNvPr id="316819525" name="Рисунок 316819525"/>
+                    <pic:cNvPicPr/>
+                  </pic:nvPicPr>
+                  <pic:blipFill>
+                    <a:blip r:embed="rId31" cstate="print">
+                      <a:extLst>
+                        <a:ext uri="{28A0092B-C50C-407E-A947-70E740481C1C}">
+                          <a14:useLocalDpi xmlns:a14="http://schemas.microsoft.com/office/drawing/2010/main" val="0"/>
+                        </a:ext>
+                      </a:extLst>
+                    </a:blip>
+                    <a:stretch>
+                      <a:fillRect/>
+                    </a:stretch>
+                  </pic:blipFill>
+                  <pic:spPr>
+                    <a:xfrm>
+                      <a:off x="0" y="0"/>
+                      <a:ext cx="3872644" cy="2915934"/>
+                    </a:xfrm>
+                    <a:prstGeom prst="rect">
+                      <a:avLst/>
+                    </a:prstGeom>
+                  </pic:spPr>
+                </pic:pic>
+              </a:graphicData>
+            </a:graphic>
+          </wp:inline>
+        </w:drawing>
+      </w:r>
+    </w:p>
+    <w:p>
+      <w:pPr>
+        <w:pStyle w:val="af3"/>
+        <w:rPr>
+          <w:lang w:val="ru-RU"/>
+        </w:rPr>
+      </w:pPr>
+      <w:r>
+        <w:t>Рис.</w:t>
+      </w:r>
+      <w:r>
+        <w:rPr>
+          <w:lang w:val="ru-RU"/>
+        </w:rPr>
+        <w:t xml:space="preserve"> П3.8</w:t>
+      </w:r>
+      <w:r>
+        <w:rPr>
+          <w:lang w:val="ru-RU"/>
+        </w:rPr>
+        <w:t>. Состояние после вставки</w:t>
+      </w:r>
+    </w:p>
+    <w:p>
+      <w:pPr>
+        <w:rPr>
+          <w:lang w:val="ru-RU"/>
+        </w:rPr>
+      </w:pPr>
+      <w:r>
+        <w:rPr>
+          <w:lang w:val="ru-RU"/>
+        </w:rPr>
+        <w:t xml:space="preserve">При переходе в третий режим нажатием двух клавиш на </w:t>
+      </w:r>
+      <w:r>
+        <w:rPr>
+          <w:lang w:val="ru-RU"/>
+        </w:rPr>
+        <w:t>дисплее</w:t>
+      </w:r>
+      <w:r>
+        <w:rPr>
+          <w:lang w:val="ru-RU"/>
+        </w:rPr>
+        <w:t xml:space="preserve"> будет указан режим работы </w:t>
+      </w:r>
+      <w:r>
+        <w:rPr>
+          <w:lang w:val="en-US"/>
+        </w:rPr>
+        <w:t>Mouse</w:t>
+      </w:r>
+      <w:r>
+        <w:rPr>
+          <w:lang w:val="ru-RU"/>
+        </w:rPr>
+        <w:t>,</w:t>
+      </w:r>
+      <w:r>
+        <w:rPr>
+          <w:lang w:val="ru-RU"/>
+        </w:rPr>
+        <w:t xml:space="preserve"> а также ничего не значащее сообщение </w:t>
+      </w:r>
+      <w:r>
+        <w:rPr>
+          <w:lang w:val="en-US"/>
+        </w:rPr>
+        <w:t>Cute</w:t>
+      </w:r>
+      <w:r>
+        <w:rPr>
+          <w:lang w:val="ru-RU"/>
+        </w:rPr>
+        <w:t xml:space="preserve"> </w:t>
+      </w:r>
+      <w:r>
+        <w:rPr>
+          <w:lang w:val="en-US"/>
+        </w:rPr>
+        <w:t>Mice</w:t>
+      </w:r>
+      <w:r>
+        <w:rPr>
+          <w:lang w:val="ru-RU"/>
+        </w:rPr>
+        <w:t xml:space="preserve"> («милая мышь») (рис. </w:t>
+      </w:r>
+      <w:r>
+        <w:rPr>
+          <w:lang w:val="ru-RU"/>
+        </w:rPr>
+        <w:t>П3.9</w:t>
+      </w:r>
+      <w:r>
+        <w:rPr>
+          <w:lang w:val="ru-RU"/>
+        </w:rPr>
+        <w:t>).</w:t>
+      </w:r>
+    </w:p>
+    <w:p>
+      <w:pPr>
+        <w:keepNext/>
+        <w:jc w:val="center"/>
+      </w:pPr>
+      <w:r>
+        <w:rPr>
+          <w:noProof/>
+          <w:lang w:val="ru-RU"/>
+        </w:rPr>
+        <w:lastRenderedPageBreak/>
+        <w:drawing>
+          <wp:inline distT="0" distB="0" distL="0" distR="0" wp14:anchorId="3102A633" wp14:editId="0E5DE174">
+            <wp:extent cx="4253623" cy="3202795"/>
+            <wp:effectExtent l="0" t="0" r="1270" b="0"/>
+            <wp:docPr id="220646034" name="Рисунок 16"/>
+            <wp:cNvGraphicFramePr>
+              <a:graphicFrameLocks xmlns:a="http://schemas.openxmlformats.org/drawingml/2006/main" noChangeAspect="1"/>
+            </wp:cNvGraphicFramePr>
+            <a:graphic xmlns:a="http://schemas.openxmlformats.org/drawingml/2006/main">
+              <a:graphicData uri="http://schemas.openxmlformats.org/drawingml/2006/picture">
+                <pic:pic xmlns:pic="http://schemas.openxmlformats.org/drawingml/2006/picture">
+                  <pic:nvPicPr>
+                    <pic:cNvPr id="220646034" name="Рисунок 220646034"/>
+                    <pic:cNvPicPr/>
+                  </pic:nvPicPr>
+                  <pic:blipFill>
+                    <a:blip r:embed="rId32" cstate="print">
+                      <a:extLst>
+                        <a:ext uri="{28A0092B-C50C-407E-A947-70E740481C1C}">
+                          <a14:useLocalDpi xmlns:a14="http://schemas.microsoft.com/office/drawing/2010/main" val="0"/>
+                        </a:ext>
+                      </a:extLst>
+                    </a:blip>
+                    <a:stretch>
+                      <a:fillRect/>
+                    </a:stretch>
+                  </pic:blipFill>
+                  <pic:spPr>
+                    <a:xfrm>
+                      <a:off x="0" y="0"/>
+                      <a:ext cx="4262082" cy="3209164"/>
+                    </a:xfrm>
+                    <a:prstGeom prst="rect">
+                      <a:avLst/>
+                    </a:prstGeom>
+                  </pic:spPr>
+                </pic:pic>
+              </a:graphicData>
+            </a:graphic>
+          </wp:inline>
+        </w:drawing>
+      </w:r>
+    </w:p>
+    <w:p>
+      <w:pPr>
+        <w:pStyle w:val="af3"/>
+        <w:rPr>
+          <w:lang w:val="ru-RU"/>
+        </w:rPr>
+      </w:pPr>
+      <w:r>
+        <w:t xml:space="preserve">Рис. </w:t>
+      </w:r>
+      <w:r>
+        <w:rPr>
+          <w:lang w:val="ru-RU"/>
+        </w:rPr>
+        <w:t>П3.9</w:t>
+      </w:r>
+      <w:r>
+        <w:rPr>
+          <w:lang w:val="ru-RU"/>
+        </w:rPr>
+        <w:t>. Клавиатура в третьем режиме</w:t>
+      </w:r>
+    </w:p>
+    <w:p>
+      <w:pPr>
+        <w:rPr>
+          <w:lang w:val="ru-RU"/>
+        </w:rPr>
+      </w:pPr>
+      <w:r>
+        <w:rPr>
+          <w:lang w:val="ru-RU"/>
+        </w:rPr>
+        <w:t>В третьем режиме клавиши устройства имитируют нажатие соответствующих кнопок мыши (левая клавиша – левую, правая клавиша – правую). При долгом нажатии на клавишу в компьютер будет отправлен многократный и частый сигнал, имитирующий очень быстрое нажатие на кнопки мыши.</w:t>
+      </w:r>
+    </w:p>
+    <w:p>
+      <w:pPr>
+        <w:rPr>
+          <w:lang w:val="ru-RU"/>
+        </w:rPr>
+      </w:pPr>
+      <w:r>
+        <w:rPr>
+          <w:lang w:val="ru-RU"/>
+        </w:rPr>
+        <w:t>Если переключить режим, находясь в третьем режиме работы, то клавиатура вернётся к первому режиму работы.</w:t>
+      </w:r>
+      <w:r>
+        <w:rPr>
+          <w:lang w:val="ru-RU"/>
+        </w:rPr>
+        <w:t xml:space="preserve"> При отключении и повторном подключении клавиатура перейдёт в первый режим работы.</w:t>
+      </w:r>
     </w:p>
     <w:sectPr>
       <w:type w:val="continuous"/>
@@ -28862,16 +33251,16 @@
     </w:lvl>
   </w:abstractNum>
   <w:abstractNum w:abstractNumId="6" w15:restartNumberingAfterBreak="0">
-    <w:nsid w:val="297E046A"/>
+    <w:nsid w:val="223D448F"/>
     <w:multiLevelType w:val="hybridMultilevel"/>
-    <w:tmpl w:val="F05EF900"/>
+    <w:tmpl w:val="EEA4CF0C"/>
     <w:lvl w:ilvl="0" w:tplc="04190001">
       <w:start w:val="1"/>
       <w:numFmt w:val="bullet"/>
       <w:lvlText w:val=""/>
       <w:lvlJc w:val="left"/>
       <w:pPr>
-        <w:ind w:left="1146" w:hanging="360"/>
+        <w:ind w:left="1145" w:hanging="360"/>
       </w:pPr>
       <w:rPr>
         <w:rFonts w:ascii="Symbol" w:hAnsi="Symbol" w:hint="default"/>
@@ -28883,7 +33272,7 @@
       <w:lvlText w:val="o"/>
       <w:lvlJc w:val="left"/>
       <w:pPr>
-        <w:ind w:left="1866" w:hanging="360"/>
+        <w:ind w:left="1865" w:hanging="360"/>
       </w:pPr>
       <w:rPr>
         <w:rFonts w:ascii="Courier New" w:hAnsi="Courier New" w:cs="Courier New" w:hint="default"/>
@@ -28895,7 +33284,7 @@
       <w:lvlText w:val=""/>
       <w:lvlJc w:val="left"/>
       <w:pPr>
-        <w:ind w:left="2586" w:hanging="360"/>
+        <w:ind w:left="2585" w:hanging="360"/>
       </w:pPr>
       <w:rPr>
         <w:rFonts w:ascii="Wingdings" w:hAnsi="Wingdings" w:hint="default"/>
@@ -28907,7 +33296,7 @@
       <w:lvlText w:val=""/>
       <w:lvlJc w:val="left"/>
       <w:pPr>
-        <w:ind w:left="3306" w:hanging="360"/>
+        <w:ind w:left="3305" w:hanging="360"/>
       </w:pPr>
       <w:rPr>
         <w:rFonts w:ascii="Symbol" w:hAnsi="Symbol" w:hint="default"/>
@@ -28919,7 +33308,7 @@
       <w:lvlText w:val="o"/>
       <w:lvlJc w:val="left"/>
       <w:pPr>
-        <w:ind w:left="4026" w:hanging="360"/>
+        <w:ind w:left="4025" w:hanging="360"/>
       </w:pPr>
       <w:rPr>
         <w:rFonts w:ascii="Courier New" w:hAnsi="Courier New" w:cs="Courier New" w:hint="default"/>
@@ -28931,7 +33320,7 @@
       <w:lvlText w:val=""/>
       <w:lvlJc w:val="left"/>
       <w:pPr>
-        <w:ind w:left="4746" w:hanging="360"/>
+        <w:ind w:left="4745" w:hanging="360"/>
       </w:pPr>
       <w:rPr>
         <w:rFonts w:ascii="Wingdings" w:hAnsi="Wingdings" w:hint="default"/>
@@ -28943,7 +33332,7 @@
       <w:lvlText w:val=""/>
       <w:lvlJc w:val="left"/>
       <w:pPr>
-        <w:ind w:left="5466" w:hanging="360"/>
+        <w:ind w:left="5465" w:hanging="360"/>
       </w:pPr>
       <w:rPr>
         <w:rFonts w:ascii="Symbol" w:hAnsi="Symbol" w:hint="default"/>
@@ -28955,7 +33344,7 @@
       <w:lvlText w:val="o"/>
       <w:lvlJc w:val="left"/>
       <w:pPr>
-        <w:ind w:left="6186" w:hanging="360"/>
+        <w:ind w:left="6185" w:hanging="360"/>
       </w:pPr>
       <w:rPr>
         <w:rFonts w:ascii="Courier New" w:hAnsi="Courier New" w:cs="Courier New" w:hint="default"/>
@@ -28967,7 +33356,7 @@
       <w:lvlText w:val=""/>
       <w:lvlJc w:val="left"/>
       <w:pPr>
-        <w:ind w:left="6906" w:hanging="360"/>
+        <w:ind w:left="6905" w:hanging="360"/>
       </w:pPr>
       <w:rPr>
         <w:rFonts w:ascii="Wingdings" w:hAnsi="Wingdings" w:hint="default"/>
@@ -28975,6 +33364,119 @@
     </w:lvl>
   </w:abstractNum>
   <w:abstractNum w:abstractNumId="7" w15:restartNumberingAfterBreak="0">
+    <w:nsid w:val="297E046A"/>
+    <w:multiLevelType w:val="hybridMultilevel"/>
+    <w:tmpl w:val="F05EF900"/>
+    <w:lvl w:ilvl="0" w:tplc="04190001">
+      <w:start w:val="1"/>
+      <w:numFmt w:val="bullet"/>
+      <w:lvlText w:val=""/>
+      <w:lvlJc w:val="left"/>
+      <w:pPr>
+        <w:ind w:left="1146" w:hanging="360"/>
+      </w:pPr>
+      <w:rPr>
+        <w:rFonts w:ascii="Symbol" w:hAnsi="Symbol" w:hint="default"/>
+      </w:rPr>
+    </w:lvl>
+    <w:lvl w:ilvl="1" w:tplc="04190003" w:tentative="1">
+      <w:start w:val="1"/>
+      <w:numFmt w:val="bullet"/>
+      <w:lvlText w:val="o"/>
+      <w:lvlJc w:val="left"/>
+      <w:pPr>
+        <w:ind w:left="1866" w:hanging="360"/>
+      </w:pPr>
+      <w:rPr>
+        <w:rFonts w:ascii="Courier New" w:hAnsi="Courier New" w:cs="Courier New" w:hint="default"/>
+      </w:rPr>
+    </w:lvl>
+    <w:lvl w:ilvl="2" w:tplc="04190005" w:tentative="1">
+      <w:start w:val="1"/>
+      <w:numFmt w:val="bullet"/>
+      <w:lvlText w:val=""/>
+      <w:lvlJc w:val="left"/>
+      <w:pPr>
+        <w:ind w:left="2586" w:hanging="360"/>
+      </w:pPr>
+      <w:rPr>
+        <w:rFonts w:ascii="Wingdings" w:hAnsi="Wingdings" w:hint="default"/>
+      </w:rPr>
+    </w:lvl>
+    <w:lvl w:ilvl="3" w:tplc="04190001" w:tentative="1">
+      <w:start w:val="1"/>
+      <w:numFmt w:val="bullet"/>
+      <w:lvlText w:val=""/>
+      <w:lvlJc w:val="left"/>
+      <w:pPr>
+        <w:ind w:left="3306" w:hanging="360"/>
+      </w:pPr>
+      <w:rPr>
+        <w:rFonts w:ascii="Symbol" w:hAnsi="Symbol" w:hint="default"/>
+      </w:rPr>
+    </w:lvl>
+    <w:lvl w:ilvl="4" w:tplc="04190003" w:tentative="1">
+      <w:start w:val="1"/>
+      <w:numFmt w:val="bullet"/>
+      <w:lvlText w:val="o"/>
+      <w:lvlJc w:val="left"/>
+      <w:pPr>
+        <w:ind w:left="4026" w:hanging="360"/>
+      </w:pPr>
+      <w:rPr>
+        <w:rFonts w:ascii="Courier New" w:hAnsi="Courier New" w:cs="Courier New" w:hint="default"/>
+      </w:rPr>
+    </w:lvl>
+    <w:lvl w:ilvl="5" w:tplc="04190005" w:tentative="1">
+      <w:start w:val="1"/>
+      <w:numFmt w:val="bullet"/>
+      <w:lvlText w:val=""/>
+      <w:lvlJc w:val="left"/>
+      <w:pPr>
+        <w:ind w:left="4746" w:hanging="360"/>
+      </w:pPr>
+      <w:rPr>
+        <w:rFonts w:ascii="Wingdings" w:hAnsi="Wingdings" w:hint="default"/>
+      </w:rPr>
+    </w:lvl>
+    <w:lvl w:ilvl="6" w:tplc="04190001" w:tentative="1">
+      <w:start w:val="1"/>
+      <w:numFmt w:val="bullet"/>
+      <w:lvlText w:val=""/>
+      <w:lvlJc w:val="left"/>
+      <w:pPr>
+        <w:ind w:left="5466" w:hanging="360"/>
+      </w:pPr>
+      <w:rPr>
+        <w:rFonts w:ascii="Symbol" w:hAnsi="Symbol" w:hint="default"/>
+      </w:rPr>
+    </w:lvl>
+    <w:lvl w:ilvl="7" w:tplc="04190003" w:tentative="1">
+      <w:start w:val="1"/>
+      <w:numFmt w:val="bullet"/>
+      <w:lvlText w:val="o"/>
+      <w:lvlJc w:val="left"/>
+      <w:pPr>
+        <w:ind w:left="6186" w:hanging="360"/>
+      </w:pPr>
+      <w:rPr>
+        <w:rFonts w:ascii="Courier New" w:hAnsi="Courier New" w:cs="Courier New" w:hint="default"/>
+      </w:rPr>
+    </w:lvl>
+    <w:lvl w:ilvl="8" w:tplc="04190005" w:tentative="1">
+      <w:start w:val="1"/>
+      <w:numFmt w:val="bullet"/>
+      <w:lvlText w:val=""/>
+      <w:lvlJc w:val="left"/>
+      <w:pPr>
+        <w:ind w:left="6906" w:hanging="360"/>
+      </w:pPr>
+      <w:rPr>
+        <w:rFonts w:ascii="Wingdings" w:hAnsi="Wingdings" w:hint="default"/>
+      </w:rPr>
+    </w:lvl>
+  </w:abstractNum>
+  <w:abstractNum w:abstractNumId="8" w15:restartNumberingAfterBreak="0">
     <w:nsid w:val="3C5D04A6"/>
     <w:multiLevelType w:val="hybridMultilevel"/>
     <w:tmpl w:val="A6C2EEC4"/>
@@ -29060,7 +33562,7 @@
       </w:pPr>
     </w:lvl>
   </w:abstractNum>
-  <w:abstractNum w:abstractNumId="8" w15:restartNumberingAfterBreak="0">
+  <w:abstractNum w:abstractNumId="9" w15:restartNumberingAfterBreak="0">
     <w:nsid w:val="42770617"/>
     <w:multiLevelType w:val="multilevel"/>
     <w:tmpl w:val="77AEEC64"/>
@@ -29178,7 +33680,7 @@
       </w:rPr>
     </w:lvl>
   </w:abstractNum>
-  <w:abstractNum w:abstractNumId="9" w15:restartNumberingAfterBreak="0">
+  <w:abstractNum w:abstractNumId="10" w15:restartNumberingAfterBreak="0">
     <w:nsid w:val="4A376BD7"/>
     <w:multiLevelType w:val="hybridMultilevel"/>
     <w:tmpl w:val="9A1E0A30"/>
@@ -29264,7 +33766,7 @@
       </w:pPr>
     </w:lvl>
   </w:abstractNum>
-  <w:abstractNum w:abstractNumId="10" w15:restartNumberingAfterBreak="0">
+  <w:abstractNum w:abstractNumId="11" w15:restartNumberingAfterBreak="0">
     <w:nsid w:val="520A004A"/>
     <w:multiLevelType w:val="hybridMultilevel"/>
     <w:tmpl w:val="75E43FCA"/>
@@ -29377,7 +33879,7 @@
       </w:rPr>
     </w:lvl>
   </w:abstractNum>
-  <w:abstractNum w:abstractNumId="11" w15:restartNumberingAfterBreak="0">
+  <w:abstractNum w:abstractNumId="12" w15:restartNumberingAfterBreak="0">
     <w:nsid w:val="57B619A1"/>
     <w:multiLevelType w:val="hybridMultilevel"/>
     <w:tmpl w:val="DCF060FC"/>
@@ -29490,7 +33992,7 @@
       </w:rPr>
     </w:lvl>
   </w:abstractNum>
-  <w:abstractNum w:abstractNumId="12" w15:restartNumberingAfterBreak="0">
+  <w:abstractNum w:abstractNumId="13" w15:restartNumberingAfterBreak="0">
     <w:nsid w:val="64501A24"/>
     <w:multiLevelType w:val="multilevel"/>
     <w:tmpl w:val="190C2C5E"/>
@@ -29612,7 +34114,96 @@
       </w:rPr>
     </w:lvl>
   </w:abstractNum>
-  <w:abstractNum w:abstractNumId="13" w15:restartNumberingAfterBreak="0">
+  <w:abstractNum w:abstractNumId="14" w15:restartNumberingAfterBreak="0">
+    <w:nsid w:val="649A3984"/>
+    <w:multiLevelType w:val="hybridMultilevel"/>
+    <w:tmpl w:val="1706B71C"/>
+    <w:lvl w:ilvl="0" w:tplc="B784C6B8">
+      <w:start w:val="1"/>
+      <w:numFmt w:val="decimal"/>
+      <w:lvlText w:val="%1."/>
+      <w:lvlJc w:val="left"/>
+      <w:pPr>
+        <w:ind w:left="785" w:hanging="360"/>
+      </w:pPr>
+      <w:rPr>
+        <w:rFonts w:hint="default"/>
+      </w:rPr>
+    </w:lvl>
+    <w:lvl w:ilvl="1" w:tplc="04190019" w:tentative="1">
+      <w:start w:val="1"/>
+      <w:numFmt w:val="lowerLetter"/>
+      <w:lvlText w:val="%2."/>
+      <w:lvlJc w:val="left"/>
+      <w:pPr>
+        <w:ind w:left="1505" w:hanging="360"/>
+      </w:pPr>
+    </w:lvl>
+    <w:lvl w:ilvl="2" w:tplc="0419001B" w:tentative="1">
+      <w:start w:val="1"/>
+      <w:numFmt w:val="lowerRoman"/>
+      <w:lvlText w:val="%3."/>
+      <w:lvlJc w:val="right"/>
+      <w:pPr>
+        <w:ind w:left="2225" w:hanging="180"/>
+      </w:pPr>
+    </w:lvl>
+    <w:lvl w:ilvl="3" w:tplc="0419000F" w:tentative="1">
+      <w:start w:val="1"/>
+      <w:numFmt w:val="decimal"/>
+      <w:lvlText w:val="%4."/>
+      <w:lvlJc w:val="left"/>
+      <w:pPr>
+        <w:ind w:left="2945" w:hanging="360"/>
+      </w:pPr>
+    </w:lvl>
+    <w:lvl w:ilvl="4" w:tplc="04190019" w:tentative="1">
+      <w:start w:val="1"/>
+      <w:numFmt w:val="lowerLetter"/>
+      <w:lvlText w:val="%5."/>
+      <w:lvlJc w:val="left"/>
+      <w:pPr>
+        <w:ind w:left="3665" w:hanging="360"/>
+      </w:pPr>
+    </w:lvl>
+    <w:lvl w:ilvl="5" w:tplc="0419001B" w:tentative="1">
+      <w:start w:val="1"/>
+      <w:numFmt w:val="lowerRoman"/>
+      <w:lvlText w:val="%6."/>
+      <w:lvlJc w:val="right"/>
+      <w:pPr>
+        <w:ind w:left="4385" w:hanging="180"/>
+      </w:pPr>
+    </w:lvl>
+    <w:lvl w:ilvl="6" w:tplc="0419000F" w:tentative="1">
+      <w:start w:val="1"/>
+      <w:numFmt w:val="decimal"/>
+      <w:lvlText w:val="%7."/>
+      <w:lvlJc w:val="left"/>
+      <w:pPr>
+        <w:ind w:left="5105" w:hanging="360"/>
+      </w:pPr>
+    </w:lvl>
+    <w:lvl w:ilvl="7" w:tplc="04190019" w:tentative="1">
+      <w:start w:val="1"/>
+      <w:numFmt w:val="lowerLetter"/>
+      <w:lvlText w:val="%8."/>
+      <w:lvlJc w:val="left"/>
+      <w:pPr>
+        <w:ind w:left="5825" w:hanging="360"/>
+      </w:pPr>
+    </w:lvl>
+    <w:lvl w:ilvl="8" w:tplc="0419001B" w:tentative="1">
+      <w:start w:val="1"/>
+      <w:numFmt w:val="lowerRoman"/>
+      <w:lvlText w:val="%9."/>
+      <w:lvlJc w:val="right"/>
+      <w:pPr>
+        <w:ind w:left="6545" w:hanging="180"/>
+      </w:pPr>
+    </w:lvl>
+  </w:abstractNum>
+  <w:abstractNum w:abstractNumId="15" w15:restartNumberingAfterBreak="0">
     <w:nsid w:val="6A0C13A9"/>
     <w:multiLevelType w:val="multilevel"/>
     <w:tmpl w:val="F630165E"/>
@@ -29725,7 +34316,7 @@
       </w:rPr>
     </w:lvl>
   </w:abstractNum>
-  <w:abstractNum w:abstractNumId="14" w15:restartNumberingAfterBreak="0">
+  <w:abstractNum w:abstractNumId="16" w15:restartNumberingAfterBreak="0">
     <w:nsid w:val="6A1C08D5"/>
     <w:multiLevelType w:val="hybridMultilevel"/>
     <w:tmpl w:val="ED3A571A"/>
@@ -29814,7 +34405,7 @@
       </w:pPr>
     </w:lvl>
   </w:abstractNum>
-  <w:abstractNum w:abstractNumId="15" w15:restartNumberingAfterBreak="0">
+  <w:abstractNum w:abstractNumId="17" w15:restartNumberingAfterBreak="0">
     <w:nsid w:val="6B026DA5"/>
     <w:multiLevelType w:val="hybridMultilevel"/>
     <w:tmpl w:val="3F8EB4A6"/>
@@ -29927,7 +34518,7 @@
       </w:rPr>
     </w:lvl>
   </w:abstractNum>
-  <w:abstractNum w:abstractNumId="16" w15:restartNumberingAfterBreak="0">
+  <w:abstractNum w:abstractNumId="18" w15:restartNumberingAfterBreak="0">
     <w:nsid w:val="7BCA51EA"/>
     <w:multiLevelType w:val="hybridMultilevel"/>
     <w:tmpl w:val="A6C2EEC4"/>
@@ -30014,25 +34605,25 @@
     </w:lvl>
   </w:abstractNum>
   <w:num w:numId="1" w16cid:durableId="1333678236">
-    <w:abstractNumId w:val="9"/>
+    <w:abstractNumId w:val="10"/>
   </w:num>
   <w:num w:numId="2" w16cid:durableId="651447619">
-    <w:abstractNumId w:val="14"/>
+    <w:abstractNumId w:val="16"/>
   </w:num>
   <w:num w:numId="3" w16cid:durableId="1940678541">
-    <w:abstractNumId w:val="15"/>
+    <w:abstractNumId w:val="17"/>
   </w:num>
   <w:num w:numId="4" w16cid:durableId="579143393">
     <w:abstractNumId w:val="5"/>
   </w:num>
   <w:num w:numId="5" w16cid:durableId="99568923">
-    <w:abstractNumId w:val="10"/>
+    <w:abstractNumId w:val="11"/>
   </w:num>
   <w:num w:numId="6" w16cid:durableId="225990804">
-    <w:abstractNumId w:val="16"/>
+    <w:abstractNumId w:val="18"/>
   </w:num>
   <w:num w:numId="7" w16cid:durableId="672877349">
-    <w:abstractNumId w:val="8"/>
+    <w:abstractNumId w:val="9"/>
     <w:lvlOverride w:ilvl="0">
       <w:startOverride w:val="1"/>
     </w:lvlOverride>
@@ -30062,25 +34653,25 @@
     </w:lvlOverride>
   </w:num>
   <w:num w:numId="8" w16cid:durableId="56174994">
-    <w:abstractNumId w:val="7"/>
+    <w:abstractNumId w:val="8"/>
   </w:num>
   <w:num w:numId="9" w16cid:durableId="900092487">
     <w:abstractNumId w:val="3"/>
   </w:num>
   <w:num w:numId="10" w16cid:durableId="58020678">
-    <w:abstractNumId w:val="11"/>
+    <w:abstractNumId w:val="12"/>
   </w:num>
   <w:num w:numId="11" w16cid:durableId="782262865">
-    <w:abstractNumId w:val="12"/>
+    <w:abstractNumId w:val="13"/>
   </w:num>
   <w:num w:numId="12" w16cid:durableId="255091531">
-    <w:abstractNumId w:val="6"/>
+    <w:abstractNumId w:val="7"/>
   </w:num>
   <w:num w:numId="13" w16cid:durableId="2021009785">
     <w:abstractNumId w:val="1"/>
   </w:num>
   <w:num w:numId="14" w16cid:durableId="592397506">
-    <w:abstractNumId w:val="13"/>
+    <w:abstractNumId w:val="15"/>
   </w:num>
   <w:num w:numId="15" w16cid:durableId="1345549863">
     <w:abstractNumId w:val="4"/>
@@ -30117,6 +34708,15 @@
     <w:lvlOverride w:ilvl="8">
       <w:startOverride w:val="1"/>
     </w:lvlOverride>
+  </w:num>
+  <w:num w:numId="18" w16cid:durableId="96678615">
+    <w:abstractNumId w:val="6"/>
+  </w:num>
+  <w:num w:numId="19" w16cid:durableId="1521775682">
+    <w:abstractNumId w:val="9"/>
+  </w:num>
+  <w:num w:numId="20" w16cid:durableId="669065636">
+    <w:abstractNumId w:val="14"/>
   </w:num>
 </w:numbering>
 </file>
@@ -31484,6 +36084,18 @@
       </w:tblBorders>
     </w:tblPr>
   </w:style>
+  <w:style w:type="character" w:styleId="afb">
+    <w:name w:val="FollowedHyperlink"/>
+    <w:basedOn w:val="a0"/>
+    <w:uiPriority w:val="99"/>
+    <w:semiHidden/>
+    <w:unhideWhenUsed/>
+    <w:rsid w:val="00F26B38"/>
+    <w:rPr>
+      <w:color w:val="954F72" w:themeColor="followedHyperlink"/>
+      <w:u w:val="single"/>
+    </w:rPr>
+  </w:style>
 </w:styles>
 </file>
 

--- a/Курс 3/Архитектура ЭВМ/Курисовая/Кринкин_РПЗ.docx
+++ b/Курс 3/Архитектура ЭВМ/Курисовая/Кринкин_РПЗ.docx
@@ -1640,12 +1640,12 @@
     </w:p>
     <w:p>
       <w:pPr>
-        <w:pStyle w:val="1"/>
-        <w:rPr>
-          <w:lang w:val="ru-RU"/>
-        </w:rPr>
-      </w:pPr>
-      <w:bookmarkStart w:id="0" w:name="_Toc225692790"/>
+        <w:spacing w:line="720" w:lineRule="auto"/>
+        <w:jc w:val="center"/>
+        <w:rPr>
+          <w:lang w:val="ru-RU"/>
+        </w:rPr>
+      </w:pPr>
       <w:r>
         <w:rPr>
           <w:lang w:val="ru-RU"/>
@@ -1653,7 +1653,6 @@
         <w:lastRenderedPageBreak/>
         <w:t>Аннотация</w:t>
       </w:r>
-      <w:bookmarkEnd w:id="0"/>
     </w:p>
     <w:p>
       <w:r>
@@ -1802,7 +1801,7 @@
               <w:color w:val="auto"/>
               <w:sz w:val="24"/>
               <w:szCs w:val="24"/>
-              <w:lang w:val="en-US"/>
+              <w:lang w:val="ru-US" w:eastAsia="ru-RU"/>
             </w:rPr>
           </w:pPr>
           <w:r>
@@ -1825,13 +1824,13 @@
             </w:rPr>
             <w:fldChar w:fldCharType="separate"/>
           </w:r>
-          <w:hyperlink w:anchor="_Toc225692790" w:history="1">
+          <w:hyperlink w:anchor="_Toc226019981" w:history="1">
             <w:r>
               <w:rPr>
                 <w:rStyle w:val="af2"/>
                 <w:color w:val="auto"/>
               </w:rPr>
-              <w:t>Аннотация</w:t>
+              <w:t>Введение</w:t>
             </w:r>
             <w:r>
               <w:rPr>
@@ -1852,7 +1851,7 @@
                 <w:webHidden/>
                 <w:color w:val="auto"/>
               </w:rPr>
-              <w:instrText xml:space="preserve"> PAGEREF _Toc225692790 \h </w:instrText>
+              <w:instrText xml:space="preserve"> PAGEREF _Toc226019981 \h </w:instrText>
             </w:r>
             <w:r>
               <w:rPr>
@@ -1872,7 +1871,7 @@
                 <w:webHidden/>
                 <w:color w:val="auto"/>
               </w:rPr>
-              <w:t>2</w:t>
+              <w:t>4</w:t>
             </w:r>
             <w:r>
               <w:rPr>
@@ -1891,30 +1890,154 @@
               <w:color w:val="auto"/>
               <w:sz w:val="24"/>
               <w:szCs w:val="24"/>
-              <w:lang w:val="en-US"/>
+              <w:lang w:val="ru-US" w:eastAsia="ru-RU"/>
             </w:rPr>
           </w:pPr>
-          <w:hyperlink w:anchor="_Toc225692791" w:history="1">
+          <w:hyperlink w:anchor="_Toc226019982" w:history="1">
             <w:r>
               <w:rPr>
                 <w:rStyle w:val="af2"/>
                 <w:color w:val="auto"/>
               </w:rPr>
-              <w:t>Введ</w:t>
-            </w:r>
+              <w:t>1. Теоретическая часть</w:t>
+            </w:r>
+            <w:r>
+              <w:rPr>
+                <w:webHidden/>
+                <w:color w:val="auto"/>
+              </w:rPr>
+              <w:tab/>
+            </w:r>
+            <w:r>
+              <w:rPr>
+                <w:webHidden/>
+                <w:color w:val="auto"/>
+              </w:rPr>
+              <w:fldChar w:fldCharType="begin"/>
+            </w:r>
+            <w:r>
+              <w:rPr>
+                <w:webHidden/>
+                <w:color w:val="auto"/>
+              </w:rPr>
+              <w:instrText xml:space="preserve"> PAGEREF _Toc226019982 \h </w:instrText>
+            </w:r>
+            <w:r>
+              <w:rPr>
+                <w:webHidden/>
+                <w:color w:val="auto"/>
+              </w:rPr>
+            </w:r>
+            <w:r>
+              <w:rPr>
+                <w:webHidden/>
+                <w:color w:val="auto"/>
+              </w:rPr>
+              <w:fldChar w:fldCharType="separate"/>
+            </w:r>
+            <w:r>
+              <w:rPr>
+                <w:webHidden/>
+                <w:color w:val="auto"/>
+              </w:rPr>
+              <w:t>5</w:t>
+            </w:r>
+            <w:r>
+              <w:rPr>
+                <w:webHidden/>
+                <w:color w:val="auto"/>
+              </w:rPr>
+              <w:fldChar w:fldCharType="end"/>
+            </w:r>
+          </w:hyperlink>
+        </w:p>
+        <w:p>
+          <w:pPr>
+            <w:pStyle w:val="23"/>
+            <w:rPr>
+              <w:rFonts w:asciiTheme="minorHAnsi" w:eastAsiaTheme="minorEastAsia" w:hAnsiTheme="minorHAnsi" w:cstheme="minorBidi"/>
+              <w:color w:val="auto"/>
+              <w:sz w:val="24"/>
+              <w:szCs w:val="24"/>
+              <w:lang w:val="ru-US" w:eastAsia="ru-RU"/>
+            </w:rPr>
+          </w:pPr>
+          <w:hyperlink w:anchor="_Toc226019983" w:history="1">
             <w:r>
               <w:rPr>
                 <w:rStyle w:val="af2"/>
                 <w:color w:val="auto"/>
               </w:rPr>
-              <w:t>е</w:t>
-            </w:r>
+              <w:t>1.1. Анализ предметной области</w:t>
+            </w:r>
+            <w:r>
+              <w:rPr>
+                <w:webHidden/>
+                <w:color w:val="auto"/>
+              </w:rPr>
+              <w:tab/>
+            </w:r>
+            <w:r>
+              <w:rPr>
+                <w:webHidden/>
+                <w:color w:val="auto"/>
+              </w:rPr>
+              <w:fldChar w:fldCharType="begin"/>
+            </w:r>
+            <w:r>
+              <w:rPr>
+                <w:webHidden/>
+                <w:color w:val="auto"/>
+              </w:rPr>
+              <w:instrText xml:space="preserve"> PAGEREF _Toc226019983 \h </w:instrText>
+            </w:r>
+            <w:r>
+              <w:rPr>
+                <w:webHidden/>
+                <w:color w:val="auto"/>
+              </w:rPr>
+            </w:r>
+            <w:r>
+              <w:rPr>
+                <w:webHidden/>
+                <w:color w:val="auto"/>
+              </w:rPr>
+              <w:fldChar w:fldCharType="separate"/>
+            </w:r>
+            <w:r>
+              <w:rPr>
+                <w:webHidden/>
+                <w:color w:val="auto"/>
+              </w:rPr>
+              <w:t>5</w:t>
+            </w:r>
+            <w:r>
+              <w:rPr>
+                <w:webHidden/>
+                <w:color w:val="auto"/>
+              </w:rPr>
+              <w:fldChar w:fldCharType="end"/>
+            </w:r>
+          </w:hyperlink>
+        </w:p>
+        <w:p>
+          <w:pPr>
+            <w:pStyle w:val="23"/>
+            <w:rPr>
+              <w:rFonts w:asciiTheme="minorHAnsi" w:eastAsiaTheme="minorEastAsia" w:hAnsiTheme="minorHAnsi" w:cstheme="minorBidi"/>
+              <w:color w:val="auto"/>
+              <w:sz w:val="24"/>
+              <w:szCs w:val="24"/>
+              <w:lang w:val="ru-US" w:eastAsia="ru-RU"/>
+            </w:rPr>
+          </w:pPr>
+          <w:hyperlink w:anchor="_Toc226019984" w:history="1">
             <w:r>
               <w:rPr>
                 <w:rStyle w:val="af2"/>
                 <w:color w:val="auto"/>
               </w:rPr>
-              <w:t>ние</w:t>
+              <w:t>1.2. Принцип работы устройства</w:t>
             </w:r>
             <w:r>
               <w:rPr>
@@ -1935,7 +2058,7 @@
                 <w:webHidden/>
                 <w:color w:val="auto"/>
               </w:rPr>
-              <w:instrText xml:space="preserve"> PAGEREF _Toc225692791 \h </w:instrText>
+              <w:instrText xml:space="preserve"> PAGEREF _Toc226019984 \h </w:instrText>
             </w:r>
             <w:r>
               <w:rPr>
@@ -1955,7 +2078,7 @@
                 <w:webHidden/>
                 <w:color w:val="auto"/>
               </w:rPr>
-              <w:t>4</w:t>
+              <w:t>7</w:t>
             </w:r>
             <w:r>
               <w:rPr>
@@ -1974,16 +2097,16 @@
               <w:color w:val="auto"/>
               <w:sz w:val="24"/>
               <w:szCs w:val="24"/>
-              <w:lang w:val="en-US"/>
+              <w:lang w:val="ru-US" w:eastAsia="ru-RU"/>
             </w:rPr>
           </w:pPr>
-          <w:hyperlink w:anchor="_Toc225692792" w:history="1">
+          <w:hyperlink w:anchor="_Toc226019985" w:history="1">
             <w:r>
               <w:rPr>
                 <w:rStyle w:val="af2"/>
                 <w:color w:val="auto"/>
               </w:rPr>
-              <w:t>1. Теоретическая часть</w:t>
+              <w:t>2. Практическая часть</w:t>
             </w:r>
             <w:r>
               <w:rPr>
@@ -2004,7 +2127,7 @@
                 <w:webHidden/>
                 <w:color w:val="auto"/>
               </w:rPr>
-              <w:instrText xml:space="preserve"> PAGEREF _Toc225692792 \h </w:instrText>
+              <w:instrText xml:space="preserve"> PAGEREF _Toc226019985 \h </w:instrText>
             </w:r>
             <w:r>
               <w:rPr>
@@ -2024,7 +2147,7 @@
                 <w:webHidden/>
                 <w:color w:val="auto"/>
               </w:rPr>
-              <w:t>5</w:t>
+              <w:t>9</w:t>
             </w:r>
             <w:r>
               <w:rPr>
@@ -2043,16 +2166,16 @@
               <w:color w:val="auto"/>
               <w:sz w:val="24"/>
               <w:szCs w:val="24"/>
-              <w:lang w:val="en-US"/>
+              <w:lang w:val="ru-US" w:eastAsia="ru-RU"/>
             </w:rPr>
           </w:pPr>
-          <w:hyperlink w:anchor="_Toc225692793" w:history="1">
+          <w:hyperlink w:anchor="_Toc226019986" w:history="1">
             <w:r>
               <w:rPr>
                 <w:rStyle w:val="af2"/>
                 <w:color w:val="auto"/>
               </w:rPr>
-              <w:t>1.1. Анализ предметной области</w:t>
+              <w:t>2.1. Выбор микросхемы изделия</w:t>
             </w:r>
             <w:r>
               <w:rPr>
@@ -2073,7 +2196,7 @@
                 <w:webHidden/>
                 <w:color w:val="auto"/>
               </w:rPr>
-              <w:instrText xml:space="preserve"> PAGEREF _Toc225692793 \h </w:instrText>
+              <w:instrText xml:space="preserve"> PAGEREF _Toc226019986 \h </w:instrText>
             </w:r>
             <w:r>
               <w:rPr>
@@ -2093,7 +2216,7 @@
                 <w:webHidden/>
                 <w:color w:val="auto"/>
               </w:rPr>
-              <w:t>5</w:t>
+              <w:t>9</w:t>
             </w:r>
             <w:r>
               <w:rPr>
@@ -2112,16 +2235,16 @@
               <w:color w:val="auto"/>
               <w:sz w:val="24"/>
               <w:szCs w:val="24"/>
-              <w:lang w:val="en-US"/>
+              <w:lang w:val="ru-US" w:eastAsia="ru-RU"/>
             </w:rPr>
           </w:pPr>
-          <w:hyperlink w:anchor="_Toc225692794" w:history="1">
+          <w:hyperlink w:anchor="_Toc226019987" w:history="1">
             <w:r>
               <w:rPr>
                 <w:rStyle w:val="af2"/>
                 <w:color w:val="auto"/>
               </w:rPr>
-              <w:t>1.2. Принцип работы устройства</w:t>
+              <w:t>2.2. Описание составных частей электронного изделия</w:t>
             </w:r>
             <w:r>
               <w:rPr>
@@ -2142,7 +2265,7 @@
                 <w:webHidden/>
                 <w:color w:val="auto"/>
               </w:rPr>
-              <w:instrText xml:space="preserve"> PAGEREF _Toc225692794 \h </w:instrText>
+              <w:instrText xml:space="preserve"> PAGEREF _Toc226019987 \h </w:instrText>
             </w:r>
             <w:r>
               <w:rPr>
@@ -2162,7 +2285,283 @@
                 <w:webHidden/>
                 <w:color w:val="auto"/>
               </w:rPr>
-              <w:t>7</w:t>
+              <w:t>9</w:t>
+            </w:r>
+            <w:r>
+              <w:rPr>
+                <w:webHidden/>
+                <w:color w:val="auto"/>
+              </w:rPr>
+              <w:fldChar w:fldCharType="end"/>
+            </w:r>
+          </w:hyperlink>
+        </w:p>
+        <w:p>
+          <w:pPr>
+            <w:pStyle w:val="23"/>
+            <w:rPr>
+              <w:rFonts w:asciiTheme="minorHAnsi" w:eastAsiaTheme="minorEastAsia" w:hAnsiTheme="minorHAnsi" w:cstheme="minorBidi"/>
+              <w:color w:val="auto"/>
+              <w:sz w:val="24"/>
+              <w:szCs w:val="24"/>
+              <w:lang w:val="ru-US" w:eastAsia="ru-RU"/>
+            </w:rPr>
+          </w:pPr>
+          <w:hyperlink w:anchor="_Toc226019988" w:history="1">
+            <w:r>
+              <w:rPr>
+                <w:rStyle w:val="af2"/>
+                <w:color w:val="auto"/>
+              </w:rPr>
+              <w:t>2.3. Разработка структурной схемы изделия</w:t>
+            </w:r>
+            <w:r>
+              <w:rPr>
+                <w:webHidden/>
+                <w:color w:val="auto"/>
+              </w:rPr>
+              <w:tab/>
+            </w:r>
+            <w:r>
+              <w:rPr>
+                <w:webHidden/>
+                <w:color w:val="auto"/>
+              </w:rPr>
+              <w:fldChar w:fldCharType="begin"/>
+            </w:r>
+            <w:r>
+              <w:rPr>
+                <w:webHidden/>
+                <w:color w:val="auto"/>
+              </w:rPr>
+              <w:instrText xml:space="preserve"> PAGEREF _Toc226019988 \h </w:instrText>
+            </w:r>
+            <w:r>
+              <w:rPr>
+                <w:webHidden/>
+                <w:color w:val="auto"/>
+              </w:rPr>
+            </w:r>
+            <w:r>
+              <w:rPr>
+                <w:webHidden/>
+                <w:color w:val="auto"/>
+              </w:rPr>
+              <w:fldChar w:fldCharType="separate"/>
+            </w:r>
+            <w:r>
+              <w:rPr>
+                <w:webHidden/>
+                <w:color w:val="auto"/>
+              </w:rPr>
+              <w:t>13</w:t>
+            </w:r>
+            <w:r>
+              <w:rPr>
+                <w:webHidden/>
+                <w:color w:val="auto"/>
+              </w:rPr>
+              <w:fldChar w:fldCharType="end"/>
+            </w:r>
+          </w:hyperlink>
+        </w:p>
+        <w:p>
+          <w:pPr>
+            <w:pStyle w:val="23"/>
+            <w:rPr>
+              <w:rFonts w:asciiTheme="minorHAnsi" w:eastAsiaTheme="minorEastAsia" w:hAnsiTheme="minorHAnsi" w:cstheme="minorBidi"/>
+              <w:color w:val="auto"/>
+              <w:sz w:val="24"/>
+              <w:szCs w:val="24"/>
+              <w:lang w:val="ru-US" w:eastAsia="ru-RU"/>
+            </w:rPr>
+          </w:pPr>
+          <w:hyperlink w:anchor="_Toc226019989" w:history="1">
+            <w:r>
+              <w:rPr>
+                <w:rStyle w:val="af2"/>
+                <w:color w:val="auto"/>
+              </w:rPr>
+              <w:t>2.4. Разработка принципиальной схемы изделия</w:t>
+            </w:r>
+            <w:r>
+              <w:rPr>
+                <w:webHidden/>
+                <w:color w:val="auto"/>
+              </w:rPr>
+              <w:tab/>
+            </w:r>
+            <w:r>
+              <w:rPr>
+                <w:webHidden/>
+                <w:color w:val="auto"/>
+              </w:rPr>
+              <w:fldChar w:fldCharType="begin"/>
+            </w:r>
+            <w:r>
+              <w:rPr>
+                <w:webHidden/>
+                <w:color w:val="auto"/>
+              </w:rPr>
+              <w:instrText xml:space="preserve"> PAGEREF _Toc226019989 \h </w:instrText>
+            </w:r>
+            <w:r>
+              <w:rPr>
+                <w:webHidden/>
+                <w:color w:val="auto"/>
+              </w:rPr>
+            </w:r>
+            <w:r>
+              <w:rPr>
+                <w:webHidden/>
+                <w:color w:val="auto"/>
+              </w:rPr>
+              <w:fldChar w:fldCharType="separate"/>
+            </w:r>
+            <w:r>
+              <w:rPr>
+                <w:webHidden/>
+                <w:color w:val="auto"/>
+              </w:rPr>
+              <w:t>14</w:t>
+            </w:r>
+            <w:r>
+              <w:rPr>
+                <w:webHidden/>
+                <w:color w:val="auto"/>
+              </w:rPr>
+              <w:fldChar w:fldCharType="end"/>
+            </w:r>
+          </w:hyperlink>
+        </w:p>
+        <w:p>
+          <w:pPr>
+            <w:pStyle w:val="23"/>
+            <w:rPr>
+              <w:rFonts w:asciiTheme="minorHAnsi" w:eastAsiaTheme="minorEastAsia" w:hAnsiTheme="minorHAnsi" w:cstheme="minorBidi"/>
+              <w:color w:val="auto"/>
+              <w:sz w:val="24"/>
+              <w:szCs w:val="24"/>
+              <w:lang w:val="ru-US" w:eastAsia="ru-RU"/>
+            </w:rPr>
+          </w:pPr>
+          <w:hyperlink w:anchor="_Toc226019990" w:history="1">
+            <w:r>
+              <w:rPr>
+                <w:rStyle w:val="af2"/>
+                <w:color w:val="auto"/>
+              </w:rPr>
+              <w:t>2.5. Кодирование</w:t>
+            </w:r>
+            <w:r>
+              <w:rPr>
+                <w:webHidden/>
+                <w:color w:val="auto"/>
+              </w:rPr>
+              <w:tab/>
+            </w:r>
+            <w:r>
+              <w:rPr>
+                <w:webHidden/>
+                <w:color w:val="auto"/>
+              </w:rPr>
+              <w:fldChar w:fldCharType="begin"/>
+            </w:r>
+            <w:r>
+              <w:rPr>
+                <w:webHidden/>
+                <w:color w:val="auto"/>
+              </w:rPr>
+              <w:instrText xml:space="preserve"> PAGEREF _Toc226019990 \h </w:instrText>
+            </w:r>
+            <w:r>
+              <w:rPr>
+                <w:webHidden/>
+                <w:color w:val="auto"/>
+              </w:rPr>
+            </w:r>
+            <w:r>
+              <w:rPr>
+                <w:webHidden/>
+                <w:color w:val="auto"/>
+              </w:rPr>
+              <w:fldChar w:fldCharType="separate"/>
+            </w:r>
+            <w:r>
+              <w:rPr>
+                <w:webHidden/>
+                <w:color w:val="auto"/>
+              </w:rPr>
+              <w:t>16</w:t>
+            </w:r>
+            <w:r>
+              <w:rPr>
+                <w:webHidden/>
+                <w:color w:val="auto"/>
+              </w:rPr>
+              <w:fldChar w:fldCharType="end"/>
+            </w:r>
+          </w:hyperlink>
+        </w:p>
+        <w:p>
+          <w:pPr>
+            <w:pStyle w:val="23"/>
+            <w:rPr>
+              <w:rFonts w:asciiTheme="minorHAnsi" w:eastAsiaTheme="minorEastAsia" w:hAnsiTheme="minorHAnsi" w:cstheme="minorBidi"/>
+              <w:color w:val="auto"/>
+              <w:sz w:val="24"/>
+              <w:szCs w:val="24"/>
+              <w:lang w:val="ru-US" w:eastAsia="ru-RU"/>
+            </w:rPr>
+          </w:pPr>
+          <w:hyperlink w:anchor="_Toc226019991" w:history="1">
+            <w:r>
+              <w:rPr>
+                <w:rStyle w:val="af2"/>
+                <w:color w:val="auto"/>
+              </w:rPr>
+              <w:t>2.6. Тестирование работы изделия</w:t>
+            </w:r>
+            <w:r>
+              <w:rPr>
+                <w:webHidden/>
+                <w:color w:val="auto"/>
+              </w:rPr>
+              <w:tab/>
+            </w:r>
+            <w:r>
+              <w:rPr>
+                <w:webHidden/>
+                <w:color w:val="auto"/>
+              </w:rPr>
+              <w:fldChar w:fldCharType="begin"/>
+            </w:r>
+            <w:r>
+              <w:rPr>
+                <w:webHidden/>
+                <w:color w:val="auto"/>
+              </w:rPr>
+              <w:instrText xml:space="preserve"> PAGEREF _Toc226019991 \h </w:instrText>
+            </w:r>
+            <w:r>
+              <w:rPr>
+                <w:webHidden/>
+                <w:color w:val="auto"/>
+              </w:rPr>
+            </w:r>
+            <w:r>
+              <w:rPr>
+                <w:webHidden/>
+                <w:color w:val="auto"/>
+              </w:rPr>
+              <w:fldChar w:fldCharType="separate"/>
+            </w:r>
+            <w:r>
+              <w:rPr>
+                <w:webHidden/>
+                <w:color w:val="auto"/>
+              </w:rPr>
+              <w:t>19</w:t>
             </w:r>
             <w:r>
               <w:rPr>
@@ -2181,16 +2580,16 @@
               <w:color w:val="auto"/>
               <w:sz w:val="24"/>
               <w:szCs w:val="24"/>
-              <w:lang w:val="en-US"/>
+              <w:lang w:val="ru-US" w:eastAsia="ru-RU"/>
             </w:rPr>
           </w:pPr>
-          <w:hyperlink w:anchor="_Toc225692795" w:history="1">
+          <w:hyperlink w:anchor="_Toc226019992" w:history="1">
             <w:r>
               <w:rPr>
                 <w:rStyle w:val="af2"/>
                 <w:color w:val="auto"/>
               </w:rPr>
-              <w:t>2. Практическая часть</w:t>
+              <w:t>Заключение</w:t>
             </w:r>
             <w:r>
               <w:rPr>
@@ -2211,7 +2610,7 @@
                 <w:webHidden/>
                 <w:color w:val="auto"/>
               </w:rPr>
-              <w:instrText xml:space="preserve"> PAGEREF _Toc225692795 \h </w:instrText>
+              <w:instrText xml:space="preserve"> PAGEREF _Toc226019992 \h </w:instrText>
             </w:r>
             <w:r>
               <w:rPr>
@@ -2231,421 +2630,7 @@
                 <w:webHidden/>
                 <w:color w:val="auto"/>
               </w:rPr>
-              <w:t>9</w:t>
-            </w:r>
-            <w:r>
-              <w:rPr>
-                <w:webHidden/>
-                <w:color w:val="auto"/>
-              </w:rPr>
-              <w:fldChar w:fldCharType="end"/>
-            </w:r>
-          </w:hyperlink>
-        </w:p>
-        <w:p>
-          <w:pPr>
-            <w:pStyle w:val="23"/>
-            <w:rPr>
-              <w:rFonts w:asciiTheme="minorHAnsi" w:eastAsiaTheme="minorEastAsia" w:hAnsiTheme="minorHAnsi" w:cstheme="minorBidi"/>
-              <w:color w:val="auto"/>
-              <w:sz w:val="24"/>
-              <w:szCs w:val="24"/>
-              <w:lang w:val="en-US"/>
-            </w:rPr>
-          </w:pPr>
-          <w:hyperlink w:anchor="_Toc225692796" w:history="1">
-            <w:r>
-              <w:rPr>
-                <w:rStyle w:val="af2"/>
-                <w:color w:val="auto"/>
-              </w:rPr>
-              <w:t>2.1. Выбор микросхемы изделия</w:t>
-            </w:r>
-            <w:r>
-              <w:rPr>
-                <w:webHidden/>
-                <w:color w:val="auto"/>
-              </w:rPr>
-              <w:tab/>
-            </w:r>
-            <w:r>
-              <w:rPr>
-                <w:webHidden/>
-                <w:color w:val="auto"/>
-              </w:rPr>
-              <w:fldChar w:fldCharType="begin"/>
-            </w:r>
-            <w:r>
-              <w:rPr>
-                <w:webHidden/>
-                <w:color w:val="auto"/>
-              </w:rPr>
-              <w:instrText xml:space="preserve"> PAGEREF _Toc225692796 \h </w:instrText>
-            </w:r>
-            <w:r>
-              <w:rPr>
-                <w:webHidden/>
-                <w:color w:val="auto"/>
-              </w:rPr>
-            </w:r>
-            <w:r>
-              <w:rPr>
-                <w:webHidden/>
-                <w:color w:val="auto"/>
-              </w:rPr>
-              <w:fldChar w:fldCharType="separate"/>
-            </w:r>
-            <w:r>
-              <w:rPr>
-                <w:webHidden/>
-                <w:color w:val="auto"/>
-              </w:rPr>
-              <w:t>9</w:t>
-            </w:r>
-            <w:r>
-              <w:rPr>
-                <w:webHidden/>
-                <w:color w:val="auto"/>
-              </w:rPr>
-              <w:fldChar w:fldCharType="end"/>
-            </w:r>
-          </w:hyperlink>
-        </w:p>
-        <w:p>
-          <w:pPr>
-            <w:pStyle w:val="23"/>
-            <w:rPr>
-              <w:rFonts w:asciiTheme="minorHAnsi" w:eastAsiaTheme="minorEastAsia" w:hAnsiTheme="minorHAnsi" w:cstheme="minorBidi"/>
-              <w:color w:val="auto"/>
-              <w:sz w:val="24"/>
-              <w:szCs w:val="24"/>
-              <w:lang w:val="en-US"/>
-            </w:rPr>
-          </w:pPr>
-          <w:hyperlink w:anchor="_Toc225692797" w:history="1">
-            <w:r>
-              <w:rPr>
-                <w:rStyle w:val="af2"/>
-                <w:color w:val="auto"/>
-              </w:rPr>
-              <w:t>2.2. Описание составных частей электронного изделия</w:t>
-            </w:r>
-            <w:r>
-              <w:rPr>
-                <w:webHidden/>
-                <w:color w:val="auto"/>
-              </w:rPr>
-              <w:tab/>
-            </w:r>
-            <w:r>
-              <w:rPr>
-                <w:webHidden/>
-                <w:color w:val="auto"/>
-              </w:rPr>
-              <w:fldChar w:fldCharType="begin"/>
-            </w:r>
-            <w:r>
-              <w:rPr>
-                <w:webHidden/>
-                <w:color w:val="auto"/>
-              </w:rPr>
-              <w:instrText xml:space="preserve"> PAGEREF _Toc225692797 \h </w:instrText>
-            </w:r>
-            <w:r>
-              <w:rPr>
-                <w:webHidden/>
-                <w:color w:val="auto"/>
-              </w:rPr>
-            </w:r>
-            <w:r>
-              <w:rPr>
-                <w:webHidden/>
-                <w:color w:val="auto"/>
-              </w:rPr>
-              <w:fldChar w:fldCharType="separate"/>
-            </w:r>
-            <w:r>
-              <w:rPr>
-                <w:webHidden/>
-                <w:color w:val="auto"/>
-              </w:rPr>
-              <w:t>9</w:t>
-            </w:r>
-            <w:r>
-              <w:rPr>
-                <w:webHidden/>
-                <w:color w:val="auto"/>
-              </w:rPr>
-              <w:fldChar w:fldCharType="end"/>
-            </w:r>
-          </w:hyperlink>
-        </w:p>
-        <w:p>
-          <w:pPr>
-            <w:pStyle w:val="23"/>
-            <w:rPr>
-              <w:rFonts w:asciiTheme="minorHAnsi" w:eastAsiaTheme="minorEastAsia" w:hAnsiTheme="minorHAnsi" w:cstheme="minorBidi"/>
-              <w:color w:val="auto"/>
-              <w:sz w:val="24"/>
-              <w:szCs w:val="24"/>
-              <w:lang w:val="en-US"/>
-            </w:rPr>
-          </w:pPr>
-          <w:hyperlink w:anchor="_Toc225692798" w:history="1">
-            <w:r>
-              <w:rPr>
-                <w:rStyle w:val="af2"/>
-                <w:color w:val="auto"/>
-              </w:rPr>
-              <w:t>2.3. Разработка структурной схемы изделия</w:t>
-            </w:r>
-            <w:r>
-              <w:rPr>
-                <w:webHidden/>
-                <w:color w:val="auto"/>
-              </w:rPr>
-              <w:tab/>
-            </w:r>
-            <w:r>
-              <w:rPr>
-                <w:webHidden/>
-                <w:color w:val="auto"/>
-              </w:rPr>
-              <w:fldChar w:fldCharType="begin"/>
-            </w:r>
-            <w:r>
-              <w:rPr>
-                <w:webHidden/>
-                <w:color w:val="auto"/>
-              </w:rPr>
-              <w:instrText xml:space="preserve"> PAGEREF _Toc225692798 \h </w:instrText>
-            </w:r>
-            <w:r>
-              <w:rPr>
-                <w:webHidden/>
-                <w:color w:val="auto"/>
-              </w:rPr>
-            </w:r>
-            <w:r>
-              <w:rPr>
-                <w:webHidden/>
-                <w:color w:val="auto"/>
-              </w:rPr>
-              <w:fldChar w:fldCharType="separate"/>
-            </w:r>
-            <w:r>
-              <w:rPr>
-                <w:webHidden/>
-                <w:color w:val="auto"/>
-              </w:rPr>
-              <w:t>13</w:t>
-            </w:r>
-            <w:r>
-              <w:rPr>
-                <w:webHidden/>
-                <w:color w:val="auto"/>
-              </w:rPr>
-              <w:fldChar w:fldCharType="end"/>
-            </w:r>
-          </w:hyperlink>
-        </w:p>
-        <w:p>
-          <w:pPr>
-            <w:pStyle w:val="23"/>
-            <w:rPr>
-              <w:rFonts w:asciiTheme="minorHAnsi" w:eastAsiaTheme="minorEastAsia" w:hAnsiTheme="minorHAnsi" w:cstheme="minorBidi"/>
-              <w:color w:val="auto"/>
-              <w:sz w:val="24"/>
-              <w:szCs w:val="24"/>
-              <w:lang w:val="en-US"/>
-            </w:rPr>
-          </w:pPr>
-          <w:hyperlink w:anchor="_Toc225692799" w:history="1">
-            <w:r>
-              <w:rPr>
-                <w:rStyle w:val="af2"/>
-                <w:color w:val="auto"/>
-              </w:rPr>
-              <w:t>2.4. Разработка принципиальной схемы изделия</w:t>
-            </w:r>
-            <w:r>
-              <w:rPr>
-                <w:webHidden/>
-                <w:color w:val="auto"/>
-              </w:rPr>
-              <w:tab/>
-            </w:r>
-            <w:r>
-              <w:rPr>
-                <w:webHidden/>
-                <w:color w:val="auto"/>
-              </w:rPr>
-              <w:fldChar w:fldCharType="begin"/>
-            </w:r>
-            <w:r>
-              <w:rPr>
-                <w:webHidden/>
-                <w:color w:val="auto"/>
-              </w:rPr>
-              <w:instrText xml:space="preserve"> PAGEREF _Toc225692799 \h </w:instrText>
-            </w:r>
-            <w:r>
-              <w:rPr>
-                <w:webHidden/>
-                <w:color w:val="auto"/>
-              </w:rPr>
-            </w:r>
-            <w:r>
-              <w:rPr>
-                <w:webHidden/>
-                <w:color w:val="auto"/>
-              </w:rPr>
-              <w:fldChar w:fldCharType="separate"/>
-            </w:r>
-            <w:r>
-              <w:rPr>
-                <w:webHidden/>
-                <w:color w:val="auto"/>
-              </w:rPr>
-              <w:t>14</w:t>
-            </w:r>
-            <w:r>
-              <w:rPr>
-                <w:webHidden/>
-                <w:color w:val="auto"/>
-              </w:rPr>
-              <w:fldChar w:fldCharType="end"/>
-            </w:r>
-          </w:hyperlink>
-        </w:p>
-        <w:p>
-          <w:pPr>
-            <w:pStyle w:val="23"/>
-            <w:rPr>
-              <w:rFonts w:asciiTheme="minorHAnsi" w:eastAsiaTheme="minorEastAsia" w:hAnsiTheme="minorHAnsi" w:cstheme="minorBidi"/>
-              <w:color w:val="auto"/>
-              <w:sz w:val="24"/>
-              <w:szCs w:val="24"/>
-              <w:lang w:val="en-US"/>
-            </w:rPr>
-          </w:pPr>
-          <w:hyperlink w:anchor="_Toc225692800" w:history="1">
-            <w:r>
-              <w:rPr>
-                <w:rStyle w:val="af2"/>
-                <w:color w:val="auto"/>
-              </w:rPr>
-              <w:t>2.5. Кодирование</w:t>
-            </w:r>
-            <w:r>
-              <w:rPr>
-                <w:webHidden/>
-                <w:color w:val="auto"/>
-              </w:rPr>
-              <w:tab/>
-            </w:r>
-            <w:r>
-              <w:rPr>
-                <w:webHidden/>
-                <w:color w:val="auto"/>
-              </w:rPr>
-              <w:fldChar w:fldCharType="begin"/>
-            </w:r>
-            <w:r>
-              <w:rPr>
-                <w:webHidden/>
-                <w:color w:val="auto"/>
-              </w:rPr>
-              <w:instrText xml:space="preserve"> PAGEREF _Toc225692800 \h </w:instrText>
-            </w:r>
-            <w:r>
-              <w:rPr>
-                <w:webHidden/>
-                <w:color w:val="auto"/>
-              </w:rPr>
-            </w:r>
-            <w:r>
-              <w:rPr>
-                <w:webHidden/>
-                <w:color w:val="auto"/>
-              </w:rPr>
-              <w:fldChar w:fldCharType="separate"/>
-            </w:r>
-            <w:r>
-              <w:rPr>
-                <w:webHidden/>
-                <w:color w:val="auto"/>
-              </w:rPr>
-              <w:t>16</w:t>
-            </w:r>
-            <w:r>
-              <w:rPr>
-                <w:webHidden/>
-                <w:color w:val="auto"/>
-              </w:rPr>
-              <w:fldChar w:fldCharType="end"/>
-            </w:r>
-          </w:hyperlink>
-        </w:p>
-        <w:p>
-          <w:pPr>
-            <w:pStyle w:val="23"/>
-            <w:rPr>
-              <w:rFonts w:asciiTheme="minorHAnsi" w:eastAsiaTheme="minorEastAsia" w:hAnsiTheme="minorHAnsi" w:cstheme="minorBidi"/>
-              <w:color w:val="auto"/>
-              <w:sz w:val="24"/>
-              <w:szCs w:val="24"/>
-              <w:lang w:val="en-US"/>
-            </w:rPr>
-          </w:pPr>
-          <w:hyperlink w:anchor="_Toc225692801" w:history="1">
-            <w:r>
-              <w:rPr>
-                <w:rStyle w:val="af2"/>
-                <w:color w:val="auto"/>
-              </w:rPr>
-              <w:t>2.6. Тестирование работы изделия</w:t>
-            </w:r>
-            <w:r>
-              <w:rPr>
-                <w:webHidden/>
-                <w:color w:val="auto"/>
-              </w:rPr>
-              <w:tab/>
-            </w:r>
-            <w:r>
-              <w:rPr>
-                <w:webHidden/>
-                <w:color w:val="auto"/>
-              </w:rPr>
-              <w:fldChar w:fldCharType="begin"/>
-            </w:r>
-            <w:r>
-              <w:rPr>
-                <w:webHidden/>
-                <w:color w:val="auto"/>
-              </w:rPr>
-              <w:instrText xml:space="preserve"> PAGEREF _Toc225692801 \h </w:instrText>
-            </w:r>
-            <w:r>
-              <w:rPr>
-                <w:webHidden/>
-                <w:color w:val="auto"/>
-              </w:rPr>
-            </w:r>
-            <w:r>
-              <w:rPr>
-                <w:webHidden/>
-                <w:color w:val="auto"/>
-              </w:rPr>
-              <w:fldChar w:fldCharType="separate"/>
-            </w:r>
-            <w:r>
-              <w:rPr>
-                <w:webHidden/>
-                <w:color w:val="auto"/>
-              </w:rPr>
-              <w:t>19</w:t>
+              <w:t>24</w:t>
             </w:r>
             <w:r>
               <w:rPr>
@@ -2664,16 +2649,16 @@
               <w:color w:val="auto"/>
               <w:sz w:val="24"/>
               <w:szCs w:val="24"/>
-              <w:lang w:val="en-US"/>
+              <w:lang w:val="ru-US" w:eastAsia="ru-RU"/>
             </w:rPr>
           </w:pPr>
-          <w:hyperlink w:anchor="_Toc225692802" w:history="1">
+          <w:hyperlink w:anchor="_Toc226019993" w:history="1">
             <w:r>
               <w:rPr>
                 <w:rStyle w:val="af2"/>
                 <w:color w:val="auto"/>
               </w:rPr>
-              <w:t>Заключение</w:t>
+              <w:t>Список литературы</w:t>
             </w:r>
             <w:r>
               <w:rPr>
@@ -2694,7 +2679,7 @@
                 <w:webHidden/>
                 <w:color w:val="auto"/>
               </w:rPr>
-              <w:instrText xml:space="preserve"> PAGEREF _Toc225692802 \h </w:instrText>
+              <w:instrText xml:space="preserve"> PAGEREF _Toc226019993 \h </w:instrText>
             </w:r>
             <w:r>
               <w:rPr>
@@ -2714,7 +2699,7 @@
                 <w:webHidden/>
                 <w:color w:val="auto"/>
               </w:rPr>
-              <w:t>24</w:t>
+              <w:t>25</w:t>
             </w:r>
             <w:r>
               <w:rPr>
@@ -2733,30 +2718,31 @@
               <w:color w:val="auto"/>
               <w:sz w:val="24"/>
               <w:szCs w:val="24"/>
-              <w:lang w:val="en-US"/>
+              <w:lang w:val="ru-US" w:eastAsia="ru-RU"/>
             </w:rPr>
           </w:pPr>
-          <w:hyperlink w:anchor="_Toc225692803" w:history="1">
+          <w:hyperlink w:anchor="_Toc226019994" w:history="1">
             <w:r>
               <w:rPr>
                 <w:rStyle w:val="af2"/>
                 <w:color w:val="auto"/>
               </w:rPr>
-              <w:t xml:space="preserve">Список </w:t>
+              <w:t>Приложение 1</w:t>
             </w:r>
             <w:r>
               <w:rPr>
                 <w:rStyle w:val="af2"/>
                 <w:color w:val="auto"/>
-              </w:rPr>
-              <w:t>л</w:t>
+                <w:lang w:val="en-US"/>
+              </w:rPr>
+              <w:t xml:space="preserve">. </w:t>
             </w:r>
             <w:r>
               <w:rPr>
                 <w:rStyle w:val="af2"/>
                 <w:color w:val="auto"/>
               </w:rPr>
-              <w:t>итературы</w:t>
+              <w:t>Техническое задание</w:t>
             </w:r>
             <w:r>
               <w:rPr>
@@ -2777,7 +2763,7 @@
                 <w:webHidden/>
                 <w:color w:val="auto"/>
               </w:rPr>
-              <w:instrText xml:space="preserve"> PAGEREF _Toc225692803 \h </w:instrText>
+              <w:instrText xml:space="preserve"> PAGEREF _Toc226019994 \h </w:instrText>
             </w:r>
             <w:r>
               <w:rPr>
@@ -2797,7 +2783,7 @@
                 <w:webHidden/>
                 <w:color w:val="auto"/>
               </w:rPr>
-              <w:t>25</w:t>
+              <w:t>27</w:t>
             </w:r>
             <w:r>
               <w:rPr>
@@ -2816,23 +2802,37 @@
               <w:color w:val="auto"/>
               <w:sz w:val="24"/>
               <w:szCs w:val="24"/>
-              <w:lang w:val="en-US"/>
+              <w:lang w:val="ru-US" w:eastAsia="ru-RU"/>
             </w:rPr>
           </w:pPr>
-          <w:hyperlink w:anchor="_Toc225692804" w:history="1">
+          <w:hyperlink w:anchor="_Toc226019995" w:history="1">
             <w:r>
               <w:rPr>
                 <w:rStyle w:val="af2"/>
                 <w:color w:val="auto"/>
               </w:rPr>
-              <w:t>Приложение 1.</w:t>
+              <w:t>Приложение 2.</w:t>
             </w:r>
             <w:r>
               <w:rPr>
                 <w:rStyle w:val="af2"/>
                 <w:color w:val="auto"/>
               </w:rPr>
-              <w:t xml:space="preserve"> Техническое задание</w:t>
+              <w:t xml:space="preserve"> Текст про</w:t>
+            </w:r>
+            <w:r>
+              <w:rPr>
+                <w:rStyle w:val="af2"/>
+                <w:color w:val="auto"/>
+              </w:rPr>
+              <w:t>г</w:t>
+            </w:r>
+            <w:r>
+              <w:rPr>
+                <w:rStyle w:val="af2"/>
+                <w:color w:val="auto"/>
+              </w:rPr>
+              <w:t>раммы</w:t>
             </w:r>
             <w:r>
               <w:rPr>
@@ -2853,7 +2853,7 @@
                 <w:webHidden/>
                 <w:color w:val="auto"/>
               </w:rPr>
-              <w:instrText xml:space="preserve"> PAGEREF _Toc225692804 \h </w:instrText>
+              <w:instrText xml:space="preserve"> PAGEREF _Toc226019995 \h </w:instrText>
             </w:r>
             <w:r>
               <w:rPr>
@@ -2873,7 +2873,7 @@
                 <w:webHidden/>
                 <w:color w:val="auto"/>
               </w:rPr>
-              <w:t>27</w:t>
+              <w:t>35</w:t>
             </w:r>
             <w:r>
               <w:rPr>
@@ -2892,31 +2892,23 @@
               <w:color w:val="auto"/>
               <w:sz w:val="24"/>
               <w:szCs w:val="24"/>
-              <w:lang w:val="en-US"/>
+              <w:lang w:val="ru-US" w:eastAsia="ru-RU"/>
             </w:rPr>
           </w:pPr>
-          <w:hyperlink w:anchor="_Toc225692805" w:history="1">
+          <w:hyperlink w:anchor="_Toc226019996" w:history="1">
             <w:r>
               <w:rPr>
                 <w:rStyle w:val="af2"/>
                 <w:color w:val="auto"/>
               </w:rPr>
-              <w:t>Приложение 2.</w:t>
+              <w:t>Приложение 3.</w:t>
             </w:r>
             <w:r>
               <w:rPr>
                 <w:rStyle w:val="af2"/>
                 <w:color w:val="auto"/>
-                <w:lang w:val="en-US"/>
-              </w:rPr>
-              <w:t xml:space="preserve"> </w:t>
-            </w:r>
-            <w:r>
-              <w:rPr>
-                <w:rStyle w:val="af2"/>
-                <w:color w:val="auto"/>
-              </w:rPr>
-              <w:t>Текст программы</w:t>
+              </w:rPr>
+              <w:t xml:space="preserve"> Руководство пользователя</w:t>
             </w:r>
             <w:r>
               <w:rPr>
@@ -2937,90 +2929,7 @@
                 <w:webHidden/>
                 <w:color w:val="auto"/>
               </w:rPr>
-              <w:instrText xml:space="preserve"> PAGEREF _Toc225692805 \h </w:instrText>
-            </w:r>
-            <w:r>
-              <w:rPr>
-                <w:webHidden/>
-                <w:color w:val="auto"/>
-              </w:rPr>
-            </w:r>
-            <w:r>
-              <w:rPr>
-                <w:webHidden/>
-                <w:color w:val="auto"/>
-              </w:rPr>
-              <w:fldChar w:fldCharType="separate"/>
-            </w:r>
-            <w:r>
-              <w:rPr>
-                <w:webHidden/>
-                <w:color w:val="auto"/>
-              </w:rPr>
-              <w:t>35</w:t>
-            </w:r>
-            <w:r>
-              <w:rPr>
-                <w:webHidden/>
-                <w:color w:val="auto"/>
-              </w:rPr>
-              <w:fldChar w:fldCharType="end"/>
-            </w:r>
-          </w:hyperlink>
-        </w:p>
-        <w:p>
-          <w:pPr>
-            <w:pStyle w:val="11"/>
-            <w:rPr>
-              <w:rFonts w:asciiTheme="minorHAnsi" w:eastAsiaTheme="minorEastAsia" w:hAnsiTheme="minorHAnsi" w:cstheme="minorBidi"/>
-              <w:color w:val="auto"/>
-              <w:sz w:val="24"/>
-              <w:szCs w:val="24"/>
-              <w:lang w:val="en-US"/>
-            </w:rPr>
-          </w:pPr>
-          <w:hyperlink w:anchor="_Toc225692806" w:history="1">
-            <w:r>
-              <w:rPr>
-                <w:rStyle w:val="af2"/>
-                <w:color w:val="auto"/>
-              </w:rPr>
-              <w:t>Приложение 3</w:t>
-            </w:r>
-            <w:r>
-              <w:rPr>
-                <w:rStyle w:val="af2"/>
-                <w:color w:val="auto"/>
-              </w:rPr>
-              <w:t>. Руководство пользователя</w:t>
-            </w:r>
-            <w:r>
-              <w:rPr>
-                <w:rStyle w:val="af2"/>
-                <w:color w:val="auto"/>
-              </w:rPr>
-              <w:t>.</w:t>
-            </w:r>
-            <w:r>
-              <w:rPr>
-                <w:webHidden/>
-                <w:color w:val="auto"/>
-              </w:rPr>
-              <w:tab/>
-            </w:r>
-            <w:r>
-              <w:rPr>
-                <w:webHidden/>
-                <w:color w:val="auto"/>
-              </w:rPr>
-              <w:fldChar w:fldCharType="begin"/>
-            </w:r>
-            <w:r>
-              <w:rPr>
-                <w:webHidden/>
-                <w:color w:val="auto"/>
-              </w:rPr>
-              <w:instrText xml:space="preserve"> PAGEREF _Toc225692806 \h </w:instrText>
+              <w:instrText xml:space="preserve"> PAGEREF _Toc226019996 \h </w:instrText>
             </w:r>
             <w:r>
               <w:rPr>
@@ -3092,7 +3001,7 @@
           <w:lang w:val="ru-RU"/>
         </w:rPr>
       </w:pPr>
-      <w:bookmarkStart w:id="1" w:name="_Toc225692791"/>
+      <w:bookmarkStart w:id="0" w:name="_Toc226019981"/>
       <w:r>
         <w:rPr>
           <w:lang w:val="ru-RU"/>
@@ -3100,7 +3009,7 @@
         <w:lastRenderedPageBreak/>
         <w:t>Введение</w:t>
       </w:r>
-      <w:bookmarkEnd w:id="1"/>
+      <w:bookmarkEnd w:id="0"/>
     </w:p>
     <w:p>
       <w:r>
@@ -3375,7 +3284,7 @@
           <w:lang w:val="ru-RU"/>
         </w:rPr>
       </w:pPr>
-      <w:bookmarkStart w:id="2" w:name="_Toc225692792"/>
+      <w:bookmarkStart w:id="1" w:name="_Toc226019982"/>
       <w:r>
         <w:rPr>
           <w:lang w:val="ru-RU"/>
@@ -3395,32 +3304,32 @@
         </w:rPr>
         <w:t xml:space="preserve"> часть</w:t>
       </w:r>
+      <w:bookmarkEnd w:id="1"/>
+    </w:p>
+    <w:p>
+      <w:pPr>
+        <w:pStyle w:val="2"/>
+        <w:rPr>
+          <w:lang w:val="ru-RU"/>
+        </w:rPr>
+      </w:pPr>
+      <w:bookmarkStart w:id="2" w:name="_Toc226019983"/>
+      <w:r>
+        <w:rPr>
+          <w:lang w:val="ru-RU"/>
+        </w:rPr>
+        <w:t xml:space="preserve">1.1. </w:t>
+      </w:r>
+      <w:r>
+        <w:rPr>
+          <w:lang w:val="ru-RU"/>
+        </w:rPr>
+        <w:t>Анализ предметной области</w:t>
+      </w:r>
       <w:bookmarkEnd w:id="2"/>
     </w:p>
     <w:p>
       <w:pPr>
-        <w:pStyle w:val="2"/>
-        <w:rPr>
-          <w:lang w:val="ru-RU"/>
-        </w:rPr>
-      </w:pPr>
-      <w:bookmarkStart w:id="3" w:name="_Toc225692793"/>
-      <w:r>
-        <w:rPr>
-          <w:lang w:val="ru-RU"/>
-        </w:rPr>
-        <w:t xml:space="preserve">1.1. </w:t>
-      </w:r>
-      <w:r>
-        <w:rPr>
-          <w:lang w:val="ru-RU"/>
-        </w:rPr>
-        <w:t>Анализ предметной области</w:t>
-      </w:r>
-      <w:bookmarkEnd w:id="3"/>
-    </w:p>
-    <w:p>
-      <w:pPr>
         <w:rPr>
           <w:lang w:val="ru-RU"/>
         </w:rPr>
@@ -3466,7 +3375,19 @@
         <w:rPr>
           <w:lang w:val="ru-RU"/>
         </w:rPr>
-        <w:t>Формат клавиатуры — это ее размер, количество и расположение клавиш (раскладка).</w:t>
+        <w:t xml:space="preserve">Формат клавиатуры — это ее размер, количество и расположение клавиш (раскладка). </w:t>
+      </w:r>
+      <w:r>
+        <w:rPr>
+          <w:lang w:val="ru-RU"/>
+        </w:rPr>
+        <w:t xml:space="preserve">Популярными форматами являются </w:t>
+      </w:r>
+      <w:r>
+        <w:rPr>
+          <w:lang w:val="en-US"/>
+        </w:rPr>
+        <w:t>ISO</w:t>
       </w:r>
       <w:r>
         <w:rPr>
@@ -3478,30 +3399,12 @@
         <w:rPr>
           <w:lang w:val="ru-RU"/>
         </w:rPr>
-        <w:t xml:space="preserve">Популярными форматами являются </w:t>
+        <w:t xml:space="preserve">(Европа) и </w:t>
       </w:r>
       <w:r>
         <w:rPr>
           <w:lang w:val="en-US"/>
         </w:rPr>
-        <w:t>ISO</w:t>
-      </w:r>
-      <w:r>
-        <w:rPr>
-          <w:lang w:val="ru-RU"/>
-        </w:rPr>
-        <w:t xml:space="preserve"> </w:t>
-      </w:r>
-      <w:r>
-        <w:rPr>
-          <w:lang w:val="ru-RU"/>
-        </w:rPr>
-        <w:t xml:space="preserve">(Европа) и </w:t>
-      </w:r>
-      <w:r>
-        <w:rPr>
-          <w:lang w:val="en-US"/>
-        </w:rPr>
         <w:t>ANSI</w:t>
       </w:r>
       <w:r>
@@ -3551,19 +3454,7 @@
         <w:rPr>
           <w:lang w:val="ru-RU"/>
         </w:rPr>
-        <w:t xml:space="preserve"> содержат 104 клавиши (ANSI) или 105 (ISO), но множество моделей отходят от этого стандарта</w:t>
-      </w:r>
-      <w:r>
-        <w:rPr>
-          <w:lang w:val="ru-RU"/>
-        </w:rPr>
-        <w:t xml:space="preserve"> </w:t>
-      </w:r>
-      <w:r>
-        <w:rPr>
-          <w:lang w:val="ru-RU"/>
-        </w:rPr>
-        <w:t>[12].</w:t>
+        <w:t xml:space="preserve"> содержат 104 клавиши (ANSI) или 105 (ISO), но множество моделей отходят от этого стандарта [12].</w:t>
       </w:r>
       <w:r>
         <w:rPr>
@@ -3731,19 +3622,7 @@
         <w:rPr>
           <w:lang w:val="ru-RU"/>
         </w:rPr>
-        <w:t xml:space="preserve"> содержат 87 клавиш (80%) и не имеют цифрового блока, в остальном аналогичны классическим</w:t>
-      </w:r>
-      <w:r>
-        <w:rPr>
-          <w:lang w:val="ru-RU"/>
-        </w:rPr>
-        <w:t xml:space="preserve"> </w:t>
-      </w:r>
-      <w:r>
-        <w:rPr>
-          <w:lang w:val="ru-RU"/>
-        </w:rPr>
-        <w:t>[12].</w:t>
+        <w:t xml:space="preserve"> содержат 87 клавиш (80%) и не имеют цифрового блока, в остальном аналогичны классическим [12].</w:t>
       </w:r>
       <w:r>
         <w:rPr>
@@ -3778,7 +3657,7 @@
           <w:noProof/>
         </w:rPr>
         <w:drawing>
-          <wp:inline distT="0" distB="0" distL="0" distR="0" wp14:anchorId="10AEB3E8" wp14:editId="2C307BBE">
+          <wp:inline distT="0" distB="0" distL="0" distR="0" wp14:anchorId="10AEB3E8" wp14:editId="7BF16700">
             <wp:extent cx="4066596" cy="1877379"/>
             <wp:effectExtent l="0" t="0" r="0" b="2540"/>
             <wp:docPr id="1888014512" name="Рисунок 2"/>
@@ -3943,19 +3822,7 @@
         <w:rPr>
           <w:lang w:val="ru-RU"/>
         </w:rPr>
-        <w:t>) втрамбованы в основной блок</w:t>
-      </w:r>
-      <w:r>
-        <w:rPr>
-          <w:lang w:val="ru-RU"/>
-        </w:rPr>
-        <w:t xml:space="preserve"> </w:t>
-      </w:r>
-      <w:r>
-        <w:rPr>
-          <w:lang w:val="ru-RU"/>
-        </w:rPr>
-        <w:t>[12].</w:t>
+        <w:t>) втрамбованы в основной блок [12].</w:t>
       </w:r>
     </w:p>
     <w:p>
@@ -4113,13 +3980,7 @@
         <w:rPr>
           <w:lang w:val="en-US"/>
         </w:rPr>
-        <w:t xml:space="preserve"> </w:t>
-      </w:r>
-      <w:r>
-        <w:rPr>
-          <w:lang w:val="en-US"/>
-        </w:rPr>
-        <w:t>[12]</w:t>
+        <w:t xml:space="preserve"> [12]</w:t>
       </w:r>
       <w:r>
         <w:rPr>
@@ -4147,7 +4008,7 @@
           <w:noProof/>
         </w:rPr>
         <w:drawing>
-          <wp:inline distT="0" distB="0" distL="0" distR="0" wp14:anchorId="44960C30" wp14:editId="25BF0506">
+          <wp:inline distT="0" distB="0" distL="0" distR="0" wp14:anchorId="44960C30" wp14:editId="4AC4D377">
             <wp:extent cx="3523043" cy="1204929"/>
             <wp:effectExtent l="0" t="0" r="0" b="1905"/>
             <wp:docPr id="995729567" name="Рисунок 4" descr="Механическая клавиатура Leopold FC660C Topre"/>
@@ -4323,7 +4184,7 @@
           <w:noProof/>
         </w:rPr>
         <w:drawing>
-          <wp:inline distT="0" distB="0" distL="0" distR="0" wp14:anchorId="03C0CEA3" wp14:editId="336E339E">
+          <wp:inline distT="0" distB="0" distL="0" distR="0" wp14:anchorId="03C0CEA3" wp14:editId="47134EDA">
             <wp:extent cx="3542169" cy="1296687"/>
             <wp:effectExtent l="0" t="0" r="1270" b="0"/>
             <wp:docPr id="129535283" name="Рисунок 5" descr="Механическая клавиатура Vortex Core"/>
@@ -4487,7 +4348,7 @@
           <w:lang w:val="ru-RU"/>
         </w:rPr>
       </w:pPr>
-      <w:bookmarkStart w:id="4" w:name="_Toc225692794"/>
+      <w:bookmarkStart w:id="3" w:name="_Toc226019984"/>
       <w:r>
         <w:rPr>
           <w:lang w:val="ru-RU"/>
@@ -4500,7 +4361,7 @@
         </w:rPr>
         <w:t>Принцип работы устройства</w:t>
       </w:r>
-      <w:bookmarkEnd w:id="4"/>
+      <w:bookmarkEnd w:id="3"/>
     </w:p>
     <w:p>
       <w:pPr>
@@ -4833,7 +4694,7 @@
           <w:lang w:val="ru-RU"/>
         </w:rPr>
       </w:pPr>
-      <w:bookmarkStart w:id="5" w:name="_Toc225692795"/>
+      <w:bookmarkStart w:id="4" w:name="_Toc226019985"/>
       <w:r>
         <w:rPr>
           <w:lang w:val="ru-RU"/>
@@ -4847,29 +4708,29 @@
         </w:rPr>
         <w:t>Практическая часть</w:t>
       </w:r>
+      <w:bookmarkEnd w:id="4"/>
+    </w:p>
+    <w:p>
+      <w:pPr>
+        <w:pStyle w:val="2"/>
+        <w:rPr>
+          <w:lang w:val="ru-RU"/>
+        </w:rPr>
+      </w:pPr>
+      <w:bookmarkStart w:id="5" w:name="_Toc226019986"/>
+      <w:r>
+        <w:rPr>
+          <w:lang w:val="ru-RU"/>
+        </w:rPr>
+        <w:t xml:space="preserve">2.1. </w:t>
+      </w:r>
+      <w:r>
+        <w:rPr>
+          <w:lang w:val="ru-RU"/>
+        </w:rPr>
+        <w:t>Выбор микросхемы изделия</w:t>
+      </w:r>
       <w:bookmarkEnd w:id="5"/>
-    </w:p>
-    <w:p>
-      <w:pPr>
-        <w:pStyle w:val="2"/>
-        <w:rPr>
-          <w:lang w:val="ru-RU"/>
-        </w:rPr>
-      </w:pPr>
-      <w:bookmarkStart w:id="6" w:name="_Toc225692796"/>
-      <w:r>
-        <w:rPr>
-          <w:lang w:val="ru-RU"/>
-        </w:rPr>
-        <w:t xml:space="preserve">2.1. </w:t>
-      </w:r>
-      <w:r>
-        <w:rPr>
-          <w:lang w:val="ru-RU"/>
-        </w:rPr>
-        <w:t>Выбор микросхемы изделия</w:t>
-      </w:r>
-      <w:bookmarkEnd w:id="6"/>
     </w:p>
     <w:p>
       <w:pPr>
@@ -5484,7 +5345,7 @@
           <w:lang w:val="ru-RU"/>
         </w:rPr>
       </w:pPr>
-      <w:bookmarkStart w:id="7" w:name="_Toc225692797"/>
+      <w:bookmarkStart w:id="6" w:name="_Toc226019987"/>
       <w:r>
         <w:rPr>
           <w:lang w:val="ru-RU"/>
@@ -5497,7 +5358,7 @@
         </w:rPr>
         <w:t>Описание составных частей электронного изделия</w:t>
       </w:r>
-      <w:bookmarkEnd w:id="7"/>
+      <w:bookmarkEnd w:id="6"/>
     </w:p>
     <w:p>
       <w:pPr>
@@ -5519,6 +5380,7 @@
           <w:ilvl w:val="0"/>
           <w:numId w:val="1"/>
         </w:numPr>
+        <w:ind w:left="851" w:hanging="349"/>
       </w:pPr>
       <w:r>
         <w:t xml:space="preserve">Микроконтроллер SparkFun Pro Micro </w:t>
@@ -5578,14 +5440,14 @@
         <w:rPr>
           <w:lang w:val="ru-RU"/>
         </w:rPr>
-        <w:t xml:space="preserve"> – это специальная микросхема, которая предназначена для управления различными приборами и электронными устройствами; позволяет не </w:t>
+        <w:t xml:space="preserve"> – это специальная микросхема, которая предназначена для управления различными приборами и электронными устройствами; позволяет не только контролировать их </w:t>
       </w:r>
       <w:r>
         <w:rPr>
           <w:lang w:val="ru-RU"/>
         </w:rPr>
         <w:lastRenderedPageBreak/>
-        <w:t>только контролировать их работу, но и обеспечивать взаимодействия между ними согласно заложенной программе [</w:t>
+        <w:t>работу, но и обеспечивать взаимодействия между ними согласно заложенной программе [</w:t>
       </w:r>
       <w:r>
         <w:rPr>
@@ -5603,7 +5465,7 @@
     <w:p>
       <w:pPr>
         <w:pStyle w:val="a7"/>
-        <w:ind w:left="1145" w:firstLine="0"/>
+        <w:ind w:left="851" w:firstLine="294"/>
         <w:rPr>
           <w:lang w:val="ru-RU"/>
         </w:rPr>
@@ -5684,7 +5546,43 @@
         <w:rPr>
           <w:lang w:val="ru-RU"/>
         </w:rPr>
-        <w:t xml:space="preserve"> эта обладает весьма небольшими размерами, что идеально для маленького устройства.</w:t>
+        <w:t xml:space="preserve"> эта обладает </w:t>
+      </w:r>
+      <w:r>
+        <w:rPr>
+          <w:lang w:val="ru-RU"/>
+        </w:rPr>
+        <w:t>сравнительно</w:t>
+      </w:r>
+      <w:r>
+        <w:rPr>
+          <w:lang w:val="ru-RU"/>
+        </w:rPr>
+        <w:t xml:space="preserve"> небольшими размерами, что идеально для </w:t>
+      </w:r>
+      <w:r>
+        <w:rPr>
+          <w:lang w:val="ru-RU"/>
+        </w:rPr>
+        <w:t xml:space="preserve">сборки </w:t>
+      </w:r>
+      <w:r>
+        <w:rPr>
+          <w:lang w:val="ru-RU"/>
+        </w:rPr>
+        <w:t>маленького устройства</w:t>
+      </w:r>
+      <w:r>
+        <w:rPr>
+          <w:lang w:val="ru-RU"/>
+        </w:rPr>
+        <w:t xml:space="preserve"> ввода</w:t>
+      </w:r>
+      <w:r>
+        <w:rPr>
+          <w:lang w:val="ru-RU"/>
+        </w:rPr>
+        <w:t>.</w:t>
       </w:r>
     </w:p>
     <w:p>
@@ -5833,6 +5731,7 @@
         </w:numPr>
         <w:autoSpaceDE w:val="0"/>
         <w:autoSpaceDN w:val="0"/>
+        <w:ind w:left="851"/>
         <w:rPr>
           <w:szCs w:val="28"/>
         </w:rPr>
@@ -5924,7 +5823,7 @@
           <w:noProof/>
         </w:rPr>
         <w:drawing>
-          <wp:inline distT="0" distB="0" distL="0" distR="0" wp14:anchorId="34D2DCCC" wp14:editId="5E4A719F">
+          <wp:inline distT="0" distB="0" distL="0" distR="0" wp14:anchorId="34D2DCCC" wp14:editId="1F241A57">
             <wp:extent cx="3587750" cy="2690627"/>
             <wp:effectExtent l="0" t="0" r="0" b="0"/>
             <wp:docPr id="203042834" name="Рисунок 2" descr="Купить Макетная плата без пайки (400 точек) для Ардуино (KZY0005)  официальный магазин"/>
@@ -6038,7 +5937,7 @@
         </w:numPr>
         <w:autoSpaceDE w:val="0"/>
         <w:autoSpaceDN w:val="0"/>
-        <w:ind w:left="1560"/>
+        <w:ind w:left="1276"/>
         <w:rPr>
           <w:szCs w:val="28"/>
         </w:rPr>
@@ -6066,7 +5965,7 @@
         </w:numPr>
         <w:autoSpaceDE w:val="0"/>
         <w:autoSpaceDN w:val="0"/>
-        <w:ind w:left="1560"/>
+        <w:ind w:left="1276"/>
         <w:rPr>
           <w:szCs w:val="28"/>
         </w:rPr>
@@ -6094,7 +5993,7 @@
         </w:numPr>
         <w:autoSpaceDE w:val="0"/>
         <w:autoSpaceDN w:val="0"/>
-        <w:ind w:left="1560"/>
+        <w:ind w:left="1276"/>
         <w:rPr>
           <w:szCs w:val="28"/>
         </w:rPr>
@@ -6146,7 +6045,7 @@
         </w:numPr>
         <w:autoSpaceDE w:val="0"/>
         <w:autoSpaceDN w:val="0"/>
-        <w:ind w:left="1560"/>
+        <w:ind w:left="1276"/>
         <w:rPr>
           <w:szCs w:val="28"/>
         </w:rPr>
@@ -6222,7 +6121,7 @@
         </w:numPr>
         <w:autoSpaceDE w:val="0"/>
         <w:autoSpaceDN w:val="0"/>
-        <w:ind w:left="1560"/>
+        <w:ind w:left="1276"/>
         <w:rPr>
           <w:szCs w:val="28"/>
         </w:rPr>
@@ -6256,7 +6155,7 @@
     <w:p>
       <w:pPr>
         <w:pStyle w:val="a7"/>
-        <w:ind w:left="1145" w:firstLine="0"/>
+        <w:ind w:left="851" w:firstLine="0"/>
         <w:rPr>
           <w:szCs w:val="28"/>
           <w:lang w:val="ru-RU"/>
@@ -6289,6 +6188,7 @@
           <w:ilvl w:val="0"/>
           <w:numId w:val="1"/>
         </w:numPr>
+        <w:ind w:left="851"/>
       </w:pPr>
       <w:r>
         <w:rPr>
@@ -6525,6 +6425,7 @@
           <w:ilvl w:val="0"/>
           <w:numId w:val="1"/>
         </w:numPr>
+        <w:ind w:left="851"/>
       </w:pPr>
       <w:r>
         <w:lastRenderedPageBreak/>
@@ -6771,6 +6672,7 @@
           <w:ilvl w:val="0"/>
           <w:numId w:val="1"/>
         </w:numPr>
+        <w:ind w:left="851"/>
       </w:pPr>
       <w:r>
         <w:rPr>
@@ -6926,6 +6828,7 @@
           <w:ilvl w:val="0"/>
           <w:numId w:val="1"/>
         </w:numPr>
+        <w:ind w:left="851"/>
       </w:pPr>
       <w:r>
         <w:rPr>
@@ -7094,7 +6997,7 @@
     <w:p>
       <w:pPr>
         <w:pStyle w:val="a7"/>
-        <w:ind w:left="1145" w:firstLine="0"/>
+        <w:ind w:left="851" w:firstLine="294"/>
         <w:rPr>
           <w:lang w:val="ru-RU"/>
         </w:rPr>
@@ -7289,7 +7192,7 @@
           <w:lang w:val="ru-RU"/>
         </w:rPr>
       </w:pPr>
-      <w:bookmarkStart w:id="8" w:name="_Toc225692798"/>
+      <w:bookmarkStart w:id="7" w:name="_Toc226019988"/>
       <w:r>
         <w:rPr>
           <w:lang w:val="ru-RU"/>
@@ -7302,7 +7205,7 @@
         </w:rPr>
         <w:t>Разработка структурной схемы изделия</w:t>
       </w:r>
-      <w:bookmarkEnd w:id="8"/>
+      <w:bookmarkEnd w:id="7"/>
     </w:p>
     <w:p>
       <w:r>
@@ -7442,27 +7345,14 @@
       <w:r>
         <w:t xml:space="preserve">Рис. </w:t>
       </w:r>
-      <w:r>
-        <w:fldChar w:fldCharType="begin"/>
-      </w:r>
-      <w:r>
-        <w:instrText xml:space="preserve"> SEQ Рис. \* ARABIC </w:instrText>
-      </w:r>
-      <w:r>
-        <w:fldChar w:fldCharType="separate"/>
-      </w:r>
-      <w:r>
-        <w:rPr>
-          <w:noProof/>
-        </w:rPr>
-        <w:t>12</w:t>
-      </w:r>
-      <w:r>
-        <w:rPr>
-          <w:noProof/>
-        </w:rPr>
-        <w:fldChar w:fldCharType="end"/>
-      </w:r>
+      <w:fldSimple w:instr=" SEQ Рис. \* ARABIC ">
+        <w:r>
+          <w:rPr>
+            <w:noProof/>
+          </w:rPr>
+          <w:t>12</w:t>
+        </w:r>
+      </w:fldSimple>
       <w:r>
         <w:rPr>
           <w:lang w:val="ru-RU"/>
@@ -7569,7 +7459,7 @@
           <w:lang w:val="ru-RU"/>
         </w:rPr>
       </w:pPr>
-      <w:bookmarkStart w:id="9" w:name="_Toc225692799"/>
+      <w:bookmarkStart w:id="8" w:name="_Toc226019989"/>
       <w:r>
         <w:rPr>
           <w:lang w:val="ru-RU"/>
@@ -7582,7 +7472,7 @@
         </w:rPr>
         <w:t>Разработка принципиальной схемы изделия</w:t>
       </w:r>
-      <w:bookmarkEnd w:id="9"/>
+      <w:bookmarkEnd w:id="8"/>
     </w:p>
     <w:p>
       <w:r>
@@ -7736,27 +7626,14 @@
       <w:r>
         <w:t xml:space="preserve">Рис. </w:t>
       </w:r>
-      <w:r>
-        <w:fldChar w:fldCharType="begin"/>
-      </w:r>
-      <w:r>
-        <w:instrText xml:space="preserve"> SEQ Рис. \* ARABIC </w:instrText>
-      </w:r>
-      <w:r>
-        <w:fldChar w:fldCharType="separate"/>
-      </w:r>
-      <w:r>
-        <w:rPr>
-          <w:noProof/>
-        </w:rPr>
-        <w:t>13</w:t>
-      </w:r>
-      <w:r>
-        <w:rPr>
-          <w:noProof/>
-        </w:rPr>
-        <w:fldChar w:fldCharType="end"/>
-      </w:r>
+      <w:fldSimple w:instr=" SEQ Рис. \* ARABIC ">
+        <w:r>
+          <w:rPr>
+            <w:noProof/>
+          </w:rPr>
+          <w:t>13</w:t>
+        </w:r>
+      </w:fldSimple>
       <w:r>
         <w:rPr>
           <w:lang w:val="ru-RU"/>
@@ -7826,27 +7703,14 @@
       <w:r>
         <w:t xml:space="preserve">Рис. </w:t>
       </w:r>
-      <w:r>
-        <w:fldChar w:fldCharType="begin"/>
-      </w:r>
-      <w:r>
-        <w:instrText xml:space="preserve"> SEQ Рис. \* ARABIC </w:instrText>
-      </w:r>
-      <w:r>
-        <w:fldChar w:fldCharType="separate"/>
-      </w:r>
-      <w:r>
-        <w:rPr>
-          <w:noProof/>
-        </w:rPr>
-        <w:t>14</w:t>
-      </w:r>
-      <w:r>
-        <w:rPr>
-          <w:noProof/>
-        </w:rPr>
-        <w:fldChar w:fldCharType="end"/>
-      </w:r>
+      <w:fldSimple w:instr=" SEQ Рис. \* ARABIC ">
+        <w:r>
+          <w:rPr>
+            <w:noProof/>
+          </w:rPr>
+          <w:t>14</w:t>
+        </w:r>
+      </w:fldSimple>
       <w:r>
         <w:rPr>
           <w:lang w:val="ru-RU"/>
@@ -7861,7 +7725,7 @@
           <w:lang w:val="ru-RU"/>
         </w:rPr>
       </w:pPr>
-      <w:bookmarkStart w:id="10" w:name="_Toc225692800"/>
+      <w:bookmarkStart w:id="9" w:name="_Toc226019990"/>
       <w:r>
         <w:rPr>
           <w:lang w:val="ru-RU"/>
@@ -7875,7 +7739,7 @@
         </w:rPr>
         <w:t>Кодирование</w:t>
       </w:r>
-      <w:bookmarkEnd w:id="10"/>
+      <w:bookmarkEnd w:id="9"/>
     </w:p>
     <w:p>
       <w:pPr>
@@ -9154,7 +9018,7 @@
       <w:tr>
         <w:tc>
           <w:tcPr>
-            <w:tcW w:w="1550" w:type="dxa"/>
+            <w:tcW w:w="1962" w:type="dxa"/>
           </w:tcPr>
           <w:p>
             <w:pPr>
@@ -9174,7 +9038,7 @@
         </w:tc>
         <w:tc>
           <w:tcPr>
-            <w:tcW w:w="1034" w:type="dxa"/>
+            <w:tcW w:w="1023" w:type="dxa"/>
           </w:tcPr>
           <w:p>
             <w:pPr>
@@ -9194,7 +9058,7 @@
         </w:tc>
         <w:tc>
           <w:tcPr>
-            <w:tcW w:w="2602" w:type="dxa"/>
+            <w:tcW w:w="2547" w:type="dxa"/>
           </w:tcPr>
           <w:p>
             <w:pPr>
@@ -9214,7 +9078,7 @@
         </w:tc>
         <w:tc>
           <w:tcPr>
-            <w:tcW w:w="4442" w:type="dxa"/>
+            <w:tcW w:w="4096" w:type="dxa"/>
           </w:tcPr>
           <w:p>
             <w:pPr>
@@ -9236,12 +9100,11 @@
       <w:tr>
         <w:tc>
           <w:tcPr>
-            <w:tcW w:w="1550" w:type="dxa"/>
-          </w:tcPr>
-          <w:p>
-            <w:pPr>
-              <w:ind w:firstLine="0"/>
-              <w:jc w:val="center"/>
+            <w:tcW w:w="1962" w:type="dxa"/>
+          </w:tcPr>
+          <w:p>
+            <w:pPr>
+              <w:ind w:firstLine="0"/>
               <w:rPr>
                 <w:sz w:val="24"/>
                 <w:lang w:val="en-US"/>
@@ -9252,18 +9115,17 @@
                 <w:sz w:val="24"/>
                 <w:lang w:val="en-US"/>
               </w:rPr>
-              <w:t>1</w:t>
-            </w:r>
-          </w:p>
-        </w:tc>
-        <w:tc>
-          <w:tcPr>
-            <w:tcW w:w="1034" w:type="dxa"/>
-          </w:tcPr>
-          <w:p>
-            <w:pPr>
-              <w:ind w:firstLine="0"/>
-              <w:jc w:val="center"/>
+              <w:t>setup</w:t>
+            </w:r>
+          </w:p>
+        </w:tc>
+        <w:tc>
+          <w:tcPr>
+            <w:tcW w:w="1023" w:type="dxa"/>
+          </w:tcPr>
+          <w:p>
+            <w:pPr>
+              <w:ind w:firstLine="0"/>
               <w:rPr>
                 <w:sz w:val="24"/>
                 <w:lang w:val="en-US"/>
@@ -9274,51 +9136,49 @@
                 <w:sz w:val="24"/>
                 <w:lang w:val="en-US"/>
               </w:rPr>
-              <w:t>2</w:t>
-            </w:r>
-          </w:p>
-        </w:tc>
-        <w:tc>
-          <w:tcPr>
-            <w:tcW w:w="2602" w:type="dxa"/>
-          </w:tcPr>
-          <w:p>
-            <w:pPr>
-              <w:ind w:firstLine="0"/>
-              <w:jc w:val="center"/>
-              <w:rPr>
-                <w:sz w:val="24"/>
-                <w:lang w:val="en-US"/>
-              </w:rPr>
-            </w:pPr>
-            <w:r>
-              <w:rPr>
-                <w:sz w:val="24"/>
-                <w:lang w:val="en-US"/>
-              </w:rPr>
-              <w:t>3</w:t>
-            </w:r>
-          </w:p>
-        </w:tc>
-        <w:tc>
-          <w:tcPr>
-            <w:tcW w:w="4442" w:type="dxa"/>
-          </w:tcPr>
-          <w:p>
-            <w:pPr>
-              <w:ind w:firstLine="0"/>
-              <w:jc w:val="center"/>
-              <w:rPr>
-                <w:sz w:val="24"/>
-                <w:lang w:val="en-US"/>
-              </w:rPr>
-            </w:pPr>
-            <w:r>
-              <w:rPr>
-                <w:sz w:val="24"/>
-                <w:lang w:val="en-US"/>
-              </w:rPr>
-              <w:t>4</w:t>
+              <w:t>void</w:t>
+            </w:r>
+          </w:p>
+        </w:tc>
+        <w:tc>
+          <w:tcPr>
+            <w:tcW w:w="2547" w:type="dxa"/>
+          </w:tcPr>
+          <w:p>
+            <w:pPr>
+              <w:ind w:firstLine="0"/>
+              <w:rPr>
+                <w:sz w:val="24"/>
+                <w:lang w:val="ru-RU"/>
+              </w:rPr>
+            </w:pPr>
+            <w:r>
+              <w:rPr>
+                <w:sz w:val="24"/>
+                <w:lang w:val="ru-RU"/>
+              </w:rPr>
+              <w:t>нет</w:t>
+            </w:r>
+          </w:p>
+        </w:tc>
+        <w:tc>
+          <w:tcPr>
+            <w:tcW w:w="4096" w:type="dxa"/>
+          </w:tcPr>
+          <w:p>
+            <w:pPr>
+              <w:ind w:firstLine="0"/>
+              <w:rPr>
+                <w:sz w:val="24"/>
+                <w:lang w:val="ru-RU"/>
+              </w:rPr>
+            </w:pPr>
+            <w:r>
+              <w:rPr>
+                <w:sz w:val="24"/>
+                <w:lang w:val="ru-RU"/>
+              </w:rPr>
+              <w:t>Функция, инициализирующая микроконтроллер и дисплей</w:t>
             </w:r>
           </w:p>
         </w:tc>
@@ -9326,7 +9186,7 @@
       <w:tr>
         <w:tc>
           <w:tcPr>
-            <w:tcW w:w="1550" w:type="dxa"/>
+            <w:tcW w:w="1962" w:type="dxa"/>
           </w:tcPr>
           <w:p>
             <w:pPr>
@@ -9341,13 +9201,13 @@
                 <w:sz w:val="24"/>
                 <w:lang w:val="en-US"/>
               </w:rPr>
-              <w:t>setup</w:t>
-            </w:r>
-          </w:p>
-        </w:tc>
-        <w:tc>
-          <w:tcPr>
-            <w:tcW w:w="1034" w:type="dxa"/>
+              <w:t>loop</w:t>
+            </w:r>
+          </w:p>
+        </w:tc>
+        <w:tc>
+          <w:tcPr>
+            <w:tcW w:w="1023" w:type="dxa"/>
           </w:tcPr>
           <w:p>
             <w:pPr>
@@ -9368,7 +9228,7 @@
         </w:tc>
         <w:tc>
           <w:tcPr>
-            <w:tcW w:w="2602" w:type="dxa"/>
+            <w:tcW w:w="2547" w:type="dxa"/>
           </w:tcPr>
           <w:p>
             <w:pPr>
@@ -9389,22 +9249,29 @@
         </w:tc>
         <w:tc>
           <w:tcPr>
-            <w:tcW w:w="4442" w:type="dxa"/>
-          </w:tcPr>
-          <w:p>
-            <w:pPr>
-              <w:ind w:firstLine="0"/>
-              <w:rPr>
-                <w:sz w:val="24"/>
-                <w:lang w:val="ru-RU"/>
-              </w:rPr>
-            </w:pPr>
-            <w:r>
-              <w:rPr>
-                <w:sz w:val="24"/>
-                <w:lang w:val="ru-RU"/>
-              </w:rPr>
-              <w:t>Функция, инициализирующая микроконтроллер и дисплей</w:t>
+            <w:tcW w:w="4096" w:type="dxa"/>
+          </w:tcPr>
+          <w:p>
+            <w:pPr>
+              <w:ind w:firstLine="0"/>
+              <w:rPr>
+                <w:sz w:val="24"/>
+                <w:lang w:val="ru-RU"/>
+              </w:rPr>
+            </w:pPr>
+            <w:r>
+              <w:rPr>
+                <w:sz w:val="24"/>
+                <w:lang w:val="ru-RU"/>
+              </w:rPr>
+              <w:t xml:space="preserve">Функция, исполняющаяся циклично всё время работы микроконтроллера. </w:t>
+            </w:r>
+            <w:r>
+              <w:rPr>
+                <w:sz w:val="24"/>
+                <w:lang w:val="ru-RU"/>
+              </w:rPr>
+              <w:t>Вызывает текущий режим работы</w:t>
             </w:r>
           </w:p>
         </w:tc>
@@ -9412,7 +9279,7 @@
       <w:tr>
         <w:tc>
           <w:tcPr>
-            <w:tcW w:w="1550" w:type="dxa"/>
+            <w:tcW w:w="1962" w:type="dxa"/>
           </w:tcPr>
           <w:p>
             <w:pPr>
@@ -9422,18 +9289,20 @@
                 <w:lang w:val="en-US"/>
               </w:rPr>
             </w:pPr>
+            <w:proofErr w:type="spellStart"/>
             <w:r>
               <w:rPr>
                 <w:sz w:val="24"/>
                 <w:lang w:val="en-US"/>
               </w:rPr>
-              <w:t>loop</w:t>
-            </w:r>
-          </w:p>
-        </w:tc>
-        <w:tc>
-          <w:tcPr>
-            <w:tcW w:w="1034" w:type="dxa"/>
+              <w:t>key_press</w:t>
+            </w:r>
+            <w:proofErr w:type="spellEnd"/>
+          </w:p>
+        </w:tc>
+        <w:tc>
+          <w:tcPr>
+            <w:tcW w:w="1023" w:type="dxa"/>
           </w:tcPr>
           <w:p>
             <w:pPr>
@@ -9454,50 +9323,61 @@
         </w:tc>
         <w:tc>
           <w:tcPr>
-            <w:tcW w:w="2602" w:type="dxa"/>
-          </w:tcPr>
-          <w:p>
-            <w:pPr>
-              <w:ind w:firstLine="0"/>
-              <w:rPr>
-                <w:sz w:val="24"/>
-                <w:lang w:val="ru-RU"/>
-              </w:rPr>
-            </w:pPr>
-            <w:r>
-              <w:rPr>
-                <w:sz w:val="24"/>
-                <w:lang w:val="ru-RU"/>
-              </w:rPr>
-              <w:t>нет</w:t>
-            </w:r>
-          </w:p>
-        </w:tc>
-        <w:tc>
-          <w:tcPr>
-            <w:tcW w:w="4442" w:type="dxa"/>
-          </w:tcPr>
-          <w:p>
-            <w:pPr>
-              <w:ind w:firstLine="0"/>
-              <w:rPr>
-                <w:sz w:val="24"/>
-                <w:lang w:val="ru-RU"/>
-              </w:rPr>
-            </w:pPr>
-            <w:r>
-              <w:rPr>
-                <w:sz w:val="24"/>
-                <w:lang w:val="ru-RU"/>
-              </w:rPr>
-              <w:t xml:space="preserve">Функция, исполняющаяся циклично всё время работы микроконтроллера. </w:t>
-            </w:r>
-            <w:r>
-              <w:rPr>
-                <w:sz w:val="24"/>
-                <w:lang w:val="ru-RU"/>
-              </w:rPr>
-              <w:t>Вызывает текущий режим работы</w:t>
+            <w:tcW w:w="2547" w:type="dxa"/>
+          </w:tcPr>
+          <w:p>
+            <w:pPr>
+              <w:ind w:firstLine="0"/>
+              <w:rPr>
+                <w:sz w:val="24"/>
+                <w:lang w:val="ru-RU"/>
+              </w:rPr>
+            </w:pPr>
+            <w:proofErr w:type="spellStart"/>
+            <w:r>
+              <w:rPr>
+                <w:sz w:val="24"/>
+                <w:lang w:val="ru-RU"/>
+              </w:rPr>
+              <w:t>void</w:t>
+            </w:r>
+            <w:proofErr w:type="spellEnd"/>
+            <w:r>
+              <w:rPr>
+                <w:sz w:val="24"/>
+                <w:lang w:val="ru-RU"/>
+              </w:rPr>
+              <w:t xml:space="preserve"> (*)(), </w:t>
+            </w:r>
+            <w:proofErr w:type="spellStart"/>
+            <w:r>
+              <w:rPr>
+                <w:sz w:val="24"/>
+                <w:lang w:val="ru-RU"/>
+              </w:rPr>
+              <w:t>int</w:t>
+            </w:r>
+            <w:proofErr w:type="spellEnd"/>
+          </w:p>
+        </w:tc>
+        <w:tc>
+          <w:tcPr>
+            <w:tcW w:w="4096" w:type="dxa"/>
+          </w:tcPr>
+          <w:p>
+            <w:pPr>
+              <w:ind w:firstLine="0"/>
+              <w:rPr>
+                <w:sz w:val="24"/>
+                <w:lang w:val="ru-RU"/>
+              </w:rPr>
+            </w:pPr>
+            <w:r>
+              <w:rPr>
+                <w:sz w:val="24"/>
+                <w:lang w:val="ru-RU"/>
+              </w:rPr>
+              <w:t>Функция, реализующая логику обработки нажатий на одну из клавиш</w:t>
             </w:r>
           </w:p>
         </w:tc>
@@ -9505,7 +9385,7 @@
       <w:tr>
         <w:tc>
           <w:tcPr>
-            <w:tcW w:w="1550" w:type="dxa"/>
+            <w:tcW w:w="1962" w:type="dxa"/>
           </w:tcPr>
           <w:p>
             <w:pPr>
@@ -9521,14 +9401,14 @@
                 <w:sz w:val="24"/>
                 <w:lang w:val="en-US"/>
               </w:rPr>
-              <w:t>key_press</w:t>
+              <w:t>key_mode</w:t>
             </w:r>
             <w:proofErr w:type="spellEnd"/>
           </w:p>
         </w:tc>
         <w:tc>
           <w:tcPr>
-            <w:tcW w:w="1034" w:type="dxa"/>
+            <w:tcW w:w="1023" w:type="dxa"/>
           </w:tcPr>
           <w:p>
             <w:pPr>
@@ -9549,61 +9429,43 @@
         </w:tc>
         <w:tc>
           <w:tcPr>
-            <w:tcW w:w="2602" w:type="dxa"/>
-          </w:tcPr>
-          <w:p>
-            <w:pPr>
-              <w:ind w:firstLine="0"/>
-              <w:rPr>
-                <w:sz w:val="24"/>
-                <w:lang w:val="ru-RU"/>
-              </w:rPr>
-            </w:pPr>
-            <w:proofErr w:type="spellStart"/>
-            <w:r>
-              <w:rPr>
-                <w:sz w:val="24"/>
-                <w:lang w:val="ru-RU"/>
-              </w:rPr>
-              <w:t>void</w:t>
-            </w:r>
-            <w:proofErr w:type="spellEnd"/>
-            <w:r>
-              <w:rPr>
-                <w:sz w:val="24"/>
-                <w:lang w:val="ru-RU"/>
-              </w:rPr>
-              <w:t xml:space="preserve"> (*)(), </w:t>
-            </w:r>
-            <w:proofErr w:type="spellStart"/>
-            <w:r>
-              <w:rPr>
-                <w:sz w:val="24"/>
-                <w:lang w:val="ru-RU"/>
-              </w:rPr>
-              <w:t>int</w:t>
-            </w:r>
-            <w:proofErr w:type="spellEnd"/>
-          </w:p>
-        </w:tc>
-        <w:tc>
-          <w:tcPr>
-            <w:tcW w:w="4442" w:type="dxa"/>
-          </w:tcPr>
-          <w:p>
-            <w:pPr>
-              <w:ind w:firstLine="0"/>
-              <w:rPr>
-                <w:sz w:val="24"/>
-                <w:lang w:val="ru-RU"/>
-              </w:rPr>
-            </w:pPr>
-            <w:r>
-              <w:rPr>
-                <w:sz w:val="24"/>
-                <w:lang w:val="ru-RU"/>
-              </w:rPr>
-              <w:t>Функция, реализующая логику обработки нажатий на одну из клавиш</w:t>
+            <w:tcW w:w="2547" w:type="dxa"/>
+          </w:tcPr>
+          <w:p>
+            <w:pPr>
+              <w:ind w:firstLine="0"/>
+              <w:rPr>
+                <w:sz w:val="24"/>
+                <w:lang w:val="ru-RU"/>
+              </w:rPr>
+            </w:pPr>
+            <w:r>
+              <w:rPr>
+                <w:sz w:val="24"/>
+                <w:lang w:val="ru-RU"/>
+              </w:rPr>
+              <w:t>Adafruit_SSD1306&amp;</w:t>
+            </w:r>
+          </w:p>
+        </w:tc>
+        <w:tc>
+          <w:tcPr>
+            <w:tcW w:w="4096" w:type="dxa"/>
+          </w:tcPr>
+          <w:p>
+            <w:pPr>
+              <w:ind w:firstLine="0"/>
+              <w:rPr>
+                <w:sz w:val="24"/>
+                <w:lang w:val="ru-RU"/>
+              </w:rPr>
+            </w:pPr>
+            <w:r>
+              <w:rPr>
+                <w:sz w:val="24"/>
+                <w:lang w:val="ru-RU"/>
+              </w:rPr>
+              <w:t>Функция работы микроконтроллера в первом режиме</w:t>
             </w:r>
           </w:p>
         </w:tc>
@@ -9611,7 +9473,7 @@
       <w:tr>
         <w:tc>
           <w:tcPr>
-            <w:tcW w:w="1550" w:type="dxa"/>
+            <w:tcW w:w="1962" w:type="dxa"/>
           </w:tcPr>
           <w:p>
             <w:pPr>
@@ -9627,14 +9489,14 @@
                 <w:sz w:val="24"/>
                 <w:lang w:val="en-US"/>
               </w:rPr>
-              <w:t>key_mode</w:t>
+              <w:t>copy_mode</w:t>
             </w:r>
             <w:proofErr w:type="spellEnd"/>
           </w:p>
         </w:tc>
         <w:tc>
           <w:tcPr>
-            <w:tcW w:w="1034" w:type="dxa"/>
+            <w:tcW w:w="1023" w:type="dxa"/>
           </w:tcPr>
           <w:p>
             <w:pPr>
@@ -9655,7 +9517,7 @@
         </w:tc>
         <w:tc>
           <w:tcPr>
-            <w:tcW w:w="2602" w:type="dxa"/>
+            <w:tcW w:w="2547" w:type="dxa"/>
           </w:tcPr>
           <w:p>
             <w:pPr>
@@ -9676,22 +9538,22 @@
         </w:tc>
         <w:tc>
           <w:tcPr>
-            <w:tcW w:w="4442" w:type="dxa"/>
-          </w:tcPr>
-          <w:p>
-            <w:pPr>
-              <w:ind w:firstLine="0"/>
-              <w:rPr>
-                <w:sz w:val="24"/>
-                <w:lang w:val="ru-RU"/>
-              </w:rPr>
-            </w:pPr>
-            <w:r>
-              <w:rPr>
-                <w:sz w:val="24"/>
-                <w:lang w:val="ru-RU"/>
-              </w:rPr>
-              <w:t>Функция работы микроконтроллера в первом режиме</w:t>
+            <w:tcW w:w="4096" w:type="dxa"/>
+          </w:tcPr>
+          <w:p>
+            <w:pPr>
+              <w:ind w:firstLine="0"/>
+              <w:rPr>
+                <w:sz w:val="24"/>
+                <w:lang w:val="ru-RU"/>
+              </w:rPr>
+            </w:pPr>
+            <w:r>
+              <w:rPr>
+                <w:sz w:val="24"/>
+                <w:lang w:val="ru-RU"/>
+              </w:rPr>
+              <w:t>Функция работы микроконтроллера во втором режиме</w:t>
             </w:r>
           </w:p>
         </w:tc>
@@ -9699,7 +9561,7 @@
       <w:tr>
         <w:tc>
           <w:tcPr>
-            <w:tcW w:w="1550" w:type="dxa"/>
+            <w:tcW w:w="1962" w:type="dxa"/>
           </w:tcPr>
           <w:p>
             <w:pPr>
@@ -9715,14 +9577,14 @@
                 <w:sz w:val="24"/>
                 <w:lang w:val="en-US"/>
               </w:rPr>
-              <w:t>copy_mode</w:t>
+              <w:t>mouse_mode</w:t>
             </w:r>
             <w:proofErr w:type="spellEnd"/>
           </w:p>
         </w:tc>
         <w:tc>
           <w:tcPr>
-            <w:tcW w:w="1034" w:type="dxa"/>
+            <w:tcW w:w="1023" w:type="dxa"/>
           </w:tcPr>
           <w:p>
             <w:pPr>
@@ -9743,7 +9605,7 @@
         </w:tc>
         <w:tc>
           <w:tcPr>
-            <w:tcW w:w="2602" w:type="dxa"/>
+            <w:tcW w:w="2547" w:type="dxa"/>
           </w:tcPr>
           <w:p>
             <w:pPr>
@@ -9764,22 +9626,22 @@
         </w:tc>
         <w:tc>
           <w:tcPr>
-            <w:tcW w:w="4442" w:type="dxa"/>
-          </w:tcPr>
-          <w:p>
-            <w:pPr>
-              <w:ind w:firstLine="0"/>
-              <w:rPr>
-                <w:sz w:val="24"/>
-                <w:lang w:val="ru-RU"/>
-              </w:rPr>
-            </w:pPr>
-            <w:r>
-              <w:rPr>
-                <w:sz w:val="24"/>
-                <w:lang w:val="ru-RU"/>
-              </w:rPr>
-              <w:t>Функция работы микроконтроллера во втором режиме</w:t>
+            <w:tcW w:w="4096" w:type="dxa"/>
+          </w:tcPr>
+          <w:p>
+            <w:pPr>
+              <w:ind w:firstLine="0"/>
+              <w:rPr>
+                <w:sz w:val="24"/>
+                <w:lang w:val="ru-RU"/>
+              </w:rPr>
+            </w:pPr>
+            <w:r>
+              <w:rPr>
+                <w:sz w:val="24"/>
+                <w:lang w:val="ru-RU"/>
+              </w:rPr>
+              <w:t>Функция работы микроконтроллера в третьем режиме</w:t>
             </w:r>
           </w:p>
         </w:tc>
@@ -9787,7 +9649,7 @@
       <w:tr>
         <w:tc>
           <w:tcPr>
-            <w:tcW w:w="1550" w:type="dxa"/>
+            <w:tcW w:w="1962" w:type="dxa"/>
           </w:tcPr>
           <w:p>
             <w:pPr>
@@ -9803,14 +9665,14 @@
                 <w:sz w:val="24"/>
                 <w:lang w:val="en-US"/>
               </w:rPr>
-              <w:t>mouse_mode</w:t>
+              <w:t>mode_change</w:t>
             </w:r>
             <w:proofErr w:type="spellEnd"/>
           </w:p>
         </w:tc>
         <w:tc>
           <w:tcPr>
-            <w:tcW w:w="1034" w:type="dxa"/>
+            <w:tcW w:w="1023" w:type="dxa"/>
           </w:tcPr>
           <w:p>
             <w:pPr>
@@ -9831,7 +9693,7 @@
         </w:tc>
         <w:tc>
           <w:tcPr>
-            <w:tcW w:w="2602" w:type="dxa"/>
+            <w:tcW w:w="2547" w:type="dxa"/>
           </w:tcPr>
           <w:p>
             <w:pPr>
@@ -9852,22 +9714,22 @@
         </w:tc>
         <w:tc>
           <w:tcPr>
-            <w:tcW w:w="4442" w:type="dxa"/>
-          </w:tcPr>
-          <w:p>
-            <w:pPr>
-              <w:ind w:firstLine="0"/>
-              <w:rPr>
-                <w:sz w:val="24"/>
-                <w:lang w:val="ru-RU"/>
-              </w:rPr>
-            </w:pPr>
-            <w:r>
-              <w:rPr>
-                <w:sz w:val="24"/>
-                <w:lang w:val="ru-RU"/>
-              </w:rPr>
-              <w:t>Функция работы микроконтроллера в третьем режиме</w:t>
+            <w:tcW w:w="4096" w:type="dxa"/>
+          </w:tcPr>
+          <w:p>
+            <w:pPr>
+              <w:ind w:firstLine="0"/>
+              <w:rPr>
+                <w:sz w:val="24"/>
+                <w:lang w:val="ru-RU"/>
+              </w:rPr>
+            </w:pPr>
+            <w:r>
+              <w:rPr>
+                <w:sz w:val="24"/>
+                <w:lang w:val="ru-RU"/>
+              </w:rPr>
+              <w:t>Функция смены режима на следующий</w:t>
             </w:r>
           </w:p>
         </w:tc>
@@ -9875,7 +9737,7 @@
       <w:tr>
         <w:tc>
           <w:tcPr>
-            <w:tcW w:w="1550" w:type="dxa"/>
+            <w:tcW w:w="1962" w:type="dxa"/>
           </w:tcPr>
           <w:p>
             <w:pPr>
@@ -9891,14 +9753,14 @@
                 <w:sz w:val="24"/>
                 <w:lang w:val="en-US"/>
               </w:rPr>
-              <w:t>mode_change</w:t>
+              <w:t>get_current_mode</w:t>
             </w:r>
             <w:proofErr w:type="spellEnd"/>
           </w:p>
         </w:tc>
         <w:tc>
           <w:tcPr>
-            <w:tcW w:w="1034" w:type="dxa"/>
+            <w:tcW w:w="1023" w:type="dxa"/>
           </w:tcPr>
           <w:p>
             <w:pPr>
@@ -9913,101 +9775,13 @@
                 <w:sz w:val="24"/>
                 <w:lang w:val="en-US"/>
               </w:rPr>
-              <w:t>void</w:t>
-            </w:r>
-          </w:p>
-        </w:tc>
-        <w:tc>
-          <w:tcPr>
-            <w:tcW w:w="2602" w:type="dxa"/>
-          </w:tcPr>
-          <w:p>
-            <w:pPr>
-              <w:ind w:firstLine="0"/>
-              <w:rPr>
-                <w:sz w:val="24"/>
-                <w:lang w:val="ru-RU"/>
-              </w:rPr>
-            </w:pPr>
-            <w:r>
-              <w:rPr>
-                <w:sz w:val="24"/>
-                <w:lang w:val="ru-RU"/>
-              </w:rPr>
-              <w:t>Adafruit_SSD1306&amp;</w:t>
-            </w:r>
-          </w:p>
-        </w:tc>
-        <w:tc>
-          <w:tcPr>
-            <w:tcW w:w="4442" w:type="dxa"/>
-          </w:tcPr>
-          <w:p>
-            <w:pPr>
-              <w:ind w:firstLine="0"/>
-              <w:rPr>
-                <w:sz w:val="24"/>
-                <w:lang w:val="ru-RU"/>
-              </w:rPr>
-            </w:pPr>
-            <w:r>
-              <w:rPr>
-                <w:sz w:val="24"/>
-                <w:lang w:val="ru-RU"/>
-              </w:rPr>
-              <w:t>Функция смены режима на следующий</w:t>
-            </w:r>
-          </w:p>
-        </w:tc>
-      </w:tr>
-      <w:tr>
-        <w:tc>
-          <w:tcPr>
-            <w:tcW w:w="1550" w:type="dxa"/>
-          </w:tcPr>
-          <w:p>
-            <w:pPr>
-              <w:ind w:firstLine="0"/>
-              <w:rPr>
-                <w:sz w:val="24"/>
-                <w:lang w:val="en-US"/>
-              </w:rPr>
-            </w:pPr>
-            <w:proofErr w:type="spellStart"/>
-            <w:r>
-              <w:rPr>
-                <w:sz w:val="24"/>
-                <w:lang w:val="en-US"/>
-              </w:rPr>
-              <w:t>get_current_mode</w:t>
-            </w:r>
-            <w:proofErr w:type="spellEnd"/>
-          </w:p>
-        </w:tc>
-        <w:tc>
-          <w:tcPr>
-            <w:tcW w:w="1034" w:type="dxa"/>
-          </w:tcPr>
-          <w:p>
-            <w:pPr>
-              <w:ind w:firstLine="0"/>
-              <w:rPr>
-                <w:sz w:val="24"/>
-                <w:lang w:val="en-US"/>
-              </w:rPr>
-            </w:pPr>
-            <w:r>
-              <w:rPr>
-                <w:sz w:val="24"/>
-                <w:lang w:val="en-US"/>
-              </w:rPr>
               <w:t>int8_t&amp;</w:t>
             </w:r>
           </w:p>
         </w:tc>
         <w:tc>
           <w:tcPr>
-            <w:tcW w:w="2602" w:type="dxa"/>
+            <w:tcW w:w="2547" w:type="dxa"/>
           </w:tcPr>
           <w:p>
             <w:pPr>
@@ -10028,7 +9802,7 @@
         </w:tc>
         <w:tc>
           <w:tcPr>
-            <w:tcW w:w="4442" w:type="dxa"/>
+            <w:tcW w:w="4096" w:type="dxa"/>
           </w:tcPr>
           <w:p>
             <w:pPr>
@@ -10719,7 +10493,6 @@
                 <w:sz w:val="18"/>
                 <w:szCs w:val="18"/>
               </w:rPr>
-              <w:lastRenderedPageBreak/>
               <w:t xml:space="preserve">    </w:t>
             </w:r>
             <w:r>
@@ -10778,6 +10551,7 @@
                 <w:sz w:val="18"/>
                 <w:szCs w:val="18"/>
               </w:rPr>
+              <w:lastRenderedPageBreak/>
               <w:t xml:space="preserve">    </w:t>
             </w:r>
             <w:r>
@@ -12963,6 +12737,46 @@
                 <w:sz w:val="18"/>
                 <w:szCs w:val="18"/>
               </w:rPr>
+              <w:t xml:space="preserve">            </w:t>
+            </w:r>
+            <w:r>
+              <w:rPr>
+                <w:rFonts w:ascii="Menlo" w:hAnsi="Menlo" w:cs="Menlo"/>
+                <w:color w:val="001080"/>
+                <w:sz w:val="18"/>
+                <w:szCs w:val="18"/>
+              </w:rPr>
+              <w:t>pressfunc</w:t>
+            </w:r>
+            <w:r>
+              <w:rPr>
+                <w:rFonts w:ascii="Menlo" w:hAnsi="Menlo" w:cs="Menlo"/>
+                <w:color w:val="3B3B3B"/>
+                <w:sz w:val="18"/>
+                <w:szCs w:val="18"/>
+              </w:rPr>
+              <w:t>();</w:t>
+            </w:r>
+          </w:p>
+          <w:p>
+            <w:pPr>
+              <w:shd w:val="clear" w:color="auto" w:fill="FFFFFF"/>
+              <w:spacing w:line="270" w:lineRule="atLeast"/>
+              <w:ind w:firstLine="0"/>
+              <w:rPr>
+                <w:rFonts w:ascii="Menlo" w:hAnsi="Menlo" w:cs="Menlo"/>
+                <w:color w:val="3B3B3B"/>
+                <w:sz w:val="18"/>
+                <w:szCs w:val="18"/>
+              </w:rPr>
+            </w:pPr>
+            <w:r>
+              <w:rPr>
+                <w:rFonts w:ascii="Menlo" w:hAnsi="Menlo" w:cs="Menlo"/>
+                <w:color w:val="3B3B3B"/>
+                <w:sz w:val="18"/>
+                <w:szCs w:val="18"/>
+              </w:rPr>
               <w:lastRenderedPageBreak/>
               <w:t xml:space="preserve">            </w:t>
             </w:r>
@@ -12973,7 +12787,7 @@
                 <w:sz w:val="18"/>
                 <w:szCs w:val="18"/>
               </w:rPr>
-              <w:t>pressfunc</w:t>
+              <w:t>left_pressed</w:t>
             </w:r>
             <w:r>
               <w:rPr>
@@ -12982,7 +12796,43 @@
                 <w:sz w:val="18"/>
                 <w:szCs w:val="18"/>
               </w:rPr>
-              <w:t>();</w:t>
+              <w:t xml:space="preserve"> </w:t>
+            </w:r>
+            <w:r>
+              <w:rPr>
+                <w:rFonts w:ascii="Menlo" w:hAnsi="Menlo" w:cs="Menlo"/>
+                <w:color w:val="000000"/>
+                <w:sz w:val="18"/>
+                <w:szCs w:val="18"/>
+              </w:rPr>
+              <w:t>=</w:t>
+            </w:r>
+            <w:r>
+              <w:rPr>
+                <w:rFonts w:ascii="Menlo" w:hAnsi="Menlo" w:cs="Menlo"/>
+                <w:color w:val="3B3B3B"/>
+                <w:sz w:val="18"/>
+                <w:szCs w:val="18"/>
+              </w:rPr>
+              <w:t xml:space="preserve"> </w:t>
+            </w:r>
+            <w:r>
+              <w:rPr>
+                <w:rFonts w:ascii="Menlo" w:hAnsi="Menlo" w:cs="Menlo"/>
+                <w:color w:val="0000FF"/>
+                <w:sz w:val="18"/>
+                <w:szCs w:val="18"/>
+              </w:rPr>
+              <w:t>true</w:t>
+            </w:r>
+            <w:r>
+              <w:rPr>
+                <w:rFonts w:ascii="Menlo" w:hAnsi="Menlo" w:cs="Menlo"/>
+                <w:color w:val="3B3B3B"/>
+                <w:sz w:val="18"/>
+                <w:szCs w:val="18"/>
+              </w:rPr>
+              <w:t>;</w:t>
             </w:r>
           </w:p>
           <w:p>
@@ -13004,61 +12854,7 @@
                 <w:sz w:val="18"/>
                 <w:szCs w:val="18"/>
               </w:rPr>
-              <w:t xml:space="preserve">            </w:t>
-            </w:r>
-            <w:r>
-              <w:rPr>
-                <w:rFonts w:ascii="Menlo" w:hAnsi="Menlo" w:cs="Menlo"/>
-                <w:color w:val="001080"/>
-                <w:sz w:val="18"/>
-                <w:szCs w:val="18"/>
-              </w:rPr>
-              <w:t>left_pressed</w:t>
-            </w:r>
-            <w:r>
-              <w:rPr>
-                <w:rFonts w:ascii="Menlo" w:hAnsi="Menlo" w:cs="Menlo"/>
-                <w:color w:val="3B3B3B"/>
-                <w:sz w:val="18"/>
-                <w:szCs w:val="18"/>
-              </w:rPr>
-              <w:t xml:space="preserve"> </w:t>
-            </w:r>
-            <w:r>
-              <w:rPr>
-                <w:rFonts w:ascii="Menlo" w:hAnsi="Menlo" w:cs="Menlo"/>
-                <w:color w:val="000000"/>
-                <w:sz w:val="18"/>
-                <w:szCs w:val="18"/>
-              </w:rPr>
-              <w:t>=</w:t>
-            </w:r>
-            <w:r>
-              <w:rPr>
-                <w:rFonts w:ascii="Menlo" w:hAnsi="Menlo" w:cs="Menlo"/>
-                <w:color w:val="3B3B3B"/>
-                <w:sz w:val="18"/>
-                <w:szCs w:val="18"/>
-              </w:rPr>
-              <w:t xml:space="preserve"> </w:t>
-            </w:r>
-            <w:r>
-              <w:rPr>
-                <w:rFonts w:ascii="Menlo" w:hAnsi="Menlo" w:cs="Menlo"/>
-                <w:color w:val="0000FF"/>
-                <w:sz w:val="18"/>
-                <w:szCs w:val="18"/>
-              </w:rPr>
-              <w:t>true</w:t>
-            </w:r>
-            <w:r>
-              <w:rPr>
-                <w:rFonts w:ascii="Menlo" w:hAnsi="Menlo" w:cs="Menlo"/>
-                <w:color w:val="3B3B3B"/>
-                <w:sz w:val="18"/>
-                <w:szCs w:val="18"/>
-              </w:rPr>
-              <w:t>;</w:t>
+              <w:t xml:space="preserve">        }</w:t>
             </w:r>
           </w:p>
           <w:p>
@@ -13080,7 +12876,88 @@
                 <w:sz w:val="18"/>
                 <w:szCs w:val="18"/>
               </w:rPr>
-              <w:t xml:space="preserve">        }</w:t>
+              <w:t xml:space="preserve">        </w:t>
+            </w:r>
+            <w:r>
+              <w:rPr>
+                <w:rFonts w:ascii="Menlo" w:hAnsi="Menlo" w:cs="Menlo"/>
+                <w:color w:val="AF00DB"/>
+                <w:sz w:val="18"/>
+                <w:szCs w:val="18"/>
+              </w:rPr>
+              <w:t>if</w:t>
+            </w:r>
+            <w:r>
+              <w:rPr>
+                <w:rFonts w:ascii="Menlo" w:hAnsi="Menlo" w:cs="Menlo"/>
+                <w:color w:val="3B3B3B"/>
+                <w:sz w:val="18"/>
+                <w:szCs w:val="18"/>
+              </w:rPr>
+              <w:t xml:space="preserve"> (</w:t>
+            </w:r>
+            <w:r>
+              <w:rPr>
+                <w:rFonts w:ascii="Menlo" w:hAnsi="Menlo" w:cs="Menlo"/>
+                <w:color w:val="001080"/>
+                <w:sz w:val="18"/>
+                <w:szCs w:val="18"/>
+              </w:rPr>
+              <w:t>right</w:t>
+            </w:r>
+            <w:r>
+              <w:rPr>
+                <w:rFonts w:ascii="Menlo" w:hAnsi="Menlo" w:cs="Menlo"/>
+                <w:color w:val="3B3B3B"/>
+                <w:sz w:val="18"/>
+                <w:szCs w:val="18"/>
+              </w:rPr>
+              <w:t xml:space="preserve"> </w:t>
+            </w:r>
+            <w:r>
+              <w:rPr>
+                <w:rFonts w:ascii="Menlo" w:hAnsi="Menlo" w:cs="Menlo"/>
+                <w:color w:val="000000"/>
+                <w:sz w:val="18"/>
+                <w:szCs w:val="18"/>
+              </w:rPr>
+              <w:t>&amp;&amp;</w:t>
+            </w:r>
+            <w:r>
+              <w:rPr>
+                <w:rFonts w:ascii="Menlo" w:hAnsi="Menlo" w:cs="Menlo"/>
+                <w:color w:val="3B3B3B"/>
+                <w:sz w:val="18"/>
+                <w:szCs w:val="18"/>
+              </w:rPr>
+              <w:t xml:space="preserve"> </w:t>
+            </w:r>
+            <w:r>
+              <w:rPr>
+                <w:rFonts w:ascii="Menlo" w:hAnsi="Menlo" w:cs="Menlo"/>
+                <w:color w:val="000000"/>
+                <w:sz w:val="18"/>
+                <w:szCs w:val="18"/>
+              </w:rPr>
+              <w:t>!</w:t>
+            </w:r>
+            <w:r>
+              <w:rPr>
+                <w:rFonts w:ascii="Menlo" w:hAnsi="Menlo" w:cs="Menlo"/>
+                <w:color w:val="001080"/>
+                <w:sz w:val="18"/>
+                <w:szCs w:val="18"/>
+              </w:rPr>
+              <w:t>right_pressed</w:t>
+            </w:r>
+            <w:r>
+              <w:rPr>
+                <w:rFonts w:ascii="Menlo" w:hAnsi="Menlo" w:cs="Menlo"/>
+                <w:color w:val="3B3B3B"/>
+                <w:sz w:val="18"/>
+                <w:szCs w:val="18"/>
+              </w:rPr>
+              <w:t>) {</w:t>
             </w:r>
           </w:p>
           <w:p>
@@ -13102,16 +12979,16 @@
                 <w:sz w:val="18"/>
                 <w:szCs w:val="18"/>
               </w:rPr>
-              <w:t xml:space="preserve">        </w:t>
-            </w:r>
-            <w:r>
-              <w:rPr>
-                <w:rFonts w:ascii="Menlo" w:hAnsi="Menlo" w:cs="Menlo"/>
-                <w:color w:val="AF00DB"/>
-                <w:sz w:val="18"/>
-                <w:szCs w:val="18"/>
-              </w:rPr>
-              <w:t>if</w:t>
+              <w:t xml:space="preserve">            </w:t>
+            </w:r>
+            <w:r>
+              <w:rPr>
+                <w:rFonts w:ascii="Menlo" w:hAnsi="Menlo" w:cs="Menlo"/>
+                <w:color w:val="001080"/>
+                <w:sz w:val="18"/>
+                <w:szCs w:val="18"/>
+              </w:rPr>
+              <w:t>pressfunc</w:t>
             </w:r>
             <w:r>
               <w:rPr>
@@ -13120,70 +12997,7 @@
                 <w:sz w:val="18"/>
                 <w:szCs w:val="18"/>
               </w:rPr>
-              <w:t xml:space="preserve"> (</w:t>
-            </w:r>
-            <w:r>
-              <w:rPr>
-                <w:rFonts w:ascii="Menlo" w:hAnsi="Menlo" w:cs="Menlo"/>
-                <w:color w:val="001080"/>
-                <w:sz w:val="18"/>
-                <w:szCs w:val="18"/>
-              </w:rPr>
-              <w:t>right</w:t>
-            </w:r>
-            <w:r>
-              <w:rPr>
-                <w:rFonts w:ascii="Menlo" w:hAnsi="Menlo" w:cs="Menlo"/>
-                <w:color w:val="3B3B3B"/>
-                <w:sz w:val="18"/>
-                <w:szCs w:val="18"/>
-              </w:rPr>
-              <w:t xml:space="preserve"> </w:t>
-            </w:r>
-            <w:r>
-              <w:rPr>
-                <w:rFonts w:ascii="Menlo" w:hAnsi="Menlo" w:cs="Menlo"/>
-                <w:color w:val="000000"/>
-                <w:sz w:val="18"/>
-                <w:szCs w:val="18"/>
-              </w:rPr>
-              <w:t>&amp;&amp;</w:t>
-            </w:r>
-            <w:r>
-              <w:rPr>
-                <w:rFonts w:ascii="Menlo" w:hAnsi="Menlo" w:cs="Menlo"/>
-                <w:color w:val="3B3B3B"/>
-                <w:sz w:val="18"/>
-                <w:szCs w:val="18"/>
-              </w:rPr>
-              <w:t xml:space="preserve"> </w:t>
-            </w:r>
-            <w:r>
-              <w:rPr>
-                <w:rFonts w:ascii="Menlo" w:hAnsi="Menlo" w:cs="Menlo"/>
-                <w:color w:val="000000"/>
-                <w:sz w:val="18"/>
-                <w:szCs w:val="18"/>
-              </w:rPr>
-              <w:t>!</w:t>
-            </w:r>
-            <w:r>
-              <w:rPr>
-                <w:rFonts w:ascii="Menlo" w:hAnsi="Menlo" w:cs="Menlo"/>
-                <w:color w:val="001080"/>
-                <w:sz w:val="18"/>
-                <w:szCs w:val="18"/>
-              </w:rPr>
-              <w:t>right_pressed</w:t>
-            </w:r>
-            <w:r>
-              <w:rPr>
-                <w:rFonts w:ascii="Menlo" w:hAnsi="Menlo" w:cs="Menlo"/>
-                <w:color w:val="3B3B3B"/>
-                <w:sz w:val="18"/>
-                <w:szCs w:val="18"/>
-              </w:rPr>
-              <w:t>) {</w:t>
+              <w:t>();</w:t>
             </w:r>
           </w:p>
           <w:p>
@@ -13214,7 +13028,7 @@
                 <w:sz w:val="18"/>
                 <w:szCs w:val="18"/>
               </w:rPr>
-              <w:t>pressfunc</w:t>
+              <w:t>right_pressed</w:t>
             </w:r>
             <w:r>
               <w:rPr>
@@ -13223,7 +13037,43 @@
                 <w:sz w:val="18"/>
                 <w:szCs w:val="18"/>
               </w:rPr>
-              <w:t>();</w:t>
+              <w:t xml:space="preserve"> </w:t>
+            </w:r>
+            <w:r>
+              <w:rPr>
+                <w:rFonts w:ascii="Menlo" w:hAnsi="Menlo" w:cs="Menlo"/>
+                <w:color w:val="000000"/>
+                <w:sz w:val="18"/>
+                <w:szCs w:val="18"/>
+              </w:rPr>
+              <w:t>=</w:t>
+            </w:r>
+            <w:r>
+              <w:rPr>
+                <w:rFonts w:ascii="Menlo" w:hAnsi="Menlo" w:cs="Menlo"/>
+                <w:color w:val="3B3B3B"/>
+                <w:sz w:val="18"/>
+                <w:szCs w:val="18"/>
+              </w:rPr>
+              <w:t xml:space="preserve"> </w:t>
+            </w:r>
+            <w:r>
+              <w:rPr>
+                <w:rFonts w:ascii="Menlo" w:hAnsi="Menlo" w:cs="Menlo"/>
+                <w:color w:val="0000FF"/>
+                <w:sz w:val="18"/>
+                <w:szCs w:val="18"/>
+              </w:rPr>
+              <w:t>true</w:t>
+            </w:r>
+            <w:r>
+              <w:rPr>
+                <w:rFonts w:ascii="Menlo" w:hAnsi="Menlo" w:cs="Menlo"/>
+                <w:color w:val="3B3B3B"/>
+                <w:sz w:val="18"/>
+                <w:szCs w:val="18"/>
+              </w:rPr>
+              <w:t>;</w:t>
             </w:r>
           </w:p>
           <w:p>
@@ -13245,61 +13095,7 @@
                 <w:sz w:val="18"/>
                 <w:szCs w:val="18"/>
               </w:rPr>
-              <w:t xml:space="preserve">            </w:t>
-            </w:r>
-            <w:r>
-              <w:rPr>
-                <w:rFonts w:ascii="Menlo" w:hAnsi="Menlo" w:cs="Menlo"/>
-                <w:color w:val="001080"/>
-                <w:sz w:val="18"/>
-                <w:szCs w:val="18"/>
-              </w:rPr>
-              <w:t>right_pressed</w:t>
-            </w:r>
-            <w:r>
-              <w:rPr>
-                <w:rFonts w:ascii="Menlo" w:hAnsi="Menlo" w:cs="Menlo"/>
-                <w:color w:val="3B3B3B"/>
-                <w:sz w:val="18"/>
-                <w:szCs w:val="18"/>
-              </w:rPr>
-              <w:t xml:space="preserve"> </w:t>
-            </w:r>
-            <w:r>
-              <w:rPr>
-                <w:rFonts w:ascii="Menlo" w:hAnsi="Menlo" w:cs="Menlo"/>
-                <w:color w:val="000000"/>
-                <w:sz w:val="18"/>
-                <w:szCs w:val="18"/>
-              </w:rPr>
-              <w:t>=</w:t>
-            </w:r>
-            <w:r>
-              <w:rPr>
-                <w:rFonts w:ascii="Menlo" w:hAnsi="Menlo" w:cs="Menlo"/>
-                <w:color w:val="3B3B3B"/>
-                <w:sz w:val="18"/>
-                <w:szCs w:val="18"/>
-              </w:rPr>
-              <w:t xml:space="preserve"> </w:t>
-            </w:r>
-            <w:r>
-              <w:rPr>
-                <w:rFonts w:ascii="Menlo" w:hAnsi="Menlo" w:cs="Menlo"/>
-                <w:color w:val="0000FF"/>
-                <w:sz w:val="18"/>
-                <w:szCs w:val="18"/>
-              </w:rPr>
-              <w:t>true</w:t>
-            </w:r>
-            <w:r>
-              <w:rPr>
-                <w:rFonts w:ascii="Menlo" w:hAnsi="Menlo" w:cs="Menlo"/>
-                <w:color w:val="3B3B3B"/>
-                <w:sz w:val="18"/>
-                <w:szCs w:val="18"/>
-              </w:rPr>
-              <w:t>;</w:t>
+              <w:t xml:space="preserve">        }</w:t>
             </w:r>
           </w:p>
           <w:p>
@@ -13321,7 +13117,61 @@
                 <w:sz w:val="18"/>
                 <w:szCs w:val="18"/>
               </w:rPr>
-              <w:t xml:space="preserve">        }</w:t>
+              <w:t xml:space="preserve">        </w:t>
+            </w:r>
+            <w:r>
+              <w:rPr>
+                <w:rFonts w:ascii="Menlo" w:hAnsi="Menlo" w:cs="Menlo"/>
+                <w:color w:val="001080"/>
+                <w:sz w:val="18"/>
+                <w:szCs w:val="18"/>
+              </w:rPr>
+              <w:t>released</w:t>
+            </w:r>
+            <w:r>
+              <w:rPr>
+                <w:rFonts w:ascii="Menlo" w:hAnsi="Menlo" w:cs="Menlo"/>
+                <w:color w:val="3B3B3B"/>
+                <w:sz w:val="18"/>
+                <w:szCs w:val="18"/>
+              </w:rPr>
+              <w:t xml:space="preserve"> </w:t>
+            </w:r>
+            <w:r>
+              <w:rPr>
+                <w:rFonts w:ascii="Menlo" w:hAnsi="Menlo" w:cs="Menlo"/>
+                <w:color w:val="000000"/>
+                <w:sz w:val="18"/>
+                <w:szCs w:val="18"/>
+              </w:rPr>
+              <w:t>=</w:t>
+            </w:r>
+            <w:r>
+              <w:rPr>
+                <w:rFonts w:ascii="Menlo" w:hAnsi="Menlo" w:cs="Menlo"/>
+                <w:color w:val="3B3B3B"/>
+                <w:sz w:val="18"/>
+                <w:szCs w:val="18"/>
+              </w:rPr>
+              <w:t xml:space="preserve"> </w:t>
+            </w:r>
+            <w:r>
+              <w:rPr>
+                <w:rFonts w:ascii="Menlo" w:hAnsi="Menlo" w:cs="Menlo"/>
+                <w:color w:val="0000FF"/>
+                <w:sz w:val="18"/>
+                <w:szCs w:val="18"/>
+              </w:rPr>
+              <w:t>false</w:t>
+            </w:r>
+            <w:r>
+              <w:rPr>
+                <w:rFonts w:ascii="Menlo" w:hAnsi="Menlo" w:cs="Menlo"/>
+                <w:color w:val="3B3B3B"/>
+                <w:sz w:val="18"/>
+                <w:szCs w:val="18"/>
+              </w:rPr>
+              <w:t>;</w:t>
             </w:r>
           </w:p>
           <w:p>
@@ -13343,16 +13193,16 @@
                 <w:sz w:val="18"/>
                 <w:szCs w:val="18"/>
               </w:rPr>
-              <w:t xml:space="preserve">        </w:t>
-            </w:r>
-            <w:r>
-              <w:rPr>
-                <w:rFonts w:ascii="Menlo" w:hAnsi="Menlo" w:cs="Menlo"/>
-                <w:color w:val="001080"/>
-                <w:sz w:val="18"/>
-                <w:szCs w:val="18"/>
-              </w:rPr>
-              <w:t>released</w:t>
+              <w:t xml:space="preserve">    } </w:t>
+            </w:r>
+            <w:r>
+              <w:rPr>
+                <w:rFonts w:ascii="Menlo" w:hAnsi="Menlo" w:cs="Menlo"/>
+                <w:color w:val="AF00DB"/>
+                <w:sz w:val="18"/>
+                <w:szCs w:val="18"/>
+              </w:rPr>
+              <w:t>else</w:t>
             </w:r>
             <w:r>
               <w:rPr>
@@ -13361,43 +13211,7 @@
                 <w:sz w:val="18"/>
                 <w:szCs w:val="18"/>
               </w:rPr>
-              <w:t xml:space="preserve"> </w:t>
-            </w:r>
-            <w:r>
-              <w:rPr>
-                <w:rFonts w:ascii="Menlo" w:hAnsi="Menlo" w:cs="Menlo"/>
-                <w:color w:val="000000"/>
-                <w:sz w:val="18"/>
-                <w:szCs w:val="18"/>
-              </w:rPr>
-              <w:t>=</w:t>
-            </w:r>
-            <w:r>
-              <w:rPr>
-                <w:rFonts w:ascii="Menlo" w:hAnsi="Menlo" w:cs="Menlo"/>
-                <w:color w:val="3B3B3B"/>
-                <w:sz w:val="18"/>
-                <w:szCs w:val="18"/>
-              </w:rPr>
-              <w:t xml:space="preserve"> </w:t>
-            </w:r>
-            <w:r>
-              <w:rPr>
-                <w:rFonts w:ascii="Menlo" w:hAnsi="Menlo" w:cs="Menlo"/>
-                <w:color w:val="0000FF"/>
-                <w:sz w:val="18"/>
-                <w:szCs w:val="18"/>
-              </w:rPr>
-              <w:t>false</w:t>
-            </w:r>
-            <w:r>
-              <w:rPr>
-                <w:rFonts w:ascii="Menlo" w:hAnsi="Menlo" w:cs="Menlo"/>
-                <w:color w:val="3B3B3B"/>
-                <w:sz w:val="18"/>
-                <w:szCs w:val="18"/>
-              </w:rPr>
-              <w:t>;</w:t>
+              <w:t xml:space="preserve"> {</w:t>
             </w:r>
           </w:p>
           <w:p>
@@ -13419,7 +13233,7 @@
                 <w:sz w:val="18"/>
                 <w:szCs w:val="18"/>
               </w:rPr>
-              <w:t xml:space="preserve">    } </w:t>
+              <w:t xml:space="preserve">        </w:t>
             </w:r>
             <w:r>
               <w:rPr>
@@ -13428,7 +13242,7 @@
                 <w:sz w:val="18"/>
                 <w:szCs w:val="18"/>
               </w:rPr>
-              <w:t>else</w:t>
+              <w:t>if</w:t>
             </w:r>
             <w:r>
               <w:rPr>
@@ -13437,7 +13251,34 @@
                 <w:sz w:val="18"/>
                 <w:szCs w:val="18"/>
               </w:rPr>
-              <w:t xml:space="preserve"> {</w:t>
+              <w:t xml:space="preserve"> (</w:t>
+            </w:r>
+            <w:r>
+              <w:rPr>
+                <w:rFonts w:ascii="Menlo" w:hAnsi="Menlo" w:cs="Menlo"/>
+                <w:color w:val="000000"/>
+                <w:sz w:val="18"/>
+                <w:szCs w:val="18"/>
+              </w:rPr>
+              <w:t>!</w:t>
+            </w:r>
+            <w:r>
+              <w:rPr>
+                <w:rFonts w:ascii="Menlo" w:hAnsi="Menlo" w:cs="Menlo"/>
+                <w:color w:val="001080"/>
+                <w:sz w:val="18"/>
+                <w:szCs w:val="18"/>
+              </w:rPr>
+              <w:t>released</w:t>
+            </w:r>
+            <w:r>
+              <w:rPr>
+                <w:rFonts w:ascii="Menlo" w:hAnsi="Menlo" w:cs="Menlo"/>
+                <w:color w:val="3B3B3B"/>
+                <w:sz w:val="18"/>
+                <w:szCs w:val="18"/>
+              </w:rPr>
+              <w:t>) {</w:t>
             </w:r>
           </w:p>
           <w:p>
@@ -13459,16 +13300,16 @@
                 <w:sz w:val="18"/>
                 <w:szCs w:val="18"/>
               </w:rPr>
-              <w:t xml:space="preserve">        </w:t>
-            </w:r>
-            <w:r>
-              <w:rPr>
-                <w:rFonts w:ascii="Menlo" w:hAnsi="Menlo" w:cs="Menlo"/>
-                <w:color w:val="AF00DB"/>
-                <w:sz w:val="18"/>
-                <w:szCs w:val="18"/>
-              </w:rPr>
-              <w:t>if</w:t>
+              <w:t xml:space="preserve">            </w:t>
+            </w:r>
+            <w:r>
+              <w:rPr>
+                <w:rFonts w:ascii="Menlo" w:hAnsi="Menlo" w:cs="Menlo"/>
+                <w:color w:val="001080"/>
+                <w:sz w:val="18"/>
+                <w:szCs w:val="18"/>
+              </w:rPr>
+              <w:t>Keyboard</w:t>
             </w:r>
             <w:r>
               <w:rPr>
@@ -13477,25 +13318,16 @@
                 <w:sz w:val="18"/>
                 <w:szCs w:val="18"/>
               </w:rPr>
-              <w:t xml:space="preserve"> (</w:t>
-            </w:r>
-            <w:r>
-              <w:rPr>
-                <w:rFonts w:ascii="Menlo" w:hAnsi="Menlo" w:cs="Menlo"/>
-                <w:color w:val="000000"/>
-                <w:sz w:val="18"/>
-                <w:szCs w:val="18"/>
-              </w:rPr>
-              <w:t>!</w:t>
-            </w:r>
-            <w:r>
-              <w:rPr>
-                <w:rFonts w:ascii="Menlo" w:hAnsi="Menlo" w:cs="Menlo"/>
-                <w:color w:val="001080"/>
-                <w:sz w:val="18"/>
-                <w:szCs w:val="18"/>
-              </w:rPr>
-              <w:t>released</w:t>
+              <w:t>.</w:t>
+            </w:r>
+            <w:r>
+              <w:rPr>
+                <w:rFonts w:ascii="Menlo" w:hAnsi="Menlo" w:cs="Menlo"/>
+                <w:color w:val="795E26"/>
+                <w:sz w:val="18"/>
+                <w:szCs w:val="18"/>
+              </w:rPr>
+              <w:t>releaseAll</w:t>
             </w:r>
             <w:r>
               <w:rPr>
@@ -13504,7 +13336,7 @@
                 <w:sz w:val="18"/>
                 <w:szCs w:val="18"/>
               </w:rPr>
-              <w:t>) {</w:t>
+              <w:t>();</w:t>
             </w:r>
           </w:p>
           <w:p>
@@ -13535,7 +13367,7 @@
                 <w:sz w:val="18"/>
                 <w:szCs w:val="18"/>
               </w:rPr>
-              <w:t>Keyboard</w:t>
+              <w:t>released</w:t>
             </w:r>
             <w:r>
               <w:rPr>
@@ -13544,16 +13376,16 @@
                 <w:sz w:val="18"/>
                 <w:szCs w:val="18"/>
               </w:rPr>
-              <w:t>.</w:t>
-            </w:r>
-            <w:r>
-              <w:rPr>
-                <w:rFonts w:ascii="Menlo" w:hAnsi="Menlo" w:cs="Menlo"/>
-                <w:color w:val="795E26"/>
-                <w:sz w:val="18"/>
-                <w:szCs w:val="18"/>
-              </w:rPr>
-              <w:t>releaseAll</w:t>
+              <w:t xml:space="preserve"> </w:t>
+            </w:r>
+            <w:r>
+              <w:rPr>
+                <w:rFonts w:ascii="Menlo" w:hAnsi="Menlo" w:cs="Menlo"/>
+                <w:color w:val="000000"/>
+                <w:sz w:val="18"/>
+                <w:szCs w:val="18"/>
+              </w:rPr>
+              <w:t>=</w:t>
             </w:r>
             <w:r>
               <w:rPr>
@@ -13562,7 +13394,25 @@
                 <w:sz w:val="18"/>
                 <w:szCs w:val="18"/>
               </w:rPr>
-              <w:t>();</w:t>
+              <w:t xml:space="preserve"> </w:t>
+            </w:r>
+            <w:r>
+              <w:rPr>
+                <w:rFonts w:ascii="Menlo" w:hAnsi="Menlo" w:cs="Menlo"/>
+                <w:color w:val="0000FF"/>
+                <w:sz w:val="18"/>
+                <w:szCs w:val="18"/>
+              </w:rPr>
+              <w:t>true</w:t>
+            </w:r>
+            <w:r>
+              <w:rPr>
+                <w:rFonts w:ascii="Menlo" w:hAnsi="Menlo" w:cs="Menlo"/>
+                <w:color w:val="3B3B3B"/>
+                <w:sz w:val="18"/>
+                <w:szCs w:val="18"/>
+              </w:rPr>
+              <w:t>;</w:t>
             </w:r>
           </w:p>
           <w:p>
@@ -13584,61 +13434,7 @@
                 <w:sz w:val="18"/>
                 <w:szCs w:val="18"/>
               </w:rPr>
-              <w:t xml:space="preserve">            </w:t>
-            </w:r>
-            <w:r>
-              <w:rPr>
-                <w:rFonts w:ascii="Menlo" w:hAnsi="Menlo" w:cs="Menlo"/>
-                <w:color w:val="001080"/>
-                <w:sz w:val="18"/>
-                <w:szCs w:val="18"/>
-              </w:rPr>
-              <w:t>released</w:t>
-            </w:r>
-            <w:r>
-              <w:rPr>
-                <w:rFonts w:ascii="Menlo" w:hAnsi="Menlo" w:cs="Menlo"/>
-                <w:color w:val="3B3B3B"/>
-                <w:sz w:val="18"/>
-                <w:szCs w:val="18"/>
-              </w:rPr>
-              <w:t xml:space="preserve"> </w:t>
-            </w:r>
-            <w:r>
-              <w:rPr>
-                <w:rFonts w:ascii="Menlo" w:hAnsi="Menlo" w:cs="Menlo"/>
-                <w:color w:val="000000"/>
-                <w:sz w:val="18"/>
-                <w:szCs w:val="18"/>
-              </w:rPr>
-              <w:t>=</w:t>
-            </w:r>
-            <w:r>
-              <w:rPr>
-                <w:rFonts w:ascii="Menlo" w:hAnsi="Menlo" w:cs="Menlo"/>
-                <w:color w:val="3B3B3B"/>
-                <w:sz w:val="18"/>
-                <w:szCs w:val="18"/>
-              </w:rPr>
-              <w:t xml:space="preserve"> </w:t>
-            </w:r>
-            <w:r>
-              <w:rPr>
-                <w:rFonts w:ascii="Menlo" w:hAnsi="Menlo" w:cs="Menlo"/>
-                <w:color w:val="0000FF"/>
-                <w:sz w:val="18"/>
-                <w:szCs w:val="18"/>
-              </w:rPr>
-              <w:t>true</w:t>
-            </w:r>
-            <w:r>
-              <w:rPr>
-                <w:rFonts w:ascii="Menlo" w:hAnsi="Menlo" w:cs="Menlo"/>
-                <w:color w:val="3B3B3B"/>
-                <w:sz w:val="18"/>
-                <w:szCs w:val="18"/>
-              </w:rPr>
-              <w:t>;</w:t>
+              <w:t xml:space="preserve">        }</w:t>
             </w:r>
           </w:p>
           <w:p>
@@ -13660,7 +13456,97 @@
                 <w:sz w:val="18"/>
                 <w:szCs w:val="18"/>
               </w:rPr>
-              <w:t xml:space="preserve">        }</w:t>
+              <w:t xml:space="preserve">        </w:t>
+            </w:r>
+            <w:r>
+              <w:rPr>
+                <w:rFonts w:ascii="Menlo" w:hAnsi="Menlo" w:cs="Menlo"/>
+                <w:color w:val="AF00DB"/>
+                <w:sz w:val="18"/>
+                <w:szCs w:val="18"/>
+              </w:rPr>
+              <w:t>if</w:t>
+            </w:r>
+            <w:r>
+              <w:rPr>
+                <w:rFonts w:ascii="Menlo" w:hAnsi="Menlo" w:cs="Menlo"/>
+                <w:color w:val="3B3B3B"/>
+                <w:sz w:val="18"/>
+                <w:szCs w:val="18"/>
+              </w:rPr>
+              <w:t xml:space="preserve"> (</w:t>
+            </w:r>
+            <w:r>
+              <w:rPr>
+                <w:rFonts w:ascii="Menlo" w:hAnsi="Menlo" w:cs="Menlo"/>
+                <w:color w:val="001080"/>
+                <w:sz w:val="18"/>
+                <w:szCs w:val="18"/>
+              </w:rPr>
+              <w:t>left</w:t>
+            </w:r>
+            <w:r>
+              <w:rPr>
+                <w:rFonts w:ascii="Menlo" w:hAnsi="Menlo" w:cs="Menlo"/>
+                <w:color w:val="3B3B3B"/>
+                <w:sz w:val="18"/>
+                <w:szCs w:val="18"/>
+              </w:rPr>
+              <w:t xml:space="preserve">) </w:t>
+            </w:r>
+            <w:r>
+              <w:rPr>
+                <w:rFonts w:ascii="Menlo" w:hAnsi="Menlo" w:cs="Menlo"/>
+                <w:color w:val="001080"/>
+                <w:sz w:val="18"/>
+                <w:szCs w:val="18"/>
+              </w:rPr>
+              <w:t>left_pressed</w:t>
+            </w:r>
+            <w:r>
+              <w:rPr>
+                <w:rFonts w:ascii="Menlo" w:hAnsi="Menlo" w:cs="Menlo"/>
+                <w:color w:val="3B3B3B"/>
+                <w:sz w:val="18"/>
+                <w:szCs w:val="18"/>
+              </w:rPr>
+              <w:t xml:space="preserve"> </w:t>
+            </w:r>
+            <w:r>
+              <w:rPr>
+                <w:rFonts w:ascii="Menlo" w:hAnsi="Menlo" w:cs="Menlo"/>
+                <w:color w:val="000000"/>
+                <w:sz w:val="18"/>
+                <w:szCs w:val="18"/>
+              </w:rPr>
+              <w:t>=</w:t>
+            </w:r>
+            <w:r>
+              <w:rPr>
+                <w:rFonts w:ascii="Menlo" w:hAnsi="Menlo" w:cs="Menlo"/>
+                <w:color w:val="3B3B3B"/>
+                <w:sz w:val="18"/>
+                <w:szCs w:val="18"/>
+              </w:rPr>
+              <w:t xml:space="preserve"> </w:t>
+            </w:r>
+            <w:r>
+              <w:rPr>
+                <w:rFonts w:ascii="Menlo" w:hAnsi="Menlo" w:cs="Menlo"/>
+                <w:color w:val="0000FF"/>
+                <w:sz w:val="18"/>
+                <w:szCs w:val="18"/>
+              </w:rPr>
+              <w:t>false</w:t>
+            </w:r>
+            <w:r>
+              <w:rPr>
+                <w:rFonts w:ascii="Menlo" w:hAnsi="Menlo" w:cs="Menlo"/>
+                <w:color w:val="3B3B3B"/>
+                <w:sz w:val="18"/>
+                <w:szCs w:val="18"/>
+              </w:rPr>
+              <w:t>;</w:t>
             </w:r>
           </w:p>
           <w:p>
@@ -13709,7 +13595,7 @@
                 <w:sz w:val="18"/>
                 <w:szCs w:val="18"/>
               </w:rPr>
-              <w:t>left</w:t>
+              <w:t>right</w:t>
             </w:r>
             <w:r>
               <w:rPr>
@@ -13727,7 +13613,7 @@
                 <w:sz w:val="18"/>
                 <w:szCs w:val="18"/>
               </w:rPr>
-              <w:t>left_pressed</w:t>
+              <w:t>right_pressed</w:t>
             </w:r>
             <w:r>
               <w:rPr>
@@ -13794,97 +13680,7 @@
                 <w:sz w:val="18"/>
                 <w:szCs w:val="18"/>
               </w:rPr>
-              <w:t xml:space="preserve">        </w:t>
-            </w:r>
-            <w:r>
-              <w:rPr>
-                <w:rFonts w:ascii="Menlo" w:hAnsi="Menlo" w:cs="Menlo"/>
-                <w:color w:val="AF00DB"/>
-                <w:sz w:val="18"/>
-                <w:szCs w:val="18"/>
-              </w:rPr>
-              <w:t>if</w:t>
-            </w:r>
-            <w:r>
-              <w:rPr>
-                <w:rFonts w:ascii="Menlo" w:hAnsi="Menlo" w:cs="Menlo"/>
-                <w:color w:val="3B3B3B"/>
-                <w:sz w:val="18"/>
-                <w:szCs w:val="18"/>
-              </w:rPr>
-              <w:t xml:space="preserve"> (</w:t>
-            </w:r>
-            <w:r>
-              <w:rPr>
-                <w:rFonts w:ascii="Menlo" w:hAnsi="Menlo" w:cs="Menlo"/>
-                <w:color w:val="001080"/>
-                <w:sz w:val="18"/>
-                <w:szCs w:val="18"/>
-              </w:rPr>
-              <w:t>right</w:t>
-            </w:r>
-            <w:r>
-              <w:rPr>
-                <w:rFonts w:ascii="Menlo" w:hAnsi="Menlo" w:cs="Menlo"/>
-                <w:color w:val="3B3B3B"/>
-                <w:sz w:val="18"/>
-                <w:szCs w:val="18"/>
-              </w:rPr>
-              <w:t xml:space="preserve">) </w:t>
-            </w:r>
-            <w:r>
-              <w:rPr>
-                <w:rFonts w:ascii="Menlo" w:hAnsi="Menlo" w:cs="Menlo"/>
-                <w:color w:val="001080"/>
-                <w:sz w:val="18"/>
-                <w:szCs w:val="18"/>
-              </w:rPr>
-              <w:t>right_pressed</w:t>
-            </w:r>
-            <w:r>
-              <w:rPr>
-                <w:rFonts w:ascii="Menlo" w:hAnsi="Menlo" w:cs="Menlo"/>
-                <w:color w:val="3B3B3B"/>
-                <w:sz w:val="18"/>
-                <w:szCs w:val="18"/>
-              </w:rPr>
-              <w:t xml:space="preserve"> </w:t>
-            </w:r>
-            <w:r>
-              <w:rPr>
-                <w:rFonts w:ascii="Menlo" w:hAnsi="Menlo" w:cs="Menlo"/>
-                <w:color w:val="000000"/>
-                <w:sz w:val="18"/>
-                <w:szCs w:val="18"/>
-              </w:rPr>
-              <w:t>=</w:t>
-            </w:r>
-            <w:r>
-              <w:rPr>
-                <w:rFonts w:ascii="Menlo" w:hAnsi="Menlo" w:cs="Menlo"/>
-                <w:color w:val="3B3B3B"/>
-                <w:sz w:val="18"/>
-                <w:szCs w:val="18"/>
-              </w:rPr>
-              <w:t xml:space="preserve"> </w:t>
-            </w:r>
-            <w:r>
-              <w:rPr>
-                <w:rFonts w:ascii="Menlo" w:hAnsi="Menlo" w:cs="Menlo"/>
-                <w:color w:val="0000FF"/>
-                <w:sz w:val="18"/>
-                <w:szCs w:val="18"/>
-              </w:rPr>
-              <w:t>false</w:t>
-            </w:r>
-            <w:r>
-              <w:rPr>
-                <w:rFonts w:ascii="Menlo" w:hAnsi="Menlo" w:cs="Menlo"/>
-                <w:color w:val="3B3B3B"/>
-                <w:sz w:val="18"/>
-                <w:szCs w:val="18"/>
-              </w:rPr>
-              <w:t>;</w:t>
+              <w:t xml:space="preserve">    }</w:t>
             </w:r>
           </w:p>
           <w:p>
@@ -13897,28 +13693,6 @@
                 <w:color w:val="3B3B3B"/>
                 <w:sz w:val="18"/>
                 <w:szCs w:val="18"/>
-              </w:rPr>
-            </w:pPr>
-            <w:r>
-              <w:rPr>
-                <w:rFonts w:ascii="Menlo" w:hAnsi="Menlo" w:cs="Menlo"/>
-                <w:color w:val="3B3B3B"/>
-                <w:sz w:val="18"/>
-                <w:szCs w:val="18"/>
-              </w:rPr>
-              <w:t xml:space="preserve">    }</w:t>
-            </w:r>
-          </w:p>
-          <w:p>
-            <w:pPr>
-              <w:shd w:val="clear" w:color="auto" w:fill="FFFFFF"/>
-              <w:spacing w:line="270" w:lineRule="atLeast"/>
-              <w:ind w:firstLine="0"/>
-              <w:rPr>
-                <w:rFonts w:ascii="Menlo" w:hAnsi="Menlo" w:cs="Menlo"/>
-                <w:color w:val="3B3B3B"/>
-                <w:sz w:val="18"/>
-                <w:szCs w:val="18"/>
                 <w:lang w:val="ru-RU"/>
               </w:rPr>
             </w:pPr>
@@ -14055,7 +13829,7 @@
           <w:lang w:val="ru-RU"/>
         </w:rPr>
       </w:pPr>
-      <w:bookmarkStart w:id="11" w:name="_Toc225692801"/>
+      <w:bookmarkStart w:id="10" w:name="_Toc226019991"/>
       <w:r>
         <w:rPr>
           <w:lang w:val="ru-RU"/>
@@ -14068,7 +13842,7 @@
         </w:rPr>
         <w:t>Тестирование работы изделия</w:t>
       </w:r>
-      <w:bookmarkEnd w:id="11"/>
+      <w:bookmarkEnd w:id="10"/>
     </w:p>
     <w:p>
       <w:r>
@@ -14456,6 +14230,15 @@
         </w:tc>
       </w:tr>
     </w:tbl>
+    <w:p>
+      <w:pPr>
+        <w:ind w:left="426"/>
+        <w:rPr>
+          <w:szCs w:val="28"/>
+          <w:lang w:val="ru-RU"/>
+        </w:rPr>
+      </w:pPr>
+    </w:p>
     <w:p>
       <w:pPr>
         <w:ind w:left="426"/>
@@ -20119,7 +19902,7 @@
           <w:lang w:val="ru-RU"/>
         </w:rPr>
       </w:pPr>
-      <w:bookmarkStart w:id="12" w:name="_Toc225692802"/>
+      <w:bookmarkStart w:id="11" w:name="_Toc226019992"/>
       <w:r>
         <w:rPr>
           <w:lang w:val="ru-RU"/>
@@ -20127,7 +19910,7 @@
         <w:lastRenderedPageBreak/>
         <w:t>Заключение</w:t>
       </w:r>
-      <w:bookmarkEnd w:id="12"/>
+      <w:bookmarkEnd w:id="11"/>
     </w:p>
     <w:p>
       <w:pPr>
@@ -20242,7 +20025,7 @@
           <w:lang w:val="en-US"/>
         </w:rPr>
       </w:pPr>
-      <w:bookmarkStart w:id="13" w:name="_Toc225692803"/>
+      <w:bookmarkStart w:id="12" w:name="_Toc226019993"/>
       <w:r>
         <w:rPr>
           <w:lang w:val="ru-RU"/>
@@ -20250,7 +20033,7 @@
         <w:lastRenderedPageBreak/>
         <w:t>Список литературы</w:t>
       </w:r>
-      <w:bookmarkEnd w:id="13"/>
+      <w:bookmarkEnd w:id="12"/>
     </w:p>
     <w:p>
       <w:pPr>
@@ -20262,6 +20045,7 @@
         </w:numPr>
         <w:autoSpaceDE w:val="0"/>
         <w:autoSpaceDN w:val="0"/>
+        <w:ind w:left="851"/>
         <w:rPr>
           <w:szCs w:val="28"/>
         </w:rPr>
@@ -20283,6 +20067,7 @@
         </w:numPr>
         <w:autoSpaceDE w:val="0"/>
         <w:autoSpaceDN w:val="0"/>
+        <w:ind w:left="851"/>
         <w:rPr>
           <w:szCs w:val="28"/>
         </w:rPr>
@@ -20311,6 +20096,7 @@
         </w:numPr>
         <w:autoSpaceDE w:val="0"/>
         <w:autoSpaceDN w:val="0"/>
+        <w:ind w:left="851"/>
         <w:rPr>
           <w:szCs w:val="28"/>
         </w:rPr>
@@ -20402,6 +20188,7 @@
         </w:numPr>
         <w:autoSpaceDE w:val="0"/>
         <w:autoSpaceDN w:val="0"/>
+        <w:ind w:left="851"/>
         <w:rPr>
           <w:szCs w:val="28"/>
         </w:rPr>
@@ -20499,6 +20286,7 @@
         </w:numPr>
         <w:autoSpaceDE w:val="0"/>
         <w:autoSpaceDN w:val="0"/>
+        <w:ind w:left="851"/>
         <w:rPr>
           <w:szCs w:val="28"/>
         </w:rPr>
@@ -20585,6 +20373,7 @@
         </w:numPr>
         <w:autoSpaceDE w:val="0"/>
         <w:autoSpaceDN w:val="0"/>
+        <w:ind w:left="851"/>
         <w:rPr>
           <w:szCs w:val="28"/>
         </w:rPr>
@@ -20656,6 +20445,7 @@
           <w:ilvl w:val="0"/>
           <w:numId w:val="8"/>
         </w:numPr>
+        <w:ind w:left="851"/>
       </w:pPr>
       <w:r>
         <w:t>Микроконтроллер</w:t>
@@ -20699,6 +20489,7 @@
           <w:ilvl w:val="0"/>
           <w:numId w:val="8"/>
         </w:numPr>
+        <w:ind w:left="851"/>
       </w:pPr>
       <w:r>
         <w:t>Переключатели клавиатуры: Введение</w:t>
@@ -20741,25 +20532,13 @@
         <w:rPr>
           <w:lang w:val="ru-RU"/>
         </w:rPr>
-        <w:t xml:space="preserve">. </w:t>
-      </w:r>
-      <w:r>
-        <w:rPr>
-          <w:lang w:val="ru-RU"/>
-        </w:rPr>
-        <w:t xml:space="preserve">Дата обращения: </w:t>
-      </w:r>
-      <w:r>
-        <w:rPr>
-          <w:lang w:val="ru-RU"/>
-        </w:rPr>
-        <w:t>24.03.2026</w:t>
-      </w:r>
-      <w:r>
-        <w:rPr>
-          <w:lang w:val="ru-RU"/>
-        </w:rPr>
-        <w:t>.</w:t>
+        <w:t xml:space="preserve">. Дата обращения: </w:t>
+      </w:r>
+      <w:r>
+        <w:rPr>
+          <w:lang w:val="ru-RU"/>
+        </w:rPr>
+        <w:t>24.03.2026.</w:t>
       </w:r>
     </w:p>
     <w:p>
@@ -20769,6 +20548,7 @@
           <w:ilvl w:val="0"/>
           <w:numId w:val="8"/>
         </w:numPr>
+        <w:ind w:left="851"/>
       </w:pPr>
       <w:r>
         <w:t>Monochrome 1.3" 128x64 OLED graphic display</w:t>
@@ -20841,13 +20621,7 @@
         <w:rPr>
           <w:lang w:val="en-US"/>
         </w:rPr>
-        <w:t>24.03.2026</w:t>
-      </w:r>
-      <w:r>
-        <w:rPr>
-          <w:lang w:val="en-US"/>
-        </w:rPr>
-        <w:t>.</w:t>
+        <w:t>24.03.2026.</w:t>
       </w:r>
     </w:p>
     <w:p>
@@ -20857,6 +20631,7 @@
           <w:ilvl w:val="0"/>
           <w:numId w:val="8"/>
         </w:numPr>
+        <w:ind w:left="851"/>
       </w:pPr>
       <w:r>
         <w:t>Разъем USB Type-C: что это такое, как выглядит и как выбрать кабель</w:t>
@@ -20890,17 +20665,7 @@
         <w:t xml:space="preserve">[электр.ресурс] </w:t>
       </w:r>
       <w:r>
-        <w:t>https://www.mvideo.ru/blog/pomogaem-</w:t>
-      </w:r>
-      <w:r>
-        <w:lastRenderedPageBreak/>
-        <w:t>razobratsya/razem-usb-type-c-chto-eto-takoe-ka</w:t>
-      </w:r>
-      <w:r>
-        <w:t>k</w:t>
-      </w:r>
-      <w:r>
-        <w:t>-vyglyadit-i-kak-vybrat-kabel</w:t>
+        <w:t>https://www.mvideo.ru/blog/pomogaem-razobratsya/razem-usb-type-c-chto-eto-takoe-kak-vyglyadit-i-kak-vybrat-kabel</w:t>
       </w:r>
       <w:r>
         <w:t>/</w:t>
@@ -20909,25 +20674,13 @@
         <w:rPr>
           <w:lang w:val="ru-RU"/>
         </w:rPr>
-        <w:t xml:space="preserve">. </w:t>
-      </w:r>
-      <w:r>
-        <w:rPr>
-          <w:lang w:val="ru-RU"/>
-        </w:rPr>
-        <w:t xml:space="preserve">Дата обращения: </w:t>
-      </w:r>
-      <w:r>
-        <w:rPr>
-          <w:lang w:val="ru-RU"/>
-        </w:rPr>
-        <w:t>24.03.2026</w:t>
-      </w:r>
-      <w:r>
-        <w:rPr>
-          <w:lang w:val="ru-RU"/>
-        </w:rPr>
-        <w:t>.</w:t>
+        <w:t xml:space="preserve">. Дата обращения: </w:t>
+      </w:r>
+      <w:r>
+        <w:rPr>
+          <w:lang w:val="ru-RU"/>
+        </w:rPr>
+        <w:t>24.03.2026.</w:t>
       </w:r>
     </w:p>
     <w:p>
@@ -20937,8 +20690,10 @@
           <w:ilvl w:val="0"/>
           <w:numId w:val="8"/>
         </w:numPr>
-      </w:pPr>
-      <w:r>
+        <w:ind w:left="851"/>
+      </w:pPr>
+      <w:r>
+        <w:lastRenderedPageBreak/>
         <w:t>Подробно про клавиатуры: от корпуса до клавиш</w:t>
       </w:r>
       <w:r>
@@ -21000,6 +20755,7 @@
           <w:ilvl w:val="0"/>
           <w:numId w:val="8"/>
         </w:numPr>
+        <w:ind w:left="851"/>
       </w:pPr>
       <w:r>
         <w:t>Размеры и форматы клавиатур (ANSI, ISO)</w:t>
@@ -21086,7 +20842,7 @@
           <w:lang w:val="ru-RU"/>
         </w:rPr>
       </w:pPr>
-      <w:bookmarkStart w:id="14" w:name="_Toc225692804"/>
+      <w:bookmarkStart w:id="13" w:name="_Toc226019994"/>
       <w:r>
         <w:rPr>
           <w:lang w:val="ru-RU"/>
@@ -21094,7 +20850,7 @@
         <w:lastRenderedPageBreak/>
         <w:t>Приложение 1</w:t>
       </w:r>
-      <w:bookmarkEnd w:id="14"/>
+      <w:bookmarkEnd w:id="13"/>
     </w:p>
     <w:p>
       <w:pPr>
@@ -22130,6 +21886,7 @@
     <w:p>
       <w:pPr>
         <w:spacing w:line="480" w:lineRule="auto"/>
+        <w:ind w:firstLine="0"/>
         <w:rPr>
           <w:szCs w:val="28"/>
         </w:rPr>
@@ -22255,6 +22012,7 @@
     <w:p>
       <w:pPr>
         <w:spacing w:line="480" w:lineRule="auto"/>
+        <w:ind w:firstLine="0"/>
         <w:rPr>
           <w:szCs w:val="28"/>
         </w:rPr>
@@ -22357,6 +22115,7 @@
     <w:p>
       <w:pPr>
         <w:spacing w:line="480" w:lineRule="auto"/>
+        <w:ind w:firstLine="0"/>
         <w:rPr>
           <w:szCs w:val="28"/>
         </w:rPr>
@@ -22388,21 +22147,23 @@
     </w:p>
     <w:p>
       <w:pPr>
-        <w:pStyle w:val="a7"/>
         <w:widowControl w:val="0"/>
-        <w:numPr>
-          <w:ilvl w:val="1"/>
-          <w:numId w:val="9"/>
-        </w:numPr>
         <w:autoSpaceDE w:val="0"/>
         <w:autoSpaceDN w:val="0"/>
         <w:spacing w:line="480" w:lineRule="auto"/>
-        <w:ind w:hanging="654"/>
+        <w:ind w:firstLine="0"/>
         <w:jc w:val="left"/>
         <w:rPr>
           <w:szCs w:val="28"/>
         </w:rPr>
       </w:pPr>
+      <w:r>
+        <w:rPr>
+          <w:szCs w:val="28"/>
+          <w:lang w:val="ru-RU"/>
+        </w:rPr>
+        <w:t xml:space="preserve">3.1. </w:t>
+      </w:r>
       <w:r>
         <w:rPr>
           <w:szCs w:val="28"/>
@@ -22617,25 +22378,27 @@
     </w:p>
     <w:p>
       <w:pPr>
-        <w:pStyle w:val="a7"/>
         <w:widowControl w:val="0"/>
-        <w:numPr>
-          <w:ilvl w:val="1"/>
-          <w:numId w:val="9"/>
-        </w:numPr>
         <w:autoSpaceDE w:val="0"/>
         <w:autoSpaceDN w:val="0"/>
         <w:spacing w:line="480" w:lineRule="auto"/>
-        <w:ind w:hanging="654"/>
-        <w:rPr>
-          <w:szCs w:val="28"/>
-        </w:rPr>
-      </w:pPr>
-      <w:r>
-        <w:rPr>
-          <w:szCs w:val="28"/>
+        <w:ind w:firstLine="0"/>
+        <w:rPr>
+          <w:szCs w:val="28"/>
+        </w:rPr>
+      </w:pPr>
+      <w:r>
+        <w:rPr>
+          <w:szCs w:val="28"/>
+          <w:lang w:val="ru-RU"/>
         </w:rPr>
         <w:lastRenderedPageBreak/>
+        <w:t xml:space="preserve">3.2. </w:t>
+      </w:r>
+      <w:r>
+        <w:rPr>
+          <w:szCs w:val="28"/>
+        </w:rPr>
         <w:t>Требования к надежности</w:t>
       </w:r>
     </w:p>
@@ -22670,21 +22433,24 @@
     </w:p>
     <w:p>
       <w:pPr>
-        <w:pStyle w:val="a7"/>
         <w:widowControl w:val="0"/>
-        <w:numPr>
-          <w:ilvl w:val="1"/>
-          <w:numId w:val="9"/>
-        </w:numPr>
         <w:autoSpaceDE w:val="0"/>
         <w:autoSpaceDN w:val="0"/>
         <w:spacing w:line="480" w:lineRule="auto"/>
-        <w:ind w:hanging="654"/>
+        <w:ind w:firstLine="0"/>
         <w:jc w:val="left"/>
         <w:rPr>
           <w:szCs w:val="28"/>
         </w:rPr>
       </w:pPr>
+      <w:r>
+        <w:rPr>
+          <w:color w:val="000000" w:themeColor="text1"/>
+          <w:szCs w:val="28"/>
+          <w:lang w:val="ru-RU"/>
+        </w:rPr>
+        <w:t xml:space="preserve">3.3. </w:t>
+      </w:r>
       <w:r>
         <w:rPr>
           <w:color w:val="000000" w:themeColor="text1"/>
@@ -22889,21 +22655,24 @@
     </w:p>
     <w:p>
       <w:pPr>
-        <w:pStyle w:val="a7"/>
         <w:widowControl w:val="0"/>
-        <w:numPr>
-          <w:ilvl w:val="1"/>
-          <w:numId w:val="9"/>
-        </w:numPr>
         <w:autoSpaceDE w:val="0"/>
         <w:autoSpaceDN w:val="0"/>
         <w:spacing w:line="480" w:lineRule="auto"/>
-        <w:ind w:hanging="654"/>
+        <w:ind w:firstLine="0"/>
         <w:jc w:val="left"/>
         <w:rPr>
           <w:szCs w:val="28"/>
         </w:rPr>
       </w:pPr>
+      <w:r>
+        <w:rPr>
+          <w:color w:val="000000" w:themeColor="text1"/>
+          <w:szCs w:val="28"/>
+          <w:lang w:val="ru-RU"/>
+        </w:rPr>
+        <w:t xml:space="preserve">3.4. </w:t>
+      </w:r>
       <w:r>
         <w:rPr>
           <w:color w:val="000000" w:themeColor="text1"/>
@@ -23178,17 +22947,20 @@
     </w:p>
     <w:p>
       <w:pPr>
-        <w:pStyle w:val="a7"/>
-        <w:numPr>
-          <w:ilvl w:val="1"/>
-          <w:numId w:val="9"/>
-        </w:numPr>
         <w:spacing w:line="480" w:lineRule="auto"/>
-        <w:ind w:hanging="654"/>
-        <w:rPr>
-          <w:szCs w:val="28"/>
-        </w:rPr>
-      </w:pPr>
+        <w:ind w:firstLine="0"/>
+        <w:rPr>
+          <w:szCs w:val="28"/>
+        </w:rPr>
+      </w:pPr>
+      <w:r>
+        <w:rPr>
+          <w:color w:val="000000" w:themeColor="text1"/>
+          <w:szCs w:val="28"/>
+          <w:lang w:val="ru-RU"/>
+        </w:rPr>
+        <w:t xml:space="preserve">3.5. </w:t>
+      </w:r>
       <w:r>
         <w:rPr>
           <w:color w:val="000000" w:themeColor="text1"/>
@@ -23496,18 +23268,21 @@
     </w:p>
     <w:p>
       <w:pPr>
-        <w:pStyle w:val="a7"/>
-        <w:numPr>
-          <w:ilvl w:val="1"/>
-          <w:numId w:val="9"/>
-        </w:numPr>
         <w:spacing w:line="480" w:lineRule="auto"/>
-        <w:ind w:hanging="654"/>
+        <w:ind w:firstLine="0"/>
         <w:jc w:val="left"/>
         <w:rPr>
           <w:szCs w:val="28"/>
         </w:rPr>
       </w:pPr>
+      <w:r>
+        <w:rPr>
+          <w:color w:val="000000" w:themeColor="text1"/>
+          <w:szCs w:val="28"/>
+          <w:lang w:val="ru-RU"/>
+        </w:rPr>
+        <w:t xml:space="preserve">3.6. </w:t>
+      </w:r>
       <w:r>
         <w:rPr>
           <w:color w:val="000000" w:themeColor="text1"/>
@@ -23622,18 +23397,21 @@
     </w:p>
     <w:p>
       <w:pPr>
-        <w:pStyle w:val="a7"/>
-        <w:numPr>
-          <w:ilvl w:val="1"/>
-          <w:numId w:val="9"/>
-        </w:numPr>
         <w:spacing w:line="480" w:lineRule="auto"/>
-        <w:ind w:hanging="654"/>
+        <w:ind w:firstLine="0"/>
         <w:jc w:val="left"/>
         <w:rPr>
           <w:szCs w:val="28"/>
         </w:rPr>
       </w:pPr>
+      <w:r>
+        <w:rPr>
+          <w:color w:val="000000" w:themeColor="text1"/>
+          <w:szCs w:val="28"/>
+          <w:lang w:val="ru-RU"/>
+        </w:rPr>
+        <w:t xml:space="preserve">3.7. </w:t>
+      </w:r>
       <w:r>
         <w:rPr>
           <w:color w:val="000000" w:themeColor="text1"/>
@@ -23783,21 +23561,23 @@
     </w:p>
     <w:p>
       <w:pPr>
-        <w:pStyle w:val="a7"/>
         <w:widowControl w:val="0"/>
-        <w:numPr>
-          <w:ilvl w:val="1"/>
-          <w:numId w:val="9"/>
-        </w:numPr>
         <w:autoSpaceDE w:val="0"/>
         <w:autoSpaceDN w:val="0"/>
         <w:spacing w:line="480" w:lineRule="auto"/>
-        <w:ind w:hanging="654"/>
+        <w:ind w:firstLine="0"/>
         <w:jc w:val="left"/>
         <w:rPr>
           <w:szCs w:val="28"/>
         </w:rPr>
       </w:pPr>
+      <w:r>
+        <w:rPr>
+          <w:szCs w:val="28"/>
+          <w:lang w:val="ru-RU"/>
+        </w:rPr>
+        <w:t xml:space="preserve">3.8. </w:t>
+      </w:r>
       <w:r>
         <w:rPr>
           <w:szCs w:val="28"/>
@@ -23823,10 +23603,11 @@
     <w:p>
       <w:pPr>
         <w:spacing w:line="480" w:lineRule="auto"/>
-      </w:pPr>
-      <w:bookmarkStart w:id="15" w:name="_Toc43137758"/>
-      <w:bookmarkStart w:id="16" w:name="_Toc43137944"/>
-      <w:bookmarkStart w:id="17" w:name="_Toc43207989"/>
+        <w:ind w:firstLine="0"/>
+      </w:pPr>
+      <w:bookmarkStart w:id="14" w:name="_Toc43137758"/>
+      <w:bookmarkStart w:id="15" w:name="_Toc43137944"/>
+      <w:bookmarkStart w:id="16" w:name="_Toc43207989"/>
       <w:r>
         <w:t>4.</w:t>
       </w:r>
@@ -23842,24 +23623,27 @@
       <w:r>
         <w:t xml:space="preserve"> к программной документации</w:t>
       </w:r>
+      <w:bookmarkEnd w:id="14"/>
       <w:bookmarkEnd w:id="15"/>
       <w:bookmarkEnd w:id="16"/>
-      <w:bookmarkEnd w:id="17"/>
-    </w:p>
-    <w:p>
-      <w:pPr>
-        <w:pStyle w:val="a7"/>
+    </w:p>
+    <w:p>
+      <w:pPr>
         <w:widowControl w:val="0"/>
-        <w:numPr>
-          <w:ilvl w:val="1"/>
-          <w:numId w:val="11"/>
-        </w:numPr>
         <w:autoSpaceDE w:val="0"/>
         <w:autoSpaceDN w:val="0"/>
         <w:spacing w:line="480" w:lineRule="auto"/>
-        <w:ind w:left="1077" w:hanging="652"/>
+        <w:ind w:firstLine="0"/>
         <w:jc w:val="left"/>
       </w:pPr>
+      <w:r>
+        <w:rPr>
+          <w:color w:val="000000" w:themeColor="text1"/>
+          <w:szCs w:val="28"/>
+          <w:lang w:val="ru-RU"/>
+        </w:rPr>
+        <w:t xml:space="preserve">4.1. </w:t>
+      </w:r>
       <w:r>
         <w:rPr>
           <w:color w:val="000000" w:themeColor="text1"/>
@@ -24361,21 +24145,24 @@
     </w:p>
     <w:p>
       <w:pPr>
-        <w:pStyle w:val="a7"/>
         <w:widowControl w:val="0"/>
-        <w:numPr>
-          <w:ilvl w:val="1"/>
-          <w:numId w:val="11"/>
-        </w:numPr>
         <w:autoSpaceDE w:val="0"/>
         <w:autoSpaceDN w:val="0"/>
         <w:spacing w:line="480" w:lineRule="auto"/>
-        <w:ind w:left="993" w:hanging="567"/>
+        <w:ind w:firstLine="0"/>
         <w:rPr>
           <w:color w:val="000000"/>
           <w:szCs w:val="28"/>
         </w:rPr>
       </w:pPr>
+      <w:r>
+        <w:rPr>
+          <w:color w:val="000000" w:themeColor="text1"/>
+          <w:szCs w:val="28"/>
+          <w:lang w:val="ru-RU"/>
+        </w:rPr>
+        <w:t xml:space="preserve">4.2. </w:t>
+      </w:r>
       <w:r>
         <w:rPr>
           <w:color w:val="000000" w:themeColor="text1"/>
@@ -24544,6 +24331,7 @@
     <w:p>
       <w:pPr>
         <w:spacing w:line="480" w:lineRule="auto"/>
+        <w:ind w:firstLine="0"/>
         <w:rPr>
           <w:szCs w:val="28"/>
         </w:rPr>
@@ -24590,6 +24378,7 @@
     <w:p>
       <w:pPr>
         <w:spacing w:line="480" w:lineRule="auto"/>
+        <w:ind w:firstLine="0"/>
         <w:rPr>
           <w:szCs w:val="28"/>
         </w:rPr>
@@ -26623,7 +26412,7 @@
           <w:lang w:val="ru-RU"/>
         </w:rPr>
       </w:pPr>
-      <w:bookmarkStart w:id="18" w:name="_Toc225692805"/>
+      <w:bookmarkStart w:id="17" w:name="_Toc226019995"/>
       <w:r>
         <w:rPr>
           <w:lang w:val="ru-RU"/>
@@ -26631,7 +26420,7 @@
         <w:lastRenderedPageBreak/>
         <w:t>Приложение 2.</w:t>
       </w:r>
-      <w:bookmarkEnd w:id="18"/>
+      <w:bookmarkEnd w:id="17"/>
     </w:p>
     <w:p>
       <w:pPr>
@@ -30480,7 +30269,7 @@
           <w:lang w:val="ru-RU"/>
         </w:rPr>
       </w:pPr>
-      <w:bookmarkStart w:id="19" w:name="_Toc225692806"/>
+      <w:bookmarkStart w:id="18" w:name="_Toc226019996"/>
       <w:r>
         <w:rPr>
           <w:lang w:val="ru-RU"/>
@@ -30488,7 +30277,7 @@
         <w:lastRenderedPageBreak/>
         <w:t>Приложение 3.</w:t>
       </w:r>
-      <w:bookmarkEnd w:id="19"/>
+      <w:bookmarkEnd w:id="18"/>
     </w:p>
     <w:p>
       <w:pPr>
@@ -30588,10 +30377,7 @@
         <w:t>C</w:t>
       </w:r>
       <w:r>
-        <w:t xml:space="preserve"> </w:t>
-      </w:r>
-      <w:r>
-        <w:t>кабель.</w:t>
+        <w:t xml:space="preserve"> кабель.</w:t>
       </w:r>
     </w:p>
     <w:p>
@@ -32040,19 +31826,7 @@
         <w:rPr>
           <w:lang w:val="ru-RU"/>
         </w:rPr>
-        <w:t xml:space="preserve">При нажатии на </w:t>
-      </w:r>
-      <w:r>
-        <w:rPr>
-          <w:lang w:val="ru-RU"/>
-        </w:rPr>
-        <w:t>правую</w:t>
-      </w:r>
-      <w:r>
-        <w:rPr>
-          <w:lang w:val="ru-RU"/>
-        </w:rPr>
-        <w:t xml:space="preserve"> клавишу в компьютер будет оправлено сочетание клавиш </w:t>
+        <w:t xml:space="preserve">При нажатии на правую клавишу в компьютер будет оправлено сочетание клавиш </w:t>
       </w:r>
       <w:r>
         <w:rPr>
@@ -32094,19 +31868,7 @@
         <w:rPr>
           <w:lang w:val="ru-RU"/>
         </w:rPr>
-        <w:t>(«</w:t>
-      </w:r>
-      <w:r>
-        <w:rPr>
-          <w:lang w:val="ru-RU"/>
-        </w:rPr>
-        <w:t>вставлено</w:t>
-      </w:r>
-      <w:r>
-        <w:rPr>
-          <w:lang w:val="ru-RU"/>
-        </w:rPr>
-        <w:t xml:space="preserve">») (рис. </w:t>
+        <w:t xml:space="preserve">(«вставлено») (рис. </w:t>
       </w:r>
       <w:r>
         <w:rPr>
@@ -35730,7 +35492,7 @@
     <w:autoRedefine/>
     <w:uiPriority w:val="39"/>
     <w:unhideWhenUsed/>
-    <w:rsid w:val="006B16F0"/>
+    <w:rsid w:val="00334374"/>
     <w:pPr>
       <w:tabs>
         <w:tab w:val="right" w:leader="dot" w:pos="9628"/>
